--- a/Daily Reports/05_08_2026-CBOT Reports.docx
+++ b/Daily Reports/05_08_2026-CBOT Reports.docx
@@ -104,7 +104,7 @@
           <w:color w:val="5C768D"/>
           <w:sz w:val="19"/>
         </w:rPr>
-        <w:t>Cập nhật tự động qua `macro_tracker.py` vào lúc 09:40 ICT ngày 05/08/2026</w:t>
+        <w:t>Cập nhật tự động qua `macro_tracker.py` vào lúc 11:16 ICT ngày 05/08/2026</w:t>
       </w:r>
     </w:p>
     <w:tbl>
@@ -313,7 +313,7 @@
               <w:rPr>
                 <w:b/>
               </w:rPr>
-              <w:t>78.70 / thùng</w:t>
+              <w:t>78.46 / thùng</w:t>
             </w:r>
           </w:p>
         </w:tc>
@@ -344,7 +344,7 @@
               <w:rPr>
                 <w:b/>
               </w:rPr>
-              <w:t>-6.05%</w:t>
+              <w:t>+0.00%</w:t>
             </w:r>
           </w:p>
         </w:tc>
@@ -442,7 +442,7 @@
               <w:rPr>
                 <w:b/>
               </w:rPr>
-              <w:t>99.84</w:t>
+              <w:t>99.79</w:t>
             </w:r>
           </w:p>
         </w:tc>
@@ -473,7 +473,7 @@
               <w:rPr>
                 <w:b/>
               </w:rPr>
-              <w:t>-0.12%</w:t>
+              <w:t>-0.10%</w:t>
             </w:r>
           </w:p>
         </w:tc>
@@ -1207,7 +1207,7 @@
           <w:color w:val="5C768D"/>
           <w:sz w:val="24"/>
         </w:rPr>
-        <w:t>️ CẢNH BÁO LỆCH PHA CƠ HỘI MUA (BULLISH DIVERGENCE DETECTED)</w:t>
+        <w:t>TƯƠNG QUAN VĨ MÔ ỔN ĐỊNH (NORMAL CORRELATION)</w:t>
       </w:r>
     </w:p>
     <w:p>
@@ -1228,7 +1228,7 @@
         <w:rPr>
           <w:b/>
         </w:rPr>
-        <w:t>`78.70` (-6.05%)</w:t>
+        <w:t>`78.46` (+0.00%)</w:t>
       </w:r>
       <w:r>
         <w:t xml:space="preserve"> | DXY: </w:t>
@@ -1237,7 +1237,7 @@
         <w:rPr>
           <w:b/>
         </w:rPr>
-        <w:t>`99.84` (-0.12%)</w:t>
+        <w:t>`99.79` (-0.10%)</w:t>
       </w:r>
       <w:r>
         <w:t xml:space="preserve"> | Lúa mì CBOT: </w:t>
@@ -1246,7 +1246,7 @@
         <w:rPr>
           <w:b/>
         </w:rPr>
-        <w:t>`634.00` (-2.61%)</w:t>
+        <w:t>`636.50` (+0.00%)</w:t>
       </w:r>
       <w:r>
         <w:t>.</w:t>
@@ -1264,41 +1264,7 @@
         <w:t>Biện chứng liên thị trường:</w:t>
       </w:r>
       <w:r>
-        <w:t xml:space="preserve"> Việc dầu thô Brent giảm mạnh (do tin tức giảm căng thẳng Trung Đông) đã kéo theo áp lực bán tháo liên thị trường (cross-commodity </w:t>
-      </w:r>
-      <w:r>
-        <w:rPr>
-          <w:b/>
-          <w:color w:val="B91C1C"/>
-        </w:rPr>
-        <w:t>sell</w:t>
-      </w:r>
-      <w:r>
-        <w:t xml:space="preserve">ing) tự động từ các quỹ đầu cơ. Điều này ép giá Lúa mì giảm theo về vùng hỗ trợ S1 </w:t>
-      </w:r>
-      <w:r>
-        <w:rPr>
-          <w:b/>
-        </w:rPr>
-        <w:t>`632.00 cents`</w:t>
-      </w:r>
-      <w:r>
-        <w:t xml:space="preserve"> (HĐ ZWU26).</w:t>
-      </w:r>
-    </w:p>
-    <w:p>
-      <w:pPr>
-        <w:pStyle w:val="ListBullet"/>
-        <w:spacing w:before="0" w:after="60"/>
-      </w:pPr>
-      <w:r>
-        <w:rPr>
-          <w:b/>
-        </w:rPr>
-        <w:t>Thực tế cấu trúc nông học:</w:t>
-      </w:r>
-      <w:r>
-        <w:t xml:space="preserve"> Sự sụt giảm địa chính trị này hoàn toàn không thay đổi được thực tế là cung lúa mì toàn cầu đang cực kỳ thắt chặt (Úc sụt giảm 41%, lúa mì Mỹ chất lượng kém đạt 44% Poor/Very Poor).</w:t>
+        <w:t xml:space="preserve"> Liên thị trường giao dịch ổn định, giá lúa mì bám sát các chỉ tiêu cung cầu cơ bản và không có hiện tượng bán tháo chéo quá mức từ nhóm năng lượng.</w:t>
       </w:r>
     </w:p>
     <w:p>
@@ -1313,17 +1279,7 @@
         <w:t>Khuyến nghị chiến lược:</w:t>
       </w:r>
       <w:r>
-        <w:t xml:space="preserve"> Đây là một đợt sụt giảm "lệch pha cơ hội" tuyệt vời do tâm lý ngắn hạn che mờ cung cầu vĩ mô (Asymmetrical Opportunity). Khuyến nghị </w:t>
-      </w:r>
-      <w:r>
-        <w:rPr>
-          <w:b/>
-          <w:color w:val="15803D"/>
-        </w:rPr>
-        <w:t>Canh Mua gom DCA dài hạn quyết liệt quanh vùng biên độ hỗ trợ `590.50 - 650.25 cents` (HĐ ZWZ26)</w:t>
-      </w:r>
-      <w:r>
-        <w:t>, tuyệt đối tránh hoảng loạn bán tháo cắt lỗ.</w:t>
+        <w:t xml:space="preserve"> Tiếp tục duy trì kế hoạch giao dịch trong ngày (Intraday) và đánh biên (Swing) theo cản kỹ thuật đã hoạch định.</w:t>
       </w:r>
     </w:p>
     <w:p>
@@ -1360,7 +1316,7 @@
           <w:color w:val="5C768D"/>
           <w:sz w:val="19"/>
         </w:rPr>
-        <w:t>Cập nhật tự động lúc 09:40 ICT ngày 05/08/2026 — Nguồn: NOAA, USDA, BOM Australia</w:t>
+        <w:t>Cập nhật tự động lúc 11:16 ICT ngày 05/08/2026 — Nguồn: NOAA, USDA, BOM Australia</w:t>
       </w:r>
     </w:p>
     <w:p>
@@ -3628,7 +3584,7 @@
               <w:rPr>
                 <w:b/>
               </w:rPr>
-              <w:t>439.25</w:t>
+              <w:t>440.75</w:t>
             </w:r>
           </w:p>
         </w:tc>
@@ -3659,7 +3615,7 @@
               <w:rPr>
                 <w:b/>
               </w:rPr>
-              <w:t>439.74 (+0.49)</w:t>
+              <w:t>442.18 (+1.43)</w:t>
             </w:r>
           </w:p>
         </w:tc>
@@ -3687,7 +3643,7 @@
             </w:pPr>
             <w:r/>
             <w:r>
-              <w:t>Bearish (443.93 &lt; 444.88)</w:t>
+              <w:t>Bearish (444.82 &lt; 444.86)</w:t>
             </w:r>
           </w:p>
         </w:tc>
@@ -3715,7 +3671,7 @@
             </w:pPr>
             <w:r/>
             <w:r>
-              <w:t>1.25 cents</w:t>
+              <w:t>0.25 cents</w:t>
             </w:r>
           </w:p>
         </w:tc>
@@ -3876,7 +3832,7 @@
               <w:rPr>
                 <w:b/>
               </w:rPr>
-              <w:t>634.00</w:t>
+              <w:t>636.50</w:t>
             </w:r>
           </w:p>
         </w:tc>
@@ -3907,7 +3863,7 @@
               <w:rPr>
                 <w:b/>
               </w:rPr>
-              <w:t>635.46 (+1.46)</w:t>
+              <w:t>638.52 (+2.02)</w:t>
             </w:r>
           </w:p>
         </w:tc>
@@ -3935,7 +3891,7 @@
             </w:pPr>
             <w:r/>
             <w:r>
-              <w:t>Bearish (641.40 &lt; 645.75)</w:t>
+              <w:t>Bearish (645.26 &lt; 649.14)</w:t>
             </w:r>
           </w:p>
         </w:tc>
@@ -3963,7 +3919,7 @@
             </w:pPr>
             <w:r/>
             <w:r>
-              <w:t>3.25 cents</w:t>
+              <w:t>0.25 cents</w:t>
             </w:r>
           </w:p>
         </w:tc>
@@ -4401,7 +4357,7 @@
                 <w:b/>
                 <w:color w:val="15803D"/>
               </w:rPr>
-              <w:t>437.75 - 443.93 cents (Canh mua vùng hỗ trợ)</w:t>
+              <w:t>437.75 - 444.82 cents (Canh mua vùng hỗ trợ)</w:t>
             </w:r>
           </w:p>
         </w:tc>
@@ -4432,7 +4388,7 @@
               <w:rPr>
                 <w:b/>
               </w:rPr>
-              <w:t>403.09 cents (Dưới cản S2 + 1.5x ATR)</w:t>
+              <w:t>412.90 cents (Dưới cản S2 + 1.5x ATR)</w:t>
             </w:r>
           </w:p>
         </w:tc>
@@ -4468,7 +4424,7 @@
                 <w:color w:val="D97706"/>
                 <w:sz w:val="19"/>
               </w:rPr>
-              <w:t xml:space="preserve"> 441.25 cents </w:t>
+              <w:t xml:space="preserve"> 442.50 cents </w:t>
             </w:r>
             <w:r>
               <w:t xml:space="preserve"> / TP2: </w:t>
@@ -4644,7 +4600,7 @@
               <w:rPr>
                 <w:b/>
               </w:rPr>
-              <w:t>404.15 cents (Chống quét SL tuyệt đối)</w:t>
+              <w:t>414.35 cents (Chống quét SL tuyệt đối)</w:t>
             </w:r>
           </w:p>
         </w:tc>
@@ -4806,7 +4762,7 @@
               <w:rPr>
                 <w:b/>
               </w:rPr>
-              <w:t>441.25 - 442.75 cents</w:t>
+              <w:t>442.50 - 444.00 cents</w:t>
             </w:r>
           </w:p>
         </w:tc>
@@ -4837,7 +4793,7 @@
               <w:rPr>
                 <w:b/>
               </w:rPr>
-              <w:t>443.35 cents</w:t>
+              <w:t>445.40 cents</w:t>
             </w:r>
           </w:p>
         </w:tc>
@@ -4868,7 +4824,7 @@
               <w:rPr>
                 <w:b/>
               </w:rPr>
-              <w:t>407.25 cents</w:t>
+              <w:t>418.25 cents</w:t>
             </w:r>
           </w:p>
         </w:tc>
@@ -4999,7 +4955,7 @@
               <w:rPr>
                 <w:b/>
               </w:rPr>
-              <w:t>417.74 - 425.75 cents</w:t>
+              <w:t>424.52 - 436.50 cents</w:t>
             </w:r>
           </w:p>
         </w:tc>
@@ -5180,7 +5136,7 @@
                 <w:b/>
                 <w:color w:val="B91C1C"/>
               </w:rPr>
-              <w:t>641.40 - 645.75 cents (Canh bán hồi kỹ thuật H1)</w:t>
+              <w:t>645.26 - 649.14 cents (Canh bán hồi kỹ thuật H1)</w:t>
             </w:r>
           </w:p>
         </w:tc>
@@ -5211,7 +5167,7 @@
               <w:rPr>
                 <w:b/>
               </w:rPr>
-              <w:t>717.19 cents (Trên kháng cự R2 + 1.5x ATR)</w:t>
+              <w:t>718.53 cents (Trên kháng cự R2 + 1.5x ATR)</w:t>
             </w:r>
           </w:p>
         </w:tc>
@@ -5247,7 +5203,7 @@
                 <w:color w:val="D97706"/>
                 <w:sz w:val="19"/>
               </w:rPr>
-              <w:t xml:space="preserve"> 632.00 cents </w:t>
+              <w:t xml:space="preserve"> 633.50 cents </w:t>
             </w:r>
             <w:r>
               <w:t xml:space="preserve"> / TP2: </w:t>
@@ -5258,7 +5214,7 @@
                 <w:color w:val="D97706"/>
                 <w:sz w:val="19"/>
               </w:rPr>
-              <w:t xml:space="preserve"> 574.00 cents </w:t>
+              <w:t xml:space="preserve"> 590.50 cents </w:t>
             </w:r>
           </w:p>
         </w:tc>
@@ -5389,7 +5345,7 @@
               <w:rPr>
                 <w:b/>
               </w:rPr>
-              <w:t>630.00 - 632.00 cents</w:t>
+              <w:t>631.50 - 633.50 cents</w:t>
             </w:r>
           </w:p>
         </w:tc>
@@ -5420,7 +5376,7 @@
               <w:rPr>
                 <w:b/>
               </w:rPr>
-              <w:t>570.04 cents</w:t>
+              <w:t>585.65 cents</w:t>
             </w:r>
           </w:p>
         </w:tc>
@@ -5451,7 +5407,7 @@
               <w:rPr>
                 <w:b/>
               </w:rPr>
-              <w:t>638.75 cents (Đón sóng hồi trung hạn ~14.5 giá)</w:t>
+              <w:t>639.75 cents (Đón sóng hồi trung hạn ~14.5 giá)</w:t>
             </w:r>
           </w:p>
         </w:tc>
@@ -5582,7 +5538,7 @@
               <w:rPr>
                 <w:b/>
               </w:rPr>
-              <w:t>638.75 - 640.75 cents</w:t>
+              <w:t>639.75 - 641.75 cents</w:t>
             </w:r>
           </w:p>
         </w:tc>
@@ -5613,7 +5569,7 @@
               <w:rPr>
                 <w:b/>
               </w:rPr>
-              <w:t>642.71 cents</w:t>
+              <w:t>644.60 cents</w:t>
             </w:r>
           </w:p>
         </w:tc>
@@ -5644,7 +5600,7 @@
               <w:rPr>
                 <w:b/>
               </w:rPr>
-              <w:t>574.00 cents (Thuận xu hướng giảm ngắn hạn)</w:t>
+              <w:t>590.50 cents (Thuận xu hướng giảm ngắn hạn)</w:t>
             </w:r>
           </w:p>
         </w:tc>
@@ -5775,7 +5731,7 @@
               <w:rPr>
                 <w:b/>
               </w:rPr>
-              <w:t>575.69 - 590.50 cents</w:t>
+              <w:t>587.92 - 606.00 cents</w:t>
             </w:r>
           </w:p>
         </w:tc>
@@ -11653,7 +11609,7 @@
         <w:t>Giá Chốt Phiên (Close):</w:t>
       </w:r>
       <w:r>
-        <w:t xml:space="preserve"> 439.25 cents | </w:t>
+        <w:t xml:space="preserve"> 440.75 cents | </w:t>
       </w:r>
       <w:r>
         <w:rPr>
@@ -11668,10 +11624,10 @@
         <w:rPr>
           <w:b/>
         </w:rPr>
-        <w:t>`439.74 cents`</w:t>
+        <w:t>`442.18 cents`</w:t>
       </w:r>
       <w:r>
-        <w:t xml:space="preserve"> (+0.49).</w:t>
+        <w:t xml:space="preserve"> (+1.43).</w:t>
       </w:r>
     </w:p>
     <w:p>
@@ -11692,7 +11648,7 @@
         <w:rPr>
           <w:b/>
         </w:rPr>
-        <w:t>`5,078`</w:t>
+        <w:t>`5,414`</w:t>
       </w:r>
       <w:r>
         <w:t xml:space="preserve"> (Chênh lệch: </w:t>
@@ -11701,7 +11657,7 @@
         <w:rPr>
           <w:b/>
         </w:rPr>
-        <w:t>`-118,574`</w:t>
+        <w:t>`-122,929`</w:t>
       </w:r>
       <w:r>
         <w:t xml:space="preserve">) | OI: </w:t>
@@ -11719,7 +11675,7 @@
         <w:rPr>
           <w:b/>
         </w:rPr>
-        <w:t>`-5,824`</w:t>
+        <w:t>`-271,434`</w:t>
       </w:r>
       <w:r>
         <w:t>)</w:t>
@@ -11743,7 +11699,7 @@
         <w:rPr>
           <w:b/>
         </w:rPr>
-        <w:t>`Bearish Engulfing (Nhấn chìm giảm thiểu)`</w:t>
+        <w:t>`Bullish Marubozu (Lực mua áp đảo tuyệt đối)`</w:t>
       </w:r>
     </w:p>
     <w:p>
@@ -12035,7 +11991,7 @@
               <w:rPr>
                 <w:b/>
               </w:rPr>
-              <w:t>78.70</w:t>
+              <w:t>78.46</w:t>
             </w:r>
           </w:p>
         </w:tc>
@@ -12066,7 +12022,7 @@
               <w:rPr>
                 <w:b/>
               </w:rPr>
-              <w:t>-6.05%</w:t>
+              <w:t>+0.00%</w:t>
             </w:r>
           </w:p>
         </w:tc>
@@ -12094,7 +12050,7 @@
             </w:pPr>
             <w:r/>
             <w:r>
-              <w:t>Giá dầu Giảm làm giảm biên lợi nhuận pha chế Ethanol, tạo sức ép lên nhu cầu ngô.</w:t>
+              <w:t>Giá dầu Tăng hỗ trợ biên lợi nhuận pha chế Ethanol, kéo theo nhu cầu ngô tích cực.</w:t>
             </w:r>
           </w:p>
         </w:tc>
@@ -12158,7 +12114,7 @@
               <w:rPr>
                 <w:b/>
               </w:rPr>
-              <w:t>99.84</w:t>
+              <w:t>99.79</w:t>
             </w:r>
           </w:p>
         </w:tc>
@@ -12189,7 +12145,7 @@
               <w:rPr>
                 <w:b/>
               </w:rPr>
-              <w:t>-0.12%</w:t>
+              <w:t>-0.10%</w:t>
             </w:r>
           </w:p>
         </w:tc>
@@ -12793,7 +12749,7 @@
         <w:t xml:space="preserve"> EMA_21 </w:t>
       </w:r>
       <w:r>
-        <w:t xml:space="preserve"> (443.93) &lt; </w:t>
+        <w:t xml:space="preserve"> (444.82) &lt; </w:t>
       </w:r>
       <w:r>
         <w:rPr>
@@ -12804,7 +12760,7 @@
         <w:t xml:space="preserve"> EMA_50 </w:t>
       </w:r>
       <w:r>
-        <w:t xml:space="preserve"> (444.88).</w:t>
+        <w:t xml:space="preserve"> (444.86).</w:t>
       </w:r>
     </w:p>
     <w:p>
@@ -12825,7 +12781,7 @@
         <w:rPr>
           <w:b/>
         </w:rPr>
-        <w:t>`33.74`</w:t>
+        <w:t>`41.11`</w:t>
       </w:r>
       <w:r>
         <w:t xml:space="preserve"> | ATR (14) = </w:t>
@@ -12834,7 +12790,7 @@
         <w:rPr>
           <w:b/>
         </w:rPr>
-        <w:t>`2.10`</w:t>
+        <w:t>`2.90`</w:t>
       </w:r>
       <w:r>
         <w:t xml:space="preserve"> cents | Volatility = </w:t>
@@ -12843,7 +12799,7 @@
         <w:rPr>
           <w:b/>
         </w:rPr>
-        <w:t>`1.25 cents`</w:t>
+        <w:t>`0.25 cents`</w:t>
       </w:r>
       <w:r>
         <w:t>.</w:t>
@@ -12876,7 +12832,7 @@
         <w:rPr>
           <w:b/>
         </w:rPr>
-        <w:t>`406.25`</w:t>
+        <w:t>`417.25`</w:t>
       </w:r>
       <w:r>
         <w:t xml:space="preserve"> || Kháng cự R1: </w:t>
@@ -12885,7 +12841,7 @@
         <w:rPr>
           <w:b/>
         </w:rPr>
-        <w:t>`441.25`</w:t>
+        <w:t>`442.50`</w:t>
       </w:r>
       <w:r>
         <w:t xml:space="preserve"> | R2: </w:t>
@@ -13628,7 +13584,7 @@
           <w:b/>
           <w:color w:val="15803D"/>
         </w:rPr>
-        <w:t>`437.75 - 443.93 cents (Canh mua vùng hỗ trợ)`</w:t>
+        <w:t>`437.75 - 444.82 cents (Canh mua vùng hỗ trợ)`</w:t>
       </w:r>
       <w:r>
         <w:t xml:space="preserve"> | SL: </w:t>
@@ -13637,7 +13593,7 @@
         <w:rPr>
           <w:b/>
         </w:rPr>
-        <w:t>`403.09 cents (Dưới cản S2 + 1.5x ATR)`</w:t>
+        <w:t>`412.90 cents (Dưới cản S2 + 1.5x ATR)`</w:t>
       </w:r>
       <w:r>
         <w:t xml:space="preserve"> | TP: </w:t>
@@ -13648,7 +13604,7 @@
           <w:color w:val="D97706"/>
           <w:sz w:val="19"/>
         </w:rPr>
-        <w:t xml:space="preserve"> 441.25 cents </w:t>
+        <w:t xml:space="preserve"> 442.50 cents </w:t>
       </w:r>
       <w:r>
         <w:t xml:space="preserve"> / </w:t>
@@ -13708,7 +13664,7 @@
         <w:rPr>
           <w:b/>
         </w:rPr>
-        <w:t>`404.15 cents (Chống quét SL tuyệt đối)`</w:t>
+        <w:t>`414.35 cents (Chống quét SL tuyệt đối)`</w:t>
       </w:r>
       <w:r>
         <w:t xml:space="preserve"> | TP: </w:t>
@@ -13745,7 +13701,7 @@
         <w:rPr>
           <w:b/>
         </w:rPr>
-        <w:t>`441.25 - 442.75 cents`</w:t>
+        <w:t>`442.50 - 444.00 cents`</w:t>
       </w:r>
       <w:r>
         <w:t xml:space="preserve"> | SL: </w:t>
@@ -13754,7 +13710,7 @@
         <w:rPr>
           <w:b/>
         </w:rPr>
-        <w:t>`443.35 cents`</w:t>
+        <w:t>`445.40 cents`</w:t>
       </w:r>
       <w:r>
         <w:t xml:space="preserve"> | TP: </w:t>
@@ -13763,7 +13719,7 @@
         <w:rPr>
           <w:b/>
         </w:rPr>
-        <w:t>`407.25 cents`</w:t>
+        <w:t>`418.25 cents`</w:t>
       </w:r>
       <w:r>
         <w:t>.</w:t>
@@ -13803,7 +13759,7 @@
         <w:rPr>
           <w:b/>
         </w:rPr>
-        <w:t>`417.74 - 425.75 cents`</w:t>
+        <w:t>`424.52 - 436.50 cents`</w:t>
       </w:r>
     </w:p>
     <w:p>
@@ -14210,7 +14166,7 @@
             </w:pPr>
             <w:r/>
             <w:r>
-              <w:t>439.25</w:t>
+              <w:t>440.75</w:t>
             </w:r>
           </w:p>
         </w:tc>
@@ -14238,7 +14194,7 @@
             </w:pPr>
             <w:r/>
             <w:r>
-              <w:t>443.00</w:t>
+              <w:t>444.50</w:t>
             </w:r>
           </w:p>
         </w:tc>
@@ -14266,7 +14222,7 @@
             </w:pPr>
             <w:r/>
             <w:r>
-              <w:t>436.00</w:t>
+              <w:t>437.50</w:t>
             </w:r>
           </w:p>
         </w:tc>
@@ -14297,7 +14253,7 @@
               <w:rPr>
                 <w:b/>
               </w:rPr>
-              <w:t>439.50</w:t>
+              <w:t>441.00</w:t>
             </w:r>
           </w:p>
         </w:tc>
@@ -14445,7 +14401,7 @@
             </w:pPr>
             <w:r/>
             <w:r>
-              <w:t>439.50</w:t>
+              <w:t>441.00</w:t>
             </w:r>
           </w:p>
         </w:tc>
@@ -14473,7 +14429,7 @@
             </w:pPr>
             <w:r/>
             <w:r>
-              <w:t>442.25</w:t>
+              <w:t>443.75</w:t>
             </w:r>
           </w:p>
         </w:tc>
@@ -14501,7 +14457,7 @@
             </w:pPr>
             <w:r/>
             <w:r>
-              <w:t>435.75</w:t>
+              <w:t>437.25</w:t>
             </w:r>
           </w:p>
         </w:tc>
@@ -14532,7 +14488,7 @@
               <w:rPr>
                 <w:b/>
               </w:rPr>
-              <w:t>439.00</w:t>
+              <w:t>440.50</w:t>
             </w:r>
           </w:p>
         </w:tc>
@@ -14680,7 +14636,7 @@
             </w:pPr>
             <w:r/>
             <w:r>
-              <w:t>439.00</w:t>
+              <w:t>440.50</w:t>
             </w:r>
           </w:p>
         </w:tc>
@@ -14708,7 +14664,7 @@
             </w:pPr>
             <w:r/>
             <w:r>
-              <w:t>442.00</w:t>
+              <w:t>443.50</w:t>
             </w:r>
           </w:p>
         </w:tc>
@@ -14736,7 +14692,7 @@
             </w:pPr>
             <w:r/>
             <w:r>
-              <w:t>435.00</w:t>
+              <w:t>436.50</w:t>
             </w:r>
           </w:p>
         </w:tc>
@@ -14767,7 +14723,7 @@
               <w:rPr>
                 <w:b/>
               </w:rPr>
-              <w:t>439.75</w:t>
+              <w:t>441.25</w:t>
             </w:r>
           </w:p>
         </w:tc>
@@ -14915,7 +14871,7 @@
             </w:pPr>
             <w:r/>
             <w:r>
-              <w:t>439.75</w:t>
+              <w:t>441.25</w:t>
             </w:r>
           </w:p>
         </w:tc>
@@ -14943,7 +14899,7 @@
             </w:pPr>
             <w:r/>
             <w:r>
-              <w:t>444.25</w:t>
+              <w:t>445.75</w:t>
             </w:r>
           </w:p>
         </w:tc>
@@ -14971,7 +14927,7 @@
             </w:pPr>
             <w:r/>
             <w:r>
-              <w:t>434.75</w:t>
+              <w:t>436.25</w:t>
             </w:r>
           </w:p>
         </w:tc>
@@ -15002,7 +14958,7 @@
               <w:rPr>
                 <w:b/>
               </w:rPr>
-              <w:t>440.50</w:t>
+              <w:t>442.00</w:t>
             </w:r>
           </w:p>
         </w:tc>
@@ -15150,7 +15106,7 @@
             </w:pPr>
             <w:r/>
             <w:r>
-              <w:t>440.50</w:t>
+              <w:t>442.00</w:t>
             </w:r>
           </w:p>
         </w:tc>
@@ -15178,7 +15134,7 @@
             </w:pPr>
             <w:r/>
             <w:r>
-              <w:t>446.00</w:t>
+              <w:t>447.50</w:t>
             </w:r>
           </w:p>
         </w:tc>
@@ -15206,7 +15162,7 @@
             </w:pPr>
             <w:r/>
             <w:r>
-              <w:t>434.25</w:t>
+              <w:t>435.75</w:t>
             </w:r>
           </w:p>
         </w:tc>
@@ -15237,7 +15193,7 @@
               <w:rPr>
                 <w:b/>
               </w:rPr>
-              <w:t>442.75</w:t>
+              <w:t>444.25</w:t>
             </w:r>
           </w:p>
         </w:tc>
@@ -15385,7 +15341,7 @@
             </w:pPr>
             <w:r/>
             <w:r>
-              <w:t>442.75</w:t>
+              <w:t>444.25</w:t>
             </w:r>
           </w:p>
         </w:tc>
@@ -15413,7 +15369,7 @@
             </w:pPr>
             <w:r/>
             <w:r>
-              <w:t>445.75</w:t>
+              <w:t>447.25</w:t>
             </w:r>
           </w:p>
         </w:tc>
@@ -15441,7 +15397,7 @@
             </w:pPr>
             <w:r/>
             <w:r>
-              <w:t>438.50</w:t>
+              <w:t>440.00</w:t>
             </w:r>
           </w:p>
         </w:tc>
@@ -15472,7 +15428,7 @@
               <w:rPr>
                 <w:b/>
               </w:rPr>
-              <w:t>443.00</w:t>
+              <w:t>444.50</w:t>
             </w:r>
           </w:p>
         </w:tc>
@@ -15620,7 +15576,7 @@
             </w:pPr>
             <w:r/>
             <w:r>
-              <w:t>443.00</w:t>
+              <w:t>444.50</w:t>
             </w:r>
           </w:p>
         </w:tc>
@@ -15648,7 +15604,7 @@
             </w:pPr>
             <w:r/>
             <w:r>
-              <w:t>446.25</w:t>
+              <w:t>447.75</w:t>
             </w:r>
           </w:p>
         </w:tc>
@@ -15676,7 +15632,7 @@
             </w:pPr>
             <w:r/>
             <w:r>
-              <w:t>436.50</w:t>
+              <w:t>438.00</w:t>
             </w:r>
           </w:p>
         </w:tc>
@@ -15707,7 +15663,7 @@
               <w:rPr>
                 <w:b/>
               </w:rPr>
-              <w:t>443.75</w:t>
+              <w:t>445.25</w:t>
             </w:r>
           </w:p>
         </w:tc>
@@ -15855,7 +15811,7 @@
             </w:pPr>
             <w:r/>
             <w:r>
-              <w:t>443.75</w:t>
+              <w:t>445.25</w:t>
             </w:r>
           </w:p>
         </w:tc>
@@ -15883,7 +15839,7 @@
             </w:pPr>
             <w:r/>
             <w:r>
-              <w:t>446.75</w:t>
+              <w:t>448.25</w:t>
             </w:r>
           </w:p>
         </w:tc>
@@ -15911,7 +15867,7 @@
             </w:pPr>
             <w:r/>
             <w:r>
-              <w:t>439.25</w:t>
+              <w:t>440.75</w:t>
             </w:r>
           </w:p>
         </w:tc>
@@ -15942,7 +15898,7 @@
               <w:rPr>
                 <w:b/>
               </w:rPr>
-              <w:t>443.25</w:t>
+              <w:t>444.75</w:t>
             </w:r>
           </w:p>
         </w:tc>
@@ -16090,7 +16046,7 @@
             </w:pPr>
             <w:r/>
             <w:r>
-              <w:t>443.25</w:t>
+              <w:t>444.75</w:t>
             </w:r>
           </w:p>
         </w:tc>
@@ -16118,7 +16074,7 @@
             </w:pPr>
             <w:r/>
             <w:r>
-              <w:t>447.25</w:t>
+              <w:t>448.75</w:t>
             </w:r>
           </w:p>
         </w:tc>
@@ -16146,7 +16102,7 @@
             </w:pPr>
             <w:r/>
             <w:r>
-              <w:t>437.50</w:t>
+              <w:t>439.00</w:t>
             </w:r>
           </w:p>
         </w:tc>
@@ -16177,7 +16133,7 @@
               <w:rPr>
                 <w:b/>
               </w:rPr>
-              <w:t>443.75</w:t>
+              <w:t>445.25</w:t>
             </w:r>
           </w:p>
         </w:tc>
@@ -16325,7 +16281,7 @@
             </w:pPr>
             <w:r/>
             <w:r>
-              <w:t>443.75</w:t>
+              <w:t>445.25</w:t>
             </w:r>
           </w:p>
         </w:tc>
@@ -16353,7 +16309,7 @@
             </w:pPr>
             <w:r/>
             <w:r>
-              <w:t>446.25</w:t>
+              <w:t>447.75</w:t>
             </w:r>
           </w:p>
         </w:tc>
@@ -16381,7 +16337,7 @@
             </w:pPr>
             <w:r/>
             <w:r>
-              <w:t>440.50</w:t>
+              <w:t>442.00</w:t>
             </w:r>
           </w:p>
         </w:tc>
@@ -16412,7 +16368,7 @@
               <w:rPr>
                 <w:b/>
               </w:rPr>
-              <w:t>444.25</w:t>
+              <w:t>445.75</w:t>
             </w:r>
           </w:p>
         </w:tc>
@@ -16560,7 +16516,7 @@
             </w:pPr>
             <w:r/>
             <w:r>
-              <w:t>444.25</w:t>
+              <w:t>445.75</w:t>
             </w:r>
           </w:p>
         </w:tc>
@@ -16588,7 +16544,7 @@
             </w:pPr>
             <w:r/>
             <w:r>
-              <w:t>447.75</w:t>
+              <w:t>449.25</w:t>
             </w:r>
           </w:p>
         </w:tc>
@@ -16616,7 +16572,7 @@
             </w:pPr>
             <w:r/>
             <w:r>
-              <w:t>438.25</w:t>
+              <w:t>439.75</w:t>
             </w:r>
           </w:p>
         </w:tc>
@@ -16647,7 +16603,7 @@
               <w:rPr>
                 <w:b/>
               </w:rPr>
-              <w:t>445.25</w:t>
+              <w:t>446.75</w:t>
             </w:r>
           </w:p>
         </w:tc>
@@ -16795,7 +16751,7 @@
             </w:pPr>
             <w:r/>
             <w:r>
-              <w:t>445.25</w:t>
+              <w:t>446.75</w:t>
             </w:r>
           </w:p>
         </w:tc>
@@ -16823,7 +16779,7 @@
             </w:pPr>
             <w:r/>
             <w:r>
-              <w:t>448.00</w:t>
+              <w:t>449.50</w:t>
             </w:r>
           </w:p>
         </w:tc>
@@ -16851,7 +16807,7 @@
             </w:pPr>
             <w:r/>
             <w:r>
-              <w:t>442.75</w:t>
+              <w:t>444.25</w:t>
             </w:r>
           </w:p>
         </w:tc>
@@ -16882,7 +16838,7 @@
               <w:rPr>
                 <w:b/>
               </w:rPr>
-              <w:t>445.25</w:t>
+              <w:t>446.75</w:t>
             </w:r>
           </w:p>
         </w:tc>
@@ -17030,7 +16986,7 @@
             </w:pPr>
             <w:r/>
             <w:r>
-              <w:t>445.25</w:t>
+              <w:t>446.75</w:t>
             </w:r>
           </w:p>
         </w:tc>
@@ -17058,7 +17014,7 @@
             </w:pPr>
             <w:r/>
             <w:r>
-              <w:t>448.00</w:t>
+              <w:t>449.50</w:t>
             </w:r>
           </w:p>
         </w:tc>
@@ -17086,7 +17042,7 @@
             </w:pPr>
             <w:r/>
             <w:r>
-              <w:t>442.75</w:t>
+              <w:t>444.25</w:t>
             </w:r>
           </w:p>
         </w:tc>
@@ -17117,7 +17073,7 @@
               <w:rPr>
                 <w:b/>
               </w:rPr>
-              <w:t>444.75</w:t>
+              <w:t>446.25</w:t>
             </w:r>
           </w:p>
         </w:tc>
@@ -17265,7 +17221,7 @@
             </w:pPr>
             <w:r/>
             <w:r>
-              <w:t>444.75</w:t>
+              <w:t>446.25</w:t>
             </w:r>
           </w:p>
         </w:tc>
@@ -17293,7 +17249,7 @@
             </w:pPr>
             <w:r/>
             <w:r>
-              <w:t>447.75</w:t>
+              <w:t>449.25</w:t>
             </w:r>
           </w:p>
         </w:tc>
@@ -17321,7 +17277,7 @@
             </w:pPr>
             <w:r/>
             <w:r>
-              <w:t>441.50</w:t>
+              <w:t>443.00</w:t>
             </w:r>
           </w:p>
         </w:tc>
@@ -17352,7 +17308,7 @@
               <w:rPr>
                 <w:b/>
               </w:rPr>
-              <w:t>444.50</w:t>
+              <w:t>446.00</w:t>
             </w:r>
           </w:p>
         </w:tc>
@@ -17500,7 +17456,7 @@
             </w:pPr>
             <w:r/>
             <w:r>
-              <w:t>444.50</w:t>
+              <w:t>446.00</w:t>
             </w:r>
           </w:p>
         </w:tc>
@@ -17528,7 +17484,7 @@
             </w:pPr>
             <w:r/>
             <w:r>
-              <w:t>448.50</w:t>
+              <w:t>450.00</w:t>
             </w:r>
           </w:p>
         </w:tc>
@@ -17556,7 +17512,7 @@
             </w:pPr>
             <w:r/>
             <w:r>
-              <w:t>439.25</w:t>
+              <w:t>440.75</w:t>
             </w:r>
           </w:p>
         </w:tc>
@@ -17587,7 +17543,7 @@
               <w:rPr>
                 <w:b/>
               </w:rPr>
-              <w:t>445.00</w:t>
+              <w:t>446.50</w:t>
             </w:r>
           </w:p>
         </w:tc>
@@ -17735,7 +17691,7 @@
             </w:pPr>
             <w:r/>
             <w:r>
-              <w:t>445.00</w:t>
+              <w:t>446.50</w:t>
             </w:r>
           </w:p>
         </w:tc>
@@ -17763,7 +17719,7 @@
             </w:pPr>
             <w:r/>
             <w:r>
-              <w:t>449.75</w:t>
+              <w:t>451.25</w:t>
             </w:r>
           </w:p>
         </w:tc>
@@ -17791,7 +17747,7 @@
             </w:pPr>
             <w:r/>
             <w:r>
-              <w:t>438.00</w:t>
+              <w:t>439.50</w:t>
             </w:r>
           </w:p>
         </w:tc>
@@ -17822,7 +17778,7 @@
               <w:rPr>
                 <w:b/>
               </w:rPr>
-              <w:t>447.00</w:t>
+              <w:t>448.50</w:t>
             </w:r>
           </w:p>
         </w:tc>
@@ -17970,7 +17926,7 @@
             </w:pPr>
             <w:r/>
             <w:r>
-              <w:t>447.00</w:t>
+              <w:t>448.50</w:t>
             </w:r>
           </w:p>
         </w:tc>
@@ -17998,7 +17954,7 @@
             </w:pPr>
             <w:r/>
             <w:r>
-              <w:t>455.00</w:t>
+              <w:t>456.50</w:t>
             </w:r>
           </w:p>
         </w:tc>
@@ -18026,7 +17982,7 @@
             </w:pPr>
             <w:r/>
             <w:r>
-              <w:t>440.00</w:t>
+              <w:t>441.50</w:t>
             </w:r>
           </w:p>
         </w:tc>
@@ -18057,7 +18013,7 @@
               <w:rPr>
                 <w:b/>
               </w:rPr>
-              <w:t>448.50</w:t>
+              <w:t>450.00</w:t>
             </w:r>
           </w:p>
         </w:tc>
@@ -18205,7 +18161,7 @@
             </w:pPr>
             <w:r/>
             <w:r>
-              <w:t>448.50</w:t>
+              <w:t>450.00</w:t>
             </w:r>
           </w:p>
         </w:tc>
@@ -18233,7 +18189,7 @@
             </w:pPr>
             <w:r/>
             <w:r>
-              <w:t>453.00</w:t>
+              <w:t>454.50</w:t>
             </w:r>
           </w:p>
         </w:tc>
@@ -18261,7 +18217,7 @@
             </w:pPr>
             <w:r/>
             <w:r>
-              <w:t>444.25</w:t>
+              <w:t>445.75</w:t>
             </w:r>
           </w:p>
         </w:tc>
@@ -18292,7 +18248,7 @@
               <w:rPr>
                 <w:b/>
               </w:rPr>
-              <w:t>448.00</w:t>
+              <w:t>449.50</w:t>
             </w:r>
           </w:p>
         </w:tc>
@@ -18440,7 +18396,7 @@
             </w:pPr>
             <w:r/>
             <w:r>
-              <w:t>448.00</w:t>
+              <w:t>449.50</w:t>
             </w:r>
           </w:p>
         </w:tc>
@@ -18468,7 +18424,7 @@
             </w:pPr>
             <w:r/>
             <w:r>
-              <w:t>450.25</w:t>
+              <w:t>451.75</w:t>
             </w:r>
           </w:p>
         </w:tc>
@@ -18496,7 +18452,7 @@
             </w:pPr>
             <w:r/>
             <w:r>
-              <w:t>445.25</w:t>
+              <w:t>446.75</w:t>
             </w:r>
           </w:p>
         </w:tc>
@@ -18527,7 +18483,7 @@
               <w:rPr>
                 <w:b/>
               </w:rPr>
-              <w:t>447.75</w:t>
+              <w:t>449.25</w:t>
             </w:r>
           </w:p>
         </w:tc>
@@ -18675,7 +18631,7 @@
             </w:pPr>
             <w:r/>
             <w:r>
-              <w:t>447.75</w:t>
+              <w:t>449.25</w:t>
             </w:r>
           </w:p>
         </w:tc>
@@ -18703,7 +18659,7 @@
             </w:pPr>
             <w:r/>
             <w:r>
-              <w:t>449.75</w:t>
+              <w:t>451.25</w:t>
             </w:r>
           </w:p>
         </w:tc>
@@ -18731,7 +18687,7 @@
             </w:pPr>
             <w:r/>
             <w:r>
-              <w:t>443.25</w:t>
+              <w:t>444.75</w:t>
             </w:r>
           </w:p>
         </w:tc>
@@ -18762,7 +18718,7 @@
               <w:rPr>
                 <w:b/>
               </w:rPr>
-              <w:t>448.00</w:t>
+              <w:t>449.50</w:t>
             </w:r>
           </w:p>
         </w:tc>
@@ -18910,7 +18866,7 @@
             </w:pPr>
             <w:r/>
             <w:r>
-              <w:t>448.00</w:t>
+              <w:t>449.50</w:t>
             </w:r>
           </w:p>
         </w:tc>
@@ -18938,7 +18894,7 @@
             </w:pPr>
             <w:r/>
             <w:r>
-              <w:t>451.75</w:t>
+              <w:t>453.25</w:t>
             </w:r>
           </w:p>
         </w:tc>
@@ -18966,7 +18922,7 @@
             </w:pPr>
             <w:r/>
             <w:r>
-              <w:t>445.25</w:t>
+              <w:t>446.75</w:t>
             </w:r>
           </w:p>
         </w:tc>
@@ -18997,7 +18953,7 @@
               <w:rPr>
                 <w:b/>
               </w:rPr>
-              <w:t>448.50</w:t>
+              <w:t>450.00</w:t>
             </w:r>
           </w:p>
         </w:tc>
@@ -19145,7 +19101,7 @@
             </w:pPr>
             <w:r/>
             <w:r>
-              <w:t>448.50</w:t>
+              <w:t>450.00</w:t>
             </w:r>
           </w:p>
         </w:tc>
@@ -19173,7 +19129,7 @@
             </w:pPr>
             <w:r/>
             <w:r>
-              <w:t>451.50</w:t>
+              <w:t>453.00</w:t>
             </w:r>
           </w:p>
         </w:tc>
@@ -19201,7 +19157,7 @@
             </w:pPr>
             <w:r/>
             <w:r>
-              <w:t>444.00</w:t>
+              <w:t>445.50</w:t>
             </w:r>
           </w:p>
         </w:tc>
@@ -19232,7 +19188,7 @@
               <w:rPr>
                 <w:b/>
               </w:rPr>
-              <w:t>448.75</w:t>
+              <w:t>450.25</w:t>
             </w:r>
           </w:p>
         </w:tc>
@@ -19380,7 +19336,7 @@
             </w:pPr>
             <w:r/>
             <w:r>
-              <w:t>448.75</w:t>
+              <w:t>450.25</w:t>
             </w:r>
           </w:p>
         </w:tc>
@@ -19408,7 +19364,7 @@
             </w:pPr>
             <w:r/>
             <w:r>
-              <w:t>453.00</w:t>
+              <w:t>454.50</w:t>
             </w:r>
           </w:p>
         </w:tc>
@@ -19436,7 +19392,7 @@
             </w:pPr>
             <w:r/>
             <w:r>
-              <w:t>445.50</w:t>
+              <w:t>447.00</w:t>
             </w:r>
           </w:p>
         </w:tc>
@@ -19467,7 +19423,7 @@
               <w:rPr>
                 <w:b/>
               </w:rPr>
-              <w:t>449.50</w:t>
+              <w:t>451.00</w:t>
             </w:r>
           </w:p>
         </w:tc>
@@ -19615,7 +19571,7 @@
             </w:pPr>
             <w:r/>
             <w:r>
-              <w:t>449.50</w:t>
+              <w:t>451.00</w:t>
             </w:r>
           </w:p>
         </w:tc>
@@ -19643,7 +19599,7 @@
             </w:pPr>
             <w:r/>
             <w:r>
-              <w:t>453.00</w:t>
+              <w:t>454.50</w:t>
             </w:r>
           </w:p>
         </w:tc>
@@ -19671,7 +19627,7 @@
             </w:pPr>
             <w:r/>
             <w:r>
-              <w:t>447.25</w:t>
+              <w:t>448.75</w:t>
             </w:r>
           </w:p>
         </w:tc>
@@ -19702,7 +19658,7 @@
               <w:rPr>
                 <w:b/>
               </w:rPr>
-              <w:t>449.50</w:t>
+              <w:t>451.00</w:t>
             </w:r>
           </w:p>
         </w:tc>
@@ -19850,7 +19806,7 @@
             </w:pPr>
             <w:r/>
             <w:r>
-              <w:t>449.50</w:t>
+              <w:t>451.00</w:t>
             </w:r>
           </w:p>
         </w:tc>
@@ -19878,7 +19834,7 @@
             </w:pPr>
             <w:r/>
             <w:r>
-              <w:t>453.25</w:t>
+              <w:t>454.75</w:t>
             </w:r>
           </w:p>
         </w:tc>
@@ -19906,7 +19862,7 @@
             </w:pPr>
             <w:r/>
             <w:r>
-              <w:t>446.00</w:t>
+              <w:t>447.50</w:t>
             </w:r>
           </w:p>
         </w:tc>
@@ -19937,7 +19893,7 @@
               <w:rPr>
                 <w:b/>
               </w:rPr>
-              <w:t>449.25</w:t>
+              <w:t>450.75</w:t>
             </w:r>
           </w:p>
         </w:tc>
@@ -20085,7 +20041,7 @@
             </w:pPr>
             <w:r/>
             <w:r>
-              <w:t>449.25</w:t>
+              <w:t>450.75</w:t>
             </w:r>
           </w:p>
         </w:tc>
@@ -20113,7 +20069,7 @@
             </w:pPr>
             <w:r/>
             <w:r>
-              <w:t>452.75</w:t>
+              <w:t>454.25</w:t>
             </w:r>
           </w:p>
         </w:tc>
@@ -20141,7 +20097,7 @@
             </w:pPr>
             <w:r/>
             <w:r>
-              <w:t>446.00</w:t>
+              <w:t>447.50</w:t>
             </w:r>
           </w:p>
         </w:tc>
@@ -20172,7 +20128,7 @@
               <w:rPr>
                 <w:b/>
               </w:rPr>
-              <w:t>449.00</w:t>
+              <w:t>450.50</w:t>
             </w:r>
           </w:p>
         </w:tc>
@@ -20320,7 +20276,7 @@
             </w:pPr>
             <w:r/>
             <w:r>
-              <w:t>449.00</w:t>
+              <w:t>450.50</w:t>
             </w:r>
           </w:p>
         </w:tc>
@@ -20348,7 +20304,7 @@
             </w:pPr>
             <w:r/>
             <w:r>
-              <w:t>452.00</w:t>
+              <w:t>453.50</w:t>
             </w:r>
           </w:p>
         </w:tc>
@@ -20376,7 +20332,7 @@
             </w:pPr>
             <w:r/>
             <w:r>
-              <w:t>446.25</w:t>
+              <w:t>447.75</w:t>
             </w:r>
           </w:p>
         </w:tc>
@@ -20407,7 +20363,7 @@
               <w:rPr>
                 <w:b/>
               </w:rPr>
-              <w:t>449.25</w:t>
+              <w:t>450.75</w:t>
             </w:r>
           </w:p>
         </w:tc>
@@ -20555,7 +20511,7 @@
             </w:pPr>
             <w:r/>
             <w:r>
-              <w:t>449.25</w:t>
+              <w:t>450.75</w:t>
             </w:r>
           </w:p>
         </w:tc>
@@ -20583,7 +20539,7 @@
             </w:pPr>
             <w:r/>
             <w:r>
-              <w:t>452.25</w:t>
+              <w:t>453.75</w:t>
             </w:r>
           </w:p>
         </w:tc>
@@ -20611,7 +20567,7 @@
             </w:pPr>
             <w:r/>
             <w:r>
-              <w:t>446.50</w:t>
+              <w:t>448.00</w:t>
             </w:r>
           </w:p>
         </w:tc>
@@ -20642,7 +20598,7 @@
               <w:rPr>
                 <w:b/>
               </w:rPr>
-              <w:t>449.25</w:t>
+              <w:t>450.75</w:t>
             </w:r>
           </w:p>
         </w:tc>
@@ -20790,7 +20746,7 @@
             </w:pPr>
             <w:r/>
             <w:r>
-              <w:t>449.25</w:t>
+              <w:t>450.75</w:t>
             </w:r>
           </w:p>
         </w:tc>
@@ -20818,7 +20774,7 @@
             </w:pPr>
             <w:r/>
             <w:r>
-              <w:t>453.25</w:t>
+              <w:t>454.75</w:t>
             </w:r>
           </w:p>
         </w:tc>
@@ -20846,7 +20802,7 @@
             </w:pPr>
             <w:r/>
             <w:r>
-              <w:t>445.75</w:t>
+              <w:t>447.25</w:t>
             </w:r>
           </w:p>
         </w:tc>
@@ -20877,7 +20833,7 @@
               <w:rPr>
                 <w:b/>
               </w:rPr>
-              <w:t>449.75</w:t>
+              <w:t>451.25</w:t>
             </w:r>
           </w:p>
         </w:tc>
@@ -21025,7 +20981,7 @@
             </w:pPr>
             <w:r/>
             <w:r>
-              <w:t>449.75</w:t>
+              <w:t>451.25</w:t>
             </w:r>
           </w:p>
         </w:tc>
@@ -21053,7 +21009,7 @@
             </w:pPr>
             <w:r/>
             <w:r>
-              <w:t>453.75</w:t>
+              <w:t>455.25</w:t>
             </w:r>
           </w:p>
         </w:tc>
@@ -21081,7 +21037,7 @@
             </w:pPr>
             <w:r/>
             <w:r>
-              <w:t>448.00</w:t>
+              <w:t>449.50</w:t>
             </w:r>
           </w:p>
         </w:tc>
@@ -21112,7 +21068,7 @@
               <w:rPr>
                 <w:b/>
               </w:rPr>
-              <w:t>449.50</w:t>
+              <w:t>451.00</w:t>
             </w:r>
           </w:p>
         </w:tc>
@@ -21835,7 +21791,7 @@
         <w:t>Giá Chốt Phiên (Close):</w:t>
       </w:r>
       <w:r>
-        <w:t xml:space="preserve"> 634.00 cents | </w:t>
+        <w:t xml:space="preserve"> 636.50 cents | </w:t>
       </w:r>
       <w:r>
         <w:rPr>
@@ -21850,10 +21806,10 @@
         <w:rPr>
           <w:b/>
         </w:rPr>
-        <w:t>`635.46 cents`</w:t>
+        <w:t>`638.52 cents`</w:t>
       </w:r>
       <w:r>
-        <w:t xml:space="preserve"> (+1.46).</w:t>
+        <w:t xml:space="preserve"> (+2.02).</w:t>
       </w:r>
     </w:p>
     <w:p>
@@ -21874,7 +21830,7 @@
         <w:rPr>
           <w:b/>
         </w:rPr>
-        <w:t>`1,992`</w:t>
+        <w:t>`2,295`</w:t>
       </w:r>
       <w:r>
         <w:t xml:space="preserve"> (Chênh lệch: </w:t>
@@ -21883,7 +21839,7 @@
         <w:rPr>
           <w:b/>
         </w:rPr>
-        <w:t>`-93,508`</w:t>
+        <w:t>`-68,213`</w:t>
       </w:r>
       <w:r>
         <w:t xml:space="preserve">) | OI: </w:t>
@@ -21901,7 +21857,7 @@
         <w:rPr>
           <w:b/>
         </w:rPr>
-        <w:t>`-3,056`</w:t>
+        <w:t>`+0`</w:t>
       </w:r>
       <w:r>
         <w:t>)</w:t>
@@ -21925,7 +21881,7 @@
         <w:rPr>
           <w:b/>
         </w:rPr>
-        <w:t>`Bearish Engulfing (Nhấn chìm giảm thiểu)`</w:t>
+        <w:t>`Bullish Marubozu (Lực mua áp đảo tuyệt đối)`</w:t>
       </w:r>
     </w:p>
     <w:p>
@@ -22217,7 +22173,7 @@
               <w:rPr>
                 <w:b/>
               </w:rPr>
-              <w:t>78.70</w:t>
+              <w:t>78.46</w:t>
             </w:r>
           </w:p>
         </w:tc>
@@ -22248,7 +22204,7 @@
               <w:rPr>
                 <w:b/>
               </w:rPr>
-              <w:t>-6.05%</w:t>
+              <w:t>+0.00%</w:t>
             </w:r>
           </w:p>
         </w:tc>
@@ -22276,7 +22232,7 @@
             </w:pPr>
             <w:r/>
             <w:r>
-              <w:t>Giá dầu Giảm giảm bớt premium rủi ro địa chính trị, tạo áp lực chốt lời lúa mì.</w:t>
+              <w:t>Giá dầu Tăng tăng premium rủi ro địa chính trị và logistics Biển Đen, hỗ trợ giá lúa mì.</w:t>
             </w:r>
           </w:p>
         </w:tc>
@@ -22340,7 +22296,7 @@
               <w:rPr>
                 <w:b/>
               </w:rPr>
-              <w:t>99.84</w:t>
+              <w:t>99.79</w:t>
             </w:r>
           </w:p>
         </w:tc>
@@ -22371,7 +22327,7 @@
               <w:rPr>
                 <w:b/>
               </w:rPr>
-              <w:t>-0.12%</w:t>
+              <w:t>-0.10%</w:t>
             </w:r>
           </w:p>
         </w:tc>
@@ -22985,7 +22941,7 @@
         <w:t xml:space="preserve"> EMA_21 </w:t>
       </w:r>
       <w:r>
-        <w:t xml:space="preserve"> (641.40) &lt; </w:t>
+        <w:t xml:space="preserve"> (645.26) &lt; </w:t>
       </w:r>
       <w:r>
         <w:rPr>
@@ -22996,7 +22952,7 @@
         <w:t xml:space="preserve"> EMA_50 </w:t>
       </w:r>
       <w:r>
-        <w:t xml:space="preserve"> (645.75).</w:t>
+        <w:t xml:space="preserve"> (649.14).</w:t>
       </w:r>
     </w:p>
     <w:p>
@@ -23017,7 +22973,7 @@
         <w:rPr>
           <w:b/>
         </w:rPr>
-        <w:t>`34.90`</w:t>
+        <w:t>`37.56`</w:t>
       </w:r>
       <w:r>
         <w:t xml:space="preserve"> | ATR (14) = </w:t>
@@ -23026,7 +22982,7 @@
         <w:rPr>
           <w:b/>
         </w:rPr>
-        <w:t>`3.96`</w:t>
+        <w:t>`4.85`</w:t>
       </w:r>
       <w:r>
         <w:t xml:space="preserve"> cents | Volatility = </w:t>
@@ -23035,7 +22991,7 @@
         <w:rPr>
           <w:b/>
         </w:rPr>
-        <w:t>`3.25 cents`</w:t>
+        <w:t>`0.25 cents`</w:t>
       </w:r>
       <w:r>
         <w:t>.</w:t>
@@ -23059,7 +23015,7 @@
         <w:rPr>
           <w:b/>
         </w:rPr>
-        <w:t>`632.00`</w:t>
+        <w:t>`633.50`</w:t>
       </w:r>
       <w:r>
         <w:t xml:space="preserve"> | S2: </w:t>
@@ -23068,7 +23024,7 @@
         <w:rPr>
           <w:b/>
         </w:rPr>
-        <w:t>`574.00`</w:t>
+        <w:t>`590.50`</w:t>
       </w:r>
       <w:r>
         <w:t xml:space="preserve"> || Kháng cự R1: </w:t>
@@ -23077,7 +23033,7 @@
         <w:rPr>
           <w:b/>
         </w:rPr>
-        <w:t>`638.75`</w:t>
+        <w:t>`639.75`</w:t>
       </w:r>
       <w:r>
         <w:t xml:space="preserve"> | R2: </w:t>
@@ -23810,7 +23766,7 @@
           <w:b/>
           <w:color w:val="B91C1C"/>
         </w:rPr>
-        <w:t>`641.40 - 645.75 cents (Canh bán hồi kỹ thuật H1)`</w:t>
+        <w:t>`645.26 - 649.14 cents (Canh bán hồi kỹ thuật H1)`</w:t>
       </w:r>
       <w:r>
         <w:t xml:space="preserve"> | SL: </w:t>
@@ -23819,7 +23775,7 @@
         <w:rPr>
           <w:b/>
         </w:rPr>
-        <w:t>`717.19 cents (Trên kháng cự R2 + 1.5x ATR)`</w:t>
+        <w:t>`718.53 cents (Trên kháng cự R2 + 1.5x ATR)`</w:t>
       </w:r>
       <w:r>
         <w:t xml:space="preserve"> | TP: </w:t>
@@ -23830,7 +23786,7 @@
           <w:color w:val="D97706"/>
           <w:sz w:val="19"/>
         </w:rPr>
-        <w:t xml:space="preserve"> 632.00 cents </w:t>
+        <w:t xml:space="preserve"> 633.50 cents </w:t>
       </w:r>
       <w:r>
         <w:t xml:space="preserve"> / </w:t>
@@ -23841,7 +23797,7 @@
           <w:color w:val="D97706"/>
           <w:sz w:val="19"/>
         </w:rPr>
-        <w:t xml:space="preserve"> 574.00 cents </w:t>
+        <w:t xml:space="preserve"> 590.50 cents </w:t>
       </w:r>
       <w:r>
         <w:t>.</w:t>
@@ -23881,7 +23837,7 @@
         <w:rPr>
           <w:b/>
         </w:rPr>
-        <w:t>`630.00 - 632.00 cents`</w:t>
+        <w:t>`631.50 - 633.50 cents`</w:t>
       </w:r>
       <w:r>
         <w:t xml:space="preserve"> | SL: </w:t>
@@ -23890,7 +23846,7 @@
         <w:rPr>
           <w:b/>
         </w:rPr>
-        <w:t>`570.04 cents`</w:t>
+        <w:t>`585.65 cents`</w:t>
       </w:r>
       <w:r>
         <w:t xml:space="preserve"> | TP: </w:t>
@@ -23899,7 +23855,7 @@
         <w:rPr>
           <w:b/>
         </w:rPr>
-        <w:t>`638.75 cents (Đón sóng hồi trung hạn ~14.5 giá)`</w:t>
+        <w:t>`639.75 cents (Đón sóng hồi trung hạn ~14.5 giá)`</w:t>
       </w:r>
       <w:r>
         <w:t>.</w:t>
@@ -23927,7 +23883,7 @@
         <w:rPr>
           <w:b/>
         </w:rPr>
-        <w:t>`638.75 - 640.75 cents`</w:t>
+        <w:t>`639.75 - 641.75 cents`</w:t>
       </w:r>
       <w:r>
         <w:t xml:space="preserve"> | SL: </w:t>
@@ -23936,7 +23892,7 @@
         <w:rPr>
           <w:b/>
         </w:rPr>
-        <w:t>`642.71 cents`</w:t>
+        <w:t>`644.60 cents`</w:t>
       </w:r>
       <w:r>
         <w:t xml:space="preserve"> | TP: </w:t>
@@ -23945,7 +23901,7 @@
         <w:rPr>
           <w:b/>
         </w:rPr>
-        <w:t>`574.00 cents (Thuận xu hướng giảm ngắn hạn)`</w:t>
+        <w:t>`590.50 cents (Thuận xu hướng giảm ngắn hạn)`</w:t>
       </w:r>
       <w:r>
         <w:t>.</w:t>
@@ -23985,7 +23941,7 @@
         <w:rPr>
           <w:b/>
         </w:rPr>
-        <w:t>`575.69 - 590.50 cents`</w:t>
+        <w:t>`587.92 - 606.00 cents`</w:t>
       </w:r>
     </w:p>
     <w:p>
@@ -24392,7 +24348,7 @@
             </w:pPr>
             <w:r/>
             <w:r>
-              <w:t>634.00</w:t>
+              <w:t>636.50</w:t>
             </w:r>
           </w:p>
         </w:tc>
@@ -24420,7 +24376,7 @@
             </w:pPr>
             <w:r/>
             <w:r>
-              <w:t>645.25</w:t>
+              <w:t>647.75</w:t>
             </w:r>
           </w:p>
         </w:tc>
@@ -24448,7 +24404,7 @@
             </w:pPr>
             <w:r/>
             <w:r>
-              <w:t>628.50</w:t>
+              <w:t>631.00</w:t>
             </w:r>
           </w:p>
         </w:tc>
@@ -24479,7 +24435,7 @@
               <w:rPr>
                 <w:b/>
               </w:rPr>
-              <w:t>633.25</w:t>
+              <w:t>635.75</w:t>
             </w:r>
           </w:p>
         </w:tc>
@@ -24627,7 +24583,7 @@
             </w:pPr>
             <w:r/>
             <w:r>
-              <w:t>633.25</w:t>
+              <w:t>635.75</w:t>
             </w:r>
           </w:p>
         </w:tc>
@@ -24655,7 +24611,7 @@
             </w:pPr>
             <w:r/>
             <w:r>
-              <w:t>640.75</w:t>
+              <w:t>643.25</w:t>
             </w:r>
           </w:p>
         </w:tc>
@@ -24683,7 +24639,7 @@
             </w:pPr>
             <w:r/>
             <w:r>
-              <w:t>627.25</w:t>
+              <w:t>629.75</w:t>
             </w:r>
           </w:p>
         </w:tc>
@@ -24714,7 +24670,7 @@
               <w:rPr>
                 <w:b/>
               </w:rPr>
-              <w:t>632.75</w:t>
+              <w:t>635.25</w:t>
             </w:r>
           </w:p>
         </w:tc>
@@ -24862,7 +24818,7 @@
             </w:pPr>
             <w:r/>
             <w:r>
-              <w:t>632.75</w:t>
+              <w:t>635.25</w:t>
             </w:r>
           </w:p>
         </w:tc>
@@ -24890,7 +24846,7 @@
             </w:pPr>
             <w:r/>
             <w:r>
-              <w:t>646.50</w:t>
+              <w:t>649.00</w:t>
             </w:r>
           </w:p>
         </w:tc>
@@ -24918,7 +24874,7 @@
             </w:pPr>
             <w:r/>
             <w:r>
-              <w:t>618.00</w:t>
+              <w:t>620.50</w:t>
             </w:r>
           </w:p>
         </w:tc>
@@ -24949,7 +24905,7 @@
               <w:rPr>
                 <w:b/>
               </w:rPr>
-              <w:t>634.75</w:t>
+              <w:t>637.25</w:t>
             </w:r>
           </w:p>
         </w:tc>
@@ -25097,7 +25053,7 @@
             </w:pPr>
             <w:r/>
             <w:r>
-              <w:t>634.75</w:t>
+              <w:t>637.25</w:t>
             </w:r>
           </w:p>
         </w:tc>
@@ -25125,7 +25081,7 @@
             </w:pPr>
             <w:r/>
             <w:r>
-              <w:t>648.00</w:t>
+              <w:t>650.50</w:t>
             </w:r>
           </w:p>
         </w:tc>
@@ -25153,7 +25109,7 @@
             </w:pPr>
             <w:r/>
             <w:r>
-              <w:t>626.50</w:t>
+              <w:t>629.00</w:t>
             </w:r>
           </w:p>
         </w:tc>
@@ -25184,7 +25140,7 @@
               <w:rPr>
                 <w:b/>
               </w:rPr>
-              <w:t>636.00</w:t>
+              <w:t>638.50</w:t>
             </w:r>
           </w:p>
         </w:tc>
@@ -25332,7 +25288,7 @@
             </w:pPr>
             <w:r/>
             <w:r>
-              <w:t>636.00</w:t>
+              <w:t>638.50</w:t>
             </w:r>
           </w:p>
         </w:tc>
@@ -25360,7 +25316,7 @@
             </w:pPr>
             <w:r/>
             <w:r>
-              <w:t>652.50</w:t>
+              <w:t>655.00</w:t>
             </w:r>
           </w:p>
         </w:tc>
@@ -25388,7 +25344,7 @@
             </w:pPr>
             <w:r/>
             <w:r>
-              <w:t>625.50</w:t>
+              <w:t>628.00</w:t>
             </w:r>
           </w:p>
         </w:tc>
@@ -25419,7 +25375,7 @@
               <w:rPr>
                 <w:b/>
               </w:rPr>
-              <w:t>640.50</w:t>
+              <w:t>643.00</w:t>
             </w:r>
           </w:p>
         </w:tc>
@@ -25567,7 +25523,7 @@
             </w:pPr>
             <w:r/>
             <w:r>
-              <w:t>640.50</w:t>
+              <w:t>643.00</w:t>
             </w:r>
           </w:p>
         </w:tc>
@@ -25595,7 +25551,7 @@
             </w:pPr>
             <w:r/>
             <w:r>
-              <w:t>648.25</w:t>
+              <w:t>650.75</w:t>
             </w:r>
           </w:p>
         </w:tc>
@@ -25623,7 +25579,7 @@
             </w:pPr>
             <w:r/>
             <w:r>
-              <w:t>629.50</w:t>
+              <w:t>632.00</w:t>
             </w:r>
           </w:p>
         </w:tc>
@@ -25654,7 +25610,7 @@
               <w:rPr>
                 <w:b/>
               </w:rPr>
-              <w:t>641.75</w:t>
+              <w:t>644.25</w:t>
             </w:r>
           </w:p>
         </w:tc>
@@ -25802,7 +25758,7 @@
             </w:pPr>
             <w:r/>
             <w:r>
-              <w:t>641.75</w:t>
+              <w:t>644.25</w:t>
             </w:r>
           </w:p>
         </w:tc>
@@ -25830,7 +25786,7 @@
             </w:pPr>
             <w:r/>
             <w:r>
-              <w:t>650.00</w:t>
+              <w:t>652.50</w:t>
             </w:r>
           </w:p>
         </w:tc>
@@ -25858,7 +25814,7 @@
             </w:pPr>
             <w:r/>
             <w:r>
-              <w:t>631.25</w:t>
+              <w:t>633.75</w:t>
             </w:r>
           </w:p>
         </w:tc>
@@ -25889,7 +25845,7 @@
               <w:rPr>
                 <w:b/>
               </w:rPr>
-              <w:t>643.50</w:t>
+              <w:t>646.00</w:t>
             </w:r>
           </w:p>
         </w:tc>
@@ -26037,7 +25993,7 @@
             </w:pPr>
             <w:r/>
             <w:r>
-              <w:t>643.50</w:t>
+              <w:t>646.00</w:t>
             </w:r>
           </w:p>
         </w:tc>
@@ -26065,7 +26021,7 @@
             </w:pPr>
             <w:r/>
             <w:r>
-              <w:t>655.75</w:t>
+              <w:t>658.25</w:t>
             </w:r>
           </w:p>
         </w:tc>
@@ -26093,7 +26049,7 @@
             </w:pPr>
             <w:r/>
             <w:r>
-              <w:t>633.75</w:t>
+              <w:t>636.25</w:t>
             </w:r>
           </w:p>
         </w:tc>
@@ -26124,7 +26080,7 @@
               <w:rPr>
                 <w:b/>
               </w:rPr>
-              <w:t>642.50</w:t>
+              <w:t>645.00</w:t>
             </w:r>
           </w:p>
         </w:tc>
@@ -26272,7 +26228,7 @@
             </w:pPr>
             <w:r/>
             <w:r>
-              <w:t>642.50</w:t>
+              <w:t>645.00</w:t>
             </w:r>
           </w:p>
         </w:tc>
@@ -26300,7 +26256,7 @@
             </w:pPr>
             <w:r/>
             <w:r>
-              <w:t>653.00</w:t>
+              <w:t>655.50</w:t>
             </w:r>
           </w:p>
         </w:tc>
@@ -26328,7 +26284,7 @@
             </w:pPr>
             <w:r/>
             <w:r>
-              <w:t>627.75</w:t>
+              <w:t>630.25</w:t>
             </w:r>
           </w:p>
         </w:tc>
@@ -26359,7 +26315,7 @@
               <w:rPr>
                 <w:b/>
               </w:rPr>
-              <w:t>644.75</w:t>
+              <w:t>647.25</w:t>
             </w:r>
           </w:p>
         </w:tc>
@@ -26507,7 +26463,7 @@
             </w:pPr>
             <w:r/>
             <w:r>
-              <w:t>644.75</w:t>
+              <w:t>647.25</w:t>
             </w:r>
           </w:p>
         </w:tc>
@@ -26535,7 +26491,7 @@
             </w:pPr>
             <w:r/>
             <w:r>
-              <w:t>655.25</w:t>
+              <w:t>657.75</w:t>
             </w:r>
           </w:p>
         </w:tc>
@@ -26563,7 +26519,7 @@
             </w:pPr>
             <w:r/>
             <w:r>
-              <w:t>638.50</w:t>
+              <w:t>641.00</w:t>
             </w:r>
           </w:p>
         </w:tc>
@@ -26594,7 +26550,7 @@
               <w:rPr>
                 <w:b/>
               </w:rPr>
-              <w:t>645.50</w:t>
+              <w:t>648.00</w:t>
             </w:r>
           </w:p>
         </w:tc>
@@ -26742,7 +26698,7 @@
             </w:pPr>
             <w:r/>
             <w:r>
-              <w:t>645.50</w:t>
+              <w:t>648.00</w:t>
             </w:r>
           </w:p>
         </w:tc>
@@ -26770,7 +26726,7 @@
             </w:pPr>
             <w:r/>
             <w:r>
-              <w:t>659.75</w:t>
+              <w:t>662.25</w:t>
             </w:r>
           </w:p>
         </w:tc>
@@ -26798,7 +26754,7 @@
             </w:pPr>
             <w:r/>
             <w:r>
-              <w:t>630.75</w:t>
+              <w:t>633.25</w:t>
             </w:r>
           </w:p>
         </w:tc>
@@ -26829,7 +26785,7 @@
               <w:rPr>
                 <w:b/>
               </w:rPr>
-              <w:t>647.50</w:t>
+              <w:t>650.00</w:t>
             </w:r>
           </w:p>
         </w:tc>
@@ -26977,7 +26933,7 @@
             </w:pPr>
             <w:r/>
             <w:r>
-              <w:t>647.50</w:t>
+              <w:t>650.00</w:t>
             </w:r>
           </w:p>
         </w:tc>
@@ -27005,7 +26961,7 @@
             </w:pPr>
             <w:r/>
             <w:r>
-              <w:t>654.00</w:t>
+              <w:t>656.50</w:t>
             </w:r>
           </w:p>
         </w:tc>
@@ -27033,7 +26989,7 @@
             </w:pPr>
             <w:r/>
             <w:r>
-              <w:t>640.75</w:t>
+              <w:t>643.25</w:t>
             </w:r>
           </w:p>
         </w:tc>
@@ -27064,7 +27020,7 @@
               <w:rPr>
                 <w:b/>
               </w:rPr>
-              <w:t>647.75</w:t>
+              <w:t>650.25</w:t>
             </w:r>
           </w:p>
         </w:tc>
@@ -27212,7 +27168,7 @@
             </w:pPr>
             <w:r/>
             <w:r>
-              <w:t>647.75</w:t>
+              <w:t>650.25</w:t>
             </w:r>
           </w:p>
         </w:tc>
@@ -27240,7 +27196,7 @@
             </w:pPr>
             <w:r/>
             <w:r>
-              <w:t>658.00</w:t>
+              <w:t>660.50</w:t>
             </w:r>
           </w:p>
         </w:tc>
@@ -27268,7 +27224,7 @@
             </w:pPr>
             <w:r/>
             <w:r>
-              <w:t>639.75</w:t>
+              <w:t>642.25</w:t>
             </w:r>
           </w:p>
         </w:tc>
@@ -27299,7 +27255,7 @@
               <w:rPr>
                 <w:b/>
               </w:rPr>
-              <w:t>648.25</w:t>
+              <w:t>650.75</w:t>
             </w:r>
           </w:p>
         </w:tc>
@@ -27447,7 +27403,7 @@
             </w:pPr>
             <w:r/>
             <w:r>
-              <w:t>648.25</w:t>
+              <w:t>650.75</w:t>
             </w:r>
           </w:p>
         </w:tc>
@@ -27475,7 +27431,7 @@
             </w:pPr>
             <w:r/>
             <w:r>
-              <w:t>655.25</w:t>
+              <w:t>657.75</w:t>
             </w:r>
           </w:p>
         </w:tc>
@@ -27503,7 +27459,7 @@
             </w:pPr>
             <w:r/>
             <w:r>
-              <w:t>642.25</w:t>
+              <w:t>644.75</w:t>
             </w:r>
           </w:p>
         </w:tc>
@@ -27534,7 +27490,7 @@
               <w:rPr>
                 <w:b/>
               </w:rPr>
-              <w:t>647.50</w:t>
+              <w:t>650.00</w:t>
             </w:r>
           </w:p>
         </w:tc>
@@ -27682,7 +27638,7 @@
             </w:pPr>
             <w:r/>
             <w:r>
-              <w:t>647.50</w:t>
+              <w:t>650.00</w:t>
             </w:r>
           </w:p>
         </w:tc>
@@ -27710,7 +27666,7 @@
             </w:pPr>
             <w:r/>
             <w:r>
-              <w:t>661.00</w:t>
+              <w:t>663.50</w:t>
             </w:r>
           </w:p>
         </w:tc>
@@ -27738,7 +27694,7 @@
             </w:pPr>
             <w:r/>
             <w:r>
-              <w:t>634.50</w:t>
+              <w:t>637.00</w:t>
             </w:r>
           </w:p>
         </w:tc>
@@ -27769,7 +27725,7 @@
               <w:rPr>
                 <w:b/>
               </w:rPr>
-              <w:t>649.25</w:t>
+              <w:t>651.75</w:t>
             </w:r>
           </w:p>
         </w:tc>
@@ -27917,7 +27873,7 @@
             </w:pPr>
             <w:r/>
             <w:r>
-              <w:t>649.25</w:t>
+              <w:t>651.75</w:t>
             </w:r>
           </w:p>
         </w:tc>
@@ -27945,7 +27901,7 @@
             </w:pPr>
             <w:r/>
             <w:r>
-              <w:t>658.50</w:t>
+              <w:t>661.00</w:t>
             </w:r>
           </w:p>
         </w:tc>
@@ -27973,7 +27929,7 @@
             </w:pPr>
             <w:r/>
             <w:r>
-              <w:t>638.50</w:t>
+              <w:t>641.00</w:t>
             </w:r>
           </w:p>
         </w:tc>
@@ -28004,7 +27960,7 @@
               <w:rPr>
                 <w:b/>
               </w:rPr>
-              <w:t>649.75</w:t>
+              <w:t>652.25</w:t>
             </w:r>
           </w:p>
         </w:tc>
@@ -28152,7 +28108,7 @@
             </w:pPr>
             <w:r/>
             <w:r>
-              <w:t>649.75</w:t>
+              <w:t>652.25</w:t>
             </w:r>
           </w:p>
         </w:tc>
@@ -28180,7 +28136,7 @@
             </w:pPr>
             <w:r/>
             <w:r>
-              <w:t>662.00</w:t>
+              <w:t>664.50</w:t>
             </w:r>
           </w:p>
         </w:tc>
@@ -28208,7 +28164,7 @@
             </w:pPr>
             <w:r/>
             <w:r>
-              <w:t>635.50</w:t>
+              <w:t>638.00</w:t>
             </w:r>
           </w:p>
         </w:tc>
@@ -28239,7 +28195,7 @@
               <w:rPr>
                 <w:b/>
               </w:rPr>
-              <w:t>648.25</w:t>
+              <w:t>650.75</w:t>
             </w:r>
           </w:p>
         </w:tc>
@@ -28387,7 +28343,7 @@
             </w:pPr>
             <w:r/>
             <w:r>
-              <w:t>648.25</w:t>
+              <w:t>650.75</w:t>
             </w:r>
           </w:p>
         </w:tc>
@@ -28415,7 +28371,7 @@
             </w:pPr>
             <w:r/>
             <w:r>
-              <w:t>655.25</w:t>
+              <w:t>657.75</w:t>
             </w:r>
           </w:p>
         </w:tc>
@@ -28443,7 +28399,7 @@
             </w:pPr>
             <w:r/>
             <w:r>
-              <w:t>638.75</w:t>
+              <w:t>641.25</w:t>
             </w:r>
           </w:p>
         </w:tc>
@@ -28474,7 +28430,7 @@
               <w:rPr>
                 <w:b/>
               </w:rPr>
-              <w:t>648.75</w:t>
+              <w:t>651.25</w:t>
             </w:r>
           </w:p>
         </w:tc>
@@ -28622,7 +28578,7 @@
             </w:pPr>
             <w:r/>
             <w:r>
-              <w:t>648.75</w:t>
+              <w:t>651.25</w:t>
             </w:r>
           </w:p>
         </w:tc>
@@ -28650,7 +28606,7 @@
             </w:pPr>
             <w:r/>
             <w:r>
-              <w:t>659.25</w:t>
+              <w:t>661.75</w:t>
             </w:r>
           </w:p>
         </w:tc>
@@ -28678,7 +28634,7 @@
             </w:pPr>
             <w:r/>
             <w:r>
-              <w:t>641.50</w:t>
+              <w:t>644.00</w:t>
             </w:r>
           </w:p>
         </w:tc>
@@ -28709,7 +28665,7 @@
               <w:rPr>
                 <w:b/>
               </w:rPr>
-              <w:t>648.50</w:t>
+              <w:t>651.00</w:t>
             </w:r>
           </w:p>
         </w:tc>
@@ -28857,7 +28813,7 @@
             </w:pPr>
             <w:r/>
             <w:r>
-              <w:t>648.50</w:t>
+              <w:t>651.00</w:t>
             </w:r>
           </w:p>
         </w:tc>
@@ -28885,7 +28841,7 @@
             </w:pPr>
             <w:r/>
             <w:r>
-              <w:t>658.25</w:t>
+              <w:t>660.75</w:t>
             </w:r>
           </w:p>
         </w:tc>
@@ -28913,7 +28869,7 @@
             </w:pPr>
             <w:r/>
             <w:r>
-              <w:t>638.75</w:t>
+              <w:t>641.25</w:t>
             </w:r>
           </w:p>
         </w:tc>
@@ -28944,7 +28900,7 @@
               <w:rPr>
                 <w:b/>
               </w:rPr>
-              <w:t>649.00</w:t>
+              <w:t>651.50</w:t>
             </w:r>
           </w:p>
         </w:tc>
@@ -29092,7 +29048,7 @@
             </w:pPr>
             <w:r/>
             <w:r>
-              <w:t>649.00</w:t>
+              <w:t>651.50</w:t>
             </w:r>
           </w:p>
         </w:tc>
@@ -29120,7 +29076,7 @@
             </w:pPr>
             <w:r/>
             <w:r>
-              <w:t>659.75</w:t>
+              <w:t>662.25</w:t>
             </w:r>
           </w:p>
         </w:tc>
@@ -29148,7 +29104,7 @@
             </w:pPr>
             <w:r/>
             <w:r>
-              <w:t>641.75</w:t>
+              <w:t>644.25</w:t>
             </w:r>
           </w:p>
         </w:tc>
@@ -29179,7 +29135,7 @@
               <w:rPr>
                 <w:b/>
               </w:rPr>
-              <w:t>649.75</w:t>
+              <w:t>652.25</w:t>
             </w:r>
           </w:p>
         </w:tc>
@@ -29327,7 +29283,7 @@
             </w:pPr>
             <w:r/>
             <w:r>
-              <w:t>649.75</w:t>
+              <w:t>652.25</w:t>
             </w:r>
           </w:p>
         </w:tc>
@@ -29355,7 +29311,7 @@
             </w:pPr>
             <w:r/>
             <w:r>
-              <w:t>656.25</w:t>
+              <w:t>658.75</w:t>
             </w:r>
           </w:p>
         </w:tc>
@@ -29383,7 +29339,7 @@
             </w:pPr>
             <w:r/>
             <w:r>
-              <w:t>641.25</w:t>
+              <w:t>643.75</w:t>
             </w:r>
           </w:p>
         </w:tc>
@@ -29414,7 +29370,7 @@
               <w:rPr>
                 <w:b/>
               </w:rPr>
-              <w:t>650.25</w:t>
+              <w:t>652.75</w:t>
             </w:r>
           </w:p>
         </w:tc>
@@ -29562,7 +29518,7 @@
             </w:pPr>
             <w:r/>
             <w:r>
-              <w:t>650.25</w:t>
+              <w:t>652.75</w:t>
             </w:r>
           </w:p>
         </w:tc>
@@ -29590,7 +29546,7 @@
             </w:pPr>
             <w:r/>
             <w:r>
-              <w:t>661.25</w:t>
+              <w:t>663.75</w:t>
             </w:r>
           </w:p>
         </w:tc>
@@ -29618,7 +29574,7 @@
             </w:pPr>
             <w:r/>
             <w:r>
-              <w:t>638.50</w:t>
+              <w:t>641.00</w:t>
             </w:r>
           </w:p>
         </w:tc>
@@ -29649,7 +29605,7 @@
               <w:rPr>
                 <w:b/>
               </w:rPr>
-              <w:t>653.75</w:t>
+              <w:t>656.25</w:t>
             </w:r>
           </w:p>
         </w:tc>
@@ -29797,7 +29753,7 @@
             </w:pPr>
             <w:r/>
             <w:r>
-              <w:t>653.75</w:t>
+              <w:t>656.25</w:t>
             </w:r>
           </w:p>
         </w:tc>
@@ -29825,7 +29781,7 @@
             </w:pPr>
             <w:r/>
             <w:r>
-              <w:t>659.25</w:t>
+              <w:t>661.75</w:t>
             </w:r>
           </w:p>
         </w:tc>
@@ -29853,7 +29809,7 @@
             </w:pPr>
             <w:r/>
             <w:r>
-              <w:t>646.00</w:t>
+              <w:t>648.50</w:t>
             </w:r>
           </w:p>
         </w:tc>
@@ -29884,7 +29840,7 @@
               <w:rPr>
                 <w:b/>
               </w:rPr>
-              <w:t>654.50</w:t>
+              <w:t>657.00</w:t>
             </w:r>
           </w:p>
         </w:tc>
@@ -30032,7 +29988,7 @@
             </w:pPr>
             <w:r/>
             <w:r>
-              <w:t>654.50</w:t>
+              <w:t>657.00</w:t>
             </w:r>
           </w:p>
         </w:tc>
@@ -30060,7 +30016,7 @@
             </w:pPr>
             <w:r/>
             <w:r>
-              <w:t>663.75</w:t>
+              <w:t>666.25</w:t>
             </w:r>
           </w:p>
         </w:tc>
@@ -30088,7 +30044,7 @@
             </w:pPr>
             <w:r/>
             <w:r>
-              <w:t>648.00</w:t>
+              <w:t>650.50</w:t>
             </w:r>
           </w:p>
         </w:tc>
@@ -30119,7 +30075,7 @@
               <w:rPr>
                 <w:b/>
               </w:rPr>
-              <w:t>653.75</w:t>
+              <w:t>656.25</w:t>
             </w:r>
           </w:p>
         </w:tc>
@@ -30267,7 +30223,7 @@
             </w:pPr>
             <w:r/>
             <w:r>
-              <w:t>653.75</w:t>
+              <w:t>656.25</w:t>
             </w:r>
           </w:p>
         </w:tc>
@@ -30295,7 +30251,7 @@
             </w:pPr>
             <w:r/>
             <w:r>
-              <w:t>661.25</w:t>
+              <w:t>663.75</w:t>
             </w:r>
           </w:p>
         </w:tc>
@@ -30323,7 +30279,7 @@
             </w:pPr>
             <w:r/>
             <w:r>
-              <w:t>647.75</w:t>
+              <w:t>650.25</w:t>
             </w:r>
           </w:p>
         </w:tc>
@@ -30354,7 +30310,7 @@
               <w:rPr>
                 <w:b/>
               </w:rPr>
-              <w:t>652.75</w:t>
+              <w:t>655.25</w:t>
             </w:r>
           </w:p>
         </w:tc>
@@ -30502,7 +30458,7 @@
             </w:pPr>
             <w:r/>
             <w:r>
-              <w:t>652.75</w:t>
+              <w:t>655.25</w:t>
             </w:r>
           </w:p>
         </w:tc>
@@ -30530,7 +30486,7 @@
             </w:pPr>
             <w:r/>
             <w:r>
-              <w:t>659.75</w:t>
+              <w:t>662.25</w:t>
             </w:r>
           </w:p>
         </w:tc>
@@ -30558,7 +30514,7 @@
             </w:pPr>
             <w:r/>
             <w:r>
-              <w:t>639.25</w:t>
+              <w:t>641.75</w:t>
             </w:r>
           </w:p>
         </w:tc>
@@ -30589,7 +30545,7 @@
               <w:rPr>
                 <w:b/>
               </w:rPr>
-              <w:t>653.50</w:t>
+              <w:t>656.00</w:t>
             </w:r>
           </w:p>
         </w:tc>
@@ -30737,7 +30693,7 @@
             </w:pPr>
             <w:r/>
             <w:r>
-              <w:t>653.50</w:t>
+              <w:t>656.00</w:t>
             </w:r>
           </w:p>
         </w:tc>
@@ -30765,7 +30721,7 @@
             </w:pPr>
             <w:r/>
             <w:r>
-              <w:t>662.75</w:t>
+              <w:t>665.25</w:t>
             </w:r>
           </w:p>
         </w:tc>
@@ -30793,7 +30749,7 @@
             </w:pPr>
             <w:r/>
             <w:r>
-              <w:t>646.25</w:t>
+              <w:t>648.75</w:t>
             </w:r>
           </w:p>
         </w:tc>
@@ -30824,7 +30780,7 @@
               <w:rPr>
                 <w:b/>
               </w:rPr>
-              <w:t>653.25</w:t>
+              <w:t>655.75</w:t>
             </w:r>
           </w:p>
         </w:tc>
@@ -30972,7 +30928,7 @@
             </w:pPr>
             <w:r/>
             <w:r>
-              <w:t>653.25</w:t>
+              <w:t>655.75</w:t>
             </w:r>
           </w:p>
         </w:tc>
@@ -31000,7 +30956,7 @@
             </w:pPr>
             <w:r/>
             <w:r>
-              <w:t>661.75</w:t>
+              <w:t>664.25</w:t>
             </w:r>
           </w:p>
         </w:tc>
@@ -31028,7 +30984,7 @@
             </w:pPr>
             <w:r/>
             <w:r>
-              <w:t>639.25</w:t>
+              <w:t>641.75</w:t>
             </w:r>
           </w:p>
         </w:tc>
@@ -31059,7 +31015,7 @@
               <w:rPr>
                 <w:b/>
               </w:rPr>
-              <w:t>655.00</w:t>
+              <w:t>657.50</w:t>
             </w:r>
           </w:p>
         </w:tc>
@@ -31207,7 +31163,7 @@
             </w:pPr>
             <w:r/>
             <w:r>
-              <w:t>655.00</w:t>
+              <w:t>657.50</w:t>
             </w:r>
           </w:p>
         </w:tc>
@@ -31235,7 +31191,7 @@
             </w:pPr>
             <w:r/>
             <w:r>
-              <w:t>661.25</w:t>
+              <w:t>663.75</w:t>
             </w:r>
           </w:p>
         </w:tc>
@@ -31263,7 +31219,7 @@
             </w:pPr>
             <w:r/>
             <w:r>
-              <w:t>648.50</w:t>
+              <w:t>651.00</w:t>
             </w:r>
           </w:p>
         </w:tc>
@@ -31294,7 +31250,7 @@
               <w:rPr>
                 <w:b/>
               </w:rPr>
-              <w:t>654.25</w:t>
+              <w:t>656.75</w:t>
             </w:r>
           </w:p>
         </w:tc>

--- a/Daily Reports/05_08_2026-CBOT Reports.docx
+++ b/Daily Reports/05_08_2026-CBOT Reports.docx
@@ -104,7 +104,7 @@
           <w:color w:val="5C768D"/>
           <w:sz w:val="19"/>
         </w:rPr>
-        <w:t>Cập nhật tự động qua `macro_tracker.py` vào lúc 11:16 ICT ngày 05/08/2026</w:t>
+        <w:t>Cập nhật tự động qua `macro_tracker.py` vào lúc 11:18 ICT ngày 05/08/2026</w:t>
       </w:r>
     </w:p>
     <w:tbl>
@@ -1316,7 +1316,7 @@
           <w:color w:val="5C768D"/>
           <w:sz w:val="19"/>
         </w:rPr>
-        <w:t>Cập nhật tự động lúc 11:16 ICT ngày 05/08/2026 — Nguồn: NOAA, USDA, BOM Australia</w:t>
+        <w:t>Cập nhật tự động lúc 11:18 ICT ngày 05/08/2026 — Nguồn: NOAA, USDA, BOM Australia</w:t>
       </w:r>
     </w:p>
     <w:p>

--- a/Daily Reports/05_08_2026-CBOT Reports.docx
+++ b/Daily Reports/05_08_2026-CBOT Reports.docx
@@ -1246,7 +1246,7 @@
         <w:rPr>
           <w:b/>
         </w:rPr>
-        <w:t>`636.25` (-0.35%)</w:t>
+        <w:t>`636.50` (-0.35%)</w:t>
       </w:r>
       <w:r>
         <w:t>.</w:t>
@@ -3832,7 +3832,7 @@
               <w:rPr>
                 <w:b/>
               </w:rPr>
-              <w:t>636.25</w:t>
+              <w:t>636.50</w:t>
             </w:r>
           </w:p>
         </w:tc>
@@ -3863,7 +3863,7 @@
               <w:rPr>
                 <w:b/>
               </w:rPr>
-              <w:t>637.22 (+0.97)</w:t>
+              <w:t>637.47 (+0.97)</w:t>
             </w:r>
           </w:p>
         </w:tc>
@@ -3891,7 +3891,7 @@
             </w:pPr>
             <w:r/>
             <w:r>
-              <w:t>Bearish (640.12 &lt; 644.52)</w:t>
+              <w:t>Bearish (640.14 &lt; 644.53)</w:t>
             </w:r>
           </w:p>
         </w:tc>
@@ -5136,7 +5136,7 @@
                 <w:b/>
                 <w:color w:val="B91C1C"/>
               </w:rPr>
-              <w:t>640.12 - 644.52 cents (Canh bán hồi kỹ thuật H1)</w:t>
+              <w:t>640.14 - 644.53 cents (Canh bán hồi kỹ thuật H1)</w:t>
             </w:r>
           </w:p>
         </w:tc>
@@ -5203,7 +5203,7 @@
                 <w:color w:val="D97706"/>
                 <w:sz w:val="19"/>
               </w:rPr>
-              <w:t xml:space="preserve"> 634.50 cents </w:t>
+              <w:t xml:space="preserve"> 634.75 cents </w:t>
             </w:r>
             <w:r>
               <w:t xml:space="preserve"> / TP2: </w:t>
@@ -5345,7 +5345,7 @@
               <w:rPr>
                 <w:b/>
               </w:rPr>
-              <w:t>632.50 - 634.50 cents</w:t>
+              <w:t>632.75 - 634.75 cents</w:t>
             </w:r>
           </w:p>
         </w:tc>
@@ -11648,7 +11648,7 @@
         <w:rPr>
           <w:b/>
         </w:rPr>
-        <w:t>`5,821`</w:t>
+        <w:t>`5,826`</w:t>
       </w:r>
       <w:r>
         <w:t xml:space="preserve"> (Chênh lệch: </w:t>
@@ -11657,7 +11657,7 @@
         <w:rPr>
           <w:b/>
         </w:rPr>
-        <w:t>`-122,522`</w:t>
+        <w:t>`-122,517`</w:t>
       </w:r>
       <w:r>
         <w:t xml:space="preserve">) | OI: </w:t>
@@ -21791,7 +21791,7 @@
         <w:t>Giá Chốt Phiên (Close):</w:t>
       </w:r>
       <w:r>
-        <w:t xml:space="preserve"> 636.25 cents | </w:t>
+        <w:t xml:space="preserve"> 636.50 cents | </w:t>
       </w:r>
       <w:r>
         <w:rPr>
@@ -21806,7 +21806,7 @@
         <w:rPr>
           <w:b/>
         </w:rPr>
-        <w:t>`637.22 cents`</w:t>
+        <w:t>`637.47 cents`</w:t>
       </w:r>
       <w:r>
         <w:t xml:space="preserve"> (+0.97).</w:t>
@@ -21830,7 +21830,7 @@
         <w:rPr>
           <w:b/>
         </w:rPr>
-        <w:t>`2,749`</w:t>
+        <w:t>`2,753`</w:t>
       </w:r>
       <w:r>
         <w:t xml:space="preserve"> (Chênh lệch: </w:t>
@@ -21839,7 +21839,7 @@
         <w:rPr>
           <w:b/>
         </w:rPr>
-        <w:t>`-67,759`</w:t>
+        <w:t>`-67,755`</w:t>
       </w:r>
       <w:r>
         <w:t xml:space="preserve">) | OI: </w:t>
@@ -22941,7 +22941,7 @@
         <w:t xml:space="preserve"> EMA_21 </w:t>
       </w:r>
       <w:r>
-        <w:t xml:space="preserve"> (640.12) &lt; </w:t>
+        <w:t xml:space="preserve"> (640.14) &lt; </w:t>
       </w:r>
       <w:r>
         <w:rPr>
@@ -22952,7 +22952,7 @@
         <w:t xml:space="preserve"> EMA_50 </w:t>
       </w:r>
       <w:r>
-        <w:t xml:space="preserve"> (644.52).</w:t>
+        <w:t xml:space="preserve"> (644.53).</w:t>
       </w:r>
     </w:p>
     <w:p>
@@ -22973,7 +22973,7 @@
         <w:rPr>
           <w:b/>
         </w:rPr>
-        <w:t>`39.55`</w:t>
+        <w:t>`39.95`</w:t>
       </w:r>
       <w:r>
         <w:t xml:space="preserve"> | ATR (14) = </w:t>
@@ -23015,7 +23015,7 @@
         <w:rPr>
           <w:b/>
         </w:rPr>
-        <w:t>`634.50`</w:t>
+        <w:t>`634.75`</w:t>
       </w:r>
       <w:r>
         <w:t xml:space="preserve"> | S2: </w:t>
@@ -23766,7 +23766,7 @@
           <w:b/>
           <w:color w:val="B91C1C"/>
         </w:rPr>
-        <w:t>`640.12 - 644.52 cents (Canh bán hồi kỹ thuật H1)`</w:t>
+        <w:t>`640.14 - 644.53 cents (Canh bán hồi kỹ thuật H1)`</w:t>
       </w:r>
       <w:r>
         <w:t xml:space="preserve"> | SL: </w:t>
@@ -23786,7 +23786,7 @@
           <w:color w:val="D97706"/>
           <w:sz w:val="19"/>
         </w:rPr>
-        <w:t xml:space="preserve"> 634.50 cents </w:t>
+        <w:t xml:space="preserve"> 634.75 cents </w:t>
       </w:r>
       <w:r>
         <w:t xml:space="preserve"> / </w:t>
@@ -23837,7 +23837,7 @@
         <w:rPr>
           <w:b/>
         </w:rPr>
-        <w:t>`632.50 - 634.50 cents`</w:t>
+        <w:t>`632.75 - 634.75 cents`</w:t>
       </w:r>
       <w:r>
         <w:t xml:space="preserve"> | SL: </w:t>
@@ -24348,7 +24348,7 @@
             </w:pPr>
             <w:r/>
             <w:r>
-              <w:t>636.25</w:t>
+              <w:t>636.50</w:t>
             </w:r>
           </w:p>
         </w:tc>
@@ -24376,7 +24376,7 @@
             </w:pPr>
             <w:r/>
             <w:r>
-              <w:t>647.50</w:t>
+              <w:t>647.75</w:t>
             </w:r>
           </w:p>
         </w:tc>
@@ -24404,7 +24404,7 @@
             </w:pPr>
             <w:r/>
             <w:r>
-              <w:t>630.75</w:t>
+              <w:t>631.00</w:t>
             </w:r>
           </w:p>
         </w:tc>
@@ -24435,7 +24435,7 @@
               <w:rPr>
                 <w:b/>
               </w:rPr>
-              <w:t>635.50</w:t>
+              <w:t>635.75</w:t>
             </w:r>
           </w:p>
         </w:tc>
@@ -24583,7 +24583,7 @@
             </w:pPr>
             <w:r/>
             <w:r>
-              <w:t>635.50</w:t>
+              <w:t>635.75</w:t>
             </w:r>
           </w:p>
         </w:tc>
@@ -24611,7 +24611,7 @@
             </w:pPr>
             <w:r/>
             <w:r>
-              <w:t>643.00</w:t>
+              <w:t>643.25</w:t>
             </w:r>
           </w:p>
         </w:tc>
@@ -24639,7 +24639,7 @@
             </w:pPr>
             <w:r/>
             <w:r>
-              <w:t>629.50</w:t>
+              <w:t>629.75</w:t>
             </w:r>
           </w:p>
         </w:tc>
@@ -24670,7 +24670,7 @@
               <w:rPr>
                 <w:b/>
               </w:rPr>
-              <w:t>635.00</w:t>
+              <w:t>635.25</w:t>
             </w:r>
           </w:p>
         </w:tc>
@@ -24818,7 +24818,7 @@
             </w:pPr>
             <w:r/>
             <w:r>
-              <w:t>635.00</w:t>
+              <w:t>635.25</w:t>
             </w:r>
           </w:p>
         </w:tc>
@@ -24846,7 +24846,7 @@
             </w:pPr>
             <w:r/>
             <w:r>
-              <w:t>648.75</w:t>
+              <w:t>649.00</w:t>
             </w:r>
           </w:p>
         </w:tc>
@@ -24874,7 +24874,7 @@
             </w:pPr>
             <w:r/>
             <w:r>
-              <w:t>620.25</w:t>
+              <w:t>620.50</w:t>
             </w:r>
           </w:p>
         </w:tc>
@@ -24905,7 +24905,7 @@
               <w:rPr>
                 <w:b/>
               </w:rPr>
-              <w:t>637.00</w:t>
+              <w:t>637.25</w:t>
             </w:r>
           </w:p>
         </w:tc>
@@ -25053,7 +25053,7 @@
             </w:pPr>
             <w:r/>
             <w:r>
-              <w:t>637.00</w:t>
+              <w:t>637.25</w:t>
             </w:r>
           </w:p>
         </w:tc>
@@ -25081,7 +25081,7 @@
             </w:pPr>
             <w:r/>
             <w:r>
-              <w:t>650.25</w:t>
+              <w:t>650.50</w:t>
             </w:r>
           </w:p>
         </w:tc>
@@ -25109,7 +25109,7 @@
             </w:pPr>
             <w:r/>
             <w:r>
-              <w:t>628.75</w:t>
+              <w:t>629.00</w:t>
             </w:r>
           </w:p>
         </w:tc>
@@ -25140,7 +25140,7 @@
               <w:rPr>
                 <w:b/>
               </w:rPr>
-              <w:t>638.25</w:t>
+              <w:t>638.50</w:t>
             </w:r>
           </w:p>
         </w:tc>
@@ -25288,7 +25288,7 @@
             </w:pPr>
             <w:r/>
             <w:r>
-              <w:t>638.25</w:t>
+              <w:t>638.50</w:t>
             </w:r>
           </w:p>
         </w:tc>
@@ -25316,7 +25316,7 @@
             </w:pPr>
             <w:r/>
             <w:r>
-              <w:t>654.75</w:t>
+              <w:t>655.00</w:t>
             </w:r>
           </w:p>
         </w:tc>
@@ -25344,7 +25344,7 @@
             </w:pPr>
             <w:r/>
             <w:r>
-              <w:t>627.75</w:t>
+              <w:t>628.00</w:t>
             </w:r>
           </w:p>
         </w:tc>
@@ -25375,7 +25375,7 @@
               <w:rPr>
                 <w:b/>
               </w:rPr>
-              <w:t>642.75</w:t>
+              <w:t>643.00</w:t>
             </w:r>
           </w:p>
         </w:tc>
@@ -25523,7 +25523,7 @@
             </w:pPr>
             <w:r/>
             <w:r>
-              <w:t>642.75</w:t>
+              <w:t>643.00</w:t>
             </w:r>
           </w:p>
         </w:tc>
@@ -25551,7 +25551,7 @@
             </w:pPr>
             <w:r/>
             <w:r>
-              <w:t>650.50</w:t>
+              <w:t>650.75</w:t>
             </w:r>
           </w:p>
         </w:tc>
@@ -25579,7 +25579,7 @@
             </w:pPr>
             <w:r/>
             <w:r>
-              <w:t>631.75</w:t>
+              <w:t>632.00</w:t>
             </w:r>
           </w:p>
         </w:tc>
@@ -25610,7 +25610,7 @@
               <w:rPr>
                 <w:b/>
               </w:rPr>
-              <w:t>644.00</w:t>
+              <w:t>644.25</w:t>
             </w:r>
           </w:p>
         </w:tc>
@@ -25758,7 +25758,7 @@
             </w:pPr>
             <w:r/>
             <w:r>
-              <w:t>644.00</w:t>
+              <w:t>644.25</w:t>
             </w:r>
           </w:p>
         </w:tc>
@@ -25786,7 +25786,7 @@
             </w:pPr>
             <w:r/>
             <w:r>
-              <w:t>652.25</w:t>
+              <w:t>652.50</w:t>
             </w:r>
           </w:p>
         </w:tc>
@@ -25814,7 +25814,7 @@
             </w:pPr>
             <w:r/>
             <w:r>
-              <w:t>633.50</w:t>
+              <w:t>633.75</w:t>
             </w:r>
           </w:p>
         </w:tc>
@@ -25845,7 +25845,7 @@
               <w:rPr>
                 <w:b/>
               </w:rPr>
-              <w:t>645.75</w:t>
+              <w:t>646.00</w:t>
             </w:r>
           </w:p>
         </w:tc>
@@ -25993,7 +25993,7 @@
             </w:pPr>
             <w:r/>
             <w:r>
-              <w:t>645.75</w:t>
+              <w:t>646.00</w:t>
             </w:r>
           </w:p>
         </w:tc>
@@ -26021,7 +26021,7 @@
             </w:pPr>
             <w:r/>
             <w:r>
-              <w:t>658.00</w:t>
+              <w:t>658.25</w:t>
             </w:r>
           </w:p>
         </w:tc>
@@ -26049,7 +26049,7 @@
             </w:pPr>
             <w:r/>
             <w:r>
-              <w:t>636.00</w:t>
+              <w:t>636.25</w:t>
             </w:r>
           </w:p>
         </w:tc>
@@ -26080,7 +26080,7 @@
               <w:rPr>
                 <w:b/>
               </w:rPr>
-              <w:t>644.75</w:t>
+              <w:t>645.00</w:t>
             </w:r>
           </w:p>
         </w:tc>
@@ -26228,7 +26228,7 @@
             </w:pPr>
             <w:r/>
             <w:r>
-              <w:t>644.75</w:t>
+              <w:t>645.00</w:t>
             </w:r>
           </w:p>
         </w:tc>
@@ -26256,7 +26256,7 @@
             </w:pPr>
             <w:r/>
             <w:r>
-              <w:t>655.25</w:t>
+              <w:t>655.50</w:t>
             </w:r>
           </w:p>
         </w:tc>
@@ -26284,7 +26284,7 @@
             </w:pPr>
             <w:r/>
             <w:r>
-              <w:t>630.00</w:t>
+              <w:t>630.25</w:t>
             </w:r>
           </w:p>
         </w:tc>
@@ -26315,7 +26315,7 @@
               <w:rPr>
                 <w:b/>
               </w:rPr>
-              <w:t>647.00</w:t>
+              <w:t>647.25</w:t>
             </w:r>
           </w:p>
         </w:tc>
@@ -26463,7 +26463,7 @@
             </w:pPr>
             <w:r/>
             <w:r>
-              <w:t>647.00</w:t>
+              <w:t>647.25</w:t>
             </w:r>
           </w:p>
         </w:tc>
@@ -26491,7 +26491,7 @@
             </w:pPr>
             <w:r/>
             <w:r>
-              <w:t>657.50</w:t>
+              <w:t>657.75</w:t>
             </w:r>
           </w:p>
         </w:tc>
@@ -26519,7 +26519,7 @@
             </w:pPr>
             <w:r/>
             <w:r>
-              <w:t>640.75</w:t>
+              <w:t>641.00</w:t>
             </w:r>
           </w:p>
         </w:tc>
@@ -26550,7 +26550,7 @@
               <w:rPr>
                 <w:b/>
               </w:rPr>
-              <w:t>647.75</w:t>
+              <w:t>648.00</w:t>
             </w:r>
           </w:p>
         </w:tc>
@@ -26698,7 +26698,7 @@
             </w:pPr>
             <w:r/>
             <w:r>
-              <w:t>647.75</w:t>
+              <w:t>648.00</w:t>
             </w:r>
           </w:p>
         </w:tc>
@@ -26726,7 +26726,7 @@
             </w:pPr>
             <w:r/>
             <w:r>
-              <w:t>662.00</w:t>
+              <w:t>662.25</w:t>
             </w:r>
           </w:p>
         </w:tc>
@@ -26754,7 +26754,7 @@
             </w:pPr>
             <w:r/>
             <w:r>
-              <w:t>633.00</w:t>
+              <w:t>633.25</w:t>
             </w:r>
           </w:p>
         </w:tc>
@@ -26785,7 +26785,7 @@
               <w:rPr>
                 <w:b/>
               </w:rPr>
-              <w:t>649.75</w:t>
+              <w:t>650.00</w:t>
             </w:r>
           </w:p>
         </w:tc>
@@ -26933,7 +26933,7 @@
             </w:pPr>
             <w:r/>
             <w:r>
-              <w:t>649.75</w:t>
+              <w:t>650.00</w:t>
             </w:r>
           </w:p>
         </w:tc>
@@ -26961,7 +26961,7 @@
             </w:pPr>
             <w:r/>
             <w:r>
-              <w:t>656.25</w:t>
+              <w:t>656.50</w:t>
             </w:r>
           </w:p>
         </w:tc>
@@ -26989,7 +26989,477 @@
             </w:pPr>
             <w:r/>
             <w:r>
-              <w:t>643.00</w:t>
+              <w:t>643.25</w:t>
+            </w:r>
+          </w:p>
+        </w:tc>
+        <w:tc>
+          <w:tcPr>
+            <w:tcW w:type="dxa" w:w="1728"/>
+            <w:shd w:fill="FFFFFF"/>
+            <w:tcMar>
+              <w:top w:w="100" w:type="dxa"/>
+              <w:bottom w:w="100" w:type="dxa"/>
+              <w:left w:w="120" w:type="dxa"/>
+              <w:right w:w="120" w:type="dxa"/>
+            </w:tcMar>
+            <w:tcBorders>
+              <w:top w:val="single" w:sz="4" w:space="0" w:color="CCCCCC"/>
+              <w:bottom w:val="single" w:sz="4" w:space="0" w:color="CCCCCC"/>
+              <w:left w:val="single" w:sz="4" w:space="0" w:color="CCCCCC"/>
+              <w:right w:val="single" w:sz="4" w:space="0" w:color="CCCCCC"/>
+            </w:tcBorders>
+          </w:tcPr>
+          <w:p>
+            <w:pPr>
+              <w:spacing w:before="60" w:after="60" w:line="252" w:lineRule="auto"/>
+              <w:jc w:val="left"/>
+            </w:pPr>
+            <w:r/>
+            <w:r>
+              <w:rPr>
+                <w:b/>
+              </w:rPr>
+              <w:t>650.25</w:t>
+            </w:r>
+          </w:p>
+        </w:tc>
+        <w:tc>
+          <w:tcPr>
+            <w:tcW w:type="dxa" w:w="3456"/>
+            <w:shd w:fill="FFFFFF"/>
+            <w:tcMar>
+              <w:top w:w="100" w:type="dxa"/>
+              <w:bottom w:w="100" w:type="dxa"/>
+              <w:left w:w="120" w:type="dxa"/>
+              <w:right w:w="120" w:type="dxa"/>
+            </w:tcMar>
+            <w:tcBorders>
+              <w:top w:val="single" w:sz="4" w:space="0" w:color="CCCCCC"/>
+              <w:bottom w:val="single" w:sz="4" w:space="0" w:color="CCCCCC"/>
+              <w:left w:val="single" w:sz="4" w:space="0" w:color="CCCCCC"/>
+              <w:right w:val="single" w:sz="4" w:space="0" w:color="CCCCCC"/>
+            </w:tcBorders>
+          </w:tcPr>
+          <w:p>
+            <w:pPr>
+              <w:spacing w:before="60" w:after="60" w:line="252" w:lineRule="auto"/>
+              <w:jc w:val="left"/>
+            </w:pPr>
+            <w:r/>
+            <w:r>
+              <w:rPr>
+                <w:b/>
+              </w:rPr>
+              <w:t>+0.25</w:t>
+            </w:r>
+          </w:p>
+        </w:tc>
+        <w:tc>
+          <w:tcPr>
+            <w:tcW w:type="dxa" w:w="1440"/>
+            <w:shd w:fill="FFFFFF"/>
+            <w:tcMar>
+              <w:top w:w="100" w:type="dxa"/>
+              <w:bottom w:w="100" w:type="dxa"/>
+              <w:left w:w="120" w:type="dxa"/>
+              <w:right w:w="120" w:type="dxa"/>
+            </w:tcMar>
+            <w:tcBorders>
+              <w:top w:val="single" w:sz="4" w:space="0" w:color="CCCCCC"/>
+              <w:bottom w:val="single" w:sz="4" w:space="0" w:color="CCCCCC"/>
+              <w:left w:val="single" w:sz="4" w:space="0" w:color="CCCCCC"/>
+              <w:right w:val="single" w:sz="4" w:space="0" w:color="CCCCCC"/>
+            </w:tcBorders>
+          </w:tcPr>
+          <w:p>
+            <w:pPr>
+              <w:spacing w:before="60" w:after="60" w:line="252" w:lineRule="auto"/>
+              <w:jc w:val="left"/>
+            </w:pPr>
+            <w:r/>
+            <w:r>
+              <w:t>BULL</w:t>
+            </w:r>
+          </w:p>
+        </w:tc>
+      </w:tr>
+      <w:tr>
+        <w:tc>
+          <w:tcPr>
+            <w:tcW w:type="dxa" w:w="1584"/>
+            <w:shd w:fill="F8FAFC"/>
+            <w:tcMar>
+              <w:top w:w="100" w:type="dxa"/>
+              <w:bottom w:w="100" w:type="dxa"/>
+              <w:left w:w="120" w:type="dxa"/>
+              <w:right w:w="120" w:type="dxa"/>
+            </w:tcMar>
+            <w:tcBorders>
+              <w:top w:val="single" w:sz="4" w:space="0" w:color="CCCCCC"/>
+              <w:bottom w:val="single" w:sz="4" w:space="0" w:color="CCCCCC"/>
+              <w:left w:val="single" w:sz="4" w:space="0" w:color="CCCCCC"/>
+              <w:right w:val="single" w:sz="4" w:space="0" w:color="CCCCCC"/>
+            </w:tcBorders>
+          </w:tcPr>
+          <w:p>
+            <w:pPr>
+              <w:spacing w:before="60" w:after="60" w:line="252" w:lineRule="auto"/>
+              <w:jc w:val="left"/>
+            </w:pPr>
+            <w:r/>
+            <w:r>
+              <w:rPr>
+                <w:b/>
+              </w:rPr>
+              <w:t>Wed 05/08</w:t>
+            </w:r>
+          </w:p>
+        </w:tc>
+        <w:tc>
+          <w:tcPr>
+            <w:tcW w:type="dxa" w:w="864"/>
+            <w:shd w:fill="F8FAFC"/>
+            <w:tcMar>
+              <w:top w:w="100" w:type="dxa"/>
+              <w:bottom w:w="100" w:type="dxa"/>
+              <w:left w:w="120" w:type="dxa"/>
+              <w:right w:w="120" w:type="dxa"/>
+            </w:tcMar>
+            <w:tcBorders>
+              <w:top w:val="single" w:sz="4" w:space="0" w:color="CCCCCC"/>
+              <w:bottom w:val="single" w:sz="4" w:space="0" w:color="CCCCCC"/>
+              <w:left w:val="single" w:sz="4" w:space="0" w:color="CCCCCC"/>
+              <w:right w:val="single" w:sz="4" w:space="0" w:color="CCCCCC"/>
+            </w:tcBorders>
+          </w:tcPr>
+          <w:p>
+            <w:pPr>
+              <w:spacing w:before="60" w:after="60" w:line="252" w:lineRule="auto"/>
+              <w:jc w:val="left"/>
+            </w:pPr>
+            <w:r/>
+            <w:r>
+              <w:t>Asia 07-11</w:t>
+            </w:r>
+          </w:p>
+        </w:tc>
+        <w:tc>
+          <w:tcPr>
+            <w:tcW w:type="dxa" w:w="1440"/>
+            <w:shd w:fill="F8FAFC"/>
+            <w:tcMar>
+              <w:top w:w="100" w:type="dxa"/>
+              <w:bottom w:w="100" w:type="dxa"/>
+              <w:left w:w="120" w:type="dxa"/>
+              <w:right w:w="120" w:type="dxa"/>
+            </w:tcMar>
+            <w:tcBorders>
+              <w:top w:val="single" w:sz="4" w:space="0" w:color="CCCCCC"/>
+              <w:bottom w:val="single" w:sz="4" w:space="0" w:color="CCCCCC"/>
+              <w:left w:val="single" w:sz="4" w:space="0" w:color="CCCCCC"/>
+              <w:right w:val="single" w:sz="4" w:space="0" w:color="CCCCCC"/>
+            </w:tcBorders>
+          </w:tcPr>
+          <w:p>
+            <w:pPr>
+              <w:spacing w:before="60" w:after="60" w:line="252" w:lineRule="auto"/>
+              <w:jc w:val="left"/>
+            </w:pPr>
+            <w:r/>
+            <w:r>
+              <w:t>650.25</w:t>
+            </w:r>
+          </w:p>
+        </w:tc>
+        <w:tc>
+          <w:tcPr>
+            <w:tcW w:type="dxa" w:w="2016"/>
+            <w:shd w:fill="F8FAFC"/>
+            <w:tcMar>
+              <w:top w:w="100" w:type="dxa"/>
+              <w:bottom w:w="100" w:type="dxa"/>
+              <w:left w:w="120" w:type="dxa"/>
+              <w:right w:w="120" w:type="dxa"/>
+            </w:tcMar>
+            <w:tcBorders>
+              <w:top w:val="single" w:sz="4" w:space="0" w:color="CCCCCC"/>
+              <w:bottom w:val="single" w:sz="4" w:space="0" w:color="CCCCCC"/>
+              <w:left w:val="single" w:sz="4" w:space="0" w:color="CCCCCC"/>
+              <w:right w:val="single" w:sz="4" w:space="0" w:color="CCCCCC"/>
+            </w:tcBorders>
+          </w:tcPr>
+          <w:p>
+            <w:pPr>
+              <w:spacing w:before="60" w:after="60" w:line="252" w:lineRule="auto"/>
+              <w:jc w:val="left"/>
+            </w:pPr>
+            <w:r/>
+            <w:r>
+              <w:t>660.50</w:t>
+            </w:r>
+          </w:p>
+        </w:tc>
+        <w:tc>
+          <w:tcPr>
+            <w:tcW w:type="dxa" w:w="1152"/>
+            <w:shd w:fill="F8FAFC"/>
+            <w:tcMar>
+              <w:top w:w="100" w:type="dxa"/>
+              <w:bottom w:w="100" w:type="dxa"/>
+              <w:left w:w="120" w:type="dxa"/>
+              <w:right w:w="120" w:type="dxa"/>
+            </w:tcMar>
+            <w:tcBorders>
+              <w:top w:val="single" w:sz="4" w:space="0" w:color="CCCCCC"/>
+              <w:bottom w:val="single" w:sz="4" w:space="0" w:color="CCCCCC"/>
+              <w:left w:val="single" w:sz="4" w:space="0" w:color="CCCCCC"/>
+              <w:right w:val="single" w:sz="4" w:space="0" w:color="CCCCCC"/>
+            </w:tcBorders>
+          </w:tcPr>
+          <w:p>
+            <w:pPr>
+              <w:spacing w:before="60" w:after="60" w:line="252" w:lineRule="auto"/>
+              <w:jc w:val="left"/>
+            </w:pPr>
+            <w:r/>
+            <w:r>
+              <w:t>642.25</w:t>
+            </w:r>
+          </w:p>
+        </w:tc>
+        <w:tc>
+          <w:tcPr>
+            <w:tcW w:type="dxa" w:w="1728"/>
+            <w:shd w:fill="F8FAFC"/>
+            <w:tcMar>
+              <w:top w:w="100" w:type="dxa"/>
+              <w:bottom w:w="100" w:type="dxa"/>
+              <w:left w:w="120" w:type="dxa"/>
+              <w:right w:w="120" w:type="dxa"/>
+            </w:tcMar>
+            <w:tcBorders>
+              <w:top w:val="single" w:sz="4" w:space="0" w:color="CCCCCC"/>
+              <w:bottom w:val="single" w:sz="4" w:space="0" w:color="CCCCCC"/>
+              <w:left w:val="single" w:sz="4" w:space="0" w:color="CCCCCC"/>
+              <w:right w:val="single" w:sz="4" w:space="0" w:color="CCCCCC"/>
+            </w:tcBorders>
+          </w:tcPr>
+          <w:p>
+            <w:pPr>
+              <w:spacing w:before="60" w:after="60" w:line="252" w:lineRule="auto"/>
+              <w:jc w:val="left"/>
+            </w:pPr>
+            <w:r/>
+            <w:r>
+              <w:rPr>
+                <w:b/>
+              </w:rPr>
+              <w:t>650.75</w:t>
+            </w:r>
+          </w:p>
+        </w:tc>
+        <w:tc>
+          <w:tcPr>
+            <w:tcW w:type="dxa" w:w="3456"/>
+            <w:shd w:fill="F8FAFC"/>
+            <w:tcMar>
+              <w:top w:w="100" w:type="dxa"/>
+              <w:bottom w:w="100" w:type="dxa"/>
+              <w:left w:w="120" w:type="dxa"/>
+              <w:right w:w="120" w:type="dxa"/>
+            </w:tcMar>
+            <w:tcBorders>
+              <w:top w:val="single" w:sz="4" w:space="0" w:color="CCCCCC"/>
+              <w:bottom w:val="single" w:sz="4" w:space="0" w:color="CCCCCC"/>
+              <w:left w:val="single" w:sz="4" w:space="0" w:color="CCCCCC"/>
+              <w:right w:val="single" w:sz="4" w:space="0" w:color="CCCCCC"/>
+            </w:tcBorders>
+          </w:tcPr>
+          <w:p>
+            <w:pPr>
+              <w:spacing w:before="60" w:after="60" w:line="252" w:lineRule="auto"/>
+              <w:jc w:val="left"/>
+            </w:pPr>
+            <w:r/>
+            <w:r>
+              <w:rPr>
+                <w:b/>
+              </w:rPr>
+              <w:t>+0.50</w:t>
+            </w:r>
+          </w:p>
+        </w:tc>
+        <w:tc>
+          <w:tcPr>
+            <w:tcW w:type="dxa" w:w="1440"/>
+            <w:shd w:fill="F8FAFC"/>
+            <w:tcMar>
+              <w:top w:w="100" w:type="dxa"/>
+              <w:bottom w:w="100" w:type="dxa"/>
+              <w:left w:w="120" w:type="dxa"/>
+              <w:right w:w="120" w:type="dxa"/>
+            </w:tcMar>
+            <w:tcBorders>
+              <w:top w:val="single" w:sz="4" w:space="0" w:color="CCCCCC"/>
+              <w:bottom w:val="single" w:sz="4" w:space="0" w:color="CCCCCC"/>
+              <w:left w:val="single" w:sz="4" w:space="0" w:color="CCCCCC"/>
+              <w:right w:val="single" w:sz="4" w:space="0" w:color="CCCCCC"/>
+            </w:tcBorders>
+          </w:tcPr>
+          <w:p>
+            <w:pPr>
+              <w:spacing w:before="60" w:after="60" w:line="252" w:lineRule="auto"/>
+              <w:jc w:val="left"/>
+            </w:pPr>
+            <w:r/>
+            <w:r>
+              <w:t>BULL</w:t>
+            </w:r>
+          </w:p>
+        </w:tc>
+      </w:tr>
+      <w:tr>
+        <w:tc>
+          <w:tcPr>
+            <w:tcW w:type="dxa" w:w="1584"/>
+            <w:shd w:fill="FFFFFF"/>
+            <w:tcMar>
+              <w:top w:w="100" w:type="dxa"/>
+              <w:bottom w:w="100" w:type="dxa"/>
+              <w:left w:w="120" w:type="dxa"/>
+              <w:right w:w="120" w:type="dxa"/>
+            </w:tcMar>
+            <w:tcBorders>
+              <w:top w:val="single" w:sz="4" w:space="0" w:color="CCCCCC"/>
+              <w:bottom w:val="single" w:sz="4" w:space="0" w:color="CCCCCC"/>
+              <w:left w:val="single" w:sz="4" w:space="0" w:color="CCCCCC"/>
+              <w:right w:val="single" w:sz="4" w:space="0" w:color="CCCCCC"/>
+            </w:tcBorders>
+          </w:tcPr>
+          <w:p>
+            <w:pPr>
+              <w:spacing w:before="60" w:after="60" w:line="252" w:lineRule="auto"/>
+              <w:jc w:val="left"/>
+            </w:pPr>
+            <w:r/>
+            <w:r>
+              <w:rPr>
+                <w:b/>
+              </w:rPr>
+              <w:t>Wed 05/08</w:t>
+            </w:r>
+          </w:p>
+        </w:tc>
+        <w:tc>
+          <w:tcPr>
+            <w:tcW w:type="dxa" w:w="864"/>
+            <w:shd w:fill="FFFFFF"/>
+            <w:tcMar>
+              <w:top w:w="100" w:type="dxa"/>
+              <w:bottom w:w="100" w:type="dxa"/>
+              <w:left w:w="120" w:type="dxa"/>
+              <w:right w:w="120" w:type="dxa"/>
+            </w:tcMar>
+            <w:tcBorders>
+              <w:top w:val="single" w:sz="4" w:space="0" w:color="CCCCCC"/>
+              <w:bottom w:val="single" w:sz="4" w:space="0" w:color="CCCCCC"/>
+              <w:left w:val="single" w:sz="4" w:space="0" w:color="CCCCCC"/>
+              <w:right w:val="single" w:sz="4" w:space="0" w:color="CCCCCC"/>
+            </w:tcBorders>
+          </w:tcPr>
+          <w:p>
+            <w:pPr>
+              <w:spacing w:before="60" w:after="60" w:line="252" w:lineRule="auto"/>
+              <w:jc w:val="left"/>
+            </w:pPr>
+            <w:r/>
+            <w:r>
+              <w:t>Asia 11-15</w:t>
+            </w:r>
+          </w:p>
+        </w:tc>
+        <w:tc>
+          <w:tcPr>
+            <w:tcW w:type="dxa" w:w="1440"/>
+            <w:shd w:fill="FFFFFF"/>
+            <w:tcMar>
+              <w:top w:w="100" w:type="dxa"/>
+              <w:bottom w:w="100" w:type="dxa"/>
+              <w:left w:w="120" w:type="dxa"/>
+              <w:right w:w="120" w:type="dxa"/>
+            </w:tcMar>
+            <w:tcBorders>
+              <w:top w:val="single" w:sz="4" w:space="0" w:color="CCCCCC"/>
+              <w:bottom w:val="single" w:sz="4" w:space="0" w:color="CCCCCC"/>
+              <w:left w:val="single" w:sz="4" w:space="0" w:color="CCCCCC"/>
+              <w:right w:val="single" w:sz="4" w:space="0" w:color="CCCCCC"/>
+            </w:tcBorders>
+          </w:tcPr>
+          <w:p>
+            <w:pPr>
+              <w:spacing w:before="60" w:after="60" w:line="252" w:lineRule="auto"/>
+              <w:jc w:val="left"/>
+            </w:pPr>
+            <w:r/>
+            <w:r>
+              <w:t>650.75</w:t>
+            </w:r>
+          </w:p>
+        </w:tc>
+        <w:tc>
+          <w:tcPr>
+            <w:tcW w:type="dxa" w:w="2016"/>
+            <w:shd w:fill="FFFFFF"/>
+            <w:tcMar>
+              <w:top w:w="100" w:type="dxa"/>
+              <w:bottom w:w="100" w:type="dxa"/>
+              <w:left w:w="120" w:type="dxa"/>
+              <w:right w:w="120" w:type="dxa"/>
+            </w:tcMar>
+            <w:tcBorders>
+              <w:top w:val="single" w:sz="4" w:space="0" w:color="CCCCCC"/>
+              <w:bottom w:val="single" w:sz="4" w:space="0" w:color="CCCCCC"/>
+              <w:left w:val="single" w:sz="4" w:space="0" w:color="CCCCCC"/>
+              <w:right w:val="single" w:sz="4" w:space="0" w:color="CCCCCC"/>
+            </w:tcBorders>
+          </w:tcPr>
+          <w:p>
+            <w:pPr>
+              <w:spacing w:before="60" w:after="60" w:line="252" w:lineRule="auto"/>
+              <w:jc w:val="left"/>
+            </w:pPr>
+            <w:r/>
+            <w:r>
+              <w:t>657.75</w:t>
+            </w:r>
+          </w:p>
+        </w:tc>
+        <w:tc>
+          <w:tcPr>
+            <w:tcW w:type="dxa" w:w="1152"/>
+            <w:shd w:fill="FFFFFF"/>
+            <w:tcMar>
+              <w:top w:w="100" w:type="dxa"/>
+              <w:bottom w:w="100" w:type="dxa"/>
+              <w:left w:w="120" w:type="dxa"/>
+              <w:right w:w="120" w:type="dxa"/>
+            </w:tcMar>
+            <w:tcBorders>
+              <w:top w:val="single" w:sz="4" w:space="0" w:color="CCCCCC"/>
+              <w:bottom w:val="single" w:sz="4" w:space="0" w:color="CCCCCC"/>
+              <w:left w:val="single" w:sz="4" w:space="0" w:color="CCCCCC"/>
+              <w:right w:val="single" w:sz="4" w:space="0" w:color="CCCCCC"/>
+            </w:tcBorders>
+          </w:tcPr>
+          <w:p>
+            <w:pPr>
+              <w:spacing w:before="60" w:after="60" w:line="252" w:lineRule="auto"/>
+              <w:jc w:val="left"/>
+            </w:pPr>
+            <w:r/>
+            <w:r>
+              <w:t>644.75</w:t>
             </w:r>
           </w:p>
         </w:tc>
@@ -27051,7 +27521,7 @@
               <w:rPr>
                 <w:b/>
               </w:rPr>
-              <w:t>+0.25</w:t>
+              <w:t>-0.75</w:t>
             </w:r>
           </w:p>
         </w:tc>
@@ -27079,7 +27549,7 @@
             </w:pPr>
             <w:r/>
             <w:r>
-              <w:t>BULL</w:t>
+              <w:t>BEAR</w:t>
             </w:r>
           </w:p>
         </w:tc>
@@ -27140,7 +27610,7 @@
             </w:pPr>
             <w:r/>
             <w:r>
-              <w:t>Asia 07-11</w:t>
+              <w:t>London 15-19</w:t>
             </w:r>
           </w:p>
         </w:tc>
@@ -27196,7 +27666,7 @@
             </w:pPr>
             <w:r/>
             <w:r>
-              <w:t>660.25</w:t>
+              <w:t>663.50</w:t>
             </w:r>
           </w:p>
         </w:tc>
@@ -27224,7 +27694,7 @@
             </w:pPr>
             <w:r/>
             <w:r>
-              <w:t>642.00</w:t>
+              <w:t>637.00</w:t>
             </w:r>
           </w:p>
         </w:tc>
@@ -27255,7 +27725,7 @@
               <w:rPr>
                 <w:b/>
               </w:rPr>
-              <w:t>650.50</w:t>
+              <w:t>651.75</w:t>
             </w:r>
           </w:p>
         </w:tc>
@@ -27263,6 +27733,241 @@
           <w:tcPr>
             <w:tcW w:type="dxa" w:w="3456"/>
             <w:shd w:fill="F8FAFC"/>
+            <w:tcMar>
+              <w:top w:w="100" w:type="dxa"/>
+              <w:bottom w:w="100" w:type="dxa"/>
+              <w:left w:w="120" w:type="dxa"/>
+              <w:right w:w="120" w:type="dxa"/>
+            </w:tcMar>
+            <w:tcBorders>
+              <w:top w:val="single" w:sz="4" w:space="0" w:color="CCCCCC"/>
+              <w:bottom w:val="single" w:sz="4" w:space="0" w:color="CCCCCC"/>
+              <w:left w:val="single" w:sz="4" w:space="0" w:color="CCCCCC"/>
+              <w:right w:val="single" w:sz="4" w:space="0" w:color="CCCCCC"/>
+            </w:tcBorders>
+          </w:tcPr>
+          <w:p>
+            <w:pPr>
+              <w:spacing w:before="60" w:after="60" w:line="252" w:lineRule="auto"/>
+              <w:jc w:val="left"/>
+            </w:pPr>
+            <w:r/>
+            <w:r>
+              <w:rPr>
+                <w:b/>
+              </w:rPr>
+              <w:t>+1.75</w:t>
+            </w:r>
+          </w:p>
+        </w:tc>
+        <w:tc>
+          <w:tcPr>
+            <w:tcW w:type="dxa" w:w="1440"/>
+            <w:shd w:fill="F8FAFC"/>
+            <w:tcMar>
+              <w:top w:w="100" w:type="dxa"/>
+              <w:bottom w:w="100" w:type="dxa"/>
+              <w:left w:w="120" w:type="dxa"/>
+              <w:right w:w="120" w:type="dxa"/>
+            </w:tcMar>
+            <w:tcBorders>
+              <w:top w:val="single" w:sz="4" w:space="0" w:color="CCCCCC"/>
+              <w:bottom w:val="single" w:sz="4" w:space="0" w:color="CCCCCC"/>
+              <w:left w:val="single" w:sz="4" w:space="0" w:color="CCCCCC"/>
+              <w:right w:val="single" w:sz="4" w:space="0" w:color="CCCCCC"/>
+            </w:tcBorders>
+          </w:tcPr>
+          <w:p>
+            <w:pPr>
+              <w:spacing w:before="60" w:after="60" w:line="252" w:lineRule="auto"/>
+              <w:jc w:val="left"/>
+            </w:pPr>
+            <w:r/>
+            <w:r>
+              <w:t>BULL</w:t>
+            </w:r>
+          </w:p>
+        </w:tc>
+      </w:tr>
+      <w:tr>
+        <w:tc>
+          <w:tcPr>
+            <w:tcW w:type="dxa" w:w="1584"/>
+            <w:shd w:fill="FFFFFF"/>
+            <w:tcMar>
+              <w:top w:w="100" w:type="dxa"/>
+              <w:bottom w:w="100" w:type="dxa"/>
+              <w:left w:w="120" w:type="dxa"/>
+              <w:right w:w="120" w:type="dxa"/>
+            </w:tcMar>
+            <w:tcBorders>
+              <w:top w:val="single" w:sz="4" w:space="0" w:color="CCCCCC"/>
+              <w:bottom w:val="single" w:sz="4" w:space="0" w:color="CCCCCC"/>
+              <w:left w:val="single" w:sz="4" w:space="0" w:color="CCCCCC"/>
+              <w:right w:val="single" w:sz="4" w:space="0" w:color="CCCCCC"/>
+            </w:tcBorders>
+          </w:tcPr>
+          <w:p>
+            <w:pPr>
+              <w:spacing w:before="60" w:after="60" w:line="252" w:lineRule="auto"/>
+              <w:jc w:val="left"/>
+            </w:pPr>
+            <w:r/>
+            <w:r>
+              <w:rPr>
+                <w:b/>
+              </w:rPr>
+              <w:t>Wed 05/08</w:t>
+            </w:r>
+          </w:p>
+        </w:tc>
+        <w:tc>
+          <w:tcPr>
+            <w:tcW w:type="dxa" w:w="864"/>
+            <w:shd w:fill="FFFFFF"/>
+            <w:tcMar>
+              <w:top w:w="100" w:type="dxa"/>
+              <w:bottom w:w="100" w:type="dxa"/>
+              <w:left w:w="120" w:type="dxa"/>
+              <w:right w:w="120" w:type="dxa"/>
+            </w:tcMar>
+            <w:tcBorders>
+              <w:top w:val="single" w:sz="4" w:space="0" w:color="CCCCCC"/>
+              <w:bottom w:val="single" w:sz="4" w:space="0" w:color="CCCCCC"/>
+              <w:left w:val="single" w:sz="4" w:space="0" w:color="CCCCCC"/>
+              <w:right w:val="single" w:sz="4" w:space="0" w:color="CCCCCC"/>
+            </w:tcBorders>
+          </w:tcPr>
+          <w:p>
+            <w:pPr>
+              <w:spacing w:before="60" w:after="60" w:line="252" w:lineRule="auto"/>
+              <w:jc w:val="left"/>
+            </w:pPr>
+            <w:r/>
+            <w:r>
+              <w:t>Pre-NY 19-21</w:t>
+            </w:r>
+          </w:p>
+        </w:tc>
+        <w:tc>
+          <w:tcPr>
+            <w:tcW w:type="dxa" w:w="1440"/>
+            <w:shd w:fill="FFFFFF"/>
+            <w:tcMar>
+              <w:top w:w="100" w:type="dxa"/>
+              <w:bottom w:w="100" w:type="dxa"/>
+              <w:left w:w="120" w:type="dxa"/>
+              <w:right w:w="120" w:type="dxa"/>
+            </w:tcMar>
+            <w:tcBorders>
+              <w:top w:val="single" w:sz="4" w:space="0" w:color="CCCCCC"/>
+              <w:bottom w:val="single" w:sz="4" w:space="0" w:color="CCCCCC"/>
+              <w:left w:val="single" w:sz="4" w:space="0" w:color="CCCCCC"/>
+              <w:right w:val="single" w:sz="4" w:space="0" w:color="CCCCCC"/>
+            </w:tcBorders>
+          </w:tcPr>
+          <w:p>
+            <w:pPr>
+              <w:spacing w:before="60" w:after="60" w:line="252" w:lineRule="auto"/>
+              <w:jc w:val="left"/>
+            </w:pPr>
+            <w:r/>
+            <w:r>
+              <w:t>651.75</w:t>
+            </w:r>
+          </w:p>
+        </w:tc>
+        <w:tc>
+          <w:tcPr>
+            <w:tcW w:type="dxa" w:w="2016"/>
+            <w:shd w:fill="FFFFFF"/>
+            <w:tcMar>
+              <w:top w:w="100" w:type="dxa"/>
+              <w:bottom w:w="100" w:type="dxa"/>
+              <w:left w:w="120" w:type="dxa"/>
+              <w:right w:w="120" w:type="dxa"/>
+            </w:tcMar>
+            <w:tcBorders>
+              <w:top w:val="single" w:sz="4" w:space="0" w:color="CCCCCC"/>
+              <w:bottom w:val="single" w:sz="4" w:space="0" w:color="CCCCCC"/>
+              <w:left w:val="single" w:sz="4" w:space="0" w:color="CCCCCC"/>
+              <w:right w:val="single" w:sz="4" w:space="0" w:color="CCCCCC"/>
+            </w:tcBorders>
+          </w:tcPr>
+          <w:p>
+            <w:pPr>
+              <w:spacing w:before="60" w:after="60" w:line="252" w:lineRule="auto"/>
+              <w:jc w:val="left"/>
+            </w:pPr>
+            <w:r/>
+            <w:r>
+              <w:t>661.00</w:t>
+            </w:r>
+          </w:p>
+        </w:tc>
+        <w:tc>
+          <w:tcPr>
+            <w:tcW w:type="dxa" w:w="1152"/>
+            <w:shd w:fill="FFFFFF"/>
+            <w:tcMar>
+              <w:top w:w="100" w:type="dxa"/>
+              <w:bottom w:w="100" w:type="dxa"/>
+              <w:left w:w="120" w:type="dxa"/>
+              <w:right w:w="120" w:type="dxa"/>
+            </w:tcMar>
+            <w:tcBorders>
+              <w:top w:val="single" w:sz="4" w:space="0" w:color="CCCCCC"/>
+              <w:bottom w:val="single" w:sz="4" w:space="0" w:color="CCCCCC"/>
+              <w:left w:val="single" w:sz="4" w:space="0" w:color="CCCCCC"/>
+              <w:right w:val="single" w:sz="4" w:space="0" w:color="CCCCCC"/>
+            </w:tcBorders>
+          </w:tcPr>
+          <w:p>
+            <w:pPr>
+              <w:spacing w:before="60" w:after="60" w:line="252" w:lineRule="auto"/>
+              <w:jc w:val="left"/>
+            </w:pPr>
+            <w:r/>
+            <w:r>
+              <w:t>641.00</w:t>
+            </w:r>
+          </w:p>
+        </w:tc>
+        <w:tc>
+          <w:tcPr>
+            <w:tcW w:type="dxa" w:w="1728"/>
+            <w:shd w:fill="FFFFFF"/>
+            <w:tcMar>
+              <w:top w:w="100" w:type="dxa"/>
+              <w:bottom w:w="100" w:type="dxa"/>
+              <w:left w:w="120" w:type="dxa"/>
+              <w:right w:w="120" w:type="dxa"/>
+            </w:tcMar>
+            <w:tcBorders>
+              <w:top w:val="single" w:sz="4" w:space="0" w:color="CCCCCC"/>
+              <w:bottom w:val="single" w:sz="4" w:space="0" w:color="CCCCCC"/>
+              <w:left w:val="single" w:sz="4" w:space="0" w:color="CCCCCC"/>
+              <w:right w:val="single" w:sz="4" w:space="0" w:color="CCCCCC"/>
+            </w:tcBorders>
+          </w:tcPr>
+          <w:p>
+            <w:pPr>
+              <w:spacing w:before="60" w:after="60" w:line="252" w:lineRule="auto"/>
+              <w:jc w:val="left"/>
+            </w:pPr>
+            <w:r/>
+            <w:r>
+              <w:rPr>
+                <w:b/>
+              </w:rPr>
+              <w:t>652.25</w:t>
+            </w:r>
+          </w:p>
+        </w:tc>
+        <w:tc>
+          <w:tcPr>
+            <w:tcW w:type="dxa" w:w="3456"/>
+            <w:shd w:fill="FFFFFF"/>
             <w:tcMar>
               <w:top w:w="100" w:type="dxa"/>
               <w:bottom w:w="100" w:type="dxa"/>
@@ -27293,7 +27998,7 @@
         <w:tc>
           <w:tcPr>
             <w:tcW w:type="dxa" w:w="1440"/>
-            <w:shd w:fill="F8FAFC"/>
+            <w:shd w:fill="FFFFFF"/>
             <w:tcMar>
               <w:top w:w="100" w:type="dxa"/>
               <w:bottom w:w="100" w:type="dxa"/>
@@ -27323,7 +28028,7 @@
         <w:tc>
           <w:tcPr>
             <w:tcW w:type="dxa" w:w="1584"/>
-            <w:shd w:fill="FFFFFF"/>
+            <w:shd w:fill="F8FAFC"/>
             <w:tcMar>
               <w:top w:w="100" w:type="dxa"/>
               <w:bottom w:w="100" w:type="dxa"/>
@@ -27354,119 +28059,119 @@
         <w:tc>
           <w:tcPr>
             <w:tcW w:type="dxa" w:w="864"/>
-            <w:shd w:fill="FFFFFF"/>
-            <w:tcMar>
-              <w:top w:w="100" w:type="dxa"/>
-              <w:bottom w:w="100" w:type="dxa"/>
-              <w:left w:w="120" w:type="dxa"/>
-              <w:right w:w="120" w:type="dxa"/>
-            </w:tcMar>
-            <w:tcBorders>
-              <w:top w:val="single" w:sz="4" w:space="0" w:color="CCCCCC"/>
-              <w:bottom w:val="single" w:sz="4" w:space="0" w:color="CCCCCC"/>
-              <w:left w:val="single" w:sz="4" w:space="0" w:color="CCCCCC"/>
-              <w:right w:val="single" w:sz="4" w:space="0" w:color="CCCCCC"/>
-            </w:tcBorders>
-          </w:tcPr>
-          <w:p>
-            <w:pPr>
-              <w:spacing w:before="60" w:after="60" w:line="252" w:lineRule="auto"/>
-              <w:jc w:val="left"/>
-            </w:pPr>
-            <w:r/>
-            <w:r>
-              <w:t>Asia 11-15</w:t>
+            <w:shd w:fill="F8FAFC"/>
+            <w:tcMar>
+              <w:top w:w="100" w:type="dxa"/>
+              <w:bottom w:w="100" w:type="dxa"/>
+              <w:left w:w="120" w:type="dxa"/>
+              <w:right w:w="120" w:type="dxa"/>
+            </w:tcMar>
+            <w:tcBorders>
+              <w:top w:val="single" w:sz="4" w:space="0" w:color="CCCCCC"/>
+              <w:bottom w:val="single" w:sz="4" w:space="0" w:color="CCCCCC"/>
+              <w:left w:val="single" w:sz="4" w:space="0" w:color="CCCCCC"/>
+              <w:right w:val="single" w:sz="4" w:space="0" w:color="CCCCCC"/>
+            </w:tcBorders>
+          </w:tcPr>
+          <w:p>
+            <w:pPr>
+              <w:spacing w:before="60" w:after="60" w:line="252" w:lineRule="auto"/>
+              <w:jc w:val="left"/>
+            </w:pPr>
+            <w:r/>
+            <w:r>
+              <w:t>NY Open 21-23</w:t>
             </w:r>
           </w:p>
         </w:tc>
         <w:tc>
           <w:tcPr>
             <w:tcW w:type="dxa" w:w="1440"/>
-            <w:shd w:fill="FFFFFF"/>
-            <w:tcMar>
-              <w:top w:w="100" w:type="dxa"/>
-              <w:bottom w:w="100" w:type="dxa"/>
-              <w:left w:w="120" w:type="dxa"/>
-              <w:right w:w="120" w:type="dxa"/>
-            </w:tcMar>
-            <w:tcBorders>
-              <w:top w:val="single" w:sz="4" w:space="0" w:color="CCCCCC"/>
-              <w:bottom w:val="single" w:sz="4" w:space="0" w:color="CCCCCC"/>
-              <w:left w:val="single" w:sz="4" w:space="0" w:color="CCCCCC"/>
-              <w:right w:val="single" w:sz="4" w:space="0" w:color="CCCCCC"/>
-            </w:tcBorders>
-          </w:tcPr>
-          <w:p>
-            <w:pPr>
-              <w:spacing w:before="60" w:after="60" w:line="252" w:lineRule="auto"/>
-              <w:jc w:val="left"/>
-            </w:pPr>
-            <w:r/>
-            <w:r>
-              <w:t>650.50</w:t>
+            <w:shd w:fill="F8FAFC"/>
+            <w:tcMar>
+              <w:top w:w="100" w:type="dxa"/>
+              <w:bottom w:w="100" w:type="dxa"/>
+              <w:left w:w="120" w:type="dxa"/>
+              <w:right w:w="120" w:type="dxa"/>
+            </w:tcMar>
+            <w:tcBorders>
+              <w:top w:val="single" w:sz="4" w:space="0" w:color="CCCCCC"/>
+              <w:bottom w:val="single" w:sz="4" w:space="0" w:color="CCCCCC"/>
+              <w:left w:val="single" w:sz="4" w:space="0" w:color="CCCCCC"/>
+              <w:right w:val="single" w:sz="4" w:space="0" w:color="CCCCCC"/>
+            </w:tcBorders>
+          </w:tcPr>
+          <w:p>
+            <w:pPr>
+              <w:spacing w:before="60" w:after="60" w:line="252" w:lineRule="auto"/>
+              <w:jc w:val="left"/>
+            </w:pPr>
+            <w:r/>
+            <w:r>
+              <w:t>652.25</w:t>
             </w:r>
           </w:p>
         </w:tc>
         <w:tc>
           <w:tcPr>
             <w:tcW w:type="dxa" w:w="2016"/>
-            <w:shd w:fill="FFFFFF"/>
-            <w:tcMar>
-              <w:top w:w="100" w:type="dxa"/>
-              <w:bottom w:w="100" w:type="dxa"/>
-              <w:left w:w="120" w:type="dxa"/>
-              <w:right w:w="120" w:type="dxa"/>
-            </w:tcMar>
-            <w:tcBorders>
-              <w:top w:val="single" w:sz="4" w:space="0" w:color="CCCCCC"/>
-              <w:bottom w:val="single" w:sz="4" w:space="0" w:color="CCCCCC"/>
-              <w:left w:val="single" w:sz="4" w:space="0" w:color="CCCCCC"/>
-              <w:right w:val="single" w:sz="4" w:space="0" w:color="CCCCCC"/>
-            </w:tcBorders>
-          </w:tcPr>
-          <w:p>
-            <w:pPr>
-              <w:spacing w:before="60" w:after="60" w:line="252" w:lineRule="auto"/>
-              <w:jc w:val="left"/>
-            </w:pPr>
-            <w:r/>
-            <w:r>
-              <w:t>657.50</w:t>
+            <w:shd w:fill="F8FAFC"/>
+            <w:tcMar>
+              <w:top w:w="100" w:type="dxa"/>
+              <w:bottom w:w="100" w:type="dxa"/>
+              <w:left w:w="120" w:type="dxa"/>
+              <w:right w:w="120" w:type="dxa"/>
+            </w:tcMar>
+            <w:tcBorders>
+              <w:top w:val="single" w:sz="4" w:space="0" w:color="CCCCCC"/>
+              <w:bottom w:val="single" w:sz="4" w:space="0" w:color="CCCCCC"/>
+              <w:left w:val="single" w:sz="4" w:space="0" w:color="CCCCCC"/>
+              <w:right w:val="single" w:sz="4" w:space="0" w:color="CCCCCC"/>
+            </w:tcBorders>
+          </w:tcPr>
+          <w:p>
+            <w:pPr>
+              <w:spacing w:before="60" w:after="60" w:line="252" w:lineRule="auto"/>
+              <w:jc w:val="left"/>
+            </w:pPr>
+            <w:r/>
+            <w:r>
+              <w:t>664.50</w:t>
             </w:r>
           </w:p>
         </w:tc>
         <w:tc>
           <w:tcPr>
             <w:tcW w:type="dxa" w:w="1152"/>
-            <w:shd w:fill="FFFFFF"/>
-            <w:tcMar>
-              <w:top w:w="100" w:type="dxa"/>
-              <w:bottom w:w="100" w:type="dxa"/>
-              <w:left w:w="120" w:type="dxa"/>
-              <w:right w:w="120" w:type="dxa"/>
-            </w:tcMar>
-            <w:tcBorders>
-              <w:top w:val="single" w:sz="4" w:space="0" w:color="CCCCCC"/>
-              <w:bottom w:val="single" w:sz="4" w:space="0" w:color="CCCCCC"/>
-              <w:left w:val="single" w:sz="4" w:space="0" w:color="CCCCCC"/>
-              <w:right w:val="single" w:sz="4" w:space="0" w:color="CCCCCC"/>
-            </w:tcBorders>
-          </w:tcPr>
-          <w:p>
-            <w:pPr>
-              <w:spacing w:before="60" w:after="60" w:line="252" w:lineRule="auto"/>
-              <w:jc w:val="left"/>
-            </w:pPr>
-            <w:r/>
-            <w:r>
-              <w:t>644.50</w:t>
+            <w:shd w:fill="F8FAFC"/>
+            <w:tcMar>
+              <w:top w:w="100" w:type="dxa"/>
+              <w:bottom w:w="100" w:type="dxa"/>
+              <w:left w:w="120" w:type="dxa"/>
+              <w:right w:w="120" w:type="dxa"/>
+            </w:tcMar>
+            <w:tcBorders>
+              <w:top w:val="single" w:sz="4" w:space="0" w:color="CCCCCC"/>
+              <w:bottom w:val="single" w:sz="4" w:space="0" w:color="CCCCCC"/>
+              <w:left w:val="single" w:sz="4" w:space="0" w:color="CCCCCC"/>
+              <w:right w:val="single" w:sz="4" w:space="0" w:color="CCCCCC"/>
+            </w:tcBorders>
+          </w:tcPr>
+          <w:p>
+            <w:pPr>
+              <w:spacing w:before="60" w:after="60" w:line="252" w:lineRule="auto"/>
+              <w:jc w:val="left"/>
+            </w:pPr>
+            <w:r/>
+            <w:r>
+              <w:t>638.00</w:t>
             </w:r>
           </w:p>
         </w:tc>
         <w:tc>
           <w:tcPr>
             <w:tcW w:type="dxa" w:w="1728"/>
-            <w:shd w:fill="FFFFFF"/>
+            <w:shd w:fill="F8FAFC"/>
             <w:tcMar>
               <w:top w:w="100" w:type="dxa"/>
               <w:bottom w:w="100" w:type="dxa"/>
@@ -27490,7 +28195,242 @@
               <w:rPr>
                 <w:b/>
               </w:rPr>
-              <w:t>649.75</w:t>
+              <w:t>650.75</w:t>
+            </w:r>
+          </w:p>
+        </w:tc>
+        <w:tc>
+          <w:tcPr>
+            <w:tcW w:type="dxa" w:w="3456"/>
+            <w:shd w:fill="F8FAFC"/>
+            <w:tcMar>
+              <w:top w:w="100" w:type="dxa"/>
+              <w:bottom w:w="100" w:type="dxa"/>
+              <w:left w:w="120" w:type="dxa"/>
+              <w:right w:w="120" w:type="dxa"/>
+            </w:tcMar>
+            <w:tcBorders>
+              <w:top w:val="single" w:sz="4" w:space="0" w:color="CCCCCC"/>
+              <w:bottom w:val="single" w:sz="4" w:space="0" w:color="CCCCCC"/>
+              <w:left w:val="single" w:sz="4" w:space="0" w:color="CCCCCC"/>
+              <w:right w:val="single" w:sz="4" w:space="0" w:color="CCCCCC"/>
+            </w:tcBorders>
+          </w:tcPr>
+          <w:p>
+            <w:pPr>
+              <w:spacing w:before="60" w:after="60" w:line="252" w:lineRule="auto"/>
+              <w:jc w:val="left"/>
+            </w:pPr>
+            <w:r/>
+            <w:r>
+              <w:rPr>
+                <w:b/>
+              </w:rPr>
+              <w:t>-1.50</w:t>
+            </w:r>
+          </w:p>
+        </w:tc>
+        <w:tc>
+          <w:tcPr>
+            <w:tcW w:type="dxa" w:w="1440"/>
+            <w:shd w:fill="F8FAFC"/>
+            <w:tcMar>
+              <w:top w:w="100" w:type="dxa"/>
+              <w:bottom w:w="100" w:type="dxa"/>
+              <w:left w:w="120" w:type="dxa"/>
+              <w:right w:w="120" w:type="dxa"/>
+            </w:tcMar>
+            <w:tcBorders>
+              <w:top w:val="single" w:sz="4" w:space="0" w:color="CCCCCC"/>
+              <w:bottom w:val="single" w:sz="4" w:space="0" w:color="CCCCCC"/>
+              <w:left w:val="single" w:sz="4" w:space="0" w:color="CCCCCC"/>
+              <w:right w:val="single" w:sz="4" w:space="0" w:color="CCCCCC"/>
+            </w:tcBorders>
+          </w:tcPr>
+          <w:p>
+            <w:pPr>
+              <w:spacing w:before="60" w:after="60" w:line="252" w:lineRule="auto"/>
+              <w:jc w:val="left"/>
+            </w:pPr>
+            <w:r/>
+            <w:r>
+              <w:t>BEAR</w:t>
+            </w:r>
+          </w:p>
+        </w:tc>
+      </w:tr>
+      <w:tr>
+        <w:tc>
+          <w:tcPr>
+            <w:tcW w:type="dxa" w:w="1584"/>
+            <w:shd w:fill="FFFFFF"/>
+            <w:tcMar>
+              <w:top w:w="100" w:type="dxa"/>
+              <w:bottom w:w="100" w:type="dxa"/>
+              <w:left w:w="120" w:type="dxa"/>
+              <w:right w:w="120" w:type="dxa"/>
+            </w:tcMar>
+            <w:tcBorders>
+              <w:top w:val="single" w:sz="4" w:space="0" w:color="CCCCCC"/>
+              <w:bottom w:val="single" w:sz="4" w:space="0" w:color="CCCCCC"/>
+              <w:left w:val="single" w:sz="4" w:space="0" w:color="CCCCCC"/>
+              <w:right w:val="single" w:sz="4" w:space="0" w:color="CCCCCC"/>
+            </w:tcBorders>
+          </w:tcPr>
+          <w:p>
+            <w:pPr>
+              <w:spacing w:before="60" w:after="60" w:line="252" w:lineRule="auto"/>
+              <w:jc w:val="left"/>
+            </w:pPr>
+            <w:r/>
+            <w:r>
+              <w:rPr>
+                <w:b/>
+              </w:rPr>
+              <w:t>Wed 05/08</w:t>
+            </w:r>
+          </w:p>
+        </w:tc>
+        <w:tc>
+          <w:tcPr>
+            <w:tcW w:type="dxa" w:w="864"/>
+            <w:shd w:fill="FFFFFF"/>
+            <w:tcMar>
+              <w:top w:w="100" w:type="dxa"/>
+              <w:bottom w:w="100" w:type="dxa"/>
+              <w:left w:w="120" w:type="dxa"/>
+              <w:right w:w="120" w:type="dxa"/>
+            </w:tcMar>
+            <w:tcBorders>
+              <w:top w:val="single" w:sz="4" w:space="0" w:color="CCCCCC"/>
+              <w:bottom w:val="single" w:sz="4" w:space="0" w:color="CCCCCC"/>
+              <w:left w:val="single" w:sz="4" w:space="0" w:color="CCCCCC"/>
+              <w:right w:val="single" w:sz="4" w:space="0" w:color="CCCCCC"/>
+            </w:tcBorders>
+          </w:tcPr>
+          <w:p>
+            <w:pPr>
+              <w:spacing w:before="60" w:after="60" w:line="252" w:lineRule="auto"/>
+              <w:jc w:val="left"/>
+            </w:pPr>
+            <w:r/>
+            <w:r>
+              <w:t>NY Close 23-01</w:t>
+            </w:r>
+          </w:p>
+        </w:tc>
+        <w:tc>
+          <w:tcPr>
+            <w:tcW w:type="dxa" w:w="1440"/>
+            <w:shd w:fill="FFFFFF"/>
+            <w:tcMar>
+              <w:top w:w="100" w:type="dxa"/>
+              <w:bottom w:w="100" w:type="dxa"/>
+              <w:left w:w="120" w:type="dxa"/>
+              <w:right w:w="120" w:type="dxa"/>
+            </w:tcMar>
+            <w:tcBorders>
+              <w:top w:val="single" w:sz="4" w:space="0" w:color="CCCCCC"/>
+              <w:bottom w:val="single" w:sz="4" w:space="0" w:color="CCCCCC"/>
+              <w:left w:val="single" w:sz="4" w:space="0" w:color="CCCCCC"/>
+              <w:right w:val="single" w:sz="4" w:space="0" w:color="CCCCCC"/>
+            </w:tcBorders>
+          </w:tcPr>
+          <w:p>
+            <w:pPr>
+              <w:spacing w:before="60" w:after="60" w:line="252" w:lineRule="auto"/>
+              <w:jc w:val="left"/>
+            </w:pPr>
+            <w:r/>
+            <w:r>
+              <w:t>650.75</w:t>
+            </w:r>
+          </w:p>
+        </w:tc>
+        <w:tc>
+          <w:tcPr>
+            <w:tcW w:type="dxa" w:w="2016"/>
+            <w:shd w:fill="FFFFFF"/>
+            <w:tcMar>
+              <w:top w:w="100" w:type="dxa"/>
+              <w:bottom w:w="100" w:type="dxa"/>
+              <w:left w:w="120" w:type="dxa"/>
+              <w:right w:w="120" w:type="dxa"/>
+            </w:tcMar>
+            <w:tcBorders>
+              <w:top w:val="single" w:sz="4" w:space="0" w:color="CCCCCC"/>
+              <w:bottom w:val="single" w:sz="4" w:space="0" w:color="CCCCCC"/>
+              <w:left w:val="single" w:sz="4" w:space="0" w:color="CCCCCC"/>
+              <w:right w:val="single" w:sz="4" w:space="0" w:color="CCCCCC"/>
+            </w:tcBorders>
+          </w:tcPr>
+          <w:p>
+            <w:pPr>
+              <w:spacing w:before="60" w:after="60" w:line="252" w:lineRule="auto"/>
+              <w:jc w:val="left"/>
+            </w:pPr>
+            <w:r/>
+            <w:r>
+              <w:t>657.75</w:t>
+            </w:r>
+          </w:p>
+        </w:tc>
+        <w:tc>
+          <w:tcPr>
+            <w:tcW w:type="dxa" w:w="1152"/>
+            <w:shd w:fill="FFFFFF"/>
+            <w:tcMar>
+              <w:top w:w="100" w:type="dxa"/>
+              <w:bottom w:w="100" w:type="dxa"/>
+              <w:left w:w="120" w:type="dxa"/>
+              <w:right w:w="120" w:type="dxa"/>
+            </w:tcMar>
+            <w:tcBorders>
+              <w:top w:val="single" w:sz="4" w:space="0" w:color="CCCCCC"/>
+              <w:bottom w:val="single" w:sz="4" w:space="0" w:color="CCCCCC"/>
+              <w:left w:val="single" w:sz="4" w:space="0" w:color="CCCCCC"/>
+              <w:right w:val="single" w:sz="4" w:space="0" w:color="CCCCCC"/>
+            </w:tcBorders>
+          </w:tcPr>
+          <w:p>
+            <w:pPr>
+              <w:spacing w:before="60" w:after="60" w:line="252" w:lineRule="auto"/>
+              <w:jc w:val="left"/>
+            </w:pPr>
+            <w:r/>
+            <w:r>
+              <w:t>641.25</w:t>
+            </w:r>
+          </w:p>
+        </w:tc>
+        <w:tc>
+          <w:tcPr>
+            <w:tcW w:type="dxa" w:w="1728"/>
+            <w:shd w:fill="FFFFFF"/>
+            <w:tcMar>
+              <w:top w:w="100" w:type="dxa"/>
+              <w:bottom w:w="100" w:type="dxa"/>
+              <w:left w:w="120" w:type="dxa"/>
+              <w:right w:w="120" w:type="dxa"/>
+            </w:tcMar>
+            <w:tcBorders>
+              <w:top w:val="single" w:sz="4" w:space="0" w:color="CCCCCC"/>
+              <w:bottom w:val="single" w:sz="4" w:space="0" w:color="CCCCCC"/>
+              <w:left w:val="single" w:sz="4" w:space="0" w:color="CCCCCC"/>
+              <w:right w:val="single" w:sz="4" w:space="0" w:color="CCCCCC"/>
+            </w:tcBorders>
+          </w:tcPr>
+          <w:p>
+            <w:pPr>
+              <w:spacing w:before="60" w:after="60" w:line="252" w:lineRule="auto"/>
+              <w:jc w:val="left"/>
+            </w:pPr>
+            <w:r/>
+            <w:r>
+              <w:rPr>
+                <w:b/>
+              </w:rPr>
+              <w:t>651.25</w:t>
             </w:r>
           </w:p>
         </w:tc>
@@ -27498,6 +28438,1651 @@
           <w:tcPr>
             <w:tcW w:type="dxa" w:w="3456"/>
             <w:shd w:fill="FFFFFF"/>
+            <w:tcMar>
+              <w:top w:w="100" w:type="dxa"/>
+              <w:bottom w:w="100" w:type="dxa"/>
+              <w:left w:w="120" w:type="dxa"/>
+              <w:right w:w="120" w:type="dxa"/>
+            </w:tcMar>
+            <w:tcBorders>
+              <w:top w:val="single" w:sz="4" w:space="0" w:color="CCCCCC"/>
+              <w:bottom w:val="single" w:sz="4" w:space="0" w:color="CCCCCC"/>
+              <w:left w:val="single" w:sz="4" w:space="0" w:color="CCCCCC"/>
+              <w:right w:val="single" w:sz="4" w:space="0" w:color="CCCCCC"/>
+            </w:tcBorders>
+          </w:tcPr>
+          <w:p>
+            <w:pPr>
+              <w:spacing w:before="60" w:after="60" w:line="252" w:lineRule="auto"/>
+              <w:jc w:val="left"/>
+            </w:pPr>
+            <w:r/>
+            <w:r>
+              <w:rPr>
+                <w:b/>
+              </w:rPr>
+              <w:t>+0.50</w:t>
+            </w:r>
+          </w:p>
+        </w:tc>
+        <w:tc>
+          <w:tcPr>
+            <w:tcW w:type="dxa" w:w="1440"/>
+            <w:shd w:fill="FFFFFF"/>
+            <w:tcMar>
+              <w:top w:w="100" w:type="dxa"/>
+              <w:bottom w:w="100" w:type="dxa"/>
+              <w:left w:w="120" w:type="dxa"/>
+              <w:right w:w="120" w:type="dxa"/>
+            </w:tcMar>
+            <w:tcBorders>
+              <w:top w:val="single" w:sz="4" w:space="0" w:color="CCCCCC"/>
+              <w:bottom w:val="single" w:sz="4" w:space="0" w:color="CCCCCC"/>
+              <w:left w:val="single" w:sz="4" w:space="0" w:color="CCCCCC"/>
+              <w:right w:val="single" w:sz="4" w:space="0" w:color="CCCCCC"/>
+            </w:tcBorders>
+          </w:tcPr>
+          <w:p>
+            <w:pPr>
+              <w:spacing w:before="60" w:after="60" w:line="252" w:lineRule="auto"/>
+              <w:jc w:val="left"/>
+            </w:pPr>
+            <w:r/>
+            <w:r>
+              <w:t>BULL</w:t>
+            </w:r>
+          </w:p>
+        </w:tc>
+      </w:tr>
+      <w:tr>
+        <w:tc>
+          <w:tcPr>
+            <w:tcW w:type="dxa" w:w="1584"/>
+            <w:shd w:fill="F8FAFC"/>
+            <w:tcMar>
+              <w:top w:w="100" w:type="dxa"/>
+              <w:bottom w:w="100" w:type="dxa"/>
+              <w:left w:w="120" w:type="dxa"/>
+              <w:right w:w="120" w:type="dxa"/>
+            </w:tcMar>
+            <w:tcBorders>
+              <w:top w:val="single" w:sz="4" w:space="0" w:color="CCCCCC"/>
+              <w:bottom w:val="single" w:sz="4" w:space="0" w:color="CCCCCC"/>
+              <w:left w:val="single" w:sz="4" w:space="0" w:color="CCCCCC"/>
+              <w:right w:val="single" w:sz="4" w:space="0" w:color="CCCCCC"/>
+            </w:tcBorders>
+          </w:tcPr>
+          <w:p>
+            <w:pPr>
+              <w:spacing w:before="60" w:after="60" w:line="252" w:lineRule="auto"/>
+              <w:jc w:val="left"/>
+            </w:pPr>
+            <w:r/>
+            <w:r>
+              <w:rPr>
+                <w:b/>
+              </w:rPr>
+              <w:t>Thu 06/08</w:t>
+            </w:r>
+          </w:p>
+        </w:tc>
+        <w:tc>
+          <w:tcPr>
+            <w:tcW w:type="dxa" w:w="864"/>
+            <w:shd w:fill="F8FAFC"/>
+            <w:tcMar>
+              <w:top w:w="100" w:type="dxa"/>
+              <w:bottom w:w="100" w:type="dxa"/>
+              <w:left w:w="120" w:type="dxa"/>
+              <w:right w:w="120" w:type="dxa"/>
+            </w:tcMar>
+            <w:tcBorders>
+              <w:top w:val="single" w:sz="4" w:space="0" w:color="CCCCCC"/>
+              <w:bottom w:val="single" w:sz="4" w:space="0" w:color="CCCCCC"/>
+              <w:left w:val="single" w:sz="4" w:space="0" w:color="CCCCCC"/>
+              <w:right w:val="single" w:sz="4" w:space="0" w:color="CCCCCC"/>
+            </w:tcBorders>
+          </w:tcPr>
+          <w:p>
+            <w:pPr>
+              <w:spacing w:before="60" w:after="60" w:line="252" w:lineRule="auto"/>
+              <w:jc w:val="left"/>
+            </w:pPr>
+            <w:r/>
+            <w:r>
+              <w:t>Asia 07-11</w:t>
+            </w:r>
+          </w:p>
+        </w:tc>
+        <w:tc>
+          <w:tcPr>
+            <w:tcW w:type="dxa" w:w="1440"/>
+            <w:shd w:fill="F8FAFC"/>
+            <w:tcMar>
+              <w:top w:w="100" w:type="dxa"/>
+              <w:bottom w:w="100" w:type="dxa"/>
+              <w:left w:w="120" w:type="dxa"/>
+              <w:right w:w="120" w:type="dxa"/>
+            </w:tcMar>
+            <w:tcBorders>
+              <w:top w:val="single" w:sz="4" w:space="0" w:color="CCCCCC"/>
+              <w:bottom w:val="single" w:sz="4" w:space="0" w:color="CCCCCC"/>
+              <w:left w:val="single" w:sz="4" w:space="0" w:color="CCCCCC"/>
+              <w:right w:val="single" w:sz="4" w:space="0" w:color="CCCCCC"/>
+            </w:tcBorders>
+          </w:tcPr>
+          <w:p>
+            <w:pPr>
+              <w:spacing w:before="60" w:after="60" w:line="252" w:lineRule="auto"/>
+              <w:jc w:val="left"/>
+            </w:pPr>
+            <w:r/>
+            <w:r>
+              <w:t>651.25</w:t>
+            </w:r>
+          </w:p>
+        </w:tc>
+        <w:tc>
+          <w:tcPr>
+            <w:tcW w:type="dxa" w:w="2016"/>
+            <w:shd w:fill="F8FAFC"/>
+            <w:tcMar>
+              <w:top w:w="100" w:type="dxa"/>
+              <w:bottom w:w="100" w:type="dxa"/>
+              <w:left w:w="120" w:type="dxa"/>
+              <w:right w:w="120" w:type="dxa"/>
+            </w:tcMar>
+            <w:tcBorders>
+              <w:top w:val="single" w:sz="4" w:space="0" w:color="CCCCCC"/>
+              <w:bottom w:val="single" w:sz="4" w:space="0" w:color="CCCCCC"/>
+              <w:left w:val="single" w:sz="4" w:space="0" w:color="CCCCCC"/>
+              <w:right w:val="single" w:sz="4" w:space="0" w:color="CCCCCC"/>
+            </w:tcBorders>
+          </w:tcPr>
+          <w:p>
+            <w:pPr>
+              <w:spacing w:before="60" w:after="60" w:line="252" w:lineRule="auto"/>
+              <w:jc w:val="left"/>
+            </w:pPr>
+            <w:r/>
+            <w:r>
+              <w:t>661.75</w:t>
+            </w:r>
+          </w:p>
+        </w:tc>
+        <w:tc>
+          <w:tcPr>
+            <w:tcW w:type="dxa" w:w="1152"/>
+            <w:shd w:fill="F8FAFC"/>
+            <w:tcMar>
+              <w:top w:w="100" w:type="dxa"/>
+              <w:bottom w:w="100" w:type="dxa"/>
+              <w:left w:w="120" w:type="dxa"/>
+              <w:right w:w="120" w:type="dxa"/>
+            </w:tcMar>
+            <w:tcBorders>
+              <w:top w:val="single" w:sz="4" w:space="0" w:color="CCCCCC"/>
+              <w:bottom w:val="single" w:sz="4" w:space="0" w:color="CCCCCC"/>
+              <w:left w:val="single" w:sz="4" w:space="0" w:color="CCCCCC"/>
+              <w:right w:val="single" w:sz="4" w:space="0" w:color="CCCCCC"/>
+            </w:tcBorders>
+          </w:tcPr>
+          <w:p>
+            <w:pPr>
+              <w:spacing w:before="60" w:after="60" w:line="252" w:lineRule="auto"/>
+              <w:jc w:val="left"/>
+            </w:pPr>
+            <w:r/>
+            <w:r>
+              <w:t>644.00</w:t>
+            </w:r>
+          </w:p>
+        </w:tc>
+        <w:tc>
+          <w:tcPr>
+            <w:tcW w:type="dxa" w:w="1728"/>
+            <w:shd w:fill="F8FAFC"/>
+            <w:tcMar>
+              <w:top w:w="100" w:type="dxa"/>
+              <w:bottom w:w="100" w:type="dxa"/>
+              <w:left w:w="120" w:type="dxa"/>
+              <w:right w:w="120" w:type="dxa"/>
+            </w:tcMar>
+            <w:tcBorders>
+              <w:top w:val="single" w:sz="4" w:space="0" w:color="CCCCCC"/>
+              <w:bottom w:val="single" w:sz="4" w:space="0" w:color="CCCCCC"/>
+              <w:left w:val="single" w:sz="4" w:space="0" w:color="CCCCCC"/>
+              <w:right w:val="single" w:sz="4" w:space="0" w:color="CCCCCC"/>
+            </w:tcBorders>
+          </w:tcPr>
+          <w:p>
+            <w:pPr>
+              <w:spacing w:before="60" w:after="60" w:line="252" w:lineRule="auto"/>
+              <w:jc w:val="left"/>
+            </w:pPr>
+            <w:r/>
+            <w:r>
+              <w:rPr>
+                <w:b/>
+              </w:rPr>
+              <w:t>651.00</w:t>
+            </w:r>
+          </w:p>
+        </w:tc>
+        <w:tc>
+          <w:tcPr>
+            <w:tcW w:type="dxa" w:w="3456"/>
+            <w:shd w:fill="F8FAFC"/>
+            <w:tcMar>
+              <w:top w:w="100" w:type="dxa"/>
+              <w:bottom w:w="100" w:type="dxa"/>
+              <w:left w:w="120" w:type="dxa"/>
+              <w:right w:w="120" w:type="dxa"/>
+            </w:tcMar>
+            <w:tcBorders>
+              <w:top w:val="single" w:sz="4" w:space="0" w:color="CCCCCC"/>
+              <w:bottom w:val="single" w:sz="4" w:space="0" w:color="CCCCCC"/>
+              <w:left w:val="single" w:sz="4" w:space="0" w:color="CCCCCC"/>
+              <w:right w:val="single" w:sz="4" w:space="0" w:color="CCCCCC"/>
+            </w:tcBorders>
+          </w:tcPr>
+          <w:p>
+            <w:pPr>
+              <w:spacing w:before="60" w:after="60" w:line="252" w:lineRule="auto"/>
+              <w:jc w:val="left"/>
+            </w:pPr>
+            <w:r/>
+            <w:r>
+              <w:rPr>
+                <w:b/>
+              </w:rPr>
+              <w:t>-0.25</w:t>
+            </w:r>
+          </w:p>
+        </w:tc>
+        <w:tc>
+          <w:tcPr>
+            <w:tcW w:type="dxa" w:w="1440"/>
+            <w:shd w:fill="F8FAFC"/>
+            <w:tcMar>
+              <w:top w:w="100" w:type="dxa"/>
+              <w:bottom w:w="100" w:type="dxa"/>
+              <w:left w:w="120" w:type="dxa"/>
+              <w:right w:w="120" w:type="dxa"/>
+            </w:tcMar>
+            <w:tcBorders>
+              <w:top w:val="single" w:sz="4" w:space="0" w:color="CCCCCC"/>
+              <w:bottom w:val="single" w:sz="4" w:space="0" w:color="CCCCCC"/>
+              <w:left w:val="single" w:sz="4" w:space="0" w:color="CCCCCC"/>
+              <w:right w:val="single" w:sz="4" w:space="0" w:color="CCCCCC"/>
+            </w:tcBorders>
+          </w:tcPr>
+          <w:p>
+            <w:pPr>
+              <w:spacing w:before="60" w:after="60" w:line="252" w:lineRule="auto"/>
+              <w:jc w:val="left"/>
+            </w:pPr>
+            <w:r/>
+            <w:r>
+              <w:t>BEAR</w:t>
+            </w:r>
+          </w:p>
+        </w:tc>
+      </w:tr>
+      <w:tr>
+        <w:tc>
+          <w:tcPr>
+            <w:tcW w:type="dxa" w:w="1584"/>
+            <w:shd w:fill="FFFFFF"/>
+            <w:tcMar>
+              <w:top w:w="100" w:type="dxa"/>
+              <w:bottom w:w="100" w:type="dxa"/>
+              <w:left w:w="120" w:type="dxa"/>
+              <w:right w:w="120" w:type="dxa"/>
+            </w:tcMar>
+            <w:tcBorders>
+              <w:top w:val="single" w:sz="4" w:space="0" w:color="CCCCCC"/>
+              <w:bottom w:val="single" w:sz="4" w:space="0" w:color="CCCCCC"/>
+              <w:left w:val="single" w:sz="4" w:space="0" w:color="CCCCCC"/>
+              <w:right w:val="single" w:sz="4" w:space="0" w:color="CCCCCC"/>
+            </w:tcBorders>
+          </w:tcPr>
+          <w:p>
+            <w:pPr>
+              <w:spacing w:before="60" w:after="60" w:line="252" w:lineRule="auto"/>
+              <w:jc w:val="left"/>
+            </w:pPr>
+            <w:r/>
+            <w:r>
+              <w:rPr>
+                <w:b/>
+              </w:rPr>
+              <w:t>Thu 06/08</w:t>
+            </w:r>
+          </w:p>
+        </w:tc>
+        <w:tc>
+          <w:tcPr>
+            <w:tcW w:type="dxa" w:w="864"/>
+            <w:shd w:fill="FFFFFF"/>
+            <w:tcMar>
+              <w:top w:w="100" w:type="dxa"/>
+              <w:bottom w:w="100" w:type="dxa"/>
+              <w:left w:w="120" w:type="dxa"/>
+              <w:right w:w="120" w:type="dxa"/>
+            </w:tcMar>
+            <w:tcBorders>
+              <w:top w:val="single" w:sz="4" w:space="0" w:color="CCCCCC"/>
+              <w:bottom w:val="single" w:sz="4" w:space="0" w:color="CCCCCC"/>
+              <w:left w:val="single" w:sz="4" w:space="0" w:color="CCCCCC"/>
+              <w:right w:val="single" w:sz="4" w:space="0" w:color="CCCCCC"/>
+            </w:tcBorders>
+          </w:tcPr>
+          <w:p>
+            <w:pPr>
+              <w:spacing w:before="60" w:after="60" w:line="252" w:lineRule="auto"/>
+              <w:jc w:val="left"/>
+            </w:pPr>
+            <w:r/>
+            <w:r>
+              <w:t>Asia 11-15</w:t>
+            </w:r>
+          </w:p>
+        </w:tc>
+        <w:tc>
+          <w:tcPr>
+            <w:tcW w:type="dxa" w:w="1440"/>
+            <w:shd w:fill="FFFFFF"/>
+            <w:tcMar>
+              <w:top w:w="100" w:type="dxa"/>
+              <w:bottom w:w="100" w:type="dxa"/>
+              <w:left w:w="120" w:type="dxa"/>
+              <w:right w:w="120" w:type="dxa"/>
+            </w:tcMar>
+            <w:tcBorders>
+              <w:top w:val="single" w:sz="4" w:space="0" w:color="CCCCCC"/>
+              <w:bottom w:val="single" w:sz="4" w:space="0" w:color="CCCCCC"/>
+              <w:left w:val="single" w:sz="4" w:space="0" w:color="CCCCCC"/>
+              <w:right w:val="single" w:sz="4" w:space="0" w:color="CCCCCC"/>
+            </w:tcBorders>
+          </w:tcPr>
+          <w:p>
+            <w:pPr>
+              <w:spacing w:before="60" w:after="60" w:line="252" w:lineRule="auto"/>
+              <w:jc w:val="left"/>
+            </w:pPr>
+            <w:r/>
+            <w:r>
+              <w:t>651.00</w:t>
+            </w:r>
+          </w:p>
+        </w:tc>
+        <w:tc>
+          <w:tcPr>
+            <w:tcW w:type="dxa" w:w="2016"/>
+            <w:shd w:fill="FFFFFF"/>
+            <w:tcMar>
+              <w:top w:w="100" w:type="dxa"/>
+              <w:bottom w:w="100" w:type="dxa"/>
+              <w:left w:w="120" w:type="dxa"/>
+              <w:right w:w="120" w:type="dxa"/>
+            </w:tcMar>
+            <w:tcBorders>
+              <w:top w:val="single" w:sz="4" w:space="0" w:color="CCCCCC"/>
+              <w:bottom w:val="single" w:sz="4" w:space="0" w:color="CCCCCC"/>
+              <w:left w:val="single" w:sz="4" w:space="0" w:color="CCCCCC"/>
+              <w:right w:val="single" w:sz="4" w:space="0" w:color="CCCCCC"/>
+            </w:tcBorders>
+          </w:tcPr>
+          <w:p>
+            <w:pPr>
+              <w:spacing w:before="60" w:after="60" w:line="252" w:lineRule="auto"/>
+              <w:jc w:val="left"/>
+            </w:pPr>
+            <w:r/>
+            <w:r>
+              <w:t>660.75</w:t>
+            </w:r>
+          </w:p>
+        </w:tc>
+        <w:tc>
+          <w:tcPr>
+            <w:tcW w:type="dxa" w:w="1152"/>
+            <w:shd w:fill="FFFFFF"/>
+            <w:tcMar>
+              <w:top w:w="100" w:type="dxa"/>
+              <w:bottom w:w="100" w:type="dxa"/>
+              <w:left w:w="120" w:type="dxa"/>
+              <w:right w:w="120" w:type="dxa"/>
+            </w:tcMar>
+            <w:tcBorders>
+              <w:top w:val="single" w:sz="4" w:space="0" w:color="CCCCCC"/>
+              <w:bottom w:val="single" w:sz="4" w:space="0" w:color="CCCCCC"/>
+              <w:left w:val="single" w:sz="4" w:space="0" w:color="CCCCCC"/>
+              <w:right w:val="single" w:sz="4" w:space="0" w:color="CCCCCC"/>
+            </w:tcBorders>
+          </w:tcPr>
+          <w:p>
+            <w:pPr>
+              <w:spacing w:before="60" w:after="60" w:line="252" w:lineRule="auto"/>
+              <w:jc w:val="left"/>
+            </w:pPr>
+            <w:r/>
+            <w:r>
+              <w:t>641.25</w:t>
+            </w:r>
+          </w:p>
+        </w:tc>
+        <w:tc>
+          <w:tcPr>
+            <w:tcW w:type="dxa" w:w="1728"/>
+            <w:shd w:fill="FFFFFF"/>
+            <w:tcMar>
+              <w:top w:w="100" w:type="dxa"/>
+              <w:bottom w:w="100" w:type="dxa"/>
+              <w:left w:w="120" w:type="dxa"/>
+              <w:right w:w="120" w:type="dxa"/>
+            </w:tcMar>
+            <w:tcBorders>
+              <w:top w:val="single" w:sz="4" w:space="0" w:color="CCCCCC"/>
+              <w:bottom w:val="single" w:sz="4" w:space="0" w:color="CCCCCC"/>
+              <w:left w:val="single" w:sz="4" w:space="0" w:color="CCCCCC"/>
+              <w:right w:val="single" w:sz="4" w:space="0" w:color="CCCCCC"/>
+            </w:tcBorders>
+          </w:tcPr>
+          <w:p>
+            <w:pPr>
+              <w:spacing w:before="60" w:after="60" w:line="252" w:lineRule="auto"/>
+              <w:jc w:val="left"/>
+            </w:pPr>
+            <w:r/>
+            <w:r>
+              <w:rPr>
+                <w:b/>
+              </w:rPr>
+              <w:t>651.50</w:t>
+            </w:r>
+          </w:p>
+        </w:tc>
+        <w:tc>
+          <w:tcPr>
+            <w:tcW w:type="dxa" w:w="3456"/>
+            <w:shd w:fill="FFFFFF"/>
+            <w:tcMar>
+              <w:top w:w="100" w:type="dxa"/>
+              <w:bottom w:w="100" w:type="dxa"/>
+              <w:left w:w="120" w:type="dxa"/>
+              <w:right w:w="120" w:type="dxa"/>
+            </w:tcMar>
+            <w:tcBorders>
+              <w:top w:val="single" w:sz="4" w:space="0" w:color="CCCCCC"/>
+              <w:bottom w:val="single" w:sz="4" w:space="0" w:color="CCCCCC"/>
+              <w:left w:val="single" w:sz="4" w:space="0" w:color="CCCCCC"/>
+              <w:right w:val="single" w:sz="4" w:space="0" w:color="CCCCCC"/>
+            </w:tcBorders>
+          </w:tcPr>
+          <w:p>
+            <w:pPr>
+              <w:spacing w:before="60" w:after="60" w:line="252" w:lineRule="auto"/>
+              <w:jc w:val="left"/>
+            </w:pPr>
+            <w:r/>
+            <w:r>
+              <w:rPr>
+                <w:b/>
+              </w:rPr>
+              <w:t>+0.50</w:t>
+            </w:r>
+          </w:p>
+        </w:tc>
+        <w:tc>
+          <w:tcPr>
+            <w:tcW w:type="dxa" w:w="1440"/>
+            <w:shd w:fill="FFFFFF"/>
+            <w:tcMar>
+              <w:top w:w="100" w:type="dxa"/>
+              <w:bottom w:w="100" w:type="dxa"/>
+              <w:left w:w="120" w:type="dxa"/>
+              <w:right w:w="120" w:type="dxa"/>
+            </w:tcMar>
+            <w:tcBorders>
+              <w:top w:val="single" w:sz="4" w:space="0" w:color="CCCCCC"/>
+              <w:bottom w:val="single" w:sz="4" w:space="0" w:color="CCCCCC"/>
+              <w:left w:val="single" w:sz="4" w:space="0" w:color="CCCCCC"/>
+              <w:right w:val="single" w:sz="4" w:space="0" w:color="CCCCCC"/>
+            </w:tcBorders>
+          </w:tcPr>
+          <w:p>
+            <w:pPr>
+              <w:spacing w:before="60" w:after="60" w:line="252" w:lineRule="auto"/>
+              <w:jc w:val="left"/>
+            </w:pPr>
+            <w:r/>
+            <w:r>
+              <w:t>BULL</w:t>
+            </w:r>
+          </w:p>
+        </w:tc>
+      </w:tr>
+      <w:tr>
+        <w:tc>
+          <w:tcPr>
+            <w:tcW w:type="dxa" w:w="1584"/>
+            <w:shd w:fill="F8FAFC"/>
+            <w:tcMar>
+              <w:top w:w="100" w:type="dxa"/>
+              <w:bottom w:w="100" w:type="dxa"/>
+              <w:left w:w="120" w:type="dxa"/>
+              <w:right w:w="120" w:type="dxa"/>
+            </w:tcMar>
+            <w:tcBorders>
+              <w:top w:val="single" w:sz="4" w:space="0" w:color="CCCCCC"/>
+              <w:bottom w:val="single" w:sz="4" w:space="0" w:color="CCCCCC"/>
+              <w:left w:val="single" w:sz="4" w:space="0" w:color="CCCCCC"/>
+              <w:right w:val="single" w:sz="4" w:space="0" w:color="CCCCCC"/>
+            </w:tcBorders>
+          </w:tcPr>
+          <w:p>
+            <w:pPr>
+              <w:spacing w:before="60" w:after="60" w:line="252" w:lineRule="auto"/>
+              <w:jc w:val="left"/>
+            </w:pPr>
+            <w:r/>
+            <w:r>
+              <w:rPr>
+                <w:b/>
+              </w:rPr>
+              <w:t>Thu 06/08</w:t>
+            </w:r>
+          </w:p>
+        </w:tc>
+        <w:tc>
+          <w:tcPr>
+            <w:tcW w:type="dxa" w:w="864"/>
+            <w:shd w:fill="F8FAFC"/>
+            <w:tcMar>
+              <w:top w:w="100" w:type="dxa"/>
+              <w:bottom w:w="100" w:type="dxa"/>
+              <w:left w:w="120" w:type="dxa"/>
+              <w:right w:w="120" w:type="dxa"/>
+            </w:tcMar>
+            <w:tcBorders>
+              <w:top w:val="single" w:sz="4" w:space="0" w:color="CCCCCC"/>
+              <w:bottom w:val="single" w:sz="4" w:space="0" w:color="CCCCCC"/>
+              <w:left w:val="single" w:sz="4" w:space="0" w:color="CCCCCC"/>
+              <w:right w:val="single" w:sz="4" w:space="0" w:color="CCCCCC"/>
+            </w:tcBorders>
+          </w:tcPr>
+          <w:p>
+            <w:pPr>
+              <w:spacing w:before="60" w:after="60" w:line="252" w:lineRule="auto"/>
+              <w:jc w:val="left"/>
+            </w:pPr>
+            <w:r/>
+            <w:r>
+              <w:t>London 15-19</w:t>
+            </w:r>
+          </w:p>
+        </w:tc>
+        <w:tc>
+          <w:tcPr>
+            <w:tcW w:type="dxa" w:w="1440"/>
+            <w:shd w:fill="F8FAFC"/>
+            <w:tcMar>
+              <w:top w:w="100" w:type="dxa"/>
+              <w:bottom w:w="100" w:type="dxa"/>
+              <w:left w:w="120" w:type="dxa"/>
+              <w:right w:w="120" w:type="dxa"/>
+            </w:tcMar>
+            <w:tcBorders>
+              <w:top w:val="single" w:sz="4" w:space="0" w:color="CCCCCC"/>
+              <w:bottom w:val="single" w:sz="4" w:space="0" w:color="CCCCCC"/>
+              <w:left w:val="single" w:sz="4" w:space="0" w:color="CCCCCC"/>
+              <w:right w:val="single" w:sz="4" w:space="0" w:color="CCCCCC"/>
+            </w:tcBorders>
+          </w:tcPr>
+          <w:p>
+            <w:pPr>
+              <w:spacing w:before="60" w:after="60" w:line="252" w:lineRule="auto"/>
+              <w:jc w:val="left"/>
+            </w:pPr>
+            <w:r/>
+            <w:r>
+              <w:t>651.50</w:t>
+            </w:r>
+          </w:p>
+        </w:tc>
+        <w:tc>
+          <w:tcPr>
+            <w:tcW w:type="dxa" w:w="2016"/>
+            <w:shd w:fill="F8FAFC"/>
+            <w:tcMar>
+              <w:top w:w="100" w:type="dxa"/>
+              <w:bottom w:w="100" w:type="dxa"/>
+              <w:left w:w="120" w:type="dxa"/>
+              <w:right w:w="120" w:type="dxa"/>
+            </w:tcMar>
+            <w:tcBorders>
+              <w:top w:val="single" w:sz="4" w:space="0" w:color="CCCCCC"/>
+              <w:bottom w:val="single" w:sz="4" w:space="0" w:color="CCCCCC"/>
+              <w:left w:val="single" w:sz="4" w:space="0" w:color="CCCCCC"/>
+              <w:right w:val="single" w:sz="4" w:space="0" w:color="CCCCCC"/>
+            </w:tcBorders>
+          </w:tcPr>
+          <w:p>
+            <w:pPr>
+              <w:spacing w:before="60" w:after="60" w:line="252" w:lineRule="auto"/>
+              <w:jc w:val="left"/>
+            </w:pPr>
+            <w:r/>
+            <w:r>
+              <w:t>662.25</w:t>
+            </w:r>
+          </w:p>
+        </w:tc>
+        <w:tc>
+          <w:tcPr>
+            <w:tcW w:type="dxa" w:w="1152"/>
+            <w:shd w:fill="F8FAFC"/>
+            <w:tcMar>
+              <w:top w:w="100" w:type="dxa"/>
+              <w:bottom w:w="100" w:type="dxa"/>
+              <w:left w:w="120" w:type="dxa"/>
+              <w:right w:w="120" w:type="dxa"/>
+            </w:tcMar>
+            <w:tcBorders>
+              <w:top w:val="single" w:sz="4" w:space="0" w:color="CCCCCC"/>
+              <w:bottom w:val="single" w:sz="4" w:space="0" w:color="CCCCCC"/>
+              <w:left w:val="single" w:sz="4" w:space="0" w:color="CCCCCC"/>
+              <w:right w:val="single" w:sz="4" w:space="0" w:color="CCCCCC"/>
+            </w:tcBorders>
+          </w:tcPr>
+          <w:p>
+            <w:pPr>
+              <w:spacing w:before="60" w:after="60" w:line="252" w:lineRule="auto"/>
+              <w:jc w:val="left"/>
+            </w:pPr>
+            <w:r/>
+            <w:r>
+              <w:t>644.25</w:t>
+            </w:r>
+          </w:p>
+        </w:tc>
+        <w:tc>
+          <w:tcPr>
+            <w:tcW w:type="dxa" w:w="1728"/>
+            <w:shd w:fill="F8FAFC"/>
+            <w:tcMar>
+              <w:top w:w="100" w:type="dxa"/>
+              <w:bottom w:w="100" w:type="dxa"/>
+              <w:left w:w="120" w:type="dxa"/>
+              <w:right w:w="120" w:type="dxa"/>
+            </w:tcMar>
+            <w:tcBorders>
+              <w:top w:val="single" w:sz="4" w:space="0" w:color="CCCCCC"/>
+              <w:bottom w:val="single" w:sz="4" w:space="0" w:color="CCCCCC"/>
+              <w:left w:val="single" w:sz="4" w:space="0" w:color="CCCCCC"/>
+              <w:right w:val="single" w:sz="4" w:space="0" w:color="CCCCCC"/>
+            </w:tcBorders>
+          </w:tcPr>
+          <w:p>
+            <w:pPr>
+              <w:spacing w:before="60" w:after="60" w:line="252" w:lineRule="auto"/>
+              <w:jc w:val="left"/>
+            </w:pPr>
+            <w:r/>
+            <w:r>
+              <w:rPr>
+                <w:b/>
+              </w:rPr>
+              <w:t>652.25</w:t>
+            </w:r>
+          </w:p>
+        </w:tc>
+        <w:tc>
+          <w:tcPr>
+            <w:tcW w:type="dxa" w:w="3456"/>
+            <w:shd w:fill="F8FAFC"/>
+            <w:tcMar>
+              <w:top w:w="100" w:type="dxa"/>
+              <w:bottom w:w="100" w:type="dxa"/>
+              <w:left w:w="120" w:type="dxa"/>
+              <w:right w:w="120" w:type="dxa"/>
+            </w:tcMar>
+            <w:tcBorders>
+              <w:top w:val="single" w:sz="4" w:space="0" w:color="CCCCCC"/>
+              <w:bottom w:val="single" w:sz="4" w:space="0" w:color="CCCCCC"/>
+              <w:left w:val="single" w:sz="4" w:space="0" w:color="CCCCCC"/>
+              <w:right w:val="single" w:sz="4" w:space="0" w:color="CCCCCC"/>
+            </w:tcBorders>
+          </w:tcPr>
+          <w:p>
+            <w:pPr>
+              <w:spacing w:before="60" w:after="60" w:line="252" w:lineRule="auto"/>
+              <w:jc w:val="left"/>
+            </w:pPr>
+            <w:r/>
+            <w:r>
+              <w:rPr>
+                <w:b/>
+              </w:rPr>
+              <w:t>+0.75</w:t>
+            </w:r>
+          </w:p>
+        </w:tc>
+        <w:tc>
+          <w:tcPr>
+            <w:tcW w:type="dxa" w:w="1440"/>
+            <w:shd w:fill="F8FAFC"/>
+            <w:tcMar>
+              <w:top w:w="100" w:type="dxa"/>
+              <w:bottom w:w="100" w:type="dxa"/>
+              <w:left w:w="120" w:type="dxa"/>
+              <w:right w:w="120" w:type="dxa"/>
+            </w:tcMar>
+            <w:tcBorders>
+              <w:top w:val="single" w:sz="4" w:space="0" w:color="CCCCCC"/>
+              <w:bottom w:val="single" w:sz="4" w:space="0" w:color="CCCCCC"/>
+              <w:left w:val="single" w:sz="4" w:space="0" w:color="CCCCCC"/>
+              <w:right w:val="single" w:sz="4" w:space="0" w:color="CCCCCC"/>
+            </w:tcBorders>
+          </w:tcPr>
+          <w:p>
+            <w:pPr>
+              <w:spacing w:before="60" w:after="60" w:line="252" w:lineRule="auto"/>
+              <w:jc w:val="left"/>
+            </w:pPr>
+            <w:r/>
+            <w:r>
+              <w:t>BULL</w:t>
+            </w:r>
+          </w:p>
+        </w:tc>
+      </w:tr>
+      <w:tr>
+        <w:tc>
+          <w:tcPr>
+            <w:tcW w:type="dxa" w:w="1584"/>
+            <w:shd w:fill="FFFFFF"/>
+            <w:tcMar>
+              <w:top w:w="100" w:type="dxa"/>
+              <w:bottom w:w="100" w:type="dxa"/>
+              <w:left w:w="120" w:type="dxa"/>
+              <w:right w:w="120" w:type="dxa"/>
+            </w:tcMar>
+            <w:tcBorders>
+              <w:top w:val="single" w:sz="4" w:space="0" w:color="CCCCCC"/>
+              <w:bottom w:val="single" w:sz="4" w:space="0" w:color="CCCCCC"/>
+              <w:left w:val="single" w:sz="4" w:space="0" w:color="CCCCCC"/>
+              <w:right w:val="single" w:sz="4" w:space="0" w:color="CCCCCC"/>
+            </w:tcBorders>
+          </w:tcPr>
+          <w:p>
+            <w:pPr>
+              <w:spacing w:before="60" w:after="60" w:line="252" w:lineRule="auto"/>
+              <w:jc w:val="left"/>
+            </w:pPr>
+            <w:r/>
+            <w:r>
+              <w:rPr>
+                <w:b/>
+              </w:rPr>
+              <w:t>Thu 06/08</w:t>
+            </w:r>
+          </w:p>
+        </w:tc>
+        <w:tc>
+          <w:tcPr>
+            <w:tcW w:type="dxa" w:w="864"/>
+            <w:shd w:fill="FFFFFF"/>
+            <w:tcMar>
+              <w:top w:w="100" w:type="dxa"/>
+              <w:bottom w:w="100" w:type="dxa"/>
+              <w:left w:w="120" w:type="dxa"/>
+              <w:right w:w="120" w:type="dxa"/>
+            </w:tcMar>
+            <w:tcBorders>
+              <w:top w:val="single" w:sz="4" w:space="0" w:color="CCCCCC"/>
+              <w:bottom w:val="single" w:sz="4" w:space="0" w:color="CCCCCC"/>
+              <w:left w:val="single" w:sz="4" w:space="0" w:color="CCCCCC"/>
+              <w:right w:val="single" w:sz="4" w:space="0" w:color="CCCCCC"/>
+            </w:tcBorders>
+          </w:tcPr>
+          <w:p>
+            <w:pPr>
+              <w:spacing w:before="60" w:after="60" w:line="252" w:lineRule="auto"/>
+              <w:jc w:val="left"/>
+            </w:pPr>
+            <w:r/>
+            <w:r>
+              <w:t>Pre-NY 19-21</w:t>
+            </w:r>
+          </w:p>
+        </w:tc>
+        <w:tc>
+          <w:tcPr>
+            <w:tcW w:type="dxa" w:w="1440"/>
+            <w:shd w:fill="FFFFFF"/>
+            <w:tcMar>
+              <w:top w:w="100" w:type="dxa"/>
+              <w:bottom w:w="100" w:type="dxa"/>
+              <w:left w:w="120" w:type="dxa"/>
+              <w:right w:w="120" w:type="dxa"/>
+            </w:tcMar>
+            <w:tcBorders>
+              <w:top w:val="single" w:sz="4" w:space="0" w:color="CCCCCC"/>
+              <w:bottom w:val="single" w:sz="4" w:space="0" w:color="CCCCCC"/>
+              <w:left w:val="single" w:sz="4" w:space="0" w:color="CCCCCC"/>
+              <w:right w:val="single" w:sz="4" w:space="0" w:color="CCCCCC"/>
+            </w:tcBorders>
+          </w:tcPr>
+          <w:p>
+            <w:pPr>
+              <w:spacing w:before="60" w:after="60" w:line="252" w:lineRule="auto"/>
+              <w:jc w:val="left"/>
+            </w:pPr>
+            <w:r/>
+            <w:r>
+              <w:t>652.25</w:t>
+            </w:r>
+          </w:p>
+        </w:tc>
+        <w:tc>
+          <w:tcPr>
+            <w:tcW w:type="dxa" w:w="2016"/>
+            <w:shd w:fill="FFFFFF"/>
+            <w:tcMar>
+              <w:top w:w="100" w:type="dxa"/>
+              <w:bottom w:w="100" w:type="dxa"/>
+              <w:left w:w="120" w:type="dxa"/>
+              <w:right w:w="120" w:type="dxa"/>
+            </w:tcMar>
+            <w:tcBorders>
+              <w:top w:val="single" w:sz="4" w:space="0" w:color="CCCCCC"/>
+              <w:bottom w:val="single" w:sz="4" w:space="0" w:color="CCCCCC"/>
+              <w:left w:val="single" w:sz="4" w:space="0" w:color="CCCCCC"/>
+              <w:right w:val="single" w:sz="4" w:space="0" w:color="CCCCCC"/>
+            </w:tcBorders>
+          </w:tcPr>
+          <w:p>
+            <w:pPr>
+              <w:spacing w:before="60" w:after="60" w:line="252" w:lineRule="auto"/>
+              <w:jc w:val="left"/>
+            </w:pPr>
+            <w:r/>
+            <w:r>
+              <w:t>658.75</w:t>
+            </w:r>
+          </w:p>
+        </w:tc>
+        <w:tc>
+          <w:tcPr>
+            <w:tcW w:type="dxa" w:w="1152"/>
+            <w:shd w:fill="FFFFFF"/>
+            <w:tcMar>
+              <w:top w:w="100" w:type="dxa"/>
+              <w:bottom w:w="100" w:type="dxa"/>
+              <w:left w:w="120" w:type="dxa"/>
+              <w:right w:w="120" w:type="dxa"/>
+            </w:tcMar>
+            <w:tcBorders>
+              <w:top w:val="single" w:sz="4" w:space="0" w:color="CCCCCC"/>
+              <w:bottom w:val="single" w:sz="4" w:space="0" w:color="CCCCCC"/>
+              <w:left w:val="single" w:sz="4" w:space="0" w:color="CCCCCC"/>
+              <w:right w:val="single" w:sz="4" w:space="0" w:color="CCCCCC"/>
+            </w:tcBorders>
+          </w:tcPr>
+          <w:p>
+            <w:pPr>
+              <w:spacing w:before="60" w:after="60" w:line="252" w:lineRule="auto"/>
+              <w:jc w:val="left"/>
+            </w:pPr>
+            <w:r/>
+            <w:r>
+              <w:t>643.75</w:t>
+            </w:r>
+          </w:p>
+        </w:tc>
+        <w:tc>
+          <w:tcPr>
+            <w:tcW w:type="dxa" w:w="1728"/>
+            <w:shd w:fill="FFFFFF"/>
+            <w:tcMar>
+              <w:top w:w="100" w:type="dxa"/>
+              <w:bottom w:w="100" w:type="dxa"/>
+              <w:left w:w="120" w:type="dxa"/>
+              <w:right w:w="120" w:type="dxa"/>
+            </w:tcMar>
+            <w:tcBorders>
+              <w:top w:val="single" w:sz="4" w:space="0" w:color="CCCCCC"/>
+              <w:bottom w:val="single" w:sz="4" w:space="0" w:color="CCCCCC"/>
+              <w:left w:val="single" w:sz="4" w:space="0" w:color="CCCCCC"/>
+              <w:right w:val="single" w:sz="4" w:space="0" w:color="CCCCCC"/>
+            </w:tcBorders>
+          </w:tcPr>
+          <w:p>
+            <w:pPr>
+              <w:spacing w:before="60" w:after="60" w:line="252" w:lineRule="auto"/>
+              <w:jc w:val="left"/>
+            </w:pPr>
+            <w:r/>
+            <w:r>
+              <w:rPr>
+                <w:b/>
+              </w:rPr>
+              <w:t>652.75</w:t>
+            </w:r>
+          </w:p>
+        </w:tc>
+        <w:tc>
+          <w:tcPr>
+            <w:tcW w:type="dxa" w:w="3456"/>
+            <w:shd w:fill="FFFFFF"/>
+            <w:tcMar>
+              <w:top w:w="100" w:type="dxa"/>
+              <w:bottom w:w="100" w:type="dxa"/>
+              <w:left w:w="120" w:type="dxa"/>
+              <w:right w:w="120" w:type="dxa"/>
+            </w:tcMar>
+            <w:tcBorders>
+              <w:top w:val="single" w:sz="4" w:space="0" w:color="CCCCCC"/>
+              <w:bottom w:val="single" w:sz="4" w:space="0" w:color="CCCCCC"/>
+              <w:left w:val="single" w:sz="4" w:space="0" w:color="CCCCCC"/>
+              <w:right w:val="single" w:sz="4" w:space="0" w:color="CCCCCC"/>
+            </w:tcBorders>
+          </w:tcPr>
+          <w:p>
+            <w:pPr>
+              <w:spacing w:before="60" w:after="60" w:line="252" w:lineRule="auto"/>
+              <w:jc w:val="left"/>
+            </w:pPr>
+            <w:r/>
+            <w:r>
+              <w:rPr>
+                <w:b/>
+              </w:rPr>
+              <w:t>+0.50</w:t>
+            </w:r>
+          </w:p>
+        </w:tc>
+        <w:tc>
+          <w:tcPr>
+            <w:tcW w:type="dxa" w:w="1440"/>
+            <w:shd w:fill="FFFFFF"/>
+            <w:tcMar>
+              <w:top w:w="100" w:type="dxa"/>
+              <w:bottom w:w="100" w:type="dxa"/>
+              <w:left w:w="120" w:type="dxa"/>
+              <w:right w:w="120" w:type="dxa"/>
+            </w:tcMar>
+            <w:tcBorders>
+              <w:top w:val="single" w:sz="4" w:space="0" w:color="CCCCCC"/>
+              <w:bottom w:val="single" w:sz="4" w:space="0" w:color="CCCCCC"/>
+              <w:left w:val="single" w:sz="4" w:space="0" w:color="CCCCCC"/>
+              <w:right w:val="single" w:sz="4" w:space="0" w:color="CCCCCC"/>
+            </w:tcBorders>
+          </w:tcPr>
+          <w:p>
+            <w:pPr>
+              <w:spacing w:before="60" w:after="60" w:line="252" w:lineRule="auto"/>
+              <w:jc w:val="left"/>
+            </w:pPr>
+            <w:r/>
+            <w:r>
+              <w:t>BULL</w:t>
+            </w:r>
+          </w:p>
+        </w:tc>
+      </w:tr>
+      <w:tr>
+        <w:tc>
+          <w:tcPr>
+            <w:tcW w:type="dxa" w:w="1584"/>
+            <w:shd w:fill="F8FAFC"/>
+            <w:tcMar>
+              <w:top w:w="100" w:type="dxa"/>
+              <w:bottom w:w="100" w:type="dxa"/>
+              <w:left w:w="120" w:type="dxa"/>
+              <w:right w:w="120" w:type="dxa"/>
+            </w:tcMar>
+            <w:tcBorders>
+              <w:top w:val="single" w:sz="4" w:space="0" w:color="CCCCCC"/>
+              <w:bottom w:val="single" w:sz="4" w:space="0" w:color="CCCCCC"/>
+              <w:left w:val="single" w:sz="4" w:space="0" w:color="CCCCCC"/>
+              <w:right w:val="single" w:sz="4" w:space="0" w:color="CCCCCC"/>
+            </w:tcBorders>
+          </w:tcPr>
+          <w:p>
+            <w:pPr>
+              <w:spacing w:before="60" w:after="60" w:line="252" w:lineRule="auto"/>
+              <w:jc w:val="left"/>
+            </w:pPr>
+            <w:r/>
+            <w:r>
+              <w:rPr>
+                <w:b/>
+              </w:rPr>
+              <w:t>Thu 06/08</w:t>
+            </w:r>
+          </w:p>
+        </w:tc>
+        <w:tc>
+          <w:tcPr>
+            <w:tcW w:type="dxa" w:w="864"/>
+            <w:shd w:fill="F8FAFC"/>
+            <w:tcMar>
+              <w:top w:w="100" w:type="dxa"/>
+              <w:bottom w:w="100" w:type="dxa"/>
+              <w:left w:w="120" w:type="dxa"/>
+              <w:right w:w="120" w:type="dxa"/>
+            </w:tcMar>
+            <w:tcBorders>
+              <w:top w:val="single" w:sz="4" w:space="0" w:color="CCCCCC"/>
+              <w:bottom w:val="single" w:sz="4" w:space="0" w:color="CCCCCC"/>
+              <w:left w:val="single" w:sz="4" w:space="0" w:color="CCCCCC"/>
+              <w:right w:val="single" w:sz="4" w:space="0" w:color="CCCCCC"/>
+            </w:tcBorders>
+          </w:tcPr>
+          <w:p>
+            <w:pPr>
+              <w:spacing w:before="60" w:after="60" w:line="252" w:lineRule="auto"/>
+              <w:jc w:val="left"/>
+            </w:pPr>
+            <w:r/>
+            <w:r>
+              <w:t>NY Open 21-23</w:t>
+            </w:r>
+          </w:p>
+        </w:tc>
+        <w:tc>
+          <w:tcPr>
+            <w:tcW w:type="dxa" w:w="1440"/>
+            <w:shd w:fill="F8FAFC"/>
+            <w:tcMar>
+              <w:top w:w="100" w:type="dxa"/>
+              <w:bottom w:w="100" w:type="dxa"/>
+              <w:left w:w="120" w:type="dxa"/>
+              <w:right w:w="120" w:type="dxa"/>
+            </w:tcMar>
+            <w:tcBorders>
+              <w:top w:val="single" w:sz="4" w:space="0" w:color="CCCCCC"/>
+              <w:bottom w:val="single" w:sz="4" w:space="0" w:color="CCCCCC"/>
+              <w:left w:val="single" w:sz="4" w:space="0" w:color="CCCCCC"/>
+              <w:right w:val="single" w:sz="4" w:space="0" w:color="CCCCCC"/>
+            </w:tcBorders>
+          </w:tcPr>
+          <w:p>
+            <w:pPr>
+              <w:spacing w:before="60" w:after="60" w:line="252" w:lineRule="auto"/>
+              <w:jc w:val="left"/>
+            </w:pPr>
+            <w:r/>
+            <w:r>
+              <w:t>652.75</w:t>
+            </w:r>
+          </w:p>
+        </w:tc>
+        <w:tc>
+          <w:tcPr>
+            <w:tcW w:type="dxa" w:w="2016"/>
+            <w:shd w:fill="F8FAFC"/>
+            <w:tcMar>
+              <w:top w:w="100" w:type="dxa"/>
+              <w:bottom w:w="100" w:type="dxa"/>
+              <w:left w:w="120" w:type="dxa"/>
+              <w:right w:w="120" w:type="dxa"/>
+            </w:tcMar>
+            <w:tcBorders>
+              <w:top w:val="single" w:sz="4" w:space="0" w:color="CCCCCC"/>
+              <w:bottom w:val="single" w:sz="4" w:space="0" w:color="CCCCCC"/>
+              <w:left w:val="single" w:sz="4" w:space="0" w:color="CCCCCC"/>
+              <w:right w:val="single" w:sz="4" w:space="0" w:color="CCCCCC"/>
+            </w:tcBorders>
+          </w:tcPr>
+          <w:p>
+            <w:pPr>
+              <w:spacing w:before="60" w:after="60" w:line="252" w:lineRule="auto"/>
+              <w:jc w:val="left"/>
+            </w:pPr>
+            <w:r/>
+            <w:r>
+              <w:t>663.75</w:t>
+            </w:r>
+          </w:p>
+        </w:tc>
+        <w:tc>
+          <w:tcPr>
+            <w:tcW w:type="dxa" w:w="1152"/>
+            <w:shd w:fill="F8FAFC"/>
+            <w:tcMar>
+              <w:top w:w="100" w:type="dxa"/>
+              <w:bottom w:w="100" w:type="dxa"/>
+              <w:left w:w="120" w:type="dxa"/>
+              <w:right w:w="120" w:type="dxa"/>
+            </w:tcMar>
+            <w:tcBorders>
+              <w:top w:val="single" w:sz="4" w:space="0" w:color="CCCCCC"/>
+              <w:bottom w:val="single" w:sz="4" w:space="0" w:color="CCCCCC"/>
+              <w:left w:val="single" w:sz="4" w:space="0" w:color="CCCCCC"/>
+              <w:right w:val="single" w:sz="4" w:space="0" w:color="CCCCCC"/>
+            </w:tcBorders>
+          </w:tcPr>
+          <w:p>
+            <w:pPr>
+              <w:spacing w:before="60" w:after="60" w:line="252" w:lineRule="auto"/>
+              <w:jc w:val="left"/>
+            </w:pPr>
+            <w:r/>
+            <w:r>
+              <w:t>641.00</w:t>
+            </w:r>
+          </w:p>
+        </w:tc>
+        <w:tc>
+          <w:tcPr>
+            <w:tcW w:type="dxa" w:w="1728"/>
+            <w:shd w:fill="F8FAFC"/>
+            <w:tcMar>
+              <w:top w:w="100" w:type="dxa"/>
+              <w:bottom w:w="100" w:type="dxa"/>
+              <w:left w:w="120" w:type="dxa"/>
+              <w:right w:w="120" w:type="dxa"/>
+            </w:tcMar>
+            <w:tcBorders>
+              <w:top w:val="single" w:sz="4" w:space="0" w:color="CCCCCC"/>
+              <w:bottom w:val="single" w:sz="4" w:space="0" w:color="CCCCCC"/>
+              <w:left w:val="single" w:sz="4" w:space="0" w:color="CCCCCC"/>
+              <w:right w:val="single" w:sz="4" w:space="0" w:color="CCCCCC"/>
+            </w:tcBorders>
+          </w:tcPr>
+          <w:p>
+            <w:pPr>
+              <w:spacing w:before="60" w:after="60" w:line="252" w:lineRule="auto"/>
+              <w:jc w:val="left"/>
+            </w:pPr>
+            <w:r/>
+            <w:r>
+              <w:rPr>
+                <w:b/>
+              </w:rPr>
+              <w:t>656.25</w:t>
+            </w:r>
+          </w:p>
+        </w:tc>
+        <w:tc>
+          <w:tcPr>
+            <w:tcW w:type="dxa" w:w="3456"/>
+            <w:shd w:fill="F8FAFC"/>
+            <w:tcMar>
+              <w:top w:w="100" w:type="dxa"/>
+              <w:bottom w:w="100" w:type="dxa"/>
+              <w:left w:w="120" w:type="dxa"/>
+              <w:right w:w="120" w:type="dxa"/>
+            </w:tcMar>
+            <w:tcBorders>
+              <w:top w:val="single" w:sz="4" w:space="0" w:color="CCCCCC"/>
+              <w:bottom w:val="single" w:sz="4" w:space="0" w:color="CCCCCC"/>
+              <w:left w:val="single" w:sz="4" w:space="0" w:color="CCCCCC"/>
+              <w:right w:val="single" w:sz="4" w:space="0" w:color="CCCCCC"/>
+            </w:tcBorders>
+          </w:tcPr>
+          <w:p>
+            <w:pPr>
+              <w:spacing w:before="60" w:after="60" w:line="252" w:lineRule="auto"/>
+              <w:jc w:val="left"/>
+            </w:pPr>
+            <w:r/>
+            <w:r>
+              <w:rPr>
+                <w:b/>
+              </w:rPr>
+              <w:t>+3.50</w:t>
+            </w:r>
+          </w:p>
+        </w:tc>
+        <w:tc>
+          <w:tcPr>
+            <w:tcW w:type="dxa" w:w="1440"/>
+            <w:shd w:fill="F8FAFC"/>
+            <w:tcMar>
+              <w:top w:w="100" w:type="dxa"/>
+              <w:bottom w:w="100" w:type="dxa"/>
+              <w:left w:w="120" w:type="dxa"/>
+              <w:right w:w="120" w:type="dxa"/>
+            </w:tcMar>
+            <w:tcBorders>
+              <w:top w:val="single" w:sz="4" w:space="0" w:color="CCCCCC"/>
+              <w:bottom w:val="single" w:sz="4" w:space="0" w:color="CCCCCC"/>
+              <w:left w:val="single" w:sz="4" w:space="0" w:color="CCCCCC"/>
+              <w:right w:val="single" w:sz="4" w:space="0" w:color="CCCCCC"/>
+            </w:tcBorders>
+          </w:tcPr>
+          <w:p>
+            <w:pPr>
+              <w:spacing w:before="60" w:after="60" w:line="252" w:lineRule="auto"/>
+              <w:jc w:val="left"/>
+            </w:pPr>
+            <w:r/>
+            <w:r>
+              <w:t>BULL</w:t>
+            </w:r>
+          </w:p>
+        </w:tc>
+      </w:tr>
+      <w:tr>
+        <w:tc>
+          <w:tcPr>
+            <w:tcW w:type="dxa" w:w="1584"/>
+            <w:shd w:fill="FFFFFF"/>
+            <w:tcMar>
+              <w:top w:w="100" w:type="dxa"/>
+              <w:bottom w:w="100" w:type="dxa"/>
+              <w:left w:w="120" w:type="dxa"/>
+              <w:right w:w="120" w:type="dxa"/>
+            </w:tcMar>
+            <w:tcBorders>
+              <w:top w:val="single" w:sz="4" w:space="0" w:color="CCCCCC"/>
+              <w:bottom w:val="single" w:sz="4" w:space="0" w:color="CCCCCC"/>
+              <w:left w:val="single" w:sz="4" w:space="0" w:color="CCCCCC"/>
+              <w:right w:val="single" w:sz="4" w:space="0" w:color="CCCCCC"/>
+            </w:tcBorders>
+          </w:tcPr>
+          <w:p>
+            <w:pPr>
+              <w:spacing w:before="60" w:after="60" w:line="252" w:lineRule="auto"/>
+              <w:jc w:val="left"/>
+            </w:pPr>
+            <w:r/>
+            <w:r>
+              <w:rPr>
+                <w:b/>
+              </w:rPr>
+              <w:t>Thu 06/08</w:t>
+            </w:r>
+          </w:p>
+        </w:tc>
+        <w:tc>
+          <w:tcPr>
+            <w:tcW w:type="dxa" w:w="864"/>
+            <w:shd w:fill="FFFFFF"/>
+            <w:tcMar>
+              <w:top w:w="100" w:type="dxa"/>
+              <w:bottom w:w="100" w:type="dxa"/>
+              <w:left w:w="120" w:type="dxa"/>
+              <w:right w:w="120" w:type="dxa"/>
+            </w:tcMar>
+            <w:tcBorders>
+              <w:top w:val="single" w:sz="4" w:space="0" w:color="CCCCCC"/>
+              <w:bottom w:val="single" w:sz="4" w:space="0" w:color="CCCCCC"/>
+              <w:left w:val="single" w:sz="4" w:space="0" w:color="CCCCCC"/>
+              <w:right w:val="single" w:sz="4" w:space="0" w:color="CCCCCC"/>
+            </w:tcBorders>
+          </w:tcPr>
+          <w:p>
+            <w:pPr>
+              <w:spacing w:before="60" w:after="60" w:line="252" w:lineRule="auto"/>
+              <w:jc w:val="left"/>
+            </w:pPr>
+            <w:r/>
+            <w:r>
+              <w:t>NY Close 23-01</w:t>
+            </w:r>
+          </w:p>
+        </w:tc>
+        <w:tc>
+          <w:tcPr>
+            <w:tcW w:type="dxa" w:w="1440"/>
+            <w:shd w:fill="FFFFFF"/>
+            <w:tcMar>
+              <w:top w:w="100" w:type="dxa"/>
+              <w:bottom w:w="100" w:type="dxa"/>
+              <w:left w:w="120" w:type="dxa"/>
+              <w:right w:w="120" w:type="dxa"/>
+            </w:tcMar>
+            <w:tcBorders>
+              <w:top w:val="single" w:sz="4" w:space="0" w:color="CCCCCC"/>
+              <w:bottom w:val="single" w:sz="4" w:space="0" w:color="CCCCCC"/>
+              <w:left w:val="single" w:sz="4" w:space="0" w:color="CCCCCC"/>
+              <w:right w:val="single" w:sz="4" w:space="0" w:color="CCCCCC"/>
+            </w:tcBorders>
+          </w:tcPr>
+          <w:p>
+            <w:pPr>
+              <w:spacing w:before="60" w:after="60" w:line="252" w:lineRule="auto"/>
+              <w:jc w:val="left"/>
+            </w:pPr>
+            <w:r/>
+            <w:r>
+              <w:t>656.25</w:t>
+            </w:r>
+          </w:p>
+        </w:tc>
+        <w:tc>
+          <w:tcPr>
+            <w:tcW w:type="dxa" w:w="2016"/>
+            <w:shd w:fill="FFFFFF"/>
+            <w:tcMar>
+              <w:top w:w="100" w:type="dxa"/>
+              <w:bottom w:w="100" w:type="dxa"/>
+              <w:left w:w="120" w:type="dxa"/>
+              <w:right w:w="120" w:type="dxa"/>
+            </w:tcMar>
+            <w:tcBorders>
+              <w:top w:val="single" w:sz="4" w:space="0" w:color="CCCCCC"/>
+              <w:bottom w:val="single" w:sz="4" w:space="0" w:color="CCCCCC"/>
+              <w:left w:val="single" w:sz="4" w:space="0" w:color="CCCCCC"/>
+              <w:right w:val="single" w:sz="4" w:space="0" w:color="CCCCCC"/>
+            </w:tcBorders>
+          </w:tcPr>
+          <w:p>
+            <w:pPr>
+              <w:spacing w:before="60" w:after="60" w:line="252" w:lineRule="auto"/>
+              <w:jc w:val="left"/>
+            </w:pPr>
+            <w:r/>
+            <w:r>
+              <w:t>661.75</w:t>
+            </w:r>
+          </w:p>
+        </w:tc>
+        <w:tc>
+          <w:tcPr>
+            <w:tcW w:type="dxa" w:w="1152"/>
+            <w:shd w:fill="FFFFFF"/>
+            <w:tcMar>
+              <w:top w:w="100" w:type="dxa"/>
+              <w:bottom w:w="100" w:type="dxa"/>
+              <w:left w:w="120" w:type="dxa"/>
+              <w:right w:w="120" w:type="dxa"/>
+            </w:tcMar>
+            <w:tcBorders>
+              <w:top w:val="single" w:sz="4" w:space="0" w:color="CCCCCC"/>
+              <w:bottom w:val="single" w:sz="4" w:space="0" w:color="CCCCCC"/>
+              <w:left w:val="single" w:sz="4" w:space="0" w:color="CCCCCC"/>
+              <w:right w:val="single" w:sz="4" w:space="0" w:color="CCCCCC"/>
+            </w:tcBorders>
+          </w:tcPr>
+          <w:p>
+            <w:pPr>
+              <w:spacing w:before="60" w:after="60" w:line="252" w:lineRule="auto"/>
+              <w:jc w:val="left"/>
+            </w:pPr>
+            <w:r/>
+            <w:r>
+              <w:t>648.50</w:t>
+            </w:r>
+          </w:p>
+        </w:tc>
+        <w:tc>
+          <w:tcPr>
+            <w:tcW w:type="dxa" w:w="1728"/>
+            <w:shd w:fill="FFFFFF"/>
+            <w:tcMar>
+              <w:top w:w="100" w:type="dxa"/>
+              <w:bottom w:w="100" w:type="dxa"/>
+              <w:left w:w="120" w:type="dxa"/>
+              <w:right w:w="120" w:type="dxa"/>
+            </w:tcMar>
+            <w:tcBorders>
+              <w:top w:val="single" w:sz="4" w:space="0" w:color="CCCCCC"/>
+              <w:bottom w:val="single" w:sz="4" w:space="0" w:color="CCCCCC"/>
+              <w:left w:val="single" w:sz="4" w:space="0" w:color="CCCCCC"/>
+              <w:right w:val="single" w:sz="4" w:space="0" w:color="CCCCCC"/>
+            </w:tcBorders>
+          </w:tcPr>
+          <w:p>
+            <w:pPr>
+              <w:spacing w:before="60" w:after="60" w:line="252" w:lineRule="auto"/>
+              <w:jc w:val="left"/>
+            </w:pPr>
+            <w:r/>
+            <w:r>
+              <w:rPr>
+                <w:b/>
+              </w:rPr>
+              <w:t>657.00</w:t>
+            </w:r>
+          </w:p>
+        </w:tc>
+        <w:tc>
+          <w:tcPr>
+            <w:tcW w:type="dxa" w:w="3456"/>
+            <w:shd w:fill="FFFFFF"/>
+            <w:tcMar>
+              <w:top w:w="100" w:type="dxa"/>
+              <w:bottom w:w="100" w:type="dxa"/>
+              <w:left w:w="120" w:type="dxa"/>
+              <w:right w:w="120" w:type="dxa"/>
+            </w:tcMar>
+            <w:tcBorders>
+              <w:top w:val="single" w:sz="4" w:space="0" w:color="CCCCCC"/>
+              <w:bottom w:val="single" w:sz="4" w:space="0" w:color="CCCCCC"/>
+              <w:left w:val="single" w:sz="4" w:space="0" w:color="CCCCCC"/>
+              <w:right w:val="single" w:sz="4" w:space="0" w:color="CCCCCC"/>
+            </w:tcBorders>
+          </w:tcPr>
+          <w:p>
+            <w:pPr>
+              <w:spacing w:before="60" w:after="60" w:line="252" w:lineRule="auto"/>
+              <w:jc w:val="left"/>
+            </w:pPr>
+            <w:r/>
+            <w:r>
+              <w:rPr>
+                <w:b/>
+              </w:rPr>
+              <w:t>+0.75</w:t>
+            </w:r>
+          </w:p>
+        </w:tc>
+        <w:tc>
+          <w:tcPr>
+            <w:tcW w:type="dxa" w:w="1440"/>
+            <w:shd w:fill="FFFFFF"/>
+            <w:tcMar>
+              <w:top w:w="100" w:type="dxa"/>
+              <w:bottom w:w="100" w:type="dxa"/>
+              <w:left w:w="120" w:type="dxa"/>
+              <w:right w:w="120" w:type="dxa"/>
+            </w:tcMar>
+            <w:tcBorders>
+              <w:top w:val="single" w:sz="4" w:space="0" w:color="CCCCCC"/>
+              <w:bottom w:val="single" w:sz="4" w:space="0" w:color="CCCCCC"/>
+              <w:left w:val="single" w:sz="4" w:space="0" w:color="CCCCCC"/>
+              <w:right w:val="single" w:sz="4" w:space="0" w:color="CCCCCC"/>
+            </w:tcBorders>
+          </w:tcPr>
+          <w:p>
+            <w:pPr>
+              <w:spacing w:before="60" w:after="60" w:line="252" w:lineRule="auto"/>
+              <w:jc w:val="left"/>
+            </w:pPr>
+            <w:r/>
+            <w:r>
+              <w:t>BULL</w:t>
+            </w:r>
+          </w:p>
+        </w:tc>
+      </w:tr>
+      <w:tr>
+        <w:tc>
+          <w:tcPr>
+            <w:tcW w:type="dxa" w:w="1584"/>
+            <w:shd w:fill="F8FAFC"/>
+            <w:tcMar>
+              <w:top w:w="100" w:type="dxa"/>
+              <w:bottom w:w="100" w:type="dxa"/>
+              <w:left w:w="120" w:type="dxa"/>
+              <w:right w:w="120" w:type="dxa"/>
+            </w:tcMar>
+            <w:tcBorders>
+              <w:top w:val="single" w:sz="4" w:space="0" w:color="CCCCCC"/>
+              <w:bottom w:val="single" w:sz="4" w:space="0" w:color="CCCCCC"/>
+              <w:left w:val="single" w:sz="4" w:space="0" w:color="CCCCCC"/>
+              <w:right w:val="single" w:sz="4" w:space="0" w:color="CCCCCC"/>
+            </w:tcBorders>
+          </w:tcPr>
+          <w:p>
+            <w:pPr>
+              <w:spacing w:before="60" w:after="60" w:line="252" w:lineRule="auto"/>
+              <w:jc w:val="left"/>
+            </w:pPr>
+            <w:r/>
+            <w:r>
+              <w:rPr>
+                <w:b/>
+              </w:rPr>
+              <w:t>Fri 07/08</w:t>
+            </w:r>
+          </w:p>
+        </w:tc>
+        <w:tc>
+          <w:tcPr>
+            <w:tcW w:type="dxa" w:w="864"/>
+            <w:shd w:fill="F8FAFC"/>
+            <w:tcMar>
+              <w:top w:w="100" w:type="dxa"/>
+              <w:bottom w:w="100" w:type="dxa"/>
+              <w:left w:w="120" w:type="dxa"/>
+              <w:right w:w="120" w:type="dxa"/>
+            </w:tcMar>
+            <w:tcBorders>
+              <w:top w:val="single" w:sz="4" w:space="0" w:color="CCCCCC"/>
+              <w:bottom w:val="single" w:sz="4" w:space="0" w:color="CCCCCC"/>
+              <w:left w:val="single" w:sz="4" w:space="0" w:color="CCCCCC"/>
+              <w:right w:val="single" w:sz="4" w:space="0" w:color="CCCCCC"/>
+            </w:tcBorders>
+          </w:tcPr>
+          <w:p>
+            <w:pPr>
+              <w:spacing w:before="60" w:after="60" w:line="252" w:lineRule="auto"/>
+              <w:jc w:val="left"/>
+            </w:pPr>
+            <w:r/>
+            <w:r>
+              <w:t>Asia 07-11</w:t>
+            </w:r>
+          </w:p>
+        </w:tc>
+        <w:tc>
+          <w:tcPr>
+            <w:tcW w:type="dxa" w:w="1440"/>
+            <w:shd w:fill="F8FAFC"/>
+            <w:tcMar>
+              <w:top w:w="100" w:type="dxa"/>
+              <w:bottom w:w="100" w:type="dxa"/>
+              <w:left w:w="120" w:type="dxa"/>
+              <w:right w:w="120" w:type="dxa"/>
+            </w:tcMar>
+            <w:tcBorders>
+              <w:top w:val="single" w:sz="4" w:space="0" w:color="CCCCCC"/>
+              <w:bottom w:val="single" w:sz="4" w:space="0" w:color="CCCCCC"/>
+              <w:left w:val="single" w:sz="4" w:space="0" w:color="CCCCCC"/>
+              <w:right w:val="single" w:sz="4" w:space="0" w:color="CCCCCC"/>
+            </w:tcBorders>
+          </w:tcPr>
+          <w:p>
+            <w:pPr>
+              <w:spacing w:before="60" w:after="60" w:line="252" w:lineRule="auto"/>
+              <w:jc w:val="left"/>
+            </w:pPr>
+            <w:r/>
+            <w:r>
+              <w:t>657.00</w:t>
+            </w:r>
+          </w:p>
+        </w:tc>
+        <w:tc>
+          <w:tcPr>
+            <w:tcW w:type="dxa" w:w="2016"/>
+            <w:shd w:fill="F8FAFC"/>
+            <w:tcMar>
+              <w:top w:w="100" w:type="dxa"/>
+              <w:bottom w:w="100" w:type="dxa"/>
+              <w:left w:w="120" w:type="dxa"/>
+              <w:right w:w="120" w:type="dxa"/>
+            </w:tcMar>
+            <w:tcBorders>
+              <w:top w:val="single" w:sz="4" w:space="0" w:color="CCCCCC"/>
+              <w:bottom w:val="single" w:sz="4" w:space="0" w:color="CCCCCC"/>
+              <w:left w:val="single" w:sz="4" w:space="0" w:color="CCCCCC"/>
+              <w:right w:val="single" w:sz="4" w:space="0" w:color="CCCCCC"/>
+            </w:tcBorders>
+          </w:tcPr>
+          <w:p>
+            <w:pPr>
+              <w:spacing w:before="60" w:after="60" w:line="252" w:lineRule="auto"/>
+              <w:jc w:val="left"/>
+            </w:pPr>
+            <w:r/>
+            <w:r>
+              <w:t>666.25</w:t>
+            </w:r>
+          </w:p>
+        </w:tc>
+        <w:tc>
+          <w:tcPr>
+            <w:tcW w:type="dxa" w:w="1152"/>
+            <w:shd w:fill="F8FAFC"/>
+            <w:tcMar>
+              <w:top w:w="100" w:type="dxa"/>
+              <w:bottom w:w="100" w:type="dxa"/>
+              <w:left w:w="120" w:type="dxa"/>
+              <w:right w:w="120" w:type="dxa"/>
+            </w:tcMar>
+            <w:tcBorders>
+              <w:top w:val="single" w:sz="4" w:space="0" w:color="CCCCCC"/>
+              <w:bottom w:val="single" w:sz="4" w:space="0" w:color="CCCCCC"/>
+              <w:left w:val="single" w:sz="4" w:space="0" w:color="CCCCCC"/>
+              <w:right w:val="single" w:sz="4" w:space="0" w:color="CCCCCC"/>
+            </w:tcBorders>
+          </w:tcPr>
+          <w:p>
+            <w:pPr>
+              <w:spacing w:before="60" w:after="60" w:line="252" w:lineRule="auto"/>
+              <w:jc w:val="left"/>
+            </w:pPr>
+            <w:r/>
+            <w:r>
+              <w:t>650.50</w:t>
+            </w:r>
+          </w:p>
+        </w:tc>
+        <w:tc>
+          <w:tcPr>
+            <w:tcW w:type="dxa" w:w="1728"/>
+            <w:shd w:fill="F8FAFC"/>
+            <w:tcMar>
+              <w:top w:w="100" w:type="dxa"/>
+              <w:bottom w:w="100" w:type="dxa"/>
+              <w:left w:w="120" w:type="dxa"/>
+              <w:right w:w="120" w:type="dxa"/>
+            </w:tcMar>
+            <w:tcBorders>
+              <w:top w:val="single" w:sz="4" w:space="0" w:color="CCCCCC"/>
+              <w:bottom w:val="single" w:sz="4" w:space="0" w:color="CCCCCC"/>
+              <w:left w:val="single" w:sz="4" w:space="0" w:color="CCCCCC"/>
+              <w:right w:val="single" w:sz="4" w:space="0" w:color="CCCCCC"/>
+            </w:tcBorders>
+          </w:tcPr>
+          <w:p>
+            <w:pPr>
+              <w:spacing w:before="60" w:after="60" w:line="252" w:lineRule="auto"/>
+              <w:jc w:val="left"/>
+            </w:pPr>
+            <w:r/>
+            <w:r>
+              <w:rPr>
+                <w:b/>
+              </w:rPr>
+              <w:t>656.25</w:t>
+            </w:r>
+          </w:p>
+        </w:tc>
+        <w:tc>
+          <w:tcPr>
+            <w:tcW w:type="dxa" w:w="3456"/>
+            <w:shd w:fill="F8FAFC"/>
             <w:tcMar>
               <w:top w:w="100" w:type="dxa"/>
               <w:bottom w:w="100" w:type="dxa"/>
@@ -27528,7 +30113,7 @@
         <w:tc>
           <w:tcPr>
             <w:tcW w:type="dxa" w:w="1440"/>
-            <w:shd w:fill="FFFFFF"/>
+            <w:shd w:fill="F8FAFC"/>
             <w:tcMar>
               <w:top w:w="100" w:type="dxa"/>
               <w:bottom w:w="100" w:type="dxa"/>
@@ -27558,7 +30143,7 @@
         <w:tc>
           <w:tcPr>
             <w:tcW w:type="dxa" w:w="1584"/>
-            <w:shd w:fill="F8FAFC"/>
+            <w:shd w:fill="FFFFFF"/>
             <w:tcMar>
               <w:top w:w="100" w:type="dxa"/>
               <w:bottom w:w="100" w:type="dxa"/>
@@ -27582,126 +30167,126 @@
               <w:rPr>
                 <w:b/>
               </w:rPr>
-              <w:t>Wed 05/08</w:t>
+              <w:t>Fri 07/08</w:t>
             </w:r>
           </w:p>
         </w:tc>
         <w:tc>
           <w:tcPr>
             <w:tcW w:type="dxa" w:w="864"/>
-            <w:shd w:fill="F8FAFC"/>
-            <w:tcMar>
-              <w:top w:w="100" w:type="dxa"/>
-              <w:bottom w:w="100" w:type="dxa"/>
-              <w:left w:w="120" w:type="dxa"/>
-              <w:right w:w="120" w:type="dxa"/>
-            </w:tcMar>
-            <w:tcBorders>
-              <w:top w:val="single" w:sz="4" w:space="0" w:color="CCCCCC"/>
-              <w:bottom w:val="single" w:sz="4" w:space="0" w:color="CCCCCC"/>
-              <w:left w:val="single" w:sz="4" w:space="0" w:color="CCCCCC"/>
-              <w:right w:val="single" w:sz="4" w:space="0" w:color="CCCCCC"/>
-            </w:tcBorders>
-          </w:tcPr>
-          <w:p>
-            <w:pPr>
-              <w:spacing w:before="60" w:after="60" w:line="252" w:lineRule="auto"/>
-              <w:jc w:val="left"/>
-            </w:pPr>
-            <w:r/>
-            <w:r>
-              <w:t>London 15-19</w:t>
+            <w:shd w:fill="FFFFFF"/>
+            <w:tcMar>
+              <w:top w:w="100" w:type="dxa"/>
+              <w:bottom w:w="100" w:type="dxa"/>
+              <w:left w:w="120" w:type="dxa"/>
+              <w:right w:w="120" w:type="dxa"/>
+            </w:tcMar>
+            <w:tcBorders>
+              <w:top w:val="single" w:sz="4" w:space="0" w:color="CCCCCC"/>
+              <w:bottom w:val="single" w:sz="4" w:space="0" w:color="CCCCCC"/>
+              <w:left w:val="single" w:sz="4" w:space="0" w:color="CCCCCC"/>
+              <w:right w:val="single" w:sz="4" w:space="0" w:color="CCCCCC"/>
+            </w:tcBorders>
+          </w:tcPr>
+          <w:p>
+            <w:pPr>
+              <w:spacing w:before="60" w:after="60" w:line="252" w:lineRule="auto"/>
+              <w:jc w:val="left"/>
+            </w:pPr>
+            <w:r/>
+            <w:r>
+              <w:t>Asia 11-15</w:t>
             </w:r>
           </w:p>
         </w:tc>
         <w:tc>
           <w:tcPr>
             <w:tcW w:type="dxa" w:w="1440"/>
-            <w:shd w:fill="F8FAFC"/>
-            <w:tcMar>
-              <w:top w:w="100" w:type="dxa"/>
-              <w:bottom w:w="100" w:type="dxa"/>
-              <w:left w:w="120" w:type="dxa"/>
-              <w:right w:w="120" w:type="dxa"/>
-            </w:tcMar>
-            <w:tcBorders>
-              <w:top w:val="single" w:sz="4" w:space="0" w:color="CCCCCC"/>
-              <w:bottom w:val="single" w:sz="4" w:space="0" w:color="CCCCCC"/>
-              <w:left w:val="single" w:sz="4" w:space="0" w:color="CCCCCC"/>
-              <w:right w:val="single" w:sz="4" w:space="0" w:color="CCCCCC"/>
-            </w:tcBorders>
-          </w:tcPr>
-          <w:p>
-            <w:pPr>
-              <w:spacing w:before="60" w:after="60" w:line="252" w:lineRule="auto"/>
-              <w:jc w:val="left"/>
-            </w:pPr>
-            <w:r/>
-            <w:r>
-              <w:t>649.75</w:t>
+            <w:shd w:fill="FFFFFF"/>
+            <w:tcMar>
+              <w:top w:w="100" w:type="dxa"/>
+              <w:bottom w:w="100" w:type="dxa"/>
+              <w:left w:w="120" w:type="dxa"/>
+              <w:right w:w="120" w:type="dxa"/>
+            </w:tcMar>
+            <w:tcBorders>
+              <w:top w:val="single" w:sz="4" w:space="0" w:color="CCCCCC"/>
+              <w:bottom w:val="single" w:sz="4" w:space="0" w:color="CCCCCC"/>
+              <w:left w:val="single" w:sz="4" w:space="0" w:color="CCCCCC"/>
+              <w:right w:val="single" w:sz="4" w:space="0" w:color="CCCCCC"/>
+            </w:tcBorders>
+          </w:tcPr>
+          <w:p>
+            <w:pPr>
+              <w:spacing w:before="60" w:after="60" w:line="252" w:lineRule="auto"/>
+              <w:jc w:val="left"/>
+            </w:pPr>
+            <w:r/>
+            <w:r>
+              <w:t>656.25</w:t>
             </w:r>
           </w:p>
         </w:tc>
         <w:tc>
           <w:tcPr>
             <w:tcW w:type="dxa" w:w="2016"/>
-            <w:shd w:fill="F8FAFC"/>
-            <w:tcMar>
-              <w:top w:w="100" w:type="dxa"/>
-              <w:bottom w:w="100" w:type="dxa"/>
-              <w:left w:w="120" w:type="dxa"/>
-              <w:right w:w="120" w:type="dxa"/>
-            </w:tcMar>
-            <w:tcBorders>
-              <w:top w:val="single" w:sz="4" w:space="0" w:color="CCCCCC"/>
-              <w:bottom w:val="single" w:sz="4" w:space="0" w:color="CCCCCC"/>
-              <w:left w:val="single" w:sz="4" w:space="0" w:color="CCCCCC"/>
-              <w:right w:val="single" w:sz="4" w:space="0" w:color="CCCCCC"/>
-            </w:tcBorders>
-          </w:tcPr>
-          <w:p>
-            <w:pPr>
-              <w:spacing w:before="60" w:after="60" w:line="252" w:lineRule="auto"/>
-              <w:jc w:val="left"/>
-            </w:pPr>
-            <w:r/>
-            <w:r>
-              <w:t>663.25</w:t>
+            <w:shd w:fill="FFFFFF"/>
+            <w:tcMar>
+              <w:top w:w="100" w:type="dxa"/>
+              <w:bottom w:w="100" w:type="dxa"/>
+              <w:left w:w="120" w:type="dxa"/>
+              <w:right w:w="120" w:type="dxa"/>
+            </w:tcMar>
+            <w:tcBorders>
+              <w:top w:val="single" w:sz="4" w:space="0" w:color="CCCCCC"/>
+              <w:bottom w:val="single" w:sz="4" w:space="0" w:color="CCCCCC"/>
+              <w:left w:val="single" w:sz="4" w:space="0" w:color="CCCCCC"/>
+              <w:right w:val="single" w:sz="4" w:space="0" w:color="CCCCCC"/>
+            </w:tcBorders>
+          </w:tcPr>
+          <w:p>
+            <w:pPr>
+              <w:spacing w:before="60" w:after="60" w:line="252" w:lineRule="auto"/>
+              <w:jc w:val="left"/>
+            </w:pPr>
+            <w:r/>
+            <w:r>
+              <w:t>663.75</w:t>
             </w:r>
           </w:p>
         </w:tc>
         <w:tc>
           <w:tcPr>
             <w:tcW w:type="dxa" w:w="1152"/>
-            <w:shd w:fill="F8FAFC"/>
-            <w:tcMar>
-              <w:top w:w="100" w:type="dxa"/>
-              <w:bottom w:w="100" w:type="dxa"/>
-              <w:left w:w="120" w:type="dxa"/>
-              <w:right w:w="120" w:type="dxa"/>
-            </w:tcMar>
-            <w:tcBorders>
-              <w:top w:val="single" w:sz="4" w:space="0" w:color="CCCCCC"/>
-              <w:bottom w:val="single" w:sz="4" w:space="0" w:color="CCCCCC"/>
-              <w:left w:val="single" w:sz="4" w:space="0" w:color="CCCCCC"/>
-              <w:right w:val="single" w:sz="4" w:space="0" w:color="CCCCCC"/>
-            </w:tcBorders>
-          </w:tcPr>
-          <w:p>
-            <w:pPr>
-              <w:spacing w:before="60" w:after="60" w:line="252" w:lineRule="auto"/>
-              <w:jc w:val="left"/>
-            </w:pPr>
-            <w:r/>
-            <w:r>
-              <w:t>636.75</w:t>
+            <w:shd w:fill="FFFFFF"/>
+            <w:tcMar>
+              <w:top w:w="100" w:type="dxa"/>
+              <w:bottom w:w="100" w:type="dxa"/>
+              <w:left w:w="120" w:type="dxa"/>
+              <w:right w:w="120" w:type="dxa"/>
+            </w:tcMar>
+            <w:tcBorders>
+              <w:top w:val="single" w:sz="4" w:space="0" w:color="CCCCCC"/>
+              <w:bottom w:val="single" w:sz="4" w:space="0" w:color="CCCCCC"/>
+              <w:left w:val="single" w:sz="4" w:space="0" w:color="CCCCCC"/>
+              <w:right w:val="single" w:sz="4" w:space="0" w:color="CCCCCC"/>
+            </w:tcBorders>
+          </w:tcPr>
+          <w:p>
+            <w:pPr>
+              <w:spacing w:before="60" w:after="60" w:line="252" w:lineRule="auto"/>
+              <w:jc w:val="left"/>
+            </w:pPr>
+            <w:r/>
+            <w:r>
+              <w:t>650.25</w:t>
             </w:r>
           </w:p>
         </w:tc>
         <w:tc>
           <w:tcPr>
             <w:tcW w:type="dxa" w:w="1728"/>
-            <w:shd w:fill="F8FAFC"/>
+            <w:shd w:fill="FFFFFF"/>
             <w:tcMar>
               <w:top w:w="100" w:type="dxa"/>
               <w:bottom w:w="100" w:type="dxa"/>
@@ -27725,7 +30310,712 @@
               <w:rPr>
                 <w:b/>
               </w:rPr>
-              <w:t>651.50</w:t>
+              <w:t>655.25</w:t>
+            </w:r>
+          </w:p>
+        </w:tc>
+        <w:tc>
+          <w:tcPr>
+            <w:tcW w:type="dxa" w:w="3456"/>
+            <w:shd w:fill="FFFFFF"/>
+            <w:tcMar>
+              <w:top w:w="100" w:type="dxa"/>
+              <w:bottom w:w="100" w:type="dxa"/>
+              <w:left w:w="120" w:type="dxa"/>
+              <w:right w:w="120" w:type="dxa"/>
+            </w:tcMar>
+            <w:tcBorders>
+              <w:top w:val="single" w:sz="4" w:space="0" w:color="CCCCCC"/>
+              <w:bottom w:val="single" w:sz="4" w:space="0" w:color="CCCCCC"/>
+              <w:left w:val="single" w:sz="4" w:space="0" w:color="CCCCCC"/>
+              <w:right w:val="single" w:sz="4" w:space="0" w:color="CCCCCC"/>
+            </w:tcBorders>
+          </w:tcPr>
+          <w:p>
+            <w:pPr>
+              <w:spacing w:before="60" w:after="60" w:line="252" w:lineRule="auto"/>
+              <w:jc w:val="left"/>
+            </w:pPr>
+            <w:r/>
+            <w:r>
+              <w:rPr>
+                <w:b/>
+              </w:rPr>
+              <w:t>-1.00</w:t>
+            </w:r>
+          </w:p>
+        </w:tc>
+        <w:tc>
+          <w:tcPr>
+            <w:tcW w:type="dxa" w:w="1440"/>
+            <w:shd w:fill="FFFFFF"/>
+            <w:tcMar>
+              <w:top w:w="100" w:type="dxa"/>
+              <w:bottom w:w="100" w:type="dxa"/>
+              <w:left w:w="120" w:type="dxa"/>
+              <w:right w:w="120" w:type="dxa"/>
+            </w:tcMar>
+            <w:tcBorders>
+              <w:top w:val="single" w:sz="4" w:space="0" w:color="CCCCCC"/>
+              <w:bottom w:val="single" w:sz="4" w:space="0" w:color="CCCCCC"/>
+              <w:left w:val="single" w:sz="4" w:space="0" w:color="CCCCCC"/>
+              <w:right w:val="single" w:sz="4" w:space="0" w:color="CCCCCC"/>
+            </w:tcBorders>
+          </w:tcPr>
+          <w:p>
+            <w:pPr>
+              <w:spacing w:before="60" w:after="60" w:line="252" w:lineRule="auto"/>
+              <w:jc w:val="left"/>
+            </w:pPr>
+            <w:r/>
+            <w:r>
+              <w:t>BEAR</w:t>
+            </w:r>
+          </w:p>
+        </w:tc>
+      </w:tr>
+      <w:tr>
+        <w:tc>
+          <w:tcPr>
+            <w:tcW w:type="dxa" w:w="1584"/>
+            <w:shd w:fill="F8FAFC"/>
+            <w:tcMar>
+              <w:top w:w="100" w:type="dxa"/>
+              <w:bottom w:w="100" w:type="dxa"/>
+              <w:left w:w="120" w:type="dxa"/>
+              <w:right w:w="120" w:type="dxa"/>
+            </w:tcMar>
+            <w:tcBorders>
+              <w:top w:val="single" w:sz="4" w:space="0" w:color="CCCCCC"/>
+              <w:bottom w:val="single" w:sz="4" w:space="0" w:color="CCCCCC"/>
+              <w:left w:val="single" w:sz="4" w:space="0" w:color="CCCCCC"/>
+              <w:right w:val="single" w:sz="4" w:space="0" w:color="CCCCCC"/>
+            </w:tcBorders>
+          </w:tcPr>
+          <w:p>
+            <w:pPr>
+              <w:spacing w:before="60" w:after="60" w:line="252" w:lineRule="auto"/>
+              <w:jc w:val="left"/>
+            </w:pPr>
+            <w:r/>
+            <w:r>
+              <w:rPr>
+                <w:b/>
+              </w:rPr>
+              <w:t>Fri 07/08</w:t>
+            </w:r>
+          </w:p>
+        </w:tc>
+        <w:tc>
+          <w:tcPr>
+            <w:tcW w:type="dxa" w:w="864"/>
+            <w:shd w:fill="F8FAFC"/>
+            <w:tcMar>
+              <w:top w:w="100" w:type="dxa"/>
+              <w:bottom w:w="100" w:type="dxa"/>
+              <w:left w:w="120" w:type="dxa"/>
+              <w:right w:w="120" w:type="dxa"/>
+            </w:tcMar>
+            <w:tcBorders>
+              <w:top w:val="single" w:sz="4" w:space="0" w:color="CCCCCC"/>
+              <w:bottom w:val="single" w:sz="4" w:space="0" w:color="CCCCCC"/>
+              <w:left w:val="single" w:sz="4" w:space="0" w:color="CCCCCC"/>
+              <w:right w:val="single" w:sz="4" w:space="0" w:color="CCCCCC"/>
+            </w:tcBorders>
+          </w:tcPr>
+          <w:p>
+            <w:pPr>
+              <w:spacing w:before="60" w:after="60" w:line="252" w:lineRule="auto"/>
+              <w:jc w:val="left"/>
+            </w:pPr>
+            <w:r/>
+            <w:r>
+              <w:t>London 15-19</w:t>
+            </w:r>
+          </w:p>
+        </w:tc>
+        <w:tc>
+          <w:tcPr>
+            <w:tcW w:type="dxa" w:w="1440"/>
+            <w:shd w:fill="F8FAFC"/>
+            <w:tcMar>
+              <w:top w:w="100" w:type="dxa"/>
+              <w:bottom w:w="100" w:type="dxa"/>
+              <w:left w:w="120" w:type="dxa"/>
+              <w:right w:w="120" w:type="dxa"/>
+            </w:tcMar>
+            <w:tcBorders>
+              <w:top w:val="single" w:sz="4" w:space="0" w:color="CCCCCC"/>
+              <w:bottom w:val="single" w:sz="4" w:space="0" w:color="CCCCCC"/>
+              <w:left w:val="single" w:sz="4" w:space="0" w:color="CCCCCC"/>
+              <w:right w:val="single" w:sz="4" w:space="0" w:color="CCCCCC"/>
+            </w:tcBorders>
+          </w:tcPr>
+          <w:p>
+            <w:pPr>
+              <w:spacing w:before="60" w:after="60" w:line="252" w:lineRule="auto"/>
+              <w:jc w:val="left"/>
+            </w:pPr>
+            <w:r/>
+            <w:r>
+              <w:t>655.25</w:t>
+            </w:r>
+          </w:p>
+        </w:tc>
+        <w:tc>
+          <w:tcPr>
+            <w:tcW w:type="dxa" w:w="2016"/>
+            <w:shd w:fill="F8FAFC"/>
+            <w:tcMar>
+              <w:top w:w="100" w:type="dxa"/>
+              <w:bottom w:w="100" w:type="dxa"/>
+              <w:left w:w="120" w:type="dxa"/>
+              <w:right w:w="120" w:type="dxa"/>
+            </w:tcMar>
+            <w:tcBorders>
+              <w:top w:val="single" w:sz="4" w:space="0" w:color="CCCCCC"/>
+              <w:bottom w:val="single" w:sz="4" w:space="0" w:color="CCCCCC"/>
+              <w:left w:val="single" w:sz="4" w:space="0" w:color="CCCCCC"/>
+              <w:right w:val="single" w:sz="4" w:space="0" w:color="CCCCCC"/>
+            </w:tcBorders>
+          </w:tcPr>
+          <w:p>
+            <w:pPr>
+              <w:spacing w:before="60" w:after="60" w:line="252" w:lineRule="auto"/>
+              <w:jc w:val="left"/>
+            </w:pPr>
+            <w:r/>
+            <w:r>
+              <w:t>662.25</w:t>
+            </w:r>
+          </w:p>
+        </w:tc>
+        <w:tc>
+          <w:tcPr>
+            <w:tcW w:type="dxa" w:w="1152"/>
+            <w:shd w:fill="F8FAFC"/>
+            <w:tcMar>
+              <w:top w:w="100" w:type="dxa"/>
+              <w:bottom w:w="100" w:type="dxa"/>
+              <w:left w:w="120" w:type="dxa"/>
+              <w:right w:w="120" w:type="dxa"/>
+            </w:tcMar>
+            <w:tcBorders>
+              <w:top w:val="single" w:sz="4" w:space="0" w:color="CCCCCC"/>
+              <w:bottom w:val="single" w:sz="4" w:space="0" w:color="CCCCCC"/>
+              <w:left w:val="single" w:sz="4" w:space="0" w:color="CCCCCC"/>
+              <w:right w:val="single" w:sz="4" w:space="0" w:color="CCCCCC"/>
+            </w:tcBorders>
+          </w:tcPr>
+          <w:p>
+            <w:pPr>
+              <w:spacing w:before="60" w:after="60" w:line="252" w:lineRule="auto"/>
+              <w:jc w:val="left"/>
+            </w:pPr>
+            <w:r/>
+            <w:r>
+              <w:t>641.75</w:t>
+            </w:r>
+          </w:p>
+        </w:tc>
+        <w:tc>
+          <w:tcPr>
+            <w:tcW w:type="dxa" w:w="1728"/>
+            <w:shd w:fill="F8FAFC"/>
+            <w:tcMar>
+              <w:top w:w="100" w:type="dxa"/>
+              <w:bottom w:w="100" w:type="dxa"/>
+              <w:left w:w="120" w:type="dxa"/>
+              <w:right w:w="120" w:type="dxa"/>
+            </w:tcMar>
+            <w:tcBorders>
+              <w:top w:val="single" w:sz="4" w:space="0" w:color="CCCCCC"/>
+              <w:bottom w:val="single" w:sz="4" w:space="0" w:color="CCCCCC"/>
+              <w:left w:val="single" w:sz="4" w:space="0" w:color="CCCCCC"/>
+              <w:right w:val="single" w:sz="4" w:space="0" w:color="CCCCCC"/>
+            </w:tcBorders>
+          </w:tcPr>
+          <w:p>
+            <w:pPr>
+              <w:spacing w:before="60" w:after="60" w:line="252" w:lineRule="auto"/>
+              <w:jc w:val="left"/>
+            </w:pPr>
+            <w:r/>
+            <w:r>
+              <w:rPr>
+                <w:b/>
+              </w:rPr>
+              <w:t>656.00</w:t>
+            </w:r>
+          </w:p>
+        </w:tc>
+        <w:tc>
+          <w:tcPr>
+            <w:tcW w:type="dxa" w:w="3456"/>
+            <w:shd w:fill="F8FAFC"/>
+            <w:tcMar>
+              <w:top w:w="100" w:type="dxa"/>
+              <w:bottom w:w="100" w:type="dxa"/>
+              <w:left w:w="120" w:type="dxa"/>
+              <w:right w:w="120" w:type="dxa"/>
+            </w:tcMar>
+            <w:tcBorders>
+              <w:top w:val="single" w:sz="4" w:space="0" w:color="CCCCCC"/>
+              <w:bottom w:val="single" w:sz="4" w:space="0" w:color="CCCCCC"/>
+              <w:left w:val="single" w:sz="4" w:space="0" w:color="CCCCCC"/>
+              <w:right w:val="single" w:sz="4" w:space="0" w:color="CCCCCC"/>
+            </w:tcBorders>
+          </w:tcPr>
+          <w:p>
+            <w:pPr>
+              <w:spacing w:before="60" w:after="60" w:line="252" w:lineRule="auto"/>
+              <w:jc w:val="left"/>
+            </w:pPr>
+            <w:r/>
+            <w:r>
+              <w:rPr>
+                <w:b/>
+              </w:rPr>
+              <w:t>+0.75</w:t>
+            </w:r>
+          </w:p>
+        </w:tc>
+        <w:tc>
+          <w:tcPr>
+            <w:tcW w:type="dxa" w:w="1440"/>
+            <w:shd w:fill="F8FAFC"/>
+            <w:tcMar>
+              <w:top w:w="100" w:type="dxa"/>
+              <w:bottom w:w="100" w:type="dxa"/>
+              <w:left w:w="120" w:type="dxa"/>
+              <w:right w:w="120" w:type="dxa"/>
+            </w:tcMar>
+            <w:tcBorders>
+              <w:top w:val="single" w:sz="4" w:space="0" w:color="CCCCCC"/>
+              <w:bottom w:val="single" w:sz="4" w:space="0" w:color="CCCCCC"/>
+              <w:left w:val="single" w:sz="4" w:space="0" w:color="CCCCCC"/>
+              <w:right w:val="single" w:sz="4" w:space="0" w:color="CCCCCC"/>
+            </w:tcBorders>
+          </w:tcPr>
+          <w:p>
+            <w:pPr>
+              <w:spacing w:before="60" w:after="60" w:line="252" w:lineRule="auto"/>
+              <w:jc w:val="left"/>
+            </w:pPr>
+            <w:r/>
+            <w:r>
+              <w:t>BULL</w:t>
+            </w:r>
+          </w:p>
+        </w:tc>
+      </w:tr>
+      <w:tr>
+        <w:tc>
+          <w:tcPr>
+            <w:tcW w:type="dxa" w:w="1584"/>
+            <w:shd w:fill="FFFFFF"/>
+            <w:tcMar>
+              <w:top w:w="100" w:type="dxa"/>
+              <w:bottom w:w="100" w:type="dxa"/>
+              <w:left w:w="120" w:type="dxa"/>
+              <w:right w:w="120" w:type="dxa"/>
+            </w:tcMar>
+            <w:tcBorders>
+              <w:top w:val="single" w:sz="4" w:space="0" w:color="CCCCCC"/>
+              <w:bottom w:val="single" w:sz="4" w:space="0" w:color="CCCCCC"/>
+              <w:left w:val="single" w:sz="4" w:space="0" w:color="CCCCCC"/>
+              <w:right w:val="single" w:sz="4" w:space="0" w:color="CCCCCC"/>
+            </w:tcBorders>
+          </w:tcPr>
+          <w:p>
+            <w:pPr>
+              <w:spacing w:before="60" w:after="60" w:line="252" w:lineRule="auto"/>
+              <w:jc w:val="left"/>
+            </w:pPr>
+            <w:r/>
+            <w:r>
+              <w:rPr>
+                <w:b/>
+              </w:rPr>
+              <w:t>Fri 07/08</w:t>
+            </w:r>
+          </w:p>
+        </w:tc>
+        <w:tc>
+          <w:tcPr>
+            <w:tcW w:type="dxa" w:w="864"/>
+            <w:shd w:fill="FFFFFF"/>
+            <w:tcMar>
+              <w:top w:w="100" w:type="dxa"/>
+              <w:bottom w:w="100" w:type="dxa"/>
+              <w:left w:w="120" w:type="dxa"/>
+              <w:right w:w="120" w:type="dxa"/>
+            </w:tcMar>
+            <w:tcBorders>
+              <w:top w:val="single" w:sz="4" w:space="0" w:color="CCCCCC"/>
+              <w:bottom w:val="single" w:sz="4" w:space="0" w:color="CCCCCC"/>
+              <w:left w:val="single" w:sz="4" w:space="0" w:color="CCCCCC"/>
+              <w:right w:val="single" w:sz="4" w:space="0" w:color="CCCCCC"/>
+            </w:tcBorders>
+          </w:tcPr>
+          <w:p>
+            <w:pPr>
+              <w:spacing w:before="60" w:after="60" w:line="252" w:lineRule="auto"/>
+              <w:jc w:val="left"/>
+            </w:pPr>
+            <w:r/>
+            <w:r>
+              <w:t>Pre-NY 19-21</w:t>
+            </w:r>
+          </w:p>
+        </w:tc>
+        <w:tc>
+          <w:tcPr>
+            <w:tcW w:type="dxa" w:w="1440"/>
+            <w:shd w:fill="FFFFFF"/>
+            <w:tcMar>
+              <w:top w:w="100" w:type="dxa"/>
+              <w:bottom w:w="100" w:type="dxa"/>
+              <w:left w:w="120" w:type="dxa"/>
+              <w:right w:w="120" w:type="dxa"/>
+            </w:tcMar>
+            <w:tcBorders>
+              <w:top w:val="single" w:sz="4" w:space="0" w:color="CCCCCC"/>
+              <w:bottom w:val="single" w:sz="4" w:space="0" w:color="CCCCCC"/>
+              <w:left w:val="single" w:sz="4" w:space="0" w:color="CCCCCC"/>
+              <w:right w:val="single" w:sz="4" w:space="0" w:color="CCCCCC"/>
+            </w:tcBorders>
+          </w:tcPr>
+          <w:p>
+            <w:pPr>
+              <w:spacing w:before="60" w:after="60" w:line="252" w:lineRule="auto"/>
+              <w:jc w:val="left"/>
+            </w:pPr>
+            <w:r/>
+            <w:r>
+              <w:t>656.00</w:t>
+            </w:r>
+          </w:p>
+        </w:tc>
+        <w:tc>
+          <w:tcPr>
+            <w:tcW w:type="dxa" w:w="2016"/>
+            <w:shd w:fill="FFFFFF"/>
+            <w:tcMar>
+              <w:top w:w="100" w:type="dxa"/>
+              <w:bottom w:w="100" w:type="dxa"/>
+              <w:left w:w="120" w:type="dxa"/>
+              <w:right w:w="120" w:type="dxa"/>
+            </w:tcMar>
+            <w:tcBorders>
+              <w:top w:val="single" w:sz="4" w:space="0" w:color="CCCCCC"/>
+              <w:bottom w:val="single" w:sz="4" w:space="0" w:color="CCCCCC"/>
+              <w:left w:val="single" w:sz="4" w:space="0" w:color="CCCCCC"/>
+              <w:right w:val="single" w:sz="4" w:space="0" w:color="CCCCCC"/>
+            </w:tcBorders>
+          </w:tcPr>
+          <w:p>
+            <w:pPr>
+              <w:spacing w:before="60" w:after="60" w:line="252" w:lineRule="auto"/>
+              <w:jc w:val="left"/>
+            </w:pPr>
+            <w:r/>
+            <w:r>
+              <w:t>665.25</w:t>
+            </w:r>
+          </w:p>
+        </w:tc>
+        <w:tc>
+          <w:tcPr>
+            <w:tcW w:type="dxa" w:w="1152"/>
+            <w:shd w:fill="FFFFFF"/>
+            <w:tcMar>
+              <w:top w:w="100" w:type="dxa"/>
+              <w:bottom w:w="100" w:type="dxa"/>
+              <w:left w:w="120" w:type="dxa"/>
+              <w:right w:w="120" w:type="dxa"/>
+            </w:tcMar>
+            <w:tcBorders>
+              <w:top w:val="single" w:sz="4" w:space="0" w:color="CCCCCC"/>
+              <w:bottom w:val="single" w:sz="4" w:space="0" w:color="CCCCCC"/>
+              <w:left w:val="single" w:sz="4" w:space="0" w:color="CCCCCC"/>
+              <w:right w:val="single" w:sz="4" w:space="0" w:color="CCCCCC"/>
+            </w:tcBorders>
+          </w:tcPr>
+          <w:p>
+            <w:pPr>
+              <w:spacing w:before="60" w:after="60" w:line="252" w:lineRule="auto"/>
+              <w:jc w:val="left"/>
+            </w:pPr>
+            <w:r/>
+            <w:r>
+              <w:t>648.75</w:t>
+            </w:r>
+          </w:p>
+        </w:tc>
+        <w:tc>
+          <w:tcPr>
+            <w:tcW w:type="dxa" w:w="1728"/>
+            <w:shd w:fill="FFFFFF"/>
+            <w:tcMar>
+              <w:top w:w="100" w:type="dxa"/>
+              <w:bottom w:w="100" w:type="dxa"/>
+              <w:left w:w="120" w:type="dxa"/>
+              <w:right w:w="120" w:type="dxa"/>
+            </w:tcMar>
+            <w:tcBorders>
+              <w:top w:val="single" w:sz="4" w:space="0" w:color="CCCCCC"/>
+              <w:bottom w:val="single" w:sz="4" w:space="0" w:color="CCCCCC"/>
+              <w:left w:val="single" w:sz="4" w:space="0" w:color="CCCCCC"/>
+              <w:right w:val="single" w:sz="4" w:space="0" w:color="CCCCCC"/>
+            </w:tcBorders>
+          </w:tcPr>
+          <w:p>
+            <w:pPr>
+              <w:spacing w:before="60" w:after="60" w:line="252" w:lineRule="auto"/>
+              <w:jc w:val="left"/>
+            </w:pPr>
+            <w:r/>
+            <w:r>
+              <w:rPr>
+                <w:b/>
+              </w:rPr>
+              <w:t>655.75</w:t>
+            </w:r>
+          </w:p>
+        </w:tc>
+        <w:tc>
+          <w:tcPr>
+            <w:tcW w:type="dxa" w:w="3456"/>
+            <w:shd w:fill="FFFFFF"/>
+            <w:tcMar>
+              <w:top w:w="100" w:type="dxa"/>
+              <w:bottom w:w="100" w:type="dxa"/>
+              <w:left w:w="120" w:type="dxa"/>
+              <w:right w:w="120" w:type="dxa"/>
+            </w:tcMar>
+            <w:tcBorders>
+              <w:top w:val="single" w:sz="4" w:space="0" w:color="CCCCCC"/>
+              <w:bottom w:val="single" w:sz="4" w:space="0" w:color="CCCCCC"/>
+              <w:left w:val="single" w:sz="4" w:space="0" w:color="CCCCCC"/>
+              <w:right w:val="single" w:sz="4" w:space="0" w:color="CCCCCC"/>
+            </w:tcBorders>
+          </w:tcPr>
+          <w:p>
+            <w:pPr>
+              <w:spacing w:before="60" w:after="60" w:line="252" w:lineRule="auto"/>
+              <w:jc w:val="left"/>
+            </w:pPr>
+            <w:r/>
+            <w:r>
+              <w:rPr>
+                <w:b/>
+              </w:rPr>
+              <w:t>-0.25</w:t>
+            </w:r>
+          </w:p>
+        </w:tc>
+        <w:tc>
+          <w:tcPr>
+            <w:tcW w:type="dxa" w:w="1440"/>
+            <w:shd w:fill="FFFFFF"/>
+            <w:tcMar>
+              <w:top w:w="100" w:type="dxa"/>
+              <w:bottom w:w="100" w:type="dxa"/>
+              <w:left w:w="120" w:type="dxa"/>
+              <w:right w:w="120" w:type="dxa"/>
+            </w:tcMar>
+            <w:tcBorders>
+              <w:top w:val="single" w:sz="4" w:space="0" w:color="CCCCCC"/>
+              <w:bottom w:val="single" w:sz="4" w:space="0" w:color="CCCCCC"/>
+              <w:left w:val="single" w:sz="4" w:space="0" w:color="CCCCCC"/>
+              <w:right w:val="single" w:sz="4" w:space="0" w:color="CCCCCC"/>
+            </w:tcBorders>
+          </w:tcPr>
+          <w:p>
+            <w:pPr>
+              <w:spacing w:before="60" w:after="60" w:line="252" w:lineRule="auto"/>
+              <w:jc w:val="left"/>
+            </w:pPr>
+            <w:r/>
+            <w:r>
+              <w:t>BEAR</w:t>
+            </w:r>
+          </w:p>
+        </w:tc>
+      </w:tr>
+      <w:tr>
+        <w:tc>
+          <w:tcPr>
+            <w:tcW w:type="dxa" w:w="1584"/>
+            <w:shd w:fill="F8FAFC"/>
+            <w:tcMar>
+              <w:top w:w="100" w:type="dxa"/>
+              <w:bottom w:w="100" w:type="dxa"/>
+              <w:left w:w="120" w:type="dxa"/>
+              <w:right w:w="120" w:type="dxa"/>
+            </w:tcMar>
+            <w:tcBorders>
+              <w:top w:val="single" w:sz="4" w:space="0" w:color="CCCCCC"/>
+              <w:bottom w:val="single" w:sz="4" w:space="0" w:color="CCCCCC"/>
+              <w:left w:val="single" w:sz="4" w:space="0" w:color="CCCCCC"/>
+              <w:right w:val="single" w:sz="4" w:space="0" w:color="CCCCCC"/>
+            </w:tcBorders>
+          </w:tcPr>
+          <w:p>
+            <w:pPr>
+              <w:spacing w:before="60" w:after="60" w:line="252" w:lineRule="auto"/>
+              <w:jc w:val="left"/>
+            </w:pPr>
+            <w:r/>
+            <w:r>
+              <w:rPr>
+                <w:b/>
+              </w:rPr>
+              <w:t>Fri 07/08</w:t>
+            </w:r>
+          </w:p>
+        </w:tc>
+        <w:tc>
+          <w:tcPr>
+            <w:tcW w:type="dxa" w:w="864"/>
+            <w:shd w:fill="F8FAFC"/>
+            <w:tcMar>
+              <w:top w:w="100" w:type="dxa"/>
+              <w:bottom w:w="100" w:type="dxa"/>
+              <w:left w:w="120" w:type="dxa"/>
+              <w:right w:w="120" w:type="dxa"/>
+            </w:tcMar>
+            <w:tcBorders>
+              <w:top w:val="single" w:sz="4" w:space="0" w:color="CCCCCC"/>
+              <w:bottom w:val="single" w:sz="4" w:space="0" w:color="CCCCCC"/>
+              <w:left w:val="single" w:sz="4" w:space="0" w:color="CCCCCC"/>
+              <w:right w:val="single" w:sz="4" w:space="0" w:color="CCCCCC"/>
+            </w:tcBorders>
+          </w:tcPr>
+          <w:p>
+            <w:pPr>
+              <w:spacing w:before="60" w:after="60" w:line="252" w:lineRule="auto"/>
+              <w:jc w:val="left"/>
+            </w:pPr>
+            <w:r/>
+            <w:r>
+              <w:t>NY Open 21-23</w:t>
+            </w:r>
+          </w:p>
+        </w:tc>
+        <w:tc>
+          <w:tcPr>
+            <w:tcW w:type="dxa" w:w="1440"/>
+            <w:shd w:fill="F8FAFC"/>
+            <w:tcMar>
+              <w:top w:w="100" w:type="dxa"/>
+              <w:bottom w:w="100" w:type="dxa"/>
+              <w:left w:w="120" w:type="dxa"/>
+              <w:right w:w="120" w:type="dxa"/>
+            </w:tcMar>
+            <w:tcBorders>
+              <w:top w:val="single" w:sz="4" w:space="0" w:color="CCCCCC"/>
+              <w:bottom w:val="single" w:sz="4" w:space="0" w:color="CCCCCC"/>
+              <w:left w:val="single" w:sz="4" w:space="0" w:color="CCCCCC"/>
+              <w:right w:val="single" w:sz="4" w:space="0" w:color="CCCCCC"/>
+            </w:tcBorders>
+          </w:tcPr>
+          <w:p>
+            <w:pPr>
+              <w:spacing w:before="60" w:after="60" w:line="252" w:lineRule="auto"/>
+              <w:jc w:val="left"/>
+            </w:pPr>
+            <w:r/>
+            <w:r>
+              <w:t>655.75</w:t>
+            </w:r>
+          </w:p>
+        </w:tc>
+        <w:tc>
+          <w:tcPr>
+            <w:tcW w:type="dxa" w:w="2016"/>
+            <w:shd w:fill="F8FAFC"/>
+            <w:tcMar>
+              <w:top w:w="100" w:type="dxa"/>
+              <w:bottom w:w="100" w:type="dxa"/>
+              <w:left w:w="120" w:type="dxa"/>
+              <w:right w:w="120" w:type="dxa"/>
+            </w:tcMar>
+            <w:tcBorders>
+              <w:top w:val="single" w:sz="4" w:space="0" w:color="CCCCCC"/>
+              <w:bottom w:val="single" w:sz="4" w:space="0" w:color="CCCCCC"/>
+              <w:left w:val="single" w:sz="4" w:space="0" w:color="CCCCCC"/>
+              <w:right w:val="single" w:sz="4" w:space="0" w:color="CCCCCC"/>
+            </w:tcBorders>
+          </w:tcPr>
+          <w:p>
+            <w:pPr>
+              <w:spacing w:before="60" w:after="60" w:line="252" w:lineRule="auto"/>
+              <w:jc w:val="left"/>
+            </w:pPr>
+            <w:r/>
+            <w:r>
+              <w:t>664.25</w:t>
+            </w:r>
+          </w:p>
+        </w:tc>
+        <w:tc>
+          <w:tcPr>
+            <w:tcW w:type="dxa" w:w="1152"/>
+            <w:shd w:fill="F8FAFC"/>
+            <w:tcMar>
+              <w:top w:w="100" w:type="dxa"/>
+              <w:bottom w:w="100" w:type="dxa"/>
+              <w:left w:w="120" w:type="dxa"/>
+              <w:right w:w="120" w:type="dxa"/>
+            </w:tcMar>
+            <w:tcBorders>
+              <w:top w:val="single" w:sz="4" w:space="0" w:color="CCCCCC"/>
+              <w:bottom w:val="single" w:sz="4" w:space="0" w:color="CCCCCC"/>
+              <w:left w:val="single" w:sz="4" w:space="0" w:color="CCCCCC"/>
+              <w:right w:val="single" w:sz="4" w:space="0" w:color="CCCCCC"/>
+            </w:tcBorders>
+          </w:tcPr>
+          <w:p>
+            <w:pPr>
+              <w:spacing w:before="60" w:after="60" w:line="252" w:lineRule="auto"/>
+              <w:jc w:val="left"/>
+            </w:pPr>
+            <w:r/>
+            <w:r>
+              <w:t>641.75</w:t>
+            </w:r>
+          </w:p>
+        </w:tc>
+        <w:tc>
+          <w:tcPr>
+            <w:tcW w:type="dxa" w:w="1728"/>
+            <w:shd w:fill="F8FAFC"/>
+            <w:tcMar>
+              <w:top w:w="100" w:type="dxa"/>
+              <w:bottom w:w="100" w:type="dxa"/>
+              <w:left w:w="120" w:type="dxa"/>
+              <w:right w:w="120" w:type="dxa"/>
+            </w:tcMar>
+            <w:tcBorders>
+              <w:top w:val="single" w:sz="4" w:space="0" w:color="CCCCCC"/>
+              <w:bottom w:val="single" w:sz="4" w:space="0" w:color="CCCCCC"/>
+              <w:left w:val="single" w:sz="4" w:space="0" w:color="CCCCCC"/>
+              <w:right w:val="single" w:sz="4" w:space="0" w:color="CCCCCC"/>
+            </w:tcBorders>
+          </w:tcPr>
+          <w:p>
+            <w:pPr>
+              <w:spacing w:before="60" w:after="60" w:line="252" w:lineRule="auto"/>
+              <w:jc w:val="left"/>
+            </w:pPr>
+            <w:r/>
+            <w:r>
+              <w:rPr>
+                <w:b/>
+              </w:rPr>
+              <w:t>657.50</w:t>
             </w:r>
           </w:p>
         </w:tc>
@@ -27817,7 +31107,7 @@
               <w:rPr>
                 <w:b/>
               </w:rPr>
-              <w:t>Wed 05/08</w:t>
+              <w:t>Fri 07/08</w:t>
             </w:r>
           </w:p>
         </w:tc>
@@ -27845,7 +31135,7 @@
             </w:pPr>
             <w:r/>
             <w:r>
-              <w:t>Pre-NY 19-21</w:t>
+              <w:t>NY Close 23-01</w:t>
             </w:r>
           </w:p>
         </w:tc>
@@ -27873,7 +31163,7 @@
             </w:pPr>
             <w:r/>
             <w:r>
-              <w:t>651.50</w:t>
+              <w:t>657.50</w:t>
             </w:r>
           </w:p>
         </w:tc>
@@ -27901,7 +31191,7 @@
             </w:pPr>
             <w:r/>
             <w:r>
-              <w:t>660.75</w:t>
+              <w:t>663.75</w:t>
             </w:r>
           </w:p>
         </w:tc>
@@ -27929,1887 +31219,7 @@
             </w:pPr>
             <w:r/>
             <w:r>
-              <w:t>640.75</w:t>
-            </w:r>
-          </w:p>
-        </w:tc>
-        <w:tc>
-          <w:tcPr>
-            <w:tcW w:type="dxa" w:w="1728"/>
-            <w:shd w:fill="FFFFFF"/>
-            <w:tcMar>
-              <w:top w:w="100" w:type="dxa"/>
-              <w:bottom w:w="100" w:type="dxa"/>
-              <w:left w:w="120" w:type="dxa"/>
-              <w:right w:w="120" w:type="dxa"/>
-            </w:tcMar>
-            <w:tcBorders>
-              <w:top w:val="single" w:sz="4" w:space="0" w:color="CCCCCC"/>
-              <w:bottom w:val="single" w:sz="4" w:space="0" w:color="CCCCCC"/>
-              <w:left w:val="single" w:sz="4" w:space="0" w:color="CCCCCC"/>
-              <w:right w:val="single" w:sz="4" w:space="0" w:color="CCCCCC"/>
-            </w:tcBorders>
-          </w:tcPr>
-          <w:p>
-            <w:pPr>
-              <w:spacing w:before="60" w:after="60" w:line="252" w:lineRule="auto"/>
-              <w:jc w:val="left"/>
-            </w:pPr>
-            <w:r/>
-            <w:r>
-              <w:rPr>
-                <w:b/>
-              </w:rPr>
-              <w:t>652.00</w:t>
-            </w:r>
-          </w:p>
-        </w:tc>
-        <w:tc>
-          <w:tcPr>
-            <w:tcW w:type="dxa" w:w="3456"/>
-            <w:shd w:fill="FFFFFF"/>
-            <w:tcMar>
-              <w:top w:w="100" w:type="dxa"/>
-              <w:bottom w:w="100" w:type="dxa"/>
-              <w:left w:w="120" w:type="dxa"/>
-              <w:right w:w="120" w:type="dxa"/>
-            </w:tcMar>
-            <w:tcBorders>
-              <w:top w:val="single" w:sz="4" w:space="0" w:color="CCCCCC"/>
-              <w:bottom w:val="single" w:sz="4" w:space="0" w:color="CCCCCC"/>
-              <w:left w:val="single" w:sz="4" w:space="0" w:color="CCCCCC"/>
-              <w:right w:val="single" w:sz="4" w:space="0" w:color="CCCCCC"/>
-            </w:tcBorders>
-          </w:tcPr>
-          <w:p>
-            <w:pPr>
-              <w:spacing w:before="60" w:after="60" w:line="252" w:lineRule="auto"/>
-              <w:jc w:val="left"/>
-            </w:pPr>
-            <w:r/>
-            <w:r>
-              <w:rPr>
-                <w:b/>
-              </w:rPr>
-              <w:t>+0.50</w:t>
-            </w:r>
-          </w:p>
-        </w:tc>
-        <w:tc>
-          <w:tcPr>
-            <w:tcW w:type="dxa" w:w="1440"/>
-            <w:shd w:fill="FFFFFF"/>
-            <w:tcMar>
-              <w:top w:w="100" w:type="dxa"/>
-              <w:bottom w:w="100" w:type="dxa"/>
-              <w:left w:w="120" w:type="dxa"/>
-              <w:right w:w="120" w:type="dxa"/>
-            </w:tcMar>
-            <w:tcBorders>
-              <w:top w:val="single" w:sz="4" w:space="0" w:color="CCCCCC"/>
-              <w:bottom w:val="single" w:sz="4" w:space="0" w:color="CCCCCC"/>
-              <w:left w:val="single" w:sz="4" w:space="0" w:color="CCCCCC"/>
-              <w:right w:val="single" w:sz="4" w:space="0" w:color="CCCCCC"/>
-            </w:tcBorders>
-          </w:tcPr>
-          <w:p>
-            <w:pPr>
-              <w:spacing w:before="60" w:after="60" w:line="252" w:lineRule="auto"/>
-              <w:jc w:val="left"/>
-            </w:pPr>
-            <w:r/>
-            <w:r>
-              <w:t>BULL</w:t>
-            </w:r>
-          </w:p>
-        </w:tc>
-      </w:tr>
-      <w:tr>
-        <w:tc>
-          <w:tcPr>
-            <w:tcW w:type="dxa" w:w="1584"/>
-            <w:shd w:fill="F8FAFC"/>
-            <w:tcMar>
-              <w:top w:w="100" w:type="dxa"/>
-              <w:bottom w:w="100" w:type="dxa"/>
-              <w:left w:w="120" w:type="dxa"/>
-              <w:right w:w="120" w:type="dxa"/>
-            </w:tcMar>
-            <w:tcBorders>
-              <w:top w:val="single" w:sz="4" w:space="0" w:color="CCCCCC"/>
-              <w:bottom w:val="single" w:sz="4" w:space="0" w:color="CCCCCC"/>
-              <w:left w:val="single" w:sz="4" w:space="0" w:color="CCCCCC"/>
-              <w:right w:val="single" w:sz="4" w:space="0" w:color="CCCCCC"/>
-            </w:tcBorders>
-          </w:tcPr>
-          <w:p>
-            <w:pPr>
-              <w:spacing w:before="60" w:after="60" w:line="252" w:lineRule="auto"/>
-              <w:jc w:val="left"/>
-            </w:pPr>
-            <w:r/>
-            <w:r>
-              <w:rPr>
-                <w:b/>
-              </w:rPr>
-              <w:t>Wed 05/08</w:t>
-            </w:r>
-          </w:p>
-        </w:tc>
-        <w:tc>
-          <w:tcPr>
-            <w:tcW w:type="dxa" w:w="864"/>
-            <w:shd w:fill="F8FAFC"/>
-            <w:tcMar>
-              <w:top w:w="100" w:type="dxa"/>
-              <w:bottom w:w="100" w:type="dxa"/>
-              <w:left w:w="120" w:type="dxa"/>
-              <w:right w:w="120" w:type="dxa"/>
-            </w:tcMar>
-            <w:tcBorders>
-              <w:top w:val="single" w:sz="4" w:space="0" w:color="CCCCCC"/>
-              <w:bottom w:val="single" w:sz="4" w:space="0" w:color="CCCCCC"/>
-              <w:left w:val="single" w:sz="4" w:space="0" w:color="CCCCCC"/>
-              <w:right w:val="single" w:sz="4" w:space="0" w:color="CCCCCC"/>
-            </w:tcBorders>
-          </w:tcPr>
-          <w:p>
-            <w:pPr>
-              <w:spacing w:before="60" w:after="60" w:line="252" w:lineRule="auto"/>
-              <w:jc w:val="left"/>
-            </w:pPr>
-            <w:r/>
-            <w:r>
-              <w:t>NY Open 21-23</w:t>
-            </w:r>
-          </w:p>
-        </w:tc>
-        <w:tc>
-          <w:tcPr>
-            <w:tcW w:type="dxa" w:w="1440"/>
-            <w:shd w:fill="F8FAFC"/>
-            <w:tcMar>
-              <w:top w:w="100" w:type="dxa"/>
-              <w:bottom w:w="100" w:type="dxa"/>
-              <w:left w:w="120" w:type="dxa"/>
-              <w:right w:w="120" w:type="dxa"/>
-            </w:tcMar>
-            <w:tcBorders>
-              <w:top w:val="single" w:sz="4" w:space="0" w:color="CCCCCC"/>
-              <w:bottom w:val="single" w:sz="4" w:space="0" w:color="CCCCCC"/>
-              <w:left w:val="single" w:sz="4" w:space="0" w:color="CCCCCC"/>
-              <w:right w:val="single" w:sz="4" w:space="0" w:color="CCCCCC"/>
-            </w:tcBorders>
-          </w:tcPr>
-          <w:p>
-            <w:pPr>
-              <w:spacing w:before="60" w:after="60" w:line="252" w:lineRule="auto"/>
-              <w:jc w:val="left"/>
-            </w:pPr>
-            <w:r/>
-            <w:r>
-              <w:t>652.00</w:t>
-            </w:r>
-          </w:p>
-        </w:tc>
-        <w:tc>
-          <w:tcPr>
-            <w:tcW w:type="dxa" w:w="2016"/>
-            <w:shd w:fill="F8FAFC"/>
-            <w:tcMar>
-              <w:top w:w="100" w:type="dxa"/>
-              <w:bottom w:w="100" w:type="dxa"/>
-              <w:left w:w="120" w:type="dxa"/>
-              <w:right w:w="120" w:type="dxa"/>
-            </w:tcMar>
-            <w:tcBorders>
-              <w:top w:val="single" w:sz="4" w:space="0" w:color="CCCCCC"/>
-              <w:bottom w:val="single" w:sz="4" w:space="0" w:color="CCCCCC"/>
-              <w:left w:val="single" w:sz="4" w:space="0" w:color="CCCCCC"/>
-              <w:right w:val="single" w:sz="4" w:space="0" w:color="CCCCCC"/>
-            </w:tcBorders>
-          </w:tcPr>
-          <w:p>
-            <w:pPr>
-              <w:spacing w:before="60" w:after="60" w:line="252" w:lineRule="auto"/>
-              <w:jc w:val="left"/>
-            </w:pPr>
-            <w:r/>
-            <w:r>
-              <w:t>664.25</w:t>
-            </w:r>
-          </w:p>
-        </w:tc>
-        <w:tc>
-          <w:tcPr>
-            <w:tcW w:type="dxa" w:w="1152"/>
-            <w:shd w:fill="F8FAFC"/>
-            <w:tcMar>
-              <w:top w:w="100" w:type="dxa"/>
-              <w:bottom w:w="100" w:type="dxa"/>
-              <w:left w:w="120" w:type="dxa"/>
-              <w:right w:w="120" w:type="dxa"/>
-            </w:tcMar>
-            <w:tcBorders>
-              <w:top w:val="single" w:sz="4" w:space="0" w:color="CCCCCC"/>
-              <w:bottom w:val="single" w:sz="4" w:space="0" w:color="CCCCCC"/>
-              <w:left w:val="single" w:sz="4" w:space="0" w:color="CCCCCC"/>
-              <w:right w:val="single" w:sz="4" w:space="0" w:color="CCCCCC"/>
-            </w:tcBorders>
-          </w:tcPr>
-          <w:p>
-            <w:pPr>
-              <w:spacing w:before="60" w:after="60" w:line="252" w:lineRule="auto"/>
-              <w:jc w:val="left"/>
-            </w:pPr>
-            <w:r/>
-            <w:r>
-              <w:t>637.75</w:t>
-            </w:r>
-          </w:p>
-        </w:tc>
-        <w:tc>
-          <w:tcPr>
-            <w:tcW w:type="dxa" w:w="1728"/>
-            <w:shd w:fill="F8FAFC"/>
-            <w:tcMar>
-              <w:top w:w="100" w:type="dxa"/>
-              <w:bottom w:w="100" w:type="dxa"/>
-              <w:left w:w="120" w:type="dxa"/>
-              <w:right w:w="120" w:type="dxa"/>
-            </w:tcMar>
-            <w:tcBorders>
-              <w:top w:val="single" w:sz="4" w:space="0" w:color="CCCCCC"/>
-              <w:bottom w:val="single" w:sz="4" w:space="0" w:color="CCCCCC"/>
-              <w:left w:val="single" w:sz="4" w:space="0" w:color="CCCCCC"/>
-              <w:right w:val="single" w:sz="4" w:space="0" w:color="CCCCCC"/>
-            </w:tcBorders>
-          </w:tcPr>
-          <w:p>
-            <w:pPr>
-              <w:spacing w:before="60" w:after="60" w:line="252" w:lineRule="auto"/>
-              <w:jc w:val="left"/>
-            </w:pPr>
-            <w:r/>
-            <w:r>
-              <w:rPr>
-                <w:b/>
-              </w:rPr>
-              <w:t>650.50</w:t>
-            </w:r>
-          </w:p>
-        </w:tc>
-        <w:tc>
-          <w:tcPr>
-            <w:tcW w:type="dxa" w:w="3456"/>
-            <w:shd w:fill="F8FAFC"/>
-            <w:tcMar>
-              <w:top w:w="100" w:type="dxa"/>
-              <w:bottom w:w="100" w:type="dxa"/>
-              <w:left w:w="120" w:type="dxa"/>
-              <w:right w:w="120" w:type="dxa"/>
-            </w:tcMar>
-            <w:tcBorders>
-              <w:top w:val="single" w:sz="4" w:space="0" w:color="CCCCCC"/>
-              <w:bottom w:val="single" w:sz="4" w:space="0" w:color="CCCCCC"/>
-              <w:left w:val="single" w:sz="4" w:space="0" w:color="CCCCCC"/>
-              <w:right w:val="single" w:sz="4" w:space="0" w:color="CCCCCC"/>
-            </w:tcBorders>
-          </w:tcPr>
-          <w:p>
-            <w:pPr>
-              <w:spacing w:before="60" w:after="60" w:line="252" w:lineRule="auto"/>
-              <w:jc w:val="left"/>
-            </w:pPr>
-            <w:r/>
-            <w:r>
-              <w:rPr>
-                <w:b/>
-              </w:rPr>
-              <w:t>-1.50</w:t>
-            </w:r>
-          </w:p>
-        </w:tc>
-        <w:tc>
-          <w:tcPr>
-            <w:tcW w:type="dxa" w:w="1440"/>
-            <w:shd w:fill="F8FAFC"/>
-            <w:tcMar>
-              <w:top w:w="100" w:type="dxa"/>
-              <w:bottom w:w="100" w:type="dxa"/>
-              <w:left w:w="120" w:type="dxa"/>
-              <w:right w:w="120" w:type="dxa"/>
-            </w:tcMar>
-            <w:tcBorders>
-              <w:top w:val="single" w:sz="4" w:space="0" w:color="CCCCCC"/>
-              <w:bottom w:val="single" w:sz="4" w:space="0" w:color="CCCCCC"/>
-              <w:left w:val="single" w:sz="4" w:space="0" w:color="CCCCCC"/>
-              <w:right w:val="single" w:sz="4" w:space="0" w:color="CCCCCC"/>
-            </w:tcBorders>
-          </w:tcPr>
-          <w:p>
-            <w:pPr>
-              <w:spacing w:before="60" w:after="60" w:line="252" w:lineRule="auto"/>
-              <w:jc w:val="left"/>
-            </w:pPr>
-            <w:r/>
-            <w:r>
-              <w:t>BEAR</w:t>
-            </w:r>
-          </w:p>
-        </w:tc>
-      </w:tr>
-      <w:tr>
-        <w:tc>
-          <w:tcPr>
-            <w:tcW w:type="dxa" w:w="1584"/>
-            <w:shd w:fill="FFFFFF"/>
-            <w:tcMar>
-              <w:top w:w="100" w:type="dxa"/>
-              <w:bottom w:w="100" w:type="dxa"/>
-              <w:left w:w="120" w:type="dxa"/>
-              <w:right w:w="120" w:type="dxa"/>
-            </w:tcMar>
-            <w:tcBorders>
-              <w:top w:val="single" w:sz="4" w:space="0" w:color="CCCCCC"/>
-              <w:bottom w:val="single" w:sz="4" w:space="0" w:color="CCCCCC"/>
-              <w:left w:val="single" w:sz="4" w:space="0" w:color="CCCCCC"/>
-              <w:right w:val="single" w:sz="4" w:space="0" w:color="CCCCCC"/>
-            </w:tcBorders>
-          </w:tcPr>
-          <w:p>
-            <w:pPr>
-              <w:spacing w:before="60" w:after="60" w:line="252" w:lineRule="auto"/>
-              <w:jc w:val="left"/>
-            </w:pPr>
-            <w:r/>
-            <w:r>
-              <w:rPr>
-                <w:b/>
-              </w:rPr>
-              <w:t>Wed 05/08</w:t>
-            </w:r>
-          </w:p>
-        </w:tc>
-        <w:tc>
-          <w:tcPr>
-            <w:tcW w:type="dxa" w:w="864"/>
-            <w:shd w:fill="FFFFFF"/>
-            <w:tcMar>
-              <w:top w:w="100" w:type="dxa"/>
-              <w:bottom w:w="100" w:type="dxa"/>
-              <w:left w:w="120" w:type="dxa"/>
-              <w:right w:w="120" w:type="dxa"/>
-            </w:tcMar>
-            <w:tcBorders>
-              <w:top w:val="single" w:sz="4" w:space="0" w:color="CCCCCC"/>
-              <w:bottom w:val="single" w:sz="4" w:space="0" w:color="CCCCCC"/>
-              <w:left w:val="single" w:sz="4" w:space="0" w:color="CCCCCC"/>
-              <w:right w:val="single" w:sz="4" w:space="0" w:color="CCCCCC"/>
-            </w:tcBorders>
-          </w:tcPr>
-          <w:p>
-            <w:pPr>
-              <w:spacing w:before="60" w:after="60" w:line="252" w:lineRule="auto"/>
-              <w:jc w:val="left"/>
-            </w:pPr>
-            <w:r/>
-            <w:r>
-              <w:t>NY Close 23-01</w:t>
-            </w:r>
-          </w:p>
-        </w:tc>
-        <w:tc>
-          <w:tcPr>
-            <w:tcW w:type="dxa" w:w="1440"/>
-            <w:shd w:fill="FFFFFF"/>
-            <w:tcMar>
-              <w:top w:w="100" w:type="dxa"/>
-              <w:bottom w:w="100" w:type="dxa"/>
-              <w:left w:w="120" w:type="dxa"/>
-              <w:right w:w="120" w:type="dxa"/>
-            </w:tcMar>
-            <w:tcBorders>
-              <w:top w:val="single" w:sz="4" w:space="0" w:color="CCCCCC"/>
-              <w:bottom w:val="single" w:sz="4" w:space="0" w:color="CCCCCC"/>
-              <w:left w:val="single" w:sz="4" w:space="0" w:color="CCCCCC"/>
-              <w:right w:val="single" w:sz="4" w:space="0" w:color="CCCCCC"/>
-            </w:tcBorders>
-          </w:tcPr>
-          <w:p>
-            <w:pPr>
-              <w:spacing w:before="60" w:after="60" w:line="252" w:lineRule="auto"/>
-              <w:jc w:val="left"/>
-            </w:pPr>
-            <w:r/>
-            <w:r>
-              <w:t>650.50</w:t>
-            </w:r>
-          </w:p>
-        </w:tc>
-        <w:tc>
-          <w:tcPr>
-            <w:tcW w:type="dxa" w:w="2016"/>
-            <w:shd w:fill="FFFFFF"/>
-            <w:tcMar>
-              <w:top w:w="100" w:type="dxa"/>
-              <w:bottom w:w="100" w:type="dxa"/>
-              <w:left w:w="120" w:type="dxa"/>
-              <w:right w:w="120" w:type="dxa"/>
-            </w:tcMar>
-            <w:tcBorders>
-              <w:top w:val="single" w:sz="4" w:space="0" w:color="CCCCCC"/>
-              <w:bottom w:val="single" w:sz="4" w:space="0" w:color="CCCCCC"/>
-              <w:left w:val="single" w:sz="4" w:space="0" w:color="CCCCCC"/>
-              <w:right w:val="single" w:sz="4" w:space="0" w:color="CCCCCC"/>
-            </w:tcBorders>
-          </w:tcPr>
-          <w:p>
-            <w:pPr>
-              <w:spacing w:before="60" w:after="60" w:line="252" w:lineRule="auto"/>
-              <w:jc w:val="left"/>
-            </w:pPr>
-            <w:r/>
-            <w:r>
-              <w:t>657.50</w:t>
-            </w:r>
-          </w:p>
-        </w:tc>
-        <w:tc>
-          <w:tcPr>
-            <w:tcW w:type="dxa" w:w="1152"/>
-            <w:shd w:fill="FFFFFF"/>
-            <w:tcMar>
-              <w:top w:w="100" w:type="dxa"/>
-              <w:bottom w:w="100" w:type="dxa"/>
-              <w:left w:w="120" w:type="dxa"/>
-              <w:right w:w="120" w:type="dxa"/>
-            </w:tcMar>
-            <w:tcBorders>
-              <w:top w:val="single" w:sz="4" w:space="0" w:color="CCCCCC"/>
-              <w:bottom w:val="single" w:sz="4" w:space="0" w:color="CCCCCC"/>
-              <w:left w:val="single" w:sz="4" w:space="0" w:color="CCCCCC"/>
-              <w:right w:val="single" w:sz="4" w:space="0" w:color="CCCCCC"/>
-            </w:tcBorders>
-          </w:tcPr>
-          <w:p>
-            <w:pPr>
-              <w:spacing w:before="60" w:after="60" w:line="252" w:lineRule="auto"/>
-              <w:jc w:val="left"/>
-            </w:pPr>
-            <w:r/>
-            <w:r>
-              <w:t>641.00</w:t>
-            </w:r>
-          </w:p>
-        </w:tc>
-        <w:tc>
-          <w:tcPr>
-            <w:tcW w:type="dxa" w:w="1728"/>
-            <w:shd w:fill="FFFFFF"/>
-            <w:tcMar>
-              <w:top w:w="100" w:type="dxa"/>
-              <w:bottom w:w="100" w:type="dxa"/>
-              <w:left w:w="120" w:type="dxa"/>
-              <w:right w:w="120" w:type="dxa"/>
-            </w:tcMar>
-            <w:tcBorders>
-              <w:top w:val="single" w:sz="4" w:space="0" w:color="CCCCCC"/>
-              <w:bottom w:val="single" w:sz="4" w:space="0" w:color="CCCCCC"/>
-              <w:left w:val="single" w:sz="4" w:space="0" w:color="CCCCCC"/>
-              <w:right w:val="single" w:sz="4" w:space="0" w:color="CCCCCC"/>
-            </w:tcBorders>
-          </w:tcPr>
-          <w:p>
-            <w:pPr>
-              <w:spacing w:before="60" w:after="60" w:line="252" w:lineRule="auto"/>
-              <w:jc w:val="left"/>
-            </w:pPr>
-            <w:r/>
-            <w:r>
-              <w:rPr>
-                <w:b/>
-              </w:rPr>
               <w:t>651.00</w:t>
-            </w:r>
-          </w:p>
-        </w:tc>
-        <w:tc>
-          <w:tcPr>
-            <w:tcW w:type="dxa" w:w="3456"/>
-            <w:shd w:fill="FFFFFF"/>
-            <w:tcMar>
-              <w:top w:w="100" w:type="dxa"/>
-              <w:bottom w:w="100" w:type="dxa"/>
-              <w:left w:w="120" w:type="dxa"/>
-              <w:right w:w="120" w:type="dxa"/>
-            </w:tcMar>
-            <w:tcBorders>
-              <w:top w:val="single" w:sz="4" w:space="0" w:color="CCCCCC"/>
-              <w:bottom w:val="single" w:sz="4" w:space="0" w:color="CCCCCC"/>
-              <w:left w:val="single" w:sz="4" w:space="0" w:color="CCCCCC"/>
-              <w:right w:val="single" w:sz="4" w:space="0" w:color="CCCCCC"/>
-            </w:tcBorders>
-          </w:tcPr>
-          <w:p>
-            <w:pPr>
-              <w:spacing w:before="60" w:after="60" w:line="252" w:lineRule="auto"/>
-              <w:jc w:val="left"/>
-            </w:pPr>
-            <w:r/>
-            <w:r>
-              <w:rPr>
-                <w:b/>
-              </w:rPr>
-              <w:t>+0.50</w:t>
-            </w:r>
-          </w:p>
-        </w:tc>
-        <w:tc>
-          <w:tcPr>
-            <w:tcW w:type="dxa" w:w="1440"/>
-            <w:shd w:fill="FFFFFF"/>
-            <w:tcMar>
-              <w:top w:w="100" w:type="dxa"/>
-              <w:bottom w:w="100" w:type="dxa"/>
-              <w:left w:w="120" w:type="dxa"/>
-              <w:right w:w="120" w:type="dxa"/>
-            </w:tcMar>
-            <w:tcBorders>
-              <w:top w:val="single" w:sz="4" w:space="0" w:color="CCCCCC"/>
-              <w:bottom w:val="single" w:sz="4" w:space="0" w:color="CCCCCC"/>
-              <w:left w:val="single" w:sz="4" w:space="0" w:color="CCCCCC"/>
-              <w:right w:val="single" w:sz="4" w:space="0" w:color="CCCCCC"/>
-            </w:tcBorders>
-          </w:tcPr>
-          <w:p>
-            <w:pPr>
-              <w:spacing w:before="60" w:after="60" w:line="252" w:lineRule="auto"/>
-              <w:jc w:val="left"/>
-            </w:pPr>
-            <w:r/>
-            <w:r>
-              <w:t>BULL</w:t>
-            </w:r>
-          </w:p>
-        </w:tc>
-      </w:tr>
-      <w:tr>
-        <w:tc>
-          <w:tcPr>
-            <w:tcW w:type="dxa" w:w="1584"/>
-            <w:shd w:fill="F8FAFC"/>
-            <w:tcMar>
-              <w:top w:w="100" w:type="dxa"/>
-              <w:bottom w:w="100" w:type="dxa"/>
-              <w:left w:w="120" w:type="dxa"/>
-              <w:right w:w="120" w:type="dxa"/>
-            </w:tcMar>
-            <w:tcBorders>
-              <w:top w:val="single" w:sz="4" w:space="0" w:color="CCCCCC"/>
-              <w:bottom w:val="single" w:sz="4" w:space="0" w:color="CCCCCC"/>
-              <w:left w:val="single" w:sz="4" w:space="0" w:color="CCCCCC"/>
-              <w:right w:val="single" w:sz="4" w:space="0" w:color="CCCCCC"/>
-            </w:tcBorders>
-          </w:tcPr>
-          <w:p>
-            <w:pPr>
-              <w:spacing w:before="60" w:after="60" w:line="252" w:lineRule="auto"/>
-              <w:jc w:val="left"/>
-            </w:pPr>
-            <w:r/>
-            <w:r>
-              <w:rPr>
-                <w:b/>
-              </w:rPr>
-              <w:t>Thu 06/08</w:t>
-            </w:r>
-          </w:p>
-        </w:tc>
-        <w:tc>
-          <w:tcPr>
-            <w:tcW w:type="dxa" w:w="864"/>
-            <w:shd w:fill="F8FAFC"/>
-            <w:tcMar>
-              <w:top w:w="100" w:type="dxa"/>
-              <w:bottom w:w="100" w:type="dxa"/>
-              <w:left w:w="120" w:type="dxa"/>
-              <w:right w:w="120" w:type="dxa"/>
-            </w:tcMar>
-            <w:tcBorders>
-              <w:top w:val="single" w:sz="4" w:space="0" w:color="CCCCCC"/>
-              <w:bottom w:val="single" w:sz="4" w:space="0" w:color="CCCCCC"/>
-              <w:left w:val="single" w:sz="4" w:space="0" w:color="CCCCCC"/>
-              <w:right w:val="single" w:sz="4" w:space="0" w:color="CCCCCC"/>
-            </w:tcBorders>
-          </w:tcPr>
-          <w:p>
-            <w:pPr>
-              <w:spacing w:before="60" w:after="60" w:line="252" w:lineRule="auto"/>
-              <w:jc w:val="left"/>
-            </w:pPr>
-            <w:r/>
-            <w:r>
-              <w:t>Asia 07-11</w:t>
-            </w:r>
-          </w:p>
-        </w:tc>
-        <w:tc>
-          <w:tcPr>
-            <w:tcW w:type="dxa" w:w="1440"/>
-            <w:shd w:fill="F8FAFC"/>
-            <w:tcMar>
-              <w:top w:w="100" w:type="dxa"/>
-              <w:bottom w:w="100" w:type="dxa"/>
-              <w:left w:w="120" w:type="dxa"/>
-              <w:right w:w="120" w:type="dxa"/>
-            </w:tcMar>
-            <w:tcBorders>
-              <w:top w:val="single" w:sz="4" w:space="0" w:color="CCCCCC"/>
-              <w:bottom w:val="single" w:sz="4" w:space="0" w:color="CCCCCC"/>
-              <w:left w:val="single" w:sz="4" w:space="0" w:color="CCCCCC"/>
-              <w:right w:val="single" w:sz="4" w:space="0" w:color="CCCCCC"/>
-            </w:tcBorders>
-          </w:tcPr>
-          <w:p>
-            <w:pPr>
-              <w:spacing w:before="60" w:after="60" w:line="252" w:lineRule="auto"/>
-              <w:jc w:val="left"/>
-            </w:pPr>
-            <w:r/>
-            <w:r>
-              <w:t>651.00</w:t>
-            </w:r>
-          </w:p>
-        </w:tc>
-        <w:tc>
-          <w:tcPr>
-            <w:tcW w:type="dxa" w:w="2016"/>
-            <w:shd w:fill="F8FAFC"/>
-            <w:tcMar>
-              <w:top w:w="100" w:type="dxa"/>
-              <w:bottom w:w="100" w:type="dxa"/>
-              <w:left w:w="120" w:type="dxa"/>
-              <w:right w:w="120" w:type="dxa"/>
-            </w:tcMar>
-            <w:tcBorders>
-              <w:top w:val="single" w:sz="4" w:space="0" w:color="CCCCCC"/>
-              <w:bottom w:val="single" w:sz="4" w:space="0" w:color="CCCCCC"/>
-              <w:left w:val="single" w:sz="4" w:space="0" w:color="CCCCCC"/>
-              <w:right w:val="single" w:sz="4" w:space="0" w:color="CCCCCC"/>
-            </w:tcBorders>
-          </w:tcPr>
-          <w:p>
-            <w:pPr>
-              <w:spacing w:before="60" w:after="60" w:line="252" w:lineRule="auto"/>
-              <w:jc w:val="left"/>
-            </w:pPr>
-            <w:r/>
-            <w:r>
-              <w:t>661.50</w:t>
-            </w:r>
-          </w:p>
-        </w:tc>
-        <w:tc>
-          <w:tcPr>
-            <w:tcW w:type="dxa" w:w="1152"/>
-            <w:shd w:fill="F8FAFC"/>
-            <w:tcMar>
-              <w:top w:w="100" w:type="dxa"/>
-              <w:bottom w:w="100" w:type="dxa"/>
-              <w:left w:w="120" w:type="dxa"/>
-              <w:right w:w="120" w:type="dxa"/>
-            </w:tcMar>
-            <w:tcBorders>
-              <w:top w:val="single" w:sz="4" w:space="0" w:color="CCCCCC"/>
-              <w:bottom w:val="single" w:sz="4" w:space="0" w:color="CCCCCC"/>
-              <w:left w:val="single" w:sz="4" w:space="0" w:color="CCCCCC"/>
-              <w:right w:val="single" w:sz="4" w:space="0" w:color="CCCCCC"/>
-            </w:tcBorders>
-          </w:tcPr>
-          <w:p>
-            <w:pPr>
-              <w:spacing w:before="60" w:after="60" w:line="252" w:lineRule="auto"/>
-              <w:jc w:val="left"/>
-            </w:pPr>
-            <w:r/>
-            <w:r>
-              <w:t>643.75</w:t>
-            </w:r>
-          </w:p>
-        </w:tc>
-        <w:tc>
-          <w:tcPr>
-            <w:tcW w:type="dxa" w:w="1728"/>
-            <w:shd w:fill="F8FAFC"/>
-            <w:tcMar>
-              <w:top w:w="100" w:type="dxa"/>
-              <w:bottom w:w="100" w:type="dxa"/>
-              <w:left w:w="120" w:type="dxa"/>
-              <w:right w:w="120" w:type="dxa"/>
-            </w:tcMar>
-            <w:tcBorders>
-              <w:top w:val="single" w:sz="4" w:space="0" w:color="CCCCCC"/>
-              <w:bottom w:val="single" w:sz="4" w:space="0" w:color="CCCCCC"/>
-              <w:left w:val="single" w:sz="4" w:space="0" w:color="CCCCCC"/>
-              <w:right w:val="single" w:sz="4" w:space="0" w:color="CCCCCC"/>
-            </w:tcBorders>
-          </w:tcPr>
-          <w:p>
-            <w:pPr>
-              <w:spacing w:before="60" w:after="60" w:line="252" w:lineRule="auto"/>
-              <w:jc w:val="left"/>
-            </w:pPr>
-            <w:r/>
-            <w:r>
-              <w:rPr>
-                <w:b/>
-              </w:rPr>
-              <w:t>650.75</w:t>
-            </w:r>
-          </w:p>
-        </w:tc>
-        <w:tc>
-          <w:tcPr>
-            <w:tcW w:type="dxa" w:w="3456"/>
-            <w:shd w:fill="F8FAFC"/>
-            <w:tcMar>
-              <w:top w:w="100" w:type="dxa"/>
-              <w:bottom w:w="100" w:type="dxa"/>
-              <w:left w:w="120" w:type="dxa"/>
-              <w:right w:w="120" w:type="dxa"/>
-            </w:tcMar>
-            <w:tcBorders>
-              <w:top w:val="single" w:sz="4" w:space="0" w:color="CCCCCC"/>
-              <w:bottom w:val="single" w:sz="4" w:space="0" w:color="CCCCCC"/>
-              <w:left w:val="single" w:sz="4" w:space="0" w:color="CCCCCC"/>
-              <w:right w:val="single" w:sz="4" w:space="0" w:color="CCCCCC"/>
-            </w:tcBorders>
-          </w:tcPr>
-          <w:p>
-            <w:pPr>
-              <w:spacing w:before="60" w:after="60" w:line="252" w:lineRule="auto"/>
-              <w:jc w:val="left"/>
-            </w:pPr>
-            <w:r/>
-            <w:r>
-              <w:rPr>
-                <w:b/>
-              </w:rPr>
-              <w:t>-0.25</w:t>
-            </w:r>
-          </w:p>
-        </w:tc>
-        <w:tc>
-          <w:tcPr>
-            <w:tcW w:type="dxa" w:w="1440"/>
-            <w:shd w:fill="F8FAFC"/>
-            <w:tcMar>
-              <w:top w:w="100" w:type="dxa"/>
-              <w:bottom w:w="100" w:type="dxa"/>
-              <w:left w:w="120" w:type="dxa"/>
-              <w:right w:w="120" w:type="dxa"/>
-            </w:tcMar>
-            <w:tcBorders>
-              <w:top w:val="single" w:sz="4" w:space="0" w:color="CCCCCC"/>
-              <w:bottom w:val="single" w:sz="4" w:space="0" w:color="CCCCCC"/>
-              <w:left w:val="single" w:sz="4" w:space="0" w:color="CCCCCC"/>
-              <w:right w:val="single" w:sz="4" w:space="0" w:color="CCCCCC"/>
-            </w:tcBorders>
-          </w:tcPr>
-          <w:p>
-            <w:pPr>
-              <w:spacing w:before="60" w:after="60" w:line="252" w:lineRule="auto"/>
-              <w:jc w:val="left"/>
-            </w:pPr>
-            <w:r/>
-            <w:r>
-              <w:t>BEAR</w:t>
-            </w:r>
-          </w:p>
-        </w:tc>
-      </w:tr>
-      <w:tr>
-        <w:tc>
-          <w:tcPr>
-            <w:tcW w:type="dxa" w:w="1584"/>
-            <w:shd w:fill="FFFFFF"/>
-            <w:tcMar>
-              <w:top w:w="100" w:type="dxa"/>
-              <w:bottom w:w="100" w:type="dxa"/>
-              <w:left w:w="120" w:type="dxa"/>
-              <w:right w:w="120" w:type="dxa"/>
-            </w:tcMar>
-            <w:tcBorders>
-              <w:top w:val="single" w:sz="4" w:space="0" w:color="CCCCCC"/>
-              <w:bottom w:val="single" w:sz="4" w:space="0" w:color="CCCCCC"/>
-              <w:left w:val="single" w:sz="4" w:space="0" w:color="CCCCCC"/>
-              <w:right w:val="single" w:sz="4" w:space="0" w:color="CCCCCC"/>
-            </w:tcBorders>
-          </w:tcPr>
-          <w:p>
-            <w:pPr>
-              <w:spacing w:before="60" w:after="60" w:line="252" w:lineRule="auto"/>
-              <w:jc w:val="left"/>
-            </w:pPr>
-            <w:r/>
-            <w:r>
-              <w:rPr>
-                <w:b/>
-              </w:rPr>
-              <w:t>Thu 06/08</w:t>
-            </w:r>
-          </w:p>
-        </w:tc>
-        <w:tc>
-          <w:tcPr>
-            <w:tcW w:type="dxa" w:w="864"/>
-            <w:shd w:fill="FFFFFF"/>
-            <w:tcMar>
-              <w:top w:w="100" w:type="dxa"/>
-              <w:bottom w:w="100" w:type="dxa"/>
-              <w:left w:w="120" w:type="dxa"/>
-              <w:right w:w="120" w:type="dxa"/>
-            </w:tcMar>
-            <w:tcBorders>
-              <w:top w:val="single" w:sz="4" w:space="0" w:color="CCCCCC"/>
-              <w:bottom w:val="single" w:sz="4" w:space="0" w:color="CCCCCC"/>
-              <w:left w:val="single" w:sz="4" w:space="0" w:color="CCCCCC"/>
-              <w:right w:val="single" w:sz="4" w:space="0" w:color="CCCCCC"/>
-            </w:tcBorders>
-          </w:tcPr>
-          <w:p>
-            <w:pPr>
-              <w:spacing w:before="60" w:after="60" w:line="252" w:lineRule="auto"/>
-              <w:jc w:val="left"/>
-            </w:pPr>
-            <w:r/>
-            <w:r>
-              <w:t>Asia 11-15</w:t>
-            </w:r>
-          </w:p>
-        </w:tc>
-        <w:tc>
-          <w:tcPr>
-            <w:tcW w:type="dxa" w:w="1440"/>
-            <w:shd w:fill="FFFFFF"/>
-            <w:tcMar>
-              <w:top w:w="100" w:type="dxa"/>
-              <w:bottom w:w="100" w:type="dxa"/>
-              <w:left w:w="120" w:type="dxa"/>
-              <w:right w:w="120" w:type="dxa"/>
-            </w:tcMar>
-            <w:tcBorders>
-              <w:top w:val="single" w:sz="4" w:space="0" w:color="CCCCCC"/>
-              <w:bottom w:val="single" w:sz="4" w:space="0" w:color="CCCCCC"/>
-              <w:left w:val="single" w:sz="4" w:space="0" w:color="CCCCCC"/>
-              <w:right w:val="single" w:sz="4" w:space="0" w:color="CCCCCC"/>
-            </w:tcBorders>
-          </w:tcPr>
-          <w:p>
-            <w:pPr>
-              <w:spacing w:before="60" w:after="60" w:line="252" w:lineRule="auto"/>
-              <w:jc w:val="left"/>
-            </w:pPr>
-            <w:r/>
-            <w:r>
-              <w:t>650.75</w:t>
-            </w:r>
-          </w:p>
-        </w:tc>
-        <w:tc>
-          <w:tcPr>
-            <w:tcW w:type="dxa" w:w="2016"/>
-            <w:shd w:fill="FFFFFF"/>
-            <w:tcMar>
-              <w:top w:w="100" w:type="dxa"/>
-              <w:bottom w:w="100" w:type="dxa"/>
-              <w:left w:w="120" w:type="dxa"/>
-              <w:right w:w="120" w:type="dxa"/>
-            </w:tcMar>
-            <w:tcBorders>
-              <w:top w:val="single" w:sz="4" w:space="0" w:color="CCCCCC"/>
-              <w:bottom w:val="single" w:sz="4" w:space="0" w:color="CCCCCC"/>
-              <w:left w:val="single" w:sz="4" w:space="0" w:color="CCCCCC"/>
-              <w:right w:val="single" w:sz="4" w:space="0" w:color="CCCCCC"/>
-            </w:tcBorders>
-          </w:tcPr>
-          <w:p>
-            <w:pPr>
-              <w:spacing w:before="60" w:after="60" w:line="252" w:lineRule="auto"/>
-              <w:jc w:val="left"/>
-            </w:pPr>
-            <w:r/>
-            <w:r>
-              <w:t>660.50</w:t>
-            </w:r>
-          </w:p>
-        </w:tc>
-        <w:tc>
-          <w:tcPr>
-            <w:tcW w:type="dxa" w:w="1152"/>
-            <w:shd w:fill="FFFFFF"/>
-            <w:tcMar>
-              <w:top w:w="100" w:type="dxa"/>
-              <w:bottom w:w="100" w:type="dxa"/>
-              <w:left w:w="120" w:type="dxa"/>
-              <w:right w:w="120" w:type="dxa"/>
-            </w:tcMar>
-            <w:tcBorders>
-              <w:top w:val="single" w:sz="4" w:space="0" w:color="CCCCCC"/>
-              <w:bottom w:val="single" w:sz="4" w:space="0" w:color="CCCCCC"/>
-              <w:left w:val="single" w:sz="4" w:space="0" w:color="CCCCCC"/>
-              <w:right w:val="single" w:sz="4" w:space="0" w:color="CCCCCC"/>
-            </w:tcBorders>
-          </w:tcPr>
-          <w:p>
-            <w:pPr>
-              <w:spacing w:before="60" w:after="60" w:line="252" w:lineRule="auto"/>
-              <w:jc w:val="left"/>
-            </w:pPr>
-            <w:r/>
-            <w:r>
-              <w:t>641.00</w:t>
-            </w:r>
-          </w:p>
-        </w:tc>
-        <w:tc>
-          <w:tcPr>
-            <w:tcW w:type="dxa" w:w="1728"/>
-            <w:shd w:fill="FFFFFF"/>
-            <w:tcMar>
-              <w:top w:w="100" w:type="dxa"/>
-              <w:bottom w:w="100" w:type="dxa"/>
-              <w:left w:w="120" w:type="dxa"/>
-              <w:right w:w="120" w:type="dxa"/>
-            </w:tcMar>
-            <w:tcBorders>
-              <w:top w:val="single" w:sz="4" w:space="0" w:color="CCCCCC"/>
-              <w:bottom w:val="single" w:sz="4" w:space="0" w:color="CCCCCC"/>
-              <w:left w:val="single" w:sz="4" w:space="0" w:color="CCCCCC"/>
-              <w:right w:val="single" w:sz="4" w:space="0" w:color="CCCCCC"/>
-            </w:tcBorders>
-          </w:tcPr>
-          <w:p>
-            <w:pPr>
-              <w:spacing w:before="60" w:after="60" w:line="252" w:lineRule="auto"/>
-              <w:jc w:val="left"/>
-            </w:pPr>
-            <w:r/>
-            <w:r>
-              <w:rPr>
-                <w:b/>
-              </w:rPr>
-              <w:t>651.25</w:t>
-            </w:r>
-          </w:p>
-        </w:tc>
-        <w:tc>
-          <w:tcPr>
-            <w:tcW w:type="dxa" w:w="3456"/>
-            <w:shd w:fill="FFFFFF"/>
-            <w:tcMar>
-              <w:top w:w="100" w:type="dxa"/>
-              <w:bottom w:w="100" w:type="dxa"/>
-              <w:left w:w="120" w:type="dxa"/>
-              <w:right w:w="120" w:type="dxa"/>
-            </w:tcMar>
-            <w:tcBorders>
-              <w:top w:val="single" w:sz="4" w:space="0" w:color="CCCCCC"/>
-              <w:bottom w:val="single" w:sz="4" w:space="0" w:color="CCCCCC"/>
-              <w:left w:val="single" w:sz="4" w:space="0" w:color="CCCCCC"/>
-              <w:right w:val="single" w:sz="4" w:space="0" w:color="CCCCCC"/>
-            </w:tcBorders>
-          </w:tcPr>
-          <w:p>
-            <w:pPr>
-              <w:spacing w:before="60" w:after="60" w:line="252" w:lineRule="auto"/>
-              <w:jc w:val="left"/>
-            </w:pPr>
-            <w:r/>
-            <w:r>
-              <w:rPr>
-                <w:b/>
-              </w:rPr>
-              <w:t>+0.50</w:t>
-            </w:r>
-          </w:p>
-        </w:tc>
-        <w:tc>
-          <w:tcPr>
-            <w:tcW w:type="dxa" w:w="1440"/>
-            <w:shd w:fill="FFFFFF"/>
-            <w:tcMar>
-              <w:top w:w="100" w:type="dxa"/>
-              <w:bottom w:w="100" w:type="dxa"/>
-              <w:left w:w="120" w:type="dxa"/>
-              <w:right w:w="120" w:type="dxa"/>
-            </w:tcMar>
-            <w:tcBorders>
-              <w:top w:val="single" w:sz="4" w:space="0" w:color="CCCCCC"/>
-              <w:bottom w:val="single" w:sz="4" w:space="0" w:color="CCCCCC"/>
-              <w:left w:val="single" w:sz="4" w:space="0" w:color="CCCCCC"/>
-              <w:right w:val="single" w:sz="4" w:space="0" w:color="CCCCCC"/>
-            </w:tcBorders>
-          </w:tcPr>
-          <w:p>
-            <w:pPr>
-              <w:spacing w:before="60" w:after="60" w:line="252" w:lineRule="auto"/>
-              <w:jc w:val="left"/>
-            </w:pPr>
-            <w:r/>
-            <w:r>
-              <w:t>BULL</w:t>
-            </w:r>
-          </w:p>
-        </w:tc>
-      </w:tr>
-      <w:tr>
-        <w:tc>
-          <w:tcPr>
-            <w:tcW w:type="dxa" w:w="1584"/>
-            <w:shd w:fill="F8FAFC"/>
-            <w:tcMar>
-              <w:top w:w="100" w:type="dxa"/>
-              <w:bottom w:w="100" w:type="dxa"/>
-              <w:left w:w="120" w:type="dxa"/>
-              <w:right w:w="120" w:type="dxa"/>
-            </w:tcMar>
-            <w:tcBorders>
-              <w:top w:val="single" w:sz="4" w:space="0" w:color="CCCCCC"/>
-              <w:bottom w:val="single" w:sz="4" w:space="0" w:color="CCCCCC"/>
-              <w:left w:val="single" w:sz="4" w:space="0" w:color="CCCCCC"/>
-              <w:right w:val="single" w:sz="4" w:space="0" w:color="CCCCCC"/>
-            </w:tcBorders>
-          </w:tcPr>
-          <w:p>
-            <w:pPr>
-              <w:spacing w:before="60" w:after="60" w:line="252" w:lineRule="auto"/>
-              <w:jc w:val="left"/>
-            </w:pPr>
-            <w:r/>
-            <w:r>
-              <w:rPr>
-                <w:b/>
-              </w:rPr>
-              <w:t>Thu 06/08</w:t>
-            </w:r>
-          </w:p>
-        </w:tc>
-        <w:tc>
-          <w:tcPr>
-            <w:tcW w:type="dxa" w:w="864"/>
-            <w:shd w:fill="F8FAFC"/>
-            <w:tcMar>
-              <w:top w:w="100" w:type="dxa"/>
-              <w:bottom w:w="100" w:type="dxa"/>
-              <w:left w:w="120" w:type="dxa"/>
-              <w:right w:w="120" w:type="dxa"/>
-            </w:tcMar>
-            <w:tcBorders>
-              <w:top w:val="single" w:sz="4" w:space="0" w:color="CCCCCC"/>
-              <w:bottom w:val="single" w:sz="4" w:space="0" w:color="CCCCCC"/>
-              <w:left w:val="single" w:sz="4" w:space="0" w:color="CCCCCC"/>
-              <w:right w:val="single" w:sz="4" w:space="0" w:color="CCCCCC"/>
-            </w:tcBorders>
-          </w:tcPr>
-          <w:p>
-            <w:pPr>
-              <w:spacing w:before="60" w:after="60" w:line="252" w:lineRule="auto"/>
-              <w:jc w:val="left"/>
-            </w:pPr>
-            <w:r/>
-            <w:r>
-              <w:t>London 15-19</w:t>
-            </w:r>
-          </w:p>
-        </w:tc>
-        <w:tc>
-          <w:tcPr>
-            <w:tcW w:type="dxa" w:w="1440"/>
-            <w:shd w:fill="F8FAFC"/>
-            <w:tcMar>
-              <w:top w:w="100" w:type="dxa"/>
-              <w:bottom w:w="100" w:type="dxa"/>
-              <w:left w:w="120" w:type="dxa"/>
-              <w:right w:w="120" w:type="dxa"/>
-            </w:tcMar>
-            <w:tcBorders>
-              <w:top w:val="single" w:sz="4" w:space="0" w:color="CCCCCC"/>
-              <w:bottom w:val="single" w:sz="4" w:space="0" w:color="CCCCCC"/>
-              <w:left w:val="single" w:sz="4" w:space="0" w:color="CCCCCC"/>
-              <w:right w:val="single" w:sz="4" w:space="0" w:color="CCCCCC"/>
-            </w:tcBorders>
-          </w:tcPr>
-          <w:p>
-            <w:pPr>
-              <w:spacing w:before="60" w:after="60" w:line="252" w:lineRule="auto"/>
-              <w:jc w:val="left"/>
-            </w:pPr>
-            <w:r/>
-            <w:r>
-              <w:t>651.25</w:t>
-            </w:r>
-          </w:p>
-        </w:tc>
-        <w:tc>
-          <w:tcPr>
-            <w:tcW w:type="dxa" w:w="2016"/>
-            <w:shd w:fill="F8FAFC"/>
-            <w:tcMar>
-              <w:top w:w="100" w:type="dxa"/>
-              <w:bottom w:w="100" w:type="dxa"/>
-              <w:left w:w="120" w:type="dxa"/>
-              <w:right w:w="120" w:type="dxa"/>
-            </w:tcMar>
-            <w:tcBorders>
-              <w:top w:val="single" w:sz="4" w:space="0" w:color="CCCCCC"/>
-              <w:bottom w:val="single" w:sz="4" w:space="0" w:color="CCCCCC"/>
-              <w:left w:val="single" w:sz="4" w:space="0" w:color="CCCCCC"/>
-              <w:right w:val="single" w:sz="4" w:space="0" w:color="CCCCCC"/>
-            </w:tcBorders>
-          </w:tcPr>
-          <w:p>
-            <w:pPr>
-              <w:spacing w:before="60" w:after="60" w:line="252" w:lineRule="auto"/>
-              <w:jc w:val="left"/>
-            </w:pPr>
-            <w:r/>
-            <w:r>
-              <w:t>662.00</w:t>
-            </w:r>
-          </w:p>
-        </w:tc>
-        <w:tc>
-          <w:tcPr>
-            <w:tcW w:type="dxa" w:w="1152"/>
-            <w:shd w:fill="F8FAFC"/>
-            <w:tcMar>
-              <w:top w:w="100" w:type="dxa"/>
-              <w:bottom w:w="100" w:type="dxa"/>
-              <w:left w:w="120" w:type="dxa"/>
-              <w:right w:w="120" w:type="dxa"/>
-            </w:tcMar>
-            <w:tcBorders>
-              <w:top w:val="single" w:sz="4" w:space="0" w:color="CCCCCC"/>
-              <w:bottom w:val="single" w:sz="4" w:space="0" w:color="CCCCCC"/>
-              <w:left w:val="single" w:sz="4" w:space="0" w:color="CCCCCC"/>
-              <w:right w:val="single" w:sz="4" w:space="0" w:color="CCCCCC"/>
-            </w:tcBorders>
-          </w:tcPr>
-          <w:p>
-            <w:pPr>
-              <w:spacing w:before="60" w:after="60" w:line="252" w:lineRule="auto"/>
-              <w:jc w:val="left"/>
-            </w:pPr>
-            <w:r/>
-            <w:r>
-              <w:t>644.00</w:t>
-            </w:r>
-          </w:p>
-        </w:tc>
-        <w:tc>
-          <w:tcPr>
-            <w:tcW w:type="dxa" w:w="1728"/>
-            <w:shd w:fill="F8FAFC"/>
-            <w:tcMar>
-              <w:top w:w="100" w:type="dxa"/>
-              <w:bottom w:w="100" w:type="dxa"/>
-              <w:left w:w="120" w:type="dxa"/>
-              <w:right w:w="120" w:type="dxa"/>
-            </w:tcMar>
-            <w:tcBorders>
-              <w:top w:val="single" w:sz="4" w:space="0" w:color="CCCCCC"/>
-              <w:bottom w:val="single" w:sz="4" w:space="0" w:color="CCCCCC"/>
-              <w:left w:val="single" w:sz="4" w:space="0" w:color="CCCCCC"/>
-              <w:right w:val="single" w:sz="4" w:space="0" w:color="CCCCCC"/>
-            </w:tcBorders>
-          </w:tcPr>
-          <w:p>
-            <w:pPr>
-              <w:spacing w:before="60" w:after="60" w:line="252" w:lineRule="auto"/>
-              <w:jc w:val="left"/>
-            </w:pPr>
-            <w:r/>
-            <w:r>
-              <w:rPr>
-                <w:b/>
-              </w:rPr>
-              <w:t>652.00</w:t>
-            </w:r>
-          </w:p>
-        </w:tc>
-        <w:tc>
-          <w:tcPr>
-            <w:tcW w:type="dxa" w:w="3456"/>
-            <w:shd w:fill="F8FAFC"/>
-            <w:tcMar>
-              <w:top w:w="100" w:type="dxa"/>
-              <w:bottom w:w="100" w:type="dxa"/>
-              <w:left w:w="120" w:type="dxa"/>
-              <w:right w:w="120" w:type="dxa"/>
-            </w:tcMar>
-            <w:tcBorders>
-              <w:top w:val="single" w:sz="4" w:space="0" w:color="CCCCCC"/>
-              <w:bottom w:val="single" w:sz="4" w:space="0" w:color="CCCCCC"/>
-              <w:left w:val="single" w:sz="4" w:space="0" w:color="CCCCCC"/>
-              <w:right w:val="single" w:sz="4" w:space="0" w:color="CCCCCC"/>
-            </w:tcBorders>
-          </w:tcPr>
-          <w:p>
-            <w:pPr>
-              <w:spacing w:before="60" w:after="60" w:line="252" w:lineRule="auto"/>
-              <w:jc w:val="left"/>
-            </w:pPr>
-            <w:r/>
-            <w:r>
-              <w:rPr>
-                <w:b/>
-              </w:rPr>
-              <w:t>+0.75</w:t>
-            </w:r>
-          </w:p>
-        </w:tc>
-        <w:tc>
-          <w:tcPr>
-            <w:tcW w:type="dxa" w:w="1440"/>
-            <w:shd w:fill="F8FAFC"/>
-            <w:tcMar>
-              <w:top w:w="100" w:type="dxa"/>
-              <w:bottom w:w="100" w:type="dxa"/>
-              <w:left w:w="120" w:type="dxa"/>
-              <w:right w:w="120" w:type="dxa"/>
-            </w:tcMar>
-            <w:tcBorders>
-              <w:top w:val="single" w:sz="4" w:space="0" w:color="CCCCCC"/>
-              <w:bottom w:val="single" w:sz="4" w:space="0" w:color="CCCCCC"/>
-              <w:left w:val="single" w:sz="4" w:space="0" w:color="CCCCCC"/>
-              <w:right w:val="single" w:sz="4" w:space="0" w:color="CCCCCC"/>
-            </w:tcBorders>
-          </w:tcPr>
-          <w:p>
-            <w:pPr>
-              <w:spacing w:before="60" w:after="60" w:line="252" w:lineRule="auto"/>
-              <w:jc w:val="left"/>
-            </w:pPr>
-            <w:r/>
-            <w:r>
-              <w:t>BULL</w:t>
-            </w:r>
-          </w:p>
-        </w:tc>
-      </w:tr>
-      <w:tr>
-        <w:tc>
-          <w:tcPr>
-            <w:tcW w:type="dxa" w:w="1584"/>
-            <w:shd w:fill="FFFFFF"/>
-            <w:tcMar>
-              <w:top w:w="100" w:type="dxa"/>
-              <w:bottom w:w="100" w:type="dxa"/>
-              <w:left w:w="120" w:type="dxa"/>
-              <w:right w:w="120" w:type="dxa"/>
-            </w:tcMar>
-            <w:tcBorders>
-              <w:top w:val="single" w:sz="4" w:space="0" w:color="CCCCCC"/>
-              <w:bottom w:val="single" w:sz="4" w:space="0" w:color="CCCCCC"/>
-              <w:left w:val="single" w:sz="4" w:space="0" w:color="CCCCCC"/>
-              <w:right w:val="single" w:sz="4" w:space="0" w:color="CCCCCC"/>
-            </w:tcBorders>
-          </w:tcPr>
-          <w:p>
-            <w:pPr>
-              <w:spacing w:before="60" w:after="60" w:line="252" w:lineRule="auto"/>
-              <w:jc w:val="left"/>
-            </w:pPr>
-            <w:r/>
-            <w:r>
-              <w:rPr>
-                <w:b/>
-              </w:rPr>
-              <w:t>Thu 06/08</w:t>
-            </w:r>
-          </w:p>
-        </w:tc>
-        <w:tc>
-          <w:tcPr>
-            <w:tcW w:type="dxa" w:w="864"/>
-            <w:shd w:fill="FFFFFF"/>
-            <w:tcMar>
-              <w:top w:w="100" w:type="dxa"/>
-              <w:bottom w:w="100" w:type="dxa"/>
-              <w:left w:w="120" w:type="dxa"/>
-              <w:right w:w="120" w:type="dxa"/>
-            </w:tcMar>
-            <w:tcBorders>
-              <w:top w:val="single" w:sz="4" w:space="0" w:color="CCCCCC"/>
-              <w:bottom w:val="single" w:sz="4" w:space="0" w:color="CCCCCC"/>
-              <w:left w:val="single" w:sz="4" w:space="0" w:color="CCCCCC"/>
-              <w:right w:val="single" w:sz="4" w:space="0" w:color="CCCCCC"/>
-            </w:tcBorders>
-          </w:tcPr>
-          <w:p>
-            <w:pPr>
-              <w:spacing w:before="60" w:after="60" w:line="252" w:lineRule="auto"/>
-              <w:jc w:val="left"/>
-            </w:pPr>
-            <w:r/>
-            <w:r>
-              <w:t>Pre-NY 19-21</w:t>
-            </w:r>
-          </w:p>
-        </w:tc>
-        <w:tc>
-          <w:tcPr>
-            <w:tcW w:type="dxa" w:w="1440"/>
-            <w:shd w:fill="FFFFFF"/>
-            <w:tcMar>
-              <w:top w:w="100" w:type="dxa"/>
-              <w:bottom w:w="100" w:type="dxa"/>
-              <w:left w:w="120" w:type="dxa"/>
-              <w:right w:w="120" w:type="dxa"/>
-            </w:tcMar>
-            <w:tcBorders>
-              <w:top w:val="single" w:sz="4" w:space="0" w:color="CCCCCC"/>
-              <w:bottom w:val="single" w:sz="4" w:space="0" w:color="CCCCCC"/>
-              <w:left w:val="single" w:sz="4" w:space="0" w:color="CCCCCC"/>
-              <w:right w:val="single" w:sz="4" w:space="0" w:color="CCCCCC"/>
-            </w:tcBorders>
-          </w:tcPr>
-          <w:p>
-            <w:pPr>
-              <w:spacing w:before="60" w:after="60" w:line="252" w:lineRule="auto"/>
-              <w:jc w:val="left"/>
-            </w:pPr>
-            <w:r/>
-            <w:r>
-              <w:t>652.00</w:t>
-            </w:r>
-          </w:p>
-        </w:tc>
-        <w:tc>
-          <w:tcPr>
-            <w:tcW w:type="dxa" w:w="2016"/>
-            <w:shd w:fill="FFFFFF"/>
-            <w:tcMar>
-              <w:top w:w="100" w:type="dxa"/>
-              <w:bottom w:w="100" w:type="dxa"/>
-              <w:left w:w="120" w:type="dxa"/>
-              <w:right w:w="120" w:type="dxa"/>
-            </w:tcMar>
-            <w:tcBorders>
-              <w:top w:val="single" w:sz="4" w:space="0" w:color="CCCCCC"/>
-              <w:bottom w:val="single" w:sz="4" w:space="0" w:color="CCCCCC"/>
-              <w:left w:val="single" w:sz="4" w:space="0" w:color="CCCCCC"/>
-              <w:right w:val="single" w:sz="4" w:space="0" w:color="CCCCCC"/>
-            </w:tcBorders>
-          </w:tcPr>
-          <w:p>
-            <w:pPr>
-              <w:spacing w:before="60" w:after="60" w:line="252" w:lineRule="auto"/>
-              <w:jc w:val="left"/>
-            </w:pPr>
-            <w:r/>
-            <w:r>
-              <w:t>658.50</w:t>
-            </w:r>
-          </w:p>
-        </w:tc>
-        <w:tc>
-          <w:tcPr>
-            <w:tcW w:type="dxa" w:w="1152"/>
-            <w:shd w:fill="FFFFFF"/>
-            <w:tcMar>
-              <w:top w:w="100" w:type="dxa"/>
-              <w:bottom w:w="100" w:type="dxa"/>
-              <w:left w:w="120" w:type="dxa"/>
-              <w:right w:w="120" w:type="dxa"/>
-            </w:tcMar>
-            <w:tcBorders>
-              <w:top w:val="single" w:sz="4" w:space="0" w:color="CCCCCC"/>
-              <w:bottom w:val="single" w:sz="4" w:space="0" w:color="CCCCCC"/>
-              <w:left w:val="single" w:sz="4" w:space="0" w:color="CCCCCC"/>
-              <w:right w:val="single" w:sz="4" w:space="0" w:color="CCCCCC"/>
-            </w:tcBorders>
-          </w:tcPr>
-          <w:p>
-            <w:pPr>
-              <w:spacing w:before="60" w:after="60" w:line="252" w:lineRule="auto"/>
-              <w:jc w:val="left"/>
-            </w:pPr>
-            <w:r/>
-            <w:r>
-              <w:t>643.50</w:t>
-            </w:r>
-          </w:p>
-        </w:tc>
-        <w:tc>
-          <w:tcPr>
-            <w:tcW w:type="dxa" w:w="1728"/>
-            <w:shd w:fill="FFFFFF"/>
-            <w:tcMar>
-              <w:top w:w="100" w:type="dxa"/>
-              <w:bottom w:w="100" w:type="dxa"/>
-              <w:left w:w="120" w:type="dxa"/>
-              <w:right w:w="120" w:type="dxa"/>
-            </w:tcMar>
-            <w:tcBorders>
-              <w:top w:val="single" w:sz="4" w:space="0" w:color="CCCCCC"/>
-              <w:bottom w:val="single" w:sz="4" w:space="0" w:color="CCCCCC"/>
-              <w:left w:val="single" w:sz="4" w:space="0" w:color="CCCCCC"/>
-              <w:right w:val="single" w:sz="4" w:space="0" w:color="CCCCCC"/>
-            </w:tcBorders>
-          </w:tcPr>
-          <w:p>
-            <w:pPr>
-              <w:spacing w:before="60" w:after="60" w:line="252" w:lineRule="auto"/>
-              <w:jc w:val="left"/>
-            </w:pPr>
-            <w:r/>
-            <w:r>
-              <w:rPr>
-                <w:b/>
-              </w:rPr>
-              <w:t>652.50</w:t>
-            </w:r>
-          </w:p>
-        </w:tc>
-        <w:tc>
-          <w:tcPr>
-            <w:tcW w:type="dxa" w:w="3456"/>
-            <w:shd w:fill="FFFFFF"/>
-            <w:tcMar>
-              <w:top w:w="100" w:type="dxa"/>
-              <w:bottom w:w="100" w:type="dxa"/>
-              <w:left w:w="120" w:type="dxa"/>
-              <w:right w:w="120" w:type="dxa"/>
-            </w:tcMar>
-            <w:tcBorders>
-              <w:top w:val="single" w:sz="4" w:space="0" w:color="CCCCCC"/>
-              <w:bottom w:val="single" w:sz="4" w:space="0" w:color="CCCCCC"/>
-              <w:left w:val="single" w:sz="4" w:space="0" w:color="CCCCCC"/>
-              <w:right w:val="single" w:sz="4" w:space="0" w:color="CCCCCC"/>
-            </w:tcBorders>
-          </w:tcPr>
-          <w:p>
-            <w:pPr>
-              <w:spacing w:before="60" w:after="60" w:line="252" w:lineRule="auto"/>
-              <w:jc w:val="left"/>
-            </w:pPr>
-            <w:r/>
-            <w:r>
-              <w:rPr>
-                <w:b/>
-              </w:rPr>
-              <w:t>+0.50</w:t>
-            </w:r>
-          </w:p>
-        </w:tc>
-        <w:tc>
-          <w:tcPr>
-            <w:tcW w:type="dxa" w:w="1440"/>
-            <w:shd w:fill="FFFFFF"/>
-            <w:tcMar>
-              <w:top w:w="100" w:type="dxa"/>
-              <w:bottom w:w="100" w:type="dxa"/>
-              <w:left w:w="120" w:type="dxa"/>
-              <w:right w:w="120" w:type="dxa"/>
-            </w:tcMar>
-            <w:tcBorders>
-              <w:top w:val="single" w:sz="4" w:space="0" w:color="CCCCCC"/>
-              <w:bottom w:val="single" w:sz="4" w:space="0" w:color="CCCCCC"/>
-              <w:left w:val="single" w:sz="4" w:space="0" w:color="CCCCCC"/>
-              <w:right w:val="single" w:sz="4" w:space="0" w:color="CCCCCC"/>
-            </w:tcBorders>
-          </w:tcPr>
-          <w:p>
-            <w:pPr>
-              <w:spacing w:before="60" w:after="60" w:line="252" w:lineRule="auto"/>
-              <w:jc w:val="left"/>
-            </w:pPr>
-            <w:r/>
-            <w:r>
-              <w:t>BULL</w:t>
-            </w:r>
-          </w:p>
-        </w:tc>
-      </w:tr>
-      <w:tr>
-        <w:tc>
-          <w:tcPr>
-            <w:tcW w:type="dxa" w:w="1584"/>
-            <w:shd w:fill="F8FAFC"/>
-            <w:tcMar>
-              <w:top w:w="100" w:type="dxa"/>
-              <w:bottom w:w="100" w:type="dxa"/>
-              <w:left w:w="120" w:type="dxa"/>
-              <w:right w:w="120" w:type="dxa"/>
-            </w:tcMar>
-            <w:tcBorders>
-              <w:top w:val="single" w:sz="4" w:space="0" w:color="CCCCCC"/>
-              <w:bottom w:val="single" w:sz="4" w:space="0" w:color="CCCCCC"/>
-              <w:left w:val="single" w:sz="4" w:space="0" w:color="CCCCCC"/>
-              <w:right w:val="single" w:sz="4" w:space="0" w:color="CCCCCC"/>
-            </w:tcBorders>
-          </w:tcPr>
-          <w:p>
-            <w:pPr>
-              <w:spacing w:before="60" w:after="60" w:line="252" w:lineRule="auto"/>
-              <w:jc w:val="left"/>
-            </w:pPr>
-            <w:r/>
-            <w:r>
-              <w:rPr>
-                <w:b/>
-              </w:rPr>
-              <w:t>Thu 06/08</w:t>
-            </w:r>
-          </w:p>
-        </w:tc>
-        <w:tc>
-          <w:tcPr>
-            <w:tcW w:type="dxa" w:w="864"/>
-            <w:shd w:fill="F8FAFC"/>
-            <w:tcMar>
-              <w:top w:w="100" w:type="dxa"/>
-              <w:bottom w:w="100" w:type="dxa"/>
-              <w:left w:w="120" w:type="dxa"/>
-              <w:right w:w="120" w:type="dxa"/>
-            </w:tcMar>
-            <w:tcBorders>
-              <w:top w:val="single" w:sz="4" w:space="0" w:color="CCCCCC"/>
-              <w:bottom w:val="single" w:sz="4" w:space="0" w:color="CCCCCC"/>
-              <w:left w:val="single" w:sz="4" w:space="0" w:color="CCCCCC"/>
-              <w:right w:val="single" w:sz="4" w:space="0" w:color="CCCCCC"/>
-            </w:tcBorders>
-          </w:tcPr>
-          <w:p>
-            <w:pPr>
-              <w:spacing w:before="60" w:after="60" w:line="252" w:lineRule="auto"/>
-              <w:jc w:val="left"/>
-            </w:pPr>
-            <w:r/>
-            <w:r>
-              <w:t>NY Open 21-23</w:t>
-            </w:r>
-          </w:p>
-        </w:tc>
-        <w:tc>
-          <w:tcPr>
-            <w:tcW w:type="dxa" w:w="1440"/>
-            <w:shd w:fill="F8FAFC"/>
-            <w:tcMar>
-              <w:top w:w="100" w:type="dxa"/>
-              <w:bottom w:w="100" w:type="dxa"/>
-              <w:left w:w="120" w:type="dxa"/>
-              <w:right w:w="120" w:type="dxa"/>
-            </w:tcMar>
-            <w:tcBorders>
-              <w:top w:val="single" w:sz="4" w:space="0" w:color="CCCCCC"/>
-              <w:bottom w:val="single" w:sz="4" w:space="0" w:color="CCCCCC"/>
-              <w:left w:val="single" w:sz="4" w:space="0" w:color="CCCCCC"/>
-              <w:right w:val="single" w:sz="4" w:space="0" w:color="CCCCCC"/>
-            </w:tcBorders>
-          </w:tcPr>
-          <w:p>
-            <w:pPr>
-              <w:spacing w:before="60" w:after="60" w:line="252" w:lineRule="auto"/>
-              <w:jc w:val="left"/>
-            </w:pPr>
-            <w:r/>
-            <w:r>
-              <w:t>652.50</w:t>
-            </w:r>
-          </w:p>
-        </w:tc>
-        <w:tc>
-          <w:tcPr>
-            <w:tcW w:type="dxa" w:w="2016"/>
-            <w:shd w:fill="F8FAFC"/>
-            <w:tcMar>
-              <w:top w:w="100" w:type="dxa"/>
-              <w:bottom w:w="100" w:type="dxa"/>
-              <w:left w:w="120" w:type="dxa"/>
-              <w:right w:w="120" w:type="dxa"/>
-            </w:tcMar>
-            <w:tcBorders>
-              <w:top w:val="single" w:sz="4" w:space="0" w:color="CCCCCC"/>
-              <w:bottom w:val="single" w:sz="4" w:space="0" w:color="CCCCCC"/>
-              <w:left w:val="single" w:sz="4" w:space="0" w:color="CCCCCC"/>
-              <w:right w:val="single" w:sz="4" w:space="0" w:color="CCCCCC"/>
-            </w:tcBorders>
-          </w:tcPr>
-          <w:p>
-            <w:pPr>
-              <w:spacing w:before="60" w:after="60" w:line="252" w:lineRule="auto"/>
-              <w:jc w:val="left"/>
-            </w:pPr>
-            <w:r/>
-            <w:r>
-              <w:t>663.50</w:t>
-            </w:r>
-          </w:p>
-        </w:tc>
-        <w:tc>
-          <w:tcPr>
-            <w:tcW w:type="dxa" w:w="1152"/>
-            <w:shd w:fill="F8FAFC"/>
-            <w:tcMar>
-              <w:top w:w="100" w:type="dxa"/>
-              <w:bottom w:w="100" w:type="dxa"/>
-              <w:left w:w="120" w:type="dxa"/>
-              <w:right w:w="120" w:type="dxa"/>
-            </w:tcMar>
-            <w:tcBorders>
-              <w:top w:val="single" w:sz="4" w:space="0" w:color="CCCCCC"/>
-              <w:bottom w:val="single" w:sz="4" w:space="0" w:color="CCCCCC"/>
-              <w:left w:val="single" w:sz="4" w:space="0" w:color="CCCCCC"/>
-              <w:right w:val="single" w:sz="4" w:space="0" w:color="CCCCCC"/>
-            </w:tcBorders>
-          </w:tcPr>
-          <w:p>
-            <w:pPr>
-              <w:spacing w:before="60" w:after="60" w:line="252" w:lineRule="auto"/>
-              <w:jc w:val="left"/>
-            </w:pPr>
-            <w:r/>
-            <w:r>
-              <w:t>640.75</w:t>
-            </w:r>
-          </w:p>
-        </w:tc>
-        <w:tc>
-          <w:tcPr>
-            <w:tcW w:type="dxa" w:w="1728"/>
-            <w:shd w:fill="F8FAFC"/>
-            <w:tcMar>
-              <w:top w:w="100" w:type="dxa"/>
-              <w:bottom w:w="100" w:type="dxa"/>
-              <w:left w:w="120" w:type="dxa"/>
-              <w:right w:w="120" w:type="dxa"/>
-            </w:tcMar>
-            <w:tcBorders>
-              <w:top w:val="single" w:sz="4" w:space="0" w:color="CCCCCC"/>
-              <w:bottom w:val="single" w:sz="4" w:space="0" w:color="CCCCCC"/>
-              <w:left w:val="single" w:sz="4" w:space="0" w:color="CCCCCC"/>
-              <w:right w:val="single" w:sz="4" w:space="0" w:color="CCCCCC"/>
-            </w:tcBorders>
-          </w:tcPr>
-          <w:p>
-            <w:pPr>
-              <w:spacing w:before="60" w:after="60" w:line="252" w:lineRule="auto"/>
-              <w:jc w:val="left"/>
-            </w:pPr>
-            <w:r/>
-            <w:r>
-              <w:rPr>
-                <w:b/>
-              </w:rPr>
-              <w:t>656.00</w:t>
-            </w:r>
-          </w:p>
-        </w:tc>
-        <w:tc>
-          <w:tcPr>
-            <w:tcW w:type="dxa" w:w="3456"/>
-            <w:shd w:fill="F8FAFC"/>
-            <w:tcMar>
-              <w:top w:w="100" w:type="dxa"/>
-              <w:bottom w:w="100" w:type="dxa"/>
-              <w:left w:w="120" w:type="dxa"/>
-              <w:right w:w="120" w:type="dxa"/>
-            </w:tcMar>
-            <w:tcBorders>
-              <w:top w:val="single" w:sz="4" w:space="0" w:color="CCCCCC"/>
-              <w:bottom w:val="single" w:sz="4" w:space="0" w:color="CCCCCC"/>
-              <w:left w:val="single" w:sz="4" w:space="0" w:color="CCCCCC"/>
-              <w:right w:val="single" w:sz="4" w:space="0" w:color="CCCCCC"/>
-            </w:tcBorders>
-          </w:tcPr>
-          <w:p>
-            <w:pPr>
-              <w:spacing w:before="60" w:after="60" w:line="252" w:lineRule="auto"/>
-              <w:jc w:val="left"/>
-            </w:pPr>
-            <w:r/>
-            <w:r>
-              <w:rPr>
-                <w:b/>
-              </w:rPr>
-              <w:t>+3.50</w:t>
-            </w:r>
-          </w:p>
-        </w:tc>
-        <w:tc>
-          <w:tcPr>
-            <w:tcW w:type="dxa" w:w="1440"/>
-            <w:shd w:fill="F8FAFC"/>
-            <w:tcMar>
-              <w:top w:w="100" w:type="dxa"/>
-              <w:bottom w:w="100" w:type="dxa"/>
-              <w:left w:w="120" w:type="dxa"/>
-              <w:right w:w="120" w:type="dxa"/>
-            </w:tcMar>
-            <w:tcBorders>
-              <w:top w:val="single" w:sz="4" w:space="0" w:color="CCCCCC"/>
-              <w:bottom w:val="single" w:sz="4" w:space="0" w:color="CCCCCC"/>
-              <w:left w:val="single" w:sz="4" w:space="0" w:color="CCCCCC"/>
-              <w:right w:val="single" w:sz="4" w:space="0" w:color="CCCCCC"/>
-            </w:tcBorders>
-          </w:tcPr>
-          <w:p>
-            <w:pPr>
-              <w:spacing w:before="60" w:after="60" w:line="252" w:lineRule="auto"/>
-              <w:jc w:val="left"/>
-            </w:pPr>
-            <w:r/>
-            <w:r>
-              <w:t>BULL</w:t>
-            </w:r>
-          </w:p>
-        </w:tc>
-      </w:tr>
-      <w:tr>
-        <w:tc>
-          <w:tcPr>
-            <w:tcW w:type="dxa" w:w="1584"/>
-            <w:shd w:fill="FFFFFF"/>
-            <w:tcMar>
-              <w:top w:w="100" w:type="dxa"/>
-              <w:bottom w:w="100" w:type="dxa"/>
-              <w:left w:w="120" w:type="dxa"/>
-              <w:right w:w="120" w:type="dxa"/>
-            </w:tcMar>
-            <w:tcBorders>
-              <w:top w:val="single" w:sz="4" w:space="0" w:color="CCCCCC"/>
-              <w:bottom w:val="single" w:sz="4" w:space="0" w:color="CCCCCC"/>
-              <w:left w:val="single" w:sz="4" w:space="0" w:color="CCCCCC"/>
-              <w:right w:val="single" w:sz="4" w:space="0" w:color="CCCCCC"/>
-            </w:tcBorders>
-          </w:tcPr>
-          <w:p>
-            <w:pPr>
-              <w:spacing w:before="60" w:after="60" w:line="252" w:lineRule="auto"/>
-              <w:jc w:val="left"/>
-            </w:pPr>
-            <w:r/>
-            <w:r>
-              <w:rPr>
-                <w:b/>
-              </w:rPr>
-              <w:t>Thu 06/08</w:t>
-            </w:r>
-          </w:p>
-        </w:tc>
-        <w:tc>
-          <w:tcPr>
-            <w:tcW w:type="dxa" w:w="864"/>
-            <w:shd w:fill="FFFFFF"/>
-            <w:tcMar>
-              <w:top w:w="100" w:type="dxa"/>
-              <w:bottom w:w="100" w:type="dxa"/>
-              <w:left w:w="120" w:type="dxa"/>
-              <w:right w:w="120" w:type="dxa"/>
-            </w:tcMar>
-            <w:tcBorders>
-              <w:top w:val="single" w:sz="4" w:space="0" w:color="CCCCCC"/>
-              <w:bottom w:val="single" w:sz="4" w:space="0" w:color="CCCCCC"/>
-              <w:left w:val="single" w:sz="4" w:space="0" w:color="CCCCCC"/>
-              <w:right w:val="single" w:sz="4" w:space="0" w:color="CCCCCC"/>
-            </w:tcBorders>
-          </w:tcPr>
-          <w:p>
-            <w:pPr>
-              <w:spacing w:before="60" w:after="60" w:line="252" w:lineRule="auto"/>
-              <w:jc w:val="left"/>
-            </w:pPr>
-            <w:r/>
-            <w:r>
-              <w:t>NY Close 23-01</w:t>
-            </w:r>
-          </w:p>
-        </w:tc>
-        <w:tc>
-          <w:tcPr>
-            <w:tcW w:type="dxa" w:w="1440"/>
-            <w:shd w:fill="FFFFFF"/>
-            <w:tcMar>
-              <w:top w:w="100" w:type="dxa"/>
-              <w:bottom w:w="100" w:type="dxa"/>
-              <w:left w:w="120" w:type="dxa"/>
-              <w:right w:w="120" w:type="dxa"/>
-            </w:tcMar>
-            <w:tcBorders>
-              <w:top w:val="single" w:sz="4" w:space="0" w:color="CCCCCC"/>
-              <w:bottom w:val="single" w:sz="4" w:space="0" w:color="CCCCCC"/>
-              <w:left w:val="single" w:sz="4" w:space="0" w:color="CCCCCC"/>
-              <w:right w:val="single" w:sz="4" w:space="0" w:color="CCCCCC"/>
-            </w:tcBorders>
-          </w:tcPr>
-          <w:p>
-            <w:pPr>
-              <w:spacing w:before="60" w:after="60" w:line="252" w:lineRule="auto"/>
-              <w:jc w:val="left"/>
-            </w:pPr>
-            <w:r/>
-            <w:r>
-              <w:t>656.00</w:t>
-            </w:r>
-          </w:p>
-        </w:tc>
-        <w:tc>
-          <w:tcPr>
-            <w:tcW w:type="dxa" w:w="2016"/>
-            <w:shd w:fill="FFFFFF"/>
-            <w:tcMar>
-              <w:top w:w="100" w:type="dxa"/>
-              <w:bottom w:w="100" w:type="dxa"/>
-              <w:left w:w="120" w:type="dxa"/>
-              <w:right w:w="120" w:type="dxa"/>
-            </w:tcMar>
-            <w:tcBorders>
-              <w:top w:val="single" w:sz="4" w:space="0" w:color="CCCCCC"/>
-              <w:bottom w:val="single" w:sz="4" w:space="0" w:color="CCCCCC"/>
-              <w:left w:val="single" w:sz="4" w:space="0" w:color="CCCCCC"/>
-              <w:right w:val="single" w:sz="4" w:space="0" w:color="CCCCCC"/>
-            </w:tcBorders>
-          </w:tcPr>
-          <w:p>
-            <w:pPr>
-              <w:spacing w:before="60" w:after="60" w:line="252" w:lineRule="auto"/>
-              <w:jc w:val="left"/>
-            </w:pPr>
-            <w:r/>
-            <w:r>
-              <w:t>661.50</w:t>
-            </w:r>
-          </w:p>
-        </w:tc>
-        <w:tc>
-          <w:tcPr>
-            <w:tcW w:type="dxa" w:w="1152"/>
-            <w:shd w:fill="FFFFFF"/>
-            <w:tcMar>
-              <w:top w:w="100" w:type="dxa"/>
-              <w:bottom w:w="100" w:type="dxa"/>
-              <w:left w:w="120" w:type="dxa"/>
-              <w:right w:w="120" w:type="dxa"/>
-            </w:tcMar>
-            <w:tcBorders>
-              <w:top w:val="single" w:sz="4" w:space="0" w:color="CCCCCC"/>
-              <w:bottom w:val="single" w:sz="4" w:space="0" w:color="CCCCCC"/>
-              <w:left w:val="single" w:sz="4" w:space="0" w:color="CCCCCC"/>
-              <w:right w:val="single" w:sz="4" w:space="0" w:color="CCCCCC"/>
-            </w:tcBorders>
-          </w:tcPr>
-          <w:p>
-            <w:pPr>
-              <w:spacing w:before="60" w:after="60" w:line="252" w:lineRule="auto"/>
-              <w:jc w:val="left"/>
-            </w:pPr>
-            <w:r/>
-            <w:r>
-              <w:t>648.25</w:t>
             </w:r>
           </w:p>
         </w:tc>
@@ -29841,1416 +31251,6 @@
                 <w:b/>
               </w:rPr>
               <w:t>656.75</w:t>
-            </w:r>
-          </w:p>
-        </w:tc>
-        <w:tc>
-          <w:tcPr>
-            <w:tcW w:type="dxa" w:w="3456"/>
-            <w:shd w:fill="FFFFFF"/>
-            <w:tcMar>
-              <w:top w:w="100" w:type="dxa"/>
-              <w:bottom w:w="100" w:type="dxa"/>
-              <w:left w:w="120" w:type="dxa"/>
-              <w:right w:w="120" w:type="dxa"/>
-            </w:tcMar>
-            <w:tcBorders>
-              <w:top w:val="single" w:sz="4" w:space="0" w:color="CCCCCC"/>
-              <w:bottom w:val="single" w:sz="4" w:space="0" w:color="CCCCCC"/>
-              <w:left w:val="single" w:sz="4" w:space="0" w:color="CCCCCC"/>
-              <w:right w:val="single" w:sz="4" w:space="0" w:color="CCCCCC"/>
-            </w:tcBorders>
-          </w:tcPr>
-          <w:p>
-            <w:pPr>
-              <w:spacing w:before="60" w:after="60" w:line="252" w:lineRule="auto"/>
-              <w:jc w:val="left"/>
-            </w:pPr>
-            <w:r/>
-            <w:r>
-              <w:rPr>
-                <w:b/>
-              </w:rPr>
-              <w:t>+0.75</w:t>
-            </w:r>
-          </w:p>
-        </w:tc>
-        <w:tc>
-          <w:tcPr>
-            <w:tcW w:type="dxa" w:w="1440"/>
-            <w:shd w:fill="FFFFFF"/>
-            <w:tcMar>
-              <w:top w:w="100" w:type="dxa"/>
-              <w:bottom w:w="100" w:type="dxa"/>
-              <w:left w:w="120" w:type="dxa"/>
-              <w:right w:w="120" w:type="dxa"/>
-            </w:tcMar>
-            <w:tcBorders>
-              <w:top w:val="single" w:sz="4" w:space="0" w:color="CCCCCC"/>
-              <w:bottom w:val="single" w:sz="4" w:space="0" w:color="CCCCCC"/>
-              <w:left w:val="single" w:sz="4" w:space="0" w:color="CCCCCC"/>
-              <w:right w:val="single" w:sz="4" w:space="0" w:color="CCCCCC"/>
-            </w:tcBorders>
-          </w:tcPr>
-          <w:p>
-            <w:pPr>
-              <w:spacing w:before="60" w:after="60" w:line="252" w:lineRule="auto"/>
-              <w:jc w:val="left"/>
-            </w:pPr>
-            <w:r/>
-            <w:r>
-              <w:t>BULL</w:t>
-            </w:r>
-          </w:p>
-        </w:tc>
-      </w:tr>
-      <w:tr>
-        <w:tc>
-          <w:tcPr>
-            <w:tcW w:type="dxa" w:w="1584"/>
-            <w:shd w:fill="F8FAFC"/>
-            <w:tcMar>
-              <w:top w:w="100" w:type="dxa"/>
-              <w:bottom w:w="100" w:type="dxa"/>
-              <w:left w:w="120" w:type="dxa"/>
-              <w:right w:w="120" w:type="dxa"/>
-            </w:tcMar>
-            <w:tcBorders>
-              <w:top w:val="single" w:sz="4" w:space="0" w:color="CCCCCC"/>
-              <w:bottom w:val="single" w:sz="4" w:space="0" w:color="CCCCCC"/>
-              <w:left w:val="single" w:sz="4" w:space="0" w:color="CCCCCC"/>
-              <w:right w:val="single" w:sz="4" w:space="0" w:color="CCCCCC"/>
-            </w:tcBorders>
-          </w:tcPr>
-          <w:p>
-            <w:pPr>
-              <w:spacing w:before="60" w:after="60" w:line="252" w:lineRule="auto"/>
-              <w:jc w:val="left"/>
-            </w:pPr>
-            <w:r/>
-            <w:r>
-              <w:rPr>
-                <w:b/>
-              </w:rPr>
-              <w:t>Fri 07/08</w:t>
-            </w:r>
-          </w:p>
-        </w:tc>
-        <w:tc>
-          <w:tcPr>
-            <w:tcW w:type="dxa" w:w="864"/>
-            <w:shd w:fill="F8FAFC"/>
-            <w:tcMar>
-              <w:top w:w="100" w:type="dxa"/>
-              <w:bottom w:w="100" w:type="dxa"/>
-              <w:left w:w="120" w:type="dxa"/>
-              <w:right w:w="120" w:type="dxa"/>
-            </w:tcMar>
-            <w:tcBorders>
-              <w:top w:val="single" w:sz="4" w:space="0" w:color="CCCCCC"/>
-              <w:bottom w:val="single" w:sz="4" w:space="0" w:color="CCCCCC"/>
-              <w:left w:val="single" w:sz="4" w:space="0" w:color="CCCCCC"/>
-              <w:right w:val="single" w:sz="4" w:space="0" w:color="CCCCCC"/>
-            </w:tcBorders>
-          </w:tcPr>
-          <w:p>
-            <w:pPr>
-              <w:spacing w:before="60" w:after="60" w:line="252" w:lineRule="auto"/>
-              <w:jc w:val="left"/>
-            </w:pPr>
-            <w:r/>
-            <w:r>
-              <w:t>Asia 07-11</w:t>
-            </w:r>
-          </w:p>
-        </w:tc>
-        <w:tc>
-          <w:tcPr>
-            <w:tcW w:type="dxa" w:w="1440"/>
-            <w:shd w:fill="F8FAFC"/>
-            <w:tcMar>
-              <w:top w:w="100" w:type="dxa"/>
-              <w:bottom w:w="100" w:type="dxa"/>
-              <w:left w:w="120" w:type="dxa"/>
-              <w:right w:w="120" w:type="dxa"/>
-            </w:tcMar>
-            <w:tcBorders>
-              <w:top w:val="single" w:sz="4" w:space="0" w:color="CCCCCC"/>
-              <w:bottom w:val="single" w:sz="4" w:space="0" w:color="CCCCCC"/>
-              <w:left w:val="single" w:sz="4" w:space="0" w:color="CCCCCC"/>
-              <w:right w:val="single" w:sz="4" w:space="0" w:color="CCCCCC"/>
-            </w:tcBorders>
-          </w:tcPr>
-          <w:p>
-            <w:pPr>
-              <w:spacing w:before="60" w:after="60" w:line="252" w:lineRule="auto"/>
-              <w:jc w:val="left"/>
-            </w:pPr>
-            <w:r/>
-            <w:r>
-              <w:t>656.75</w:t>
-            </w:r>
-          </w:p>
-        </w:tc>
-        <w:tc>
-          <w:tcPr>
-            <w:tcW w:type="dxa" w:w="2016"/>
-            <w:shd w:fill="F8FAFC"/>
-            <w:tcMar>
-              <w:top w:w="100" w:type="dxa"/>
-              <w:bottom w:w="100" w:type="dxa"/>
-              <w:left w:w="120" w:type="dxa"/>
-              <w:right w:w="120" w:type="dxa"/>
-            </w:tcMar>
-            <w:tcBorders>
-              <w:top w:val="single" w:sz="4" w:space="0" w:color="CCCCCC"/>
-              <w:bottom w:val="single" w:sz="4" w:space="0" w:color="CCCCCC"/>
-              <w:left w:val="single" w:sz="4" w:space="0" w:color="CCCCCC"/>
-              <w:right w:val="single" w:sz="4" w:space="0" w:color="CCCCCC"/>
-            </w:tcBorders>
-          </w:tcPr>
-          <w:p>
-            <w:pPr>
-              <w:spacing w:before="60" w:after="60" w:line="252" w:lineRule="auto"/>
-              <w:jc w:val="left"/>
-            </w:pPr>
-            <w:r/>
-            <w:r>
-              <w:t>666.00</w:t>
-            </w:r>
-          </w:p>
-        </w:tc>
-        <w:tc>
-          <w:tcPr>
-            <w:tcW w:type="dxa" w:w="1152"/>
-            <w:shd w:fill="F8FAFC"/>
-            <w:tcMar>
-              <w:top w:w="100" w:type="dxa"/>
-              <w:bottom w:w="100" w:type="dxa"/>
-              <w:left w:w="120" w:type="dxa"/>
-              <w:right w:w="120" w:type="dxa"/>
-            </w:tcMar>
-            <w:tcBorders>
-              <w:top w:val="single" w:sz="4" w:space="0" w:color="CCCCCC"/>
-              <w:bottom w:val="single" w:sz="4" w:space="0" w:color="CCCCCC"/>
-              <w:left w:val="single" w:sz="4" w:space="0" w:color="CCCCCC"/>
-              <w:right w:val="single" w:sz="4" w:space="0" w:color="CCCCCC"/>
-            </w:tcBorders>
-          </w:tcPr>
-          <w:p>
-            <w:pPr>
-              <w:spacing w:before="60" w:after="60" w:line="252" w:lineRule="auto"/>
-              <w:jc w:val="left"/>
-            </w:pPr>
-            <w:r/>
-            <w:r>
-              <w:t>650.25</w:t>
-            </w:r>
-          </w:p>
-        </w:tc>
-        <w:tc>
-          <w:tcPr>
-            <w:tcW w:type="dxa" w:w="1728"/>
-            <w:shd w:fill="F8FAFC"/>
-            <w:tcMar>
-              <w:top w:w="100" w:type="dxa"/>
-              <w:bottom w:w="100" w:type="dxa"/>
-              <w:left w:w="120" w:type="dxa"/>
-              <w:right w:w="120" w:type="dxa"/>
-            </w:tcMar>
-            <w:tcBorders>
-              <w:top w:val="single" w:sz="4" w:space="0" w:color="CCCCCC"/>
-              <w:bottom w:val="single" w:sz="4" w:space="0" w:color="CCCCCC"/>
-              <w:left w:val="single" w:sz="4" w:space="0" w:color="CCCCCC"/>
-              <w:right w:val="single" w:sz="4" w:space="0" w:color="CCCCCC"/>
-            </w:tcBorders>
-          </w:tcPr>
-          <w:p>
-            <w:pPr>
-              <w:spacing w:before="60" w:after="60" w:line="252" w:lineRule="auto"/>
-              <w:jc w:val="left"/>
-            </w:pPr>
-            <w:r/>
-            <w:r>
-              <w:rPr>
-                <w:b/>
-              </w:rPr>
-              <w:t>656.00</w:t>
-            </w:r>
-          </w:p>
-        </w:tc>
-        <w:tc>
-          <w:tcPr>
-            <w:tcW w:type="dxa" w:w="3456"/>
-            <w:shd w:fill="F8FAFC"/>
-            <w:tcMar>
-              <w:top w:w="100" w:type="dxa"/>
-              <w:bottom w:w="100" w:type="dxa"/>
-              <w:left w:w="120" w:type="dxa"/>
-              <w:right w:w="120" w:type="dxa"/>
-            </w:tcMar>
-            <w:tcBorders>
-              <w:top w:val="single" w:sz="4" w:space="0" w:color="CCCCCC"/>
-              <w:bottom w:val="single" w:sz="4" w:space="0" w:color="CCCCCC"/>
-              <w:left w:val="single" w:sz="4" w:space="0" w:color="CCCCCC"/>
-              <w:right w:val="single" w:sz="4" w:space="0" w:color="CCCCCC"/>
-            </w:tcBorders>
-          </w:tcPr>
-          <w:p>
-            <w:pPr>
-              <w:spacing w:before="60" w:after="60" w:line="252" w:lineRule="auto"/>
-              <w:jc w:val="left"/>
-            </w:pPr>
-            <w:r/>
-            <w:r>
-              <w:rPr>
-                <w:b/>
-              </w:rPr>
-              <w:t>-0.75</w:t>
-            </w:r>
-          </w:p>
-        </w:tc>
-        <w:tc>
-          <w:tcPr>
-            <w:tcW w:type="dxa" w:w="1440"/>
-            <w:shd w:fill="F8FAFC"/>
-            <w:tcMar>
-              <w:top w:w="100" w:type="dxa"/>
-              <w:bottom w:w="100" w:type="dxa"/>
-              <w:left w:w="120" w:type="dxa"/>
-              <w:right w:w="120" w:type="dxa"/>
-            </w:tcMar>
-            <w:tcBorders>
-              <w:top w:val="single" w:sz="4" w:space="0" w:color="CCCCCC"/>
-              <w:bottom w:val="single" w:sz="4" w:space="0" w:color="CCCCCC"/>
-              <w:left w:val="single" w:sz="4" w:space="0" w:color="CCCCCC"/>
-              <w:right w:val="single" w:sz="4" w:space="0" w:color="CCCCCC"/>
-            </w:tcBorders>
-          </w:tcPr>
-          <w:p>
-            <w:pPr>
-              <w:spacing w:before="60" w:after="60" w:line="252" w:lineRule="auto"/>
-              <w:jc w:val="left"/>
-            </w:pPr>
-            <w:r/>
-            <w:r>
-              <w:t>BEAR</w:t>
-            </w:r>
-          </w:p>
-        </w:tc>
-      </w:tr>
-      <w:tr>
-        <w:tc>
-          <w:tcPr>
-            <w:tcW w:type="dxa" w:w="1584"/>
-            <w:shd w:fill="FFFFFF"/>
-            <w:tcMar>
-              <w:top w:w="100" w:type="dxa"/>
-              <w:bottom w:w="100" w:type="dxa"/>
-              <w:left w:w="120" w:type="dxa"/>
-              <w:right w:w="120" w:type="dxa"/>
-            </w:tcMar>
-            <w:tcBorders>
-              <w:top w:val="single" w:sz="4" w:space="0" w:color="CCCCCC"/>
-              <w:bottom w:val="single" w:sz="4" w:space="0" w:color="CCCCCC"/>
-              <w:left w:val="single" w:sz="4" w:space="0" w:color="CCCCCC"/>
-              <w:right w:val="single" w:sz="4" w:space="0" w:color="CCCCCC"/>
-            </w:tcBorders>
-          </w:tcPr>
-          <w:p>
-            <w:pPr>
-              <w:spacing w:before="60" w:after="60" w:line="252" w:lineRule="auto"/>
-              <w:jc w:val="left"/>
-            </w:pPr>
-            <w:r/>
-            <w:r>
-              <w:rPr>
-                <w:b/>
-              </w:rPr>
-              <w:t>Fri 07/08</w:t>
-            </w:r>
-          </w:p>
-        </w:tc>
-        <w:tc>
-          <w:tcPr>
-            <w:tcW w:type="dxa" w:w="864"/>
-            <w:shd w:fill="FFFFFF"/>
-            <w:tcMar>
-              <w:top w:w="100" w:type="dxa"/>
-              <w:bottom w:w="100" w:type="dxa"/>
-              <w:left w:w="120" w:type="dxa"/>
-              <w:right w:w="120" w:type="dxa"/>
-            </w:tcMar>
-            <w:tcBorders>
-              <w:top w:val="single" w:sz="4" w:space="0" w:color="CCCCCC"/>
-              <w:bottom w:val="single" w:sz="4" w:space="0" w:color="CCCCCC"/>
-              <w:left w:val="single" w:sz="4" w:space="0" w:color="CCCCCC"/>
-              <w:right w:val="single" w:sz="4" w:space="0" w:color="CCCCCC"/>
-            </w:tcBorders>
-          </w:tcPr>
-          <w:p>
-            <w:pPr>
-              <w:spacing w:before="60" w:after="60" w:line="252" w:lineRule="auto"/>
-              <w:jc w:val="left"/>
-            </w:pPr>
-            <w:r/>
-            <w:r>
-              <w:t>Asia 11-15</w:t>
-            </w:r>
-          </w:p>
-        </w:tc>
-        <w:tc>
-          <w:tcPr>
-            <w:tcW w:type="dxa" w:w="1440"/>
-            <w:shd w:fill="FFFFFF"/>
-            <w:tcMar>
-              <w:top w:w="100" w:type="dxa"/>
-              <w:bottom w:w="100" w:type="dxa"/>
-              <w:left w:w="120" w:type="dxa"/>
-              <w:right w:w="120" w:type="dxa"/>
-            </w:tcMar>
-            <w:tcBorders>
-              <w:top w:val="single" w:sz="4" w:space="0" w:color="CCCCCC"/>
-              <w:bottom w:val="single" w:sz="4" w:space="0" w:color="CCCCCC"/>
-              <w:left w:val="single" w:sz="4" w:space="0" w:color="CCCCCC"/>
-              <w:right w:val="single" w:sz="4" w:space="0" w:color="CCCCCC"/>
-            </w:tcBorders>
-          </w:tcPr>
-          <w:p>
-            <w:pPr>
-              <w:spacing w:before="60" w:after="60" w:line="252" w:lineRule="auto"/>
-              <w:jc w:val="left"/>
-            </w:pPr>
-            <w:r/>
-            <w:r>
-              <w:t>656.00</w:t>
-            </w:r>
-          </w:p>
-        </w:tc>
-        <w:tc>
-          <w:tcPr>
-            <w:tcW w:type="dxa" w:w="2016"/>
-            <w:shd w:fill="FFFFFF"/>
-            <w:tcMar>
-              <w:top w:w="100" w:type="dxa"/>
-              <w:bottom w:w="100" w:type="dxa"/>
-              <w:left w:w="120" w:type="dxa"/>
-              <w:right w:w="120" w:type="dxa"/>
-            </w:tcMar>
-            <w:tcBorders>
-              <w:top w:val="single" w:sz="4" w:space="0" w:color="CCCCCC"/>
-              <w:bottom w:val="single" w:sz="4" w:space="0" w:color="CCCCCC"/>
-              <w:left w:val="single" w:sz="4" w:space="0" w:color="CCCCCC"/>
-              <w:right w:val="single" w:sz="4" w:space="0" w:color="CCCCCC"/>
-            </w:tcBorders>
-          </w:tcPr>
-          <w:p>
-            <w:pPr>
-              <w:spacing w:before="60" w:after="60" w:line="252" w:lineRule="auto"/>
-              <w:jc w:val="left"/>
-            </w:pPr>
-            <w:r/>
-            <w:r>
-              <w:t>663.50</w:t>
-            </w:r>
-          </w:p>
-        </w:tc>
-        <w:tc>
-          <w:tcPr>
-            <w:tcW w:type="dxa" w:w="1152"/>
-            <w:shd w:fill="FFFFFF"/>
-            <w:tcMar>
-              <w:top w:w="100" w:type="dxa"/>
-              <w:bottom w:w="100" w:type="dxa"/>
-              <w:left w:w="120" w:type="dxa"/>
-              <w:right w:w="120" w:type="dxa"/>
-            </w:tcMar>
-            <w:tcBorders>
-              <w:top w:val="single" w:sz="4" w:space="0" w:color="CCCCCC"/>
-              <w:bottom w:val="single" w:sz="4" w:space="0" w:color="CCCCCC"/>
-              <w:left w:val="single" w:sz="4" w:space="0" w:color="CCCCCC"/>
-              <w:right w:val="single" w:sz="4" w:space="0" w:color="CCCCCC"/>
-            </w:tcBorders>
-          </w:tcPr>
-          <w:p>
-            <w:pPr>
-              <w:spacing w:before="60" w:after="60" w:line="252" w:lineRule="auto"/>
-              <w:jc w:val="left"/>
-            </w:pPr>
-            <w:r/>
-            <w:r>
-              <w:t>650.00</w:t>
-            </w:r>
-          </w:p>
-        </w:tc>
-        <w:tc>
-          <w:tcPr>
-            <w:tcW w:type="dxa" w:w="1728"/>
-            <w:shd w:fill="FFFFFF"/>
-            <w:tcMar>
-              <w:top w:w="100" w:type="dxa"/>
-              <w:bottom w:w="100" w:type="dxa"/>
-              <w:left w:w="120" w:type="dxa"/>
-              <w:right w:w="120" w:type="dxa"/>
-            </w:tcMar>
-            <w:tcBorders>
-              <w:top w:val="single" w:sz="4" w:space="0" w:color="CCCCCC"/>
-              <w:bottom w:val="single" w:sz="4" w:space="0" w:color="CCCCCC"/>
-              <w:left w:val="single" w:sz="4" w:space="0" w:color="CCCCCC"/>
-              <w:right w:val="single" w:sz="4" w:space="0" w:color="CCCCCC"/>
-            </w:tcBorders>
-          </w:tcPr>
-          <w:p>
-            <w:pPr>
-              <w:spacing w:before="60" w:after="60" w:line="252" w:lineRule="auto"/>
-              <w:jc w:val="left"/>
-            </w:pPr>
-            <w:r/>
-            <w:r>
-              <w:rPr>
-                <w:b/>
-              </w:rPr>
-              <w:t>655.00</w:t>
-            </w:r>
-          </w:p>
-        </w:tc>
-        <w:tc>
-          <w:tcPr>
-            <w:tcW w:type="dxa" w:w="3456"/>
-            <w:shd w:fill="FFFFFF"/>
-            <w:tcMar>
-              <w:top w:w="100" w:type="dxa"/>
-              <w:bottom w:w="100" w:type="dxa"/>
-              <w:left w:w="120" w:type="dxa"/>
-              <w:right w:w="120" w:type="dxa"/>
-            </w:tcMar>
-            <w:tcBorders>
-              <w:top w:val="single" w:sz="4" w:space="0" w:color="CCCCCC"/>
-              <w:bottom w:val="single" w:sz="4" w:space="0" w:color="CCCCCC"/>
-              <w:left w:val="single" w:sz="4" w:space="0" w:color="CCCCCC"/>
-              <w:right w:val="single" w:sz="4" w:space="0" w:color="CCCCCC"/>
-            </w:tcBorders>
-          </w:tcPr>
-          <w:p>
-            <w:pPr>
-              <w:spacing w:before="60" w:after="60" w:line="252" w:lineRule="auto"/>
-              <w:jc w:val="left"/>
-            </w:pPr>
-            <w:r/>
-            <w:r>
-              <w:rPr>
-                <w:b/>
-              </w:rPr>
-              <w:t>-1.00</w:t>
-            </w:r>
-          </w:p>
-        </w:tc>
-        <w:tc>
-          <w:tcPr>
-            <w:tcW w:type="dxa" w:w="1440"/>
-            <w:shd w:fill="FFFFFF"/>
-            <w:tcMar>
-              <w:top w:w="100" w:type="dxa"/>
-              <w:bottom w:w="100" w:type="dxa"/>
-              <w:left w:w="120" w:type="dxa"/>
-              <w:right w:w="120" w:type="dxa"/>
-            </w:tcMar>
-            <w:tcBorders>
-              <w:top w:val="single" w:sz="4" w:space="0" w:color="CCCCCC"/>
-              <w:bottom w:val="single" w:sz="4" w:space="0" w:color="CCCCCC"/>
-              <w:left w:val="single" w:sz="4" w:space="0" w:color="CCCCCC"/>
-              <w:right w:val="single" w:sz="4" w:space="0" w:color="CCCCCC"/>
-            </w:tcBorders>
-          </w:tcPr>
-          <w:p>
-            <w:pPr>
-              <w:spacing w:before="60" w:after="60" w:line="252" w:lineRule="auto"/>
-              <w:jc w:val="left"/>
-            </w:pPr>
-            <w:r/>
-            <w:r>
-              <w:t>BEAR</w:t>
-            </w:r>
-          </w:p>
-        </w:tc>
-      </w:tr>
-      <w:tr>
-        <w:tc>
-          <w:tcPr>
-            <w:tcW w:type="dxa" w:w="1584"/>
-            <w:shd w:fill="F8FAFC"/>
-            <w:tcMar>
-              <w:top w:w="100" w:type="dxa"/>
-              <w:bottom w:w="100" w:type="dxa"/>
-              <w:left w:w="120" w:type="dxa"/>
-              <w:right w:w="120" w:type="dxa"/>
-            </w:tcMar>
-            <w:tcBorders>
-              <w:top w:val="single" w:sz="4" w:space="0" w:color="CCCCCC"/>
-              <w:bottom w:val="single" w:sz="4" w:space="0" w:color="CCCCCC"/>
-              <w:left w:val="single" w:sz="4" w:space="0" w:color="CCCCCC"/>
-              <w:right w:val="single" w:sz="4" w:space="0" w:color="CCCCCC"/>
-            </w:tcBorders>
-          </w:tcPr>
-          <w:p>
-            <w:pPr>
-              <w:spacing w:before="60" w:after="60" w:line="252" w:lineRule="auto"/>
-              <w:jc w:val="left"/>
-            </w:pPr>
-            <w:r/>
-            <w:r>
-              <w:rPr>
-                <w:b/>
-              </w:rPr>
-              <w:t>Fri 07/08</w:t>
-            </w:r>
-          </w:p>
-        </w:tc>
-        <w:tc>
-          <w:tcPr>
-            <w:tcW w:type="dxa" w:w="864"/>
-            <w:shd w:fill="F8FAFC"/>
-            <w:tcMar>
-              <w:top w:w="100" w:type="dxa"/>
-              <w:bottom w:w="100" w:type="dxa"/>
-              <w:left w:w="120" w:type="dxa"/>
-              <w:right w:w="120" w:type="dxa"/>
-            </w:tcMar>
-            <w:tcBorders>
-              <w:top w:val="single" w:sz="4" w:space="0" w:color="CCCCCC"/>
-              <w:bottom w:val="single" w:sz="4" w:space="0" w:color="CCCCCC"/>
-              <w:left w:val="single" w:sz="4" w:space="0" w:color="CCCCCC"/>
-              <w:right w:val="single" w:sz="4" w:space="0" w:color="CCCCCC"/>
-            </w:tcBorders>
-          </w:tcPr>
-          <w:p>
-            <w:pPr>
-              <w:spacing w:before="60" w:after="60" w:line="252" w:lineRule="auto"/>
-              <w:jc w:val="left"/>
-            </w:pPr>
-            <w:r/>
-            <w:r>
-              <w:t>London 15-19</w:t>
-            </w:r>
-          </w:p>
-        </w:tc>
-        <w:tc>
-          <w:tcPr>
-            <w:tcW w:type="dxa" w:w="1440"/>
-            <w:shd w:fill="F8FAFC"/>
-            <w:tcMar>
-              <w:top w:w="100" w:type="dxa"/>
-              <w:bottom w:w="100" w:type="dxa"/>
-              <w:left w:w="120" w:type="dxa"/>
-              <w:right w:w="120" w:type="dxa"/>
-            </w:tcMar>
-            <w:tcBorders>
-              <w:top w:val="single" w:sz="4" w:space="0" w:color="CCCCCC"/>
-              <w:bottom w:val="single" w:sz="4" w:space="0" w:color="CCCCCC"/>
-              <w:left w:val="single" w:sz="4" w:space="0" w:color="CCCCCC"/>
-              <w:right w:val="single" w:sz="4" w:space="0" w:color="CCCCCC"/>
-            </w:tcBorders>
-          </w:tcPr>
-          <w:p>
-            <w:pPr>
-              <w:spacing w:before="60" w:after="60" w:line="252" w:lineRule="auto"/>
-              <w:jc w:val="left"/>
-            </w:pPr>
-            <w:r/>
-            <w:r>
-              <w:t>655.00</w:t>
-            </w:r>
-          </w:p>
-        </w:tc>
-        <w:tc>
-          <w:tcPr>
-            <w:tcW w:type="dxa" w:w="2016"/>
-            <w:shd w:fill="F8FAFC"/>
-            <w:tcMar>
-              <w:top w:w="100" w:type="dxa"/>
-              <w:bottom w:w="100" w:type="dxa"/>
-              <w:left w:w="120" w:type="dxa"/>
-              <w:right w:w="120" w:type="dxa"/>
-            </w:tcMar>
-            <w:tcBorders>
-              <w:top w:val="single" w:sz="4" w:space="0" w:color="CCCCCC"/>
-              <w:bottom w:val="single" w:sz="4" w:space="0" w:color="CCCCCC"/>
-              <w:left w:val="single" w:sz="4" w:space="0" w:color="CCCCCC"/>
-              <w:right w:val="single" w:sz="4" w:space="0" w:color="CCCCCC"/>
-            </w:tcBorders>
-          </w:tcPr>
-          <w:p>
-            <w:pPr>
-              <w:spacing w:before="60" w:after="60" w:line="252" w:lineRule="auto"/>
-              <w:jc w:val="left"/>
-            </w:pPr>
-            <w:r/>
-            <w:r>
-              <w:t>662.00</w:t>
-            </w:r>
-          </w:p>
-        </w:tc>
-        <w:tc>
-          <w:tcPr>
-            <w:tcW w:type="dxa" w:w="1152"/>
-            <w:shd w:fill="F8FAFC"/>
-            <w:tcMar>
-              <w:top w:w="100" w:type="dxa"/>
-              <w:bottom w:w="100" w:type="dxa"/>
-              <w:left w:w="120" w:type="dxa"/>
-              <w:right w:w="120" w:type="dxa"/>
-            </w:tcMar>
-            <w:tcBorders>
-              <w:top w:val="single" w:sz="4" w:space="0" w:color="CCCCCC"/>
-              <w:bottom w:val="single" w:sz="4" w:space="0" w:color="CCCCCC"/>
-              <w:left w:val="single" w:sz="4" w:space="0" w:color="CCCCCC"/>
-              <w:right w:val="single" w:sz="4" w:space="0" w:color="CCCCCC"/>
-            </w:tcBorders>
-          </w:tcPr>
-          <w:p>
-            <w:pPr>
-              <w:spacing w:before="60" w:after="60" w:line="252" w:lineRule="auto"/>
-              <w:jc w:val="left"/>
-            </w:pPr>
-            <w:r/>
-            <w:r>
-              <w:t>641.50</w:t>
-            </w:r>
-          </w:p>
-        </w:tc>
-        <w:tc>
-          <w:tcPr>
-            <w:tcW w:type="dxa" w:w="1728"/>
-            <w:shd w:fill="F8FAFC"/>
-            <w:tcMar>
-              <w:top w:w="100" w:type="dxa"/>
-              <w:bottom w:w="100" w:type="dxa"/>
-              <w:left w:w="120" w:type="dxa"/>
-              <w:right w:w="120" w:type="dxa"/>
-            </w:tcMar>
-            <w:tcBorders>
-              <w:top w:val="single" w:sz="4" w:space="0" w:color="CCCCCC"/>
-              <w:bottom w:val="single" w:sz="4" w:space="0" w:color="CCCCCC"/>
-              <w:left w:val="single" w:sz="4" w:space="0" w:color="CCCCCC"/>
-              <w:right w:val="single" w:sz="4" w:space="0" w:color="CCCCCC"/>
-            </w:tcBorders>
-          </w:tcPr>
-          <w:p>
-            <w:pPr>
-              <w:spacing w:before="60" w:after="60" w:line="252" w:lineRule="auto"/>
-              <w:jc w:val="left"/>
-            </w:pPr>
-            <w:r/>
-            <w:r>
-              <w:rPr>
-                <w:b/>
-              </w:rPr>
-              <w:t>655.75</w:t>
-            </w:r>
-          </w:p>
-        </w:tc>
-        <w:tc>
-          <w:tcPr>
-            <w:tcW w:type="dxa" w:w="3456"/>
-            <w:shd w:fill="F8FAFC"/>
-            <w:tcMar>
-              <w:top w:w="100" w:type="dxa"/>
-              <w:bottom w:w="100" w:type="dxa"/>
-              <w:left w:w="120" w:type="dxa"/>
-              <w:right w:w="120" w:type="dxa"/>
-            </w:tcMar>
-            <w:tcBorders>
-              <w:top w:val="single" w:sz="4" w:space="0" w:color="CCCCCC"/>
-              <w:bottom w:val="single" w:sz="4" w:space="0" w:color="CCCCCC"/>
-              <w:left w:val="single" w:sz="4" w:space="0" w:color="CCCCCC"/>
-              <w:right w:val="single" w:sz="4" w:space="0" w:color="CCCCCC"/>
-            </w:tcBorders>
-          </w:tcPr>
-          <w:p>
-            <w:pPr>
-              <w:spacing w:before="60" w:after="60" w:line="252" w:lineRule="auto"/>
-              <w:jc w:val="left"/>
-            </w:pPr>
-            <w:r/>
-            <w:r>
-              <w:rPr>
-                <w:b/>
-              </w:rPr>
-              <w:t>+0.75</w:t>
-            </w:r>
-          </w:p>
-        </w:tc>
-        <w:tc>
-          <w:tcPr>
-            <w:tcW w:type="dxa" w:w="1440"/>
-            <w:shd w:fill="F8FAFC"/>
-            <w:tcMar>
-              <w:top w:w="100" w:type="dxa"/>
-              <w:bottom w:w="100" w:type="dxa"/>
-              <w:left w:w="120" w:type="dxa"/>
-              <w:right w:w="120" w:type="dxa"/>
-            </w:tcMar>
-            <w:tcBorders>
-              <w:top w:val="single" w:sz="4" w:space="0" w:color="CCCCCC"/>
-              <w:bottom w:val="single" w:sz="4" w:space="0" w:color="CCCCCC"/>
-              <w:left w:val="single" w:sz="4" w:space="0" w:color="CCCCCC"/>
-              <w:right w:val="single" w:sz="4" w:space="0" w:color="CCCCCC"/>
-            </w:tcBorders>
-          </w:tcPr>
-          <w:p>
-            <w:pPr>
-              <w:spacing w:before="60" w:after="60" w:line="252" w:lineRule="auto"/>
-              <w:jc w:val="left"/>
-            </w:pPr>
-            <w:r/>
-            <w:r>
-              <w:t>BULL</w:t>
-            </w:r>
-          </w:p>
-        </w:tc>
-      </w:tr>
-      <w:tr>
-        <w:tc>
-          <w:tcPr>
-            <w:tcW w:type="dxa" w:w="1584"/>
-            <w:shd w:fill="FFFFFF"/>
-            <w:tcMar>
-              <w:top w:w="100" w:type="dxa"/>
-              <w:bottom w:w="100" w:type="dxa"/>
-              <w:left w:w="120" w:type="dxa"/>
-              <w:right w:w="120" w:type="dxa"/>
-            </w:tcMar>
-            <w:tcBorders>
-              <w:top w:val="single" w:sz="4" w:space="0" w:color="CCCCCC"/>
-              <w:bottom w:val="single" w:sz="4" w:space="0" w:color="CCCCCC"/>
-              <w:left w:val="single" w:sz="4" w:space="0" w:color="CCCCCC"/>
-              <w:right w:val="single" w:sz="4" w:space="0" w:color="CCCCCC"/>
-            </w:tcBorders>
-          </w:tcPr>
-          <w:p>
-            <w:pPr>
-              <w:spacing w:before="60" w:after="60" w:line="252" w:lineRule="auto"/>
-              <w:jc w:val="left"/>
-            </w:pPr>
-            <w:r/>
-            <w:r>
-              <w:rPr>
-                <w:b/>
-              </w:rPr>
-              <w:t>Fri 07/08</w:t>
-            </w:r>
-          </w:p>
-        </w:tc>
-        <w:tc>
-          <w:tcPr>
-            <w:tcW w:type="dxa" w:w="864"/>
-            <w:shd w:fill="FFFFFF"/>
-            <w:tcMar>
-              <w:top w:w="100" w:type="dxa"/>
-              <w:bottom w:w="100" w:type="dxa"/>
-              <w:left w:w="120" w:type="dxa"/>
-              <w:right w:w="120" w:type="dxa"/>
-            </w:tcMar>
-            <w:tcBorders>
-              <w:top w:val="single" w:sz="4" w:space="0" w:color="CCCCCC"/>
-              <w:bottom w:val="single" w:sz="4" w:space="0" w:color="CCCCCC"/>
-              <w:left w:val="single" w:sz="4" w:space="0" w:color="CCCCCC"/>
-              <w:right w:val="single" w:sz="4" w:space="0" w:color="CCCCCC"/>
-            </w:tcBorders>
-          </w:tcPr>
-          <w:p>
-            <w:pPr>
-              <w:spacing w:before="60" w:after="60" w:line="252" w:lineRule="auto"/>
-              <w:jc w:val="left"/>
-            </w:pPr>
-            <w:r/>
-            <w:r>
-              <w:t>Pre-NY 19-21</w:t>
-            </w:r>
-          </w:p>
-        </w:tc>
-        <w:tc>
-          <w:tcPr>
-            <w:tcW w:type="dxa" w:w="1440"/>
-            <w:shd w:fill="FFFFFF"/>
-            <w:tcMar>
-              <w:top w:w="100" w:type="dxa"/>
-              <w:bottom w:w="100" w:type="dxa"/>
-              <w:left w:w="120" w:type="dxa"/>
-              <w:right w:w="120" w:type="dxa"/>
-            </w:tcMar>
-            <w:tcBorders>
-              <w:top w:val="single" w:sz="4" w:space="0" w:color="CCCCCC"/>
-              <w:bottom w:val="single" w:sz="4" w:space="0" w:color="CCCCCC"/>
-              <w:left w:val="single" w:sz="4" w:space="0" w:color="CCCCCC"/>
-              <w:right w:val="single" w:sz="4" w:space="0" w:color="CCCCCC"/>
-            </w:tcBorders>
-          </w:tcPr>
-          <w:p>
-            <w:pPr>
-              <w:spacing w:before="60" w:after="60" w:line="252" w:lineRule="auto"/>
-              <w:jc w:val="left"/>
-            </w:pPr>
-            <w:r/>
-            <w:r>
-              <w:t>655.75</w:t>
-            </w:r>
-          </w:p>
-        </w:tc>
-        <w:tc>
-          <w:tcPr>
-            <w:tcW w:type="dxa" w:w="2016"/>
-            <w:shd w:fill="FFFFFF"/>
-            <w:tcMar>
-              <w:top w:w="100" w:type="dxa"/>
-              <w:bottom w:w="100" w:type="dxa"/>
-              <w:left w:w="120" w:type="dxa"/>
-              <w:right w:w="120" w:type="dxa"/>
-            </w:tcMar>
-            <w:tcBorders>
-              <w:top w:val="single" w:sz="4" w:space="0" w:color="CCCCCC"/>
-              <w:bottom w:val="single" w:sz="4" w:space="0" w:color="CCCCCC"/>
-              <w:left w:val="single" w:sz="4" w:space="0" w:color="CCCCCC"/>
-              <w:right w:val="single" w:sz="4" w:space="0" w:color="CCCCCC"/>
-            </w:tcBorders>
-          </w:tcPr>
-          <w:p>
-            <w:pPr>
-              <w:spacing w:before="60" w:after="60" w:line="252" w:lineRule="auto"/>
-              <w:jc w:val="left"/>
-            </w:pPr>
-            <w:r/>
-            <w:r>
-              <w:t>665.00</w:t>
-            </w:r>
-          </w:p>
-        </w:tc>
-        <w:tc>
-          <w:tcPr>
-            <w:tcW w:type="dxa" w:w="1152"/>
-            <w:shd w:fill="FFFFFF"/>
-            <w:tcMar>
-              <w:top w:w="100" w:type="dxa"/>
-              <w:bottom w:w="100" w:type="dxa"/>
-              <w:left w:w="120" w:type="dxa"/>
-              <w:right w:w="120" w:type="dxa"/>
-            </w:tcMar>
-            <w:tcBorders>
-              <w:top w:val="single" w:sz="4" w:space="0" w:color="CCCCCC"/>
-              <w:bottom w:val="single" w:sz="4" w:space="0" w:color="CCCCCC"/>
-              <w:left w:val="single" w:sz="4" w:space="0" w:color="CCCCCC"/>
-              <w:right w:val="single" w:sz="4" w:space="0" w:color="CCCCCC"/>
-            </w:tcBorders>
-          </w:tcPr>
-          <w:p>
-            <w:pPr>
-              <w:spacing w:before="60" w:after="60" w:line="252" w:lineRule="auto"/>
-              <w:jc w:val="left"/>
-            </w:pPr>
-            <w:r/>
-            <w:r>
-              <w:t>648.50</w:t>
-            </w:r>
-          </w:p>
-        </w:tc>
-        <w:tc>
-          <w:tcPr>
-            <w:tcW w:type="dxa" w:w="1728"/>
-            <w:shd w:fill="FFFFFF"/>
-            <w:tcMar>
-              <w:top w:w="100" w:type="dxa"/>
-              <w:bottom w:w="100" w:type="dxa"/>
-              <w:left w:w="120" w:type="dxa"/>
-              <w:right w:w="120" w:type="dxa"/>
-            </w:tcMar>
-            <w:tcBorders>
-              <w:top w:val="single" w:sz="4" w:space="0" w:color="CCCCCC"/>
-              <w:bottom w:val="single" w:sz="4" w:space="0" w:color="CCCCCC"/>
-              <w:left w:val="single" w:sz="4" w:space="0" w:color="CCCCCC"/>
-              <w:right w:val="single" w:sz="4" w:space="0" w:color="CCCCCC"/>
-            </w:tcBorders>
-          </w:tcPr>
-          <w:p>
-            <w:pPr>
-              <w:spacing w:before="60" w:after="60" w:line="252" w:lineRule="auto"/>
-              <w:jc w:val="left"/>
-            </w:pPr>
-            <w:r/>
-            <w:r>
-              <w:rPr>
-                <w:b/>
-              </w:rPr>
-              <w:t>655.50</w:t>
-            </w:r>
-          </w:p>
-        </w:tc>
-        <w:tc>
-          <w:tcPr>
-            <w:tcW w:type="dxa" w:w="3456"/>
-            <w:shd w:fill="FFFFFF"/>
-            <w:tcMar>
-              <w:top w:w="100" w:type="dxa"/>
-              <w:bottom w:w="100" w:type="dxa"/>
-              <w:left w:w="120" w:type="dxa"/>
-              <w:right w:w="120" w:type="dxa"/>
-            </w:tcMar>
-            <w:tcBorders>
-              <w:top w:val="single" w:sz="4" w:space="0" w:color="CCCCCC"/>
-              <w:bottom w:val="single" w:sz="4" w:space="0" w:color="CCCCCC"/>
-              <w:left w:val="single" w:sz="4" w:space="0" w:color="CCCCCC"/>
-              <w:right w:val="single" w:sz="4" w:space="0" w:color="CCCCCC"/>
-            </w:tcBorders>
-          </w:tcPr>
-          <w:p>
-            <w:pPr>
-              <w:spacing w:before="60" w:after="60" w:line="252" w:lineRule="auto"/>
-              <w:jc w:val="left"/>
-            </w:pPr>
-            <w:r/>
-            <w:r>
-              <w:rPr>
-                <w:b/>
-              </w:rPr>
-              <w:t>-0.25</w:t>
-            </w:r>
-          </w:p>
-        </w:tc>
-        <w:tc>
-          <w:tcPr>
-            <w:tcW w:type="dxa" w:w="1440"/>
-            <w:shd w:fill="FFFFFF"/>
-            <w:tcMar>
-              <w:top w:w="100" w:type="dxa"/>
-              <w:bottom w:w="100" w:type="dxa"/>
-              <w:left w:w="120" w:type="dxa"/>
-              <w:right w:w="120" w:type="dxa"/>
-            </w:tcMar>
-            <w:tcBorders>
-              <w:top w:val="single" w:sz="4" w:space="0" w:color="CCCCCC"/>
-              <w:bottom w:val="single" w:sz="4" w:space="0" w:color="CCCCCC"/>
-              <w:left w:val="single" w:sz="4" w:space="0" w:color="CCCCCC"/>
-              <w:right w:val="single" w:sz="4" w:space="0" w:color="CCCCCC"/>
-            </w:tcBorders>
-          </w:tcPr>
-          <w:p>
-            <w:pPr>
-              <w:spacing w:before="60" w:after="60" w:line="252" w:lineRule="auto"/>
-              <w:jc w:val="left"/>
-            </w:pPr>
-            <w:r/>
-            <w:r>
-              <w:t>BEAR</w:t>
-            </w:r>
-          </w:p>
-        </w:tc>
-      </w:tr>
-      <w:tr>
-        <w:tc>
-          <w:tcPr>
-            <w:tcW w:type="dxa" w:w="1584"/>
-            <w:shd w:fill="F8FAFC"/>
-            <w:tcMar>
-              <w:top w:w="100" w:type="dxa"/>
-              <w:bottom w:w="100" w:type="dxa"/>
-              <w:left w:w="120" w:type="dxa"/>
-              <w:right w:w="120" w:type="dxa"/>
-            </w:tcMar>
-            <w:tcBorders>
-              <w:top w:val="single" w:sz="4" w:space="0" w:color="CCCCCC"/>
-              <w:bottom w:val="single" w:sz="4" w:space="0" w:color="CCCCCC"/>
-              <w:left w:val="single" w:sz="4" w:space="0" w:color="CCCCCC"/>
-              <w:right w:val="single" w:sz="4" w:space="0" w:color="CCCCCC"/>
-            </w:tcBorders>
-          </w:tcPr>
-          <w:p>
-            <w:pPr>
-              <w:spacing w:before="60" w:after="60" w:line="252" w:lineRule="auto"/>
-              <w:jc w:val="left"/>
-            </w:pPr>
-            <w:r/>
-            <w:r>
-              <w:rPr>
-                <w:b/>
-              </w:rPr>
-              <w:t>Fri 07/08</w:t>
-            </w:r>
-          </w:p>
-        </w:tc>
-        <w:tc>
-          <w:tcPr>
-            <w:tcW w:type="dxa" w:w="864"/>
-            <w:shd w:fill="F8FAFC"/>
-            <w:tcMar>
-              <w:top w:w="100" w:type="dxa"/>
-              <w:bottom w:w="100" w:type="dxa"/>
-              <w:left w:w="120" w:type="dxa"/>
-              <w:right w:w="120" w:type="dxa"/>
-            </w:tcMar>
-            <w:tcBorders>
-              <w:top w:val="single" w:sz="4" w:space="0" w:color="CCCCCC"/>
-              <w:bottom w:val="single" w:sz="4" w:space="0" w:color="CCCCCC"/>
-              <w:left w:val="single" w:sz="4" w:space="0" w:color="CCCCCC"/>
-              <w:right w:val="single" w:sz="4" w:space="0" w:color="CCCCCC"/>
-            </w:tcBorders>
-          </w:tcPr>
-          <w:p>
-            <w:pPr>
-              <w:spacing w:before="60" w:after="60" w:line="252" w:lineRule="auto"/>
-              <w:jc w:val="left"/>
-            </w:pPr>
-            <w:r/>
-            <w:r>
-              <w:t>NY Open 21-23</w:t>
-            </w:r>
-          </w:p>
-        </w:tc>
-        <w:tc>
-          <w:tcPr>
-            <w:tcW w:type="dxa" w:w="1440"/>
-            <w:shd w:fill="F8FAFC"/>
-            <w:tcMar>
-              <w:top w:w="100" w:type="dxa"/>
-              <w:bottom w:w="100" w:type="dxa"/>
-              <w:left w:w="120" w:type="dxa"/>
-              <w:right w:w="120" w:type="dxa"/>
-            </w:tcMar>
-            <w:tcBorders>
-              <w:top w:val="single" w:sz="4" w:space="0" w:color="CCCCCC"/>
-              <w:bottom w:val="single" w:sz="4" w:space="0" w:color="CCCCCC"/>
-              <w:left w:val="single" w:sz="4" w:space="0" w:color="CCCCCC"/>
-              <w:right w:val="single" w:sz="4" w:space="0" w:color="CCCCCC"/>
-            </w:tcBorders>
-          </w:tcPr>
-          <w:p>
-            <w:pPr>
-              <w:spacing w:before="60" w:after="60" w:line="252" w:lineRule="auto"/>
-              <w:jc w:val="left"/>
-            </w:pPr>
-            <w:r/>
-            <w:r>
-              <w:t>655.50</w:t>
-            </w:r>
-          </w:p>
-        </w:tc>
-        <w:tc>
-          <w:tcPr>
-            <w:tcW w:type="dxa" w:w="2016"/>
-            <w:shd w:fill="F8FAFC"/>
-            <w:tcMar>
-              <w:top w:w="100" w:type="dxa"/>
-              <w:bottom w:w="100" w:type="dxa"/>
-              <w:left w:w="120" w:type="dxa"/>
-              <w:right w:w="120" w:type="dxa"/>
-            </w:tcMar>
-            <w:tcBorders>
-              <w:top w:val="single" w:sz="4" w:space="0" w:color="CCCCCC"/>
-              <w:bottom w:val="single" w:sz="4" w:space="0" w:color="CCCCCC"/>
-              <w:left w:val="single" w:sz="4" w:space="0" w:color="CCCCCC"/>
-              <w:right w:val="single" w:sz="4" w:space="0" w:color="CCCCCC"/>
-            </w:tcBorders>
-          </w:tcPr>
-          <w:p>
-            <w:pPr>
-              <w:spacing w:before="60" w:after="60" w:line="252" w:lineRule="auto"/>
-              <w:jc w:val="left"/>
-            </w:pPr>
-            <w:r/>
-            <w:r>
-              <w:t>664.00</w:t>
-            </w:r>
-          </w:p>
-        </w:tc>
-        <w:tc>
-          <w:tcPr>
-            <w:tcW w:type="dxa" w:w="1152"/>
-            <w:shd w:fill="F8FAFC"/>
-            <w:tcMar>
-              <w:top w:w="100" w:type="dxa"/>
-              <w:bottom w:w="100" w:type="dxa"/>
-              <w:left w:w="120" w:type="dxa"/>
-              <w:right w:w="120" w:type="dxa"/>
-            </w:tcMar>
-            <w:tcBorders>
-              <w:top w:val="single" w:sz="4" w:space="0" w:color="CCCCCC"/>
-              <w:bottom w:val="single" w:sz="4" w:space="0" w:color="CCCCCC"/>
-              <w:left w:val="single" w:sz="4" w:space="0" w:color="CCCCCC"/>
-              <w:right w:val="single" w:sz="4" w:space="0" w:color="CCCCCC"/>
-            </w:tcBorders>
-          </w:tcPr>
-          <w:p>
-            <w:pPr>
-              <w:spacing w:before="60" w:after="60" w:line="252" w:lineRule="auto"/>
-              <w:jc w:val="left"/>
-            </w:pPr>
-            <w:r/>
-            <w:r>
-              <w:t>641.50</w:t>
-            </w:r>
-          </w:p>
-        </w:tc>
-        <w:tc>
-          <w:tcPr>
-            <w:tcW w:type="dxa" w:w="1728"/>
-            <w:shd w:fill="F8FAFC"/>
-            <w:tcMar>
-              <w:top w:w="100" w:type="dxa"/>
-              <w:bottom w:w="100" w:type="dxa"/>
-              <w:left w:w="120" w:type="dxa"/>
-              <w:right w:w="120" w:type="dxa"/>
-            </w:tcMar>
-            <w:tcBorders>
-              <w:top w:val="single" w:sz="4" w:space="0" w:color="CCCCCC"/>
-              <w:bottom w:val="single" w:sz="4" w:space="0" w:color="CCCCCC"/>
-              <w:left w:val="single" w:sz="4" w:space="0" w:color="CCCCCC"/>
-              <w:right w:val="single" w:sz="4" w:space="0" w:color="CCCCCC"/>
-            </w:tcBorders>
-          </w:tcPr>
-          <w:p>
-            <w:pPr>
-              <w:spacing w:before="60" w:after="60" w:line="252" w:lineRule="auto"/>
-              <w:jc w:val="left"/>
-            </w:pPr>
-            <w:r/>
-            <w:r>
-              <w:rPr>
-                <w:b/>
-              </w:rPr>
-              <w:t>657.25</w:t>
-            </w:r>
-          </w:p>
-        </w:tc>
-        <w:tc>
-          <w:tcPr>
-            <w:tcW w:type="dxa" w:w="3456"/>
-            <w:shd w:fill="F8FAFC"/>
-            <w:tcMar>
-              <w:top w:w="100" w:type="dxa"/>
-              <w:bottom w:w="100" w:type="dxa"/>
-              <w:left w:w="120" w:type="dxa"/>
-              <w:right w:w="120" w:type="dxa"/>
-            </w:tcMar>
-            <w:tcBorders>
-              <w:top w:val="single" w:sz="4" w:space="0" w:color="CCCCCC"/>
-              <w:bottom w:val="single" w:sz="4" w:space="0" w:color="CCCCCC"/>
-              <w:left w:val="single" w:sz="4" w:space="0" w:color="CCCCCC"/>
-              <w:right w:val="single" w:sz="4" w:space="0" w:color="CCCCCC"/>
-            </w:tcBorders>
-          </w:tcPr>
-          <w:p>
-            <w:pPr>
-              <w:spacing w:before="60" w:after="60" w:line="252" w:lineRule="auto"/>
-              <w:jc w:val="left"/>
-            </w:pPr>
-            <w:r/>
-            <w:r>
-              <w:rPr>
-                <w:b/>
-              </w:rPr>
-              <w:t>+1.75</w:t>
-            </w:r>
-          </w:p>
-        </w:tc>
-        <w:tc>
-          <w:tcPr>
-            <w:tcW w:type="dxa" w:w="1440"/>
-            <w:shd w:fill="F8FAFC"/>
-            <w:tcMar>
-              <w:top w:w="100" w:type="dxa"/>
-              <w:bottom w:w="100" w:type="dxa"/>
-              <w:left w:w="120" w:type="dxa"/>
-              <w:right w:w="120" w:type="dxa"/>
-            </w:tcMar>
-            <w:tcBorders>
-              <w:top w:val="single" w:sz="4" w:space="0" w:color="CCCCCC"/>
-              <w:bottom w:val="single" w:sz="4" w:space="0" w:color="CCCCCC"/>
-              <w:left w:val="single" w:sz="4" w:space="0" w:color="CCCCCC"/>
-              <w:right w:val="single" w:sz="4" w:space="0" w:color="CCCCCC"/>
-            </w:tcBorders>
-          </w:tcPr>
-          <w:p>
-            <w:pPr>
-              <w:spacing w:before="60" w:after="60" w:line="252" w:lineRule="auto"/>
-              <w:jc w:val="left"/>
-            </w:pPr>
-            <w:r/>
-            <w:r>
-              <w:t>BULL</w:t>
-            </w:r>
-          </w:p>
-        </w:tc>
-      </w:tr>
-      <w:tr>
-        <w:tc>
-          <w:tcPr>
-            <w:tcW w:type="dxa" w:w="1584"/>
-            <w:shd w:fill="FFFFFF"/>
-            <w:tcMar>
-              <w:top w:w="100" w:type="dxa"/>
-              <w:bottom w:w="100" w:type="dxa"/>
-              <w:left w:w="120" w:type="dxa"/>
-              <w:right w:w="120" w:type="dxa"/>
-            </w:tcMar>
-            <w:tcBorders>
-              <w:top w:val="single" w:sz="4" w:space="0" w:color="CCCCCC"/>
-              <w:bottom w:val="single" w:sz="4" w:space="0" w:color="CCCCCC"/>
-              <w:left w:val="single" w:sz="4" w:space="0" w:color="CCCCCC"/>
-              <w:right w:val="single" w:sz="4" w:space="0" w:color="CCCCCC"/>
-            </w:tcBorders>
-          </w:tcPr>
-          <w:p>
-            <w:pPr>
-              <w:spacing w:before="60" w:after="60" w:line="252" w:lineRule="auto"/>
-              <w:jc w:val="left"/>
-            </w:pPr>
-            <w:r/>
-            <w:r>
-              <w:rPr>
-                <w:b/>
-              </w:rPr>
-              <w:t>Fri 07/08</w:t>
-            </w:r>
-          </w:p>
-        </w:tc>
-        <w:tc>
-          <w:tcPr>
-            <w:tcW w:type="dxa" w:w="864"/>
-            <w:shd w:fill="FFFFFF"/>
-            <w:tcMar>
-              <w:top w:w="100" w:type="dxa"/>
-              <w:bottom w:w="100" w:type="dxa"/>
-              <w:left w:w="120" w:type="dxa"/>
-              <w:right w:w="120" w:type="dxa"/>
-            </w:tcMar>
-            <w:tcBorders>
-              <w:top w:val="single" w:sz="4" w:space="0" w:color="CCCCCC"/>
-              <w:bottom w:val="single" w:sz="4" w:space="0" w:color="CCCCCC"/>
-              <w:left w:val="single" w:sz="4" w:space="0" w:color="CCCCCC"/>
-              <w:right w:val="single" w:sz="4" w:space="0" w:color="CCCCCC"/>
-            </w:tcBorders>
-          </w:tcPr>
-          <w:p>
-            <w:pPr>
-              <w:spacing w:before="60" w:after="60" w:line="252" w:lineRule="auto"/>
-              <w:jc w:val="left"/>
-            </w:pPr>
-            <w:r/>
-            <w:r>
-              <w:t>NY Close 23-01</w:t>
-            </w:r>
-          </w:p>
-        </w:tc>
-        <w:tc>
-          <w:tcPr>
-            <w:tcW w:type="dxa" w:w="1440"/>
-            <w:shd w:fill="FFFFFF"/>
-            <w:tcMar>
-              <w:top w:w="100" w:type="dxa"/>
-              <w:bottom w:w="100" w:type="dxa"/>
-              <w:left w:w="120" w:type="dxa"/>
-              <w:right w:w="120" w:type="dxa"/>
-            </w:tcMar>
-            <w:tcBorders>
-              <w:top w:val="single" w:sz="4" w:space="0" w:color="CCCCCC"/>
-              <w:bottom w:val="single" w:sz="4" w:space="0" w:color="CCCCCC"/>
-              <w:left w:val="single" w:sz="4" w:space="0" w:color="CCCCCC"/>
-              <w:right w:val="single" w:sz="4" w:space="0" w:color="CCCCCC"/>
-            </w:tcBorders>
-          </w:tcPr>
-          <w:p>
-            <w:pPr>
-              <w:spacing w:before="60" w:after="60" w:line="252" w:lineRule="auto"/>
-              <w:jc w:val="left"/>
-            </w:pPr>
-            <w:r/>
-            <w:r>
-              <w:t>657.25</w:t>
-            </w:r>
-          </w:p>
-        </w:tc>
-        <w:tc>
-          <w:tcPr>
-            <w:tcW w:type="dxa" w:w="2016"/>
-            <w:shd w:fill="FFFFFF"/>
-            <w:tcMar>
-              <w:top w:w="100" w:type="dxa"/>
-              <w:bottom w:w="100" w:type="dxa"/>
-              <w:left w:w="120" w:type="dxa"/>
-              <w:right w:w="120" w:type="dxa"/>
-            </w:tcMar>
-            <w:tcBorders>
-              <w:top w:val="single" w:sz="4" w:space="0" w:color="CCCCCC"/>
-              <w:bottom w:val="single" w:sz="4" w:space="0" w:color="CCCCCC"/>
-              <w:left w:val="single" w:sz="4" w:space="0" w:color="CCCCCC"/>
-              <w:right w:val="single" w:sz="4" w:space="0" w:color="CCCCCC"/>
-            </w:tcBorders>
-          </w:tcPr>
-          <w:p>
-            <w:pPr>
-              <w:spacing w:before="60" w:after="60" w:line="252" w:lineRule="auto"/>
-              <w:jc w:val="left"/>
-            </w:pPr>
-            <w:r/>
-            <w:r>
-              <w:t>663.50</w:t>
-            </w:r>
-          </w:p>
-        </w:tc>
-        <w:tc>
-          <w:tcPr>
-            <w:tcW w:type="dxa" w:w="1152"/>
-            <w:shd w:fill="FFFFFF"/>
-            <w:tcMar>
-              <w:top w:w="100" w:type="dxa"/>
-              <w:bottom w:w="100" w:type="dxa"/>
-              <w:left w:w="120" w:type="dxa"/>
-              <w:right w:w="120" w:type="dxa"/>
-            </w:tcMar>
-            <w:tcBorders>
-              <w:top w:val="single" w:sz="4" w:space="0" w:color="CCCCCC"/>
-              <w:bottom w:val="single" w:sz="4" w:space="0" w:color="CCCCCC"/>
-              <w:left w:val="single" w:sz="4" w:space="0" w:color="CCCCCC"/>
-              <w:right w:val="single" w:sz="4" w:space="0" w:color="CCCCCC"/>
-            </w:tcBorders>
-          </w:tcPr>
-          <w:p>
-            <w:pPr>
-              <w:spacing w:before="60" w:after="60" w:line="252" w:lineRule="auto"/>
-              <w:jc w:val="left"/>
-            </w:pPr>
-            <w:r/>
-            <w:r>
-              <w:t>650.75</w:t>
-            </w:r>
-          </w:p>
-        </w:tc>
-        <w:tc>
-          <w:tcPr>
-            <w:tcW w:type="dxa" w:w="1728"/>
-            <w:shd w:fill="FFFFFF"/>
-            <w:tcMar>
-              <w:top w:w="100" w:type="dxa"/>
-              <w:bottom w:w="100" w:type="dxa"/>
-              <w:left w:w="120" w:type="dxa"/>
-              <w:right w:w="120" w:type="dxa"/>
-            </w:tcMar>
-            <w:tcBorders>
-              <w:top w:val="single" w:sz="4" w:space="0" w:color="CCCCCC"/>
-              <w:bottom w:val="single" w:sz="4" w:space="0" w:color="CCCCCC"/>
-              <w:left w:val="single" w:sz="4" w:space="0" w:color="CCCCCC"/>
-              <w:right w:val="single" w:sz="4" w:space="0" w:color="CCCCCC"/>
-            </w:tcBorders>
-          </w:tcPr>
-          <w:p>
-            <w:pPr>
-              <w:spacing w:before="60" w:after="60" w:line="252" w:lineRule="auto"/>
-              <w:jc w:val="left"/>
-            </w:pPr>
-            <w:r/>
-            <w:r>
-              <w:rPr>
-                <w:b/>
-              </w:rPr>
-              <w:t>656.50</w:t>
             </w:r>
           </w:p>
         </w:tc>

--- a/Daily Reports/05_08_2026-CBOT Reports.docx
+++ b/Daily Reports/05_08_2026-CBOT Reports.docx
@@ -104,7 +104,7 @@
           <w:color w:val="5C768D"/>
           <w:sz w:val="19"/>
         </w:rPr>
-        <w:t>Cập nhật tự động qua `macro_tracker.py` vào lúc 13:35 ICT ngày 05/08/2026</w:t>
+        <w:t>Cập nhật tự động qua `macro_tracker.py` vào lúc 14:53 ICT ngày 05/08/2026</w:t>
       </w:r>
     </w:p>
     <w:tbl>
@@ -313,7 +313,7 @@
               <w:rPr>
                 <w:b/>
               </w:rPr>
-              <w:t>78.85 / thùng</w:t>
+              <w:t>80.17 / thùng</w:t>
             </w:r>
           </w:p>
         </w:tc>
@@ -344,7 +344,7 @@
               <w:rPr>
                 <w:b/>
               </w:rPr>
-              <w:t>-0.64%</w:t>
+              <w:t>+1.02%</w:t>
             </w:r>
           </w:p>
         </w:tc>
@@ -442,7 +442,7 @@
               <w:rPr>
                 <w:b/>
               </w:rPr>
-              <w:t>99.86</w:t>
+              <w:t>99.84</w:t>
             </w:r>
           </w:p>
         </w:tc>
@@ -473,7 +473,7 @@
               <w:rPr>
                 <w:b/>
               </w:rPr>
-              <w:t>-0.03%</w:t>
+              <w:t>-0.05%</w:t>
             </w:r>
           </w:p>
         </w:tc>
@@ -1228,7 +1228,7 @@
         <w:rPr>
           <w:b/>
         </w:rPr>
-        <w:t>`78.85` (-0.64%)</w:t>
+        <w:t>`80.17` (+1.02%)</w:t>
       </w:r>
       <w:r>
         <w:t xml:space="preserve"> | DXY: </w:t>
@@ -1237,7 +1237,7 @@
         <w:rPr>
           <w:b/>
         </w:rPr>
-        <w:t>`99.86` (-0.03%)</w:t>
+        <w:t>`99.84` (-0.05%)</w:t>
       </w:r>
       <w:r>
         <w:t xml:space="preserve"> | Lúa mì CBOT: </w:t>
@@ -1246,7 +1246,7 @@
         <w:rPr>
           <w:b/>
         </w:rPr>
-        <w:t>`636.50` (-0.35%)</w:t>
+        <w:t>`639.75` (+0.20%)</w:t>
       </w:r>
       <w:r>
         <w:t>.</w:t>
@@ -1316,7 +1316,7 @@
           <w:color w:val="5C768D"/>
           <w:sz w:val="19"/>
         </w:rPr>
-        <w:t>Cập nhật tự động lúc 13:35 ICT ngày 05/08/2026 — Nguồn: NOAA, USDA, BOM Australia</w:t>
+        <w:t>Cập nhật tự động lúc 14:53 ICT ngày 05/08/2026 — Nguồn: NOAA, USDA, BOM Australia</w:t>
       </w:r>
     </w:p>
     <w:p>
@@ -3584,7 +3584,7 @@
               <w:rPr>
                 <w:b/>
               </w:rPr>
-              <w:t>440.00</w:t>
+              <w:t>440.75</w:t>
             </w:r>
           </w:p>
         </w:tc>
@@ -3615,7 +3615,7 @@
               <w:rPr>
                 <w:b/>
               </w:rPr>
-              <w:t>440.47 (+0.47)</w:t>
+              <w:t>441.28 (+0.53)</w:t>
             </w:r>
           </w:p>
         </w:tc>
@@ -3643,7 +3643,7 @@
             </w:pPr>
             <w:r/>
             <w:r>
-              <w:t>Bearish (442.90 &lt; 444.26)</w:t>
+              <w:t>Bearish (442.72 &lt; 444.13)</w:t>
             </w:r>
           </w:p>
         </w:tc>
@@ -3671,7 +3671,7 @@
             </w:pPr>
             <w:r/>
             <w:r>
-              <w:t>1.25 cents</w:t>
+              <w:t>0.75 cents</w:t>
             </w:r>
           </w:p>
         </w:tc>
@@ -3832,7 +3832,7 @@
               <w:rPr>
                 <w:b/>
               </w:rPr>
-              <w:t>636.50</w:t>
+              <w:t>639.75</w:t>
             </w:r>
           </w:p>
         </w:tc>
@@ -3863,7 +3863,7 @@
               <w:rPr>
                 <w:b/>
               </w:rPr>
-              <w:t>637.47 (+0.97)</w:t>
+              <w:t>640.77 (+1.02)</w:t>
             </w:r>
           </w:p>
         </w:tc>
@@ -3891,7 +3891,7 @@
             </w:pPr>
             <w:r/>
             <w:r>
-              <w:t>Bearish (640.14 &lt; 644.53)</w:t>
+              <w:t>Bearish (640.25 &lt; 644.41)</w:t>
             </w:r>
           </w:p>
         </w:tc>
@@ -3919,7 +3919,7 @@
             </w:pPr>
             <w:r/>
             <w:r>
-              <w:t>3.00 cents</w:t>
+              <w:t>2.75 cents</w:t>
             </w:r>
           </w:p>
         </w:tc>
@@ -4357,7 +4357,7 @@
                 <w:b/>
                 <w:color w:val="15803D"/>
               </w:rPr>
-              <w:t>439.00 - 442.90 cents (Canh mua vùng hỗ trợ)</w:t>
+              <w:t>439.75 - 442.72 cents (Canh mua vùng hỗ trợ)</w:t>
             </w:r>
           </w:p>
         </w:tc>
@@ -4388,7 +4388,7 @@
               <w:rPr>
                 <w:b/>
               </w:rPr>
-              <w:t>414.80 cents (Dưới cản S2 + 1.5x ATR)</w:t>
+              <w:t>414.98 cents (Dưới cản S2 + 1.5x ATR)</w:t>
             </w:r>
           </w:p>
         </w:tc>
@@ -4424,7 +4424,7 @@
                 <w:color w:val="D97706"/>
                 <w:sz w:val="19"/>
               </w:rPr>
-              <w:t xml:space="preserve"> 441.25 cents </w:t>
+              <w:t xml:space="preserve"> 442.50 cents </w:t>
             </w:r>
             <w:r>
               <w:t xml:space="preserve"> / TP2: </w:t>
@@ -4569,7 +4569,7 @@
               <w:rPr>
                 <w:b/>
               </w:rPr>
-              <w:t>437.50 - 439.00 cents</w:t>
+              <w:t>438.25 - 439.75 cents</w:t>
             </w:r>
           </w:p>
         </w:tc>
@@ -4600,7 +4600,7 @@
               <w:rPr>
                 <w:b/>
               </w:rPr>
-              <w:t>415.62 cents (Chống quét SL tuyệt đối)</w:t>
+              <w:t>415.74 cents (Chống quét SL tuyệt đối)</w:t>
             </w:r>
           </w:p>
         </w:tc>
@@ -4762,7 +4762,7 @@
               <w:rPr>
                 <w:b/>
               </w:rPr>
-              <w:t>441.25 - 442.75 cents</w:t>
+              <w:t>442.50 - 444.00 cents</w:t>
             </w:r>
           </w:p>
         </w:tc>
@@ -4793,7 +4793,7 @@
               <w:rPr>
                 <w:b/>
               </w:rPr>
-              <w:t>442.88 cents</w:t>
+              <w:t>444.01 cents</w:t>
             </w:r>
           </w:p>
         </w:tc>
@@ -4955,7 +4955,7 @@
               <w:rPr>
                 <w:b/>
               </w:rPr>
-              <w:t>429.76 - 436.50 cents</w:t>
+              <w:t>430.13 - 436.50 cents</w:t>
             </w:r>
           </w:p>
         </w:tc>
@@ -5136,7 +5136,7 @@
                 <w:b/>
                 <w:color w:val="B91C1C"/>
               </w:rPr>
-              <w:t>640.14 - 644.53 cents (Canh bán hồi kỹ thuật H1)</w:t>
+              <w:t>640.25 - 644.41 cents (Canh bán hồi kỹ thuật H1)</w:t>
             </w:r>
           </w:p>
         </w:tc>
@@ -5167,7 +5167,7 @@
               <w:rPr>
                 <w:b/>
               </w:rPr>
-              <w:t>716.17 cents (Trên kháng cự R2 + 1.5x ATR)</w:t>
+              <w:t>716.15 cents (Trên kháng cự R2 + 1.5x ATR)</w:t>
             </w:r>
           </w:p>
         </w:tc>
@@ -5203,7 +5203,7 @@
                 <w:color w:val="D97706"/>
                 <w:sz w:val="19"/>
               </w:rPr>
-              <w:t xml:space="preserve"> 634.75 cents </w:t>
+              <w:t xml:space="preserve"> 636.25 cents </w:t>
             </w:r>
             <w:r>
               <w:t xml:space="preserve"> / TP2: </w:t>
@@ -5345,7 +5345,7 @@
               <w:rPr>
                 <w:b/>
               </w:rPr>
-              <w:t>632.75 - 634.75 cents</w:t>
+              <w:t>634.25 - 636.25 cents</w:t>
             </w:r>
           </w:p>
         </w:tc>
@@ -5376,7 +5376,7 @@
               <w:rPr>
                 <w:b/>
               </w:rPr>
-              <w:t>587.22 cents</w:t>
+              <w:t>587.23 cents</w:t>
             </w:r>
           </w:p>
         </w:tc>
@@ -5407,7 +5407,7 @@
               <w:rPr>
                 <w:b/>
               </w:rPr>
-              <w:t>638.75 cents (Đón sóng hồi trung hạn ~14.5 giá)</w:t>
+              <w:t>642.00 cents (Đón sóng hồi trung hạn ~14.5 giá)</w:t>
             </w:r>
           </w:p>
         </w:tc>
@@ -5538,7 +5538,7 @@
               <w:rPr>
                 <w:b/>
               </w:rPr>
-              <w:t>638.75 - 640.75 cents</w:t>
+              <w:t>642.00 - 644.00 cents</w:t>
             </w:r>
           </w:p>
         </w:tc>
@@ -5569,7 +5569,7 @@
               <w:rPr>
                 <w:b/>
               </w:rPr>
-              <w:t>642.03 cents</w:t>
+              <w:t>645.27 cents</w:t>
             </w:r>
           </w:p>
         </w:tc>
@@ -5731,7 +5731,7 @@
               <w:rPr>
                 <w:b/>
               </w:rPr>
-              <w:t>593.78 - 606.00 cents</w:t>
+              <w:t>593.60 - 606.00 cents</w:t>
             </w:r>
           </w:p>
         </w:tc>
@@ -11609,7 +11609,7 @@
         <w:t>Giá Chốt Phiên (Close):</w:t>
       </w:r>
       <w:r>
-        <w:t xml:space="preserve"> 440.00 cents | </w:t>
+        <w:t xml:space="preserve"> 440.75 cents | </w:t>
       </w:r>
       <w:r>
         <w:rPr>
@@ -11624,10 +11624,10 @@
         <w:rPr>
           <w:b/>
         </w:rPr>
-        <w:t>`440.47 cents`</w:t>
+        <w:t>`441.28 cents`</w:t>
       </w:r>
       <w:r>
-        <w:t xml:space="preserve"> (+0.47).</w:t>
+        <w:t xml:space="preserve"> (+0.53).</w:t>
       </w:r>
     </w:p>
     <w:p>
@@ -11648,7 +11648,7 @@
         <w:rPr>
           <w:b/>
         </w:rPr>
-        <w:t>`5,826`</w:t>
+        <w:t>`6,724`</w:t>
       </w:r>
       <w:r>
         <w:t xml:space="preserve"> (Chênh lệch: </w:t>
@@ -11657,7 +11657,7 @@
         <w:rPr>
           <w:b/>
         </w:rPr>
-        <w:t>`-122,517`</w:t>
+        <w:t>`-121,619`</w:t>
       </w:r>
       <w:r>
         <w:t xml:space="preserve">) | OI: </w:t>
@@ -11699,7 +11699,7 @@
         <w:rPr>
           <w:b/>
         </w:rPr>
-        <w:t>`Bearish Engulfing (Nhấn chìm giảm thiểu)`</w:t>
+        <w:t>`Không phát hiện mô hình nến đặc biệt`</w:t>
       </w:r>
     </w:p>
     <w:p>
@@ -11736,16 +11736,16 @@
         <w:t>Đánh giá xu hướng kết hợp:</w:t>
       </w:r>
       <w:r>
-        <w:t xml:space="preserve"> ️ </w:t>
+        <w:t xml:space="preserve"> </w:t>
       </w:r>
       <w:r>
         <w:rPr>
           <w:b/>
         </w:rPr>
-        <w:t>HỒI KỸ THUẬT YẾU (Weak Bullish Retest):</w:t>
+        <w:t>TÍCH LŨY TIÊU CỰC (Distribution):</w:t>
       </w:r>
       <w:r>
-        <w:t xml:space="preserve"> Xuất hiện nến tăng nhưng dòng tiền/thanh khoản yếu. Cần quan sát thêm lực cầu.</w:t>
+        <w:t xml:space="preserve"> Nến đi ngang nhưng dòng tiền rút dần (OI giảm), cảnh báo rủi ro suy sụt sắp tới.</w:t>
       </w:r>
     </w:p>
     <w:p>
@@ -11991,7 +11991,7 @@
               <w:rPr>
                 <w:b/>
               </w:rPr>
-              <w:t>78.85</w:t>
+              <w:t>80.17</w:t>
             </w:r>
           </w:p>
         </w:tc>
@@ -12022,7 +12022,7 @@
               <w:rPr>
                 <w:b/>
               </w:rPr>
-              <w:t>-0.64%</w:t>
+              <w:t>+1.02%</w:t>
             </w:r>
           </w:p>
         </w:tc>
@@ -12050,7 +12050,7 @@
             </w:pPr>
             <w:r/>
             <w:r>
-              <w:t>Giá dầu Giảm làm giảm biên lợi nhuận pha chế Ethanol, tạo sức ép lên nhu cầu ngô.</w:t>
+              <w:t>Giá dầu Tăng hỗ trợ biên lợi nhuận pha chế Ethanol, kéo theo nhu cầu ngô tích cực.</w:t>
             </w:r>
           </w:p>
         </w:tc>
@@ -12114,7 +12114,7 @@
               <w:rPr>
                 <w:b/>
               </w:rPr>
-              <w:t>99.86</w:t>
+              <w:t>99.84</w:t>
             </w:r>
           </w:p>
         </w:tc>
@@ -12145,7 +12145,7 @@
               <w:rPr>
                 <w:b/>
               </w:rPr>
-              <w:t>-0.03%</w:t>
+              <w:t>-0.05%</w:t>
             </w:r>
           </w:p>
         </w:tc>
@@ -12749,7 +12749,7 @@
         <w:t xml:space="preserve"> EMA_21 </w:t>
       </w:r>
       <w:r>
-        <w:t xml:space="preserve"> (442.90) &lt; </w:t>
+        <w:t xml:space="preserve"> (442.72) &lt; </w:t>
       </w:r>
       <w:r>
         <w:rPr>
@@ -12760,7 +12760,7 @@
         <w:t xml:space="preserve"> EMA_50 </w:t>
       </w:r>
       <w:r>
-        <w:t xml:space="preserve"> (444.26).</w:t>
+        <w:t xml:space="preserve"> (444.13).</w:t>
       </w:r>
     </w:p>
     <w:p>
@@ -12781,7 +12781,7 @@
         <w:rPr>
           <w:b/>
         </w:rPr>
-        <w:t>`37.10`</w:t>
+        <w:t>`40.15`</w:t>
       </w:r>
       <w:r>
         <w:t xml:space="preserve"> | ATR (14) = </w:t>
@@ -12790,7 +12790,7 @@
         <w:rPr>
           <w:b/>
         </w:rPr>
-        <w:t>`1.63`</w:t>
+        <w:t>`1.51`</w:t>
       </w:r>
       <w:r>
         <w:t xml:space="preserve"> cents | Volatility = </w:t>
@@ -12799,7 +12799,7 @@
         <w:rPr>
           <w:b/>
         </w:rPr>
-        <w:t>`1.25 cents`</w:t>
+        <w:t>`0.75 cents`</w:t>
       </w:r>
       <w:r>
         <w:t>.</w:t>
@@ -12823,7 +12823,7 @@
         <w:rPr>
           <w:b/>
         </w:rPr>
-        <w:t>`439.00`</w:t>
+        <w:t>`439.75`</w:t>
       </w:r>
       <w:r>
         <w:t xml:space="preserve"> | S2: </w:t>
@@ -12841,7 +12841,7 @@
         <w:rPr>
           <w:b/>
         </w:rPr>
-        <w:t>`441.25`</w:t>
+        <w:t>`442.50`</w:t>
       </w:r>
       <w:r>
         <w:t xml:space="preserve"> | R2: </w:t>
@@ -13584,7 +13584,7 @@
           <w:b/>
           <w:color w:val="15803D"/>
         </w:rPr>
-        <w:t>`439.00 - 442.90 cents (Canh mua vùng hỗ trợ)`</w:t>
+        <w:t>`439.75 - 442.72 cents (Canh mua vùng hỗ trợ)`</w:t>
       </w:r>
       <w:r>
         <w:t xml:space="preserve"> | SL: </w:t>
@@ -13593,7 +13593,7 @@
         <w:rPr>
           <w:b/>
         </w:rPr>
-        <w:t>`414.80 cents (Dưới cản S2 + 1.5x ATR)`</w:t>
+        <w:t>`414.98 cents (Dưới cản S2 + 1.5x ATR)`</w:t>
       </w:r>
       <w:r>
         <w:t xml:space="preserve"> | TP: </w:t>
@@ -13604,7 +13604,7 @@
           <w:color w:val="D97706"/>
           <w:sz w:val="19"/>
         </w:rPr>
-        <w:t xml:space="preserve"> 441.25 cents </w:t>
+        <w:t xml:space="preserve"> 442.50 cents </w:t>
       </w:r>
       <w:r>
         <w:t xml:space="preserve"> / </w:t>
@@ -13655,7 +13655,7 @@
         <w:rPr>
           <w:b/>
         </w:rPr>
-        <w:t>`437.50 - 439.00 cents`</w:t>
+        <w:t>`438.25 - 439.75 cents`</w:t>
       </w:r>
       <w:r>
         <w:t xml:space="preserve"> | SL: </w:t>
@@ -13664,7 +13664,7 @@
         <w:rPr>
           <w:b/>
         </w:rPr>
-        <w:t>`415.62 cents (Chống quét SL tuyệt đối)`</w:t>
+        <w:t>`415.74 cents (Chống quét SL tuyệt đối)`</w:t>
       </w:r>
       <w:r>
         <w:t xml:space="preserve"> | TP: </w:t>
@@ -13701,7 +13701,7 @@
         <w:rPr>
           <w:b/>
         </w:rPr>
-        <w:t>`441.25 - 442.75 cents`</w:t>
+        <w:t>`442.50 - 444.00 cents`</w:t>
       </w:r>
       <w:r>
         <w:t xml:space="preserve"> | SL: </w:t>
@@ -13710,7 +13710,7 @@
         <w:rPr>
           <w:b/>
         </w:rPr>
-        <w:t>`442.88 cents`</w:t>
+        <w:t>`444.01 cents`</w:t>
       </w:r>
       <w:r>
         <w:t xml:space="preserve"> | TP: </w:t>
@@ -13759,7 +13759,7 @@
         <w:rPr>
           <w:b/>
         </w:rPr>
-        <w:t>`429.76 - 436.50 cents`</w:t>
+        <w:t>`430.13 - 436.50 cents`</w:t>
       </w:r>
     </w:p>
     <w:p>
@@ -14166,7 +14166,7 @@
             </w:pPr>
             <w:r/>
             <w:r>
-              <w:t>440.00</w:t>
+              <w:t>440.75</w:t>
             </w:r>
           </w:p>
         </w:tc>
@@ -14194,7 +14194,7 @@
             </w:pPr>
             <w:r/>
             <w:r>
-              <w:t>443.75</w:t>
+              <w:t>444.50</w:t>
             </w:r>
           </w:p>
         </w:tc>
@@ -14222,7 +14222,7 @@
             </w:pPr>
             <w:r/>
             <w:r>
-              <w:t>436.75</w:t>
+              <w:t>437.50</w:t>
             </w:r>
           </w:p>
         </w:tc>
@@ -14253,7 +14253,7 @@
               <w:rPr>
                 <w:b/>
               </w:rPr>
-              <w:t>440.25</w:t>
+              <w:t>441.00</w:t>
             </w:r>
           </w:p>
         </w:tc>
@@ -14401,7 +14401,7 @@
             </w:pPr>
             <w:r/>
             <w:r>
-              <w:t>440.25</w:t>
+              <w:t>441.00</w:t>
             </w:r>
           </w:p>
         </w:tc>
@@ -14429,7 +14429,7 @@
             </w:pPr>
             <w:r/>
             <w:r>
-              <w:t>443.00</w:t>
+              <w:t>443.75</w:t>
             </w:r>
           </w:p>
         </w:tc>
@@ -14457,7 +14457,7 @@
             </w:pPr>
             <w:r/>
             <w:r>
-              <w:t>436.50</w:t>
+              <w:t>437.25</w:t>
             </w:r>
           </w:p>
         </w:tc>
@@ -14488,7 +14488,7 @@
               <w:rPr>
                 <w:b/>
               </w:rPr>
-              <w:t>439.75</w:t>
+              <w:t>440.50</w:t>
             </w:r>
           </w:p>
         </w:tc>
@@ -14636,7 +14636,7 @@
             </w:pPr>
             <w:r/>
             <w:r>
-              <w:t>439.75</w:t>
+              <w:t>440.50</w:t>
             </w:r>
           </w:p>
         </w:tc>
@@ -14664,7 +14664,7 @@
             </w:pPr>
             <w:r/>
             <w:r>
-              <w:t>442.75</w:t>
+              <w:t>443.50</w:t>
             </w:r>
           </w:p>
         </w:tc>
@@ -14692,7 +14692,7 @@
             </w:pPr>
             <w:r/>
             <w:r>
-              <w:t>435.75</w:t>
+              <w:t>436.50</w:t>
             </w:r>
           </w:p>
         </w:tc>
@@ -14723,7 +14723,7 @@
               <w:rPr>
                 <w:b/>
               </w:rPr>
-              <w:t>440.50</w:t>
+              <w:t>441.25</w:t>
             </w:r>
           </w:p>
         </w:tc>
@@ -14871,7 +14871,7 @@
             </w:pPr>
             <w:r/>
             <w:r>
-              <w:t>440.50</w:t>
+              <w:t>441.25</w:t>
             </w:r>
           </w:p>
         </w:tc>
@@ -14899,7 +14899,7 @@
             </w:pPr>
             <w:r/>
             <w:r>
-              <w:t>445.00</w:t>
+              <w:t>445.75</w:t>
             </w:r>
           </w:p>
         </w:tc>
@@ -14927,7 +14927,7 @@
             </w:pPr>
             <w:r/>
             <w:r>
-              <w:t>435.50</w:t>
+              <w:t>436.25</w:t>
             </w:r>
           </w:p>
         </w:tc>
@@ -14958,7 +14958,7 @@
               <w:rPr>
                 <w:b/>
               </w:rPr>
-              <w:t>441.25</w:t>
+              <w:t>442.00</w:t>
             </w:r>
           </w:p>
         </w:tc>
@@ -15106,7 +15106,7 @@
             </w:pPr>
             <w:r/>
             <w:r>
-              <w:t>441.25</w:t>
+              <w:t>442.00</w:t>
             </w:r>
           </w:p>
         </w:tc>
@@ -15134,7 +15134,7 @@
             </w:pPr>
             <w:r/>
             <w:r>
-              <w:t>446.75</w:t>
+              <w:t>447.50</w:t>
             </w:r>
           </w:p>
         </w:tc>
@@ -15162,7 +15162,7 @@
             </w:pPr>
             <w:r/>
             <w:r>
-              <w:t>435.00</w:t>
+              <w:t>435.75</w:t>
             </w:r>
           </w:p>
         </w:tc>
@@ -15193,7 +15193,7 @@
               <w:rPr>
                 <w:b/>
               </w:rPr>
-              <w:t>443.50</w:t>
+              <w:t>444.25</w:t>
             </w:r>
           </w:p>
         </w:tc>
@@ -15341,7 +15341,7 @@
             </w:pPr>
             <w:r/>
             <w:r>
-              <w:t>443.50</w:t>
+              <w:t>444.25</w:t>
             </w:r>
           </w:p>
         </w:tc>
@@ -15369,7 +15369,7 @@
             </w:pPr>
             <w:r/>
             <w:r>
-              <w:t>446.50</w:t>
+              <w:t>447.25</w:t>
             </w:r>
           </w:p>
         </w:tc>
@@ -15397,7 +15397,7 @@
             </w:pPr>
             <w:r/>
             <w:r>
-              <w:t>439.25</w:t>
+              <w:t>440.00</w:t>
             </w:r>
           </w:p>
         </w:tc>
@@ -15428,7 +15428,7 @@
               <w:rPr>
                 <w:b/>
               </w:rPr>
-              <w:t>443.75</w:t>
+              <w:t>444.50</w:t>
             </w:r>
           </w:p>
         </w:tc>
@@ -15576,7 +15576,7 @@
             </w:pPr>
             <w:r/>
             <w:r>
-              <w:t>443.75</w:t>
+              <w:t>444.50</w:t>
             </w:r>
           </w:p>
         </w:tc>
@@ -15604,7 +15604,7 @@
             </w:pPr>
             <w:r/>
             <w:r>
-              <w:t>447.00</w:t>
+              <w:t>447.75</w:t>
             </w:r>
           </w:p>
         </w:tc>
@@ -15632,7 +15632,7 @@
             </w:pPr>
             <w:r/>
             <w:r>
-              <w:t>437.25</w:t>
+              <w:t>438.00</w:t>
             </w:r>
           </w:p>
         </w:tc>
@@ -15663,7 +15663,7 @@
               <w:rPr>
                 <w:b/>
               </w:rPr>
-              <w:t>444.50</w:t>
+              <w:t>445.25</w:t>
             </w:r>
           </w:p>
         </w:tc>
@@ -15811,7 +15811,7 @@
             </w:pPr>
             <w:r/>
             <w:r>
-              <w:t>444.50</w:t>
+              <w:t>445.25</w:t>
             </w:r>
           </w:p>
         </w:tc>
@@ -15839,7 +15839,7 @@
             </w:pPr>
             <w:r/>
             <w:r>
-              <w:t>447.50</w:t>
+              <w:t>448.25</w:t>
             </w:r>
           </w:p>
         </w:tc>
@@ -15867,7 +15867,7 @@
             </w:pPr>
             <w:r/>
             <w:r>
-              <w:t>440.00</w:t>
+              <w:t>440.75</w:t>
             </w:r>
           </w:p>
         </w:tc>
@@ -15898,7 +15898,7 @@
               <w:rPr>
                 <w:b/>
               </w:rPr>
-              <w:t>444.00</w:t>
+              <w:t>444.75</w:t>
             </w:r>
           </w:p>
         </w:tc>
@@ -16046,7 +16046,7 @@
             </w:pPr>
             <w:r/>
             <w:r>
-              <w:t>444.00</w:t>
+              <w:t>444.75</w:t>
             </w:r>
           </w:p>
         </w:tc>
@@ -16074,7 +16074,7 @@
             </w:pPr>
             <w:r/>
             <w:r>
-              <w:t>448.00</w:t>
+              <w:t>448.75</w:t>
             </w:r>
           </w:p>
         </w:tc>
@@ -16102,7 +16102,7 @@
             </w:pPr>
             <w:r/>
             <w:r>
-              <w:t>438.25</w:t>
+              <w:t>439.00</w:t>
             </w:r>
           </w:p>
         </w:tc>
@@ -16133,7 +16133,7 @@
               <w:rPr>
                 <w:b/>
               </w:rPr>
-              <w:t>444.50</w:t>
+              <w:t>445.25</w:t>
             </w:r>
           </w:p>
         </w:tc>
@@ -16281,7 +16281,7 @@
             </w:pPr>
             <w:r/>
             <w:r>
-              <w:t>444.50</w:t>
+              <w:t>445.25</w:t>
             </w:r>
           </w:p>
         </w:tc>
@@ -16309,7 +16309,7 @@
             </w:pPr>
             <w:r/>
             <w:r>
-              <w:t>447.00</w:t>
+              <w:t>447.75</w:t>
             </w:r>
           </w:p>
         </w:tc>
@@ -16337,7 +16337,7 @@
             </w:pPr>
             <w:r/>
             <w:r>
-              <w:t>441.25</w:t>
+              <w:t>442.00</w:t>
             </w:r>
           </w:p>
         </w:tc>
@@ -16368,7 +16368,7 @@
               <w:rPr>
                 <w:b/>
               </w:rPr>
-              <w:t>445.00</w:t>
+              <w:t>445.75</w:t>
             </w:r>
           </w:p>
         </w:tc>
@@ -16516,7 +16516,7 @@
             </w:pPr>
             <w:r/>
             <w:r>
-              <w:t>445.00</w:t>
+              <w:t>445.75</w:t>
             </w:r>
           </w:p>
         </w:tc>
@@ -16544,7 +16544,7 @@
             </w:pPr>
             <w:r/>
             <w:r>
-              <w:t>448.50</w:t>
+              <w:t>449.25</w:t>
             </w:r>
           </w:p>
         </w:tc>
@@ -16572,7 +16572,7 @@
             </w:pPr>
             <w:r/>
             <w:r>
-              <w:t>439.00</w:t>
+              <w:t>439.75</w:t>
             </w:r>
           </w:p>
         </w:tc>
@@ -16580,6 +16580,711 @@
           <w:tcPr>
             <w:tcW w:type="dxa" w:w="1728"/>
             <w:shd w:fill="F8FAFC"/>
+            <w:tcMar>
+              <w:top w:w="100" w:type="dxa"/>
+              <w:bottom w:w="100" w:type="dxa"/>
+              <w:left w:w="120" w:type="dxa"/>
+              <w:right w:w="120" w:type="dxa"/>
+            </w:tcMar>
+            <w:tcBorders>
+              <w:top w:val="single" w:sz="4" w:space="0" w:color="CCCCCC"/>
+              <w:bottom w:val="single" w:sz="4" w:space="0" w:color="CCCCCC"/>
+              <w:left w:val="single" w:sz="4" w:space="0" w:color="CCCCCC"/>
+              <w:right w:val="single" w:sz="4" w:space="0" w:color="CCCCCC"/>
+            </w:tcBorders>
+          </w:tcPr>
+          <w:p>
+            <w:pPr>
+              <w:spacing w:before="60" w:after="60" w:line="252" w:lineRule="auto"/>
+              <w:jc w:val="left"/>
+            </w:pPr>
+            <w:r/>
+            <w:r>
+              <w:rPr>
+                <w:b/>
+              </w:rPr>
+              <w:t>446.75</w:t>
+            </w:r>
+          </w:p>
+        </w:tc>
+        <w:tc>
+          <w:tcPr>
+            <w:tcW w:type="dxa" w:w="3456"/>
+            <w:shd w:fill="F8FAFC"/>
+            <w:tcMar>
+              <w:top w:w="100" w:type="dxa"/>
+              <w:bottom w:w="100" w:type="dxa"/>
+              <w:left w:w="120" w:type="dxa"/>
+              <w:right w:w="120" w:type="dxa"/>
+            </w:tcMar>
+            <w:tcBorders>
+              <w:top w:val="single" w:sz="4" w:space="0" w:color="CCCCCC"/>
+              <w:bottom w:val="single" w:sz="4" w:space="0" w:color="CCCCCC"/>
+              <w:left w:val="single" w:sz="4" w:space="0" w:color="CCCCCC"/>
+              <w:right w:val="single" w:sz="4" w:space="0" w:color="CCCCCC"/>
+            </w:tcBorders>
+          </w:tcPr>
+          <w:p>
+            <w:pPr>
+              <w:spacing w:before="60" w:after="60" w:line="252" w:lineRule="auto"/>
+              <w:jc w:val="left"/>
+            </w:pPr>
+            <w:r/>
+            <w:r>
+              <w:rPr>
+                <w:b/>
+              </w:rPr>
+              <w:t>+1.00</w:t>
+            </w:r>
+          </w:p>
+        </w:tc>
+        <w:tc>
+          <w:tcPr>
+            <w:tcW w:type="dxa" w:w="1440"/>
+            <w:shd w:fill="F8FAFC"/>
+            <w:tcMar>
+              <w:top w:w="100" w:type="dxa"/>
+              <w:bottom w:w="100" w:type="dxa"/>
+              <w:left w:w="120" w:type="dxa"/>
+              <w:right w:w="120" w:type="dxa"/>
+            </w:tcMar>
+            <w:tcBorders>
+              <w:top w:val="single" w:sz="4" w:space="0" w:color="CCCCCC"/>
+              <w:bottom w:val="single" w:sz="4" w:space="0" w:color="CCCCCC"/>
+              <w:left w:val="single" w:sz="4" w:space="0" w:color="CCCCCC"/>
+              <w:right w:val="single" w:sz="4" w:space="0" w:color="CCCCCC"/>
+            </w:tcBorders>
+          </w:tcPr>
+          <w:p>
+            <w:pPr>
+              <w:spacing w:before="60" w:after="60" w:line="252" w:lineRule="auto"/>
+              <w:jc w:val="left"/>
+            </w:pPr>
+            <w:r/>
+            <w:r>
+              <w:t>BULL</w:t>
+            </w:r>
+          </w:p>
+        </w:tc>
+      </w:tr>
+      <w:tr>
+        <w:tc>
+          <w:tcPr>
+            <w:tcW w:type="dxa" w:w="1584"/>
+            <w:shd w:fill="FFFFFF"/>
+            <w:tcMar>
+              <w:top w:w="100" w:type="dxa"/>
+              <w:bottom w:w="100" w:type="dxa"/>
+              <w:left w:w="120" w:type="dxa"/>
+              <w:right w:w="120" w:type="dxa"/>
+            </w:tcMar>
+            <w:tcBorders>
+              <w:top w:val="single" w:sz="4" w:space="0" w:color="CCCCCC"/>
+              <w:bottom w:val="single" w:sz="4" w:space="0" w:color="CCCCCC"/>
+              <w:left w:val="single" w:sz="4" w:space="0" w:color="CCCCCC"/>
+              <w:right w:val="single" w:sz="4" w:space="0" w:color="CCCCCC"/>
+            </w:tcBorders>
+          </w:tcPr>
+          <w:p>
+            <w:pPr>
+              <w:spacing w:before="60" w:after="60" w:line="252" w:lineRule="auto"/>
+              <w:jc w:val="left"/>
+            </w:pPr>
+            <w:r/>
+            <w:r>
+              <w:rPr>
+                <w:b/>
+              </w:rPr>
+              <w:t>Tue 04/08</w:t>
+            </w:r>
+          </w:p>
+        </w:tc>
+        <w:tc>
+          <w:tcPr>
+            <w:tcW w:type="dxa" w:w="864"/>
+            <w:shd w:fill="FFFFFF"/>
+            <w:tcMar>
+              <w:top w:w="100" w:type="dxa"/>
+              <w:bottom w:w="100" w:type="dxa"/>
+              <w:left w:w="120" w:type="dxa"/>
+              <w:right w:w="120" w:type="dxa"/>
+            </w:tcMar>
+            <w:tcBorders>
+              <w:top w:val="single" w:sz="4" w:space="0" w:color="CCCCCC"/>
+              <w:bottom w:val="single" w:sz="4" w:space="0" w:color="CCCCCC"/>
+              <w:left w:val="single" w:sz="4" w:space="0" w:color="CCCCCC"/>
+              <w:right w:val="single" w:sz="4" w:space="0" w:color="CCCCCC"/>
+            </w:tcBorders>
+          </w:tcPr>
+          <w:p>
+            <w:pPr>
+              <w:spacing w:before="60" w:after="60" w:line="252" w:lineRule="auto"/>
+              <w:jc w:val="left"/>
+            </w:pPr>
+            <w:r/>
+            <w:r>
+              <w:t>NY Close 23-01</w:t>
+            </w:r>
+          </w:p>
+        </w:tc>
+        <w:tc>
+          <w:tcPr>
+            <w:tcW w:type="dxa" w:w="1440"/>
+            <w:shd w:fill="FFFFFF"/>
+            <w:tcMar>
+              <w:top w:w="100" w:type="dxa"/>
+              <w:bottom w:w="100" w:type="dxa"/>
+              <w:left w:w="120" w:type="dxa"/>
+              <w:right w:w="120" w:type="dxa"/>
+            </w:tcMar>
+            <w:tcBorders>
+              <w:top w:val="single" w:sz="4" w:space="0" w:color="CCCCCC"/>
+              <w:bottom w:val="single" w:sz="4" w:space="0" w:color="CCCCCC"/>
+              <w:left w:val="single" w:sz="4" w:space="0" w:color="CCCCCC"/>
+              <w:right w:val="single" w:sz="4" w:space="0" w:color="CCCCCC"/>
+            </w:tcBorders>
+          </w:tcPr>
+          <w:p>
+            <w:pPr>
+              <w:spacing w:before="60" w:after="60" w:line="252" w:lineRule="auto"/>
+              <w:jc w:val="left"/>
+            </w:pPr>
+            <w:r/>
+            <w:r>
+              <w:t>446.75</w:t>
+            </w:r>
+          </w:p>
+        </w:tc>
+        <w:tc>
+          <w:tcPr>
+            <w:tcW w:type="dxa" w:w="2016"/>
+            <w:shd w:fill="FFFFFF"/>
+            <w:tcMar>
+              <w:top w:w="100" w:type="dxa"/>
+              <w:bottom w:w="100" w:type="dxa"/>
+              <w:left w:w="120" w:type="dxa"/>
+              <w:right w:w="120" w:type="dxa"/>
+            </w:tcMar>
+            <w:tcBorders>
+              <w:top w:val="single" w:sz="4" w:space="0" w:color="CCCCCC"/>
+              <w:bottom w:val="single" w:sz="4" w:space="0" w:color="CCCCCC"/>
+              <w:left w:val="single" w:sz="4" w:space="0" w:color="CCCCCC"/>
+              <w:right w:val="single" w:sz="4" w:space="0" w:color="CCCCCC"/>
+            </w:tcBorders>
+          </w:tcPr>
+          <w:p>
+            <w:pPr>
+              <w:spacing w:before="60" w:after="60" w:line="252" w:lineRule="auto"/>
+              <w:jc w:val="left"/>
+            </w:pPr>
+            <w:r/>
+            <w:r>
+              <w:t>449.50</w:t>
+            </w:r>
+          </w:p>
+        </w:tc>
+        <w:tc>
+          <w:tcPr>
+            <w:tcW w:type="dxa" w:w="1152"/>
+            <w:shd w:fill="FFFFFF"/>
+            <w:tcMar>
+              <w:top w:w="100" w:type="dxa"/>
+              <w:bottom w:w="100" w:type="dxa"/>
+              <w:left w:w="120" w:type="dxa"/>
+              <w:right w:w="120" w:type="dxa"/>
+            </w:tcMar>
+            <w:tcBorders>
+              <w:top w:val="single" w:sz="4" w:space="0" w:color="CCCCCC"/>
+              <w:bottom w:val="single" w:sz="4" w:space="0" w:color="CCCCCC"/>
+              <w:left w:val="single" w:sz="4" w:space="0" w:color="CCCCCC"/>
+              <w:right w:val="single" w:sz="4" w:space="0" w:color="CCCCCC"/>
+            </w:tcBorders>
+          </w:tcPr>
+          <w:p>
+            <w:pPr>
+              <w:spacing w:before="60" w:after="60" w:line="252" w:lineRule="auto"/>
+              <w:jc w:val="left"/>
+            </w:pPr>
+            <w:r/>
+            <w:r>
+              <w:t>444.25</w:t>
+            </w:r>
+          </w:p>
+        </w:tc>
+        <w:tc>
+          <w:tcPr>
+            <w:tcW w:type="dxa" w:w="1728"/>
+            <w:shd w:fill="FFFFFF"/>
+            <w:tcMar>
+              <w:top w:w="100" w:type="dxa"/>
+              <w:bottom w:w="100" w:type="dxa"/>
+              <w:left w:w="120" w:type="dxa"/>
+              <w:right w:w="120" w:type="dxa"/>
+            </w:tcMar>
+            <w:tcBorders>
+              <w:top w:val="single" w:sz="4" w:space="0" w:color="CCCCCC"/>
+              <w:bottom w:val="single" w:sz="4" w:space="0" w:color="CCCCCC"/>
+              <w:left w:val="single" w:sz="4" w:space="0" w:color="CCCCCC"/>
+              <w:right w:val="single" w:sz="4" w:space="0" w:color="CCCCCC"/>
+            </w:tcBorders>
+          </w:tcPr>
+          <w:p>
+            <w:pPr>
+              <w:spacing w:before="60" w:after="60" w:line="252" w:lineRule="auto"/>
+              <w:jc w:val="left"/>
+            </w:pPr>
+            <w:r/>
+            <w:r>
+              <w:rPr>
+                <w:b/>
+              </w:rPr>
+              <w:t>446.75</w:t>
+            </w:r>
+          </w:p>
+        </w:tc>
+        <w:tc>
+          <w:tcPr>
+            <w:tcW w:type="dxa" w:w="3456"/>
+            <w:shd w:fill="FFFFFF"/>
+            <w:tcMar>
+              <w:top w:w="100" w:type="dxa"/>
+              <w:bottom w:w="100" w:type="dxa"/>
+              <w:left w:w="120" w:type="dxa"/>
+              <w:right w:w="120" w:type="dxa"/>
+            </w:tcMar>
+            <w:tcBorders>
+              <w:top w:val="single" w:sz="4" w:space="0" w:color="CCCCCC"/>
+              <w:bottom w:val="single" w:sz="4" w:space="0" w:color="CCCCCC"/>
+              <w:left w:val="single" w:sz="4" w:space="0" w:color="CCCCCC"/>
+              <w:right w:val="single" w:sz="4" w:space="0" w:color="CCCCCC"/>
+            </w:tcBorders>
+          </w:tcPr>
+          <w:p>
+            <w:pPr>
+              <w:spacing w:before="60" w:after="60" w:line="252" w:lineRule="auto"/>
+              <w:jc w:val="left"/>
+            </w:pPr>
+            <w:r/>
+            <w:r>
+              <w:rPr>
+                <w:b/>
+              </w:rPr>
+              <w:t>+0.00</w:t>
+            </w:r>
+          </w:p>
+        </w:tc>
+        <w:tc>
+          <w:tcPr>
+            <w:tcW w:type="dxa" w:w="1440"/>
+            <w:shd w:fill="FFFFFF"/>
+            <w:tcMar>
+              <w:top w:w="100" w:type="dxa"/>
+              <w:bottom w:w="100" w:type="dxa"/>
+              <w:left w:w="120" w:type="dxa"/>
+              <w:right w:w="120" w:type="dxa"/>
+            </w:tcMar>
+            <w:tcBorders>
+              <w:top w:val="single" w:sz="4" w:space="0" w:color="CCCCCC"/>
+              <w:bottom w:val="single" w:sz="4" w:space="0" w:color="CCCCCC"/>
+              <w:left w:val="single" w:sz="4" w:space="0" w:color="CCCCCC"/>
+              <w:right w:val="single" w:sz="4" w:space="0" w:color="CCCCCC"/>
+            </w:tcBorders>
+          </w:tcPr>
+          <w:p>
+            <w:pPr>
+              <w:spacing w:before="60" w:after="60" w:line="252" w:lineRule="auto"/>
+              <w:jc w:val="left"/>
+            </w:pPr>
+            <w:r/>
+            <w:r>
+              <w:t>BULL</w:t>
+            </w:r>
+          </w:p>
+        </w:tc>
+      </w:tr>
+      <w:tr>
+        <w:tc>
+          <w:tcPr>
+            <w:tcW w:type="dxa" w:w="1584"/>
+            <w:shd w:fill="F8FAFC"/>
+            <w:tcMar>
+              <w:top w:w="100" w:type="dxa"/>
+              <w:bottom w:w="100" w:type="dxa"/>
+              <w:left w:w="120" w:type="dxa"/>
+              <w:right w:w="120" w:type="dxa"/>
+            </w:tcMar>
+            <w:tcBorders>
+              <w:top w:val="single" w:sz="4" w:space="0" w:color="CCCCCC"/>
+              <w:bottom w:val="single" w:sz="4" w:space="0" w:color="CCCCCC"/>
+              <w:left w:val="single" w:sz="4" w:space="0" w:color="CCCCCC"/>
+              <w:right w:val="single" w:sz="4" w:space="0" w:color="CCCCCC"/>
+            </w:tcBorders>
+          </w:tcPr>
+          <w:p>
+            <w:pPr>
+              <w:spacing w:before="60" w:after="60" w:line="252" w:lineRule="auto"/>
+              <w:jc w:val="left"/>
+            </w:pPr>
+            <w:r/>
+            <w:r>
+              <w:rPr>
+                <w:b/>
+              </w:rPr>
+              <w:t>Wed 05/08</w:t>
+            </w:r>
+          </w:p>
+        </w:tc>
+        <w:tc>
+          <w:tcPr>
+            <w:tcW w:type="dxa" w:w="864"/>
+            <w:shd w:fill="F8FAFC"/>
+            <w:tcMar>
+              <w:top w:w="100" w:type="dxa"/>
+              <w:bottom w:w="100" w:type="dxa"/>
+              <w:left w:w="120" w:type="dxa"/>
+              <w:right w:w="120" w:type="dxa"/>
+            </w:tcMar>
+            <w:tcBorders>
+              <w:top w:val="single" w:sz="4" w:space="0" w:color="CCCCCC"/>
+              <w:bottom w:val="single" w:sz="4" w:space="0" w:color="CCCCCC"/>
+              <w:left w:val="single" w:sz="4" w:space="0" w:color="CCCCCC"/>
+              <w:right w:val="single" w:sz="4" w:space="0" w:color="CCCCCC"/>
+            </w:tcBorders>
+          </w:tcPr>
+          <w:p>
+            <w:pPr>
+              <w:spacing w:before="60" w:after="60" w:line="252" w:lineRule="auto"/>
+              <w:jc w:val="left"/>
+            </w:pPr>
+            <w:r/>
+            <w:r>
+              <w:t>Asia 07-11</w:t>
+            </w:r>
+          </w:p>
+        </w:tc>
+        <w:tc>
+          <w:tcPr>
+            <w:tcW w:type="dxa" w:w="1440"/>
+            <w:shd w:fill="F8FAFC"/>
+            <w:tcMar>
+              <w:top w:w="100" w:type="dxa"/>
+              <w:bottom w:w="100" w:type="dxa"/>
+              <w:left w:w="120" w:type="dxa"/>
+              <w:right w:w="120" w:type="dxa"/>
+            </w:tcMar>
+            <w:tcBorders>
+              <w:top w:val="single" w:sz="4" w:space="0" w:color="CCCCCC"/>
+              <w:bottom w:val="single" w:sz="4" w:space="0" w:color="CCCCCC"/>
+              <w:left w:val="single" w:sz="4" w:space="0" w:color="CCCCCC"/>
+              <w:right w:val="single" w:sz="4" w:space="0" w:color="CCCCCC"/>
+            </w:tcBorders>
+          </w:tcPr>
+          <w:p>
+            <w:pPr>
+              <w:spacing w:before="60" w:after="60" w:line="252" w:lineRule="auto"/>
+              <w:jc w:val="left"/>
+            </w:pPr>
+            <w:r/>
+            <w:r>
+              <w:t>446.75</w:t>
+            </w:r>
+          </w:p>
+        </w:tc>
+        <w:tc>
+          <w:tcPr>
+            <w:tcW w:type="dxa" w:w="2016"/>
+            <w:shd w:fill="F8FAFC"/>
+            <w:tcMar>
+              <w:top w:w="100" w:type="dxa"/>
+              <w:bottom w:w="100" w:type="dxa"/>
+              <w:left w:w="120" w:type="dxa"/>
+              <w:right w:w="120" w:type="dxa"/>
+            </w:tcMar>
+            <w:tcBorders>
+              <w:top w:val="single" w:sz="4" w:space="0" w:color="CCCCCC"/>
+              <w:bottom w:val="single" w:sz="4" w:space="0" w:color="CCCCCC"/>
+              <w:left w:val="single" w:sz="4" w:space="0" w:color="CCCCCC"/>
+              <w:right w:val="single" w:sz="4" w:space="0" w:color="CCCCCC"/>
+            </w:tcBorders>
+          </w:tcPr>
+          <w:p>
+            <w:pPr>
+              <w:spacing w:before="60" w:after="60" w:line="252" w:lineRule="auto"/>
+              <w:jc w:val="left"/>
+            </w:pPr>
+            <w:r/>
+            <w:r>
+              <w:t>449.50</w:t>
+            </w:r>
+          </w:p>
+        </w:tc>
+        <w:tc>
+          <w:tcPr>
+            <w:tcW w:type="dxa" w:w="1152"/>
+            <w:shd w:fill="F8FAFC"/>
+            <w:tcMar>
+              <w:top w:w="100" w:type="dxa"/>
+              <w:bottom w:w="100" w:type="dxa"/>
+              <w:left w:w="120" w:type="dxa"/>
+              <w:right w:w="120" w:type="dxa"/>
+            </w:tcMar>
+            <w:tcBorders>
+              <w:top w:val="single" w:sz="4" w:space="0" w:color="CCCCCC"/>
+              <w:bottom w:val="single" w:sz="4" w:space="0" w:color="CCCCCC"/>
+              <w:left w:val="single" w:sz="4" w:space="0" w:color="CCCCCC"/>
+              <w:right w:val="single" w:sz="4" w:space="0" w:color="CCCCCC"/>
+            </w:tcBorders>
+          </w:tcPr>
+          <w:p>
+            <w:pPr>
+              <w:spacing w:before="60" w:after="60" w:line="252" w:lineRule="auto"/>
+              <w:jc w:val="left"/>
+            </w:pPr>
+            <w:r/>
+            <w:r>
+              <w:t>444.25</w:t>
+            </w:r>
+          </w:p>
+        </w:tc>
+        <w:tc>
+          <w:tcPr>
+            <w:tcW w:type="dxa" w:w="1728"/>
+            <w:shd w:fill="F8FAFC"/>
+            <w:tcMar>
+              <w:top w:w="100" w:type="dxa"/>
+              <w:bottom w:w="100" w:type="dxa"/>
+              <w:left w:w="120" w:type="dxa"/>
+              <w:right w:w="120" w:type="dxa"/>
+            </w:tcMar>
+            <w:tcBorders>
+              <w:top w:val="single" w:sz="4" w:space="0" w:color="CCCCCC"/>
+              <w:bottom w:val="single" w:sz="4" w:space="0" w:color="CCCCCC"/>
+              <w:left w:val="single" w:sz="4" w:space="0" w:color="CCCCCC"/>
+              <w:right w:val="single" w:sz="4" w:space="0" w:color="CCCCCC"/>
+            </w:tcBorders>
+          </w:tcPr>
+          <w:p>
+            <w:pPr>
+              <w:spacing w:before="60" w:after="60" w:line="252" w:lineRule="auto"/>
+              <w:jc w:val="left"/>
+            </w:pPr>
+            <w:r/>
+            <w:r>
+              <w:rPr>
+                <w:b/>
+              </w:rPr>
+              <w:t>446.25</w:t>
+            </w:r>
+          </w:p>
+        </w:tc>
+        <w:tc>
+          <w:tcPr>
+            <w:tcW w:type="dxa" w:w="3456"/>
+            <w:shd w:fill="F8FAFC"/>
+            <w:tcMar>
+              <w:top w:w="100" w:type="dxa"/>
+              <w:bottom w:w="100" w:type="dxa"/>
+              <w:left w:w="120" w:type="dxa"/>
+              <w:right w:w="120" w:type="dxa"/>
+            </w:tcMar>
+            <w:tcBorders>
+              <w:top w:val="single" w:sz="4" w:space="0" w:color="CCCCCC"/>
+              <w:bottom w:val="single" w:sz="4" w:space="0" w:color="CCCCCC"/>
+              <w:left w:val="single" w:sz="4" w:space="0" w:color="CCCCCC"/>
+              <w:right w:val="single" w:sz="4" w:space="0" w:color="CCCCCC"/>
+            </w:tcBorders>
+          </w:tcPr>
+          <w:p>
+            <w:pPr>
+              <w:spacing w:before="60" w:after="60" w:line="252" w:lineRule="auto"/>
+              <w:jc w:val="left"/>
+            </w:pPr>
+            <w:r/>
+            <w:r>
+              <w:rPr>
+                <w:b/>
+              </w:rPr>
+              <w:t>-0.50</w:t>
+            </w:r>
+          </w:p>
+        </w:tc>
+        <w:tc>
+          <w:tcPr>
+            <w:tcW w:type="dxa" w:w="1440"/>
+            <w:shd w:fill="F8FAFC"/>
+            <w:tcMar>
+              <w:top w:w="100" w:type="dxa"/>
+              <w:bottom w:w="100" w:type="dxa"/>
+              <w:left w:w="120" w:type="dxa"/>
+              <w:right w:w="120" w:type="dxa"/>
+            </w:tcMar>
+            <w:tcBorders>
+              <w:top w:val="single" w:sz="4" w:space="0" w:color="CCCCCC"/>
+              <w:bottom w:val="single" w:sz="4" w:space="0" w:color="CCCCCC"/>
+              <w:left w:val="single" w:sz="4" w:space="0" w:color="CCCCCC"/>
+              <w:right w:val="single" w:sz="4" w:space="0" w:color="CCCCCC"/>
+            </w:tcBorders>
+          </w:tcPr>
+          <w:p>
+            <w:pPr>
+              <w:spacing w:before="60" w:after="60" w:line="252" w:lineRule="auto"/>
+              <w:jc w:val="left"/>
+            </w:pPr>
+            <w:r/>
+            <w:r>
+              <w:t>BEAR</w:t>
+            </w:r>
+          </w:p>
+        </w:tc>
+      </w:tr>
+      <w:tr>
+        <w:tc>
+          <w:tcPr>
+            <w:tcW w:type="dxa" w:w="1584"/>
+            <w:shd w:fill="FFFFFF"/>
+            <w:tcMar>
+              <w:top w:w="100" w:type="dxa"/>
+              <w:bottom w:w="100" w:type="dxa"/>
+              <w:left w:w="120" w:type="dxa"/>
+              <w:right w:w="120" w:type="dxa"/>
+            </w:tcMar>
+            <w:tcBorders>
+              <w:top w:val="single" w:sz="4" w:space="0" w:color="CCCCCC"/>
+              <w:bottom w:val="single" w:sz="4" w:space="0" w:color="CCCCCC"/>
+              <w:left w:val="single" w:sz="4" w:space="0" w:color="CCCCCC"/>
+              <w:right w:val="single" w:sz="4" w:space="0" w:color="CCCCCC"/>
+            </w:tcBorders>
+          </w:tcPr>
+          <w:p>
+            <w:pPr>
+              <w:spacing w:before="60" w:after="60" w:line="252" w:lineRule="auto"/>
+              <w:jc w:val="left"/>
+            </w:pPr>
+            <w:r/>
+            <w:r>
+              <w:rPr>
+                <w:b/>
+              </w:rPr>
+              <w:t>Wed 05/08</w:t>
+            </w:r>
+          </w:p>
+        </w:tc>
+        <w:tc>
+          <w:tcPr>
+            <w:tcW w:type="dxa" w:w="864"/>
+            <w:shd w:fill="FFFFFF"/>
+            <w:tcMar>
+              <w:top w:w="100" w:type="dxa"/>
+              <w:bottom w:w="100" w:type="dxa"/>
+              <w:left w:w="120" w:type="dxa"/>
+              <w:right w:w="120" w:type="dxa"/>
+            </w:tcMar>
+            <w:tcBorders>
+              <w:top w:val="single" w:sz="4" w:space="0" w:color="CCCCCC"/>
+              <w:bottom w:val="single" w:sz="4" w:space="0" w:color="CCCCCC"/>
+              <w:left w:val="single" w:sz="4" w:space="0" w:color="CCCCCC"/>
+              <w:right w:val="single" w:sz="4" w:space="0" w:color="CCCCCC"/>
+            </w:tcBorders>
+          </w:tcPr>
+          <w:p>
+            <w:pPr>
+              <w:spacing w:before="60" w:after="60" w:line="252" w:lineRule="auto"/>
+              <w:jc w:val="left"/>
+            </w:pPr>
+            <w:r/>
+            <w:r>
+              <w:t>Asia 11-15</w:t>
+            </w:r>
+          </w:p>
+        </w:tc>
+        <w:tc>
+          <w:tcPr>
+            <w:tcW w:type="dxa" w:w="1440"/>
+            <w:shd w:fill="FFFFFF"/>
+            <w:tcMar>
+              <w:top w:w="100" w:type="dxa"/>
+              <w:bottom w:w="100" w:type="dxa"/>
+              <w:left w:w="120" w:type="dxa"/>
+              <w:right w:w="120" w:type="dxa"/>
+            </w:tcMar>
+            <w:tcBorders>
+              <w:top w:val="single" w:sz="4" w:space="0" w:color="CCCCCC"/>
+              <w:bottom w:val="single" w:sz="4" w:space="0" w:color="CCCCCC"/>
+              <w:left w:val="single" w:sz="4" w:space="0" w:color="CCCCCC"/>
+              <w:right w:val="single" w:sz="4" w:space="0" w:color="CCCCCC"/>
+            </w:tcBorders>
+          </w:tcPr>
+          <w:p>
+            <w:pPr>
+              <w:spacing w:before="60" w:after="60" w:line="252" w:lineRule="auto"/>
+              <w:jc w:val="left"/>
+            </w:pPr>
+            <w:r/>
+            <w:r>
+              <w:t>446.25</w:t>
+            </w:r>
+          </w:p>
+        </w:tc>
+        <w:tc>
+          <w:tcPr>
+            <w:tcW w:type="dxa" w:w="2016"/>
+            <w:shd w:fill="FFFFFF"/>
+            <w:tcMar>
+              <w:top w:w="100" w:type="dxa"/>
+              <w:bottom w:w="100" w:type="dxa"/>
+              <w:left w:w="120" w:type="dxa"/>
+              <w:right w:w="120" w:type="dxa"/>
+            </w:tcMar>
+            <w:tcBorders>
+              <w:top w:val="single" w:sz="4" w:space="0" w:color="CCCCCC"/>
+              <w:bottom w:val="single" w:sz="4" w:space="0" w:color="CCCCCC"/>
+              <w:left w:val="single" w:sz="4" w:space="0" w:color="CCCCCC"/>
+              <w:right w:val="single" w:sz="4" w:space="0" w:color="CCCCCC"/>
+            </w:tcBorders>
+          </w:tcPr>
+          <w:p>
+            <w:pPr>
+              <w:spacing w:before="60" w:after="60" w:line="252" w:lineRule="auto"/>
+              <w:jc w:val="left"/>
+            </w:pPr>
+            <w:r/>
+            <w:r>
+              <w:t>449.25</w:t>
+            </w:r>
+          </w:p>
+        </w:tc>
+        <w:tc>
+          <w:tcPr>
+            <w:tcW w:type="dxa" w:w="1152"/>
+            <w:shd w:fill="FFFFFF"/>
+            <w:tcMar>
+              <w:top w:w="100" w:type="dxa"/>
+              <w:bottom w:w="100" w:type="dxa"/>
+              <w:left w:w="120" w:type="dxa"/>
+              <w:right w:w="120" w:type="dxa"/>
+            </w:tcMar>
+            <w:tcBorders>
+              <w:top w:val="single" w:sz="4" w:space="0" w:color="CCCCCC"/>
+              <w:bottom w:val="single" w:sz="4" w:space="0" w:color="CCCCCC"/>
+              <w:left w:val="single" w:sz="4" w:space="0" w:color="CCCCCC"/>
+              <w:right w:val="single" w:sz="4" w:space="0" w:color="CCCCCC"/>
+            </w:tcBorders>
+          </w:tcPr>
+          <w:p>
+            <w:pPr>
+              <w:spacing w:before="60" w:after="60" w:line="252" w:lineRule="auto"/>
+              <w:jc w:val="left"/>
+            </w:pPr>
+            <w:r/>
+            <w:r>
+              <w:t>443.00</w:t>
+            </w:r>
+          </w:p>
+        </w:tc>
+        <w:tc>
+          <w:tcPr>
+            <w:tcW w:type="dxa" w:w="1728"/>
+            <w:shd w:fill="FFFFFF"/>
             <w:tcMar>
               <w:top w:w="100" w:type="dxa"/>
               <w:bottom w:w="100" w:type="dxa"/>
@@ -16610,7 +17315,7 @@
         <w:tc>
           <w:tcPr>
             <w:tcW w:type="dxa" w:w="3456"/>
-            <w:shd w:fill="F8FAFC"/>
+            <w:shd w:fill="FFFFFF"/>
             <w:tcMar>
               <w:top w:w="100" w:type="dxa"/>
               <w:bottom w:w="100" w:type="dxa"/>
@@ -16634,35 +17339,35 @@
               <w:rPr>
                 <w:b/>
               </w:rPr>
-              <w:t>+1.00</w:t>
+              <w:t>-0.25</w:t>
             </w:r>
           </w:p>
         </w:tc>
         <w:tc>
           <w:tcPr>
             <w:tcW w:type="dxa" w:w="1440"/>
-            <w:shd w:fill="F8FAFC"/>
-            <w:tcMar>
-              <w:top w:w="100" w:type="dxa"/>
-              <w:bottom w:w="100" w:type="dxa"/>
-              <w:left w:w="120" w:type="dxa"/>
-              <w:right w:w="120" w:type="dxa"/>
-            </w:tcMar>
-            <w:tcBorders>
-              <w:top w:val="single" w:sz="4" w:space="0" w:color="CCCCCC"/>
-              <w:bottom w:val="single" w:sz="4" w:space="0" w:color="CCCCCC"/>
-              <w:left w:val="single" w:sz="4" w:space="0" w:color="CCCCCC"/>
-              <w:right w:val="single" w:sz="4" w:space="0" w:color="CCCCCC"/>
-            </w:tcBorders>
-          </w:tcPr>
-          <w:p>
-            <w:pPr>
-              <w:spacing w:before="60" w:after="60" w:line="252" w:lineRule="auto"/>
-              <w:jc w:val="left"/>
-            </w:pPr>
-            <w:r/>
-            <w:r>
-              <w:t>BULL</w:t>
+            <w:shd w:fill="FFFFFF"/>
+            <w:tcMar>
+              <w:top w:w="100" w:type="dxa"/>
+              <w:bottom w:w="100" w:type="dxa"/>
+              <w:left w:w="120" w:type="dxa"/>
+              <w:right w:w="120" w:type="dxa"/>
+            </w:tcMar>
+            <w:tcBorders>
+              <w:top w:val="single" w:sz="4" w:space="0" w:color="CCCCCC"/>
+              <w:bottom w:val="single" w:sz="4" w:space="0" w:color="CCCCCC"/>
+              <w:left w:val="single" w:sz="4" w:space="0" w:color="CCCCCC"/>
+              <w:right w:val="single" w:sz="4" w:space="0" w:color="CCCCCC"/>
+            </w:tcBorders>
+          </w:tcPr>
+          <w:p>
+            <w:pPr>
+              <w:spacing w:before="60" w:after="60" w:line="252" w:lineRule="auto"/>
+              <w:jc w:val="left"/>
+            </w:pPr>
+            <w:r/>
+            <w:r>
+              <w:t>BEAR</w:t>
             </w:r>
           </w:p>
         </w:tc>
@@ -16671,7 +17376,7 @@
         <w:tc>
           <w:tcPr>
             <w:tcW w:type="dxa" w:w="1584"/>
-            <w:shd w:fill="FFFFFF"/>
+            <w:shd w:fill="F8FAFC"/>
             <w:tcMar>
               <w:top w:w="100" w:type="dxa"/>
               <w:bottom w:w="100" w:type="dxa"/>
@@ -16695,42 +17400,42 @@
               <w:rPr>
                 <w:b/>
               </w:rPr>
-              <w:t>Tue 04/08</w:t>
+              <w:t>Wed 05/08</w:t>
             </w:r>
           </w:p>
         </w:tc>
         <w:tc>
           <w:tcPr>
             <w:tcW w:type="dxa" w:w="864"/>
-            <w:shd w:fill="FFFFFF"/>
-            <w:tcMar>
-              <w:top w:w="100" w:type="dxa"/>
-              <w:bottom w:w="100" w:type="dxa"/>
-              <w:left w:w="120" w:type="dxa"/>
-              <w:right w:w="120" w:type="dxa"/>
-            </w:tcMar>
-            <w:tcBorders>
-              <w:top w:val="single" w:sz="4" w:space="0" w:color="CCCCCC"/>
-              <w:bottom w:val="single" w:sz="4" w:space="0" w:color="CCCCCC"/>
-              <w:left w:val="single" w:sz="4" w:space="0" w:color="CCCCCC"/>
-              <w:right w:val="single" w:sz="4" w:space="0" w:color="CCCCCC"/>
-            </w:tcBorders>
-          </w:tcPr>
-          <w:p>
-            <w:pPr>
-              <w:spacing w:before="60" w:after="60" w:line="252" w:lineRule="auto"/>
-              <w:jc w:val="left"/>
-            </w:pPr>
-            <w:r/>
-            <w:r>
-              <w:t>NY Close 23-01</w:t>
+            <w:shd w:fill="F8FAFC"/>
+            <w:tcMar>
+              <w:top w:w="100" w:type="dxa"/>
+              <w:bottom w:w="100" w:type="dxa"/>
+              <w:left w:w="120" w:type="dxa"/>
+              <w:right w:w="120" w:type="dxa"/>
+            </w:tcMar>
+            <w:tcBorders>
+              <w:top w:val="single" w:sz="4" w:space="0" w:color="CCCCCC"/>
+              <w:bottom w:val="single" w:sz="4" w:space="0" w:color="CCCCCC"/>
+              <w:left w:val="single" w:sz="4" w:space="0" w:color="CCCCCC"/>
+              <w:right w:val="single" w:sz="4" w:space="0" w:color="CCCCCC"/>
+            </w:tcBorders>
+          </w:tcPr>
+          <w:p>
+            <w:pPr>
+              <w:spacing w:before="60" w:after="60" w:line="252" w:lineRule="auto"/>
+              <w:jc w:val="left"/>
+            </w:pPr>
+            <w:r/>
+            <w:r>
+              <w:t>London 15-19</w:t>
             </w:r>
           </w:p>
         </w:tc>
         <w:tc>
           <w:tcPr>
             <w:tcW w:type="dxa" w:w="1440"/>
-            <w:shd w:fill="FFFFFF"/>
+            <w:shd w:fill="F8FAFC"/>
             <w:tcMar>
               <w:top w:w="100" w:type="dxa"/>
               <w:bottom w:w="100" w:type="dxa"/>
@@ -16758,63 +17463,63 @@
         <w:tc>
           <w:tcPr>
             <w:tcW w:type="dxa" w:w="2016"/>
-            <w:shd w:fill="FFFFFF"/>
-            <w:tcMar>
-              <w:top w:w="100" w:type="dxa"/>
-              <w:bottom w:w="100" w:type="dxa"/>
-              <w:left w:w="120" w:type="dxa"/>
-              <w:right w:w="120" w:type="dxa"/>
-            </w:tcMar>
-            <w:tcBorders>
-              <w:top w:val="single" w:sz="4" w:space="0" w:color="CCCCCC"/>
-              <w:bottom w:val="single" w:sz="4" w:space="0" w:color="CCCCCC"/>
-              <w:left w:val="single" w:sz="4" w:space="0" w:color="CCCCCC"/>
-              <w:right w:val="single" w:sz="4" w:space="0" w:color="CCCCCC"/>
-            </w:tcBorders>
-          </w:tcPr>
-          <w:p>
-            <w:pPr>
-              <w:spacing w:before="60" w:after="60" w:line="252" w:lineRule="auto"/>
-              <w:jc w:val="left"/>
-            </w:pPr>
-            <w:r/>
-            <w:r>
-              <w:t>448.75</w:t>
+            <w:shd w:fill="F8FAFC"/>
+            <w:tcMar>
+              <w:top w:w="100" w:type="dxa"/>
+              <w:bottom w:w="100" w:type="dxa"/>
+              <w:left w:w="120" w:type="dxa"/>
+              <w:right w:w="120" w:type="dxa"/>
+            </w:tcMar>
+            <w:tcBorders>
+              <w:top w:val="single" w:sz="4" w:space="0" w:color="CCCCCC"/>
+              <w:bottom w:val="single" w:sz="4" w:space="0" w:color="CCCCCC"/>
+              <w:left w:val="single" w:sz="4" w:space="0" w:color="CCCCCC"/>
+              <w:right w:val="single" w:sz="4" w:space="0" w:color="CCCCCC"/>
+            </w:tcBorders>
+          </w:tcPr>
+          <w:p>
+            <w:pPr>
+              <w:spacing w:before="60" w:after="60" w:line="252" w:lineRule="auto"/>
+              <w:jc w:val="left"/>
+            </w:pPr>
+            <w:r/>
+            <w:r>
+              <w:t>450.00</w:t>
             </w:r>
           </w:p>
         </w:tc>
         <w:tc>
           <w:tcPr>
             <w:tcW w:type="dxa" w:w="1152"/>
-            <w:shd w:fill="FFFFFF"/>
-            <w:tcMar>
-              <w:top w:w="100" w:type="dxa"/>
-              <w:bottom w:w="100" w:type="dxa"/>
-              <w:left w:w="120" w:type="dxa"/>
-              <w:right w:w="120" w:type="dxa"/>
-            </w:tcMar>
-            <w:tcBorders>
-              <w:top w:val="single" w:sz="4" w:space="0" w:color="CCCCCC"/>
-              <w:bottom w:val="single" w:sz="4" w:space="0" w:color="CCCCCC"/>
-              <w:left w:val="single" w:sz="4" w:space="0" w:color="CCCCCC"/>
-              <w:right w:val="single" w:sz="4" w:space="0" w:color="CCCCCC"/>
-            </w:tcBorders>
-          </w:tcPr>
-          <w:p>
-            <w:pPr>
-              <w:spacing w:before="60" w:after="60" w:line="252" w:lineRule="auto"/>
-              <w:jc w:val="left"/>
-            </w:pPr>
-            <w:r/>
-            <w:r>
-              <w:t>443.50</w:t>
+            <w:shd w:fill="F8FAFC"/>
+            <w:tcMar>
+              <w:top w:w="100" w:type="dxa"/>
+              <w:bottom w:w="100" w:type="dxa"/>
+              <w:left w:w="120" w:type="dxa"/>
+              <w:right w:w="120" w:type="dxa"/>
+            </w:tcMar>
+            <w:tcBorders>
+              <w:top w:val="single" w:sz="4" w:space="0" w:color="CCCCCC"/>
+              <w:bottom w:val="single" w:sz="4" w:space="0" w:color="CCCCCC"/>
+              <w:left w:val="single" w:sz="4" w:space="0" w:color="CCCCCC"/>
+              <w:right w:val="single" w:sz="4" w:space="0" w:color="CCCCCC"/>
+            </w:tcBorders>
+          </w:tcPr>
+          <w:p>
+            <w:pPr>
+              <w:spacing w:before="60" w:after="60" w:line="252" w:lineRule="auto"/>
+              <w:jc w:val="left"/>
+            </w:pPr>
+            <w:r/>
+            <w:r>
+              <w:t>440.75</w:t>
             </w:r>
           </w:p>
         </w:tc>
         <w:tc>
           <w:tcPr>
             <w:tcW w:type="dxa" w:w="1728"/>
-            <w:shd w:fill="FFFFFF"/>
+            <w:shd w:fill="F8FAFC"/>
             <w:tcMar>
               <w:top w:w="100" w:type="dxa"/>
               <w:bottom w:w="100" w:type="dxa"/>
@@ -16838,7 +17543,2122 @@
               <w:rPr>
                 <w:b/>
               </w:rPr>
-              <w:t>446.00</w:t>
+              <w:t>446.50</w:t>
+            </w:r>
+          </w:p>
+        </w:tc>
+        <w:tc>
+          <w:tcPr>
+            <w:tcW w:type="dxa" w:w="3456"/>
+            <w:shd w:fill="F8FAFC"/>
+            <w:tcMar>
+              <w:top w:w="100" w:type="dxa"/>
+              <w:bottom w:w="100" w:type="dxa"/>
+              <w:left w:w="120" w:type="dxa"/>
+              <w:right w:w="120" w:type="dxa"/>
+            </w:tcMar>
+            <w:tcBorders>
+              <w:top w:val="single" w:sz="4" w:space="0" w:color="CCCCCC"/>
+              <w:bottom w:val="single" w:sz="4" w:space="0" w:color="CCCCCC"/>
+              <w:left w:val="single" w:sz="4" w:space="0" w:color="CCCCCC"/>
+              <w:right w:val="single" w:sz="4" w:space="0" w:color="CCCCCC"/>
+            </w:tcBorders>
+          </w:tcPr>
+          <w:p>
+            <w:pPr>
+              <w:spacing w:before="60" w:after="60" w:line="252" w:lineRule="auto"/>
+              <w:jc w:val="left"/>
+            </w:pPr>
+            <w:r/>
+            <w:r>
+              <w:rPr>
+                <w:b/>
+              </w:rPr>
+              <w:t>+0.50</w:t>
+            </w:r>
+          </w:p>
+        </w:tc>
+        <w:tc>
+          <w:tcPr>
+            <w:tcW w:type="dxa" w:w="1440"/>
+            <w:shd w:fill="F8FAFC"/>
+            <w:tcMar>
+              <w:top w:w="100" w:type="dxa"/>
+              <w:bottom w:w="100" w:type="dxa"/>
+              <w:left w:w="120" w:type="dxa"/>
+              <w:right w:w="120" w:type="dxa"/>
+            </w:tcMar>
+            <w:tcBorders>
+              <w:top w:val="single" w:sz="4" w:space="0" w:color="CCCCCC"/>
+              <w:bottom w:val="single" w:sz="4" w:space="0" w:color="CCCCCC"/>
+              <w:left w:val="single" w:sz="4" w:space="0" w:color="CCCCCC"/>
+              <w:right w:val="single" w:sz="4" w:space="0" w:color="CCCCCC"/>
+            </w:tcBorders>
+          </w:tcPr>
+          <w:p>
+            <w:pPr>
+              <w:spacing w:before="60" w:after="60" w:line="252" w:lineRule="auto"/>
+              <w:jc w:val="left"/>
+            </w:pPr>
+            <w:r/>
+            <w:r>
+              <w:t>BULL</w:t>
+            </w:r>
+          </w:p>
+        </w:tc>
+      </w:tr>
+      <w:tr>
+        <w:tc>
+          <w:tcPr>
+            <w:tcW w:type="dxa" w:w="1584"/>
+            <w:shd w:fill="FFFFFF"/>
+            <w:tcMar>
+              <w:top w:w="100" w:type="dxa"/>
+              <w:bottom w:w="100" w:type="dxa"/>
+              <w:left w:w="120" w:type="dxa"/>
+              <w:right w:w="120" w:type="dxa"/>
+            </w:tcMar>
+            <w:tcBorders>
+              <w:top w:val="single" w:sz="4" w:space="0" w:color="CCCCCC"/>
+              <w:bottom w:val="single" w:sz="4" w:space="0" w:color="CCCCCC"/>
+              <w:left w:val="single" w:sz="4" w:space="0" w:color="CCCCCC"/>
+              <w:right w:val="single" w:sz="4" w:space="0" w:color="CCCCCC"/>
+            </w:tcBorders>
+          </w:tcPr>
+          <w:p>
+            <w:pPr>
+              <w:spacing w:before="60" w:after="60" w:line="252" w:lineRule="auto"/>
+              <w:jc w:val="left"/>
+            </w:pPr>
+            <w:r/>
+            <w:r>
+              <w:rPr>
+                <w:b/>
+              </w:rPr>
+              <w:t>Wed 05/08</w:t>
+            </w:r>
+          </w:p>
+        </w:tc>
+        <w:tc>
+          <w:tcPr>
+            <w:tcW w:type="dxa" w:w="864"/>
+            <w:shd w:fill="FFFFFF"/>
+            <w:tcMar>
+              <w:top w:w="100" w:type="dxa"/>
+              <w:bottom w:w="100" w:type="dxa"/>
+              <w:left w:w="120" w:type="dxa"/>
+              <w:right w:w="120" w:type="dxa"/>
+            </w:tcMar>
+            <w:tcBorders>
+              <w:top w:val="single" w:sz="4" w:space="0" w:color="CCCCCC"/>
+              <w:bottom w:val="single" w:sz="4" w:space="0" w:color="CCCCCC"/>
+              <w:left w:val="single" w:sz="4" w:space="0" w:color="CCCCCC"/>
+              <w:right w:val="single" w:sz="4" w:space="0" w:color="CCCCCC"/>
+            </w:tcBorders>
+          </w:tcPr>
+          <w:p>
+            <w:pPr>
+              <w:spacing w:before="60" w:after="60" w:line="252" w:lineRule="auto"/>
+              <w:jc w:val="left"/>
+            </w:pPr>
+            <w:r/>
+            <w:r>
+              <w:t>Pre-NY 19-21</w:t>
+            </w:r>
+          </w:p>
+        </w:tc>
+        <w:tc>
+          <w:tcPr>
+            <w:tcW w:type="dxa" w:w="1440"/>
+            <w:shd w:fill="FFFFFF"/>
+            <w:tcMar>
+              <w:top w:w="100" w:type="dxa"/>
+              <w:bottom w:w="100" w:type="dxa"/>
+              <w:left w:w="120" w:type="dxa"/>
+              <w:right w:w="120" w:type="dxa"/>
+            </w:tcMar>
+            <w:tcBorders>
+              <w:top w:val="single" w:sz="4" w:space="0" w:color="CCCCCC"/>
+              <w:bottom w:val="single" w:sz="4" w:space="0" w:color="CCCCCC"/>
+              <w:left w:val="single" w:sz="4" w:space="0" w:color="CCCCCC"/>
+              <w:right w:val="single" w:sz="4" w:space="0" w:color="CCCCCC"/>
+            </w:tcBorders>
+          </w:tcPr>
+          <w:p>
+            <w:pPr>
+              <w:spacing w:before="60" w:after="60" w:line="252" w:lineRule="auto"/>
+              <w:jc w:val="left"/>
+            </w:pPr>
+            <w:r/>
+            <w:r>
+              <w:t>446.50</w:t>
+            </w:r>
+          </w:p>
+        </w:tc>
+        <w:tc>
+          <w:tcPr>
+            <w:tcW w:type="dxa" w:w="2016"/>
+            <w:shd w:fill="FFFFFF"/>
+            <w:tcMar>
+              <w:top w:w="100" w:type="dxa"/>
+              <w:bottom w:w="100" w:type="dxa"/>
+              <w:left w:w="120" w:type="dxa"/>
+              <w:right w:w="120" w:type="dxa"/>
+            </w:tcMar>
+            <w:tcBorders>
+              <w:top w:val="single" w:sz="4" w:space="0" w:color="CCCCCC"/>
+              <w:bottom w:val="single" w:sz="4" w:space="0" w:color="CCCCCC"/>
+              <w:left w:val="single" w:sz="4" w:space="0" w:color="CCCCCC"/>
+              <w:right w:val="single" w:sz="4" w:space="0" w:color="CCCCCC"/>
+            </w:tcBorders>
+          </w:tcPr>
+          <w:p>
+            <w:pPr>
+              <w:spacing w:before="60" w:after="60" w:line="252" w:lineRule="auto"/>
+              <w:jc w:val="left"/>
+            </w:pPr>
+            <w:r/>
+            <w:r>
+              <w:t>451.25</w:t>
+            </w:r>
+          </w:p>
+        </w:tc>
+        <w:tc>
+          <w:tcPr>
+            <w:tcW w:type="dxa" w:w="1152"/>
+            <w:shd w:fill="FFFFFF"/>
+            <w:tcMar>
+              <w:top w:w="100" w:type="dxa"/>
+              <w:bottom w:w="100" w:type="dxa"/>
+              <w:left w:w="120" w:type="dxa"/>
+              <w:right w:w="120" w:type="dxa"/>
+            </w:tcMar>
+            <w:tcBorders>
+              <w:top w:val="single" w:sz="4" w:space="0" w:color="CCCCCC"/>
+              <w:bottom w:val="single" w:sz="4" w:space="0" w:color="CCCCCC"/>
+              <w:left w:val="single" w:sz="4" w:space="0" w:color="CCCCCC"/>
+              <w:right w:val="single" w:sz="4" w:space="0" w:color="CCCCCC"/>
+            </w:tcBorders>
+          </w:tcPr>
+          <w:p>
+            <w:pPr>
+              <w:spacing w:before="60" w:after="60" w:line="252" w:lineRule="auto"/>
+              <w:jc w:val="left"/>
+            </w:pPr>
+            <w:r/>
+            <w:r>
+              <w:t>439.50</w:t>
+            </w:r>
+          </w:p>
+        </w:tc>
+        <w:tc>
+          <w:tcPr>
+            <w:tcW w:type="dxa" w:w="1728"/>
+            <w:shd w:fill="FFFFFF"/>
+            <w:tcMar>
+              <w:top w:w="100" w:type="dxa"/>
+              <w:bottom w:w="100" w:type="dxa"/>
+              <w:left w:w="120" w:type="dxa"/>
+              <w:right w:w="120" w:type="dxa"/>
+            </w:tcMar>
+            <w:tcBorders>
+              <w:top w:val="single" w:sz="4" w:space="0" w:color="CCCCCC"/>
+              <w:bottom w:val="single" w:sz="4" w:space="0" w:color="CCCCCC"/>
+              <w:left w:val="single" w:sz="4" w:space="0" w:color="CCCCCC"/>
+              <w:right w:val="single" w:sz="4" w:space="0" w:color="CCCCCC"/>
+            </w:tcBorders>
+          </w:tcPr>
+          <w:p>
+            <w:pPr>
+              <w:spacing w:before="60" w:after="60" w:line="252" w:lineRule="auto"/>
+              <w:jc w:val="left"/>
+            </w:pPr>
+            <w:r/>
+            <w:r>
+              <w:rPr>
+                <w:b/>
+              </w:rPr>
+              <w:t>448.50</w:t>
+            </w:r>
+          </w:p>
+        </w:tc>
+        <w:tc>
+          <w:tcPr>
+            <w:tcW w:type="dxa" w:w="3456"/>
+            <w:shd w:fill="FFFFFF"/>
+            <w:tcMar>
+              <w:top w:w="100" w:type="dxa"/>
+              <w:bottom w:w="100" w:type="dxa"/>
+              <w:left w:w="120" w:type="dxa"/>
+              <w:right w:w="120" w:type="dxa"/>
+            </w:tcMar>
+            <w:tcBorders>
+              <w:top w:val="single" w:sz="4" w:space="0" w:color="CCCCCC"/>
+              <w:bottom w:val="single" w:sz="4" w:space="0" w:color="CCCCCC"/>
+              <w:left w:val="single" w:sz="4" w:space="0" w:color="CCCCCC"/>
+              <w:right w:val="single" w:sz="4" w:space="0" w:color="CCCCCC"/>
+            </w:tcBorders>
+          </w:tcPr>
+          <w:p>
+            <w:pPr>
+              <w:spacing w:before="60" w:after="60" w:line="252" w:lineRule="auto"/>
+              <w:jc w:val="left"/>
+            </w:pPr>
+            <w:r/>
+            <w:r>
+              <w:rPr>
+                <w:b/>
+              </w:rPr>
+              <w:t>+2.00</w:t>
+            </w:r>
+          </w:p>
+        </w:tc>
+        <w:tc>
+          <w:tcPr>
+            <w:tcW w:type="dxa" w:w="1440"/>
+            <w:shd w:fill="FFFFFF"/>
+            <w:tcMar>
+              <w:top w:w="100" w:type="dxa"/>
+              <w:bottom w:w="100" w:type="dxa"/>
+              <w:left w:w="120" w:type="dxa"/>
+              <w:right w:w="120" w:type="dxa"/>
+            </w:tcMar>
+            <w:tcBorders>
+              <w:top w:val="single" w:sz="4" w:space="0" w:color="CCCCCC"/>
+              <w:bottom w:val="single" w:sz="4" w:space="0" w:color="CCCCCC"/>
+              <w:left w:val="single" w:sz="4" w:space="0" w:color="CCCCCC"/>
+              <w:right w:val="single" w:sz="4" w:space="0" w:color="CCCCCC"/>
+            </w:tcBorders>
+          </w:tcPr>
+          <w:p>
+            <w:pPr>
+              <w:spacing w:before="60" w:after="60" w:line="252" w:lineRule="auto"/>
+              <w:jc w:val="left"/>
+            </w:pPr>
+            <w:r/>
+            <w:r>
+              <w:t>BULL</w:t>
+            </w:r>
+          </w:p>
+        </w:tc>
+      </w:tr>
+      <w:tr>
+        <w:tc>
+          <w:tcPr>
+            <w:tcW w:type="dxa" w:w="1584"/>
+            <w:shd w:fill="F8FAFC"/>
+            <w:tcMar>
+              <w:top w:w="100" w:type="dxa"/>
+              <w:bottom w:w="100" w:type="dxa"/>
+              <w:left w:w="120" w:type="dxa"/>
+              <w:right w:w="120" w:type="dxa"/>
+            </w:tcMar>
+            <w:tcBorders>
+              <w:top w:val="single" w:sz="4" w:space="0" w:color="CCCCCC"/>
+              <w:bottom w:val="single" w:sz="4" w:space="0" w:color="CCCCCC"/>
+              <w:left w:val="single" w:sz="4" w:space="0" w:color="CCCCCC"/>
+              <w:right w:val="single" w:sz="4" w:space="0" w:color="CCCCCC"/>
+            </w:tcBorders>
+          </w:tcPr>
+          <w:p>
+            <w:pPr>
+              <w:spacing w:before="60" w:after="60" w:line="252" w:lineRule="auto"/>
+              <w:jc w:val="left"/>
+            </w:pPr>
+            <w:r/>
+            <w:r>
+              <w:rPr>
+                <w:b/>
+              </w:rPr>
+              <w:t>Wed 05/08</w:t>
+            </w:r>
+          </w:p>
+        </w:tc>
+        <w:tc>
+          <w:tcPr>
+            <w:tcW w:type="dxa" w:w="864"/>
+            <w:shd w:fill="F8FAFC"/>
+            <w:tcMar>
+              <w:top w:w="100" w:type="dxa"/>
+              <w:bottom w:w="100" w:type="dxa"/>
+              <w:left w:w="120" w:type="dxa"/>
+              <w:right w:w="120" w:type="dxa"/>
+            </w:tcMar>
+            <w:tcBorders>
+              <w:top w:val="single" w:sz="4" w:space="0" w:color="CCCCCC"/>
+              <w:bottom w:val="single" w:sz="4" w:space="0" w:color="CCCCCC"/>
+              <w:left w:val="single" w:sz="4" w:space="0" w:color="CCCCCC"/>
+              <w:right w:val="single" w:sz="4" w:space="0" w:color="CCCCCC"/>
+            </w:tcBorders>
+          </w:tcPr>
+          <w:p>
+            <w:pPr>
+              <w:spacing w:before="60" w:after="60" w:line="252" w:lineRule="auto"/>
+              <w:jc w:val="left"/>
+            </w:pPr>
+            <w:r/>
+            <w:r>
+              <w:t>NY Open 21-23</w:t>
+            </w:r>
+          </w:p>
+        </w:tc>
+        <w:tc>
+          <w:tcPr>
+            <w:tcW w:type="dxa" w:w="1440"/>
+            <w:shd w:fill="F8FAFC"/>
+            <w:tcMar>
+              <w:top w:w="100" w:type="dxa"/>
+              <w:bottom w:w="100" w:type="dxa"/>
+              <w:left w:w="120" w:type="dxa"/>
+              <w:right w:w="120" w:type="dxa"/>
+            </w:tcMar>
+            <w:tcBorders>
+              <w:top w:val="single" w:sz="4" w:space="0" w:color="CCCCCC"/>
+              <w:bottom w:val="single" w:sz="4" w:space="0" w:color="CCCCCC"/>
+              <w:left w:val="single" w:sz="4" w:space="0" w:color="CCCCCC"/>
+              <w:right w:val="single" w:sz="4" w:space="0" w:color="CCCCCC"/>
+            </w:tcBorders>
+          </w:tcPr>
+          <w:p>
+            <w:pPr>
+              <w:spacing w:before="60" w:after="60" w:line="252" w:lineRule="auto"/>
+              <w:jc w:val="left"/>
+            </w:pPr>
+            <w:r/>
+            <w:r>
+              <w:t>448.50</w:t>
+            </w:r>
+          </w:p>
+        </w:tc>
+        <w:tc>
+          <w:tcPr>
+            <w:tcW w:type="dxa" w:w="2016"/>
+            <w:shd w:fill="F8FAFC"/>
+            <w:tcMar>
+              <w:top w:w="100" w:type="dxa"/>
+              <w:bottom w:w="100" w:type="dxa"/>
+              <w:left w:w="120" w:type="dxa"/>
+              <w:right w:w="120" w:type="dxa"/>
+            </w:tcMar>
+            <w:tcBorders>
+              <w:top w:val="single" w:sz="4" w:space="0" w:color="CCCCCC"/>
+              <w:bottom w:val="single" w:sz="4" w:space="0" w:color="CCCCCC"/>
+              <w:left w:val="single" w:sz="4" w:space="0" w:color="CCCCCC"/>
+              <w:right w:val="single" w:sz="4" w:space="0" w:color="CCCCCC"/>
+            </w:tcBorders>
+          </w:tcPr>
+          <w:p>
+            <w:pPr>
+              <w:spacing w:before="60" w:after="60" w:line="252" w:lineRule="auto"/>
+              <w:jc w:val="left"/>
+            </w:pPr>
+            <w:r/>
+            <w:r>
+              <w:t>456.50</w:t>
+            </w:r>
+          </w:p>
+        </w:tc>
+        <w:tc>
+          <w:tcPr>
+            <w:tcW w:type="dxa" w:w="1152"/>
+            <w:shd w:fill="F8FAFC"/>
+            <w:tcMar>
+              <w:top w:w="100" w:type="dxa"/>
+              <w:bottom w:w="100" w:type="dxa"/>
+              <w:left w:w="120" w:type="dxa"/>
+              <w:right w:w="120" w:type="dxa"/>
+            </w:tcMar>
+            <w:tcBorders>
+              <w:top w:val="single" w:sz="4" w:space="0" w:color="CCCCCC"/>
+              <w:bottom w:val="single" w:sz="4" w:space="0" w:color="CCCCCC"/>
+              <w:left w:val="single" w:sz="4" w:space="0" w:color="CCCCCC"/>
+              <w:right w:val="single" w:sz="4" w:space="0" w:color="CCCCCC"/>
+            </w:tcBorders>
+          </w:tcPr>
+          <w:p>
+            <w:pPr>
+              <w:spacing w:before="60" w:after="60" w:line="252" w:lineRule="auto"/>
+              <w:jc w:val="left"/>
+            </w:pPr>
+            <w:r/>
+            <w:r>
+              <w:t>441.50</w:t>
+            </w:r>
+          </w:p>
+        </w:tc>
+        <w:tc>
+          <w:tcPr>
+            <w:tcW w:type="dxa" w:w="1728"/>
+            <w:shd w:fill="F8FAFC"/>
+            <w:tcMar>
+              <w:top w:w="100" w:type="dxa"/>
+              <w:bottom w:w="100" w:type="dxa"/>
+              <w:left w:w="120" w:type="dxa"/>
+              <w:right w:w="120" w:type="dxa"/>
+            </w:tcMar>
+            <w:tcBorders>
+              <w:top w:val="single" w:sz="4" w:space="0" w:color="CCCCCC"/>
+              <w:bottom w:val="single" w:sz="4" w:space="0" w:color="CCCCCC"/>
+              <w:left w:val="single" w:sz="4" w:space="0" w:color="CCCCCC"/>
+              <w:right w:val="single" w:sz="4" w:space="0" w:color="CCCCCC"/>
+            </w:tcBorders>
+          </w:tcPr>
+          <w:p>
+            <w:pPr>
+              <w:spacing w:before="60" w:after="60" w:line="252" w:lineRule="auto"/>
+              <w:jc w:val="left"/>
+            </w:pPr>
+            <w:r/>
+            <w:r>
+              <w:rPr>
+                <w:b/>
+              </w:rPr>
+              <w:t>450.00</w:t>
+            </w:r>
+          </w:p>
+        </w:tc>
+        <w:tc>
+          <w:tcPr>
+            <w:tcW w:type="dxa" w:w="3456"/>
+            <w:shd w:fill="F8FAFC"/>
+            <w:tcMar>
+              <w:top w:w="100" w:type="dxa"/>
+              <w:bottom w:w="100" w:type="dxa"/>
+              <w:left w:w="120" w:type="dxa"/>
+              <w:right w:w="120" w:type="dxa"/>
+            </w:tcMar>
+            <w:tcBorders>
+              <w:top w:val="single" w:sz="4" w:space="0" w:color="CCCCCC"/>
+              <w:bottom w:val="single" w:sz="4" w:space="0" w:color="CCCCCC"/>
+              <w:left w:val="single" w:sz="4" w:space="0" w:color="CCCCCC"/>
+              <w:right w:val="single" w:sz="4" w:space="0" w:color="CCCCCC"/>
+            </w:tcBorders>
+          </w:tcPr>
+          <w:p>
+            <w:pPr>
+              <w:spacing w:before="60" w:after="60" w:line="252" w:lineRule="auto"/>
+              <w:jc w:val="left"/>
+            </w:pPr>
+            <w:r/>
+            <w:r>
+              <w:rPr>
+                <w:b/>
+              </w:rPr>
+              <w:t>+1.50</w:t>
+            </w:r>
+          </w:p>
+        </w:tc>
+        <w:tc>
+          <w:tcPr>
+            <w:tcW w:type="dxa" w:w="1440"/>
+            <w:shd w:fill="F8FAFC"/>
+            <w:tcMar>
+              <w:top w:w="100" w:type="dxa"/>
+              <w:bottom w:w="100" w:type="dxa"/>
+              <w:left w:w="120" w:type="dxa"/>
+              <w:right w:w="120" w:type="dxa"/>
+            </w:tcMar>
+            <w:tcBorders>
+              <w:top w:val="single" w:sz="4" w:space="0" w:color="CCCCCC"/>
+              <w:bottom w:val="single" w:sz="4" w:space="0" w:color="CCCCCC"/>
+              <w:left w:val="single" w:sz="4" w:space="0" w:color="CCCCCC"/>
+              <w:right w:val="single" w:sz="4" w:space="0" w:color="CCCCCC"/>
+            </w:tcBorders>
+          </w:tcPr>
+          <w:p>
+            <w:pPr>
+              <w:spacing w:before="60" w:after="60" w:line="252" w:lineRule="auto"/>
+              <w:jc w:val="left"/>
+            </w:pPr>
+            <w:r/>
+            <w:r>
+              <w:t>BULL</w:t>
+            </w:r>
+          </w:p>
+        </w:tc>
+      </w:tr>
+      <w:tr>
+        <w:tc>
+          <w:tcPr>
+            <w:tcW w:type="dxa" w:w="1584"/>
+            <w:shd w:fill="FFFFFF"/>
+            <w:tcMar>
+              <w:top w:w="100" w:type="dxa"/>
+              <w:bottom w:w="100" w:type="dxa"/>
+              <w:left w:w="120" w:type="dxa"/>
+              <w:right w:w="120" w:type="dxa"/>
+            </w:tcMar>
+            <w:tcBorders>
+              <w:top w:val="single" w:sz="4" w:space="0" w:color="CCCCCC"/>
+              <w:bottom w:val="single" w:sz="4" w:space="0" w:color="CCCCCC"/>
+              <w:left w:val="single" w:sz="4" w:space="0" w:color="CCCCCC"/>
+              <w:right w:val="single" w:sz="4" w:space="0" w:color="CCCCCC"/>
+            </w:tcBorders>
+          </w:tcPr>
+          <w:p>
+            <w:pPr>
+              <w:spacing w:before="60" w:after="60" w:line="252" w:lineRule="auto"/>
+              <w:jc w:val="left"/>
+            </w:pPr>
+            <w:r/>
+            <w:r>
+              <w:rPr>
+                <w:b/>
+              </w:rPr>
+              <w:t>Wed 05/08</w:t>
+            </w:r>
+          </w:p>
+        </w:tc>
+        <w:tc>
+          <w:tcPr>
+            <w:tcW w:type="dxa" w:w="864"/>
+            <w:shd w:fill="FFFFFF"/>
+            <w:tcMar>
+              <w:top w:w="100" w:type="dxa"/>
+              <w:bottom w:w="100" w:type="dxa"/>
+              <w:left w:w="120" w:type="dxa"/>
+              <w:right w:w="120" w:type="dxa"/>
+            </w:tcMar>
+            <w:tcBorders>
+              <w:top w:val="single" w:sz="4" w:space="0" w:color="CCCCCC"/>
+              <w:bottom w:val="single" w:sz="4" w:space="0" w:color="CCCCCC"/>
+              <w:left w:val="single" w:sz="4" w:space="0" w:color="CCCCCC"/>
+              <w:right w:val="single" w:sz="4" w:space="0" w:color="CCCCCC"/>
+            </w:tcBorders>
+          </w:tcPr>
+          <w:p>
+            <w:pPr>
+              <w:spacing w:before="60" w:after="60" w:line="252" w:lineRule="auto"/>
+              <w:jc w:val="left"/>
+            </w:pPr>
+            <w:r/>
+            <w:r>
+              <w:t>NY Close 23-01</w:t>
+            </w:r>
+          </w:p>
+        </w:tc>
+        <w:tc>
+          <w:tcPr>
+            <w:tcW w:type="dxa" w:w="1440"/>
+            <w:shd w:fill="FFFFFF"/>
+            <w:tcMar>
+              <w:top w:w="100" w:type="dxa"/>
+              <w:bottom w:w="100" w:type="dxa"/>
+              <w:left w:w="120" w:type="dxa"/>
+              <w:right w:w="120" w:type="dxa"/>
+            </w:tcMar>
+            <w:tcBorders>
+              <w:top w:val="single" w:sz="4" w:space="0" w:color="CCCCCC"/>
+              <w:bottom w:val="single" w:sz="4" w:space="0" w:color="CCCCCC"/>
+              <w:left w:val="single" w:sz="4" w:space="0" w:color="CCCCCC"/>
+              <w:right w:val="single" w:sz="4" w:space="0" w:color="CCCCCC"/>
+            </w:tcBorders>
+          </w:tcPr>
+          <w:p>
+            <w:pPr>
+              <w:spacing w:before="60" w:after="60" w:line="252" w:lineRule="auto"/>
+              <w:jc w:val="left"/>
+            </w:pPr>
+            <w:r/>
+            <w:r>
+              <w:t>450.00</w:t>
+            </w:r>
+          </w:p>
+        </w:tc>
+        <w:tc>
+          <w:tcPr>
+            <w:tcW w:type="dxa" w:w="2016"/>
+            <w:shd w:fill="FFFFFF"/>
+            <w:tcMar>
+              <w:top w:w="100" w:type="dxa"/>
+              <w:bottom w:w="100" w:type="dxa"/>
+              <w:left w:w="120" w:type="dxa"/>
+              <w:right w:w="120" w:type="dxa"/>
+            </w:tcMar>
+            <w:tcBorders>
+              <w:top w:val="single" w:sz="4" w:space="0" w:color="CCCCCC"/>
+              <w:bottom w:val="single" w:sz="4" w:space="0" w:color="CCCCCC"/>
+              <w:left w:val="single" w:sz="4" w:space="0" w:color="CCCCCC"/>
+              <w:right w:val="single" w:sz="4" w:space="0" w:color="CCCCCC"/>
+            </w:tcBorders>
+          </w:tcPr>
+          <w:p>
+            <w:pPr>
+              <w:spacing w:before="60" w:after="60" w:line="252" w:lineRule="auto"/>
+              <w:jc w:val="left"/>
+            </w:pPr>
+            <w:r/>
+            <w:r>
+              <w:t>454.50</w:t>
+            </w:r>
+          </w:p>
+        </w:tc>
+        <w:tc>
+          <w:tcPr>
+            <w:tcW w:type="dxa" w:w="1152"/>
+            <w:shd w:fill="FFFFFF"/>
+            <w:tcMar>
+              <w:top w:w="100" w:type="dxa"/>
+              <w:bottom w:w="100" w:type="dxa"/>
+              <w:left w:w="120" w:type="dxa"/>
+              <w:right w:w="120" w:type="dxa"/>
+            </w:tcMar>
+            <w:tcBorders>
+              <w:top w:val="single" w:sz="4" w:space="0" w:color="CCCCCC"/>
+              <w:bottom w:val="single" w:sz="4" w:space="0" w:color="CCCCCC"/>
+              <w:left w:val="single" w:sz="4" w:space="0" w:color="CCCCCC"/>
+              <w:right w:val="single" w:sz="4" w:space="0" w:color="CCCCCC"/>
+            </w:tcBorders>
+          </w:tcPr>
+          <w:p>
+            <w:pPr>
+              <w:spacing w:before="60" w:after="60" w:line="252" w:lineRule="auto"/>
+              <w:jc w:val="left"/>
+            </w:pPr>
+            <w:r/>
+            <w:r>
+              <w:t>445.75</w:t>
+            </w:r>
+          </w:p>
+        </w:tc>
+        <w:tc>
+          <w:tcPr>
+            <w:tcW w:type="dxa" w:w="1728"/>
+            <w:shd w:fill="FFFFFF"/>
+            <w:tcMar>
+              <w:top w:w="100" w:type="dxa"/>
+              <w:bottom w:w="100" w:type="dxa"/>
+              <w:left w:w="120" w:type="dxa"/>
+              <w:right w:w="120" w:type="dxa"/>
+            </w:tcMar>
+            <w:tcBorders>
+              <w:top w:val="single" w:sz="4" w:space="0" w:color="CCCCCC"/>
+              <w:bottom w:val="single" w:sz="4" w:space="0" w:color="CCCCCC"/>
+              <w:left w:val="single" w:sz="4" w:space="0" w:color="CCCCCC"/>
+              <w:right w:val="single" w:sz="4" w:space="0" w:color="CCCCCC"/>
+            </w:tcBorders>
+          </w:tcPr>
+          <w:p>
+            <w:pPr>
+              <w:spacing w:before="60" w:after="60" w:line="252" w:lineRule="auto"/>
+              <w:jc w:val="left"/>
+            </w:pPr>
+            <w:r/>
+            <w:r>
+              <w:rPr>
+                <w:b/>
+              </w:rPr>
+              <w:t>449.50</w:t>
+            </w:r>
+          </w:p>
+        </w:tc>
+        <w:tc>
+          <w:tcPr>
+            <w:tcW w:type="dxa" w:w="3456"/>
+            <w:shd w:fill="FFFFFF"/>
+            <w:tcMar>
+              <w:top w:w="100" w:type="dxa"/>
+              <w:bottom w:w="100" w:type="dxa"/>
+              <w:left w:w="120" w:type="dxa"/>
+              <w:right w:w="120" w:type="dxa"/>
+            </w:tcMar>
+            <w:tcBorders>
+              <w:top w:val="single" w:sz="4" w:space="0" w:color="CCCCCC"/>
+              <w:bottom w:val="single" w:sz="4" w:space="0" w:color="CCCCCC"/>
+              <w:left w:val="single" w:sz="4" w:space="0" w:color="CCCCCC"/>
+              <w:right w:val="single" w:sz="4" w:space="0" w:color="CCCCCC"/>
+            </w:tcBorders>
+          </w:tcPr>
+          <w:p>
+            <w:pPr>
+              <w:spacing w:before="60" w:after="60" w:line="252" w:lineRule="auto"/>
+              <w:jc w:val="left"/>
+            </w:pPr>
+            <w:r/>
+            <w:r>
+              <w:rPr>
+                <w:b/>
+              </w:rPr>
+              <w:t>-0.50</w:t>
+            </w:r>
+          </w:p>
+        </w:tc>
+        <w:tc>
+          <w:tcPr>
+            <w:tcW w:type="dxa" w:w="1440"/>
+            <w:shd w:fill="FFFFFF"/>
+            <w:tcMar>
+              <w:top w:w="100" w:type="dxa"/>
+              <w:bottom w:w="100" w:type="dxa"/>
+              <w:left w:w="120" w:type="dxa"/>
+              <w:right w:w="120" w:type="dxa"/>
+            </w:tcMar>
+            <w:tcBorders>
+              <w:top w:val="single" w:sz="4" w:space="0" w:color="CCCCCC"/>
+              <w:bottom w:val="single" w:sz="4" w:space="0" w:color="CCCCCC"/>
+              <w:left w:val="single" w:sz="4" w:space="0" w:color="CCCCCC"/>
+              <w:right w:val="single" w:sz="4" w:space="0" w:color="CCCCCC"/>
+            </w:tcBorders>
+          </w:tcPr>
+          <w:p>
+            <w:pPr>
+              <w:spacing w:before="60" w:after="60" w:line="252" w:lineRule="auto"/>
+              <w:jc w:val="left"/>
+            </w:pPr>
+            <w:r/>
+            <w:r>
+              <w:t>BEAR</w:t>
+            </w:r>
+          </w:p>
+        </w:tc>
+      </w:tr>
+      <w:tr>
+        <w:tc>
+          <w:tcPr>
+            <w:tcW w:type="dxa" w:w="1584"/>
+            <w:shd w:fill="F8FAFC"/>
+            <w:tcMar>
+              <w:top w:w="100" w:type="dxa"/>
+              <w:bottom w:w="100" w:type="dxa"/>
+              <w:left w:w="120" w:type="dxa"/>
+              <w:right w:w="120" w:type="dxa"/>
+            </w:tcMar>
+            <w:tcBorders>
+              <w:top w:val="single" w:sz="4" w:space="0" w:color="CCCCCC"/>
+              <w:bottom w:val="single" w:sz="4" w:space="0" w:color="CCCCCC"/>
+              <w:left w:val="single" w:sz="4" w:space="0" w:color="CCCCCC"/>
+              <w:right w:val="single" w:sz="4" w:space="0" w:color="CCCCCC"/>
+            </w:tcBorders>
+          </w:tcPr>
+          <w:p>
+            <w:pPr>
+              <w:spacing w:before="60" w:after="60" w:line="252" w:lineRule="auto"/>
+              <w:jc w:val="left"/>
+            </w:pPr>
+            <w:r/>
+            <w:r>
+              <w:rPr>
+                <w:b/>
+              </w:rPr>
+              <w:t>Thu 06/08</w:t>
+            </w:r>
+          </w:p>
+        </w:tc>
+        <w:tc>
+          <w:tcPr>
+            <w:tcW w:type="dxa" w:w="864"/>
+            <w:shd w:fill="F8FAFC"/>
+            <w:tcMar>
+              <w:top w:w="100" w:type="dxa"/>
+              <w:bottom w:w="100" w:type="dxa"/>
+              <w:left w:w="120" w:type="dxa"/>
+              <w:right w:w="120" w:type="dxa"/>
+            </w:tcMar>
+            <w:tcBorders>
+              <w:top w:val="single" w:sz="4" w:space="0" w:color="CCCCCC"/>
+              <w:bottom w:val="single" w:sz="4" w:space="0" w:color="CCCCCC"/>
+              <w:left w:val="single" w:sz="4" w:space="0" w:color="CCCCCC"/>
+              <w:right w:val="single" w:sz="4" w:space="0" w:color="CCCCCC"/>
+            </w:tcBorders>
+          </w:tcPr>
+          <w:p>
+            <w:pPr>
+              <w:spacing w:before="60" w:after="60" w:line="252" w:lineRule="auto"/>
+              <w:jc w:val="left"/>
+            </w:pPr>
+            <w:r/>
+            <w:r>
+              <w:t>Asia 07-11</w:t>
+            </w:r>
+          </w:p>
+        </w:tc>
+        <w:tc>
+          <w:tcPr>
+            <w:tcW w:type="dxa" w:w="1440"/>
+            <w:shd w:fill="F8FAFC"/>
+            <w:tcMar>
+              <w:top w:w="100" w:type="dxa"/>
+              <w:bottom w:w="100" w:type="dxa"/>
+              <w:left w:w="120" w:type="dxa"/>
+              <w:right w:w="120" w:type="dxa"/>
+            </w:tcMar>
+            <w:tcBorders>
+              <w:top w:val="single" w:sz="4" w:space="0" w:color="CCCCCC"/>
+              <w:bottom w:val="single" w:sz="4" w:space="0" w:color="CCCCCC"/>
+              <w:left w:val="single" w:sz="4" w:space="0" w:color="CCCCCC"/>
+              <w:right w:val="single" w:sz="4" w:space="0" w:color="CCCCCC"/>
+            </w:tcBorders>
+          </w:tcPr>
+          <w:p>
+            <w:pPr>
+              <w:spacing w:before="60" w:after="60" w:line="252" w:lineRule="auto"/>
+              <w:jc w:val="left"/>
+            </w:pPr>
+            <w:r/>
+            <w:r>
+              <w:t>449.50</w:t>
+            </w:r>
+          </w:p>
+        </w:tc>
+        <w:tc>
+          <w:tcPr>
+            <w:tcW w:type="dxa" w:w="2016"/>
+            <w:shd w:fill="F8FAFC"/>
+            <w:tcMar>
+              <w:top w:w="100" w:type="dxa"/>
+              <w:bottom w:w="100" w:type="dxa"/>
+              <w:left w:w="120" w:type="dxa"/>
+              <w:right w:w="120" w:type="dxa"/>
+            </w:tcMar>
+            <w:tcBorders>
+              <w:top w:val="single" w:sz="4" w:space="0" w:color="CCCCCC"/>
+              <w:bottom w:val="single" w:sz="4" w:space="0" w:color="CCCCCC"/>
+              <w:left w:val="single" w:sz="4" w:space="0" w:color="CCCCCC"/>
+              <w:right w:val="single" w:sz="4" w:space="0" w:color="CCCCCC"/>
+            </w:tcBorders>
+          </w:tcPr>
+          <w:p>
+            <w:pPr>
+              <w:spacing w:before="60" w:after="60" w:line="252" w:lineRule="auto"/>
+              <w:jc w:val="left"/>
+            </w:pPr>
+            <w:r/>
+            <w:r>
+              <w:t>451.75</w:t>
+            </w:r>
+          </w:p>
+        </w:tc>
+        <w:tc>
+          <w:tcPr>
+            <w:tcW w:type="dxa" w:w="1152"/>
+            <w:shd w:fill="F8FAFC"/>
+            <w:tcMar>
+              <w:top w:w="100" w:type="dxa"/>
+              <w:bottom w:w="100" w:type="dxa"/>
+              <w:left w:w="120" w:type="dxa"/>
+              <w:right w:w="120" w:type="dxa"/>
+            </w:tcMar>
+            <w:tcBorders>
+              <w:top w:val="single" w:sz="4" w:space="0" w:color="CCCCCC"/>
+              <w:bottom w:val="single" w:sz="4" w:space="0" w:color="CCCCCC"/>
+              <w:left w:val="single" w:sz="4" w:space="0" w:color="CCCCCC"/>
+              <w:right w:val="single" w:sz="4" w:space="0" w:color="CCCCCC"/>
+            </w:tcBorders>
+          </w:tcPr>
+          <w:p>
+            <w:pPr>
+              <w:spacing w:before="60" w:after="60" w:line="252" w:lineRule="auto"/>
+              <w:jc w:val="left"/>
+            </w:pPr>
+            <w:r/>
+            <w:r>
+              <w:t>446.75</w:t>
+            </w:r>
+          </w:p>
+        </w:tc>
+        <w:tc>
+          <w:tcPr>
+            <w:tcW w:type="dxa" w:w="1728"/>
+            <w:shd w:fill="F8FAFC"/>
+            <w:tcMar>
+              <w:top w:w="100" w:type="dxa"/>
+              <w:bottom w:w="100" w:type="dxa"/>
+              <w:left w:w="120" w:type="dxa"/>
+              <w:right w:w="120" w:type="dxa"/>
+            </w:tcMar>
+            <w:tcBorders>
+              <w:top w:val="single" w:sz="4" w:space="0" w:color="CCCCCC"/>
+              <w:bottom w:val="single" w:sz="4" w:space="0" w:color="CCCCCC"/>
+              <w:left w:val="single" w:sz="4" w:space="0" w:color="CCCCCC"/>
+              <w:right w:val="single" w:sz="4" w:space="0" w:color="CCCCCC"/>
+            </w:tcBorders>
+          </w:tcPr>
+          <w:p>
+            <w:pPr>
+              <w:spacing w:before="60" w:after="60" w:line="252" w:lineRule="auto"/>
+              <w:jc w:val="left"/>
+            </w:pPr>
+            <w:r/>
+            <w:r>
+              <w:rPr>
+                <w:b/>
+              </w:rPr>
+              <w:t>449.25</w:t>
+            </w:r>
+          </w:p>
+        </w:tc>
+        <w:tc>
+          <w:tcPr>
+            <w:tcW w:type="dxa" w:w="3456"/>
+            <w:shd w:fill="F8FAFC"/>
+            <w:tcMar>
+              <w:top w:w="100" w:type="dxa"/>
+              <w:bottom w:w="100" w:type="dxa"/>
+              <w:left w:w="120" w:type="dxa"/>
+              <w:right w:w="120" w:type="dxa"/>
+            </w:tcMar>
+            <w:tcBorders>
+              <w:top w:val="single" w:sz="4" w:space="0" w:color="CCCCCC"/>
+              <w:bottom w:val="single" w:sz="4" w:space="0" w:color="CCCCCC"/>
+              <w:left w:val="single" w:sz="4" w:space="0" w:color="CCCCCC"/>
+              <w:right w:val="single" w:sz="4" w:space="0" w:color="CCCCCC"/>
+            </w:tcBorders>
+          </w:tcPr>
+          <w:p>
+            <w:pPr>
+              <w:spacing w:before="60" w:after="60" w:line="252" w:lineRule="auto"/>
+              <w:jc w:val="left"/>
+            </w:pPr>
+            <w:r/>
+            <w:r>
+              <w:rPr>
+                <w:b/>
+              </w:rPr>
+              <w:t>-0.25</w:t>
+            </w:r>
+          </w:p>
+        </w:tc>
+        <w:tc>
+          <w:tcPr>
+            <w:tcW w:type="dxa" w:w="1440"/>
+            <w:shd w:fill="F8FAFC"/>
+            <w:tcMar>
+              <w:top w:w="100" w:type="dxa"/>
+              <w:bottom w:w="100" w:type="dxa"/>
+              <w:left w:w="120" w:type="dxa"/>
+              <w:right w:w="120" w:type="dxa"/>
+            </w:tcMar>
+            <w:tcBorders>
+              <w:top w:val="single" w:sz="4" w:space="0" w:color="CCCCCC"/>
+              <w:bottom w:val="single" w:sz="4" w:space="0" w:color="CCCCCC"/>
+              <w:left w:val="single" w:sz="4" w:space="0" w:color="CCCCCC"/>
+              <w:right w:val="single" w:sz="4" w:space="0" w:color="CCCCCC"/>
+            </w:tcBorders>
+          </w:tcPr>
+          <w:p>
+            <w:pPr>
+              <w:spacing w:before="60" w:after="60" w:line="252" w:lineRule="auto"/>
+              <w:jc w:val="left"/>
+            </w:pPr>
+            <w:r/>
+            <w:r>
+              <w:t>BEAR</w:t>
+            </w:r>
+          </w:p>
+        </w:tc>
+      </w:tr>
+      <w:tr>
+        <w:tc>
+          <w:tcPr>
+            <w:tcW w:type="dxa" w:w="1584"/>
+            <w:shd w:fill="FFFFFF"/>
+            <w:tcMar>
+              <w:top w:w="100" w:type="dxa"/>
+              <w:bottom w:w="100" w:type="dxa"/>
+              <w:left w:w="120" w:type="dxa"/>
+              <w:right w:w="120" w:type="dxa"/>
+            </w:tcMar>
+            <w:tcBorders>
+              <w:top w:val="single" w:sz="4" w:space="0" w:color="CCCCCC"/>
+              <w:bottom w:val="single" w:sz="4" w:space="0" w:color="CCCCCC"/>
+              <w:left w:val="single" w:sz="4" w:space="0" w:color="CCCCCC"/>
+              <w:right w:val="single" w:sz="4" w:space="0" w:color="CCCCCC"/>
+            </w:tcBorders>
+          </w:tcPr>
+          <w:p>
+            <w:pPr>
+              <w:spacing w:before="60" w:after="60" w:line="252" w:lineRule="auto"/>
+              <w:jc w:val="left"/>
+            </w:pPr>
+            <w:r/>
+            <w:r>
+              <w:rPr>
+                <w:b/>
+              </w:rPr>
+              <w:t>Thu 06/08</w:t>
+            </w:r>
+          </w:p>
+        </w:tc>
+        <w:tc>
+          <w:tcPr>
+            <w:tcW w:type="dxa" w:w="864"/>
+            <w:shd w:fill="FFFFFF"/>
+            <w:tcMar>
+              <w:top w:w="100" w:type="dxa"/>
+              <w:bottom w:w="100" w:type="dxa"/>
+              <w:left w:w="120" w:type="dxa"/>
+              <w:right w:w="120" w:type="dxa"/>
+            </w:tcMar>
+            <w:tcBorders>
+              <w:top w:val="single" w:sz="4" w:space="0" w:color="CCCCCC"/>
+              <w:bottom w:val="single" w:sz="4" w:space="0" w:color="CCCCCC"/>
+              <w:left w:val="single" w:sz="4" w:space="0" w:color="CCCCCC"/>
+              <w:right w:val="single" w:sz="4" w:space="0" w:color="CCCCCC"/>
+            </w:tcBorders>
+          </w:tcPr>
+          <w:p>
+            <w:pPr>
+              <w:spacing w:before="60" w:after="60" w:line="252" w:lineRule="auto"/>
+              <w:jc w:val="left"/>
+            </w:pPr>
+            <w:r/>
+            <w:r>
+              <w:t>Asia 11-15</w:t>
+            </w:r>
+          </w:p>
+        </w:tc>
+        <w:tc>
+          <w:tcPr>
+            <w:tcW w:type="dxa" w:w="1440"/>
+            <w:shd w:fill="FFFFFF"/>
+            <w:tcMar>
+              <w:top w:w="100" w:type="dxa"/>
+              <w:bottom w:w="100" w:type="dxa"/>
+              <w:left w:w="120" w:type="dxa"/>
+              <w:right w:w="120" w:type="dxa"/>
+            </w:tcMar>
+            <w:tcBorders>
+              <w:top w:val="single" w:sz="4" w:space="0" w:color="CCCCCC"/>
+              <w:bottom w:val="single" w:sz="4" w:space="0" w:color="CCCCCC"/>
+              <w:left w:val="single" w:sz="4" w:space="0" w:color="CCCCCC"/>
+              <w:right w:val="single" w:sz="4" w:space="0" w:color="CCCCCC"/>
+            </w:tcBorders>
+          </w:tcPr>
+          <w:p>
+            <w:pPr>
+              <w:spacing w:before="60" w:after="60" w:line="252" w:lineRule="auto"/>
+              <w:jc w:val="left"/>
+            </w:pPr>
+            <w:r/>
+            <w:r>
+              <w:t>449.25</w:t>
+            </w:r>
+          </w:p>
+        </w:tc>
+        <w:tc>
+          <w:tcPr>
+            <w:tcW w:type="dxa" w:w="2016"/>
+            <w:shd w:fill="FFFFFF"/>
+            <w:tcMar>
+              <w:top w:w="100" w:type="dxa"/>
+              <w:bottom w:w="100" w:type="dxa"/>
+              <w:left w:w="120" w:type="dxa"/>
+              <w:right w:w="120" w:type="dxa"/>
+            </w:tcMar>
+            <w:tcBorders>
+              <w:top w:val="single" w:sz="4" w:space="0" w:color="CCCCCC"/>
+              <w:bottom w:val="single" w:sz="4" w:space="0" w:color="CCCCCC"/>
+              <w:left w:val="single" w:sz="4" w:space="0" w:color="CCCCCC"/>
+              <w:right w:val="single" w:sz="4" w:space="0" w:color="CCCCCC"/>
+            </w:tcBorders>
+          </w:tcPr>
+          <w:p>
+            <w:pPr>
+              <w:spacing w:before="60" w:after="60" w:line="252" w:lineRule="auto"/>
+              <w:jc w:val="left"/>
+            </w:pPr>
+            <w:r/>
+            <w:r>
+              <w:t>451.25</w:t>
+            </w:r>
+          </w:p>
+        </w:tc>
+        <w:tc>
+          <w:tcPr>
+            <w:tcW w:type="dxa" w:w="1152"/>
+            <w:shd w:fill="FFFFFF"/>
+            <w:tcMar>
+              <w:top w:w="100" w:type="dxa"/>
+              <w:bottom w:w="100" w:type="dxa"/>
+              <w:left w:w="120" w:type="dxa"/>
+              <w:right w:w="120" w:type="dxa"/>
+            </w:tcMar>
+            <w:tcBorders>
+              <w:top w:val="single" w:sz="4" w:space="0" w:color="CCCCCC"/>
+              <w:bottom w:val="single" w:sz="4" w:space="0" w:color="CCCCCC"/>
+              <w:left w:val="single" w:sz="4" w:space="0" w:color="CCCCCC"/>
+              <w:right w:val="single" w:sz="4" w:space="0" w:color="CCCCCC"/>
+            </w:tcBorders>
+          </w:tcPr>
+          <w:p>
+            <w:pPr>
+              <w:spacing w:before="60" w:after="60" w:line="252" w:lineRule="auto"/>
+              <w:jc w:val="left"/>
+            </w:pPr>
+            <w:r/>
+            <w:r>
+              <w:t>444.75</w:t>
+            </w:r>
+          </w:p>
+        </w:tc>
+        <w:tc>
+          <w:tcPr>
+            <w:tcW w:type="dxa" w:w="1728"/>
+            <w:shd w:fill="FFFFFF"/>
+            <w:tcMar>
+              <w:top w:w="100" w:type="dxa"/>
+              <w:bottom w:w="100" w:type="dxa"/>
+              <w:left w:w="120" w:type="dxa"/>
+              <w:right w:w="120" w:type="dxa"/>
+            </w:tcMar>
+            <w:tcBorders>
+              <w:top w:val="single" w:sz="4" w:space="0" w:color="CCCCCC"/>
+              <w:bottom w:val="single" w:sz="4" w:space="0" w:color="CCCCCC"/>
+              <w:left w:val="single" w:sz="4" w:space="0" w:color="CCCCCC"/>
+              <w:right w:val="single" w:sz="4" w:space="0" w:color="CCCCCC"/>
+            </w:tcBorders>
+          </w:tcPr>
+          <w:p>
+            <w:pPr>
+              <w:spacing w:before="60" w:after="60" w:line="252" w:lineRule="auto"/>
+              <w:jc w:val="left"/>
+            </w:pPr>
+            <w:r/>
+            <w:r>
+              <w:rPr>
+                <w:b/>
+              </w:rPr>
+              <w:t>449.50</w:t>
+            </w:r>
+          </w:p>
+        </w:tc>
+        <w:tc>
+          <w:tcPr>
+            <w:tcW w:type="dxa" w:w="3456"/>
+            <w:shd w:fill="FFFFFF"/>
+            <w:tcMar>
+              <w:top w:w="100" w:type="dxa"/>
+              <w:bottom w:w="100" w:type="dxa"/>
+              <w:left w:w="120" w:type="dxa"/>
+              <w:right w:w="120" w:type="dxa"/>
+            </w:tcMar>
+            <w:tcBorders>
+              <w:top w:val="single" w:sz="4" w:space="0" w:color="CCCCCC"/>
+              <w:bottom w:val="single" w:sz="4" w:space="0" w:color="CCCCCC"/>
+              <w:left w:val="single" w:sz="4" w:space="0" w:color="CCCCCC"/>
+              <w:right w:val="single" w:sz="4" w:space="0" w:color="CCCCCC"/>
+            </w:tcBorders>
+          </w:tcPr>
+          <w:p>
+            <w:pPr>
+              <w:spacing w:before="60" w:after="60" w:line="252" w:lineRule="auto"/>
+              <w:jc w:val="left"/>
+            </w:pPr>
+            <w:r/>
+            <w:r>
+              <w:rPr>
+                <w:b/>
+              </w:rPr>
+              <w:t>+0.25</w:t>
+            </w:r>
+          </w:p>
+        </w:tc>
+        <w:tc>
+          <w:tcPr>
+            <w:tcW w:type="dxa" w:w="1440"/>
+            <w:shd w:fill="FFFFFF"/>
+            <w:tcMar>
+              <w:top w:w="100" w:type="dxa"/>
+              <w:bottom w:w="100" w:type="dxa"/>
+              <w:left w:w="120" w:type="dxa"/>
+              <w:right w:w="120" w:type="dxa"/>
+            </w:tcMar>
+            <w:tcBorders>
+              <w:top w:val="single" w:sz="4" w:space="0" w:color="CCCCCC"/>
+              <w:bottom w:val="single" w:sz="4" w:space="0" w:color="CCCCCC"/>
+              <w:left w:val="single" w:sz="4" w:space="0" w:color="CCCCCC"/>
+              <w:right w:val="single" w:sz="4" w:space="0" w:color="CCCCCC"/>
+            </w:tcBorders>
+          </w:tcPr>
+          <w:p>
+            <w:pPr>
+              <w:spacing w:before="60" w:after="60" w:line="252" w:lineRule="auto"/>
+              <w:jc w:val="left"/>
+            </w:pPr>
+            <w:r/>
+            <w:r>
+              <w:t>BULL</w:t>
+            </w:r>
+          </w:p>
+        </w:tc>
+      </w:tr>
+      <w:tr>
+        <w:tc>
+          <w:tcPr>
+            <w:tcW w:type="dxa" w:w="1584"/>
+            <w:shd w:fill="F8FAFC"/>
+            <w:tcMar>
+              <w:top w:w="100" w:type="dxa"/>
+              <w:bottom w:w="100" w:type="dxa"/>
+              <w:left w:w="120" w:type="dxa"/>
+              <w:right w:w="120" w:type="dxa"/>
+            </w:tcMar>
+            <w:tcBorders>
+              <w:top w:val="single" w:sz="4" w:space="0" w:color="CCCCCC"/>
+              <w:bottom w:val="single" w:sz="4" w:space="0" w:color="CCCCCC"/>
+              <w:left w:val="single" w:sz="4" w:space="0" w:color="CCCCCC"/>
+              <w:right w:val="single" w:sz="4" w:space="0" w:color="CCCCCC"/>
+            </w:tcBorders>
+          </w:tcPr>
+          <w:p>
+            <w:pPr>
+              <w:spacing w:before="60" w:after="60" w:line="252" w:lineRule="auto"/>
+              <w:jc w:val="left"/>
+            </w:pPr>
+            <w:r/>
+            <w:r>
+              <w:rPr>
+                <w:b/>
+              </w:rPr>
+              <w:t>Thu 06/08</w:t>
+            </w:r>
+          </w:p>
+        </w:tc>
+        <w:tc>
+          <w:tcPr>
+            <w:tcW w:type="dxa" w:w="864"/>
+            <w:shd w:fill="F8FAFC"/>
+            <w:tcMar>
+              <w:top w:w="100" w:type="dxa"/>
+              <w:bottom w:w="100" w:type="dxa"/>
+              <w:left w:w="120" w:type="dxa"/>
+              <w:right w:w="120" w:type="dxa"/>
+            </w:tcMar>
+            <w:tcBorders>
+              <w:top w:val="single" w:sz="4" w:space="0" w:color="CCCCCC"/>
+              <w:bottom w:val="single" w:sz="4" w:space="0" w:color="CCCCCC"/>
+              <w:left w:val="single" w:sz="4" w:space="0" w:color="CCCCCC"/>
+              <w:right w:val="single" w:sz="4" w:space="0" w:color="CCCCCC"/>
+            </w:tcBorders>
+          </w:tcPr>
+          <w:p>
+            <w:pPr>
+              <w:spacing w:before="60" w:after="60" w:line="252" w:lineRule="auto"/>
+              <w:jc w:val="left"/>
+            </w:pPr>
+            <w:r/>
+            <w:r>
+              <w:t>London 15-19</w:t>
+            </w:r>
+          </w:p>
+        </w:tc>
+        <w:tc>
+          <w:tcPr>
+            <w:tcW w:type="dxa" w:w="1440"/>
+            <w:shd w:fill="F8FAFC"/>
+            <w:tcMar>
+              <w:top w:w="100" w:type="dxa"/>
+              <w:bottom w:w="100" w:type="dxa"/>
+              <w:left w:w="120" w:type="dxa"/>
+              <w:right w:w="120" w:type="dxa"/>
+            </w:tcMar>
+            <w:tcBorders>
+              <w:top w:val="single" w:sz="4" w:space="0" w:color="CCCCCC"/>
+              <w:bottom w:val="single" w:sz="4" w:space="0" w:color="CCCCCC"/>
+              <w:left w:val="single" w:sz="4" w:space="0" w:color="CCCCCC"/>
+              <w:right w:val="single" w:sz="4" w:space="0" w:color="CCCCCC"/>
+            </w:tcBorders>
+          </w:tcPr>
+          <w:p>
+            <w:pPr>
+              <w:spacing w:before="60" w:after="60" w:line="252" w:lineRule="auto"/>
+              <w:jc w:val="left"/>
+            </w:pPr>
+            <w:r/>
+            <w:r>
+              <w:t>449.50</w:t>
+            </w:r>
+          </w:p>
+        </w:tc>
+        <w:tc>
+          <w:tcPr>
+            <w:tcW w:type="dxa" w:w="2016"/>
+            <w:shd w:fill="F8FAFC"/>
+            <w:tcMar>
+              <w:top w:w="100" w:type="dxa"/>
+              <w:bottom w:w="100" w:type="dxa"/>
+              <w:left w:w="120" w:type="dxa"/>
+              <w:right w:w="120" w:type="dxa"/>
+            </w:tcMar>
+            <w:tcBorders>
+              <w:top w:val="single" w:sz="4" w:space="0" w:color="CCCCCC"/>
+              <w:bottom w:val="single" w:sz="4" w:space="0" w:color="CCCCCC"/>
+              <w:left w:val="single" w:sz="4" w:space="0" w:color="CCCCCC"/>
+              <w:right w:val="single" w:sz="4" w:space="0" w:color="CCCCCC"/>
+            </w:tcBorders>
+          </w:tcPr>
+          <w:p>
+            <w:pPr>
+              <w:spacing w:before="60" w:after="60" w:line="252" w:lineRule="auto"/>
+              <w:jc w:val="left"/>
+            </w:pPr>
+            <w:r/>
+            <w:r>
+              <w:t>453.25</w:t>
+            </w:r>
+          </w:p>
+        </w:tc>
+        <w:tc>
+          <w:tcPr>
+            <w:tcW w:type="dxa" w:w="1152"/>
+            <w:shd w:fill="F8FAFC"/>
+            <w:tcMar>
+              <w:top w:w="100" w:type="dxa"/>
+              <w:bottom w:w="100" w:type="dxa"/>
+              <w:left w:w="120" w:type="dxa"/>
+              <w:right w:w="120" w:type="dxa"/>
+            </w:tcMar>
+            <w:tcBorders>
+              <w:top w:val="single" w:sz="4" w:space="0" w:color="CCCCCC"/>
+              <w:bottom w:val="single" w:sz="4" w:space="0" w:color="CCCCCC"/>
+              <w:left w:val="single" w:sz="4" w:space="0" w:color="CCCCCC"/>
+              <w:right w:val="single" w:sz="4" w:space="0" w:color="CCCCCC"/>
+            </w:tcBorders>
+          </w:tcPr>
+          <w:p>
+            <w:pPr>
+              <w:spacing w:before="60" w:after="60" w:line="252" w:lineRule="auto"/>
+              <w:jc w:val="left"/>
+            </w:pPr>
+            <w:r/>
+            <w:r>
+              <w:t>446.75</w:t>
+            </w:r>
+          </w:p>
+        </w:tc>
+        <w:tc>
+          <w:tcPr>
+            <w:tcW w:type="dxa" w:w="1728"/>
+            <w:shd w:fill="F8FAFC"/>
+            <w:tcMar>
+              <w:top w:w="100" w:type="dxa"/>
+              <w:bottom w:w="100" w:type="dxa"/>
+              <w:left w:w="120" w:type="dxa"/>
+              <w:right w:w="120" w:type="dxa"/>
+            </w:tcMar>
+            <w:tcBorders>
+              <w:top w:val="single" w:sz="4" w:space="0" w:color="CCCCCC"/>
+              <w:bottom w:val="single" w:sz="4" w:space="0" w:color="CCCCCC"/>
+              <w:left w:val="single" w:sz="4" w:space="0" w:color="CCCCCC"/>
+              <w:right w:val="single" w:sz="4" w:space="0" w:color="CCCCCC"/>
+            </w:tcBorders>
+          </w:tcPr>
+          <w:p>
+            <w:pPr>
+              <w:spacing w:before="60" w:after="60" w:line="252" w:lineRule="auto"/>
+              <w:jc w:val="left"/>
+            </w:pPr>
+            <w:r/>
+            <w:r>
+              <w:rPr>
+                <w:b/>
+              </w:rPr>
+              <w:t>450.00</w:t>
+            </w:r>
+          </w:p>
+        </w:tc>
+        <w:tc>
+          <w:tcPr>
+            <w:tcW w:type="dxa" w:w="3456"/>
+            <w:shd w:fill="F8FAFC"/>
+            <w:tcMar>
+              <w:top w:w="100" w:type="dxa"/>
+              <w:bottom w:w="100" w:type="dxa"/>
+              <w:left w:w="120" w:type="dxa"/>
+              <w:right w:w="120" w:type="dxa"/>
+            </w:tcMar>
+            <w:tcBorders>
+              <w:top w:val="single" w:sz="4" w:space="0" w:color="CCCCCC"/>
+              <w:bottom w:val="single" w:sz="4" w:space="0" w:color="CCCCCC"/>
+              <w:left w:val="single" w:sz="4" w:space="0" w:color="CCCCCC"/>
+              <w:right w:val="single" w:sz="4" w:space="0" w:color="CCCCCC"/>
+            </w:tcBorders>
+          </w:tcPr>
+          <w:p>
+            <w:pPr>
+              <w:spacing w:before="60" w:after="60" w:line="252" w:lineRule="auto"/>
+              <w:jc w:val="left"/>
+            </w:pPr>
+            <w:r/>
+            <w:r>
+              <w:rPr>
+                <w:b/>
+              </w:rPr>
+              <w:t>+0.50</w:t>
+            </w:r>
+          </w:p>
+        </w:tc>
+        <w:tc>
+          <w:tcPr>
+            <w:tcW w:type="dxa" w:w="1440"/>
+            <w:shd w:fill="F8FAFC"/>
+            <w:tcMar>
+              <w:top w:w="100" w:type="dxa"/>
+              <w:bottom w:w="100" w:type="dxa"/>
+              <w:left w:w="120" w:type="dxa"/>
+              <w:right w:w="120" w:type="dxa"/>
+            </w:tcMar>
+            <w:tcBorders>
+              <w:top w:val="single" w:sz="4" w:space="0" w:color="CCCCCC"/>
+              <w:bottom w:val="single" w:sz="4" w:space="0" w:color="CCCCCC"/>
+              <w:left w:val="single" w:sz="4" w:space="0" w:color="CCCCCC"/>
+              <w:right w:val="single" w:sz="4" w:space="0" w:color="CCCCCC"/>
+            </w:tcBorders>
+          </w:tcPr>
+          <w:p>
+            <w:pPr>
+              <w:spacing w:before="60" w:after="60" w:line="252" w:lineRule="auto"/>
+              <w:jc w:val="left"/>
+            </w:pPr>
+            <w:r/>
+            <w:r>
+              <w:t>BULL</w:t>
+            </w:r>
+          </w:p>
+        </w:tc>
+      </w:tr>
+      <w:tr>
+        <w:tc>
+          <w:tcPr>
+            <w:tcW w:type="dxa" w:w="1584"/>
+            <w:shd w:fill="FFFFFF"/>
+            <w:tcMar>
+              <w:top w:w="100" w:type="dxa"/>
+              <w:bottom w:w="100" w:type="dxa"/>
+              <w:left w:w="120" w:type="dxa"/>
+              <w:right w:w="120" w:type="dxa"/>
+            </w:tcMar>
+            <w:tcBorders>
+              <w:top w:val="single" w:sz="4" w:space="0" w:color="CCCCCC"/>
+              <w:bottom w:val="single" w:sz="4" w:space="0" w:color="CCCCCC"/>
+              <w:left w:val="single" w:sz="4" w:space="0" w:color="CCCCCC"/>
+              <w:right w:val="single" w:sz="4" w:space="0" w:color="CCCCCC"/>
+            </w:tcBorders>
+          </w:tcPr>
+          <w:p>
+            <w:pPr>
+              <w:spacing w:before="60" w:after="60" w:line="252" w:lineRule="auto"/>
+              <w:jc w:val="left"/>
+            </w:pPr>
+            <w:r/>
+            <w:r>
+              <w:rPr>
+                <w:b/>
+              </w:rPr>
+              <w:t>Thu 06/08</w:t>
+            </w:r>
+          </w:p>
+        </w:tc>
+        <w:tc>
+          <w:tcPr>
+            <w:tcW w:type="dxa" w:w="864"/>
+            <w:shd w:fill="FFFFFF"/>
+            <w:tcMar>
+              <w:top w:w="100" w:type="dxa"/>
+              <w:bottom w:w="100" w:type="dxa"/>
+              <w:left w:w="120" w:type="dxa"/>
+              <w:right w:w="120" w:type="dxa"/>
+            </w:tcMar>
+            <w:tcBorders>
+              <w:top w:val="single" w:sz="4" w:space="0" w:color="CCCCCC"/>
+              <w:bottom w:val="single" w:sz="4" w:space="0" w:color="CCCCCC"/>
+              <w:left w:val="single" w:sz="4" w:space="0" w:color="CCCCCC"/>
+              <w:right w:val="single" w:sz="4" w:space="0" w:color="CCCCCC"/>
+            </w:tcBorders>
+          </w:tcPr>
+          <w:p>
+            <w:pPr>
+              <w:spacing w:before="60" w:after="60" w:line="252" w:lineRule="auto"/>
+              <w:jc w:val="left"/>
+            </w:pPr>
+            <w:r/>
+            <w:r>
+              <w:t>Pre-NY 19-21</w:t>
+            </w:r>
+          </w:p>
+        </w:tc>
+        <w:tc>
+          <w:tcPr>
+            <w:tcW w:type="dxa" w:w="1440"/>
+            <w:shd w:fill="FFFFFF"/>
+            <w:tcMar>
+              <w:top w:w="100" w:type="dxa"/>
+              <w:bottom w:w="100" w:type="dxa"/>
+              <w:left w:w="120" w:type="dxa"/>
+              <w:right w:w="120" w:type="dxa"/>
+            </w:tcMar>
+            <w:tcBorders>
+              <w:top w:val="single" w:sz="4" w:space="0" w:color="CCCCCC"/>
+              <w:bottom w:val="single" w:sz="4" w:space="0" w:color="CCCCCC"/>
+              <w:left w:val="single" w:sz="4" w:space="0" w:color="CCCCCC"/>
+              <w:right w:val="single" w:sz="4" w:space="0" w:color="CCCCCC"/>
+            </w:tcBorders>
+          </w:tcPr>
+          <w:p>
+            <w:pPr>
+              <w:spacing w:before="60" w:after="60" w:line="252" w:lineRule="auto"/>
+              <w:jc w:val="left"/>
+            </w:pPr>
+            <w:r/>
+            <w:r>
+              <w:t>450.00</w:t>
+            </w:r>
+          </w:p>
+        </w:tc>
+        <w:tc>
+          <w:tcPr>
+            <w:tcW w:type="dxa" w:w="2016"/>
+            <w:shd w:fill="FFFFFF"/>
+            <w:tcMar>
+              <w:top w:w="100" w:type="dxa"/>
+              <w:bottom w:w="100" w:type="dxa"/>
+              <w:left w:w="120" w:type="dxa"/>
+              <w:right w:w="120" w:type="dxa"/>
+            </w:tcMar>
+            <w:tcBorders>
+              <w:top w:val="single" w:sz="4" w:space="0" w:color="CCCCCC"/>
+              <w:bottom w:val="single" w:sz="4" w:space="0" w:color="CCCCCC"/>
+              <w:left w:val="single" w:sz="4" w:space="0" w:color="CCCCCC"/>
+              <w:right w:val="single" w:sz="4" w:space="0" w:color="CCCCCC"/>
+            </w:tcBorders>
+          </w:tcPr>
+          <w:p>
+            <w:pPr>
+              <w:spacing w:before="60" w:after="60" w:line="252" w:lineRule="auto"/>
+              <w:jc w:val="left"/>
+            </w:pPr>
+            <w:r/>
+            <w:r>
+              <w:t>453.00</w:t>
+            </w:r>
+          </w:p>
+        </w:tc>
+        <w:tc>
+          <w:tcPr>
+            <w:tcW w:type="dxa" w:w="1152"/>
+            <w:shd w:fill="FFFFFF"/>
+            <w:tcMar>
+              <w:top w:w="100" w:type="dxa"/>
+              <w:bottom w:w="100" w:type="dxa"/>
+              <w:left w:w="120" w:type="dxa"/>
+              <w:right w:w="120" w:type="dxa"/>
+            </w:tcMar>
+            <w:tcBorders>
+              <w:top w:val="single" w:sz="4" w:space="0" w:color="CCCCCC"/>
+              <w:bottom w:val="single" w:sz="4" w:space="0" w:color="CCCCCC"/>
+              <w:left w:val="single" w:sz="4" w:space="0" w:color="CCCCCC"/>
+              <w:right w:val="single" w:sz="4" w:space="0" w:color="CCCCCC"/>
+            </w:tcBorders>
+          </w:tcPr>
+          <w:p>
+            <w:pPr>
+              <w:spacing w:before="60" w:after="60" w:line="252" w:lineRule="auto"/>
+              <w:jc w:val="left"/>
+            </w:pPr>
+            <w:r/>
+            <w:r>
+              <w:t>445.50</w:t>
+            </w:r>
+          </w:p>
+        </w:tc>
+        <w:tc>
+          <w:tcPr>
+            <w:tcW w:type="dxa" w:w="1728"/>
+            <w:shd w:fill="FFFFFF"/>
+            <w:tcMar>
+              <w:top w:w="100" w:type="dxa"/>
+              <w:bottom w:w="100" w:type="dxa"/>
+              <w:left w:w="120" w:type="dxa"/>
+              <w:right w:w="120" w:type="dxa"/>
+            </w:tcMar>
+            <w:tcBorders>
+              <w:top w:val="single" w:sz="4" w:space="0" w:color="CCCCCC"/>
+              <w:bottom w:val="single" w:sz="4" w:space="0" w:color="CCCCCC"/>
+              <w:left w:val="single" w:sz="4" w:space="0" w:color="CCCCCC"/>
+              <w:right w:val="single" w:sz="4" w:space="0" w:color="CCCCCC"/>
+            </w:tcBorders>
+          </w:tcPr>
+          <w:p>
+            <w:pPr>
+              <w:spacing w:before="60" w:after="60" w:line="252" w:lineRule="auto"/>
+              <w:jc w:val="left"/>
+            </w:pPr>
+            <w:r/>
+            <w:r>
+              <w:rPr>
+                <w:b/>
+              </w:rPr>
+              <w:t>450.25</w:t>
+            </w:r>
+          </w:p>
+        </w:tc>
+        <w:tc>
+          <w:tcPr>
+            <w:tcW w:type="dxa" w:w="3456"/>
+            <w:shd w:fill="FFFFFF"/>
+            <w:tcMar>
+              <w:top w:w="100" w:type="dxa"/>
+              <w:bottom w:w="100" w:type="dxa"/>
+              <w:left w:w="120" w:type="dxa"/>
+              <w:right w:w="120" w:type="dxa"/>
+            </w:tcMar>
+            <w:tcBorders>
+              <w:top w:val="single" w:sz="4" w:space="0" w:color="CCCCCC"/>
+              <w:bottom w:val="single" w:sz="4" w:space="0" w:color="CCCCCC"/>
+              <w:left w:val="single" w:sz="4" w:space="0" w:color="CCCCCC"/>
+              <w:right w:val="single" w:sz="4" w:space="0" w:color="CCCCCC"/>
+            </w:tcBorders>
+          </w:tcPr>
+          <w:p>
+            <w:pPr>
+              <w:spacing w:before="60" w:after="60" w:line="252" w:lineRule="auto"/>
+              <w:jc w:val="left"/>
+            </w:pPr>
+            <w:r/>
+            <w:r>
+              <w:rPr>
+                <w:b/>
+              </w:rPr>
+              <w:t>+0.25</w:t>
+            </w:r>
+          </w:p>
+        </w:tc>
+        <w:tc>
+          <w:tcPr>
+            <w:tcW w:type="dxa" w:w="1440"/>
+            <w:shd w:fill="FFFFFF"/>
+            <w:tcMar>
+              <w:top w:w="100" w:type="dxa"/>
+              <w:bottom w:w="100" w:type="dxa"/>
+              <w:left w:w="120" w:type="dxa"/>
+              <w:right w:w="120" w:type="dxa"/>
+            </w:tcMar>
+            <w:tcBorders>
+              <w:top w:val="single" w:sz="4" w:space="0" w:color="CCCCCC"/>
+              <w:bottom w:val="single" w:sz="4" w:space="0" w:color="CCCCCC"/>
+              <w:left w:val="single" w:sz="4" w:space="0" w:color="CCCCCC"/>
+              <w:right w:val="single" w:sz="4" w:space="0" w:color="CCCCCC"/>
+            </w:tcBorders>
+          </w:tcPr>
+          <w:p>
+            <w:pPr>
+              <w:spacing w:before="60" w:after="60" w:line="252" w:lineRule="auto"/>
+              <w:jc w:val="left"/>
+            </w:pPr>
+            <w:r/>
+            <w:r>
+              <w:t>BULL</w:t>
+            </w:r>
+          </w:p>
+        </w:tc>
+      </w:tr>
+      <w:tr>
+        <w:tc>
+          <w:tcPr>
+            <w:tcW w:type="dxa" w:w="1584"/>
+            <w:shd w:fill="F8FAFC"/>
+            <w:tcMar>
+              <w:top w:w="100" w:type="dxa"/>
+              <w:bottom w:w="100" w:type="dxa"/>
+              <w:left w:w="120" w:type="dxa"/>
+              <w:right w:w="120" w:type="dxa"/>
+            </w:tcMar>
+            <w:tcBorders>
+              <w:top w:val="single" w:sz="4" w:space="0" w:color="CCCCCC"/>
+              <w:bottom w:val="single" w:sz="4" w:space="0" w:color="CCCCCC"/>
+              <w:left w:val="single" w:sz="4" w:space="0" w:color="CCCCCC"/>
+              <w:right w:val="single" w:sz="4" w:space="0" w:color="CCCCCC"/>
+            </w:tcBorders>
+          </w:tcPr>
+          <w:p>
+            <w:pPr>
+              <w:spacing w:before="60" w:after="60" w:line="252" w:lineRule="auto"/>
+              <w:jc w:val="left"/>
+            </w:pPr>
+            <w:r/>
+            <w:r>
+              <w:rPr>
+                <w:b/>
+              </w:rPr>
+              <w:t>Thu 06/08</w:t>
+            </w:r>
+          </w:p>
+        </w:tc>
+        <w:tc>
+          <w:tcPr>
+            <w:tcW w:type="dxa" w:w="864"/>
+            <w:shd w:fill="F8FAFC"/>
+            <w:tcMar>
+              <w:top w:w="100" w:type="dxa"/>
+              <w:bottom w:w="100" w:type="dxa"/>
+              <w:left w:w="120" w:type="dxa"/>
+              <w:right w:w="120" w:type="dxa"/>
+            </w:tcMar>
+            <w:tcBorders>
+              <w:top w:val="single" w:sz="4" w:space="0" w:color="CCCCCC"/>
+              <w:bottom w:val="single" w:sz="4" w:space="0" w:color="CCCCCC"/>
+              <w:left w:val="single" w:sz="4" w:space="0" w:color="CCCCCC"/>
+              <w:right w:val="single" w:sz="4" w:space="0" w:color="CCCCCC"/>
+            </w:tcBorders>
+          </w:tcPr>
+          <w:p>
+            <w:pPr>
+              <w:spacing w:before="60" w:after="60" w:line="252" w:lineRule="auto"/>
+              <w:jc w:val="left"/>
+            </w:pPr>
+            <w:r/>
+            <w:r>
+              <w:t>NY Open 21-23</w:t>
+            </w:r>
+          </w:p>
+        </w:tc>
+        <w:tc>
+          <w:tcPr>
+            <w:tcW w:type="dxa" w:w="1440"/>
+            <w:shd w:fill="F8FAFC"/>
+            <w:tcMar>
+              <w:top w:w="100" w:type="dxa"/>
+              <w:bottom w:w="100" w:type="dxa"/>
+              <w:left w:w="120" w:type="dxa"/>
+              <w:right w:w="120" w:type="dxa"/>
+            </w:tcMar>
+            <w:tcBorders>
+              <w:top w:val="single" w:sz="4" w:space="0" w:color="CCCCCC"/>
+              <w:bottom w:val="single" w:sz="4" w:space="0" w:color="CCCCCC"/>
+              <w:left w:val="single" w:sz="4" w:space="0" w:color="CCCCCC"/>
+              <w:right w:val="single" w:sz="4" w:space="0" w:color="CCCCCC"/>
+            </w:tcBorders>
+          </w:tcPr>
+          <w:p>
+            <w:pPr>
+              <w:spacing w:before="60" w:after="60" w:line="252" w:lineRule="auto"/>
+              <w:jc w:val="left"/>
+            </w:pPr>
+            <w:r/>
+            <w:r>
+              <w:t>450.25</w:t>
+            </w:r>
+          </w:p>
+        </w:tc>
+        <w:tc>
+          <w:tcPr>
+            <w:tcW w:type="dxa" w:w="2016"/>
+            <w:shd w:fill="F8FAFC"/>
+            <w:tcMar>
+              <w:top w:w="100" w:type="dxa"/>
+              <w:bottom w:w="100" w:type="dxa"/>
+              <w:left w:w="120" w:type="dxa"/>
+              <w:right w:w="120" w:type="dxa"/>
+            </w:tcMar>
+            <w:tcBorders>
+              <w:top w:val="single" w:sz="4" w:space="0" w:color="CCCCCC"/>
+              <w:bottom w:val="single" w:sz="4" w:space="0" w:color="CCCCCC"/>
+              <w:left w:val="single" w:sz="4" w:space="0" w:color="CCCCCC"/>
+              <w:right w:val="single" w:sz="4" w:space="0" w:color="CCCCCC"/>
+            </w:tcBorders>
+          </w:tcPr>
+          <w:p>
+            <w:pPr>
+              <w:spacing w:before="60" w:after="60" w:line="252" w:lineRule="auto"/>
+              <w:jc w:val="left"/>
+            </w:pPr>
+            <w:r/>
+            <w:r>
+              <w:t>454.50</w:t>
+            </w:r>
+          </w:p>
+        </w:tc>
+        <w:tc>
+          <w:tcPr>
+            <w:tcW w:type="dxa" w:w="1152"/>
+            <w:shd w:fill="F8FAFC"/>
+            <w:tcMar>
+              <w:top w:w="100" w:type="dxa"/>
+              <w:bottom w:w="100" w:type="dxa"/>
+              <w:left w:w="120" w:type="dxa"/>
+              <w:right w:w="120" w:type="dxa"/>
+            </w:tcMar>
+            <w:tcBorders>
+              <w:top w:val="single" w:sz="4" w:space="0" w:color="CCCCCC"/>
+              <w:bottom w:val="single" w:sz="4" w:space="0" w:color="CCCCCC"/>
+              <w:left w:val="single" w:sz="4" w:space="0" w:color="CCCCCC"/>
+              <w:right w:val="single" w:sz="4" w:space="0" w:color="CCCCCC"/>
+            </w:tcBorders>
+          </w:tcPr>
+          <w:p>
+            <w:pPr>
+              <w:spacing w:before="60" w:after="60" w:line="252" w:lineRule="auto"/>
+              <w:jc w:val="left"/>
+            </w:pPr>
+            <w:r/>
+            <w:r>
+              <w:t>447.00</w:t>
+            </w:r>
+          </w:p>
+        </w:tc>
+        <w:tc>
+          <w:tcPr>
+            <w:tcW w:type="dxa" w:w="1728"/>
+            <w:shd w:fill="F8FAFC"/>
+            <w:tcMar>
+              <w:top w:w="100" w:type="dxa"/>
+              <w:bottom w:w="100" w:type="dxa"/>
+              <w:left w:w="120" w:type="dxa"/>
+              <w:right w:w="120" w:type="dxa"/>
+            </w:tcMar>
+            <w:tcBorders>
+              <w:top w:val="single" w:sz="4" w:space="0" w:color="CCCCCC"/>
+              <w:bottom w:val="single" w:sz="4" w:space="0" w:color="CCCCCC"/>
+              <w:left w:val="single" w:sz="4" w:space="0" w:color="CCCCCC"/>
+              <w:right w:val="single" w:sz="4" w:space="0" w:color="CCCCCC"/>
+            </w:tcBorders>
+          </w:tcPr>
+          <w:p>
+            <w:pPr>
+              <w:spacing w:before="60" w:after="60" w:line="252" w:lineRule="auto"/>
+              <w:jc w:val="left"/>
+            </w:pPr>
+            <w:r/>
+            <w:r>
+              <w:rPr>
+                <w:b/>
+              </w:rPr>
+              <w:t>451.00</w:t>
+            </w:r>
+          </w:p>
+        </w:tc>
+        <w:tc>
+          <w:tcPr>
+            <w:tcW w:type="dxa" w:w="3456"/>
+            <w:shd w:fill="F8FAFC"/>
+            <w:tcMar>
+              <w:top w:w="100" w:type="dxa"/>
+              <w:bottom w:w="100" w:type="dxa"/>
+              <w:left w:w="120" w:type="dxa"/>
+              <w:right w:w="120" w:type="dxa"/>
+            </w:tcMar>
+            <w:tcBorders>
+              <w:top w:val="single" w:sz="4" w:space="0" w:color="CCCCCC"/>
+              <w:bottom w:val="single" w:sz="4" w:space="0" w:color="CCCCCC"/>
+              <w:left w:val="single" w:sz="4" w:space="0" w:color="CCCCCC"/>
+              <w:right w:val="single" w:sz="4" w:space="0" w:color="CCCCCC"/>
+            </w:tcBorders>
+          </w:tcPr>
+          <w:p>
+            <w:pPr>
+              <w:spacing w:before="60" w:after="60" w:line="252" w:lineRule="auto"/>
+              <w:jc w:val="left"/>
+            </w:pPr>
+            <w:r/>
+            <w:r>
+              <w:rPr>
+                <w:b/>
+              </w:rPr>
+              <w:t>+0.75</w:t>
+            </w:r>
+          </w:p>
+        </w:tc>
+        <w:tc>
+          <w:tcPr>
+            <w:tcW w:type="dxa" w:w="1440"/>
+            <w:shd w:fill="F8FAFC"/>
+            <w:tcMar>
+              <w:top w:w="100" w:type="dxa"/>
+              <w:bottom w:w="100" w:type="dxa"/>
+              <w:left w:w="120" w:type="dxa"/>
+              <w:right w:w="120" w:type="dxa"/>
+            </w:tcMar>
+            <w:tcBorders>
+              <w:top w:val="single" w:sz="4" w:space="0" w:color="CCCCCC"/>
+              <w:bottom w:val="single" w:sz="4" w:space="0" w:color="CCCCCC"/>
+              <w:left w:val="single" w:sz="4" w:space="0" w:color="CCCCCC"/>
+              <w:right w:val="single" w:sz="4" w:space="0" w:color="CCCCCC"/>
+            </w:tcBorders>
+          </w:tcPr>
+          <w:p>
+            <w:pPr>
+              <w:spacing w:before="60" w:after="60" w:line="252" w:lineRule="auto"/>
+              <w:jc w:val="left"/>
+            </w:pPr>
+            <w:r/>
+            <w:r>
+              <w:t>BULL</w:t>
+            </w:r>
+          </w:p>
+        </w:tc>
+      </w:tr>
+      <w:tr>
+        <w:tc>
+          <w:tcPr>
+            <w:tcW w:type="dxa" w:w="1584"/>
+            <w:shd w:fill="FFFFFF"/>
+            <w:tcMar>
+              <w:top w:w="100" w:type="dxa"/>
+              <w:bottom w:w="100" w:type="dxa"/>
+              <w:left w:w="120" w:type="dxa"/>
+              <w:right w:w="120" w:type="dxa"/>
+            </w:tcMar>
+            <w:tcBorders>
+              <w:top w:val="single" w:sz="4" w:space="0" w:color="CCCCCC"/>
+              <w:bottom w:val="single" w:sz="4" w:space="0" w:color="CCCCCC"/>
+              <w:left w:val="single" w:sz="4" w:space="0" w:color="CCCCCC"/>
+              <w:right w:val="single" w:sz="4" w:space="0" w:color="CCCCCC"/>
+            </w:tcBorders>
+          </w:tcPr>
+          <w:p>
+            <w:pPr>
+              <w:spacing w:before="60" w:after="60" w:line="252" w:lineRule="auto"/>
+              <w:jc w:val="left"/>
+            </w:pPr>
+            <w:r/>
+            <w:r>
+              <w:rPr>
+                <w:b/>
+              </w:rPr>
+              <w:t>Thu 06/08</w:t>
+            </w:r>
+          </w:p>
+        </w:tc>
+        <w:tc>
+          <w:tcPr>
+            <w:tcW w:type="dxa" w:w="864"/>
+            <w:shd w:fill="FFFFFF"/>
+            <w:tcMar>
+              <w:top w:w="100" w:type="dxa"/>
+              <w:bottom w:w="100" w:type="dxa"/>
+              <w:left w:w="120" w:type="dxa"/>
+              <w:right w:w="120" w:type="dxa"/>
+            </w:tcMar>
+            <w:tcBorders>
+              <w:top w:val="single" w:sz="4" w:space="0" w:color="CCCCCC"/>
+              <w:bottom w:val="single" w:sz="4" w:space="0" w:color="CCCCCC"/>
+              <w:left w:val="single" w:sz="4" w:space="0" w:color="CCCCCC"/>
+              <w:right w:val="single" w:sz="4" w:space="0" w:color="CCCCCC"/>
+            </w:tcBorders>
+          </w:tcPr>
+          <w:p>
+            <w:pPr>
+              <w:spacing w:before="60" w:after="60" w:line="252" w:lineRule="auto"/>
+              <w:jc w:val="left"/>
+            </w:pPr>
+            <w:r/>
+            <w:r>
+              <w:t>NY Close 23-01</w:t>
+            </w:r>
+          </w:p>
+        </w:tc>
+        <w:tc>
+          <w:tcPr>
+            <w:tcW w:type="dxa" w:w="1440"/>
+            <w:shd w:fill="FFFFFF"/>
+            <w:tcMar>
+              <w:top w:w="100" w:type="dxa"/>
+              <w:bottom w:w="100" w:type="dxa"/>
+              <w:left w:w="120" w:type="dxa"/>
+              <w:right w:w="120" w:type="dxa"/>
+            </w:tcMar>
+            <w:tcBorders>
+              <w:top w:val="single" w:sz="4" w:space="0" w:color="CCCCCC"/>
+              <w:bottom w:val="single" w:sz="4" w:space="0" w:color="CCCCCC"/>
+              <w:left w:val="single" w:sz="4" w:space="0" w:color="CCCCCC"/>
+              <w:right w:val="single" w:sz="4" w:space="0" w:color="CCCCCC"/>
+            </w:tcBorders>
+          </w:tcPr>
+          <w:p>
+            <w:pPr>
+              <w:spacing w:before="60" w:after="60" w:line="252" w:lineRule="auto"/>
+              <w:jc w:val="left"/>
+            </w:pPr>
+            <w:r/>
+            <w:r>
+              <w:t>451.00</w:t>
+            </w:r>
+          </w:p>
+        </w:tc>
+        <w:tc>
+          <w:tcPr>
+            <w:tcW w:type="dxa" w:w="2016"/>
+            <w:shd w:fill="FFFFFF"/>
+            <w:tcMar>
+              <w:top w:w="100" w:type="dxa"/>
+              <w:bottom w:w="100" w:type="dxa"/>
+              <w:left w:w="120" w:type="dxa"/>
+              <w:right w:w="120" w:type="dxa"/>
+            </w:tcMar>
+            <w:tcBorders>
+              <w:top w:val="single" w:sz="4" w:space="0" w:color="CCCCCC"/>
+              <w:bottom w:val="single" w:sz="4" w:space="0" w:color="CCCCCC"/>
+              <w:left w:val="single" w:sz="4" w:space="0" w:color="CCCCCC"/>
+              <w:right w:val="single" w:sz="4" w:space="0" w:color="CCCCCC"/>
+            </w:tcBorders>
+          </w:tcPr>
+          <w:p>
+            <w:pPr>
+              <w:spacing w:before="60" w:after="60" w:line="252" w:lineRule="auto"/>
+              <w:jc w:val="left"/>
+            </w:pPr>
+            <w:r/>
+            <w:r>
+              <w:t>454.50</w:t>
+            </w:r>
+          </w:p>
+        </w:tc>
+        <w:tc>
+          <w:tcPr>
+            <w:tcW w:type="dxa" w:w="1152"/>
+            <w:shd w:fill="FFFFFF"/>
+            <w:tcMar>
+              <w:top w:w="100" w:type="dxa"/>
+              <w:bottom w:w="100" w:type="dxa"/>
+              <w:left w:w="120" w:type="dxa"/>
+              <w:right w:w="120" w:type="dxa"/>
+            </w:tcMar>
+            <w:tcBorders>
+              <w:top w:val="single" w:sz="4" w:space="0" w:color="CCCCCC"/>
+              <w:bottom w:val="single" w:sz="4" w:space="0" w:color="CCCCCC"/>
+              <w:left w:val="single" w:sz="4" w:space="0" w:color="CCCCCC"/>
+              <w:right w:val="single" w:sz="4" w:space="0" w:color="CCCCCC"/>
+            </w:tcBorders>
+          </w:tcPr>
+          <w:p>
+            <w:pPr>
+              <w:spacing w:before="60" w:after="60" w:line="252" w:lineRule="auto"/>
+              <w:jc w:val="left"/>
+            </w:pPr>
+            <w:r/>
+            <w:r>
+              <w:t>448.75</w:t>
+            </w:r>
+          </w:p>
+        </w:tc>
+        <w:tc>
+          <w:tcPr>
+            <w:tcW w:type="dxa" w:w="1728"/>
+            <w:shd w:fill="FFFFFF"/>
+            <w:tcMar>
+              <w:top w:w="100" w:type="dxa"/>
+              <w:bottom w:w="100" w:type="dxa"/>
+              <w:left w:w="120" w:type="dxa"/>
+              <w:right w:w="120" w:type="dxa"/>
+            </w:tcMar>
+            <w:tcBorders>
+              <w:top w:val="single" w:sz="4" w:space="0" w:color="CCCCCC"/>
+              <w:bottom w:val="single" w:sz="4" w:space="0" w:color="CCCCCC"/>
+              <w:left w:val="single" w:sz="4" w:space="0" w:color="CCCCCC"/>
+              <w:right w:val="single" w:sz="4" w:space="0" w:color="CCCCCC"/>
+            </w:tcBorders>
+          </w:tcPr>
+          <w:p>
+            <w:pPr>
+              <w:spacing w:before="60" w:after="60" w:line="252" w:lineRule="auto"/>
+              <w:jc w:val="left"/>
+            </w:pPr>
+            <w:r/>
+            <w:r>
+              <w:rPr>
+                <w:b/>
+              </w:rPr>
+              <w:t>451.00</w:t>
             </w:r>
           </w:p>
         </w:tc>
@@ -16930,7 +19750,7 @@
               <w:rPr>
                 <w:b/>
               </w:rPr>
-              <w:t>Wed 05/08</w:t>
+              <w:t>Fri 07/08</w:t>
             </w:r>
           </w:p>
         </w:tc>
@@ -16986,7 +19806,7 @@
             </w:pPr>
             <w:r/>
             <w:r>
-              <w:t>446.00</w:t>
+              <w:t>451.00</w:t>
             </w:r>
           </w:p>
         </w:tc>
@@ -17014,7 +19834,7 @@
             </w:pPr>
             <w:r/>
             <w:r>
-              <w:t>448.75</w:t>
+              <w:t>454.75</w:t>
             </w:r>
           </w:p>
         </w:tc>
@@ -17042,7 +19862,7 @@
             </w:pPr>
             <w:r/>
             <w:r>
-              <w:t>443.50</w:t>
+              <w:t>447.50</w:t>
             </w:r>
           </w:p>
         </w:tc>
@@ -17073,7 +19893,7 @@
               <w:rPr>
                 <w:b/>
               </w:rPr>
-              <w:t>445.50</w:t>
+              <w:t>450.75</w:t>
             </w:r>
           </w:p>
         </w:tc>
@@ -17081,241 +19901,6 @@
           <w:tcPr>
             <w:tcW w:type="dxa" w:w="3456"/>
             <w:shd w:fill="F8FAFC"/>
-            <w:tcMar>
-              <w:top w:w="100" w:type="dxa"/>
-              <w:bottom w:w="100" w:type="dxa"/>
-              <w:left w:w="120" w:type="dxa"/>
-              <w:right w:w="120" w:type="dxa"/>
-            </w:tcMar>
-            <w:tcBorders>
-              <w:top w:val="single" w:sz="4" w:space="0" w:color="CCCCCC"/>
-              <w:bottom w:val="single" w:sz="4" w:space="0" w:color="CCCCCC"/>
-              <w:left w:val="single" w:sz="4" w:space="0" w:color="CCCCCC"/>
-              <w:right w:val="single" w:sz="4" w:space="0" w:color="CCCCCC"/>
-            </w:tcBorders>
-          </w:tcPr>
-          <w:p>
-            <w:pPr>
-              <w:spacing w:before="60" w:after="60" w:line="252" w:lineRule="auto"/>
-              <w:jc w:val="left"/>
-            </w:pPr>
-            <w:r/>
-            <w:r>
-              <w:rPr>
-                <w:b/>
-              </w:rPr>
-              <w:t>-0.50</w:t>
-            </w:r>
-          </w:p>
-        </w:tc>
-        <w:tc>
-          <w:tcPr>
-            <w:tcW w:type="dxa" w:w="1440"/>
-            <w:shd w:fill="F8FAFC"/>
-            <w:tcMar>
-              <w:top w:w="100" w:type="dxa"/>
-              <w:bottom w:w="100" w:type="dxa"/>
-              <w:left w:w="120" w:type="dxa"/>
-              <w:right w:w="120" w:type="dxa"/>
-            </w:tcMar>
-            <w:tcBorders>
-              <w:top w:val="single" w:sz="4" w:space="0" w:color="CCCCCC"/>
-              <w:bottom w:val="single" w:sz="4" w:space="0" w:color="CCCCCC"/>
-              <w:left w:val="single" w:sz="4" w:space="0" w:color="CCCCCC"/>
-              <w:right w:val="single" w:sz="4" w:space="0" w:color="CCCCCC"/>
-            </w:tcBorders>
-          </w:tcPr>
-          <w:p>
-            <w:pPr>
-              <w:spacing w:before="60" w:after="60" w:line="252" w:lineRule="auto"/>
-              <w:jc w:val="left"/>
-            </w:pPr>
-            <w:r/>
-            <w:r>
-              <w:t>BEAR</w:t>
-            </w:r>
-          </w:p>
-        </w:tc>
-      </w:tr>
-      <w:tr>
-        <w:tc>
-          <w:tcPr>
-            <w:tcW w:type="dxa" w:w="1584"/>
-            <w:shd w:fill="FFFFFF"/>
-            <w:tcMar>
-              <w:top w:w="100" w:type="dxa"/>
-              <w:bottom w:w="100" w:type="dxa"/>
-              <w:left w:w="120" w:type="dxa"/>
-              <w:right w:w="120" w:type="dxa"/>
-            </w:tcMar>
-            <w:tcBorders>
-              <w:top w:val="single" w:sz="4" w:space="0" w:color="CCCCCC"/>
-              <w:bottom w:val="single" w:sz="4" w:space="0" w:color="CCCCCC"/>
-              <w:left w:val="single" w:sz="4" w:space="0" w:color="CCCCCC"/>
-              <w:right w:val="single" w:sz="4" w:space="0" w:color="CCCCCC"/>
-            </w:tcBorders>
-          </w:tcPr>
-          <w:p>
-            <w:pPr>
-              <w:spacing w:before="60" w:after="60" w:line="252" w:lineRule="auto"/>
-              <w:jc w:val="left"/>
-            </w:pPr>
-            <w:r/>
-            <w:r>
-              <w:rPr>
-                <w:b/>
-              </w:rPr>
-              <w:t>Wed 05/08</w:t>
-            </w:r>
-          </w:p>
-        </w:tc>
-        <w:tc>
-          <w:tcPr>
-            <w:tcW w:type="dxa" w:w="864"/>
-            <w:shd w:fill="FFFFFF"/>
-            <w:tcMar>
-              <w:top w:w="100" w:type="dxa"/>
-              <w:bottom w:w="100" w:type="dxa"/>
-              <w:left w:w="120" w:type="dxa"/>
-              <w:right w:w="120" w:type="dxa"/>
-            </w:tcMar>
-            <w:tcBorders>
-              <w:top w:val="single" w:sz="4" w:space="0" w:color="CCCCCC"/>
-              <w:bottom w:val="single" w:sz="4" w:space="0" w:color="CCCCCC"/>
-              <w:left w:val="single" w:sz="4" w:space="0" w:color="CCCCCC"/>
-              <w:right w:val="single" w:sz="4" w:space="0" w:color="CCCCCC"/>
-            </w:tcBorders>
-          </w:tcPr>
-          <w:p>
-            <w:pPr>
-              <w:spacing w:before="60" w:after="60" w:line="252" w:lineRule="auto"/>
-              <w:jc w:val="left"/>
-            </w:pPr>
-            <w:r/>
-            <w:r>
-              <w:t>Asia 11-15</w:t>
-            </w:r>
-          </w:p>
-        </w:tc>
-        <w:tc>
-          <w:tcPr>
-            <w:tcW w:type="dxa" w:w="1440"/>
-            <w:shd w:fill="FFFFFF"/>
-            <w:tcMar>
-              <w:top w:w="100" w:type="dxa"/>
-              <w:bottom w:w="100" w:type="dxa"/>
-              <w:left w:w="120" w:type="dxa"/>
-              <w:right w:w="120" w:type="dxa"/>
-            </w:tcMar>
-            <w:tcBorders>
-              <w:top w:val="single" w:sz="4" w:space="0" w:color="CCCCCC"/>
-              <w:bottom w:val="single" w:sz="4" w:space="0" w:color="CCCCCC"/>
-              <w:left w:val="single" w:sz="4" w:space="0" w:color="CCCCCC"/>
-              <w:right w:val="single" w:sz="4" w:space="0" w:color="CCCCCC"/>
-            </w:tcBorders>
-          </w:tcPr>
-          <w:p>
-            <w:pPr>
-              <w:spacing w:before="60" w:after="60" w:line="252" w:lineRule="auto"/>
-              <w:jc w:val="left"/>
-            </w:pPr>
-            <w:r/>
-            <w:r>
-              <w:t>445.50</w:t>
-            </w:r>
-          </w:p>
-        </w:tc>
-        <w:tc>
-          <w:tcPr>
-            <w:tcW w:type="dxa" w:w="2016"/>
-            <w:shd w:fill="FFFFFF"/>
-            <w:tcMar>
-              <w:top w:w="100" w:type="dxa"/>
-              <w:bottom w:w="100" w:type="dxa"/>
-              <w:left w:w="120" w:type="dxa"/>
-              <w:right w:w="120" w:type="dxa"/>
-            </w:tcMar>
-            <w:tcBorders>
-              <w:top w:val="single" w:sz="4" w:space="0" w:color="CCCCCC"/>
-              <w:bottom w:val="single" w:sz="4" w:space="0" w:color="CCCCCC"/>
-              <w:left w:val="single" w:sz="4" w:space="0" w:color="CCCCCC"/>
-              <w:right w:val="single" w:sz="4" w:space="0" w:color="CCCCCC"/>
-            </w:tcBorders>
-          </w:tcPr>
-          <w:p>
-            <w:pPr>
-              <w:spacing w:before="60" w:after="60" w:line="252" w:lineRule="auto"/>
-              <w:jc w:val="left"/>
-            </w:pPr>
-            <w:r/>
-            <w:r>
-              <w:t>448.50</w:t>
-            </w:r>
-          </w:p>
-        </w:tc>
-        <w:tc>
-          <w:tcPr>
-            <w:tcW w:type="dxa" w:w="1152"/>
-            <w:shd w:fill="FFFFFF"/>
-            <w:tcMar>
-              <w:top w:w="100" w:type="dxa"/>
-              <w:bottom w:w="100" w:type="dxa"/>
-              <w:left w:w="120" w:type="dxa"/>
-              <w:right w:w="120" w:type="dxa"/>
-            </w:tcMar>
-            <w:tcBorders>
-              <w:top w:val="single" w:sz="4" w:space="0" w:color="CCCCCC"/>
-              <w:bottom w:val="single" w:sz="4" w:space="0" w:color="CCCCCC"/>
-              <w:left w:val="single" w:sz="4" w:space="0" w:color="CCCCCC"/>
-              <w:right w:val="single" w:sz="4" w:space="0" w:color="CCCCCC"/>
-            </w:tcBorders>
-          </w:tcPr>
-          <w:p>
-            <w:pPr>
-              <w:spacing w:before="60" w:after="60" w:line="252" w:lineRule="auto"/>
-              <w:jc w:val="left"/>
-            </w:pPr>
-            <w:r/>
-            <w:r>
-              <w:t>442.25</w:t>
-            </w:r>
-          </w:p>
-        </w:tc>
-        <w:tc>
-          <w:tcPr>
-            <w:tcW w:type="dxa" w:w="1728"/>
-            <w:shd w:fill="FFFFFF"/>
-            <w:tcMar>
-              <w:top w:w="100" w:type="dxa"/>
-              <w:bottom w:w="100" w:type="dxa"/>
-              <w:left w:w="120" w:type="dxa"/>
-              <w:right w:w="120" w:type="dxa"/>
-            </w:tcMar>
-            <w:tcBorders>
-              <w:top w:val="single" w:sz="4" w:space="0" w:color="CCCCCC"/>
-              <w:bottom w:val="single" w:sz="4" w:space="0" w:color="CCCCCC"/>
-              <w:left w:val="single" w:sz="4" w:space="0" w:color="CCCCCC"/>
-              <w:right w:val="single" w:sz="4" w:space="0" w:color="CCCCCC"/>
-            </w:tcBorders>
-          </w:tcPr>
-          <w:p>
-            <w:pPr>
-              <w:spacing w:before="60" w:after="60" w:line="252" w:lineRule="auto"/>
-              <w:jc w:val="left"/>
-            </w:pPr>
-            <w:r/>
-            <w:r>
-              <w:rPr>
-                <w:b/>
-              </w:rPr>
-              <w:t>445.25</w:t>
-            </w:r>
-          </w:p>
-        </w:tc>
-        <w:tc>
-          <w:tcPr>
-            <w:tcW w:type="dxa" w:w="3456"/>
-            <w:shd w:fill="FFFFFF"/>
             <w:tcMar>
               <w:top w:w="100" w:type="dxa"/>
               <w:bottom w:w="100" w:type="dxa"/>
@@ -17346,7 +19931,7 @@
         <w:tc>
           <w:tcPr>
             <w:tcW w:type="dxa" w:w="1440"/>
-            <w:shd w:fill="FFFFFF"/>
+            <w:shd w:fill="F8FAFC"/>
             <w:tcMar>
               <w:top w:w="100" w:type="dxa"/>
               <w:bottom w:w="100" w:type="dxa"/>
@@ -17376,7 +19961,7 @@
         <w:tc>
           <w:tcPr>
             <w:tcW w:type="dxa" w:w="1584"/>
-            <w:shd w:fill="F8FAFC"/>
+            <w:shd w:fill="FFFFFF"/>
             <w:tcMar>
               <w:top w:w="100" w:type="dxa"/>
               <w:bottom w:w="100" w:type="dxa"/>
@@ -17400,126 +19985,126 @@
               <w:rPr>
                 <w:b/>
               </w:rPr>
-              <w:t>Wed 05/08</w:t>
+              <w:t>Fri 07/08</w:t>
             </w:r>
           </w:p>
         </w:tc>
         <w:tc>
           <w:tcPr>
             <w:tcW w:type="dxa" w:w="864"/>
-            <w:shd w:fill="F8FAFC"/>
-            <w:tcMar>
-              <w:top w:w="100" w:type="dxa"/>
-              <w:bottom w:w="100" w:type="dxa"/>
-              <w:left w:w="120" w:type="dxa"/>
-              <w:right w:w="120" w:type="dxa"/>
-            </w:tcMar>
-            <w:tcBorders>
-              <w:top w:val="single" w:sz="4" w:space="0" w:color="CCCCCC"/>
-              <w:bottom w:val="single" w:sz="4" w:space="0" w:color="CCCCCC"/>
-              <w:left w:val="single" w:sz="4" w:space="0" w:color="CCCCCC"/>
-              <w:right w:val="single" w:sz="4" w:space="0" w:color="CCCCCC"/>
-            </w:tcBorders>
-          </w:tcPr>
-          <w:p>
-            <w:pPr>
-              <w:spacing w:before="60" w:after="60" w:line="252" w:lineRule="auto"/>
-              <w:jc w:val="left"/>
-            </w:pPr>
-            <w:r/>
-            <w:r>
-              <w:t>London 15-19</w:t>
+            <w:shd w:fill="FFFFFF"/>
+            <w:tcMar>
+              <w:top w:w="100" w:type="dxa"/>
+              <w:bottom w:w="100" w:type="dxa"/>
+              <w:left w:w="120" w:type="dxa"/>
+              <w:right w:w="120" w:type="dxa"/>
+            </w:tcMar>
+            <w:tcBorders>
+              <w:top w:val="single" w:sz="4" w:space="0" w:color="CCCCCC"/>
+              <w:bottom w:val="single" w:sz="4" w:space="0" w:color="CCCCCC"/>
+              <w:left w:val="single" w:sz="4" w:space="0" w:color="CCCCCC"/>
+              <w:right w:val="single" w:sz="4" w:space="0" w:color="CCCCCC"/>
+            </w:tcBorders>
+          </w:tcPr>
+          <w:p>
+            <w:pPr>
+              <w:spacing w:before="60" w:after="60" w:line="252" w:lineRule="auto"/>
+              <w:jc w:val="left"/>
+            </w:pPr>
+            <w:r/>
+            <w:r>
+              <w:t>Asia 11-15</w:t>
             </w:r>
           </w:p>
         </w:tc>
         <w:tc>
           <w:tcPr>
             <w:tcW w:type="dxa" w:w="1440"/>
-            <w:shd w:fill="F8FAFC"/>
-            <w:tcMar>
-              <w:top w:w="100" w:type="dxa"/>
-              <w:bottom w:w="100" w:type="dxa"/>
-              <w:left w:w="120" w:type="dxa"/>
-              <w:right w:w="120" w:type="dxa"/>
-            </w:tcMar>
-            <w:tcBorders>
-              <w:top w:val="single" w:sz="4" w:space="0" w:color="CCCCCC"/>
-              <w:bottom w:val="single" w:sz="4" w:space="0" w:color="CCCCCC"/>
-              <w:left w:val="single" w:sz="4" w:space="0" w:color="CCCCCC"/>
-              <w:right w:val="single" w:sz="4" w:space="0" w:color="CCCCCC"/>
-            </w:tcBorders>
-          </w:tcPr>
-          <w:p>
-            <w:pPr>
-              <w:spacing w:before="60" w:after="60" w:line="252" w:lineRule="auto"/>
-              <w:jc w:val="left"/>
-            </w:pPr>
-            <w:r/>
-            <w:r>
-              <w:t>445.25</w:t>
+            <w:shd w:fill="FFFFFF"/>
+            <w:tcMar>
+              <w:top w:w="100" w:type="dxa"/>
+              <w:bottom w:w="100" w:type="dxa"/>
+              <w:left w:w="120" w:type="dxa"/>
+              <w:right w:w="120" w:type="dxa"/>
+            </w:tcMar>
+            <w:tcBorders>
+              <w:top w:val="single" w:sz="4" w:space="0" w:color="CCCCCC"/>
+              <w:bottom w:val="single" w:sz="4" w:space="0" w:color="CCCCCC"/>
+              <w:left w:val="single" w:sz="4" w:space="0" w:color="CCCCCC"/>
+              <w:right w:val="single" w:sz="4" w:space="0" w:color="CCCCCC"/>
+            </w:tcBorders>
+          </w:tcPr>
+          <w:p>
+            <w:pPr>
+              <w:spacing w:before="60" w:after="60" w:line="252" w:lineRule="auto"/>
+              <w:jc w:val="left"/>
+            </w:pPr>
+            <w:r/>
+            <w:r>
+              <w:t>450.75</w:t>
             </w:r>
           </w:p>
         </w:tc>
         <w:tc>
           <w:tcPr>
             <w:tcW w:type="dxa" w:w="2016"/>
-            <w:shd w:fill="F8FAFC"/>
-            <w:tcMar>
-              <w:top w:w="100" w:type="dxa"/>
-              <w:bottom w:w="100" w:type="dxa"/>
-              <w:left w:w="120" w:type="dxa"/>
-              <w:right w:w="120" w:type="dxa"/>
-            </w:tcMar>
-            <w:tcBorders>
-              <w:top w:val="single" w:sz="4" w:space="0" w:color="CCCCCC"/>
-              <w:bottom w:val="single" w:sz="4" w:space="0" w:color="CCCCCC"/>
-              <w:left w:val="single" w:sz="4" w:space="0" w:color="CCCCCC"/>
-              <w:right w:val="single" w:sz="4" w:space="0" w:color="CCCCCC"/>
-            </w:tcBorders>
-          </w:tcPr>
-          <w:p>
-            <w:pPr>
-              <w:spacing w:before="60" w:after="60" w:line="252" w:lineRule="auto"/>
-              <w:jc w:val="left"/>
-            </w:pPr>
-            <w:r/>
-            <w:r>
-              <w:t>449.25</w:t>
+            <w:shd w:fill="FFFFFF"/>
+            <w:tcMar>
+              <w:top w:w="100" w:type="dxa"/>
+              <w:bottom w:w="100" w:type="dxa"/>
+              <w:left w:w="120" w:type="dxa"/>
+              <w:right w:w="120" w:type="dxa"/>
+            </w:tcMar>
+            <w:tcBorders>
+              <w:top w:val="single" w:sz="4" w:space="0" w:color="CCCCCC"/>
+              <w:bottom w:val="single" w:sz="4" w:space="0" w:color="CCCCCC"/>
+              <w:left w:val="single" w:sz="4" w:space="0" w:color="CCCCCC"/>
+              <w:right w:val="single" w:sz="4" w:space="0" w:color="CCCCCC"/>
+            </w:tcBorders>
+          </w:tcPr>
+          <w:p>
+            <w:pPr>
+              <w:spacing w:before="60" w:after="60" w:line="252" w:lineRule="auto"/>
+              <w:jc w:val="left"/>
+            </w:pPr>
+            <w:r/>
+            <w:r>
+              <w:t>454.25</w:t>
             </w:r>
           </w:p>
         </w:tc>
         <w:tc>
           <w:tcPr>
             <w:tcW w:type="dxa" w:w="1152"/>
-            <w:shd w:fill="F8FAFC"/>
-            <w:tcMar>
-              <w:top w:w="100" w:type="dxa"/>
-              <w:bottom w:w="100" w:type="dxa"/>
-              <w:left w:w="120" w:type="dxa"/>
-              <w:right w:w="120" w:type="dxa"/>
-            </w:tcMar>
-            <w:tcBorders>
-              <w:top w:val="single" w:sz="4" w:space="0" w:color="CCCCCC"/>
-              <w:bottom w:val="single" w:sz="4" w:space="0" w:color="CCCCCC"/>
-              <w:left w:val="single" w:sz="4" w:space="0" w:color="CCCCCC"/>
-              <w:right w:val="single" w:sz="4" w:space="0" w:color="CCCCCC"/>
-            </w:tcBorders>
-          </w:tcPr>
-          <w:p>
-            <w:pPr>
-              <w:spacing w:before="60" w:after="60" w:line="252" w:lineRule="auto"/>
-              <w:jc w:val="left"/>
-            </w:pPr>
-            <w:r/>
-            <w:r>
-              <w:t>440.00</w:t>
+            <w:shd w:fill="FFFFFF"/>
+            <w:tcMar>
+              <w:top w:w="100" w:type="dxa"/>
+              <w:bottom w:w="100" w:type="dxa"/>
+              <w:left w:w="120" w:type="dxa"/>
+              <w:right w:w="120" w:type="dxa"/>
+            </w:tcMar>
+            <w:tcBorders>
+              <w:top w:val="single" w:sz="4" w:space="0" w:color="CCCCCC"/>
+              <w:bottom w:val="single" w:sz="4" w:space="0" w:color="CCCCCC"/>
+              <w:left w:val="single" w:sz="4" w:space="0" w:color="CCCCCC"/>
+              <w:right w:val="single" w:sz="4" w:space="0" w:color="CCCCCC"/>
+            </w:tcBorders>
+          </w:tcPr>
+          <w:p>
+            <w:pPr>
+              <w:spacing w:before="60" w:after="60" w:line="252" w:lineRule="auto"/>
+              <w:jc w:val="left"/>
+            </w:pPr>
+            <w:r/>
+            <w:r>
+              <w:t>447.50</w:t>
             </w:r>
           </w:p>
         </w:tc>
         <w:tc>
           <w:tcPr>
             <w:tcW w:type="dxa" w:w="1728"/>
-            <w:shd w:fill="F8FAFC"/>
+            <w:shd w:fill="FFFFFF"/>
             <w:tcMar>
               <w:top w:w="100" w:type="dxa"/>
               <w:bottom w:w="100" w:type="dxa"/>
@@ -17543,7 +20128,712 @@
               <w:rPr>
                 <w:b/>
               </w:rPr>
-              <w:t>445.75</w:t>
+              <w:t>450.50</w:t>
+            </w:r>
+          </w:p>
+        </w:tc>
+        <w:tc>
+          <w:tcPr>
+            <w:tcW w:type="dxa" w:w="3456"/>
+            <w:shd w:fill="FFFFFF"/>
+            <w:tcMar>
+              <w:top w:w="100" w:type="dxa"/>
+              <w:bottom w:w="100" w:type="dxa"/>
+              <w:left w:w="120" w:type="dxa"/>
+              <w:right w:w="120" w:type="dxa"/>
+            </w:tcMar>
+            <w:tcBorders>
+              <w:top w:val="single" w:sz="4" w:space="0" w:color="CCCCCC"/>
+              <w:bottom w:val="single" w:sz="4" w:space="0" w:color="CCCCCC"/>
+              <w:left w:val="single" w:sz="4" w:space="0" w:color="CCCCCC"/>
+              <w:right w:val="single" w:sz="4" w:space="0" w:color="CCCCCC"/>
+            </w:tcBorders>
+          </w:tcPr>
+          <w:p>
+            <w:pPr>
+              <w:spacing w:before="60" w:after="60" w:line="252" w:lineRule="auto"/>
+              <w:jc w:val="left"/>
+            </w:pPr>
+            <w:r/>
+            <w:r>
+              <w:rPr>
+                <w:b/>
+              </w:rPr>
+              <w:t>-0.25</w:t>
+            </w:r>
+          </w:p>
+        </w:tc>
+        <w:tc>
+          <w:tcPr>
+            <w:tcW w:type="dxa" w:w="1440"/>
+            <w:shd w:fill="FFFFFF"/>
+            <w:tcMar>
+              <w:top w:w="100" w:type="dxa"/>
+              <w:bottom w:w="100" w:type="dxa"/>
+              <w:left w:w="120" w:type="dxa"/>
+              <w:right w:w="120" w:type="dxa"/>
+            </w:tcMar>
+            <w:tcBorders>
+              <w:top w:val="single" w:sz="4" w:space="0" w:color="CCCCCC"/>
+              <w:bottom w:val="single" w:sz="4" w:space="0" w:color="CCCCCC"/>
+              <w:left w:val="single" w:sz="4" w:space="0" w:color="CCCCCC"/>
+              <w:right w:val="single" w:sz="4" w:space="0" w:color="CCCCCC"/>
+            </w:tcBorders>
+          </w:tcPr>
+          <w:p>
+            <w:pPr>
+              <w:spacing w:before="60" w:after="60" w:line="252" w:lineRule="auto"/>
+              <w:jc w:val="left"/>
+            </w:pPr>
+            <w:r/>
+            <w:r>
+              <w:t>BEAR</w:t>
+            </w:r>
+          </w:p>
+        </w:tc>
+      </w:tr>
+      <w:tr>
+        <w:tc>
+          <w:tcPr>
+            <w:tcW w:type="dxa" w:w="1584"/>
+            <w:shd w:fill="F8FAFC"/>
+            <w:tcMar>
+              <w:top w:w="100" w:type="dxa"/>
+              <w:bottom w:w="100" w:type="dxa"/>
+              <w:left w:w="120" w:type="dxa"/>
+              <w:right w:w="120" w:type="dxa"/>
+            </w:tcMar>
+            <w:tcBorders>
+              <w:top w:val="single" w:sz="4" w:space="0" w:color="CCCCCC"/>
+              <w:bottom w:val="single" w:sz="4" w:space="0" w:color="CCCCCC"/>
+              <w:left w:val="single" w:sz="4" w:space="0" w:color="CCCCCC"/>
+              <w:right w:val="single" w:sz="4" w:space="0" w:color="CCCCCC"/>
+            </w:tcBorders>
+          </w:tcPr>
+          <w:p>
+            <w:pPr>
+              <w:spacing w:before="60" w:after="60" w:line="252" w:lineRule="auto"/>
+              <w:jc w:val="left"/>
+            </w:pPr>
+            <w:r/>
+            <w:r>
+              <w:rPr>
+                <w:b/>
+              </w:rPr>
+              <w:t>Fri 07/08</w:t>
+            </w:r>
+          </w:p>
+        </w:tc>
+        <w:tc>
+          <w:tcPr>
+            <w:tcW w:type="dxa" w:w="864"/>
+            <w:shd w:fill="F8FAFC"/>
+            <w:tcMar>
+              <w:top w:w="100" w:type="dxa"/>
+              <w:bottom w:w="100" w:type="dxa"/>
+              <w:left w:w="120" w:type="dxa"/>
+              <w:right w:w="120" w:type="dxa"/>
+            </w:tcMar>
+            <w:tcBorders>
+              <w:top w:val="single" w:sz="4" w:space="0" w:color="CCCCCC"/>
+              <w:bottom w:val="single" w:sz="4" w:space="0" w:color="CCCCCC"/>
+              <w:left w:val="single" w:sz="4" w:space="0" w:color="CCCCCC"/>
+              <w:right w:val="single" w:sz="4" w:space="0" w:color="CCCCCC"/>
+            </w:tcBorders>
+          </w:tcPr>
+          <w:p>
+            <w:pPr>
+              <w:spacing w:before="60" w:after="60" w:line="252" w:lineRule="auto"/>
+              <w:jc w:val="left"/>
+            </w:pPr>
+            <w:r/>
+            <w:r>
+              <w:t>London 15-19</w:t>
+            </w:r>
+          </w:p>
+        </w:tc>
+        <w:tc>
+          <w:tcPr>
+            <w:tcW w:type="dxa" w:w="1440"/>
+            <w:shd w:fill="F8FAFC"/>
+            <w:tcMar>
+              <w:top w:w="100" w:type="dxa"/>
+              <w:bottom w:w="100" w:type="dxa"/>
+              <w:left w:w="120" w:type="dxa"/>
+              <w:right w:w="120" w:type="dxa"/>
+            </w:tcMar>
+            <w:tcBorders>
+              <w:top w:val="single" w:sz="4" w:space="0" w:color="CCCCCC"/>
+              <w:bottom w:val="single" w:sz="4" w:space="0" w:color="CCCCCC"/>
+              <w:left w:val="single" w:sz="4" w:space="0" w:color="CCCCCC"/>
+              <w:right w:val="single" w:sz="4" w:space="0" w:color="CCCCCC"/>
+            </w:tcBorders>
+          </w:tcPr>
+          <w:p>
+            <w:pPr>
+              <w:spacing w:before="60" w:after="60" w:line="252" w:lineRule="auto"/>
+              <w:jc w:val="left"/>
+            </w:pPr>
+            <w:r/>
+            <w:r>
+              <w:t>450.50</w:t>
+            </w:r>
+          </w:p>
+        </w:tc>
+        <w:tc>
+          <w:tcPr>
+            <w:tcW w:type="dxa" w:w="2016"/>
+            <w:shd w:fill="F8FAFC"/>
+            <w:tcMar>
+              <w:top w:w="100" w:type="dxa"/>
+              <w:bottom w:w="100" w:type="dxa"/>
+              <w:left w:w="120" w:type="dxa"/>
+              <w:right w:w="120" w:type="dxa"/>
+            </w:tcMar>
+            <w:tcBorders>
+              <w:top w:val="single" w:sz="4" w:space="0" w:color="CCCCCC"/>
+              <w:bottom w:val="single" w:sz="4" w:space="0" w:color="CCCCCC"/>
+              <w:left w:val="single" w:sz="4" w:space="0" w:color="CCCCCC"/>
+              <w:right w:val="single" w:sz="4" w:space="0" w:color="CCCCCC"/>
+            </w:tcBorders>
+          </w:tcPr>
+          <w:p>
+            <w:pPr>
+              <w:spacing w:before="60" w:after="60" w:line="252" w:lineRule="auto"/>
+              <w:jc w:val="left"/>
+            </w:pPr>
+            <w:r/>
+            <w:r>
+              <w:t>453.50</w:t>
+            </w:r>
+          </w:p>
+        </w:tc>
+        <w:tc>
+          <w:tcPr>
+            <w:tcW w:type="dxa" w:w="1152"/>
+            <w:shd w:fill="F8FAFC"/>
+            <w:tcMar>
+              <w:top w:w="100" w:type="dxa"/>
+              <w:bottom w:w="100" w:type="dxa"/>
+              <w:left w:w="120" w:type="dxa"/>
+              <w:right w:w="120" w:type="dxa"/>
+            </w:tcMar>
+            <w:tcBorders>
+              <w:top w:val="single" w:sz="4" w:space="0" w:color="CCCCCC"/>
+              <w:bottom w:val="single" w:sz="4" w:space="0" w:color="CCCCCC"/>
+              <w:left w:val="single" w:sz="4" w:space="0" w:color="CCCCCC"/>
+              <w:right w:val="single" w:sz="4" w:space="0" w:color="CCCCCC"/>
+            </w:tcBorders>
+          </w:tcPr>
+          <w:p>
+            <w:pPr>
+              <w:spacing w:before="60" w:after="60" w:line="252" w:lineRule="auto"/>
+              <w:jc w:val="left"/>
+            </w:pPr>
+            <w:r/>
+            <w:r>
+              <w:t>447.75</w:t>
+            </w:r>
+          </w:p>
+        </w:tc>
+        <w:tc>
+          <w:tcPr>
+            <w:tcW w:type="dxa" w:w="1728"/>
+            <w:shd w:fill="F8FAFC"/>
+            <w:tcMar>
+              <w:top w:w="100" w:type="dxa"/>
+              <w:bottom w:w="100" w:type="dxa"/>
+              <w:left w:w="120" w:type="dxa"/>
+              <w:right w:w="120" w:type="dxa"/>
+            </w:tcMar>
+            <w:tcBorders>
+              <w:top w:val="single" w:sz="4" w:space="0" w:color="CCCCCC"/>
+              <w:bottom w:val="single" w:sz="4" w:space="0" w:color="CCCCCC"/>
+              <w:left w:val="single" w:sz="4" w:space="0" w:color="CCCCCC"/>
+              <w:right w:val="single" w:sz="4" w:space="0" w:color="CCCCCC"/>
+            </w:tcBorders>
+          </w:tcPr>
+          <w:p>
+            <w:pPr>
+              <w:spacing w:before="60" w:after="60" w:line="252" w:lineRule="auto"/>
+              <w:jc w:val="left"/>
+            </w:pPr>
+            <w:r/>
+            <w:r>
+              <w:rPr>
+                <w:b/>
+              </w:rPr>
+              <w:t>450.75</w:t>
+            </w:r>
+          </w:p>
+        </w:tc>
+        <w:tc>
+          <w:tcPr>
+            <w:tcW w:type="dxa" w:w="3456"/>
+            <w:shd w:fill="F8FAFC"/>
+            <w:tcMar>
+              <w:top w:w="100" w:type="dxa"/>
+              <w:bottom w:w="100" w:type="dxa"/>
+              <w:left w:w="120" w:type="dxa"/>
+              <w:right w:w="120" w:type="dxa"/>
+            </w:tcMar>
+            <w:tcBorders>
+              <w:top w:val="single" w:sz="4" w:space="0" w:color="CCCCCC"/>
+              <w:bottom w:val="single" w:sz="4" w:space="0" w:color="CCCCCC"/>
+              <w:left w:val="single" w:sz="4" w:space="0" w:color="CCCCCC"/>
+              <w:right w:val="single" w:sz="4" w:space="0" w:color="CCCCCC"/>
+            </w:tcBorders>
+          </w:tcPr>
+          <w:p>
+            <w:pPr>
+              <w:spacing w:before="60" w:after="60" w:line="252" w:lineRule="auto"/>
+              <w:jc w:val="left"/>
+            </w:pPr>
+            <w:r/>
+            <w:r>
+              <w:rPr>
+                <w:b/>
+              </w:rPr>
+              <w:t>+0.25</w:t>
+            </w:r>
+          </w:p>
+        </w:tc>
+        <w:tc>
+          <w:tcPr>
+            <w:tcW w:type="dxa" w:w="1440"/>
+            <w:shd w:fill="F8FAFC"/>
+            <w:tcMar>
+              <w:top w:w="100" w:type="dxa"/>
+              <w:bottom w:w="100" w:type="dxa"/>
+              <w:left w:w="120" w:type="dxa"/>
+              <w:right w:w="120" w:type="dxa"/>
+            </w:tcMar>
+            <w:tcBorders>
+              <w:top w:val="single" w:sz="4" w:space="0" w:color="CCCCCC"/>
+              <w:bottom w:val="single" w:sz="4" w:space="0" w:color="CCCCCC"/>
+              <w:left w:val="single" w:sz="4" w:space="0" w:color="CCCCCC"/>
+              <w:right w:val="single" w:sz="4" w:space="0" w:color="CCCCCC"/>
+            </w:tcBorders>
+          </w:tcPr>
+          <w:p>
+            <w:pPr>
+              <w:spacing w:before="60" w:after="60" w:line="252" w:lineRule="auto"/>
+              <w:jc w:val="left"/>
+            </w:pPr>
+            <w:r/>
+            <w:r>
+              <w:t>BULL</w:t>
+            </w:r>
+          </w:p>
+        </w:tc>
+      </w:tr>
+      <w:tr>
+        <w:tc>
+          <w:tcPr>
+            <w:tcW w:type="dxa" w:w="1584"/>
+            <w:shd w:fill="FFFFFF"/>
+            <w:tcMar>
+              <w:top w:w="100" w:type="dxa"/>
+              <w:bottom w:w="100" w:type="dxa"/>
+              <w:left w:w="120" w:type="dxa"/>
+              <w:right w:w="120" w:type="dxa"/>
+            </w:tcMar>
+            <w:tcBorders>
+              <w:top w:val="single" w:sz="4" w:space="0" w:color="CCCCCC"/>
+              <w:bottom w:val="single" w:sz="4" w:space="0" w:color="CCCCCC"/>
+              <w:left w:val="single" w:sz="4" w:space="0" w:color="CCCCCC"/>
+              <w:right w:val="single" w:sz="4" w:space="0" w:color="CCCCCC"/>
+            </w:tcBorders>
+          </w:tcPr>
+          <w:p>
+            <w:pPr>
+              <w:spacing w:before="60" w:after="60" w:line="252" w:lineRule="auto"/>
+              <w:jc w:val="left"/>
+            </w:pPr>
+            <w:r/>
+            <w:r>
+              <w:rPr>
+                <w:b/>
+              </w:rPr>
+              <w:t>Fri 07/08</w:t>
+            </w:r>
+          </w:p>
+        </w:tc>
+        <w:tc>
+          <w:tcPr>
+            <w:tcW w:type="dxa" w:w="864"/>
+            <w:shd w:fill="FFFFFF"/>
+            <w:tcMar>
+              <w:top w:w="100" w:type="dxa"/>
+              <w:bottom w:w="100" w:type="dxa"/>
+              <w:left w:w="120" w:type="dxa"/>
+              <w:right w:w="120" w:type="dxa"/>
+            </w:tcMar>
+            <w:tcBorders>
+              <w:top w:val="single" w:sz="4" w:space="0" w:color="CCCCCC"/>
+              <w:bottom w:val="single" w:sz="4" w:space="0" w:color="CCCCCC"/>
+              <w:left w:val="single" w:sz="4" w:space="0" w:color="CCCCCC"/>
+              <w:right w:val="single" w:sz="4" w:space="0" w:color="CCCCCC"/>
+            </w:tcBorders>
+          </w:tcPr>
+          <w:p>
+            <w:pPr>
+              <w:spacing w:before="60" w:after="60" w:line="252" w:lineRule="auto"/>
+              <w:jc w:val="left"/>
+            </w:pPr>
+            <w:r/>
+            <w:r>
+              <w:t>Pre-NY 19-21</w:t>
+            </w:r>
+          </w:p>
+        </w:tc>
+        <w:tc>
+          <w:tcPr>
+            <w:tcW w:type="dxa" w:w="1440"/>
+            <w:shd w:fill="FFFFFF"/>
+            <w:tcMar>
+              <w:top w:w="100" w:type="dxa"/>
+              <w:bottom w:w="100" w:type="dxa"/>
+              <w:left w:w="120" w:type="dxa"/>
+              <w:right w:w="120" w:type="dxa"/>
+            </w:tcMar>
+            <w:tcBorders>
+              <w:top w:val="single" w:sz="4" w:space="0" w:color="CCCCCC"/>
+              <w:bottom w:val="single" w:sz="4" w:space="0" w:color="CCCCCC"/>
+              <w:left w:val="single" w:sz="4" w:space="0" w:color="CCCCCC"/>
+              <w:right w:val="single" w:sz="4" w:space="0" w:color="CCCCCC"/>
+            </w:tcBorders>
+          </w:tcPr>
+          <w:p>
+            <w:pPr>
+              <w:spacing w:before="60" w:after="60" w:line="252" w:lineRule="auto"/>
+              <w:jc w:val="left"/>
+            </w:pPr>
+            <w:r/>
+            <w:r>
+              <w:t>450.75</w:t>
+            </w:r>
+          </w:p>
+        </w:tc>
+        <w:tc>
+          <w:tcPr>
+            <w:tcW w:type="dxa" w:w="2016"/>
+            <w:shd w:fill="FFFFFF"/>
+            <w:tcMar>
+              <w:top w:w="100" w:type="dxa"/>
+              <w:bottom w:w="100" w:type="dxa"/>
+              <w:left w:w="120" w:type="dxa"/>
+              <w:right w:w="120" w:type="dxa"/>
+            </w:tcMar>
+            <w:tcBorders>
+              <w:top w:val="single" w:sz="4" w:space="0" w:color="CCCCCC"/>
+              <w:bottom w:val="single" w:sz="4" w:space="0" w:color="CCCCCC"/>
+              <w:left w:val="single" w:sz="4" w:space="0" w:color="CCCCCC"/>
+              <w:right w:val="single" w:sz="4" w:space="0" w:color="CCCCCC"/>
+            </w:tcBorders>
+          </w:tcPr>
+          <w:p>
+            <w:pPr>
+              <w:spacing w:before="60" w:after="60" w:line="252" w:lineRule="auto"/>
+              <w:jc w:val="left"/>
+            </w:pPr>
+            <w:r/>
+            <w:r>
+              <w:t>453.75</w:t>
+            </w:r>
+          </w:p>
+        </w:tc>
+        <w:tc>
+          <w:tcPr>
+            <w:tcW w:type="dxa" w:w="1152"/>
+            <w:shd w:fill="FFFFFF"/>
+            <w:tcMar>
+              <w:top w:w="100" w:type="dxa"/>
+              <w:bottom w:w="100" w:type="dxa"/>
+              <w:left w:w="120" w:type="dxa"/>
+              <w:right w:w="120" w:type="dxa"/>
+            </w:tcMar>
+            <w:tcBorders>
+              <w:top w:val="single" w:sz="4" w:space="0" w:color="CCCCCC"/>
+              <w:bottom w:val="single" w:sz="4" w:space="0" w:color="CCCCCC"/>
+              <w:left w:val="single" w:sz="4" w:space="0" w:color="CCCCCC"/>
+              <w:right w:val="single" w:sz="4" w:space="0" w:color="CCCCCC"/>
+            </w:tcBorders>
+          </w:tcPr>
+          <w:p>
+            <w:pPr>
+              <w:spacing w:before="60" w:after="60" w:line="252" w:lineRule="auto"/>
+              <w:jc w:val="left"/>
+            </w:pPr>
+            <w:r/>
+            <w:r>
+              <w:t>448.00</w:t>
+            </w:r>
+          </w:p>
+        </w:tc>
+        <w:tc>
+          <w:tcPr>
+            <w:tcW w:type="dxa" w:w="1728"/>
+            <w:shd w:fill="FFFFFF"/>
+            <w:tcMar>
+              <w:top w:w="100" w:type="dxa"/>
+              <w:bottom w:w="100" w:type="dxa"/>
+              <w:left w:w="120" w:type="dxa"/>
+              <w:right w:w="120" w:type="dxa"/>
+            </w:tcMar>
+            <w:tcBorders>
+              <w:top w:val="single" w:sz="4" w:space="0" w:color="CCCCCC"/>
+              <w:bottom w:val="single" w:sz="4" w:space="0" w:color="CCCCCC"/>
+              <w:left w:val="single" w:sz="4" w:space="0" w:color="CCCCCC"/>
+              <w:right w:val="single" w:sz="4" w:space="0" w:color="CCCCCC"/>
+            </w:tcBorders>
+          </w:tcPr>
+          <w:p>
+            <w:pPr>
+              <w:spacing w:before="60" w:after="60" w:line="252" w:lineRule="auto"/>
+              <w:jc w:val="left"/>
+            </w:pPr>
+            <w:r/>
+            <w:r>
+              <w:rPr>
+                <w:b/>
+              </w:rPr>
+              <w:t>450.75</w:t>
+            </w:r>
+          </w:p>
+        </w:tc>
+        <w:tc>
+          <w:tcPr>
+            <w:tcW w:type="dxa" w:w="3456"/>
+            <w:shd w:fill="FFFFFF"/>
+            <w:tcMar>
+              <w:top w:w="100" w:type="dxa"/>
+              <w:bottom w:w="100" w:type="dxa"/>
+              <w:left w:w="120" w:type="dxa"/>
+              <w:right w:w="120" w:type="dxa"/>
+            </w:tcMar>
+            <w:tcBorders>
+              <w:top w:val="single" w:sz="4" w:space="0" w:color="CCCCCC"/>
+              <w:bottom w:val="single" w:sz="4" w:space="0" w:color="CCCCCC"/>
+              <w:left w:val="single" w:sz="4" w:space="0" w:color="CCCCCC"/>
+              <w:right w:val="single" w:sz="4" w:space="0" w:color="CCCCCC"/>
+            </w:tcBorders>
+          </w:tcPr>
+          <w:p>
+            <w:pPr>
+              <w:spacing w:before="60" w:after="60" w:line="252" w:lineRule="auto"/>
+              <w:jc w:val="left"/>
+            </w:pPr>
+            <w:r/>
+            <w:r>
+              <w:rPr>
+                <w:b/>
+              </w:rPr>
+              <w:t>+0.00</w:t>
+            </w:r>
+          </w:p>
+        </w:tc>
+        <w:tc>
+          <w:tcPr>
+            <w:tcW w:type="dxa" w:w="1440"/>
+            <w:shd w:fill="FFFFFF"/>
+            <w:tcMar>
+              <w:top w:w="100" w:type="dxa"/>
+              <w:bottom w:w="100" w:type="dxa"/>
+              <w:left w:w="120" w:type="dxa"/>
+              <w:right w:w="120" w:type="dxa"/>
+            </w:tcMar>
+            <w:tcBorders>
+              <w:top w:val="single" w:sz="4" w:space="0" w:color="CCCCCC"/>
+              <w:bottom w:val="single" w:sz="4" w:space="0" w:color="CCCCCC"/>
+              <w:left w:val="single" w:sz="4" w:space="0" w:color="CCCCCC"/>
+              <w:right w:val="single" w:sz="4" w:space="0" w:color="CCCCCC"/>
+            </w:tcBorders>
+          </w:tcPr>
+          <w:p>
+            <w:pPr>
+              <w:spacing w:before="60" w:after="60" w:line="252" w:lineRule="auto"/>
+              <w:jc w:val="left"/>
+            </w:pPr>
+            <w:r/>
+            <w:r>
+              <w:t>BEAR</w:t>
+            </w:r>
+          </w:p>
+        </w:tc>
+      </w:tr>
+      <w:tr>
+        <w:tc>
+          <w:tcPr>
+            <w:tcW w:type="dxa" w:w="1584"/>
+            <w:shd w:fill="F8FAFC"/>
+            <w:tcMar>
+              <w:top w:w="100" w:type="dxa"/>
+              <w:bottom w:w="100" w:type="dxa"/>
+              <w:left w:w="120" w:type="dxa"/>
+              <w:right w:w="120" w:type="dxa"/>
+            </w:tcMar>
+            <w:tcBorders>
+              <w:top w:val="single" w:sz="4" w:space="0" w:color="CCCCCC"/>
+              <w:bottom w:val="single" w:sz="4" w:space="0" w:color="CCCCCC"/>
+              <w:left w:val="single" w:sz="4" w:space="0" w:color="CCCCCC"/>
+              <w:right w:val="single" w:sz="4" w:space="0" w:color="CCCCCC"/>
+            </w:tcBorders>
+          </w:tcPr>
+          <w:p>
+            <w:pPr>
+              <w:spacing w:before="60" w:after="60" w:line="252" w:lineRule="auto"/>
+              <w:jc w:val="left"/>
+            </w:pPr>
+            <w:r/>
+            <w:r>
+              <w:rPr>
+                <w:b/>
+              </w:rPr>
+              <w:t>Fri 07/08</w:t>
+            </w:r>
+          </w:p>
+        </w:tc>
+        <w:tc>
+          <w:tcPr>
+            <w:tcW w:type="dxa" w:w="864"/>
+            <w:shd w:fill="F8FAFC"/>
+            <w:tcMar>
+              <w:top w:w="100" w:type="dxa"/>
+              <w:bottom w:w="100" w:type="dxa"/>
+              <w:left w:w="120" w:type="dxa"/>
+              <w:right w:w="120" w:type="dxa"/>
+            </w:tcMar>
+            <w:tcBorders>
+              <w:top w:val="single" w:sz="4" w:space="0" w:color="CCCCCC"/>
+              <w:bottom w:val="single" w:sz="4" w:space="0" w:color="CCCCCC"/>
+              <w:left w:val="single" w:sz="4" w:space="0" w:color="CCCCCC"/>
+              <w:right w:val="single" w:sz="4" w:space="0" w:color="CCCCCC"/>
+            </w:tcBorders>
+          </w:tcPr>
+          <w:p>
+            <w:pPr>
+              <w:spacing w:before="60" w:after="60" w:line="252" w:lineRule="auto"/>
+              <w:jc w:val="left"/>
+            </w:pPr>
+            <w:r/>
+            <w:r>
+              <w:t>NY Open 21-23</w:t>
+            </w:r>
+          </w:p>
+        </w:tc>
+        <w:tc>
+          <w:tcPr>
+            <w:tcW w:type="dxa" w:w="1440"/>
+            <w:shd w:fill="F8FAFC"/>
+            <w:tcMar>
+              <w:top w:w="100" w:type="dxa"/>
+              <w:bottom w:w="100" w:type="dxa"/>
+              <w:left w:w="120" w:type="dxa"/>
+              <w:right w:w="120" w:type="dxa"/>
+            </w:tcMar>
+            <w:tcBorders>
+              <w:top w:val="single" w:sz="4" w:space="0" w:color="CCCCCC"/>
+              <w:bottom w:val="single" w:sz="4" w:space="0" w:color="CCCCCC"/>
+              <w:left w:val="single" w:sz="4" w:space="0" w:color="CCCCCC"/>
+              <w:right w:val="single" w:sz="4" w:space="0" w:color="CCCCCC"/>
+            </w:tcBorders>
+          </w:tcPr>
+          <w:p>
+            <w:pPr>
+              <w:spacing w:before="60" w:after="60" w:line="252" w:lineRule="auto"/>
+              <w:jc w:val="left"/>
+            </w:pPr>
+            <w:r/>
+            <w:r>
+              <w:t>450.75</w:t>
+            </w:r>
+          </w:p>
+        </w:tc>
+        <w:tc>
+          <w:tcPr>
+            <w:tcW w:type="dxa" w:w="2016"/>
+            <w:shd w:fill="F8FAFC"/>
+            <w:tcMar>
+              <w:top w:w="100" w:type="dxa"/>
+              <w:bottom w:w="100" w:type="dxa"/>
+              <w:left w:w="120" w:type="dxa"/>
+              <w:right w:w="120" w:type="dxa"/>
+            </w:tcMar>
+            <w:tcBorders>
+              <w:top w:val="single" w:sz="4" w:space="0" w:color="CCCCCC"/>
+              <w:bottom w:val="single" w:sz="4" w:space="0" w:color="CCCCCC"/>
+              <w:left w:val="single" w:sz="4" w:space="0" w:color="CCCCCC"/>
+              <w:right w:val="single" w:sz="4" w:space="0" w:color="CCCCCC"/>
+            </w:tcBorders>
+          </w:tcPr>
+          <w:p>
+            <w:pPr>
+              <w:spacing w:before="60" w:after="60" w:line="252" w:lineRule="auto"/>
+              <w:jc w:val="left"/>
+            </w:pPr>
+            <w:r/>
+            <w:r>
+              <w:t>454.75</w:t>
+            </w:r>
+          </w:p>
+        </w:tc>
+        <w:tc>
+          <w:tcPr>
+            <w:tcW w:type="dxa" w:w="1152"/>
+            <w:shd w:fill="F8FAFC"/>
+            <w:tcMar>
+              <w:top w:w="100" w:type="dxa"/>
+              <w:bottom w:w="100" w:type="dxa"/>
+              <w:left w:w="120" w:type="dxa"/>
+              <w:right w:w="120" w:type="dxa"/>
+            </w:tcMar>
+            <w:tcBorders>
+              <w:top w:val="single" w:sz="4" w:space="0" w:color="CCCCCC"/>
+              <w:bottom w:val="single" w:sz="4" w:space="0" w:color="CCCCCC"/>
+              <w:left w:val="single" w:sz="4" w:space="0" w:color="CCCCCC"/>
+              <w:right w:val="single" w:sz="4" w:space="0" w:color="CCCCCC"/>
+            </w:tcBorders>
+          </w:tcPr>
+          <w:p>
+            <w:pPr>
+              <w:spacing w:before="60" w:after="60" w:line="252" w:lineRule="auto"/>
+              <w:jc w:val="left"/>
+            </w:pPr>
+            <w:r/>
+            <w:r>
+              <w:t>447.25</w:t>
+            </w:r>
+          </w:p>
+        </w:tc>
+        <w:tc>
+          <w:tcPr>
+            <w:tcW w:type="dxa" w:w="1728"/>
+            <w:shd w:fill="F8FAFC"/>
+            <w:tcMar>
+              <w:top w:w="100" w:type="dxa"/>
+              <w:bottom w:w="100" w:type="dxa"/>
+              <w:left w:w="120" w:type="dxa"/>
+              <w:right w:w="120" w:type="dxa"/>
+            </w:tcMar>
+            <w:tcBorders>
+              <w:top w:val="single" w:sz="4" w:space="0" w:color="CCCCCC"/>
+              <w:bottom w:val="single" w:sz="4" w:space="0" w:color="CCCCCC"/>
+              <w:left w:val="single" w:sz="4" w:space="0" w:color="CCCCCC"/>
+              <w:right w:val="single" w:sz="4" w:space="0" w:color="CCCCCC"/>
+            </w:tcBorders>
+          </w:tcPr>
+          <w:p>
+            <w:pPr>
+              <w:spacing w:before="60" w:after="60" w:line="252" w:lineRule="auto"/>
+              <w:jc w:val="left"/>
+            </w:pPr>
+            <w:r/>
+            <w:r>
+              <w:rPr>
+                <w:b/>
+              </w:rPr>
+              <w:t>451.25</w:t>
             </w:r>
           </w:p>
         </w:tc>
@@ -17635,7 +20925,7 @@
               <w:rPr>
                 <w:b/>
               </w:rPr>
-              <w:t>Wed 05/08</w:t>
+              <w:t>Fri 07/08</w:t>
             </w:r>
           </w:p>
         </w:tc>
@@ -17663,7 +20953,7 @@
             </w:pPr>
             <w:r/>
             <w:r>
-              <w:t>Pre-NY 19-21</w:t>
+              <w:t>NY Close 23-01</w:t>
             </w:r>
           </w:p>
         </w:tc>
@@ -17691,7 +20981,7 @@
             </w:pPr>
             <w:r/>
             <w:r>
-              <w:t>445.75</w:t>
+              <w:t>451.25</w:t>
             </w:r>
           </w:p>
         </w:tc>
@@ -17719,7 +21009,7 @@
             </w:pPr>
             <w:r/>
             <w:r>
-              <w:t>450.50</w:t>
+              <w:t>455.25</w:t>
             </w:r>
           </w:p>
         </w:tc>
@@ -17747,7 +21037,7 @@
             </w:pPr>
             <w:r/>
             <w:r>
-              <w:t>438.75</w:t>
+              <w:t>449.50</w:t>
             </w:r>
           </w:p>
         </w:tc>
@@ -17778,3297 +21068,7 @@
               <w:rPr>
                 <w:b/>
               </w:rPr>
-              <w:t>447.75</w:t>
-            </w:r>
-          </w:p>
-        </w:tc>
-        <w:tc>
-          <w:tcPr>
-            <w:tcW w:type="dxa" w:w="3456"/>
-            <w:shd w:fill="FFFFFF"/>
-            <w:tcMar>
-              <w:top w:w="100" w:type="dxa"/>
-              <w:bottom w:w="100" w:type="dxa"/>
-              <w:left w:w="120" w:type="dxa"/>
-              <w:right w:w="120" w:type="dxa"/>
-            </w:tcMar>
-            <w:tcBorders>
-              <w:top w:val="single" w:sz="4" w:space="0" w:color="CCCCCC"/>
-              <w:bottom w:val="single" w:sz="4" w:space="0" w:color="CCCCCC"/>
-              <w:left w:val="single" w:sz="4" w:space="0" w:color="CCCCCC"/>
-              <w:right w:val="single" w:sz="4" w:space="0" w:color="CCCCCC"/>
-            </w:tcBorders>
-          </w:tcPr>
-          <w:p>
-            <w:pPr>
-              <w:spacing w:before="60" w:after="60" w:line="252" w:lineRule="auto"/>
-              <w:jc w:val="left"/>
-            </w:pPr>
-            <w:r/>
-            <w:r>
-              <w:rPr>
-                <w:b/>
-              </w:rPr>
-              <w:t>+2.00</w:t>
-            </w:r>
-          </w:p>
-        </w:tc>
-        <w:tc>
-          <w:tcPr>
-            <w:tcW w:type="dxa" w:w="1440"/>
-            <w:shd w:fill="FFFFFF"/>
-            <w:tcMar>
-              <w:top w:w="100" w:type="dxa"/>
-              <w:bottom w:w="100" w:type="dxa"/>
-              <w:left w:w="120" w:type="dxa"/>
-              <w:right w:w="120" w:type="dxa"/>
-            </w:tcMar>
-            <w:tcBorders>
-              <w:top w:val="single" w:sz="4" w:space="0" w:color="CCCCCC"/>
-              <w:bottom w:val="single" w:sz="4" w:space="0" w:color="CCCCCC"/>
-              <w:left w:val="single" w:sz="4" w:space="0" w:color="CCCCCC"/>
-              <w:right w:val="single" w:sz="4" w:space="0" w:color="CCCCCC"/>
-            </w:tcBorders>
-          </w:tcPr>
-          <w:p>
-            <w:pPr>
-              <w:spacing w:before="60" w:after="60" w:line="252" w:lineRule="auto"/>
-              <w:jc w:val="left"/>
-            </w:pPr>
-            <w:r/>
-            <w:r>
-              <w:t>BULL</w:t>
-            </w:r>
-          </w:p>
-        </w:tc>
-      </w:tr>
-      <w:tr>
-        <w:tc>
-          <w:tcPr>
-            <w:tcW w:type="dxa" w:w="1584"/>
-            <w:shd w:fill="F8FAFC"/>
-            <w:tcMar>
-              <w:top w:w="100" w:type="dxa"/>
-              <w:bottom w:w="100" w:type="dxa"/>
-              <w:left w:w="120" w:type="dxa"/>
-              <w:right w:w="120" w:type="dxa"/>
-            </w:tcMar>
-            <w:tcBorders>
-              <w:top w:val="single" w:sz="4" w:space="0" w:color="CCCCCC"/>
-              <w:bottom w:val="single" w:sz="4" w:space="0" w:color="CCCCCC"/>
-              <w:left w:val="single" w:sz="4" w:space="0" w:color="CCCCCC"/>
-              <w:right w:val="single" w:sz="4" w:space="0" w:color="CCCCCC"/>
-            </w:tcBorders>
-          </w:tcPr>
-          <w:p>
-            <w:pPr>
-              <w:spacing w:before="60" w:after="60" w:line="252" w:lineRule="auto"/>
-              <w:jc w:val="left"/>
-            </w:pPr>
-            <w:r/>
-            <w:r>
-              <w:rPr>
-                <w:b/>
-              </w:rPr>
-              <w:t>Wed 05/08</w:t>
-            </w:r>
-          </w:p>
-        </w:tc>
-        <w:tc>
-          <w:tcPr>
-            <w:tcW w:type="dxa" w:w="864"/>
-            <w:shd w:fill="F8FAFC"/>
-            <w:tcMar>
-              <w:top w:w="100" w:type="dxa"/>
-              <w:bottom w:w="100" w:type="dxa"/>
-              <w:left w:w="120" w:type="dxa"/>
-              <w:right w:w="120" w:type="dxa"/>
-            </w:tcMar>
-            <w:tcBorders>
-              <w:top w:val="single" w:sz="4" w:space="0" w:color="CCCCCC"/>
-              <w:bottom w:val="single" w:sz="4" w:space="0" w:color="CCCCCC"/>
-              <w:left w:val="single" w:sz="4" w:space="0" w:color="CCCCCC"/>
-              <w:right w:val="single" w:sz="4" w:space="0" w:color="CCCCCC"/>
-            </w:tcBorders>
-          </w:tcPr>
-          <w:p>
-            <w:pPr>
-              <w:spacing w:before="60" w:after="60" w:line="252" w:lineRule="auto"/>
-              <w:jc w:val="left"/>
-            </w:pPr>
-            <w:r/>
-            <w:r>
-              <w:t>NY Open 21-23</w:t>
-            </w:r>
-          </w:p>
-        </w:tc>
-        <w:tc>
-          <w:tcPr>
-            <w:tcW w:type="dxa" w:w="1440"/>
-            <w:shd w:fill="F8FAFC"/>
-            <w:tcMar>
-              <w:top w:w="100" w:type="dxa"/>
-              <w:bottom w:w="100" w:type="dxa"/>
-              <w:left w:w="120" w:type="dxa"/>
-              <w:right w:w="120" w:type="dxa"/>
-            </w:tcMar>
-            <w:tcBorders>
-              <w:top w:val="single" w:sz="4" w:space="0" w:color="CCCCCC"/>
-              <w:bottom w:val="single" w:sz="4" w:space="0" w:color="CCCCCC"/>
-              <w:left w:val="single" w:sz="4" w:space="0" w:color="CCCCCC"/>
-              <w:right w:val="single" w:sz="4" w:space="0" w:color="CCCCCC"/>
-            </w:tcBorders>
-          </w:tcPr>
-          <w:p>
-            <w:pPr>
-              <w:spacing w:before="60" w:after="60" w:line="252" w:lineRule="auto"/>
-              <w:jc w:val="left"/>
-            </w:pPr>
-            <w:r/>
-            <w:r>
-              <w:t>447.75</w:t>
-            </w:r>
-          </w:p>
-        </w:tc>
-        <w:tc>
-          <w:tcPr>
-            <w:tcW w:type="dxa" w:w="2016"/>
-            <w:shd w:fill="F8FAFC"/>
-            <w:tcMar>
-              <w:top w:w="100" w:type="dxa"/>
-              <w:bottom w:w="100" w:type="dxa"/>
-              <w:left w:w="120" w:type="dxa"/>
-              <w:right w:w="120" w:type="dxa"/>
-            </w:tcMar>
-            <w:tcBorders>
-              <w:top w:val="single" w:sz="4" w:space="0" w:color="CCCCCC"/>
-              <w:bottom w:val="single" w:sz="4" w:space="0" w:color="CCCCCC"/>
-              <w:left w:val="single" w:sz="4" w:space="0" w:color="CCCCCC"/>
-              <w:right w:val="single" w:sz="4" w:space="0" w:color="CCCCCC"/>
-            </w:tcBorders>
-          </w:tcPr>
-          <w:p>
-            <w:pPr>
-              <w:spacing w:before="60" w:after="60" w:line="252" w:lineRule="auto"/>
-              <w:jc w:val="left"/>
-            </w:pPr>
-            <w:r/>
-            <w:r>
-              <w:t>455.75</w:t>
-            </w:r>
-          </w:p>
-        </w:tc>
-        <w:tc>
-          <w:tcPr>
-            <w:tcW w:type="dxa" w:w="1152"/>
-            <w:shd w:fill="F8FAFC"/>
-            <w:tcMar>
-              <w:top w:w="100" w:type="dxa"/>
-              <w:bottom w:w="100" w:type="dxa"/>
-              <w:left w:w="120" w:type="dxa"/>
-              <w:right w:w="120" w:type="dxa"/>
-            </w:tcMar>
-            <w:tcBorders>
-              <w:top w:val="single" w:sz="4" w:space="0" w:color="CCCCCC"/>
-              <w:bottom w:val="single" w:sz="4" w:space="0" w:color="CCCCCC"/>
-              <w:left w:val="single" w:sz="4" w:space="0" w:color="CCCCCC"/>
-              <w:right w:val="single" w:sz="4" w:space="0" w:color="CCCCCC"/>
-            </w:tcBorders>
-          </w:tcPr>
-          <w:p>
-            <w:pPr>
-              <w:spacing w:before="60" w:after="60" w:line="252" w:lineRule="auto"/>
-              <w:jc w:val="left"/>
-            </w:pPr>
-            <w:r/>
-            <w:r>
-              <w:t>440.75</w:t>
-            </w:r>
-          </w:p>
-        </w:tc>
-        <w:tc>
-          <w:tcPr>
-            <w:tcW w:type="dxa" w:w="1728"/>
-            <w:shd w:fill="F8FAFC"/>
-            <w:tcMar>
-              <w:top w:w="100" w:type="dxa"/>
-              <w:bottom w:w="100" w:type="dxa"/>
-              <w:left w:w="120" w:type="dxa"/>
-              <w:right w:w="120" w:type="dxa"/>
-            </w:tcMar>
-            <w:tcBorders>
-              <w:top w:val="single" w:sz="4" w:space="0" w:color="CCCCCC"/>
-              <w:bottom w:val="single" w:sz="4" w:space="0" w:color="CCCCCC"/>
-              <w:left w:val="single" w:sz="4" w:space="0" w:color="CCCCCC"/>
-              <w:right w:val="single" w:sz="4" w:space="0" w:color="CCCCCC"/>
-            </w:tcBorders>
-          </w:tcPr>
-          <w:p>
-            <w:pPr>
-              <w:spacing w:before="60" w:after="60" w:line="252" w:lineRule="auto"/>
-              <w:jc w:val="left"/>
-            </w:pPr>
-            <w:r/>
-            <w:r>
-              <w:rPr>
-                <w:b/>
-              </w:rPr>
-              <w:t>449.25</w:t>
-            </w:r>
-          </w:p>
-        </w:tc>
-        <w:tc>
-          <w:tcPr>
-            <w:tcW w:type="dxa" w:w="3456"/>
-            <w:shd w:fill="F8FAFC"/>
-            <w:tcMar>
-              <w:top w:w="100" w:type="dxa"/>
-              <w:bottom w:w="100" w:type="dxa"/>
-              <w:left w:w="120" w:type="dxa"/>
-              <w:right w:w="120" w:type="dxa"/>
-            </w:tcMar>
-            <w:tcBorders>
-              <w:top w:val="single" w:sz="4" w:space="0" w:color="CCCCCC"/>
-              <w:bottom w:val="single" w:sz="4" w:space="0" w:color="CCCCCC"/>
-              <w:left w:val="single" w:sz="4" w:space="0" w:color="CCCCCC"/>
-              <w:right w:val="single" w:sz="4" w:space="0" w:color="CCCCCC"/>
-            </w:tcBorders>
-          </w:tcPr>
-          <w:p>
-            <w:pPr>
-              <w:spacing w:before="60" w:after="60" w:line="252" w:lineRule="auto"/>
-              <w:jc w:val="left"/>
-            </w:pPr>
-            <w:r/>
-            <w:r>
-              <w:rPr>
-                <w:b/>
-              </w:rPr>
-              <w:t>+1.50</w:t>
-            </w:r>
-          </w:p>
-        </w:tc>
-        <w:tc>
-          <w:tcPr>
-            <w:tcW w:type="dxa" w:w="1440"/>
-            <w:shd w:fill="F8FAFC"/>
-            <w:tcMar>
-              <w:top w:w="100" w:type="dxa"/>
-              <w:bottom w:w="100" w:type="dxa"/>
-              <w:left w:w="120" w:type="dxa"/>
-              <w:right w:w="120" w:type="dxa"/>
-            </w:tcMar>
-            <w:tcBorders>
-              <w:top w:val="single" w:sz="4" w:space="0" w:color="CCCCCC"/>
-              <w:bottom w:val="single" w:sz="4" w:space="0" w:color="CCCCCC"/>
-              <w:left w:val="single" w:sz="4" w:space="0" w:color="CCCCCC"/>
-              <w:right w:val="single" w:sz="4" w:space="0" w:color="CCCCCC"/>
-            </w:tcBorders>
-          </w:tcPr>
-          <w:p>
-            <w:pPr>
-              <w:spacing w:before="60" w:after="60" w:line="252" w:lineRule="auto"/>
-              <w:jc w:val="left"/>
-            </w:pPr>
-            <w:r/>
-            <w:r>
-              <w:t>BULL</w:t>
-            </w:r>
-          </w:p>
-        </w:tc>
-      </w:tr>
-      <w:tr>
-        <w:tc>
-          <w:tcPr>
-            <w:tcW w:type="dxa" w:w="1584"/>
-            <w:shd w:fill="FFFFFF"/>
-            <w:tcMar>
-              <w:top w:w="100" w:type="dxa"/>
-              <w:bottom w:w="100" w:type="dxa"/>
-              <w:left w:w="120" w:type="dxa"/>
-              <w:right w:w="120" w:type="dxa"/>
-            </w:tcMar>
-            <w:tcBorders>
-              <w:top w:val="single" w:sz="4" w:space="0" w:color="CCCCCC"/>
-              <w:bottom w:val="single" w:sz="4" w:space="0" w:color="CCCCCC"/>
-              <w:left w:val="single" w:sz="4" w:space="0" w:color="CCCCCC"/>
-              <w:right w:val="single" w:sz="4" w:space="0" w:color="CCCCCC"/>
-            </w:tcBorders>
-          </w:tcPr>
-          <w:p>
-            <w:pPr>
-              <w:spacing w:before="60" w:after="60" w:line="252" w:lineRule="auto"/>
-              <w:jc w:val="left"/>
-            </w:pPr>
-            <w:r/>
-            <w:r>
-              <w:rPr>
-                <w:b/>
-              </w:rPr>
-              <w:t>Wed 05/08</w:t>
-            </w:r>
-          </w:p>
-        </w:tc>
-        <w:tc>
-          <w:tcPr>
-            <w:tcW w:type="dxa" w:w="864"/>
-            <w:shd w:fill="FFFFFF"/>
-            <w:tcMar>
-              <w:top w:w="100" w:type="dxa"/>
-              <w:bottom w:w="100" w:type="dxa"/>
-              <w:left w:w="120" w:type="dxa"/>
-              <w:right w:w="120" w:type="dxa"/>
-            </w:tcMar>
-            <w:tcBorders>
-              <w:top w:val="single" w:sz="4" w:space="0" w:color="CCCCCC"/>
-              <w:bottom w:val="single" w:sz="4" w:space="0" w:color="CCCCCC"/>
-              <w:left w:val="single" w:sz="4" w:space="0" w:color="CCCCCC"/>
-              <w:right w:val="single" w:sz="4" w:space="0" w:color="CCCCCC"/>
-            </w:tcBorders>
-          </w:tcPr>
-          <w:p>
-            <w:pPr>
-              <w:spacing w:before="60" w:after="60" w:line="252" w:lineRule="auto"/>
-              <w:jc w:val="left"/>
-            </w:pPr>
-            <w:r/>
-            <w:r>
-              <w:t>NY Close 23-01</w:t>
-            </w:r>
-          </w:p>
-        </w:tc>
-        <w:tc>
-          <w:tcPr>
-            <w:tcW w:type="dxa" w:w="1440"/>
-            <w:shd w:fill="FFFFFF"/>
-            <w:tcMar>
-              <w:top w:w="100" w:type="dxa"/>
-              <w:bottom w:w="100" w:type="dxa"/>
-              <w:left w:w="120" w:type="dxa"/>
-              <w:right w:w="120" w:type="dxa"/>
-            </w:tcMar>
-            <w:tcBorders>
-              <w:top w:val="single" w:sz="4" w:space="0" w:color="CCCCCC"/>
-              <w:bottom w:val="single" w:sz="4" w:space="0" w:color="CCCCCC"/>
-              <w:left w:val="single" w:sz="4" w:space="0" w:color="CCCCCC"/>
-              <w:right w:val="single" w:sz="4" w:space="0" w:color="CCCCCC"/>
-            </w:tcBorders>
-          </w:tcPr>
-          <w:p>
-            <w:pPr>
-              <w:spacing w:before="60" w:after="60" w:line="252" w:lineRule="auto"/>
-              <w:jc w:val="left"/>
-            </w:pPr>
-            <w:r/>
-            <w:r>
-              <w:t>449.25</w:t>
-            </w:r>
-          </w:p>
-        </w:tc>
-        <w:tc>
-          <w:tcPr>
-            <w:tcW w:type="dxa" w:w="2016"/>
-            <w:shd w:fill="FFFFFF"/>
-            <w:tcMar>
-              <w:top w:w="100" w:type="dxa"/>
-              <w:bottom w:w="100" w:type="dxa"/>
-              <w:left w:w="120" w:type="dxa"/>
-              <w:right w:w="120" w:type="dxa"/>
-            </w:tcMar>
-            <w:tcBorders>
-              <w:top w:val="single" w:sz="4" w:space="0" w:color="CCCCCC"/>
-              <w:bottom w:val="single" w:sz="4" w:space="0" w:color="CCCCCC"/>
-              <w:left w:val="single" w:sz="4" w:space="0" w:color="CCCCCC"/>
-              <w:right w:val="single" w:sz="4" w:space="0" w:color="CCCCCC"/>
-            </w:tcBorders>
-          </w:tcPr>
-          <w:p>
-            <w:pPr>
-              <w:spacing w:before="60" w:after="60" w:line="252" w:lineRule="auto"/>
-              <w:jc w:val="left"/>
-            </w:pPr>
-            <w:r/>
-            <w:r>
-              <w:t>453.75</w:t>
-            </w:r>
-          </w:p>
-        </w:tc>
-        <w:tc>
-          <w:tcPr>
-            <w:tcW w:type="dxa" w:w="1152"/>
-            <w:shd w:fill="FFFFFF"/>
-            <w:tcMar>
-              <w:top w:w="100" w:type="dxa"/>
-              <w:bottom w:w="100" w:type="dxa"/>
-              <w:left w:w="120" w:type="dxa"/>
-              <w:right w:w="120" w:type="dxa"/>
-            </w:tcMar>
-            <w:tcBorders>
-              <w:top w:val="single" w:sz="4" w:space="0" w:color="CCCCCC"/>
-              <w:bottom w:val="single" w:sz="4" w:space="0" w:color="CCCCCC"/>
-              <w:left w:val="single" w:sz="4" w:space="0" w:color="CCCCCC"/>
-              <w:right w:val="single" w:sz="4" w:space="0" w:color="CCCCCC"/>
-            </w:tcBorders>
-          </w:tcPr>
-          <w:p>
-            <w:pPr>
-              <w:spacing w:before="60" w:after="60" w:line="252" w:lineRule="auto"/>
-              <w:jc w:val="left"/>
-            </w:pPr>
-            <w:r/>
-            <w:r>
-              <w:t>445.00</w:t>
-            </w:r>
-          </w:p>
-        </w:tc>
-        <w:tc>
-          <w:tcPr>
-            <w:tcW w:type="dxa" w:w="1728"/>
-            <w:shd w:fill="FFFFFF"/>
-            <w:tcMar>
-              <w:top w:w="100" w:type="dxa"/>
-              <w:bottom w:w="100" w:type="dxa"/>
-              <w:left w:w="120" w:type="dxa"/>
-              <w:right w:w="120" w:type="dxa"/>
-            </w:tcMar>
-            <w:tcBorders>
-              <w:top w:val="single" w:sz="4" w:space="0" w:color="CCCCCC"/>
-              <w:bottom w:val="single" w:sz="4" w:space="0" w:color="CCCCCC"/>
-              <w:left w:val="single" w:sz="4" w:space="0" w:color="CCCCCC"/>
-              <w:right w:val="single" w:sz="4" w:space="0" w:color="CCCCCC"/>
-            </w:tcBorders>
-          </w:tcPr>
-          <w:p>
-            <w:pPr>
-              <w:spacing w:before="60" w:after="60" w:line="252" w:lineRule="auto"/>
-              <w:jc w:val="left"/>
-            </w:pPr>
-            <w:r/>
-            <w:r>
-              <w:rPr>
-                <w:b/>
-              </w:rPr>
-              <w:t>448.75</w:t>
-            </w:r>
-          </w:p>
-        </w:tc>
-        <w:tc>
-          <w:tcPr>
-            <w:tcW w:type="dxa" w:w="3456"/>
-            <w:shd w:fill="FFFFFF"/>
-            <w:tcMar>
-              <w:top w:w="100" w:type="dxa"/>
-              <w:bottom w:w="100" w:type="dxa"/>
-              <w:left w:w="120" w:type="dxa"/>
-              <w:right w:w="120" w:type="dxa"/>
-            </w:tcMar>
-            <w:tcBorders>
-              <w:top w:val="single" w:sz="4" w:space="0" w:color="CCCCCC"/>
-              <w:bottom w:val="single" w:sz="4" w:space="0" w:color="CCCCCC"/>
-              <w:left w:val="single" w:sz="4" w:space="0" w:color="CCCCCC"/>
-              <w:right w:val="single" w:sz="4" w:space="0" w:color="CCCCCC"/>
-            </w:tcBorders>
-          </w:tcPr>
-          <w:p>
-            <w:pPr>
-              <w:spacing w:before="60" w:after="60" w:line="252" w:lineRule="auto"/>
-              <w:jc w:val="left"/>
-            </w:pPr>
-            <w:r/>
-            <w:r>
-              <w:rPr>
-                <w:b/>
-              </w:rPr>
-              <w:t>-0.50</w:t>
-            </w:r>
-          </w:p>
-        </w:tc>
-        <w:tc>
-          <w:tcPr>
-            <w:tcW w:type="dxa" w:w="1440"/>
-            <w:shd w:fill="FFFFFF"/>
-            <w:tcMar>
-              <w:top w:w="100" w:type="dxa"/>
-              <w:bottom w:w="100" w:type="dxa"/>
-              <w:left w:w="120" w:type="dxa"/>
-              <w:right w:w="120" w:type="dxa"/>
-            </w:tcMar>
-            <w:tcBorders>
-              <w:top w:val="single" w:sz="4" w:space="0" w:color="CCCCCC"/>
-              <w:bottom w:val="single" w:sz="4" w:space="0" w:color="CCCCCC"/>
-              <w:left w:val="single" w:sz="4" w:space="0" w:color="CCCCCC"/>
-              <w:right w:val="single" w:sz="4" w:space="0" w:color="CCCCCC"/>
-            </w:tcBorders>
-          </w:tcPr>
-          <w:p>
-            <w:pPr>
-              <w:spacing w:before="60" w:after="60" w:line="252" w:lineRule="auto"/>
-              <w:jc w:val="left"/>
-            </w:pPr>
-            <w:r/>
-            <w:r>
-              <w:t>BEAR</w:t>
-            </w:r>
-          </w:p>
-        </w:tc>
-      </w:tr>
-      <w:tr>
-        <w:tc>
-          <w:tcPr>
-            <w:tcW w:type="dxa" w:w="1584"/>
-            <w:shd w:fill="F8FAFC"/>
-            <w:tcMar>
-              <w:top w:w="100" w:type="dxa"/>
-              <w:bottom w:w="100" w:type="dxa"/>
-              <w:left w:w="120" w:type="dxa"/>
-              <w:right w:w="120" w:type="dxa"/>
-            </w:tcMar>
-            <w:tcBorders>
-              <w:top w:val="single" w:sz="4" w:space="0" w:color="CCCCCC"/>
-              <w:bottom w:val="single" w:sz="4" w:space="0" w:color="CCCCCC"/>
-              <w:left w:val="single" w:sz="4" w:space="0" w:color="CCCCCC"/>
-              <w:right w:val="single" w:sz="4" w:space="0" w:color="CCCCCC"/>
-            </w:tcBorders>
-          </w:tcPr>
-          <w:p>
-            <w:pPr>
-              <w:spacing w:before="60" w:after="60" w:line="252" w:lineRule="auto"/>
-              <w:jc w:val="left"/>
-            </w:pPr>
-            <w:r/>
-            <w:r>
-              <w:rPr>
-                <w:b/>
-              </w:rPr>
-              <w:t>Thu 06/08</w:t>
-            </w:r>
-          </w:p>
-        </w:tc>
-        <w:tc>
-          <w:tcPr>
-            <w:tcW w:type="dxa" w:w="864"/>
-            <w:shd w:fill="F8FAFC"/>
-            <w:tcMar>
-              <w:top w:w="100" w:type="dxa"/>
-              <w:bottom w:w="100" w:type="dxa"/>
-              <w:left w:w="120" w:type="dxa"/>
-              <w:right w:w="120" w:type="dxa"/>
-            </w:tcMar>
-            <w:tcBorders>
-              <w:top w:val="single" w:sz="4" w:space="0" w:color="CCCCCC"/>
-              <w:bottom w:val="single" w:sz="4" w:space="0" w:color="CCCCCC"/>
-              <w:left w:val="single" w:sz="4" w:space="0" w:color="CCCCCC"/>
-              <w:right w:val="single" w:sz="4" w:space="0" w:color="CCCCCC"/>
-            </w:tcBorders>
-          </w:tcPr>
-          <w:p>
-            <w:pPr>
-              <w:spacing w:before="60" w:after="60" w:line="252" w:lineRule="auto"/>
-              <w:jc w:val="left"/>
-            </w:pPr>
-            <w:r/>
-            <w:r>
-              <w:t>Asia 07-11</w:t>
-            </w:r>
-          </w:p>
-        </w:tc>
-        <w:tc>
-          <w:tcPr>
-            <w:tcW w:type="dxa" w:w="1440"/>
-            <w:shd w:fill="F8FAFC"/>
-            <w:tcMar>
-              <w:top w:w="100" w:type="dxa"/>
-              <w:bottom w:w="100" w:type="dxa"/>
-              <w:left w:w="120" w:type="dxa"/>
-              <w:right w:w="120" w:type="dxa"/>
-            </w:tcMar>
-            <w:tcBorders>
-              <w:top w:val="single" w:sz="4" w:space="0" w:color="CCCCCC"/>
-              <w:bottom w:val="single" w:sz="4" w:space="0" w:color="CCCCCC"/>
-              <w:left w:val="single" w:sz="4" w:space="0" w:color="CCCCCC"/>
-              <w:right w:val="single" w:sz="4" w:space="0" w:color="CCCCCC"/>
-            </w:tcBorders>
-          </w:tcPr>
-          <w:p>
-            <w:pPr>
-              <w:spacing w:before="60" w:after="60" w:line="252" w:lineRule="auto"/>
-              <w:jc w:val="left"/>
-            </w:pPr>
-            <w:r/>
-            <w:r>
-              <w:t>448.75</w:t>
-            </w:r>
-          </w:p>
-        </w:tc>
-        <w:tc>
-          <w:tcPr>
-            <w:tcW w:type="dxa" w:w="2016"/>
-            <w:shd w:fill="F8FAFC"/>
-            <w:tcMar>
-              <w:top w:w="100" w:type="dxa"/>
-              <w:bottom w:w="100" w:type="dxa"/>
-              <w:left w:w="120" w:type="dxa"/>
-              <w:right w:w="120" w:type="dxa"/>
-            </w:tcMar>
-            <w:tcBorders>
-              <w:top w:val="single" w:sz="4" w:space="0" w:color="CCCCCC"/>
-              <w:bottom w:val="single" w:sz="4" w:space="0" w:color="CCCCCC"/>
-              <w:left w:val="single" w:sz="4" w:space="0" w:color="CCCCCC"/>
-              <w:right w:val="single" w:sz="4" w:space="0" w:color="CCCCCC"/>
-            </w:tcBorders>
-          </w:tcPr>
-          <w:p>
-            <w:pPr>
-              <w:spacing w:before="60" w:after="60" w:line="252" w:lineRule="auto"/>
-              <w:jc w:val="left"/>
-            </w:pPr>
-            <w:r/>
-            <w:r>
               <w:t>451.00</w:t>
-            </w:r>
-          </w:p>
-        </w:tc>
-        <w:tc>
-          <w:tcPr>
-            <w:tcW w:type="dxa" w:w="1152"/>
-            <w:shd w:fill="F8FAFC"/>
-            <w:tcMar>
-              <w:top w:w="100" w:type="dxa"/>
-              <w:bottom w:w="100" w:type="dxa"/>
-              <w:left w:w="120" w:type="dxa"/>
-              <w:right w:w="120" w:type="dxa"/>
-            </w:tcMar>
-            <w:tcBorders>
-              <w:top w:val="single" w:sz="4" w:space="0" w:color="CCCCCC"/>
-              <w:bottom w:val="single" w:sz="4" w:space="0" w:color="CCCCCC"/>
-              <w:left w:val="single" w:sz="4" w:space="0" w:color="CCCCCC"/>
-              <w:right w:val="single" w:sz="4" w:space="0" w:color="CCCCCC"/>
-            </w:tcBorders>
-          </w:tcPr>
-          <w:p>
-            <w:pPr>
-              <w:spacing w:before="60" w:after="60" w:line="252" w:lineRule="auto"/>
-              <w:jc w:val="left"/>
-            </w:pPr>
-            <w:r/>
-            <w:r>
-              <w:t>446.00</w:t>
-            </w:r>
-          </w:p>
-        </w:tc>
-        <w:tc>
-          <w:tcPr>
-            <w:tcW w:type="dxa" w:w="1728"/>
-            <w:shd w:fill="F8FAFC"/>
-            <w:tcMar>
-              <w:top w:w="100" w:type="dxa"/>
-              <w:bottom w:w="100" w:type="dxa"/>
-              <w:left w:w="120" w:type="dxa"/>
-              <w:right w:w="120" w:type="dxa"/>
-            </w:tcMar>
-            <w:tcBorders>
-              <w:top w:val="single" w:sz="4" w:space="0" w:color="CCCCCC"/>
-              <w:bottom w:val="single" w:sz="4" w:space="0" w:color="CCCCCC"/>
-              <w:left w:val="single" w:sz="4" w:space="0" w:color="CCCCCC"/>
-              <w:right w:val="single" w:sz="4" w:space="0" w:color="CCCCCC"/>
-            </w:tcBorders>
-          </w:tcPr>
-          <w:p>
-            <w:pPr>
-              <w:spacing w:before="60" w:after="60" w:line="252" w:lineRule="auto"/>
-              <w:jc w:val="left"/>
-            </w:pPr>
-            <w:r/>
-            <w:r>
-              <w:rPr>
-                <w:b/>
-              </w:rPr>
-              <w:t>448.50</w:t>
-            </w:r>
-          </w:p>
-        </w:tc>
-        <w:tc>
-          <w:tcPr>
-            <w:tcW w:type="dxa" w:w="3456"/>
-            <w:shd w:fill="F8FAFC"/>
-            <w:tcMar>
-              <w:top w:w="100" w:type="dxa"/>
-              <w:bottom w:w="100" w:type="dxa"/>
-              <w:left w:w="120" w:type="dxa"/>
-              <w:right w:w="120" w:type="dxa"/>
-            </w:tcMar>
-            <w:tcBorders>
-              <w:top w:val="single" w:sz="4" w:space="0" w:color="CCCCCC"/>
-              <w:bottom w:val="single" w:sz="4" w:space="0" w:color="CCCCCC"/>
-              <w:left w:val="single" w:sz="4" w:space="0" w:color="CCCCCC"/>
-              <w:right w:val="single" w:sz="4" w:space="0" w:color="CCCCCC"/>
-            </w:tcBorders>
-          </w:tcPr>
-          <w:p>
-            <w:pPr>
-              <w:spacing w:before="60" w:after="60" w:line="252" w:lineRule="auto"/>
-              <w:jc w:val="left"/>
-            </w:pPr>
-            <w:r/>
-            <w:r>
-              <w:rPr>
-                <w:b/>
-              </w:rPr>
-              <w:t>-0.25</w:t>
-            </w:r>
-          </w:p>
-        </w:tc>
-        <w:tc>
-          <w:tcPr>
-            <w:tcW w:type="dxa" w:w="1440"/>
-            <w:shd w:fill="F8FAFC"/>
-            <w:tcMar>
-              <w:top w:w="100" w:type="dxa"/>
-              <w:bottom w:w="100" w:type="dxa"/>
-              <w:left w:w="120" w:type="dxa"/>
-              <w:right w:w="120" w:type="dxa"/>
-            </w:tcMar>
-            <w:tcBorders>
-              <w:top w:val="single" w:sz="4" w:space="0" w:color="CCCCCC"/>
-              <w:bottom w:val="single" w:sz="4" w:space="0" w:color="CCCCCC"/>
-              <w:left w:val="single" w:sz="4" w:space="0" w:color="CCCCCC"/>
-              <w:right w:val="single" w:sz="4" w:space="0" w:color="CCCCCC"/>
-            </w:tcBorders>
-          </w:tcPr>
-          <w:p>
-            <w:pPr>
-              <w:spacing w:before="60" w:after="60" w:line="252" w:lineRule="auto"/>
-              <w:jc w:val="left"/>
-            </w:pPr>
-            <w:r/>
-            <w:r>
-              <w:t>BEAR</w:t>
-            </w:r>
-          </w:p>
-        </w:tc>
-      </w:tr>
-      <w:tr>
-        <w:tc>
-          <w:tcPr>
-            <w:tcW w:type="dxa" w:w="1584"/>
-            <w:shd w:fill="FFFFFF"/>
-            <w:tcMar>
-              <w:top w:w="100" w:type="dxa"/>
-              <w:bottom w:w="100" w:type="dxa"/>
-              <w:left w:w="120" w:type="dxa"/>
-              <w:right w:w="120" w:type="dxa"/>
-            </w:tcMar>
-            <w:tcBorders>
-              <w:top w:val="single" w:sz="4" w:space="0" w:color="CCCCCC"/>
-              <w:bottom w:val="single" w:sz="4" w:space="0" w:color="CCCCCC"/>
-              <w:left w:val="single" w:sz="4" w:space="0" w:color="CCCCCC"/>
-              <w:right w:val="single" w:sz="4" w:space="0" w:color="CCCCCC"/>
-            </w:tcBorders>
-          </w:tcPr>
-          <w:p>
-            <w:pPr>
-              <w:spacing w:before="60" w:after="60" w:line="252" w:lineRule="auto"/>
-              <w:jc w:val="left"/>
-            </w:pPr>
-            <w:r/>
-            <w:r>
-              <w:rPr>
-                <w:b/>
-              </w:rPr>
-              <w:t>Thu 06/08</w:t>
-            </w:r>
-          </w:p>
-        </w:tc>
-        <w:tc>
-          <w:tcPr>
-            <w:tcW w:type="dxa" w:w="864"/>
-            <w:shd w:fill="FFFFFF"/>
-            <w:tcMar>
-              <w:top w:w="100" w:type="dxa"/>
-              <w:bottom w:w="100" w:type="dxa"/>
-              <w:left w:w="120" w:type="dxa"/>
-              <w:right w:w="120" w:type="dxa"/>
-            </w:tcMar>
-            <w:tcBorders>
-              <w:top w:val="single" w:sz="4" w:space="0" w:color="CCCCCC"/>
-              <w:bottom w:val="single" w:sz="4" w:space="0" w:color="CCCCCC"/>
-              <w:left w:val="single" w:sz="4" w:space="0" w:color="CCCCCC"/>
-              <w:right w:val="single" w:sz="4" w:space="0" w:color="CCCCCC"/>
-            </w:tcBorders>
-          </w:tcPr>
-          <w:p>
-            <w:pPr>
-              <w:spacing w:before="60" w:after="60" w:line="252" w:lineRule="auto"/>
-              <w:jc w:val="left"/>
-            </w:pPr>
-            <w:r/>
-            <w:r>
-              <w:t>Asia 11-15</w:t>
-            </w:r>
-          </w:p>
-        </w:tc>
-        <w:tc>
-          <w:tcPr>
-            <w:tcW w:type="dxa" w:w="1440"/>
-            <w:shd w:fill="FFFFFF"/>
-            <w:tcMar>
-              <w:top w:w="100" w:type="dxa"/>
-              <w:bottom w:w="100" w:type="dxa"/>
-              <w:left w:w="120" w:type="dxa"/>
-              <w:right w:w="120" w:type="dxa"/>
-            </w:tcMar>
-            <w:tcBorders>
-              <w:top w:val="single" w:sz="4" w:space="0" w:color="CCCCCC"/>
-              <w:bottom w:val="single" w:sz="4" w:space="0" w:color="CCCCCC"/>
-              <w:left w:val="single" w:sz="4" w:space="0" w:color="CCCCCC"/>
-              <w:right w:val="single" w:sz="4" w:space="0" w:color="CCCCCC"/>
-            </w:tcBorders>
-          </w:tcPr>
-          <w:p>
-            <w:pPr>
-              <w:spacing w:before="60" w:after="60" w:line="252" w:lineRule="auto"/>
-              <w:jc w:val="left"/>
-            </w:pPr>
-            <w:r/>
-            <w:r>
-              <w:t>448.50</w:t>
-            </w:r>
-          </w:p>
-        </w:tc>
-        <w:tc>
-          <w:tcPr>
-            <w:tcW w:type="dxa" w:w="2016"/>
-            <w:shd w:fill="FFFFFF"/>
-            <w:tcMar>
-              <w:top w:w="100" w:type="dxa"/>
-              <w:bottom w:w="100" w:type="dxa"/>
-              <w:left w:w="120" w:type="dxa"/>
-              <w:right w:w="120" w:type="dxa"/>
-            </w:tcMar>
-            <w:tcBorders>
-              <w:top w:val="single" w:sz="4" w:space="0" w:color="CCCCCC"/>
-              <w:bottom w:val="single" w:sz="4" w:space="0" w:color="CCCCCC"/>
-              <w:left w:val="single" w:sz="4" w:space="0" w:color="CCCCCC"/>
-              <w:right w:val="single" w:sz="4" w:space="0" w:color="CCCCCC"/>
-            </w:tcBorders>
-          </w:tcPr>
-          <w:p>
-            <w:pPr>
-              <w:spacing w:before="60" w:after="60" w:line="252" w:lineRule="auto"/>
-              <w:jc w:val="left"/>
-            </w:pPr>
-            <w:r/>
-            <w:r>
-              <w:t>450.50</w:t>
-            </w:r>
-          </w:p>
-        </w:tc>
-        <w:tc>
-          <w:tcPr>
-            <w:tcW w:type="dxa" w:w="1152"/>
-            <w:shd w:fill="FFFFFF"/>
-            <w:tcMar>
-              <w:top w:w="100" w:type="dxa"/>
-              <w:bottom w:w="100" w:type="dxa"/>
-              <w:left w:w="120" w:type="dxa"/>
-              <w:right w:w="120" w:type="dxa"/>
-            </w:tcMar>
-            <w:tcBorders>
-              <w:top w:val="single" w:sz="4" w:space="0" w:color="CCCCCC"/>
-              <w:bottom w:val="single" w:sz="4" w:space="0" w:color="CCCCCC"/>
-              <w:left w:val="single" w:sz="4" w:space="0" w:color="CCCCCC"/>
-              <w:right w:val="single" w:sz="4" w:space="0" w:color="CCCCCC"/>
-            </w:tcBorders>
-          </w:tcPr>
-          <w:p>
-            <w:pPr>
-              <w:spacing w:before="60" w:after="60" w:line="252" w:lineRule="auto"/>
-              <w:jc w:val="left"/>
-            </w:pPr>
-            <w:r/>
-            <w:r>
-              <w:t>444.00</w:t>
-            </w:r>
-          </w:p>
-        </w:tc>
-        <w:tc>
-          <w:tcPr>
-            <w:tcW w:type="dxa" w:w="1728"/>
-            <w:shd w:fill="FFFFFF"/>
-            <w:tcMar>
-              <w:top w:w="100" w:type="dxa"/>
-              <w:bottom w:w="100" w:type="dxa"/>
-              <w:left w:w="120" w:type="dxa"/>
-              <w:right w:w="120" w:type="dxa"/>
-            </w:tcMar>
-            <w:tcBorders>
-              <w:top w:val="single" w:sz="4" w:space="0" w:color="CCCCCC"/>
-              <w:bottom w:val="single" w:sz="4" w:space="0" w:color="CCCCCC"/>
-              <w:left w:val="single" w:sz="4" w:space="0" w:color="CCCCCC"/>
-              <w:right w:val="single" w:sz="4" w:space="0" w:color="CCCCCC"/>
-            </w:tcBorders>
-          </w:tcPr>
-          <w:p>
-            <w:pPr>
-              <w:spacing w:before="60" w:after="60" w:line="252" w:lineRule="auto"/>
-              <w:jc w:val="left"/>
-            </w:pPr>
-            <w:r/>
-            <w:r>
-              <w:rPr>
-                <w:b/>
-              </w:rPr>
-              <w:t>448.75</w:t>
-            </w:r>
-          </w:p>
-        </w:tc>
-        <w:tc>
-          <w:tcPr>
-            <w:tcW w:type="dxa" w:w="3456"/>
-            <w:shd w:fill="FFFFFF"/>
-            <w:tcMar>
-              <w:top w:w="100" w:type="dxa"/>
-              <w:bottom w:w="100" w:type="dxa"/>
-              <w:left w:w="120" w:type="dxa"/>
-              <w:right w:w="120" w:type="dxa"/>
-            </w:tcMar>
-            <w:tcBorders>
-              <w:top w:val="single" w:sz="4" w:space="0" w:color="CCCCCC"/>
-              <w:bottom w:val="single" w:sz="4" w:space="0" w:color="CCCCCC"/>
-              <w:left w:val="single" w:sz="4" w:space="0" w:color="CCCCCC"/>
-              <w:right w:val="single" w:sz="4" w:space="0" w:color="CCCCCC"/>
-            </w:tcBorders>
-          </w:tcPr>
-          <w:p>
-            <w:pPr>
-              <w:spacing w:before="60" w:after="60" w:line="252" w:lineRule="auto"/>
-              <w:jc w:val="left"/>
-            </w:pPr>
-            <w:r/>
-            <w:r>
-              <w:rPr>
-                <w:b/>
-              </w:rPr>
-              <w:t>+0.25</w:t>
-            </w:r>
-          </w:p>
-        </w:tc>
-        <w:tc>
-          <w:tcPr>
-            <w:tcW w:type="dxa" w:w="1440"/>
-            <w:shd w:fill="FFFFFF"/>
-            <w:tcMar>
-              <w:top w:w="100" w:type="dxa"/>
-              <w:bottom w:w="100" w:type="dxa"/>
-              <w:left w:w="120" w:type="dxa"/>
-              <w:right w:w="120" w:type="dxa"/>
-            </w:tcMar>
-            <w:tcBorders>
-              <w:top w:val="single" w:sz="4" w:space="0" w:color="CCCCCC"/>
-              <w:bottom w:val="single" w:sz="4" w:space="0" w:color="CCCCCC"/>
-              <w:left w:val="single" w:sz="4" w:space="0" w:color="CCCCCC"/>
-              <w:right w:val="single" w:sz="4" w:space="0" w:color="CCCCCC"/>
-            </w:tcBorders>
-          </w:tcPr>
-          <w:p>
-            <w:pPr>
-              <w:spacing w:before="60" w:after="60" w:line="252" w:lineRule="auto"/>
-              <w:jc w:val="left"/>
-            </w:pPr>
-            <w:r/>
-            <w:r>
-              <w:t>BULL</w:t>
-            </w:r>
-          </w:p>
-        </w:tc>
-      </w:tr>
-      <w:tr>
-        <w:tc>
-          <w:tcPr>
-            <w:tcW w:type="dxa" w:w="1584"/>
-            <w:shd w:fill="F8FAFC"/>
-            <w:tcMar>
-              <w:top w:w="100" w:type="dxa"/>
-              <w:bottom w:w="100" w:type="dxa"/>
-              <w:left w:w="120" w:type="dxa"/>
-              <w:right w:w="120" w:type="dxa"/>
-            </w:tcMar>
-            <w:tcBorders>
-              <w:top w:val="single" w:sz="4" w:space="0" w:color="CCCCCC"/>
-              <w:bottom w:val="single" w:sz="4" w:space="0" w:color="CCCCCC"/>
-              <w:left w:val="single" w:sz="4" w:space="0" w:color="CCCCCC"/>
-              <w:right w:val="single" w:sz="4" w:space="0" w:color="CCCCCC"/>
-            </w:tcBorders>
-          </w:tcPr>
-          <w:p>
-            <w:pPr>
-              <w:spacing w:before="60" w:after="60" w:line="252" w:lineRule="auto"/>
-              <w:jc w:val="left"/>
-            </w:pPr>
-            <w:r/>
-            <w:r>
-              <w:rPr>
-                <w:b/>
-              </w:rPr>
-              <w:t>Thu 06/08</w:t>
-            </w:r>
-          </w:p>
-        </w:tc>
-        <w:tc>
-          <w:tcPr>
-            <w:tcW w:type="dxa" w:w="864"/>
-            <w:shd w:fill="F8FAFC"/>
-            <w:tcMar>
-              <w:top w:w="100" w:type="dxa"/>
-              <w:bottom w:w="100" w:type="dxa"/>
-              <w:left w:w="120" w:type="dxa"/>
-              <w:right w:w="120" w:type="dxa"/>
-            </w:tcMar>
-            <w:tcBorders>
-              <w:top w:val="single" w:sz="4" w:space="0" w:color="CCCCCC"/>
-              <w:bottom w:val="single" w:sz="4" w:space="0" w:color="CCCCCC"/>
-              <w:left w:val="single" w:sz="4" w:space="0" w:color="CCCCCC"/>
-              <w:right w:val="single" w:sz="4" w:space="0" w:color="CCCCCC"/>
-            </w:tcBorders>
-          </w:tcPr>
-          <w:p>
-            <w:pPr>
-              <w:spacing w:before="60" w:after="60" w:line="252" w:lineRule="auto"/>
-              <w:jc w:val="left"/>
-            </w:pPr>
-            <w:r/>
-            <w:r>
-              <w:t>London 15-19</w:t>
-            </w:r>
-          </w:p>
-        </w:tc>
-        <w:tc>
-          <w:tcPr>
-            <w:tcW w:type="dxa" w:w="1440"/>
-            <w:shd w:fill="F8FAFC"/>
-            <w:tcMar>
-              <w:top w:w="100" w:type="dxa"/>
-              <w:bottom w:w="100" w:type="dxa"/>
-              <w:left w:w="120" w:type="dxa"/>
-              <w:right w:w="120" w:type="dxa"/>
-            </w:tcMar>
-            <w:tcBorders>
-              <w:top w:val="single" w:sz="4" w:space="0" w:color="CCCCCC"/>
-              <w:bottom w:val="single" w:sz="4" w:space="0" w:color="CCCCCC"/>
-              <w:left w:val="single" w:sz="4" w:space="0" w:color="CCCCCC"/>
-              <w:right w:val="single" w:sz="4" w:space="0" w:color="CCCCCC"/>
-            </w:tcBorders>
-          </w:tcPr>
-          <w:p>
-            <w:pPr>
-              <w:spacing w:before="60" w:after="60" w:line="252" w:lineRule="auto"/>
-              <w:jc w:val="left"/>
-            </w:pPr>
-            <w:r/>
-            <w:r>
-              <w:t>448.75</w:t>
-            </w:r>
-          </w:p>
-        </w:tc>
-        <w:tc>
-          <w:tcPr>
-            <w:tcW w:type="dxa" w:w="2016"/>
-            <w:shd w:fill="F8FAFC"/>
-            <w:tcMar>
-              <w:top w:w="100" w:type="dxa"/>
-              <w:bottom w:w="100" w:type="dxa"/>
-              <w:left w:w="120" w:type="dxa"/>
-              <w:right w:w="120" w:type="dxa"/>
-            </w:tcMar>
-            <w:tcBorders>
-              <w:top w:val="single" w:sz="4" w:space="0" w:color="CCCCCC"/>
-              <w:bottom w:val="single" w:sz="4" w:space="0" w:color="CCCCCC"/>
-              <w:left w:val="single" w:sz="4" w:space="0" w:color="CCCCCC"/>
-              <w:right w:val="single" w:sz="4" w:space="0" w:color="CCCCCC"/>
-            </w:tcBorders>
-          </w:tcPr>
-          <w:p>
-            <w:pPr>
-              <w:spacing w:before="60" w:after="60" w:line="252" w:lineRule="auto"/>
-              <w:jc w:val="left"/>
-            </w:pPr>
-            <w:r/>
-            <w:r>
-              <w:t>452.50</w:t>
-            </w:r>
-          </w:p>
-        </w:tc>
-        <w:tc>
-          <w:tcPr>
-            <w:tcW w:type="dxa" w:w="1152"/>
-            <w:shd w:fill="F8FAFC"/>
-            <w:tcMar>
-              <w:top w:w="100" w:type="dxa"/>
-              <w:bottom w:w="100" w:type="dxa"/>
-              <w:left w:w="120" w:type="dxa"/>
-              <w:right w:w="120" w:type="dxa"/>
-            </w:tcMar>
-            <w:tcBorders>
-              <w:top w:val="single" w:sz="4" w:space="0" w:color="CCCCCC"/>
-              <w:bottom w:val="single" w:sz="4" w:space="0" w:color="CCCCCC"/>
-              <w:left w:val="single" w:sz="4" w:space="0" w:color="CCCCCC"/>
-              <w:right w:val="single" w:sz="4" w:space="0" w:color="CCCCCC"/>
-            </w:tcBorders>
-          </w:tcPr>
-          <w:p>
-            <w:pPr>
-              <w:spacing w:before="60" w:after="60" w:line="252" w:lineRule="auto"/>
-              <w:jc w:val="left"/>
-            </w:pPr>
-            <w:r/>
-            <w:r>
-              <w:t>446.00</w:t>
-            </w:r>
-          </w:p>
-        </w:tc>
-        <w:tc>
-          <w:tcPr>
-            <w:tcW w:type="dxa" w:w="1728"/>
-            <w:shd w:fill="F8FAFC"/>
-            <w:tcMar>
-              <w:top w:w="100" w:type="dxa"/>
-              <w:bottom w:w="100" w:type="dxa"/>
-              <w:left w:w="120" w:type="dxa"/>
-              <w:right w:w="120" w:type="dxa"/>
-            </w:tcMar>
-            <w:tcBorders>
-              <w:top w:val="single" w:sz="4" w:space="0" w:color="CCCCCC"/>
-              <w:bottom w:val="single" w:sz="4" w:space="0" w:color="CCCCCC"/>
-              <w:left w:val="single" w:sz="4" w:space="0" w:color="CCCCCC"/>
-              <w:right w:val="single" w:sz="4" w:space="0" w:color="CCCCCC"/>
-            </w:tcBorders>
-          </w:tcPr>
-          <w:p>
-            <w:pPr>
-              <w:spacing w:before="60" w:after="60" w:line="252" w:lineRule="auto"/>
-              <w:jc w:val="left"/>
-            </w:pPr>
-            <w:r/>
-            <w:r>
-              <w:rPr>
-                <w:b/>
-              </w:rPr>
-              <w:t>449.25</w:t>
-            </w:r>
-          </w:p>
-        </w:tc>
-        <w:tc>
-          <w:tcPr>
-            <w:tcW w:type="dxa" w:w="3456"/>
-            <w:shd w:fill="F8FAFC"/>
-            <w:tcMar>
-              <w:top w:w="100" w:type="dxa"/>
-              <w:bottom w:w="100" w:type="dxa"/>
-              <w:left w:w="120" w:type="dxa"/>
-              <w:right w:w="120" w:type="dxa"/>
-            </w:tcMar>
-            <w:tcBorders>
-              <w:top w:val="single" w:sz="4" w:space="0" w:color="CCCCCC"/>
-              <w:bottom w:val="single" w:sz="4" w:space="0" w:color="CCCCCC"/>
-              <w:left w:val="single" w:sz="4" w:space="0" w:color="CCCCCC"/>
-              <w:right w:val="single" w:sz="4" w:space="0" w:color="CCCCCC"/>
-            </w:tcBorders>
-          </w:tcPr>
-          <w:p>
-            <w:pPr>
-              <w:spacing w:before="60" w:after="60" w:line="252" w:lineRule="auto"/>
-              <w:jc w:val="left"/>
-            </w:pPr>
-            <w:r/>
-            <w:r>
-              <w:rPr>
-                <w:b/>
-              </w:rPr>
-              <w:t>+0.50</w:t>
-            </w:r>
-          </w:p>
-        </w:tc>
-        <w:tc>
-          <w:tcPr>
-            <w:tcW w:type="dxa" w:w="1440"/>
-            <w:shd w:fill="F8FAFC"/>
-            <w:tcMar>
-              <w:top w:w="100" w:type="dxa"/>
-              <w:bottom w:w="100" w:type="dxa"/>
-              <w:left w:w="120" w:type="dxa"/>
-              <w:right w:w="120" w:type="dxa"/>
-            </w:tcMar>
-            <w:tcBorders>
-              <w:top w:val="single" w:sz="4" w:space="0" w:color="CCCCCC"/>
-              <w:bottom w:val="single" w:sz="4" w:space="0" w:color="CCCCCC"/>
-              <w:left w:val="single" w:sz="4" w:space="0" w:color="CCCCCC"/>
-              <w:right w:val="single" w:sz="4" w:space="0" w:color="CCCCCC"/>
-            </w:tcBorders>
-          </w:tcPr>
-          <w:p>
-            <w:pPr>
-              <w:spacing w:before="60" w:after="60" w:line="252" w:lineRule="auto"/>
-              <w:jc w:val="left"/>
-            </w:pPr>
-            <w:r/>
-            <w:r>
-              <w:t>BULL</w:t>
-            </w:r>
-          </w:p>
-        </w:tc>
-      </w:tr>
-      <w:tr>
-        <w:tc>
-          <w:tcPr>
-            <w:tcW w:type="dxa" w:w="1584"/>
-            <w:shd w:fill="FFFFFF"/>
-            <w:tcMar>
-              <w:top w:w="100" w:type="dxa"/>
-              <w:bottom w:w="100" w:type="dxa"/>
-              <w:left w:w="120" w:type="dxa"/>
-              <w:right w:w="120" w:type="dxa"/>
-            </w:tcMar>
-            <w:tcBorders>
-              <w:top w:val="single" w:sz="4" w:space="0" w:color="CCCCCC"/>
-              <w:bottom w:val="single" w:sz="4" w:space="0" w:color="CCCCCC"/>
-              <w:left w:val="single" w:sz="4" w:space="0" w:color="CCCCCC"/>
-              <w:right w:val="single" w:sz="4" w:space="0" w:color="CCCCCC"/>
-            </w:tcBorders>
-          </w:tcPr>
-          <w:p>
-            <w:pPr>
-              <w:spacing w:before="60" w:after="60" w:line="252" w:lineRule="auto"/>
-              <w:jc w:val="left"/>
-            </w:pPr>
-            <w:r/>
-            <w:r>
-              <w:rPr>
-                <w:b/>
-              </w:rPr>
-              <w:t>Thu 06/08</w:t>
-            </w:r>
-          </w:p>
-        </w:tc>
-        <w:tc>
-          <w:tcPr>
-            <w:tcW w:type="dxa" w:w="864"/>
-            <w:shd w:fill="FFFFFF"/>
-            <w:tcMar>
-              <w:top w:w="100" w:type="dxa"/>
-              <w:bottom w:w="100" w:type="dxa"/>
-              <w:left w:w="120" w:type="dxa"/>
-              <w:right w:w="120" w:type="dxa"/>
-            </w:tcMar>
-            <w:tcBorders>
-              <w:top w:val="single" w:sz="4" w:space="0" w:color="CCCCCC"/>
-              <w:bottom w:val="single" w:sz="4" w:space="0" w:color="CCCCCC"/>
-              <w:left w:val="single" w:sz="4" w:space="0" w:color="CCCCCC"/>
-              <w:right w:val="single" w:sz="4" w:space="0" w:color="CCCCCC"/>
-            </w:tcBorders>
-          </w:tcPr>
-          <w:p>
-            <w:pPr>
-              <w:spacing w:before="60" w:after="60" w:line="252" w:lineRule="auto"/>
-              <w:jc w:val="left"/>
-            </w:pPr>
-            <w:r/>
-            <w:r>
-              <w:t>Pre-NY 19-21</w:t>
-            </w:r>
-          </w:p>
-        </w:tc>
-        <w:tc>
-          <w:tcPr>
-            <w:tcW w:type="dxa" w:w="1440"/>
-            <w:shd w:fill="FFFFFF"/>
-            <w:tcMar>
-              <w:top w:w="100" w:type="dxa"/>
-              <w:bottom w:w="100" w:type="dxa"/>
-              <w:left w:w="120" w:type="dxa"/>
-              <w:right w:w="120" w:type="dxa"/>
-            </w:tcMar>
-            <w:tcBorders>
-              <w:top w:val="single" w:sz="4" w:space="0" w:color="CCCCCC"/>
-              <w:bottom w:val="single" w:sz="4" w:space="0" w:color="CCCCCC"/>
-              <w:left w:val="single" w:sz="4" w:space="0" w:color="CCCCCC"/>
-              <w:right w:val="single" w:sz="4" w:space="0" w:color="CCCCCC"/>
-            </w:tcBorders>
-          </w:tcPr>
-          <w:p>
-            <w:pPr>
-              <w:spacing w:before="60" w:after="60" w:line="252" w:lineRule="auto"/>
-              <w:jc w:val="left"/>
-            </w:pPr>
-            <w:r/>
-            <w:r>
-              <w:t>449.25</w:t>
-            </w:r>
-          </w:p>
-        </w:tc>
-        <w:tc>
-          <w:tcPr>
-            <w:tcW w:type="dxa" w:w="2016"/>
-            <w:shd w:fill="FFFFFF"/>
-            <w:tcMar>
-              <w:top w:w="100" w:type="dxa"/>
-              <w:bottom w:w="100" w:type="dxa"/>
-              <w:left w:w="120" w:type="dxa"/>
-              <w:right w:w="120" w:type="dxa"/>
-            </w:tcMar>
-            <w:tcBorders>
-              <w:top w:val="single" w:sz="4" w:space="0" w:color="CCCCCC"/>
-              <w:bottom w:val="single" w:sz="4" w:space="0" w:color="CCCCCC"/>
-              <w:left w:val="single" w:sz="4" w:space="0" w:color="CCCCCC"/>
-              <w:right w:val="single" w:sz="4" w:space="0" w:color="CCCCCC"/>
-            </w:tcBorders>
-          </w:tcPr>
-          <w:p>
-            <w:pPr>
-              <w:spacing w:before="60" w:after="60" w:line="252" w:lineRule="auto"/>
-              <w:jc w:val="left"/>
-            </w:pPr>
-            <w:r/>
-            <w:r>
-              <w:t>452.25</w:t>
-            </w:r>
-          </w:p>
-        </w:tc>
-        <w:tc>
-          <w:tcPr>
-            <w:tcW w:type="dxa" w:w="1152"/>
-            <w:shd w:fill="FFFFFF"/>
-            <w:tcMar>
-              <w:top w:w="100" w:type="dxa"/>
-              <w:bottom w:w="100" w:type="dxa"/>
-              <w:left w:w="120" w:type="dxa"/>
-              <w:right w:w="120" w:type="dxa"/>
-            </w:tcMar>
-            <w:tcBorders>
-              <w:top w:val="single" w:sz="4" w:space="0" w:color="CCCCCC"/>
-              <w:bottom w:val="single" w:sz="4" w:space="0" w:color="CCCCCC"/>
-              <w:left w:val="single" w:sz="4" w:space="0" w:color="CCCCCC"/>
-              <w:right w:val="single" w:sz="4" w:space="0" w:color="CCCCCC"/>
-            </w:tcBorders>
-          </w:tcPr>
-          <w:p>
-            <w:pPr>
-              <w:spacing w:before="60" w:after="60" w:line="252" w:lineRule="auto"/>
-              <w:jc w:val="left"/>
-            </w:pPr>
-            <w:r/>
-            <w:r>
-              <w:t>444.75</w:t>
-            </w:r>
-          </w:p>
-        </w:tc>
-        <w:tc>
-          <w:tcPr>
-            <w:tcW w:type="dxa" w:w="1728"/>
-            <w:shd w:fill="FFFFFF"/>
-            <w:tcMar>
-              <w:top w:w="100" w:type="dxa"/>
-              <w:bottom w:w="100" w:type="dxa"/>
-              <w:left w:w="120" w:type="dxa"/>
-              <w:right w:w="120" w:type="dxa"/>
-            </w:tcMar>
-            <w:tcBorders>
-              <w:top w:val="single" w:sz="4" w:space="0" w:color="CCCCCC"/>
-              <w:bottom w:val="single" w:sz="4" w:space="0" w:color="CCCCCC"/>
-              <w:left w:val="single" w:sz="4" w:space="0" w:color="CCCCCC"/>
-              <w:right w:val="single" w:sz="4" w:space="0" w:color="CCCCCC"/>
-            </w:tcBorders>
-          </w:tcPr>
-          <w:p>
-            <w:pPr>
-              <w:spacing w:before="60" w:after="60" w:line="252" w:lineRule="auto"/>
-              <w:jc w:val="left"/>
-            </w:pPr>
-            <w:r/>
-            <w:r>
-              <w:rPr>
-                <w:b/>
-              </w:rPr>
-              <w:t>449.50</w:t>
-            </w:r>
-          </w:p>
-        </w:tc>
-        <w:tc>
-          <w:tcPr>
-            <w:tcW w:type="dxa" w:w="3456"/>
-            <w:shd w:fill="FFFFFF"/>
-            <w:tcMar>
-              <w:top w:w="100" w:type="dxa"/>
-              <w:bottom w:w="100" w:type="dxa"/>
-              <w:left w:w="120" w:type="dxa"/>
-              <w:right w:w="120" w:type="dxa"/>
-            </w:tcMar>
-            <w:tcBorders>
-              <w:top w:val="single" w:sz="4" w:space="0" w:color="CCCCCC"/>
-              <w:bottom w:val="single" w:sz="4" w:space="0" w:color="CCCCCC"/>
-              <w:left w:val="single" w:sz="4" w:space="0" w:color="CCCCCC"/>
-              <w:right w:val="single" w:sz="4" w:space="0" w:color="CCCCCC"/>
-            </w:tcBorders>
-          </w:tcPr>
-          <w:p>
-            <w:pPr>
-              <w:spacing w:before="60" w:after="60" w:line="252" w:lineRule="auto"/>
-              <w:jc w:val="left"/>
-            </w:pPr>
-            <w:r/>
-            <w:r>
-              <w:rPr>
-                <w:b/>
-              </w:rPr>
-              <w:t>+0.25</w:t>
-            </w:r>
-          </w:p>
-        </w:tc>
-        <w:tc>
-          <w:tcPr>
-            <w:tcW w:type="dxa" w:w="1440"/>
-            <w:shd w:fill="FFFFFF"/>
-            <w:tcMar>
-              <w:top w:w="100" w:type="dxa"/>
-              <w:bottom w:w="100" w:type="dxa"/>
-              <w:left w:w="120" w:type="dxa"/>
-              <w:right w:w="120" w:type="dxa"/>
-            </w:tcMar>
-            <w:tcBorders>
-              <w:top w:val="single" w:sz="4" w:space="0" w:color="CCCCCC"/>
-              <w:bottom w:val="single" w:sz="4" w:space="0" w:color="CCCCCC"/>
-              <w:left w:val="single" w:sz="4" w:space="0" w:color="CCCCCC"/>
-              <w:right w:val="single" w:sz="4" w:space="0" w:color="CCCCCC"/>
-            </w:tcBorders>
-          </w:tcPr>
-          <w:p>
-            <w:pPr>
-              <w:spacing w:before="60" w:after="60" w:line="252" w:lineRule="auto"/>
-              <w:jc w:val="left"/>
-            </w:pPr>
-            <w:r/>
-            <w:r>
-              <w:t>BULL</w:t>
-            </w:r>
-          </w:p>
-        </w:tc>
-      </w:tr>
-      <w:tr>
-        <w:tc>
-          <w:tcPr>
-            <w:tcW w:type="dxa" w:w="1584"/>
-            <w:shd w:fill="F8FAFC"/>
-            <w:tcMar>
-              <w:top w:w="100" w:type="dxa"/>
-              <w:bottom w:w="100" w:type="dxa"/>
-              <w:left w:w="120" w:type="dxa"/>
-              <w:right w:w="120" w:type="dxa"/>
-            </w:tcMar>
-            <w:tcBorders>
-              <w:top w:val="single" w:sz="4" w:space="0" w:color="CCCCCC"/>
-              <w:bottom w:val="single" w:sz="4" w:space="0" w:color="CCCCCC"/>
-              <w:left w:val="single" w:sz="4" w:space="0" w:color="CCCCCC"/>
-              <w:right w:val="single" w:sz="4" w:space="0" w:color="CCCCCC"/>
-            </w:tcBorders>
-          </w:tcPr>
-          <w:p>
-            <w:pPr>
-              <w:spacing w:before="60" w:after="60" w:line="252" w:lineRule="auto"/>
-              <w:jc w:val="left"/>
-            </w:pPr>
-            <w:r/>
-            <w:r>
-              <w:rPr>
-                <w:b/>
-              </w:rPr>
-              <w:t>Thu 06/08</w:t>
-            </w:r>
-          </w:p>
-        </w:tc>
-        <w:tc>
-          <w:tcPr>
-            <w:tcW w:type="dxa" w:w="864"/>
-            <w:shd w:fill="F8FAFC"/>
-            <w:tcMar>
-              <w:top w:w="100" w:type="dxa"/>
-              <w:bottom w:w="100" w:type="dxa"/>
-              <w:left w:w="120" w:type="dxa"/>
-              <w:right w:w="120" w:type="dxa"/>
-            </w:tcMar>
-            <w:tcBorders>
-              <w:top w:val="single" w:sz="4" w:space="0" w:color="CCCCCC"/>
-              <w:bottom w:val="single" w:sz="4" w:space="0" w:color="CCCCCC"/>
-              <w:left w:val="single" w:sz="4" w:space="0" w:color="CCCCCC"/>
-              <w:right w:val="single" w:sz="4" w:space="0" w:color="CCCCCC"/>
-            </w:tcBorders>
-          </w:tcPr>
-          <w:p>
-            <w:pPr>
-              <w:spacing w:before="60" w:after="60" w:line="252" w:lineRule="auto"/>
-              <w:jc w:val="left"/>
-            </w:pPr>
-            <w:r/>
-            <w:r>
-              <w:t>NY Open 21-23</w:t>
-            </w:r>
-          </w:p>
-        </w:tc>
-        <w:tc>
-          <w:tcPr>
-            <w:tcW w:type="dxa" w:w="1440"/>
-            <w:shd w:fill="F8FAFC"/>
-            <w:tcMar>
-              <w:top w:w="100" w:type="dxa"/>
-              <w:bottom w:w="100" w:type="dxa"/>
-              <w:left w:w="120" w:type="dxa"/>
-              <w:right w:w="120" w:type="dxa"/>
-            </w:tcMar>
-            <w:tcBorders>
-              <w:top w:val="single" w:sz="4" w:space="0" w:color="CCCCCC"/>
-              <w:bottom w:val="single" w:sz="4" w:space="0" w:color="CCCCCC"/>
-              <w:left w:val="single" w:sz="4" w:space="0" w:color="CCCCCC"/>
-              <w:right w:val="single" w:sz="4" w:space="0" w:color="CCCCCC"/>
-            </w:tcBorders>
-          </w:tcPr>
-          <w:p>
-            <w:pPr>
-              <w:spacing w:before="60" w:after="60" w:line="252" w:lineRule="auto"/>
-              <w:jc w:val="left"/>
-            </w:pPr>
-            <w:r/>
-            <w:r>
-              <w:t>449.50</w:t>
-            </w:r>
-          </w:p>
-        </w:tc>
-        <w:tc>
-          <w:tcPr>
-            <w:tcW w:type="dxa" w:w="2016"/>
-            <w:shd w:fill="F8FAFC"/>
-            <w:tcMar>
-              <w:top w:w="100" w:type="dxa"/>
-              <w:bottom w:w="100" w:type="dxa"/>
-              <w:left w:w="120" w:type="dxa"/>
-              <w:right w:w="120" w:type="dxa"/>
-            </w:tcMar>
-            <w:tcBorders>
-              <w:top w:val="single" w:sz="4" w:space="0" w:color="CCCCCC"/>
-              <w:bottom w:val="single" w:sz="4" w:space="0" w:color="CCCCCC"/>
-              <w:left w:val="single" w:sz="4" w:space="0" w:color="CCCCCC"/>
-              <w:right w:val="single" w:sz="4" w:space="0" w:color="CCCCCC"/>
-            </w:tcBorders>
-          </w:tcPr>
-          <w:p>
-            <w:pPr>
-              <w:spacing w:before="60" w:after="60" w:line="252" w:lineRule="auto"/>
-              <w:jc w:val="left"/>
-            </w:pPr>
-            <w:r/>
-            <w:r>
-              <w:t>453.75</w:t>
-            </w:r>
-          </w:p>
-        </w:tc>
-        <w:tc>
-          <w:tcPr>
-            <w:tcW w:type="dxa" w:w="1152"/>
-            <w:shd w:fill="F8FAFC"/>
-            <w:tcMar>
-              <w:top w:w="100" w:type="dxa"/>
-              <w:bottom w:w="100" w:type="dxa"/>
-              <w:left w:w="120" w:type="dxa"/>
-              <w:right w:w="120" w:type="dxa"/>
-            </w:tcMar>
-            <w:tcBorders>
-              <w:top w:val="single" w:sz="4" w:space="0" w:color="CCCCCC"/>
-              <w:bottom w:val="single" w:sz="4" w:space="0" w:color="CCCCCC"/>
-              <w:left w:val="single" w:sz="4" w:space="0" w:color="CCCCCC"/>
-              <w:right w:val="single" w:sz="4" w:space="0" w:color="CCCCCC"/>
-            </w:tcBorders>
-          </w:tcPr>
-          <w:p>
-            <w:pPr>
-              <w:spacing w:before="60" w:after="60" w:line="252" w:lineRule="auto"/>
-              <w:jc w:val="left"/>
-            </w:pPr>
-            <w:r/>
-            <w:r>
-              <w:t>446.25</w:t>
-            </w:r>
-          </w:p>
-        </w:tc>
-        <w:tc>
-          <w:tcPr>
-            <w:tcW w:type="dxa" w:w="1728"/>
-            <w:shd w:fill="F8FAFC"/>
-            <w:tcMar>
-              <w:top w:w="100" w:type="dxa"/>
-              <w:bottom w:w="100" w:type="dxa"/>
-              <w:left w:w="120" w:type="dxa"/>
-              <w:right w:w="120" w:type="dxa"/>
-            </w:tcMar>
-            <w:tcBorders>
-              <w:top w:val="single" w:sz="4" w:space="0" w:color="CCCCCC"/>
-              <w:bottom w:val="single" w:sz="4" w:space="0" w:color="CCCCCC"/>
-              <w:left w:val="single" w:sz="4" w:space="0" w:color="CCCCCC"/>
-              <w:right w:val="single" w:sz="4" w:space="0" w:color="CCCCCC"/>
-            </w:tcBorders>
-          </w:tcPr>
-          <w:p>
-            <w:pPr>
-              <w:spacing w:before="60" w:after="60" w:line="252" w:lineRule="auto"/>
-              <w:jc w:val="left"/>
-            </w:pPr>
-            <w:r/>
-            <w:r>
-              <w:rPr>
-                <w:b/>
-              </w:rPr>
-              <w:t>450.25</w:t>
-            </w:r>
-          </w:p>
-        </w:tc>
-        <w:tc>
-          <w:tcPr>
-            <w:tcW w:type="dxa" w:w="3456"/>
-            <w:shd w:fill="F8FAFC"/>
-            <w:tcMar>
-              <w:top w:w="100" w:type="dxa"/>
-              <w:bottom w:w="100" w:type="dxa"/>
-              <w:left w:w="120" w:type="dxa"/>
-              <w:right w:w="120" w:type="dxa"/>
-            </w:tcMar>
-            <w:tcBorders>
-              <w:top w:val="single" w:sz="4" w:space="0" w:color="CCCCCC"/>
-              <w:bottom w:val="single" w:sz="4" w:space="0" w:color="CCCCCC"/>
-              <w:left w:val="single" w:sz="4" w:space="0" w:color="CCCCCC"/>
-              <w:right w:val="single" w:sz="4" w:space="0" w:color="CCCCCC"/>
-            </w:tcBorders>
-          </w:tcPr>
-          <w:p>
-            <w:pPr>
-              <w:spacing w:before="60" w:after="60" w:line="252" w:lineRule="auto"/>
-              <w:jc w:val="left"/>
-            </w:pPr>
-            <w:r/>
-            <w:r>
-              <w:rPr>
-                <w:b/>
-              </w:rPr>
-              <w:t>+0.75</w:t>
-            </w:r>
-          </w:p>
-        </w:tc>
-        <w:tc>
-          <w:tcPr>
-            <w:tcW w:type="dxa" w:w="1440"/>
-            <w:shd w:fill="F8FAFC"/>
-            <w:tcMar>
-              <w:top w:w="100" w:type="dxa"/>
-              <w:bottom w:w="100" w:type="dxa"/>
-              <w:left w:w="120" w:type="dxa"/>
-              <w:right w:w="120" w:type="dxa"/>
-            </w:tcMar>
-            <w:tcBorders>
-              <w:top w:val="single" w:sz="4" w:space="0" w:color="CCCCCC"/>
-              <w:bottom w:val="single" w:sz="4" w:space="0" w:color="CCCCCC"/>
-              <w:left w:val="single" w:sz="4" w:space="0" w:color="CCCCCC"/>
-              <w:right w:val="single" w:sz="4" w:space="0" w:color="CCCCCC"/>
-            </w:tcBorders>
-          </w:tcPr>
-          <w:p>
-            <w:pPr>
-              <w:spacing w:before="60" w:after="60" w:line="252" w:lineRule="auto"/>
-              <w:jc w:val="left"/>
-            </w:pPr>
-            <w:r/>
-            <w:r>
-              <w:t>BULL</w:t>
-            </w:r>
-          </w:p>
-        </w:tc>
-      </w:tr>
-      <w:tr>
-        <w:tc>
-          <w:tcPr>
-            <w:tcW w:type="dxa" w:w="1584"/>
-            <w:shd w:fill="FFFFFF"/>
-            <w:tcMar>
-              <w:top w:w="100" w:type="dxa"/>
-              <w:bottom w:w="100" w:type="dxa"/>
-              <w:left w:w="120" w:type="dxa"/>
-              <w:right w:w="120" w:type="dxa"/>
-            </w:tcMar>
-            <w:tcBorders>
-              <w:top w:val="single" w:sz="4" w:space="0" w:color="CCCCCC"/>
-              <w:bottom w:val="single" w:sz="4" w:space="0" w:color="CCCCCC"/>
-              <w:left w:val="single" w:sz="4" w:space="0" w:color="CCCCCC"/>
-              <w:right w:val="single" w:sz="4" w:space="0" w:color="CCCCCC"/>
-            </w:tcBorders>
-          </w:tcPr>
-          <w:p>
-            <w:pPr>
-              <w:spacing w:before="60" w:after="60" w:line="252" w:lineRule="auto"/>
-              <w:jc w:val="left"/>
-            </w:pPr>
-            <w:r/>
-            <w:r>
-              <w:rPr>
-                <w:b/>
-              </w:rPr>
-              <w:t>Thu 06/08</w:t>
-            </w:r>
-          </w:p>
-        </w:tc>
-        <w:tc>
-          <w:tcPr>
-            <w:tcW w:type="dxa" w:w="864"/>
-            <w:shd w:fill="FFFFFF"/>
-            <w:tcMar>
-              <w:top w:w="100" w:type="dxa"/>
-              <w:bottom w:w="100" w:type="dxa"/>
-              <w:left w:w="120" w:type="dxa"/>
-              <w:right w:w="120" w:type="dxa"/>
-            </w:tcMar>
-            <w:tcBorders>
-              <w:top w:val="single" w:sz="4" w:space="0" w:color="CCCCCC"/>
-              <w:bottom w:val="single" w:sz="4" w:space="0" w:color="CCCCCC"/>
-              <w:left w:val="single" w:sz="4" w:space="0" w:color="CCCCCC"/>
-              <w:right w:val="single" w:sz="4" w:space="0" w:color="CCCCCC"/>
-            </w:tcBorders>
-          </w:tcPr>
-          <w:p>
-            <w:pPr>
-              <w:spacing w:before="60" w:after="60" w:line="252" w:lineRule="auto"/>
-              <w:jc w:val="left"/>
-            </w:pPr>
-            <w:r/>
-            <w:r>
-              <w:t>NY Close 23-01</w:t>
-            </w:r>
-          </w:p>
-        </w:tc>
-        <w:tc>
-          <w:tcPr>
-            <w:tcW w:type="dxa" w:w="1440"/>
-            <w:shd w:fill="FFFFFF"/>
-            <w:tcMar>
-              <w:top w:w="100" w:type="dxa"/>
-              <w:bottom w:w="100" w:type="dxa"/>
-              <w:left w:w="120" w:type="dxa"/>
-              <w:right w:w="120" w:type="dxa"/>
-            </w:tcMar>
-            <w:tcBorders>
-              <w:top w:val="single" w:sz="4" w:space="0" w:color="CCCCCC"/>
-              <w:bottom w:val="single" w:sz="4" w:space="0" w:color="CCCCCC"/>
-              <w:left w:val="single" w:sz="4" w:space="0" w:color="CCCCCC"/>
-              <w:right w:val="single" w:sz="4" w:space="0" w:color="CCCCCC"/>
-            </w:tcBorders>
-          </w:tcPr>
-          <w:p>
-            <w:pPr>
-              <w:spacing w:before="60" w:after="60" w:line="252" w:lineRule="auto"/>
-              <w:jc w:val="left"/>
-            </w:pPr>
-            <w:r/>
-            <w:r>
-              <w:t>450.25</w:t>
-            </w:r>
-          </w:p>
-        </w:tc>
-        <w:tc>
-          <w:tcPr>
-            <w:tcW w:type="dxa" w:w="2016"/>
-            <w:shd w:fill="FFFFFF"/>
-            <w:tcMar>
-              <w:top w:w="100" w:type="dxa"/>
-              <w:bottom w:w="100" w:type="dxa"/>
-              <w:left w:w="120" w:type="dxa"/>
-              <w:right w:w="120" w:type="dxa"/>
-            </w:tcMar>
-            <w:tcBorders>
-              <w:top w:val="single" w:sz="4" w:space="0" w:color="CCCCCC"/>
-              <w:bottom w:val="single" w:sz="4" w:space="0" w:color="CCCCCC"/>
-              <w:left w:val="single" w:sz="4" w:space="0" w:color="CCCCCC"/>
-              <w:right w:val="single" w:sz="4" w:space="0" w:color="CCCCCC"/>
-            </w:tcBorders>
-          </w:tcPr>
-          <w:p>
-            <w:pPr>
-              <w:spacing w:before="60" w:after="60" w:line="252" w:lineRule="auto"/>
-              <w:jc w:val="left"/>
-            </w:pPr>
-            <w:r/>
-            <w:r>
-              <w:t>453.75</w:t>
-            </w:r>
-          </w:p>
-        </w:tc>
-        <w:tc>
-          <w:tcPr>
-            <w:tcW w:type="dxa" w:w="1152"/>
-            <w:shd w:fill="FFFFFF"/>
-            <w:tcMar>
-              <w:top w:w="100" w:type="dxa"/>
-              <w:bottom w:w="100" w:type="dxa"/>
-              <w:left w:w="120" w:type="dxa"/>
-              <w:right w:w="120" w:type="dxa"/>
-            </w:tcMar>
-            <w:tcBorders>
-              <w:top w:val="single" w:sz="4" w:space="0" w:color="CCCCCC"/>
-              <w:bottom w:val="single" w:sz="4" w:space="0" w:color="CCCCCC"/>
-              <w:left w:val="single" w:sz="4" w:space="0" w:color="CCCCCC"/>
-              <w:right w:val="single" w:sz="4" w:space="0" w:color="CCCCCC"/>
-            </w:tcBorders>
-          </w:tcPr>
-          <w:p>
-            <w:pPr>
-              <w:spacing w:before="60" w:after="60" w:line="252" w:lineRule="auto"/>
-              <w:jc w:val="left"/>
-            </w:pPr>
-            <w:r/>
-            <w:r>
-              <w:t>448.00</w:t>
-            </w:r>
-          </w:p>
-        </w:tc>
-        <w:tc>
-          <w:tcPr>
-            <w:tcW w:type="dxa" w:w="1728"/>
-            <w:shd w:fill="FFFFFF"/>
-            <w:tcMar>
-              <w:top w:w="100" w:type="dxa"/>
-              <w:bottom w:w="100" w:type="dxa"/>
-              <w:left w:w="120" w:type="dxa"/>
-              <w:right w:w="120" w:type="dxa"/>
-            </w:tcMar>
-            <w:tcBorders>
-              <w:top w:val="single" w:sz="4" w:space="0" w:color="CCCCCC"/>
-              <w:bottom w:val="single" w:sz="4" w:space="0" w:color="CCCCCC"/>
-              <w:left w:val="single" w:sz="4" w:space="0" w:color="CCCCCC"/>
-              <w:right w:val="single" w:sz="4" w:space="0" w:color="CCCCCC"/>
-            </w:tcBorders>
-          </w:tcPr>
-          <w:p>
-            <w:pPr>
-              <w:spacing w:before="60" w:after="60" w:line="252" w:lineRule="auto"/>
-              <w:jc w:val="left"/>
-            </w:pPr>
-            <w:r/>
-            <w:r>
-              <w:rPr>
-                <w:b/>
-              </w:rPr>
-              <w:t>450.25</w:t>
-            </w:r>
-          </w:p>
-        </w:tc>
-        <w:tc>
-          <w:tcPr>
-            <w:tcW w:type="dxa" w:w="3456"/>
-            <w:shd w:fill="FFFFFF"/>
-            <w:tcMar>
-              <w:top w:w="100" w:type="dxa"/>
-              <w:bottom w:w="100" w:type="dxa"/>
-              <w:left w:w="120" w:type="dxa"/>
-              <w:right w:w="120" w:type="dxa"/>
-            </w:tcMar>
-            <w:tcBorders>
-              <w:top w:val="single" w:sz="4" w:space="0" w:color="CCCCCC"/>
-              <w:bottom w:val="single" w:sz="4" w:space="0" w:color="CCCCCC"/>
-              <w:left w:val="single" w:sz="4" w:space="0" w:color="CCCCCC"/>
-              <w:right w:val="single" w:sz="4" w:space="0" w:color="CCCCCC"/>
-            </w:tcBorders>
-          </w:tcPr>
-          <w:p>
-            <w:pPr>
-              <w:spacing w:before="60" w:after="60" w:line="252" w:lineRule="auto"/>
-              <w:jc w:val="left"/>
-            </w:pPr>
-            <w:r/>
-            <w:r>
-              <w:rPr>
-                <w:b/>
-              </w:rPr>
-              <w:t>+0.00</w:t>
-            </w:r>
-          </w:p>
-        </w:tc>
-        <w:tc>
-          <w:tcPr>
-            <w:tcW w:type="dxa" w:w="1440"/>
-            <w:shd w:fill="FFFFFF"/>
-            <w:tcMar>
-              <w:top w:w="100" w:type="dxa"/>
-              <w:bottom w:w="100" w:type="dxa"/>
-              <w:left w:w="120" w:type="dxa"/>
-              <w:right w:w="120" w:type="dxa"/>
-            </w:tcMar>
-            <w:tcBorders>
-              <w:top w:val="single" w:sz="4" w:space="0" w:color="CCCCCC"/>
-              <w:bottom w:val="single" w:sz="4" w:space="0" w:color="CCCCCC"/>
-              <w:left w:val="single" w:sz="4" w:space="0" w:color="CCCCCC"/>
-              <w:right w:val="single" w:sz="4" w:space="0" w:color="CCCCCC"/>
-            </w:tcBorders>
-          </w:tcPr>
-          <w:p>
-            <w:pPr>
-              <w:spacing w:before="60" w:after="60" w:line="252" w:lineRule="auto"/>
-              <w:jc w:val="left"/>
-            </w:pPr>
-            <w:r/>
-            <w:r>
-              <w:t>BULL</w:t>
-            </w:r>
-          </w:p>
-        </w:tc>
-      </w:tr>
-      <w:tr>
-        <w:tc>
-          <w:tcPr>
-            <w:tcW w:type="dxa" w:w="1584"/>
-            <w:shd w:fill="F8FAFC"/>
-            <w:tcMar>
-              <w:top w:w="100" w:type="dxa"/>
-              <w:bottom w:w="100" w:type="dxa"/>
-              <w:left w:w="120" w:type="dxa"/>
-              <w:right w:w="120" w:type="dxa"/>
-            </w:tcMar>
-            <w:tcBorders>
-              <w:top w:val="single" w:sz="4" w:space="0" w:color="CCCCCC"/>
-              <w:bottom w:val="single" w:sz="4" w:space="0" w:color="CCCCCC"/>
-              <w:left w:val="single" w:sz="4" w:space="0" w:color="CCCCCC"/>
-              <w:right w:val="single" w:sz="4" w:space="0" w:color="CCCCCC"/>
-            </w:tcBorders>
-          </w:tcPr>
-          <w:p>
-            <w:pPr>
-              <w:spacing w:before="60" w:after="60" w:line="252" w:lineRule="auto"/>
-              <w:jc w:val="left"/>
-            </w:pPr>
-            <w:r/>
-            <w:r>
-              <w:rPr>
-                <w:b/>
-              </w:rPr>
-              <w:t>Fri 07/08</w:t>
-            </w:r>
-          </w:p>
-        </w:tc>
-        <w:tc>
-          <w:tcPr>
-            <w:tcW w:type="dxa" w:w="864"/>
-            <w:shd w:fill="F8FAFC"/>
-            <w:tcMar>
-              <w:top w:w="100" w:type="dxa"/>
-              <w:bottom w:w="100" w:type="dxa"/>
-              <w:left w:w="120" w:type="dxa"/>
-              <w:right w:w="120" w:type="dxa"/>
-            </w:tcMar>
-            <w:tcBorders>
-              <w:top w:val="single" w:sz="4" w:space="0" w:color="CCCCCC"/>
-              <w:bottom w:val="single" w:sz="4" w:space="0" w:color="CCCCCC"/>
-              <w:left w:val="single" w:sz="4" w:space="0" w:color="CCCCCC"/>
-              <w:right w:val="single" w:sz="4" w:space="0" w:color="CCCCCC"/>
-            </w:tcBorders>
-          </w:tcPr>
-          <w:p>
-            <w:pPr>
-              <w:spacing w:before="60" w:after="60" w:line="252" w:lineRule="auto"/>
-              <w:jc w:val="left"/>
-            </w:pPr>
-            <w:r/>
-            <w:r>
-              <w:t>Asia 07-11</w:t>
-            </w:r>
-          </w:p>
-        </w:tc>
-        <w:tc>
-          <w:tcPr>
-            <w:tcW w:type="dxa" w:w="1440"/>
-            <w:shd w:fill="F8FAFC"/>
-            <w:tcMar>
-              <w:top w:w="100" w:type="dxa"/>
-              <w:bottom w:w="100" w:type="dxa"/>
-              <w:left w:w="120" w:type="dxa"/>
-              <w:right w:w="120" w:type="dxa"/>
-            </w:tcMar>
-            <w:tcBorders>
-              <w:top w:val="single" w:sz="4" w:space="0" w:color="CCCCCC"/>
-              <w:bottom w:val="single" w:sz="4" w:space="0" w:color="CCCCCC"/>
-              <w:left w:val="single" w:sz="4" w:space="0" w:color="CCCCCC"/>
-              <w:right w:val="single" w:sz="4" w:space="0" w:color="CCCCCC"/>
-            </w:tcBorders>
-          </w:tcPr>
-          <w:p>
-            <w:pPr>
-              <w:spacing w:before="60" w:after="60" w:line="252" w:lineRule="auto"/>
-              <w:jc w:val="left"/>
-            </w:pPr>
-            <w:r/>
-            <w:r>
-              <w:t>450.25</w:t>
-            </w:r>
-          </w:p>
-        </w:tc>
-        <w:tc>
-          <w:tcPr>
-            <w:tcW w:type="dxa" w:w="2016"/>
-            <w:shd w:fill="F8FAFC"/>
-            <w:tcMar>
-              <w:top w:w="100" w:type="dxa"/>
-              <w:bottom w:w="100" w:type="dxa"/>
-              <w:left w:w="120" w:type="dxa"/>
-              <w:right w:w="120" w:type="dxa"/>
-            </w:tcMar>
-            <w:tcBorders>
-              <w:top w:val="single" w:sz="4" w:space="0" w:color="CCCCCC"/>
-              <w:bottom w:val="single" w:sz="4" w:space="0" w:color="CCCCCC"/>
-              <w:left w:val="single" w:sz="4" w:space="0" w:color="CCCCCC"/>
-              <w:right w:val="single" w:sz="4" w:space="0" w:color="CCCCCC"/>
-            </w:tcBorders>
-          </w:tcPr>
-          <w:p>
-            <w:pPr>
-              <w:spacing w:before="60" w:after="60" w:line="252" w:lineRule="auto"/>
-              <w:jc w:val="left"/>
-            </w:pPr>
-            <w:r/>
-            <w:r>
-              <w:t>454.00</w:t>
-            </w:r>
-          </w:p>
-        </w:tc>
-        <w:tc>
-          <w:tcPr>
-            <w:tcW w:type="dxa" w:w="1152"/>
-            <w:shd w:fill="F8FAFC"/>
-            <w:tcMar>
-              <w:top w:w="100" w:type="dxa"/>
-              <w:bottom w:w="100" w:type="dxa"/>
-              <w:left w:w="120" w:type="dxa"/>
-              <w:right w:w="120" w:type="dxa"/>
-            </w:tcMar>
-            <w:tcBorders>
-              <w:top w:val="single" w:sz="4" w:space="0" w:color="CCCCCC"/>
-              <w:bottom w:val="single" w:sz="4" w:space="0" w:color="CCCCCC"/>
-              <w:left w:val="single" w:sz="4" w:space="0" w:color="CCCCCC"/>
-              <w:right w:val="single" w:sz="4" w:space="0" w:color="CCCCCC"/>
-            </w:tcBorders>
-          </w:tcPr>
-          <w:p>
-            <w:pPr>
-              <w:spacing w:before="60" w:after="60" w:line="252" w:lineRule="auto"/>
-              <w:jc w:val="left"/>
-            </w:pPr>
-            <w:r/>
-            <w:r>
-              <w:t>446.75</w:t>
-            </w:r>
-          </w:p>
-        </w:tc>
-        <w:tc>
-          <w:tcPr>
-            <w:tcW w:type="dxa" w:w="1728"/>
-            <w:shd w:fill="F8FAFC"/>
-            <w:tcMar>
-              <w:top w:w="100" w:type="dxa"/>
-              <w:bottom w:w="100" w:type="dxa"/>
-              <w:left w:w="120" w:type="dxa"/>
-              <w:right w:w="120" w:type="dxa"/>
-            </w:tcMar>
-            <w:tcBorders>
-              <w:top w:val="single" w:sz="4" w:space="0" w:color="CCCCCC"/>
-              <w:bottom w:val="single" w:sz="4" w:space="0" w:color="CCCCCC"/>
-              <w:left w:val="single" w:sz="4" w:space="0" w:color="CCCCCC"/>
-              <w:right w:val="single" w:sz="4" w:space="0" w:color="CCCCCC"/>
-            </w:tcBorders>
-          </w:tcPr>
-          <w:p>
-            <w:pPr>
-              <w:spacing w:before="60" w:after="60" w:line="252" w:lineRule="auto"/>
-              <w:jc w:val="left"/>
-            </w:pPr>
-            <w:r/>
-            <w:r>
-              <w:rPr>
-                <w:b/>
-              </w:rPr>
-              <w:t>450.00</w:t>
-            </w:r>
-          </w:p>
-        </w:tc>
-        <w:tc>
-          <w:tcPr>
-            <w:tcW w:type="dxa" w:w="3456"/>
-            <w:shd w:fill="F8FAFC"/>
-            <w:tcMar>
-              <w:top w:w="100" w:type="dxa"/>
-              <w:bottom w:w="100" w:type="dxa"/>
-              <w:left w:w="120" w:type="dxa"/>
-              <w:right w:w="120" w:type="dxa"/>
-            </w:tcMar>
-            <w:tcBorders>
-              <w:top w:val="single" w:sz="4" w:space="0" w:color="CCCCCC"/>
-              <w:bottom w:val="single" w:sz="4" w:space="0" w:color="CCCCCC"/>
-              <w:left w:val="single" w:sz="4" w:space="0" w:color="CCCCCC"/>
-              <w:right w:val="single" w:sz="4" w:space="0" w:color="CCCCCC"/>
-            </w:tcBorders>
-          </w:tcPr>
-          <w:p>
-            <w:pPr>
-              <w:spacing w:before="60" w:after="60" w:line="252" w:lineRule="auto"/>
-              <w:jc w:val="left"/>
-            </w:pPr>
-            <w:r/>
-            <w:r>
-              <w:rPr>
-                <w:b/>
-              </w:rPr>
-              <w:t>-0.25</w:t>
-            </w:r>
-          </w:p>
-        </w:tc>
-        <w:tc>
-          <w:tcPr>
-            <w:tcW w:type="dxa" w:w="1440"/>
-            <w:shd w:fill="F8FAFC"/>
-            <w:tcMar>
-              <w:top w:w="100" w:type="dxa"/>
-              <w:bottom w:w="100" w:type="dxa"/>
-              <w:left w:w="120" w:type="dxa"/>
-              <w:right w:w="120" w:type="dxa"/>
-            </w:tcMar>
-            <w:tcBorders>
-              <w:top w:val="single" w:sz="4" w:space="0" w:color="CCCCCC"/>
-              <w:bottom w:val="single" w:sz="4" w:space="0" w:color="CCCCCC"/>
-              <w:left w:val="single" w:sz="4" w:space="0" w:color="CCCCCC"/>
-              <w:right w:val="single" w:sz="4" w:space="0" w:color="CCCCCC"/>
-            </w:tcBorders>
-          </w:tcPr>
-          <w:p>
-            <w:pPr>
-              <w:spacing w:before="60" w:after="60" w:line="252" w:lineRule="auto"/>
-              <w:jc w:val="left"/>
-            </w:pPr>
-            <w:r/>
-            <w:r>
-              <w:t>BEAR</w:t>
-            </w:r>
-          </w:p>
-        </w:tc>
-      </w:tr>
-      <w:tr>
-        <w:tc>
-          <w:tcPr>
-            <w:tcW w:type="dxa" w:w="1584"/>
-            <w:shd w:fill="FFFFFF"/>
-            <w:tcMar>
-              <w:top w:w="100" w:type="dxa"/>
-              <w:bottom w:w="100" w:type="dxa"/>
-              <w:left w:w="120" w:type="dxa"/>
-              <w:right w:w="120" w:type="dxa"/>
-            </w:tcMar>
-            <w:tcBorders>
-              <w:top w:val="single" w:sz="4" w:space="0" w:color="CCCCCC"/>
-              <w:bottom w:val="single" w:sz="4" w:space="0" w:color="CCCCCC"/>
-              <w:left w:val="single" w:sz="4" w:space="0" w:color="CCCCCC"/>
-              <w:right w:val="single" w:sz="4" w:space="0" w:color="CCCCCC"/>
-            </w:tcBorders>
-          </w:tcPr>
-          <w:p>
-            <w:pPr>
-              <w:spacing w:before="60" w:after="60" w:line="252" w:lineRule="auto"/>
-              <w:jc w:val="left"/>
-            </w:pPr>
-            <w:r/>
-            <w:r>
-              <w:rPr>
-                <w:b/>
-              </w:rPr>
-              <w:t>Fri 07/08</w:t>
-            </w:r>
-          </w:p>
-        </w:tc>
-        <w:tc>
-          <w:tcPr>
-            <w:tcW w:type="dxa" w:w="864"/>
-            <w:shd w:fill="FFFFFF"/>
-            <w:tcMar>
-              <w:top w:w="100" w:type="dxa"/>
-              <w:bottom w:w="100" w:type="dxa"/>
-              <w:left w:w="120" w:type="dxa"/>
-              <w:right w:w="120" w:type="dxa"/>
-            </w:tcMar>
-            <w:tcBorders>
-              <w:top w:val="single" w:sz="4" w:space="0" w:color="CCCCCC"/>
-              <w:bottom w:val="single" w:sz="4" w:space="0" w:color="CCCCCC"/>
-              <w:left w:val="single" w:sz="4" w:space="0" w:color="CCCCCC"/>
-              <w:right w:val="single" w:sz="4" w:space="0" w:color="CCCCCC"/>
-            </w:tcBorders>
-          </w:tcPr>
-          <w:p>
-            <w:pPr>
-              <w:spacing w:before="60" w:after="60" w:line="252" w:lineRule="auto"/>
-              <w:jc w:val="left"/>
-            </w:pPr>
-            <w:r/>
-            <w:r>
-              <w:t>Asia 11-15</w:t>
-            </w:r>
-          </w:p>
-        </w:tc>
-        <w:tc>
-          <w:tcPr>
-            <w:tcW w:type="dxa" w:w="1440"/>
-            <w:shd w:fill="FFFFFF"/>
-            <w:tcMar>
-              <w:top w:w="100" w:type="dxa"/>
-              <w:bottom w:w="100" w:type="dxa"/>
-              <w:left w:w="120" w:type="dxa"/>
-              <w:right w:w="120" w:type="dxa"/>
-            </w:tcMar>
-            <w:tcBorders>
-              <w:top w:val="single" w:sz="4" w:space="0" w:color="CCCCCC"/>
-              <w:bottom w:val="single" w:sz="4" w:space="0" w:color="CCCCCC"/>
-              <w:left w:val="single" w:sz="4" w:space="0" w:color="CCCCCC"/>
-              <w:right w:val="single" w:sz="4" w:space="0" w:color="CCCCCC"/>
-            </w:tcBorders>
-          </w:tcPr>
-          <w:p>
-            <w:pPr>
-              <w:spacing w:before="60" w:after="60" w:line="252" w:lineRule="auto"/>
-              <w:jc w:val="left"/>
-            </w:pPr>
-            <w:r/>
-            <w:r>
-              <w:t>450.00</w:t>
-            </w:r>
-          </w:p>
-        </w:tc>
-        <w:tc>
-          <w:tcPr>
-            <w:tcW w:type="dxa" w:w="2016"/>
-            <w:shd w:fill="FFFFFF"/>
-            <w:tcMar>
-              <w:top w:w="100" w:type="dxa"/>
-              <w:bottom w:w="100" w:type="dxa"/>
-              <w:left w:w="120" w:type="dxa"/>
-              <w:right w:w="120" w:type="dxa"/>
-            </w:tcMar>
-            <w:tcBorders>
-              <w:top w:val="single" w:sz="4" w:space="0" w:color="CCCCCC"/>
-              <w:bottom w:val="single" w:sz="4" w:space="0" w:color="CCCCCC"/>
-              <w:left w:val="single" w:sz="4" w:space="0" w:color="CCCCCC"/>
-              <w:right w:val="single" w:sz="4" w:space="0" w:color="CCCCCC"/>
-            </w:tcBorders>
-          </w:tcPr>
-          <w:p>
-            <w:pPr>
-              <w:spacing w:before="60" w:after="60" w:line="252" w:lineRule="auto"/>
-              <w:jc w:val="left"/>
-            </w:pPr>
-            <w:r/>
-            <w:r>
-              <w:t>453.50</w:t>
-            </w:r>
-          </w:p>
-        </w:tc>
-        <w:tc>
-          <w:tcPr>
-            <w:tcW w:type="dxa" w:w="1152"/>
-            <w:shd w:fill="FFFFFF"/>
-            <w:tcMar>
-              <w:top w:w="100" w:type="dxa"/>
-              <w:bottom w:w="100" w:type="dxa"/>
-              <w:left w:w="120" w:type="dxa"/>
-              <w:right w:w="120" w:type="dxa"/>
-            </w:tcMar>
-            <w:tcBorders>
-              <w:top w:val="single" w:sz="4" w:space="0" w:color="CCCCCC"/>
-              <w:bottom w:val="single" w:sz="4" w:space="0" w:color="CCCCCC"/>
-              <w:left w:val="single" w:sz="4" w:space="0" w:color="CCCCCC"/>
-              <w:right w:val="single" w:sz="4" w:space="0" w:color="CCCCCC"/>
-            </w:tcBorders>
-          </w:tcPr>
-          <w:p>
-            <w:pPr>
-              <w:spacing w:before="60" w:after="60" w:line="252" w:lineRule="auto"/>
-              <w:jc w:val="left"/>
-            </w:pPr>
-            <w:r/>
-            <w:r>
-              <w:t>446.75</w:t>
-            </w:r>
-          </w:p>
-        </w:tc>
-        <w:tc>
-          <w:tcPr>
-            <w:tcW w:type="dxa" w:w="1728"/>
-            <w:shd w:fill="FFFFFF"/>
-            <w:tcMar>
-              <w:top w:w="100" w:type="dxa"/>
-              <w:bottom w:w="100" w:type="dxa"/>
-              <w:left w:w="120" w:type="dxa"/>
-              <w:right w:w="120" w:type="dxa"/>
-            </w:tcMar>
-            <w:tcBorders>
-              <w:top w:val="single" w:sz="4" w:space="0" w:color="CCCCCC"/>
-              <w:bottom w:val="single" w:sz="4" w:space="0" w:color="CCCCCC"/>
-              <w:left w:val="single" w:sz="4" w:space="0" w:color="CCCCCC"/>
-              <w:right w:val="single" w:sz="4" w:space="0" w:color="CCCCCC"/>
-            </w:tcBorders>
-          </w:tcPr>
-          <w:p>
-            <w:pPr>
-              <w:spacing w:before="60" w:after="60" w:line="252" w:lineRule="auto"/>
-              <w:jc w:val="left"/>
-            </w:pPr>
-            <w:r/>
-            <w:r>
-              <w:rPr>
-                <w:b/>
-              </w:rPr>
-              <w:t>449.75</w:t>
-            </w:r>
-          </w:p>
-        </w:tc>
-        <w:tc>
-          <w:tcPr>
-            <w:tcW w:type="dxa" w:w="3456"/>
-            <w:shd w:fill="FFFFFF"/>
-            <w:tcMar>
-              <w:top w:w="100" w:type="dxa"/>
-              <w:bottom w:w="100" w:type="dxa"/>
-              <w:left w:w="120" w:type="dxa"/>
-              <w:right w:w="120" w:type="dxa"/>
-            </w:tcMar>
-            <w:tcBorders>
-              <w:top w:val="single" w:sz="4" w:space="0" w:color="CCCCCC"/>
-              <w:bottom w:val="single" w:sz="4" w:space="0" w:color="CCCCCC"/>
-              <w:left w:val="single" w:sz="4" w:space="0" w:color="CCCCCC"/>
-              <w:right w:val="single" w:sz="4" w:space="0" w:color="CCCCCC"/>
-            </w:tcBorders>
-          </w:tcPr>
-          <w:p>
-            <w:pPr>
-              <w:spacing w:before="60" w:after="60" w:line="252" w:lineRule="auto"/>
-              <w:jc w:val="left"/>
-            </w:pPr>
-            <w:r/>
-            <w:r>
-              <w:rPr>
-                <w:b/>
-              </w:rPr>
-              <w:t>-0.25</w:t>
-            </w:r>
-          </w:p>
-        </w:tc>
-        <w:tc>
-          <w:tcPr>
-            <w:tcW w:type="dxa" w:w="1440"/>
-            <w:shd w:fill="FFFFFF"/>
-            <w:tcMar>
-              <w:top w:w="100" w:type="dxa"/>
-              <w:bottom w:w="100" w:type="dxa"/>
-              <w:left w:w="120" w:type="dxa"/>
-              <w:right w:w="120" w:type="dxa"/>
-            </w:tcMar>
-            <w:tcBorders>
-              <w:top w:val="single" w:sz="4" w:space="0" w:color="CCCCCC"/>
-              <w:bottom w:val="single" w:sz="4" w:space="0" w:color="CCCCCC"/>
-              <w:left w:val="single" w:sz="4" w:space="0" w:color="CCCCCC"/>
-              <w:right w:val="single" w:sz="4" w:space="0" w:color="CCCCCC"/>
-            </w:tcBorders>
-          </w:tcPr>
-          <w:p>
-            <w:pPr>
-              <w:spacing w:before="60" w:after="60" w:line="252" w:lineRule="auto"/>
-              <w:jc w:val="left"/>
-            </w:pPr>
-            <w:r/>
-            <w:r>
-              <w:t>BEAR</w:t>
-            </w:r>
-          </w:p>
-        </w:tc>
-      </w:tr>
-      <w:tr>
-        <w:tc>
-          <w:tcPr>
-            <w:tcW w:type="dxa" w:w="1584"/>
-            <w:shd w:fill="F8FAFC"/>
-            <w:tcMar>
-              <w:top w:w="100" w:type="dxa"/>
-              <w:bottom w:w="100" w:type="dxa"/>
-              <w:left w:w="120" w:type="dxa"/>
-              <w:right w:w="120" w:type="dxa"/>
-            </w:tcMar>
-            <w:tcBorders>
-              <w:top w:val="single" w:sz="4" w:space="0" w:color="CCCCCC"/>
-              <w:bottom w:val="single" w:sz="4" w:space="0" w:color="CCCCCC"/>
-              <w:left w:val="single" w:sz="4" w:space="0" w:color="CCCCCC"/>
-              <w:right w:val="single" w:sz="4" w:space="0" w:color="CCCCCC"/>
-            </w:tcBorders>
-          </w:tcPr>
-          <w:p>
-            <w:pPr>
-              <w:spacing w:before="60" w:after="60" w:line="252" w:lineRule="auto"/>
-              <w:jc w:val="left"/>
-            </w:pPr>
-            <w:r/>
-            <w:r>
-              <w:rPr>
-                <w:b/>
-              </w:rPr>
-              <w:t>Fri 07/08</w:t>
-            </w:r>
-          </w:p>
-        </w:tc>
-        <w:tc>
-          <w:tcPr>
-            <w:tcW w:type="dxa" w:w="864"/>
-            <w:shd w:fill="F8FAFC"/>
-            <w:tcMar>
-              <w:top w:w="100" w:type="dxa"/>
-              <w:bottom w:w="100" w:type="dxa"/>
-              <w:left w:w="120" w:type="dxa"/>
-              <w:right w:w="120" w:type="dxa"/>
-            </w:tcMar>
-            <w:tcBorders>
-              <w:top w:val="single" w:sz="4" w:space="0" w:color="CCCCCC"/>
-              <w:bottom w:val="single" w:sz="4" w:space="0" w:color="CCCCCC"/>
-              <w:left w:val="single" w:sz="4" w:space="0" w:color="CCCCCC"/>
-              <w:right w:val="single" w:sz="4" w:space="0" w:color="CCCCCC"/>
-            </w:tcBorders>
-          </w:tcPr>
-          <w:p>
-            <w:pPr>
-              <w:spacing w:before="60" w:after="60" w:line="252" w:lineRule="auto"/>
-              <w:jc w:val="left"/>
-            </w:pPr>
-            <w:r/>
-            <w:r>
-              <w:t>London 15-19</w:t>
-            </w:r>
-          </w:p>
-        </w:tc>
-        <w:tc>
-          <w:tcPr>
-            <w:tcW w:type="dxa" w:w="1440"/>
-            <w:shd w:fill="F8FAFC"/>
-            <w:tcMar>
-              <w:top w:w="100" w:type="dxa"/>
-              <w:bottom w:w="100" w:type="dxa"/>
-              <w:left w:w="120" w:type="dxa"/>
-              <w:right w:w="120" w:type="dxa"/>
-            </w:tcMar>
-            <w:tcBorders>
-              <w:top w:val="single" w:sz="4" w:space="0" w:color="CCCCCC"/>
-              <w:bottom w:val="single" w:sz="4" w:space="0" w:color="CCCCCC"/>
-              <w:left w:val="single" w:sz="4" w:space="0" w:color="CCCCCC"/>
-              <w:right w:val="single" w:sz="4" w:space="0" w:color="CCCCCC"/>
-            </w:tcBorders>
-          </w:tcPr>
-          <w:p>
-            <w:pPr>
-              <w:spacing w:before="60" w:after="60" w:line="252" w:lineRule="auto"/>
-              <w:jc w:val="left"/>
-            </w:pPr>
-            <w:r/>
-            <w:r>
-              <w:t>449.75</w:t>
-            </w:r>
-          </w:p>
-        </w:tc>
-        <w:tc>
-          <w:tcPr>
-            <w:tcW w:type="dxa" w:w="2016"/>
-            <w:shd w:fill="F8FAFC"/>
-            <w:tcMar>
-              <w:top w:w="100" w:type="dxa"/>
-              <w:bottom w:w="100" w:type="dxa"/>
-              <w:left w:w="120" w:type="dxa"/>
-              <w:right w:w="120" w:type="dxa"/>
-            </w:tcMar>
-            <w:tcBorders>
-              <w:top w:val="single" w:sz="4" w:space="0" w:color="CCCCCC"/>
-              <w:bottom w:val="single" w:sz="4" w:space="0" w:color="CCCCCC"/>
-              <w:left w:val="single" w:sz="4" w:space="0" w:color="CCCCCC"/>
-              <w:right w:val="single" w:sz="4" w:space="0" w:color="CCCCCC"/>
-            </w:tcBorders>
-          </w:tcPr>
-          <w:p>
-            <w:pPr>
-              <w:spacing w:before="60" w:after="60" w:line="252" w:lineRule="auto"/>
-              <w:jc w:val="left"/>
-            </w:pPr>
-            <w:r/>
-            <w:r>
-              <w:t>452.75</w:t>
-            </w:r>
-          </w:p>
-        </w:tc>
-        <w:tc>
-          <w:tcPr>
-            <w:tcW w:type="dxa" w:w="1152"/>
-            <w:shd w:fill="F8FAFC"/>
-            <w:tcMar>
-              <w:top w:w="100" w:type="dxa"/>
-              <w:bottom w:w="100" w:type="dxa"/>
-              <w:left w:w="120" w:type="dxa"/>
-              <w:right w:w="120" w:type="dxa"/>
-            </w:tcMar>
-            <w:tcBorders>
-              <w:top w:val="single" w:sz="4" w:space="0" w:color="CCCCCC"/>
-              <w:bottom w:val="single" w:sz="4" w:space="0" w:color="CCCCCC"/>
-              <w:left w:val="single" w:sz="4" w:space="0" w:color="CCCCCC"/>
-              <w:right w:val="single" w:sz="4" w:space="0" w:color="CCCCCC"/>
-            </w:tcBorders>
-          </w:tcPr>
-          <w:p>
-            <w:pPr>
-              <w:spacing w:before="60" w:after="60" w:line="252" w:lineRule="auto"/>
-              <w:jc w:val="left"/>
-            </w:pPr>
-            <w:r/>
-            <w:r>
-              <w:t>447.00</w:t>
-            </w:r>
-          </w:p>
-        </w:tc>
-        <w:tc>
-          <w:tcPr>
-            <w:tcW w:type="dxa" w:w="1728"/>
-            <w:shd w:fill="F8FAFC"/>
-            <w:tcMar>
-              <w:top w:w="100" w:type="dxa"/>
-              <w:bottom w:w="100" w:type="dxa"/>
-              <w:left w:w="120" w:type="dxa"/>
-              <w:right w:w="120" w:type="dxa"/>
-            </w:tcMar>
-            <w:tcBorders>
-              <w:top w:val="single" w:sz="4" w:space="0" w:color="CCCCCC"/>
-              <w:bottom w:val="single" w:sz="4" w:space="0" w:color="CCCCCC"/>
-              <w:left w:val="single" w:sz="4" w:space="0" w:color="CCCCCC"/>
-              <w:right w:val="single" w:sz="4" w:space="0" w:color="CCCCCC"/>
-            </w:tcBorders>
-          </w:tcPr>
-          <w:p>
-            <w:pPr>
-              <w:spacing w:before="60" w:after="60" w:line="252" w:lineRule="auto"/>
-              <w:jc w:val="left"/>
-            </w:pPr>
-            <w:r/>
-            <w:r>
-              <w:rPr>
-                <w:b/>
-              </w:rPr>
-              <w:t>450.00</w:t>
-            </w:r>
-          </w:p>
-        </w:tc>
-        <w:tc>
-          <w:tcPr>
-            <w:tcW w:type="dxa" w:w="3456"/>
-            <w:shd w:fill="F8FAFC"/>
-            <w:tcMar>
-              <w:top w:w="100" w:type="dxa"/>
-              <w:bottom w:w="100" w:type="dxa"/>
-              <w:left w:w="120" w:type="dxa"/>
-              <w:right w:w="120" w:type="dxa"/>
-            </w:tcMar>
-            <w:tcBorders>
-              <w:top w:val="single" w:sz="4" w:space="0" w:color="CCCCCC"/>
-              <w:bottom w:val="single" w:sz="4" w:space="0" w:color="CCCCCC"/>
-              <w:left w:val="single" w:sz="4" w:space="0" w:color="CCCCCC"/>
-              <w:right w:val="single" w:sz="4" w:space="0" w:color="CCCCCC"/>
-            </w:tcBorders>
-          </w:tcPr>
-          <w:p>
-            <w:pPr>
-              <w:spacing w:before="60" w:after="60" w:line="252" w:lineRule="auto"/>
-              <w:jc w:val="left"/>
-            </w:pPr>
-            <w:r/>
-            <w:r>
-              <w:rPr>
-                <w:b/>
-              </w:rPr>
-              <w:t>+0.25</w:t>
-            </w:r>
-          </w:p>
-        </w:tc>
-        <w:tc>
-          <w:tcPr>
-            <w:tcW w:type="dxa" w:w="1440"/>
-            <w:shd w:fill="F8FAFC"/>
-            <w:tcMar>
-              <w:top w:w="100" w:type="dxa"/>
-              <w:bottom w:w="100" w:type="dxa"/>
-              <w:left w:w="120" w:type="dxa"/>
-              <w:right w:w="120" w:type="dxa"/>
-            </w:tcMar>
-            <w:tcBorders>
-              <w:top w:val="single" w:sz="4" w:space="0" w:color="CCCCCC"/>
-              <w:bottom w:val="single" w:sz="4" w:space="0" w:color="CCCCCC"/>
-              <w:left w:val="single" w:sz="4" w:space="0" w:color="CCCCCC"/>
-              <w:right w:val="single" w:sz="4" w:space="0" w:color="CCCCCC"/>
-            </w:tcBorders>
-          </w:tcPr>
-          <w:p>
-            <w:pPr>
-              <w:spacing w:before="60" w:after="60" w:line="252" w:lineRule="auto"/>
-              <w:jc w:val="left"/>
-            </w:pPr>
-            <w:r/>
-            <w:r>
-              <w:t>BULL</w:t>
-            </w:r>
-          </w:p>
-        </w:tc>
-      </w:tr>
-      <w:tr>
-        <w:tc>
-          <w:tcPr>
-            <w:tcW w:type="dxa" w:w="1584"/>
-            <w:shd w:fill="FFFFFF"/>
-            <w:tcMar>
-              <w:top w:w="100" w:type="dxa"/>
-              <w:bottom w:w="100" w:type="dxa"/>
-              <w:left w:w="120" w:type="dxa"/>
-              <w:right w:w="120" w:type="dxa"/>
-            </w:tcMar>
-            <w:tcBorders>
-              <w:top w:val="single" w:sz="4" w:space="0" w:color="CCCCCC"/>
-              <w:bottom w:val="single" w:sz="4" w:space="0" w:color="CCCCCC"/>
-              <w:left w:val="single" w:sz="4" w:space="0" w:color="CCCCCC"/>
-              <w:right w:val="single" w:sz="4" w:space="0" w:color="CCCCCC"/>
-            </w:tcBorders>
-          </w:tcPr>
-          <w:p>
-            <w:pPr>
-              <w:spacing w:before="60" w:after="60" w:line="252" w:lineRule="auto"/>
-              <w:jc w:val="left"/>
-            </w:pPr>
-            <w:r/>
-            <w:r>
-              <w:rPr>
-                <w:b/>
-              </w:rPr>
-              <w:t>Fri 07/08</w:t>
-            </w:r>
-          </w:p>
-        </w:tc>
-        <w:tc>
-          <w:tcPr>
-            <w:tcW w:type="dxa" w:w="864"/>
-            <w:shd w:fill="FFFFFF"/>
-            <w:tcMar>
-              <w:top w:w="100" w:type="dxa"/>
-              <w:bottom w:w="100" w:type="dxa"/>
-              <w:left w:w="120" w:type="dxa"/>
-              <w:right w:w="120" w:type="dxa"/>
-            </w:tcMar>
-            <w:tcBorders>
-              <w:top w:val="single" w:sz="4" w:space="0" w:color="CCCCCC"/>
-              <w:bottom w:val="single" w:sz="4" w:space="0" w:color="CCCCCC"/>
-              <w:left w:val="single" w:sz="4" w:space="0" w:color="CCCCCC"/>
-              <w:right w:val="single" w:sz="4" w:space="0" w:color="CCCCCC"/>
-            </w:tcBorders>
-          </w:tcPr>
-          <w:p>
-            <w:pPr>
-              <w:spacing w:before="60" w:after="60" w:line="252" w:lineRule="auto"/>
-              <w:jc w:val="left"/>
-            </w:pPr>
-            <w:r/>
-            <w:r>
-              <w:t>Pre-NY 19-21</w:t>
-            </w:r>
-          </w:p>
-        </w:tc>
-        <w:tc>
-          <w:tcPr>
-            <w:tcW w:type="dxa" w:w="1440"/>
-            <w:shd w:fill="FFFFFF"/>
-            <w:tcMar>
-              <w:top w:w="100" w:type="dxa"/>
-              <w:bottom w:w="100" w:type="dxa"/>
-              <w:left w:w="120" w:type="dxa"/>
-              <w:right w:w="120" w:type="dxa"/>
-            </w:tcMar>
-            <w:tcBorders>
-              <w:top w:val="single" w:sz="4" w:space="0" w:color="CCCCCC"/>
-              <w:bottom w:val="single" w:sz="4" w:space="0" w:color="CCCCCC"/>
-              <w:left w:val="single" w:sz="4" w:space="0" w:color="CCCCCC"/>
-              <w:right w:val="single" w:sz="4" w:space="0" w:color="CCCCCC"/>
-            </w:tcBorders>
-          </w:tcPr>
-          <w:p>
-            <w:pPr>
-              <w:spacing w:before="60" w:after="60" w:line="252" w:lineRule="auto"/>
-              <w:jc w:val="left"/>
-            </w:pPr>
-            <w:r/>
-            <w:r>
-              <w:t>450.00</w:t>
-            </w:r>
-          </w:p>
-        </w:tc>
-        <w:tc>
-          <w:tcPr>
-            <w:tcW w:type="dxa" w:w="2016"/>
-            <w:shd w:fill="FFFFFF"/>
-            <w:tcMar>
-              <w:top w:w="100" w:type="dxa"/>
-              <w:bottom w:w="100" w:type="dxa"/>
-              <w:left w:w="120" w:type="dxa"/>
-              <w:right w:w="120" w:type="dxa"/>
-            </w:tcMar>
-            <w:tcBorders>
-              <w:top w:val="single" w:sz="4" w:space="0" w:color="CCCCCC"/>
-              <w:bottom w:val="single" w:sz="4" w:space="0" w:color="CCCCCC"/>
-              <w:left w:val="single" w:sz="4" w:space="0" w:color="CCCCCC"/>
-              <w:right w:val="single" w:sz="4" w:space="0" w:color="CCCCCC"/>
-            </w:tcBorders>
-          </w:tcPr>
-          <w:p>
-            <w:pPr>
-              <w:spacing w:before="60" w:after="60" w:line="252" w:lineRule="auto"/>
-              <w:jc w:val="left"/>
-            </w:pPr>
-            <w:r/>
-            <w:r>
-              <w:t>453.00</w:t>
-            </w:r>
-          </w:p>
-        </w:tc>
-        <w:tc>
-          <w:tcPr>
-            <w:tcW w:type="dxa" w:w="1152"/>
-            <w:shd w:fill="FFFFFF"/>
-            <w:tcMar>
-              <w:top w:w="100" w:type="dxa"/>
-              <w:bottom w:w="100" w:type="dxa"/>
-              <w:left w:w="120" w:type="dxa"/>
-              <w:right w:w="120" w:type="dxa"/>
-            </w:tcMar>
-            <w:tcBorders>
-              <w:top w:val="single" w:sz="4" w:space="0" w:color="CCCCCC"/>
-              <w:bottom w:val="single" w:sz="4" w:space="0" w:color="CCCCCC"/>
-              <w:left w:val="single" w:sz="4" w:space="0" w:color="CCCCCC"/>
-              <w:right w:val="single" w:sz="4" w:space="0" w:color="CCCCCC"/>
-            </w:tcBorders>
-          </w:tcPr>
-          <w:p>
-            <w:pPr>
-              <w:spacing w:before="60" w:after="60" w:line="252" w:lineRule="auto"/>
-              <w:jc w:val="left"/>
-            </w:pPr>
-            <w:r/>
-            <w:r>
-              <w:t>447.25</w:t>
-            </w:r>
-          </w:p>
-        </w:tc>
-        <w:tc>
-          <w:tcPr>
-            <w:tcW w:type="dxa" w:w="1728"/>
-            <w:shd w:fill="FFFFFF"/>
-            <w:tcMar>
-              <w:top w:w="100" w:type="dxa"/>
-              <w:bottom w:w="100" w:type="dxa"/>
-              <w:left w:w="120" w:type="dxa"/>
-              <w:right w:w="120" w:type="dxa"/>
-            </w:tcMar>
-            <w:tcBorders>
-              <w:top w:val="single" w:sz="4" w:space="0" w:color="CCCCCC"/>
-              <w:bottom w:val="single" w:sz="4" w:space="0" w:color="CCCCCC"/>
-              <w:left w:val="single" w:sz="4" w:space="0" w:color="CCCCCC"/>
-              <w:right w:val="single" w:sz="4" w:space="0" w:color="CCCCCC"/>
-            </w:tcBorders>
-          </w:tcPr>
-          <w:p>
-            <w:pPr>
-              <w:spacing w:before="60" w:after="60" w:line="252" w:lineRule="auto"/>
-              <w:jc w:val="left"/>
-            </w:pPr>
-            <w:r/>
-            <w:r>
-              <w:rPr>
-                <w:b/>
-              </w:rPr>
-              <w:t>450.00</w:t>
-            </w:r>
-          </w:p>
-        </w:tc>
-        <w:tc>
-          <w:tcPr>
-            <w:tcW w:type="dxa" w:w="3456"/>
-            <w:shd w:fill="FFFFFF"/>
-            <w:tcMar>
-              <w:top w:w="100" w:type="dxa"/>
-              <w:bottom w:w="100" w:type="dxa"/>
-              <w:left w:w="120" w:type="dxa"/>
-              <w:right w:w="120" w:type="dxa"/>
-            </w:tcMar>
-            <w:tcBorders>
-              <w:top w:val="single" w:sz="4" w:space="0" w:color="CCCCCC"/>
-              <w:bottom w:val="single" w:sz="4" w:space="0" w:color="CCCCCC"/>
-              <w:left w:val="single" w:sz="4" w:space="0" w:color="CCCCCC"/>
-              <w:right w:val="single" w:sz="4" w:space="0" w:color="CCCCCC"/>
-            </w:tcBorders>
-          </w:tcPr>
-          <w:p>
-            <w:pPr>
-              <w:spacing w:before="60" w:after="60" w:line="252" w:lineRule="auto"/>
-              <w:jc w:val="left"/>
-            </w:pPr>
-            <w:r/>
-            <w:r>
-              <w:rPr>
-                <w:b/>
-              </w:rPr>
-              <w:t>+0.00</w:t>
-            </w:r>
-          </w:p>
-        </w:tc>
-        <w:tc>
-          <w:tcPr>
-            <w:tcW w:type="dxa" w:w="1440"/>
-            <w:shd w:fill="FFFFFF"/>
-            <w:tcMar>
-              <w:top w:w="100" w:type="dxa"/>
-              <w:bottom w:w="100" w:type="dxa"/>
-              <w:left w:w="120" w:type="dxa"/>
-              <w:right w:w="120" w:type="dxa"/>
-            </w:tcMar>
-            <w:tcBorders>
-              <w:top w:val="single" w:sz="4" w:space="0" w:color="CCCCCC"/>
-              <w:bottom w:val="single" w:sz="4" w:space="0" w:color="CCCCCC"/>
-              <w:left w:val="single" w:sz="4" w:space="0" w:color="CCCCCC"/>
-              <w:right w:val="single" w:sz="4" w:space="0" w:color="CCCCCC"/>
-            </w:tcBorders>
-          </w:tcPr>
-          <w:p>
-            <w:pPr>
-              <w:spacing w:before="60" w:after="60" w:line="252" w:lineRule="auto"/>
-              <w:jc w:val="left"/>
-            </w:pPr>
-            <w:r/>
-            <w:r>
-              <w:t>BEAR</w:t>
-            </w:r>
-          </w:p>
-        </w:tc>
-      </w:tr>
-      <w:tr>
-        <w:tc>
-          <w:tcPr>
-            <w:tcW w:type="dxa" w:w="1584"/>
-            <w:shd w:fill="F8FAFC"/>
-            <w:tcMar>
-              <w:top w:w="100" w:type="dxa"/>
-              <w:bottom w:w="100" w:type="dxa"/>
-              <w:left w:w="120" w:type="dxa"/>
-              <w:right w:w="120" w:type="dxa"/>
-            </w:tcMar>
-            <w:tcBorders>
-              <w:top w:val="single" w:sz="4" w:space="0" w:color="CCCCCC"/>
-              <w:bottom w:val="single" w:sz="4" w:space="0" w:color="CCCCCC"/>
-              <w:left w:val="single" w:sz="4" w:space="0" w:color="CCCCCC"/>
-              <w:right w:val="single" w:sz="4" w:space="0" w:color="CCCCCC"/>
-            </w:tcBorders>
-          </w:tcPr>
-          <w:p>
-            <w:pPr>
-              <w:spacing w:before="60" w:after="60" w:line="252" w:lineRule="auto"/>
-              <w:jc w:val="left"/>
-            </w:pPr>
-            <w:r/>
-            <w:r>
-              <w:rPr>
-                <w:b/>
-              </w:rPr>
-              <w:t>Fri 07/08</w:t>
-            </w:r>
-          </w:p>
-        </w:tc>
-        <w:tc>
-          <w:tcPr>
-            <w:tcW w:type="dxa" w:w="864"/>
-            <w:shd w:fill="F8FAFC"/>
-            <w:tcMar>
-              <w:top w:w="100" w:type="dxa"/>
-              <w:bottom w:w="100" w:type="dxa"/>
-              <w:left w:w="120" w:type="dxa"/>
-              <w:right w:w="120" w:type="dxa"/>
-            </w:tcMar>
-            <w:tcBorders>
-              <w:top w:val="single" w:sz="4" w:space="0" w:color="CCCCCC"/>
-              <w:bottom w:val="single" w:sz="4" w:space="0" w:color="CCCCCC"/>
-              <w:left w:val="single" w:sz="4" w:space="0" w:color="CCCCCC"/>
-              <w:right w:val="single" w:sz="4" w:space="0" w:color="CCCCCC"/>
-            </w:tcBorders>
-          </w:tcPr>
-          <w:p>
-            <w:pPr>
-              <w:spacing w:before="60" w:after="60" w:line="252" w:lineRule="auto"/>
-              <w:jc w:val="left"/>
-            </w:pPr>
-            <w:r/>
-            <w:r>
-              <w:t>NY Open 21-23</w:t>
-            </w:r>
-          </w:p>
-        </w:tc>
-        <w:tc>
-          <w:tcPr>
-            <w:tcW w:type="dxa" w:w="1440"/>
-            <w:shd w:fill="F8FAFC"/>
-            <w:tcMar>
-              <w:top w:w="100" w:type="dxa"/>
-              <w:bottom w:w="100" w:type="dxa"/>
-              <w:left w:w="120" w:type="dxa"/>
-              <w:right w:w="120" w:type="dxa"/>
-            </w:tcMar>
-            <w:tcBorders>
-              <w:top w:val="single" w:sz="4" w:space="0" w:color="CCCCCC"/>
-              <w:bottom w:val="single" w:sz="4" w:space="0" w:color="CCCCCC"/>
-              <w:left w:val="single" w:sz="4" w:space="0" w:color="CCCCCC"/>
-              <w:right w:val="single" w:sz="4" w:space="0" w:color="CCCCCC"/>
-            </w:tcBorders>
-          </w:tcPr>
-          <w:p>
-            <w:pPr>
-              <w:spacing w:before="60" w:after="60" w:line="252" w:lineRule="auto"/>
-              <w:jc w:val="left"/>
-            </w:pPr>
-            <w:r/>
-            <w:r>
-              <w:t>450.00</w:t>
-            </w:r>
-          </w:p>
-        </w:tc>
-        <w:tc>
-          <w:tcPr>
-            <w:tcW w:type="dxa" w:w="2016"/>
-            <w:shd w:fill="F8FAFC"/>
-            <w:tcMar>
-              <w:top w:w="100" w:type="dxa"/>
-              <w:bottom w:w="100" w:type="dxa"/>
-              <w:left w:w="120" w:type="dxa"/>
-              <w:right w:w="120" w:type="dxa"/>
-            </w:tcMar>
-            <w:tcBorders>
-              <w:top w:val="single" w:sz="4" w:space="0" w:color="CCCCCC"/>
-              <w:bottom w:val="single" w:sz="4" w:space="0" w:color="CCCCCC"/>
-              <w:left w:val="single" w:sz="4" w:space="0" w:color="CCCCCC"/>
-              <w:right w:val="single" w:sz="4" w:space="0" w:color="CCCCCC"/>
-            </w:tcBorders>
-          </w:tcPr>
-          <w:p>
-            <w:pPr>
-              <w:spacing w:before="60" w:after="60" w:line="252" w:lineRule="auto"/>
-              <w:jc w:val="left"/>
-            </w:pPr>
-            <w:r/>
-            <w:r>
-              <w:t>454.00</w:t>
-            </w:r>
-          </w:p>
-        </w:tc>
-        <w:tc>
-          <w:tcPr>
-            <w:tcW w:type="dxa" w:w="1152"/>
-            <w:shd w:fill="F8FAFC"/>
-            <w:tcMar>
-              <w:top w:w="100" w:type="dxa"/>
-              <w:bottom w:w="100" w:type="dxa"/>
-              <w:left w:w="120" w:type="dxa"/>
-              <w:right w:w="120" w:type="dxa"/>
-            </w:tcMar>
-            <w:tcBorders>
-              <w:top w:val="single" w:sz="4" w:space="0" w:color="CCCCCC"/>
-              <w:bottom w:val="single" w:sz="4" w:space="0" w:color="CCCCCC"/>
-              <w:left w:val="single" w:sz="4" w:space="0" w:color="CCCCCC"/>
-              <w:right w:val="single" w:sz="4" w:space="0" w:color="CCCCCC"/>
-            </w:tcBorders>
-          </w:tcPr>
-          <w:p>
-            <w:pPr>
-              <w:spacing w:before="60" w:after="60" w:line="252" w:lineRule="auto"/>
-              <w:jc w:val="left"/>
-            </w:pPr>
-            <w:r/>
-            <w:r>
-              <w:t>446.50</w:t>
-            </w:r>
-          </w:p>
-        </w:tc>
-        <w:tc>
-          <w:tcPr>
-            <w:tcW w:type="dxa" w:w="1728"/>
-            <w:shd w:fill="F8FAFC"/>
-            <w:tcMar>
-              <w:top w:w="100" w:type="dxa"/>
-              <w:bottom w:w="100" w:type="dxa"/>
-              <w:left w:w="120" w:type="dxa"/>
-              <w:right w:w="120" w:type="dxa"/>
-            </w:tcMar>
-            <w:tcBorders>
-              <w:top w:val="single" w:sz="4" w:space="0" w:color="CCCCCC"/>
-              <w:bottom w:val="single" w:sz="4" w:space="0" w:color="CCCCCC"/>
-              <w:left w:val="single" w:sz="4" w:space="0" w:color="CCCCCC"/>
-              <w:right w:val="single" w:sz="4" w:space="0" w:color="CCCCCC"/>
-            </w:tcBorders>
-          </w:tcPr>
-          <w:p>
-            <w:pPr>
-              <w:spacing w:before="60" w:after="60" w:line="252" w:lineRule="auto"/>
-              <w:jc w:val="left"/>
-            </w:pPr>
-            <w:r/>
-            <w:r>
-              <w:rPr>
-                <w:b/>
-              </w:rPr>
-              <w:t>450.50</w:t>
-            </w:r>
-          </w:p>
-        </w:tc>
-        <w:tc>
-          <w:tcPr>
-            <w:tcW w:type="dxa" w:w="3456"/>
-            <w:shd w:fill="F8FAFC"/>
-            <w:tcMar>
-              <w:top w:w="100" w:type="dxa"/>
-              <w:bottom w:w="100" w:type="dxa"/>
-              <w:left w:w="120" w:type="dxa"/>
-              <w:right w:w="120" w:type="dxa"/>
-            </w:tcMar>
-            <w:tcBorders>
-              <w:top w:val="single" w:sz="4" w:space="0" w:color="CCCCCC"/>
-              <w:bottom w:val="single" w:sz="4" w:space="0" w:color="CCCCCC"/>
-              <w:left w:val="single" w:sz="4" w:space="0" w:color="CCCCCC"/>
-              <w:right w:val="single" w:sz="4" w:space="0" w:color="CCCCCC"/>
-            </w:tcBorders>
-          </w:tcPr>
-          <w:p>
-            <w:pPr>
-              <w:spacing w:before="60" w:after="60" w:line="252" w:lineRule="auto"/>
-              <w:jc w:val="left"/>
-            </w:pPr>
-            <w:r/>
-            <w:r>
-              <w:rPr>
-                <w:b/>
-              </w:rPr>
-              <w:t>+0.50</w:t>
-            </w:r>
-          </w:p>
-        </w:tc>
-        <w:tc>
-          <w:tcPr>
-            <w:tcW w:type="dxa" w:w="1440"/>
-            <w:shd w:fill="F8FAFC"/>
-            <w:tcMar>
-              <w:top w:w="100" w:type="dxa"/>
-              <w:bottom w:w="100" w:type="dxa"/>
-              <w:left w:w="120" w:type="dxa"/>
-              <w:right w:w="120" w:type="dxa"/>
-            </w:tcMar>
-            <w:tcBorders>
-              <w:top w:val="single" w:sz="4" w:space="0" w:color="CCCCCC"/>
-              <w:bottom w:val="single" w:sz="4" w:space="0" w:color="CCCCCC"/>
-              <w:left w:val="single" w:sz="4" w:space="0" w:color="CCCCCC"/>
-              <w:right w:val="single" w:sz="4" w:space="0" w:color="CCCCCC"/>
-            </w:tcBorders>
-          </w:tcPr>
-          <w:p>
-            <w:pPr>
-              <w:spacing w:before="60" w:after="60" w:line="252" w:lineRule="auto"/>
-              <w:jc w:val="left"/>
-            </w:pPr>
-            <w:r/>
-            <w:r>
-              <w:t>BULL</w:t>
-            </w:r>
-          </w:p>
-        </w:tc>
-      </w:tr>
-      <w:tr>
-        <w:tc>
-          <w:tcPr>
-            <w:tcW w:type="dxa" w:w="1584"/>
-            <w:shd w:fill="FFFFFF"/>
-            <w:tcMar>
-              <w:top w:w="100" w:type="dxa"/>
-              <w:bottom w:w="100" w:type="dxa"/>
-              <w:left w:w="120" w:type="dxa"/>
-              <w:right w:w="120" w:type="dxa"/>
-            </w:tcMar>
-            <w:tcBorders>
-              <w:top w:val="single" w:sz="4" w:space="0" w:color="CCCCCC"/>
-              <w:bottom w:val="single" w:sz="4" w:space="0" w:color="CCCCCC"/>
-              <w:left w:val="single" w:sz="4" w:space="0" w:color="CCCCCC"/>
-              <w:right w:val="single" w:sz="4" w:space="0" w:color="CCCCCC"/>
-            </w:tcBorders>
-          </w:tcPr>
-          <w:p>
-            <w:pPr>
-              <w:spacing w:before="60" w:after="60" w:line="252" w:lineRule="auto"/>
-              <w:jc w:val="left"/>
-            </w:pPr>
-            <w:r/>
-            <w:r>
-              <w:rPr>
-                <w:b/>
-              </w:rPr>
-              <w:t>Fri 07/08</w:t>
-            </w:r>
-          </w:p>
-        </w:tc>
-        <w:tc>
-          <w:tcPr>
-            <w:tcW w:type="dxa" w:w="864"/>
-            <w:shd w:fill="FFFFFF"/>
-            <w:tcMar>
-              <w:top w:w="100" w:type="dxa"/>
-              <w:bottom w:w="100" w:type="dxa"/>
-              <w:left w:w="120" w:type="dxa"/>
-              <w:right w:w="120" w:type="dxa"/>
-            </w:tcMar>
-            <w:tcBorders>
-              <w:top w:val="single" w:sz="4" w:space="0" w:color="CCCCCC"/>
-              <w:bottom w:val="single" w:sz="4" w:space="0" w:color="CCCCCC"/>
-              <w:left w:val="single" w:sz="4" w:space="0" w:color="CCCCCC"/>
-              <w:right w:val="single" w:sz="4" w:space="0" w:color="CCCCCC"/>
-            </w:tcBorders>
-          </w:tcPr>
-          <w:p>
-            <w:pPr>
-              <w:spacing w:before="60" w:after="60" w:line="252" w:lineRule="auto"/>
-              <w:jc w:val="left"/>
-            </w:pPr>
-            <w:r/>
-            <w:r>
-              <w:t>NY Close 23-01</w:t>
-            </w:r>
-          </w:p>
-        </w:tc>
-        <w:tc>
-          <w:tcPr>
-            <w:tcW w:type="dxa" w:w="1440"/>
-            <w:shd w:fill="FFFFFF"/>
-            <w:tcMar>
-              <w:top w:w="100" w:type="dxa"/>
-              <w:bottom w:w="100" w:type="dxa"/>
-              <w:left w:w="120" w:type="dxa"/>
-              <w:right w:w="120" w:type="dxa"/>
-            </w:tcMar>
-            <w:tcBorders>
-              <w:top w:val="single" w:sz="4" w:space="0" w:color="CCCCCC"/>
-              <w:bottom w:val="single" w:sz="4" w:space="0" w:color="CCCCCC"/>
-              <w:left w:val="single" w:sz="4" w:space="0" w:color="CCCCCC"/>
-              <w:right w:val="single" w:sz="4" w:space="0" w:color="CCCCCC"/>
-            </w:tcBorders>
-          </w:tcPr>
-          <w:p>
-            <w:pPr>
-              <w:spacing w:before="60" w:after="60" w:line="252" w:lineRule="auto"/>
-              <w:jc w:val="left"/>
-            </w:pPr>
-            <w:r/>
-            <w:r>
-              <w:t>450.50</w:t>
-            </w:r>
-          </w:p>
-        </w:tc>
-        <w:tc>
-          <w:tcPr>
-            <w:tcW w:type="dxa" w:w="2016"/>
-            <w:shd w:fill="FFFFFF"/>
-            <w:tcMar>
-              <w:top w:w="100" w:type="dxa"/>
-              <w:bottom w:w="100" w:type="dxa"/>
-              <w:left w:w="120" w:type="dxa"/>
-              <w:right w:w="120" w:type="dxa"/>
-            </w:tcMar>
-            <w:tcBorders>
-              <w:top w:val="single" w:sz="4" w:space="0" w:color="CCCCCC"/>
-              <w:bottom w:val="single" w:sz="4" w:space="0" w:color="CCCCCC"/>
-              <w:left w:val="single" w:sz="4" w:space="0" w:color="CCCCCC"/>
-              <w:right w:val="single" w:sz="4" w:space="0" w:color="CCCCCC"/>
-            </w:tcBorders>
-          </w:tcPr>
-          <w:p>
-            <w:pPr>
-              <w:spacing w:before="60" w:after="60" w:line="252" w:lineRule="auto"/>
-              <w:jc w:val="left"/>
-            </w:pPr>
-            <w:r/>
-            <w:r>
-              <w:t>454.50</w:t>
-            </w:r>
-          </w:p>
-        </w:tc>
-        <w:tc>
-          <w:tcPr>
-            <w:tcW w:type="dxa" w:w="1152"/>
-            <w:shd w:fill="FFFFFF"/>
-            <w:tcMar>
-              <w:top w:w="100" w:type="dxa"/>
-              <w:bottom w:w="100" w:type="dxa"/>
-              <w:left w:w="120" w:type="dxa"/>
-              <w:right w:w="120" w:type="dxa"/>
-            </w:tcMar>
-            <w:tcBorders>
-              <w:top w:val="single" w:sz="4" w:space="0" w:color="CCCCCC"/>
-              <w:bottom w:val="single" w:sz="4" w:space="0" w:color="CCCCCC"/>
-              <w:left w:val="single" w:sz="4" w:space="0" w:color="CCCCCC"/>
-              <w:right w:val="single" w:sz="4" w:space="0" w:color="CCCCCC"/>
-            </w:tcBorders>
-          </w:tcPr>
-          <w:p>
-            <w:pPr>
-              <w:spacing w:before="60" w:after="60" w:line="252" w:lineRule="auto"/>
-              <w:jc w:val="left"/>
-            </w:pPr>
-            <w:r/>
-            <w:r>
-              <w:t>448.75</w:t>
-            </w:r>
-          </w:p>
-        </w:tc>
-        <w:tc>
-          <w:tcPr>
-            <w:tcW w:type="dxa" w:w="1728"/>
-            <w:shd w:fill="FFFFFF"/>
-            <w:tcMar>
-              <w:top w:w="100" w:type="dxa"/>
-              <w:bottom w:w="100" w:type="dxa"/>
-              <w:left w:w="120" w:type="dxa"/>
-              <w:right w:w="120" w:type="dxa"/>
-            </w:tcMar>
-            <w:tcBorders>
-              <w:top w:val="single" w:sz="4" w:space="0" w:color="CCCCCC"/>
-              <w:bottom w:val="single" w:sz="4" w:space="0" w:color="CCCCCC"/>
-              <w:left w:val="single" w:sz="4" w:space="0" w:color="CCCCCC"/>
-              <w:right w:val="single" w:sz="4" w:space="0" w:color="CCCCCC"/>
-            </w:tcBorders>
-          </w:tcPr>
-          <w:p>
-            <w:pPr>
-              <w:spacing w:before="60" w:after="60" w:line="252" w:lineRule="auto"/>
-              <w:jc w:val="left"/>
-            </w:pPr>
-            <w:r/>
-            <w:r>
-              <w:rPr>
-                <w:b/>
-              </w:rPr>
-              <w:t>450.25</w:t>
             </w:r>
           </w:p>
         </w:tc>
@@ -21791,7 +21791,7 @@
         <w:t>Giá Chốt Phiên (Close):</w:t>
       </w:r>
       <w:r>
-        <w:t xml:space="preserve"> 636.50 cents | </w:t>
+        <w:t xml:space="preserve"> 639.75 cents | </w:t>
       </w:r>
       <w:r>
         <w:rPr>
@@ -21806,10 +21806,10 @@
         <w:rPr>
           <w:b/>
         </w:rPr>
-        <w:t>`637.47 cents`</w:t>
+        <w:t>`640.77 cents`</w:t>
       </w:r>
       <w:r>
-        <w:t xml:space="preserve"> (+0.97).</w:t>
+        <w:t xml:space="preserve"> (+1.02).</w:t>
       </w:r>
     </w:p>
     <w:p>
@@ -21830,7 +21830,7 @@
         <w:rPr>
           <w:b/>
         </w:rPr>
-        <w:t>`2,753`</w:t>
+        <w:t>`3,833`</w:t>
       </w:r>
       <w:r>
         <w:t xml:space="preserve"> (Chênh lệch: </w:t>
@@ -21839,7 +21839,7 @@
         <w:rPr>
           <w:b/>
         </w:rPr>
-        <w:t>`-67,755`</w:t>
+        <w:t>`-66,675`</w:t>
       </w:r>
       <w:r>
         <w:t xml:space="preserve">) | OI: </w:t>
@@ -21881,7 +21881,7 @@
         <w:rPr>
           <w:b/>
         </w:rPr>
-        <w:t>`Bearish Engulfing (Nhấn chìm giảm thiểu)`</w:t>
+        <w:t>`Không phát hiện mô hình nến đặc biệt`</w:t>
       </w:r>
     </w:p>
     <w:p>
@@ -21901,9 +21901,9 @@
       <w:r>
         <w:rPr>
           <w:b/>
-          <w:color w:val="15803D"/>
+          <w:color w:val="B91C1C"/>
         </w:rPr>
-        <w:t>`Giảm suy yếu / Đáy ngắn hạn (Long Liquidation Decline)`</w:t>
+        <w:t>`Tăng yếu / Rủi ro đảo chiều (Short Covering Rally)`</w:t>
       </w:r>
     </w:p>
     <w:p>
@@ -21918,16 +21918,16 @@
         <w:t>Đánh giá xu hướng kết hợp:</w:t>
       </w:r>
       <w:r>
-        <w:t xml:space="preserve"> ️ </w:t>
+        <w:t xml:space="preserve"> </w:t>
       </w:r>
       <w:r>
         <w:rPr>
           <w:b/>
         </w:rPr>
-        <w:t>HỒI KỸ THUẬT YẾU (Weak Bullish Retest):</w:t>
+        <w:t>TÍCH LŨY TÍCH CỰC (Accumulation):</w:t>
       </w:r>
       <w:r>
-        <w:t xml:space="preserve"> Xuất hiện nến tăng nhưng dòng tiền/thanh khoản yếu. Cần quan sát thêm lực cầu.</w:t>
+        <w:t xml:space="preserve"> Nến đi ngang nhưng dòng tiền âm thầm gia tăng (OI tăng), báo hiệu chuẩn bị có nhịp bứt phá tăng.</w:t>
       </w:r>
     </w:p>
     <w:p>
@@ -22173,7 +22173,7 @@
               <w:rPr>
                 <w:b/>
               </w:rPr>
-              <w:t>78.85</w:t>
+              <w:t>80.17</w:t>
             </w:r>
           </w:p>
         </w:tc>
@@ -22204,7 +22204,7 @@
               <w:rPr>
                 <w:b/>
               </w:rPr>
-              <w:t>-0.64%</w:t>
+              <w:t>+1.02%</w:t>
             </w:r>
           </w:p>
         </w:tc>
@@ -22232,7 +22232,7 @@
             </w:pPr>
             <w:r/>
             <w:r>
-              <w:t>Giá dầu Giảm giảm bớt premium rủi ro địa chính trị, tạo áp lực chốt lời lúa mì.</w:t>
+              <w:t>Giá dầu Tăng tăng premium rủi ro địa chính trị và logistics Biển Đen, hỗ trợ giá lúa mì.</w:t>
             </w:r>
           </w:p>
         </w:tc>
@@ -22296,7 +22296,7 @@
               <w:rPr>
                 <w:b/>
               </w:rPr>
-              <w:t>99.86</w:t>
+              <w:t>99.84</w:t>
             </w:r>
           </w:p>
         </w:tc>
@@ -22327,7 +22327,7 @@
               <w:rPr>
                 <w:b/>
               </w:rPr>
-              <w:t>-0.03%</w:t>
+              <w:t>-0.05%</w:t>
             </w:r>
           </w:p>
         </w:tc>
@@ -22941,7 +22941,7 @@
         <w:t xml:space="preserve"> EMA_21 </w:t>
       </w:r>
       <w:r>
-        <w:t xml:space="preserve"> (640.14) &lt; </w:t>
+        <w:t xml:space="preserve"> (640.25) &lt; </w:t>
       </w:r>
       <w:r>
         <w:rPr>
@@ -22952,7 +22952,7 @@
         <w:t xml:space="preserve"> EMA_50 </w:t>
       </w:r>
       <w:r>
-        <w:t xml:space="preserve"> (644.53).</w:t>
+        <w:t xml:space="preserve"> (644.41).</w:t>
       </w:r>
     </w:p>
     <w:p>
@@ -22973,7 +22973,7 @@
         <w:rPr>
           <w:b/>
         </w:rPr>
-        <w:t>`39.95`</w:t>
+        <w:t>`46.78`</w:t>
       </w:r>
       <w:r>
         <w:t xml:space="preserve"> | ATR (14) = </w:t>
@@ -22982,7 +22982,7 @@
         <w:rPr>
           <w:b/>
         </w:rPr>
-        <w:t>`3.28`</w:t>
+        <w:t>`3.27`</w:t>
       </w:r>
       <w:r>
         <w:t xml:space="preserve"> cents | Volatility = </w:t>
@@ -22991,7 +22991,7 @@
         <w:rPr>
           <w:b/>
         </w:rPr>
-        <w:t>`3.00 cents`</w:t>
+        <w:t>`2.75 cents`</w:t>
       </w:r>
       <w:r>
         <w:t>.</w:t>
@@ -23015,7 +23015,7 @@
         <w:rPr>
           <w:b/>
         </w:rPr>
-        <w:t>`634.75`</w:t>
+        <w:t>`636.25`</w:t>
       </w:r>
       <w:r>
         <w:t xml:space="preserve"> | S2: </w:t>
@@ -23033,7 +23033,7 @@
         <w:rPr>
           <w:b/>
         </w:rPr>
-        <w:t>`638.75`</w:t>
+        <w:t>`642.00`</w:t>
       </w:r>
       <w:r>
         <w:t xml:space="preserve"> | R2: </w:t>
@@ -23766,7 +23766,7 @@
           <w:b/>
           <w:color w:val="B91C1C"/>
         </w:rPr>
-        <w:t>`640.14 - 644.53 cents (Canh bán hồi kỹ thuật H1)`</w:t>
+        <w:t>`640.25 - 644.41 cents (Canh bán hồi kỹ thuật H1)`</w:t>
       </w:r>
       <w:r>
         <w:t xml:space="preserve"> | SL: </w:t>
@@ -23775,7 +23775,7 @@
         <w:rPr>
           <w:b/>
         </w:rPr>
-        <w:t>`716.17 cents (Trên kháng cự R2 + 1.5x ATR)`</w:t>
+        <w:t>`716.15 cents (Trên kháng cự R2 + 1.5x ATR)`</w:t>
       </w:r>
       <w:r>
         <w:t xml:space="preserve"> | TP: </w:t>
@@ -23786,7 +23786,7 @@
           <w:color w:val="D97706"/>
           <w:sz w:val="19"/>
         </w:rPr>
-        <w:t xml:space="preserve"> 634.75 cents </w:t>
+        <w:t xml:space="preserve"> 636.25 cents </w:t>
       </w:r>
       <w:r>
         <w:t xml:space="preserve"> / </w:t>
@@ -23837,7 +23837,7 @@
         <w:rPr>
           <w:b/>
         </w:rPr>
-        <w:t>`632.75 - 634.75 cents`</w:t>
+        <w:t>`634.25 - 636.25 cents`</w:t>
       </w:r>
       <w:r>
         <w:t xml:space="preserve"> | SL: </w:t>
@@ -23846,7 +23846,7 @@
         <w:rPr>
           <w:b/>
         </w:rPr>
-        <w:t>`587.22 cents`</w:t>
+        <w:t>`587.23 cents`</w:t>
       </w:r>
       <w:r>
         <w:t xml:space="preserve"> | TP: </w:t>
@@ -23855,7 +23855,7 @@
         <w:rPr>
           <w:b/>
         </w:rPr>
-        <w:t>`638.75 cents (Đón sóng hồi trung hạn ~14.5 giá)`</w:t>
+        <w:t>`642.00 cents (Đón sóng hồi trung hạn ~14.5 giá)`</w:t>
       </w:r>
       <w:r>
         <w:t>.</w:t>
@@ -23883,7 +23883,7 @@
         <w:rPr>
           <w:b/>
         </w:rPr>
-        <w:t>`638.75 - 640.75 cents`</w:t>
+        <w:t>`642.00 - 644.00 cents`</w:t>
       </w:r>
       <w:r>
         <w:t xml:space="preserve"> | SL: </w:t>
@@ -23892,7 +23892,7 @@
         <w:rPr>
           <w:b/>
         </w:rPr>
-        <w:t>`642.03 cents`</w:t>
+        <w:t>`645.27 cents`</w:t>
       </w:r>
       <w:r>
         <w:t xml:space="preserve"> | TP: </w:t>
@@ -23941,7 +23941,7 @@
         <w:rPr>
           <w:b/>
         </w:rPr>
-        <w:t>`593.78 - 606.00 cents`</w:t>
+        <w:t>`593.60 - 606.00 cents`</w:t>
       </w:r>
     </w:p>
     <w:p>
@@ -24348,7 +24348,7 @@
             </w:pPr>
             <w:r/>
             <w:r>
-              <w:t>636.50</w:t>
+              <w:t>639.75</w:t>
             </w:r>
           </w:p>
         </w:tc>
@@ -24376,7 +24376,7 @@
             </w:pPr>
             <w:r/>
             <w:r>
-              <w:t>647.75</w:t>
+              <w:t>651.00</w:t>
             </w:r>
           </w:p>
         </w:tc>
@@ -24404,7 +24404,7 @@
             </w:pPr>
             <w:r/>
             <w:r>
-              <w:t>631.00</w:t>
+              <w:t>634.25</w:t>
             </w:r>
           </w:p>
         </w:tc>
@@ -24435,7 +24435,7 @@
               <w:rPr>
                 <w:b/>
               </w:rPr>
-              <w:t>635.75</w:t>
+              <w:t>639.00</w:t>
             </w:r>
           </w:p>
         </w:tc>
@@ -24583,7 +24583,7 @@
             </w:pPr>
             <w:r/>
             <w:r>
-              <w:t>635.75</w:t>
+              <w:t>639.00</w:t>
             </w:r>
           </w:p>
         </w:tc>
@@ -24611,7 +24611,7 @@
             </w:pPr>
             <w:r/>
             <w:r>
-              <w:t>643.25</w:t>
+              <w:t>646.50</w:t>
             </w:r>
           </w:p>
         </w:tc>
@@ -24639,7 +24639,7 @@
             </w:pPr>
             <w:r/>
             <w:r>
-              <w:t>629.75</w:t>
+              <w:t>633.00</w:t>
             </w:r>
           </w:p>
         </w:tc>
@@ -24670,7 +24670,7 @@
               <w:rPr>
                 <w:b/>
               </w:rPr>
-              <w:t>635.25</w:t>
+              <w:t>638.50</w:t>
             </w:r>
           </w:p>
         </w:tc>
@@ -24818,7 +24818,7 @@
             </w:pPr>
             <w:r/>
             <w:r>
-              <w:t>635.25</w:t>
+              <w:t>638.50</w:t>
             </w:r>
           </w:p>
         </w:tc>
@@ -24846,7 +24846,7 @@
             </w:pPr>
             <w:r/>
             <w:r>
-              <w:t>649.00</w:t>
+              <w:t>652.25</w:t>
             </w:r>
           </w:p>
         </w:tc>
@@ -24874,7 +24874,7 @@
             </w:pPr>
             <w:r/>
             <w:r>
-              <w:t>620.50</w:t>
+              <w:t>623.75</w:t>
             </w:r>
           </w:p>
         </w:tc>
@@ -24905,7 +24905,7 @@
               <w:rPr>
                 <w:b/>
               </w:rPr>
-              <w:t>637.25</w:t>
+              <w:t>640.50</w:t>
             </w:r>
           </w:p>
         </w:tc>
@@ -25053,7 +25053,7 @@
             </w:pPr>
             <w:r/>
             <w:r>
-              <w:t>637.25</w:t>
+              <w:t>640.50</w:t>
             </w:r>
           </w:p>
         </w:tc>
@@ -25081,7 +25081,7 @@
             </w:pPr>
             <w:r/>
             <w:r>
-              <w:t>650.50</w:t>
+              <w:t>653.75</w:t>
             </w:r>
           </w:p>
         </w:tc>
@@ -25109,7 +25109,7 @@
             </w:pPr>
             <w:r/>
             <w:r>
-              <w:t>629.00</w:t>
+              <w:t>632.25</w:t>
             </w:r>
           </w:p>
         </w:tc>
@@ -25140,7 +25140,7 @@
               <w:rPr>
                 <w:b/>
               </w:rPr>
-              <w:t>638.50</w:t>
+              <w:t>641.75</w:t>
             </w:r>
           </w:p>
         </w:tc>
@@ -25288,7 +25288,7 @@
             </w:pPr>
             <w:r/>
             <w:r>
-              <w:t>638.50</w:t>
+              <w:t>641.75</w:t>
             </w:r>
           </w:p>
         </w:tc>
@@ -25316,7 +25316,7 @@
             </w:pPr>
             <w:r/>
             <w:r>
-              <w:t>655.00</w:t>
+              <w:t>658.25</w:t>
             </w:r>
           </w:p>
         </w:tc>
@@ -25344,7 +25344,7 @@
             </w:pPr>
             <w:r/>
             <w:r>
-              <w:t>628.00</w:t>
+              <w:t>631.25</w:t>
             </w:r>
           </w:p>
         </w:tc>
@@ -25375,7 +25375,7 @@
               <w:rPr>
                 <w:b/>
               </w:rPr>
-              <w:t>643.00</w:t>
+              <w:t>646.25</w:t>
             </w:r>
           </w:p>
         </w:tc>
@@ -25523,7 +25523,7 @@
             </w:pPr>
             <w:r/>
             <w:r>
-              <w:t>643.00</w:t>
+              <w:t>646.25</w:t>
             </w:r>
           </w:p>
         </w:tc>
@@ -25551,7 +25551,7 @@
             </w:pPr>
             <w:r/>
             <w:r>
-              <w:t>650.75</w:t>
+              <w:t>654.00</w:t>
             </w:r>
           </w:p>
         </w:tc>
@@ -25579,7 +25579,7 @@
             </w:pPr>
             <w:r/>
             <w:r>
-              <w:t>632.00</w:t>
+              <w:t>635.25</w:t>
             </w:r>
           </w:p>
         </w:tc>
@@ -25610,7 +25610,7 @@
               <w:rPr>
                 <w:b/>
               </w:rPr>
-              <w:t>644.25</w:t>
+              <w:t>647.50</w:t>
             </w:r>
           </w:p>
         </w:tc>
@@ -25758,7 +25758,7 @@
             </w:pPr>
             <w:r/>
             <w:r>
-              <w:t>644.25</w:t>
+              <w:t>647.50</w:t>
             </w:r>
           </w:p>
         </w:tc>
@@ -25786,7 +25786,7 @@
             </w:pPr>
             <w:r/>
             <w:r>
-              <w:t>652.50</w:t>
+              <w:t>655.75</w:t>
             </w:r>
           </w:p>
         </w:tc>
@@ -25814,7 +25814,7 @@
             </w:pPr>
             <w:r/>
             <w:r>
-              <w:t>633.75</w:t>
+              <w:t>637.00</w:t>
             </w:r>
           </w:p>
         </w:tc>
@@ -25845,7 +25845,7 @@
               <w:rPr>
                 <w:b/>
               </w:rPr>
-              <w:t>646.00</w:t>
+              <w:t>649.25</w:t>
             </w:r>
           </w:p>
         </w:tc>
@@ -25993,7 +25993,7 @@
             </w:pPr>
             <w:r/>
             <w:r>
-              <w:t>646.00</w:t>
+              <w:t>649.25</w:t>
             </w:r>
           </w:p>
         </w:tc>
@@ -26021,7 +26021,7 @@
             </w:pPr>
             <w:r/>
             <w:r>
-              <w:t>658.25</w:t>
+              <w:t>661.50</w:t>
             </w:r>
           </w:p>
         </w:tc>
@@ -26049,7 +26049,7 @@
             </w:pPr>
             <w:r/>
             <w:r>
-              <w:t>636.25</w:t>
+              <w:t>639.50</w:t>
             </w:r>
           </w:p>
         </w:tc>
@@ -26080,7 +26080,7 @@
               <w:rPr>
                 <w:b/>
               </w:rPr>
-              <w:t>645.00</w:t>
+              <w:t>648.25</w:t>
             </w:r>
           </w:p>
         </w:tc>
@@ -26228,7 +26228,7 @@
             </w:pPr>
             <w:r/>
             <w:r>
-              <w:t>645.00</w:t>
+              <w:t>648.25</w:t>
             </w:r>
           </w:p>
         </w:tc>
@@ -26256,7 +26256,7 @@
             </w:pPr>
             <w:r/>
             <w:r>
-              <w:t>655.50</w:t>
+              <w:t>658.75</w:t>
             </w:r>
           </w:p>
         </w:tc>
@@ -26284,7 +26284,7 @@
             </w:pPr>
             <w:r/>
             <w:r>
-              <w:t>630.25</w:t>
+              <w:t>633.50</w:t>
             </w:r>
           </w:p>
         </w:tc>
@@ -26315,7 +26315,7 @@
               <w:rPr>
                 <w:b/>
               </w:rPr>
-              <w:t>647.25</w:t>
+              <w:t>650.50</w:t>
             </w:r>
           </w:p>
         </w:tc>
@@ -26463,7 +26463,7 @@
             </w:pPr>
             <w:r/>
             <w:r>
-              <w:t>647.25</w:t>
+              <w:t>650.50</w:t>
             </w:r>
           </w:p>
         </w:tc>
@@ -26491,7 +26491,7 @@
             </w:pPr>
             <w:r/>
             <w:r>
-              <w:t>657.75</w:t>
+              <w:t>661.00</w:t>
             </w:r>
           </w:p>
         </w:tc>
@@ -26519,7 +26519,7 @@
             </w:pPr>
             <w:r/>
             <w:r>
-              <w:t>641.00</w:t>
+              <w:t>644.25</w:t>
             </w:r>
           </w:p>
         </w:tc>
@@ -26550,7 +26550,7 @@
               <w:rPr>
                 <w:b/>
               </w:rPr>
-              <w:t>648.00</w:t>
+              <w:t>651.25</w:t>
             </w:r>
           </w:p>
         </w:tc>
@@ -26698,7 +26698,7 @@
             </w:pPr>
             <w:r/>
             <w:r>
-              <w:t>648.00</w:t>
+              <w:t>651.25</w:t>
             </w:r>
           </w:p>
         </w:tc>
@@ -26726,7 +26726,7 @@
             </w:pPr>
             <w:r/>
             <w:r>
-              <w:t>662.25</w:t>
+              <w:t>665.50</w:t>
             </w:r>
           </w:p>
         </w:tc>
@@ -26754,7 +26754,7 @@
             </w:pPr>
             <w:r/>
             <w:r>
-              <w:t>633.25</w:t>
+              <w:t>636.50</w:t>
             </w:r>
           </w:p>
         </w:tc>
@@ -26785,7 +26785,7 @@
               <w:rPr>
                 <w:b/>
               </w:rPr>
-              <w:t>650.00</w:t>
+              <w:t>653.25</w:t>
             </w:r>
           </w:p>
         </w:tc>
@@ -26933,7 +26933,7 @@
             </w:pPr>
             <w:r/>
             <w:r>
-              <w:t>650.00</w:t>
+              <w:t>653.25</w:t>
             </w:r>
           </w:p>
         </w:tc>
@@ -26961,7 +26961,7 @@
             </w:pPr>
             <w:r/>
             <w:r>
-              <w:t>656.50</w:t>
+              <w:t>659.75</w:t>
             </w:r>
           </w:p>
         </w:tc>
@@ -26989,7 +26989,7 @@
             </w:pPr>
             <w:r/>
             <w:r>
-              <w:t>643.25</w:t>
+              <w:t>646.50</w:t>
             </w:r>
           </w:p>
         </w:tc>
@@ -27020,7 +27020,7 @@
               <w:rPr>
                 <w:b/>
               </w:rPr>
-              <w:t>650.25</w:t>
+              <w:t>653.50</w:t>
             </w:r>
           </w:p>
         </w:tc>
@@ -27168,7 +27168,7 @@
             </w:pPr>
             <w:r/>
             <w:r>
-              <w:t>650.25</w:t>
+              <w:t>653.50</w:t>
             </w:r>
           </w:p>
         </w:tc>
@@ -27196,7 +27196,7 @@
             </w:pPr>
             <w:r/>
             <w:r>
-              <w:t>660.50</w:t>
+              <w:t>663.75</w:t>
             </w:r>
           </w:p>
         </w:tc>
@@ -27224,7 +27224,7 @@
             </w:pPr>
             <w:r/>
             <w:r>
-              <w:t>642.25</w:t>
+              <w:t>645.50</w:t>
             </w:r>
           </w:p>
         </w:tc>
@@ -27255,7 +27255,7 @@
               <w:rPr>
                 <w:b/>
               </w:rPr>
-              <w:t>650.75</w:t>
+              <w:t>654.00</w:t>
             </w:r>
           </w:p>
         </w:tc>
@@ -27403,7 +27403,7 @@
             </w:pPr>
             <w:r/>
             <w:r>
-              <w:t>650.75</w:t>
+              <w:t>654.00</w:t>
             </w:r>
           </w:p>
         </w:tc>
@@ -27431,7 +27431,7 @@
             </w:pPr>
             <w:r/>
             <w:r>
-              <w:t>657.75</w:t>
+              <w:t>661.00</w:t>
             </w:r>
           </w:p>
         </w:tc>
@@ -27459,7 +27459,7 @@
             </w:pPr>
             <w:r/>
             <w:r>
-              <w:t>644.75</w:t>
+              <w:t>648.00</w:t>
             </w:r>
           </w:p>
         </w:tc>
@@ -27490,7 +27490,7 @@
               <w:rPr>
                 <w:b/>
               </w:rPr>
-              <w:t>650.00</w:t>
+              <w:t>653.25</w:t>
             </w:r>
           </w:p>
         </w:tc>
@@ -27638,7 +27638,7 @@
             </w:pPr>
             <w:r/>
             <w:r>
-              <w:t>650.00</w:t>
+              <w:t>653.25</w:t>
             </w:r>
           </w:p>
         </w:tc>
@@ -27666,7 +27666,7 @@
             </w:pPr>
             <w:r/>
             <w:r>
-              <w:t>663.50</w:t>
+              <w:t>666.75</w:t>
             </w:r>
           </w:p>
         </w:tc>
@@ -27694,7 +27694,7 @@
             </w:pPr>
             <w:r/>
             <w:r>
-              <w:t>637.00</w:t>
+              <w:t>640.25</w:t>
             </w:r>
           </w:p>
         </w:tc>
@@ -27725,7 +27725,7 @@
               <w:rPr>
                 <w:b/>
               </w:rPr>
-              <w:t>651.75</w:t>
+              <w:t>655.00</w:t>
             </w:r>
           </w:p>
         </w:tc>
@@ -27873,7 +27873,7 @@
             </w:pPr>
             <w:r/>
             <w:r>
-              <w:t>651.75</w:t>
+              <w:t>655.00</w:t>
             </w:r>
           </w:p>
         </w:tc>
@@ -27901,7 +27901,7 @@
             </w:pPr>
             <w:r/>
             <w:r>
-              <w:t>661.00</w:t>
+              <w:t>664.25</w:t>
             </w:r>
           </w:p>
         </w:tc>
@@ -27929,7 +27929,7 @@
             </w:pPr>
             <w:r/>
             <w:r>
-              <w:t>641.00</w:t>
+              <w:t>644.25</w:t>
             </w:r>
           </w:p>
         </w:tc>
@@ -27960,7 +27960,7 @@
               <w:rPr>
                 <w:b/>
               </w:rPr>
-              <w:t>652.25</w:t>
+              <w:t>655.50</w:t>
             </w:r>
           </w:p>
         </w:tc>
@@ -28108,7 +28108,7 @@
             </w:pPr>
             <w:r/>
             <w:r>
-              <w:t>652.25</w:t>
+              <w:t>655.50</w:t>
             </w:r>
           </w:p>
         </w:tc>
@@ -28136,7 +28136,7 @@
             </w:pPr>
             <w:r/>
             <w:r>
-              <w:t>664.50</w:t>
+              <w:t>667.75</w:t>
             </w:r>
           </w:p>
         </w:tc>
@@ -28164,7 +28164,7 @@
             </w:pPr>
             <w:r/>
             <w:r>
-              <w:t>638.00</w:t>
+              <w:t>641.25</w:t>
             </w:r>
           </w:p>
         </w:tc>
@@ -28195,7 +28195,7 @@
               <w:rPr>
                 <w:b/>
               </w:rPr>
-              <w:t>650.75</w:t>
+              <w:t>654.00</w:t>
             </w:r>
           </w:p>
         </w:tc>
@@ -28343,7 +28343,7 @@
             </w:pPr>
             <w:r/>
             <w:r>
-              <w:t>650.75</w:t>
+              <w:t>654.00</w:t>
             </w:r>
           </w:p>
         </w:tc>
@@ -28371,7 +28371,7 @@
             </w:pPr>
             <w:r/>
             <w:r>
-              <w:t>657.75</w:t>
+              <w:t>661.00</w:t>
             </w:r>
           </w:p>
         </w:tc>
@@ -28399,7 +28399,7 @@
             </w:pPr>
             <w:r/>
             <w:r>
-              <w:t>641.25</w:t>
+              <w:t>644.50</w:t>
             </w:r>
           </w:p>
         </w:tc>
@@ -28430,7 +28430,7 @@
               <w:rPr>
                 <w:b/>
               </w:rPr>
-              <w:t>651.25</w:t>
+              <w:t>654.50</w:t>
             </w:r>
           </w:p>
         </w:tc>
@@ -28578,7 +28578,7 @@
             </w:pPr>
             <w:r/>
             <w:r>
-              <w:t>651.25</w:t>
+              <w:t>654.50</w:t>
             </w:r>
           </w:p>
         </w:tc>
@@ -28606,7 +28606,7 @@
             </w:pPr>
             <w:r/>
             <w:r>
-              <w:t>661.75</w:t>
+              <w:t>665.00</w:t>
             </w:r>
           </w:p>
         </w:tc>
@@ -28634,7 +28634,7 @@
             </w:pPr>
             <w:r/>
             <w:r>
-              <w:t>644.00</w:t>
+              <w:t>647.25</w:t>
             </w:r>
           </w:p>
         </w:tc>
@@ -28665,7 +28665,7 @@
               <w:rPr>
                 <w:b/>
               </w:rPr>
-              <w:t>651.00</w:t>
+              <w:t>654.25</w:t>
             </w:r>
           </w:p>
         </w:tc>
@@ -28813,7 +28813,7 @@
             </w:pPr>
             <w:r/>
             <w:r>
-              <w:t>651.00</w:t>
+              <w:t>654.25</w:t>
             </w:r>
           </w:p>
         </w:tc>
@@ -28841,7 +28841,7 @@
             </w:pPr>
             <w:r/>
             <w:r>
-              <w:t>660.75</w:t>
+              <w:t>664.00</w:t>
             </w:r>
           </w:p>
         </w:tc>
@@ -28869,7 +28869,7 @@
             </w:pPr>
             <w:r/>
             <w:r>
-              <w:t>641.25</w:t>
+              <w:t>644.50</w:t>
             </w:r>
           </w:p>
         </w:tc>
@@ -28900,7 +28900,7 @@
               <w:rPr>
                 <w:b/>
               </w:rPr>
-              <w:t>651.50</w:t>
+              <w:t>654.75</w:t>
             </w:r>
           </w:p>
         </w:tc>
@@ -29048,7 +29048,7 @@
             </w:pPr>
             <w:r/>
             <w:r>
-              <w:t>651.50</w:t>
+              <w:t>654.75</w:t>
             </w:r>
           </w:p>
         </w:tc>
@@ -29076,7 +29076,7 @@
             </w:pPr>
             <w:r/>
             <w:r>
-              <w:t>662.25</w:t>
+              <w:t>665.50</w:t>
             </w:r>
           </w:p>
         </w:tc>
@@ -29104,7 +29104,7 @@
             </w:pPr>
             <w:r/>
             <w:r>
-              <w:t>644.25</w:t>
+              <w:t>647.50</w:t>
             </w:r>
           </w:p>
         </w:tc>
@@ -29135,7 +29135,7 @@
               <w:rPr>
                 <w:b/>
               </w:rPr>
-              <w:t>652.25</w:t>
+              <w:t>655.50</w:t>
             </w:r>
           </w:p>
         </w:tc>
@@ -29283,7 +29283,7 @@
             </w:pPr>
             <w:r/>
             <w:r>
-              <w:t>652.25</w:t>
+              <w:t>655.50</w:t>
             </w:r>
           </w:p>
         </w:tc>
@@ -29311,7 +29311,7 @@
             </w:pPr>
             <w:r/>
             <w:r>
-              <w:t>658.75</w:t>
+              <w:t>662.00</w:t>
             </w:r>
           </w:p>
         </w:tc>
@@ -29339,7 +29339,7 @@
             </w:pPr>
             <w:r/>
             <w:r>
-              <w:t>643.75</w:t>
+              <w:t>647.00</w:t>
             </w:r>
           </w:p>
         </w:tc>
@@ -29370,7 +29370,7 @@
               <w:rPr>
                 <w:b/>
               </w:rPr>
-              <w:t>652.75</w:t>
+              <w:t>656.00</w:t>
             </w:r>
           </w:p>
         </w:tc>
@@ -29518,7 +29518,7 @@
             </w:pPr>
             <w:r/>
             <w:r>
-              <w:t>652.75</w:t>
+              <w:t>656.00</w:t>
             </w:r>
           </w:p>
         </w:tc>
@@ -29546,7 +29546,7 @@
             </w:pPr>
             <w:r/>
             <w:r>
-              <w:t>663.75</w:t>
+              <w:t>667.00</w:t>
             </w:r>
           </w:p>
         </w:tc>
@@ -29574,7 +29574,7 @@
             </w:pPr>
             <w:r/>
             <w:r>
-              <w:t>641.00</w:t>
+              <w:t>644.25</w:t>
             </w:r>
           </w:p>
         </w:tc>
@@ -29605,7 +29605,7 @@
               <w:rPr>
                 <w:b/>
               </w:rPr>
-              <w:t>656.25</w:t>
+              <w:t>659.50</w:t>
             </w:r>
           </w:p>
         </w:tc>
@@ -29753,7 +29753,7 @@
             </w:pPr>
             <w:r/>
             <w:r>
-              <w:t>656.25</w:t>
+              <w:t>659.50</w:t>
             </w:r>
           </w:p>
         </w:tc>
@@ -29781,7 +29781,7 @@
             </w:pPr>
             <w:r/>
             <w:r>
-              <w:t>661.75</w:t>
+              <w:t>665.00</w:t>
             </w:r>
           </w:p>
         </w:tc>
@@ -29809,7 +29809,7 @@
             </w:pPr>
             <w:r/>
             <w:r>
-              <w:t>648.50</w:t>
+              <w:t>651.75</w:t>
             </w:r>
           </w:p>
         </w:tc>
@@ -29840,7 +29840,7 @@
               <w:rPr>
                 <w:b/>
               </w:rPr>
-              <w:t>657.00</w:t>
+              <w:t>660.25</w:t>
             </w:r>
           </w:p>
         </w:tc>
@@ -29988,7 +29988,7 @@
             </w:pPr>
             <w:r/>
             <w:r>
-              <w:t>657.00</w:t>
+              <w:t>660.25</w:t>
             </w:r>
           </w:p>
         </w:tc>
@@ -30016,7 +30016,7 @@
             </w:pPr>
             <w:r/>
             <w:r>
-              <w:t>666.25</w:t>
+              <w:t>669.50</w:t>
             </w:r>
           </w:p>
         </w:tc>
@@ -30044,7 +30044,7 @@
             </w:pPr>
             <w:r/>
             <w:r>
-              <w:t>650.50</w:t>
+              <w:t>653.75</w:t>
             </w:r>
           </w:p>
         </w:tc>
@@ -30075,7 +30075,7 @@
               <w:rPr>
                 <w:b/>
               </w:rPr>
-              <w:t>656.25</w:t>
+              <w:t>659.50</w:t>
             </w:r>
           </w:p>
         </w:tc>
@@ -30223,7 +30223,7 @@
             </w:pPr>
             <w:r/>
             <w:r>
-              <w:t>656.25</w:t>
+              <w:t>659.50</w:t>
             </w:r>
           </w:p>
         </w:tc>
@@ -30251,7 +30251,7 @@
             </w:pPr>
             <w:r/>
             <w:r>
-              <w:t>663.75</w:t>
+              <w:t>667.00</w:t>
             </w:r>
           </w:p>
         </w:tc>
@@ -30279,7 +30279,7 @@
             </w:pPr>
             <w:r/>
             <w:r>
-              <w:t>650.25</w:t>
+              <w:t>653.50</w:t>
             </w:r>
           </w:p>
         </w:tc>
@@ -30310,7 +30310,7 @@
               <w:rPr>
                 <w:b/>
               </w:rPr>
-              <w:t>655.25</w:t>
+              <w:t>658.50</w:t>
             </w:r>
           </w:p>
         </w:tc>
@@ -30458,7 +30458,7 @@
             </w:pPr>
             <w:r/>
             <w:r>
-              <w:t>655.25</w:t>
+              <w:t>658.50</w:t>
             </w:r>
           </w:p>
         </w:tc>
@@ -30486,7 +30486,7 @@
             </w:pPr>
             <w:r/>
             <w:r>
-              <w:t>662.25</w:t>
+              <w:t>665.50</w:t>
             </w:r>
           </w:p>
         </w:tc>
@@ -30514,7 +30514,7 @@
             </w:pPr>
             <w:r/>
             <w:r>
-              <w:t>641.75</w:t>
+              <w:t>645.00</w:t>
             </w:r>
           </w:p>
         </w:tc>
@@ -30545,7 +30545,7 @@
               <w:rPr>
                 <w:b/>
               </w:rPr>
-              <w:t>656.00</w:t>
+              <w:t>659.25</w:t>
             </w:r>
           </w:p>
         </w:tc>
@@ -30693,7 +30693,7 @@
             </w:pPr>
             <w:r/>
             <w:r>
-              <w:t>656.00</w:t>
+              <w:t>659.25</w:t>
             </w:r>
           </w:p>
         </w:tc>
@@ -30721,7 +30721,7 @@
             </w:pPr>
             <w:r/>
             <w:r>
-              <w:t>665.25</w:t>
+              <w:t>668.50</w:t>
             </w:r>
           </w:p>
         </w:tc>
@@ -30749,7 +30749,7 @@
             </w:pPr>
             <w:r/>
             <w:r>
-              <w:t>648.75</w:t>
+              <w:t>652.00</w:t>
             </w:r>
           </w:p>
         </w:tc>
@@ -30780,7 +30780,7 @@
               <w:rPr>
                 <w:b/>
               </w:rPr>
-              <w:t>655.75</w:t>
+              <w:t>659.00</w:t>
             </w:r>
           </w:p>
         </w:tc>
@@ -30928,7 +30928,7 @@
             </w:pPr>
             <w:r/>
             <w:r>
-              <w:t>655.75</w:t>
+              <w:t>659.00</w:t>
             </w:r>
           </w:p>
         </w:tc>
@@ -30956,7 +30956,7 @@
             </w:pPr>
             <w:r/>
             <w:r>
-              <w:t>664.25</w:t>
+              <w:t>667.50</w:t>
             </w:r>
           </w:p>
         </w:tc>
@@ -30984,7 +30984,7 @@
             </w:pPr>
             <w:r/>
             <w:r>
-              <w:t>641.75</w:t>
+              <w:t>645.00</w:t>
             </w:r>
           </w:p>
         </w:tc>
@@ -31015,7 +31015,7 @@
               <w:rPr>
                 <w:b/>
               </w:rPr>
-              <w:t>657.50</w:t>
+              <w:t>660.75</w:t>
             </w:r>
           </w:p>
         </w:tc>
@@ -31163,7 +31163,7 @@
             </w:pPr>
             <w:r/>
             <w:r>
-              <w:t>657.50</w:t>
+              <w:t>660.75</w:t>
             </w:r>
           </w:p>
         </w:tc>
@@ -31191,7 +31191,7 @@
             </w:pPr>
             <w:r/>
             <w:r>
-              <w:t>663.75</w:t>
+              <w:t>667.00</w:t>
             </w:r>
           </w:p>
         </w:tc>
@@ -31219,7 +31219,7 @@
             </w:pPr>
             <w:r/>
             <w:r>
-              <w:t>651.00</w:t>
+              <w:t>654.25</w:t>
             </w:r>
           </w:p>
         </w:tc>
@@ -31250,7 +31250,7 @@
               <w:rPr>
                 <w:b/>
               </w:rPr>
-              <w:t>656.75</w:t>
+              <w:t>660.00</w:t>
             </w:r>
           </w:p>
         </w:tc>

--- a/Daily Reports/05_08_2026-CBOT Reports.docx
+++ b/Daily Reports/05_08_2026-CBOT Reports.docx
@@ -11648,7 +11648,7 @@
         <w:rPr>
           <w:b/>
         </w:rPr>
-        <w:t>`15,176`</w:t>
+        <w:t>`15,251`</w:t>
       </w:r>
       <w:r>
         <w:t xml:space="preserve"> (Chênh lệch: </w:t>
@@ -11657,7 +11657,7 @@
         <w:rPr>
           <w:b/>
         </w:rPr>
-        <w:t>`-113,167`</w:t>
+        <w:t>`-113,092`</w:t>
       </w:r>
       <w:r>
         <w:t xml:space="preserve">) | OI: </w:t>

--- a/Daily Reports/05_08_2026-CBOT Reports.docx
+++ b/Daily Reports/05_08_2026-CBOT Reports.docx
@@ -104,7 +104,7 @@
           <w:color w:val="5C768D"/>
           <w:sz w:val="19"/>
         </w:rPr>
-        <w:t>Cập nhật tự động qua `macro_tracker.py` vào lúc 19:00 ICT ngày 05/08/2026</w:t>
+        <w:t>Cập nhật tự động qua `macro_tracker.py` vào lúc 20:48 ICT ngày 05/08/2026</w:t>
       </w:r>
     </w:p>
     <w:tbl>
@@ -313,7 +313,7 @@
               <w:rPr>
                 <w:b/>
               </w:rPr>
-              <w:t>80.29 / thùng</w:t>
+              <w:t>79.95 / thùng</w:t>
             </w:r>
           </w:p>
         </w:tc>
@@ -344,7 +344,7 @@
               <w:rPr>
                 <w:b/>
               </w:rPr>
-              <w:t>+1.17%</w:t>
+              <w:t>+0.74%</w:t>
             </w:r>
           </w:p>
         </w:tc>
@@ -442,7 +442,7 @@
               <w:rPr>
                 <w:b/>
               </w:rPr>
-              <w:t>99.73</w:t>
+              <w:t>99.74</w:t>
             </w:r>
           </w:p>
         </w:tc>
@@ -473,7 +473,7 @@
               <w:rPr>
                 <w:b/>
               </w:rPr>
-              <w:t>-0.16%</w:t>
+              <w:t>-0.15%</w:t>
             </w:r>
           </w:p>
         </w:tc>
@@ -1228,7 +1228,7 @@
         <w:rPr>
           <w:b/>
         </w:rPr>
-        <w:t>`80.29` (+1.17%)</w:t>
+        <w:t>`79.95` (+0.74%)</w:t>
       </w:r>
       <w:r>
         <w:t xml:space="preserve"> | DXY: </w:t>
@@ -1237,7 +1237,7 @@
         <w:rPr>
           <w:b/>
         </w:rPr>
-        <w:t>`99.73` (-0.16%)</w:t>
+        <w:t>`99.74` (-0.15%)</w:t>
       </w:r>
       <w:r>
         <w:t xml:space="preserve"> | Lúa mì CBOT: </w:t>
@@ -1246,7 +1246,7 @@
         <w:rPr>
           <w:b/>
         </w:rPr>
-        <w:t>`638.25` (-0.04%)</w:t>
+        <w:t>`643.25` (+0.70%)</w:t>
       </w:r>
       <w:r>
         <w:t>.</w:t>
@@ -1316,7 +1316,7 @@
           <w:color w:val="5C768D"/>
           <w:sz w:val="19"/>
         </w:rPr>
-        <w:t>Cập nhật tự động lúc 19:00 ICT ngày 05/08/2026 — Nguồn: NOAA, USDA, BOM Australia</w:t>
+        <w:t>Cập nhật tự động lúc 20:48 ICT ngày 05/08/2026 — Nguồn: NOAA, USDA, BOM Australia</w:t>
       </w:r>
     </w:p>
     <w:p>
@@ -3615,7 +3615,7 @@
               <w:rPr>
                 <w:b/>
               </w:rPr>
-              <w:t>438.30 (+1.80)</w:t>
+              <w:t>437.56 (+1.06)</w:t>
             </w:r>
           </w:p>
         </w:tc>
@@ -3643,7 +3643,7 @@
             </w:pPr>
             <w:r/>
             <w:r>
-              <w:t>Bearish (441.05 &lt; 443.15)</w:t>
+              <w:t>Bearish (440.41 &lt; 442.71)</w:t>
             </w:r>
           </w:p>
         </w:tc>
@@ -3671,7 +3671,7 @@
             </w:pPr>
             <w:r/>
             <w:r>
-              <w:t>1.25 cents</w:t>
+              <w:t>4.25 cents</w:t>
             </w:r>
           </w:p>
         </w:tc>
@@ -3832,7 +3832,7 @@
               <w:rPr>
                 <w:b/>
               </w:rPr>
-              <w:t>638.25</w:t>
+              <w:t>643.25</w:t>
             </w:r>
           </w:p>
         </w:tc>
@@ -3863,7 +3863,7 @@
               <w:rPr>
                 <w:b/>
               </w:rPr>
-              <w:t>639.70 (+1.45)</w:t>
+              <w:t>645.59 (+2.34)</w:t>
             </w:r>
           </w:p>
         </w:tc>
@@ -3891,7 +3891,7 @@
             </w:pPr>
             <w:r/>
             <w:r>
-              <w:t>Bearish (639.83 &lt; 643.60)</w:t>
+              <w:t>Bearish (640.72 &lt; 643.71)</w:t>
             </w:r>
           </w:p>
         </w:tc>
@@ -3919,7 +3919,7 @@
             </w:pPr>
             <w:r/>
             <w:r>
-              <w:t>3.50 cents</w:t>
+              <w:t>9.50 cents</w:t>
             </w:r>
           </w:p>
         </w:tc>
@@ -4357,7 +4357,7 @@
                 <w:b/>
                 <w:color w:val="15803D"/>
               </w:rPr>
-              <w:t>435.25 - 441.05 cents (Canh mua vùng hỗ trợ)</w:t>
+              <w:t>435.25 - 440.41 cents (Canh mua vùng hỗ trợ)</w:t>
             </w:r>
           </w:p>
         </w:tc>
@@ -4388,7 +4388,7 @@
               <w:rPr>
                 <w:b/>
               </w:rPr>
-              <w:t>414.62 cents (Dưới cản S2 + 1.5x ATR)</w:t>
+              <w:t>413.82 cents (Dưới cản S2 + 1.5x ATR)</w:t>
             </w:r>
           </w:p>
         </w:tc>
@@ -4600,7 +4600,7 @@
               <w:rPr>
                 <w:b/>
               </w:rPr>
-              <w:t>415.50 cents (Chống quét SL tuyệt đối)</w:t>
+              <w:t>414.96 cents (Chống quét SL tuyệt đối)</w:t>
             </w:r>
           </w:p>
         </w:tc>
@@ -4793,7 +4793,7 @@
               <w:rPr>
                 <w:b/>
               </w:rPr>
-              <w:t>440.25 cents</w:t>
+              <w:t>440.79 cents</w:t>
             </w:r>
           </w:p>
         </w:tc>
@@ -4955,7 +4955,7 @@
               <w:rPr>
                 <w:b/>
               </w:rPr>
-              <w:t>429.33 - 436.50 cents</w:t>
+              <w:t>427.35 - 436.50 cents</w:t>
             </w:r>
           </w:p>
         </w:tc>
@@ -5136,7 +5136,7 @@
                 <w:b/>
                 <w:color w:val="B91C1C"/>
               </w:rPr>
-              <w:t>639.83 - 643.60 cents (Canh bán hồi kỹ thuật H1)</w:t>
+              <w:t>640.72 - 643.71 cents (Canh bán hồi kỹ thuật H1)</w:t>
             </w:r>
           </w:p>
         </w:tc>
@@ -5167,7 +5167,7 @@
               <w:rPr>
                 <w:b/>
               </w:rPr>
-              <w:t>716.91 cents (Trên kháng cự R2 + 1.5x ATR)</w:t>
+              <w:t>718.82 cents (Trên kháng cự R2 + 1.5x ATR)</w:t>
             </w:r>
           </w:p>
         </w:tc>
@@ -5376,7 +5376,7 @@
               <w:rPr>
                 <w:b/>
               </w:rPr>
-              <w:t>586.73 cents</w:t>
+              <w:t>585.45 cents</w:t>
             </w:r>
           </w:p>
         </w:tc>
@@ -5407,7 +5407,7 @@
               <w:rPr>
                 <w:b/>
               </w:rPr>
-              <w:t>641.25 cents (Đón sóng hồi trung hạn ~14.5 giá)</w:t>
+              <w:t>647.50 cents (Đón sóng hồi trung hạn ~14.5 giá)</w:t>
             </w:r>
           </w:p>
         </w:tc>
@@ -5538,7 +5538,7 @@
               <w:rPr>
                 <w:b/>
               </w:rPr>
-              <w:t>641.25 - 643.25 cents</w:t>
+              <w:t>647.50 - 649.50 cents</w:t>
             </w:r>
           </w:p>
         </w:tc>
@@ -5569,7 +5569,7 @@
               <w:rPr>
                 <w:b/>
               </w:rPr>
-              <w:t>645.02 cents</w:t>
+              <w:t>652.55 cents</w:t>
             </w:r>
           </w:p>
         </w:tc>
@@ -5731,7 +5731,7 @@
               <w:rPr>
                 <w:b/>
               </w:rPr>
-              <w:t>591.50 - 606.00 cents</w:t>
+              <w:t>586.99 - 606.00 cents</w:t>
             </w:r>
           </w:p>
         </w:tc>
@@ -11624,10 +11624,10 @@
         <w:rPr>
           <w:b/>
         </w:rPr>
-        <w:t>`438.30 cents`</w:t>
+        <w:t>`437.56 cents`</w:t>
       </w:r>
       <w:r>
-        <w:t xml:space="preserve"> (+1.80).</w:t>
+        <w:t xml:space="preserve"> (+1.06).</w:t>
       </w:r>
     </w:p>
     <w:p>
@@ -11648,7 +11648,7 @@
         <w:rPr>
           <w:b/>
         </w:rPr>
-        <w:t>`16,020`</w:t>
+        <w:t>`23,951`</w:t>
       </w:r>
       <w:r>
         <w:t xml:space="preserve"> (Chênh lệch: </w:t>
@@ -11657,7 +11657,7 @@
         <w:rPr>
           <w:b/>
         </w:rPr>
-        <w:t>`-112,323`</w:t>
+        <w:t>`-104,392`</w:t>
       </w:r>
       <w:r>
         <w:t xml:space="preserve">) | OI: </w:t>
@@ -11699,7 +11699,7 @@
         <w:rPr>
           <w:b/>
         </w:rPr>
-        <w:t>`Không phát hiện mô hình nến đặc biệt`</w:t>
+        <w:t>`Bearish Engulfing (Nhấn chìm giảm thiểu)`</w:t>
       </w:r>
     </w:p>
     <w:p>
@@ -11736,16 +11736,16 @@
         <w:t>Đánh giá xu hướng kết hợp:</w:t>
       </w:r>
       <w:r>
-        <w:t xml:space="preserve"> </w:t>
+        <w:t xml:space="preserve"> ️ </w:t>
       </w:r>
       <w:r>
         <w:rPr>
           <w:b/>
         </w:rPr>
-        <w:t>TÍCH LŨY TIÊU CỰC (Distribution):</w:t>
+        <w:t>HỒI KỸ THUẬT YẾU (Weak Bullish Retest):</w:t>
       </w:r>
       <w:r>
-        <w:t xml:space="preserve"> Nến đi ngang nhưng dòng tiền rút dần (OI giảm), cảnh báo rủi ro suy sụt sắp tới.</w:t>
+        <w:t xml:space="preserve"> Xuất hiện nến tăng nhưng dòng tiền/thanh khoản yếu. Cần quan sát thêm lực cầu.</w:t>
       </w:r>
     </w:p>
     <w:p>
@@ -11991,7 +11991,7 @@
               <w:rPr>
                 <w:b/>
               </w:rPr>
-              <w:t>80.29</w:t>
+              <w:t>79.95</w:t>
             </w:r>
           </w:p>
         </w:tc>
@@ -12022,7 +12022,7 @@
               <w:rPr>
                 <w:b/>
               </w:rPr>
-              <w:t>+1.17%</w:t>
+              <w:t>+0.74%</w:t>
             </w:r>
           </w:p>
         </w:tc>
@@ -12114,7 +12114,7 @@
               <w:rPr>
                 <w:b/>
               </w:rPr>
-              <w:t>99.73</w:t>
+              <w:t>99.74</w:t>
             </w:r>
           </w:p>
         </w:tc>
@@ -12145,7 +12145,7 @@
               <w:rPr>
                 <w:b/>
               </w:rPr>
-              <w:t>-0.16%</w:t>
+              <w:t>-0.15%</w:t>
             </w:r>
           </w:p>
         </w:tc>
@@ -12749,7 +12749,7 @@
         <w:t xml:space="preserve"> EMA_21 </w:t>
       </w:r>
       <w:r>
-        <w:t xml:space="preserve"> (441.05) &lt; </w:t>
+        <w:t xml:space="preserve"> (440.41) &lt; </w:t>
       </w:r>
       <w:r>
         <w:rPr>
@@ -12760,7 +12760,7 @@
         <w:t xml:space="preserve"> EMA_50 </w:t>
       </w:r>
       <w:r>
-        <w:t xml:space="preserve"> (443.15).</w:t>
+        <w:t xml:space="preserve"> (442.71).</w:t>
       </w:r>
     </w:p>
     <w:p>
@@ -12781,7 +12781,7 @@
         <w:rPr>
           <w:b/>
         </w:rPr>
-        <w:t>`27.96`</w:t>
+        <w:t>`33.77`</w:t>
       </w:r>
       <w:r>
         <w:t xml:space="preserve"> | ATR (14) = </w:t>
@@ -12790,7 +12790,7 @@
         <w:rPr>
           <w:b/>
         </w:rPr>
-        <w:t>`1.75`</w:t>
+        <w:t>`2.29`</w:t>
       </w:r>
       <w:r>
         <w:t xml:space="preserve"> cents | Volatility = </w:t>
@@ -12799,7 +12799,7 @@
         <w:rPr>
           <w:b/>
         </w:rPr>
-        <w:t>`1.25 cents`</w:t>
+        <w:t>`4.25 cents`</w:t>
       </w:r>
       <w:r>
         <w:t>.</w:t>
@@ -13584,7 +13584,7 @@
           <w:b/>
           <w:color w:val="15803D"/>
         </w:rPr>
-        <w:t>`435.25 - 441.05 cents (Canh mua vùng hỗ trợ)`</w:t>
+        <w:t>`435.25 - 440.41 cents (Canh mua vùng hỗ trợ)`</w:t>
       </w:r>
       <w:r>
         <w:t xml:space="preserve"> | SL: </w:t>
@@ -13593,7 +13593,7 @@
         <w:rPr>
           <w:b/>
         </w:rPr>
-        <w:t>`414.62 cents (Dưới cản S2 + 1.5x ATR)`</w:t>
+        <w:t>`413.82 cents (Dưới cản S2 + 1.5x ATR)`</w:t>
       </w:r>
       <w:r>
         <w:t xml:space="preserve"> | TP: </w:t>
@@ -13664,7 +13664,7 @@
         <w:rPr>
           <w:b/>
         </w:rPr>
-        <w:t>`415.50 cents (Chống quét SL tuyệt đối)`</w:t>
+        <w:t>`414.96 cents (Chống quét SL tuyệt đối)`</w:t>
       </w:r>
       <w:r>
         <w:t xml:space="preserve"> | TP: </w:t>
@@ -13710,7 +13710,7 @@
         <w:rPr>
           <w:b/>
         </w:rPr>
-        <w:t>`440.25 cents`</w:t>
+        <w:t>`440.79 cents`</w:t>
       </w:r>
       <w:r>
         <w:t xml:space="preserve"> | TP: </w:t>
@@ -13759,7 +13759,7 @@
         <w:rPr>
           <w:b/>
         </w:rPr>
-        <w:t>`429.33 - 436.50 cents`</w:t>
+        <w:t>`427.35 - 436.50 cents`</w:t>
       </w:r>
     </w:p>
     <w:p>
@@ -21791,7 +21791,7 @@
         <w:t>Giá Chốt Phiên (Close):</w:t>
       </w:r>
       <w:r>
-        <w:t xml:space="preserve"> 638.25 cents | </w:t>
+        <w:t xml:space="preserve"> 643.25 cents | </w:t>
       </w:r>
       <w:r>
         <w:rPr>
@@ -21806,10 +21806,10 @@
         <w:rPr>
           <w:b/>
         </w:rPr>
-        <w:t>`639.70 cents`</w:t>
+        <w:t>`645.59 cents`</w:t>
       </w:r>
       <w:r>
-        <w:t xml:space="preserve"> (+1.45).</w:t>
+        <w:t xml:space="preserve"> (+2.34).</w:t>
       </w:r>
     </w:p>
     <w:p>
@@ -21830,7 +21830,7 @@
         <w:rPr>
           <w:b/>
         </w:rPr>
-        <w:t>`10,875`</w:t>
+        <w:t>`21,394`</w:t>
       </w:r>
       <w:r>
         <w:t xml:space="preserve"> (Chênh lệch: </w:t>
@@ -21839,7 +21839,7 @@
         <w:rPr>
           <w:b/>
         </w:rPr>
-        <w:t>`-59,633`</w:t>
+        <w:t>`-49,114`</w:t>
       </w:r>
       <w:r>
         <w:t xml:space="preserve">) | OI: </w:t>
@@ -21901,9 +21901,9 @@
       <w:r>
         <w:rPr>
           <w:b/>
-          <w:color w:val="15803D"/>
+          <w:color w:val="B91C1C"/>
         </w:rPr>
-        <w:t>`Giảm suy yếu / Đáy ngắn hạn (Long Liquidation Decline)`</w:t>
+        <w:t>`Tăng yếu / Rủi ro đảo chiều (Short Covering Rally)`</w:t>
       </w:r>
     </w:p>
     <w:p>
@@ -21924,10 +21924,10 @@
         <w:rPr>
           <w:b/>
         </w:rPr>
-        <w:t>TÍCH LŨY TIÊU CỰC (Distribution):</w:t>
+        <w:t>TÍCH LŨY TÍCH CỰC (Accumulation):</w:t>
       </w:r>
       <w:r>
-        <w:t xml:space="preserve"> Nến đi ngang nhưng dòng tiền rút dần (OI giảm), cảnh báo rủi ro suy sụt sắp tới.</w:t>
+        <w:t xml:space="preserve"> Nến đi ngang nhưng dòng tiền âm thầm gia tăng (OI tăng), báo hiệu chuẩn bị có nhịp bứt phá tăng.</w:t>
       </w:r>
     </w:p>
     <w:p>
@@ -22173,7 +22173,7 @@
               <w:rPr>
                 <w:b/>
               </w:rPr>
-              <w:t>80.29</w:t>
+              <w:t>79.95</w:t>
             </w:r>
           </w:p>
         </w:tc>
@@ -22204,7 +22204,7 @@
               <w:rPr>
                 <w:b/>
               </w:rPr>
-              <w:t>+1.17%</w:t>
+              <w:t>+0.74%</w:t>
             </w:r>
           </w:p>
         </w:tc>
@@ -22296,7 +22296,7 @@
               <w:rPr>
                 <w:b/>
               </w:rPr>
-              <w:t>99.73</w:t>
+              <w:t>99.74</w:t>
             </w:r>
           </w:p>
         </w:tc>
@@ -22327,7 +22327,7 @@
               <w:rPr>
                 <w:b/>
               </w:rPr>
-              <w:t>-0.16%</w:t>
+              <w:t>-0.15%</w:t>
             </w:r>
           </w:p>
         </w:tc>
@@ -22941,7 +22941,7 @@
         <w:t xml:space="preserve"> EMA_21 </w:t>
       </w:r>
       <w:r>
-        <w:t xml:space="preserve"> (639.83) &lt; </w:t>
+        <w:t xml:space="preserve"> (640.72) &lt; </w:t>
       </w:r>
       <w:r>
         <w:rPr>
@@ -22952,7 +22952,7 @@
         <w:t xml:space="preserve"> EMA_50 </w:t>
       </w:r>
       <w:r>
-        <w:t xml:space="preserve"> (643.60).</w:t>
+        <w:t xml:space="preserve"> (643.71).</w:t>
       </w:r>
     </w:p>
     <w:p>
@@ -22973,7 +22973,7 @@
         <w:rPr>
           <w:b/>
         </w:rPr>
-        <w:t>`44.61`</w:t>
+        <w:t>`54.21`</w:t>
       </w:r>
       <w:r>
         <w:t xml:space="preserve"> | ATR (14) = </w:t>
@@ -22982,7 +22982,7 @@
         <w:rPr>
           <w:b/>
         </w:rPr>
-        <w:t>`3.77`</w:t>
+        <w:t>`5.05`</w:t>
       </w:r>
       <w:r>
         <w:t xml:space="preserve"> cents | Volatility = </w:t>
@@ -22991,7 +22991,7 @@
         <w:rPr>
           <w:b/>
         </w:rPr>
-        <w:t>`3.50 cents`</w:t>
+        <w:t>`9.50 cents`</w:t>
       </w:r>
       <w:r>
         <w:t>.</w:t>
@@ -23033,7 +23033,7 @@
         <w:rPr>
           <w:b/>
         </w:rPr>
-        <w:t>`641.25`</w:t>
+        <w:t>`647.50`</w:t>
       </w:r>
       <w:r>
         <w:t xml:space="preserve"> | R2: </w:t>
@@ -23766,7 +23766,7 @@
           <w:b/>
           <w:color w:val="B91C1C"/>
         </w:rPr>
-        <w:t>`639.83 - 643.60 cents (Canh bán hồi kỹ thuật H1)`</w:t>
+        <w:t>`640.72 - 643.71 cents (Canh bán hồi kỹ thuật H1)`</w:t>
       </w:r>
       <w:r>
         <w:t xml:space="preserve"> | SL: </w:t>
@@ -23775,7 +23775,7 @@
         <w:rPr>
           <w:b/>
         </w:rPr>
-        <w:t>`716.91 cents (Trên kháng cự R2 + 1.5x ATR)`</w:t>
+        <w:t>`718.82 cents (Trên kháng cự R2 + 1.5x ATR)`</w:t>
       </w:r>
       <w:r>
         <w:t xml:space="preserve"> | TP: </w:t>
@@ -23846,7 +23846,7 @@
         <w:rPr>
           <w:b/>
         </w:rPr>
-        <w:t>`586.73 cents`</w:t>
+        <w:t>`585.45 cents`</w:t>
       </w:r>
       <w:r>
         <w:t xml:space="preserve"> | TP: </w:t>
@@ -23855,7 +23855,7 @@
         <w:rPr>
           <w:b/>
         </w:rPr>
-        <w:t>`641.25 cents (Đón sóng hồi trung hạn ~14.5 giá)`</w:t>
+        <w:t>`647.50 cents (Đón sóng hồi trung hạn ~14.5 giá)`</w:t>
       </w:r>
       <w:r>
         <w:t>.</w:t>
@@ -23883,7 +23883,7 @@
         <w:rPr>
           <w:b/>
         </w:rPr>
-        <w:t>`641.25 - 643.25 cents`</w:t>
+        <w:t>`647.50 - 649.50 cents`</w:t>
       </w:r>
       <w:r>
         <w:t xml:space="preserve"> | SL: </w:t>
@@ -23892,7 +23892,7 @@
         <w:rPr>
           <w:b/>
         </w:rPr>
-        <w:t>`645.02 cents`</w:t>
+        <w:t>`652.55 cents`</w:t>
       </w:r>
       <w:r>
         <w:t xml:space="preserve"> | TP: </w:t>
@@ -23941,7 +23941,7 @@
         <w:rPr>
           <w:b/>
         </w:rPr>
-        <w:t>`591.50 - 606.00 cents`</w:t>
+        <w:t>`586.99 - 606.00 cents`</w:t>
       </w:r>
     </w:p>
     <w:p>
@@ -24348,7 +24348,7 @@
             </w:pPr>
             <w:r/>
             <w:r>
-              <w:t>638.25</w:t>
+              <w:t>643.25</w:t>
             </w:r>
           </w:p>
         </w:tc>
@@ -24376,7 +24376,7 @@
             </w:pPr>
             <w:r/>
             <w:r>
-              <w:t>649.50</w:t>
+              <w:t>654.50</w:t>
             </w:r>
           </w:p>
         </w:tc>
@@ -24404,7 +24404,7 @@
             </w:pPr>
             <w:r/>
             <w:r>
-              <w:t>632.75</w:t>
+              <w:t>637.75</w:t>
             </w:r>
           </w:p>
         </w:tc>
@@ -24435,7 +24435,7 @@
               <w:rPr>
                 <w:b/>
               </w:rPr>
-              <w:t>637.50</w:t>
+              <w:t>642.50</w:t>
             </w:r>
           </w:p>
         </w:tc>
@@ -24583,7 +24583,7 @@
             </w:pPr>
             <w:r/>
             <w:r>
-              <w:t>637.50</w:t>
+              <w:t>642.50</w:t>
             </w:r>
           </w:p>
         </w:tc>
@@ -24611,7 +24611,7 @@
             </w:pPr>
             <w:r/>
             <w:r>
-              <w:t>645.00</w:t>
+              <w:t>650.00</w:t>
             </w:r>
           </w:p>
         </w:tc>
@@ -24639,7 +24639,7 @@
             </w:pPr>
             <w:r/>
             <w:r>
-              <w:t>631.50</w:t>
+              <w:t>636.50</w:t>
             </w:r>
           </w:p>
         </w:tc>
@@ -24670,7 +24670,7 @@
               <w:rPr>
                 <w:b/>
               </w:rPr>
-              <w:t>637.00</w:t>
+              <w:t>642.00</w:t>
             </w:r>
           </w:p>
         </w:tc>
@@ -24818,7 +24818,7 @@
             </w:pPr>
             <w:r/>
             <w:r>
-              <w:t>637.00</w:t>
+              <w:t>642.00</w:t>
             </w:r>
           </w:p>
         </w:tc>
@@ -24846,7 +24846,7 @@
             </w:pPr>
             <w:r/>
             <w:r>
-              <w:t>650.75</w:t>
+              <w:t>655.75</w:t>
             </w:r>
           </w:p>
         </w:tc>
@@ -24874,7 +24874,7 @@
             </w:pPr>
             <w:r/>
             <w:r>
-              <w:t>622.25</w:t>
+              <w:t>627.25</w:t>
             </w:r>
           </w:p>
         </w:tc>
@@ -24905,7 +24905,7 @@
               <w:rPr>
                 <w:b/>
               </w:rPr>
-              <w:t>639.00</w:t>
+              <w:t>644.00</w:t>
             </w:r>
           </w:p>
         </w:tc>
@@ -25053,7 +25053,7 @@
             </w:pPr>
             <w:r/>
             <w:r>
-              <w:t>639.00</w:t>
+              <w:t>644.00</w:t>
             </w:r>
           </w:p>
         </w:tc>
@@ -25081,7 +25081,7 @@
             </w:pPr>
             <w:r/>
             <w:r>
-              <w:t>652.25</w:t>
+              <w:t>657.25</w:t>
             </w:r>
           </w:p>
         </w:tc>
@@ -25109,7 +25109,7 @@
             </w:pPr>
             <w:r/>
             <w:r>
-              <w:t>630.75</w:t>
+              <w:t>635.75</w:t>
             </w:r>
           </w:p>
         </w:tc>
@@ -25140,7 +25140,7 @@
               <w:rPr>
                 <w:b/>
               </w:rPr>
-              <w:t>640.25</w:t>
+              <w:t>645.25</w:t>
             </w:r>
           </w:p>
         </w:tc>
@@ -25288,7 +25288,7 @@
             </w:pPr>
             <w:r/>
             <w:r>
-              <w:t>640.25</w:t>
+              <w:t>645.25</w:t>
             </w:r>
           </w:p>
         </w:tc>
@@ -25316,7 +25316,7 @@
             </w:pPr>
             <w:r/>
             <w:r>
-              <w:t>656.75</w:t>
+              <w:t>661.75</w:t>
             </w:r>
           </w:p>
         </w:tc>
@@ -25344,7 +25344,7 @@
             </w:pPr>
             <w:r/>
             <w:r>
-              <w:t>629.75</w:t>
+              <w:t>634.75</w:t>
             </w:r>
           </w:p>
         </w:tc>
@@ -25375,7 +25375,7 @@
               <w:rPr>
                 <w:b/>
               </w:rPr>
-              <w:t>644.75</w:t>
+              <w:t>649.75</w:t>
             </w:r>
           </w:p>
         </w:tc>
@@ -25523,7 +25523,7 @@
             </w:pPr>
             <w:r/>
             <w:r>
-              <w:t>644.75</w:t>
+              <w:t>649.75</w:t>
             </w:r>
           </w:p>
         </w:tc>
@@ -25551,7 +25551,7 @@
             </w:pPr>
             <w:r/>
             <w:r>
-              <w:t>652.50</w:t>
+              <w:t>657.50</w:t>
             </w:r>
           </w:p>
         </w:tc>
@@ -25579,7 +25579,7 @@
             </w:pPr>
             <w:r/>
             <w:r>
-              <w:t>633.75</w:t>
+              <w:t>638.75</w:t>
             </w:r>
           </w:p>
         </w:tc>
@@ -25610,7 +25610,7 @@
               <w:rPr>
                 <w:b/>
               </w:rPr>
-              <w:t>646.00</w:t>
+              <w:t>651.00</w:t>
             </w:r>
           </w:p>
         </w:tc>
@@ -25758,7 +25758,7 @@
             </w:pPr>
             <w:r/>
             <w:r>
-              <w:t>646.00</w:t>
+              <w:t>651.00</w:t>
             </w:r>
           </w:p>
         </w:tc>
@@ -25786,7 +25786,7 @@
             </w:pPr>
             <w:r/>
             <w:r>
-              <w:t>654.25</w:t>
+              <w:t>659.25</w:t>
             </w:r>
           </w:p>
         </w:tc>
@@ -25814,7 +25814,7 @@
             </w:pPr>
             <w:r/>
             <w:r>
-              <w:t>635.50</w:t>
+              <w:t>640.50</w:t>
             </w:r>
           </w:p>
         </w:tc>
@@ -25845,7 +25845,7 @@
               <w:rPr>
                 <w:b/>
               </w:rPr>
-              <w:t>647.75</w:t>
+              <w:t>652.75</w:t>
             </w:r>
           </w:p>
         </w:tc>
@@ -25993,7 +25993,7 @@
             </w:pPr>
             <w:r/>
             <w:r>
-              <w:t>647.75</w:t>
+              <w:t>652.75</w:t>
             </w:r>
           </w:p>
         </w:tc>
@@ -26021,7 +26021,7 @@
             </w:pPr>
             <w:r/>
             <w:r>
-              <w:t>660.00</w:t>
+              <w:t>665.00</w:t>
             </w:r>
           </w:p>
         </w:tc>
@@ -26049,7 +26049,7 @@
             </w:pPr>
             <w:r/>
             <w:r>
-              <w:t>638.00</w:t>
+              <w:t>643.00</w:t>
             </w:r>
           </w:p>
         </w:tc>
@@ -26080,7 +26080,7 @@
               <w:rPr>
                 <w:b/>
               </w:rPr>
-              <w:t>646.75</w:t>
+              <w:t>651.75</w:t>
             </w:r>
           </w:p>
         </w:tc>
@@ -26228,7 +26228,7 @@
             </w:pPr>
             <w:r/>
             <w:r>
-              <w:t>646.75</w:t>
+              <w:t>651.75</w:t>
             </w:r>
           </w:p>
         </w:tc>
@@ -26256,7 +26256,7 @@
             </w:pPr>
             <w:r/>
             <w:r>
-              <w:t>657.25</w:t>
+              <w:t>662.25</w:t>
             </w:r>
           </w:p>
         </w:tc>
@@ -26284,7 +26284,7 @@
             </w:pPr>
             <w:r/>
             <w:r>
-              <w:t>632.00</w:t>
+              <w:t>637.00</w:t>
             </w:r>
           </w:p>
         </w:tc>
@@ -26315,7 +26315,7 @@
               <w:rPr>
                 <w:b/>
               </w:rPr>
-              <w:t>649.00</w:t>
+              <w:t>654.00</w:t>
             </w:r>
           </w:p>
         </w:tc>
@@ -26463,7 +26463,7 @@
             </w:pPr>
             <w:r/>
             <w:r>
-              <w:t>649.00</w:t>
+              <w:t>654.00</w:t>
             </w:r>
           </w:p>
         </w:tc>
@@ -26491,7 +26491,7 @@
             </w:pPr>
             <w:r/>
             <w:r>
-              <w:t>659.50</w:t>
+              <w:t>664.50</w:t>
             </w:r>
           </w:p>
         </w:tc>
@@ -26519,7 +26519,7 @@
             </w:pPr>
             <w:r/>
             <w:r>
-              <w:t>642.75</w:t>
+              <w:t>647.75</w:t>
             </w:r>
           </w:p>
         </w:tc>
@@ -26550,7 +26550,7 @@
               <w:rPr>
                 <w:b/>
               </w:rPr>
-              <w:t>649.75</w:t>
+              <w:t>654.75</w:t>
             </w:r>
           </w:p>
         </w:tc>
@@ -26698,7 +26698,7 @@
             </w:pPr>
             <w:r/>
             <w:r>
-              <w:t>649.75</w:t>
+              <w:t>654.75</w:t>
             </w:r>
           </w:p>
         </w:tc>
@@ -26726,7 +26726,7 @@
             </w:pPr>
             <w:r/>
             <w:r>
-              <w:t>664.00</w:t>
+              <w:t>669.00</w:t>
             </w:r>
           </w:p>
         </w:tc>
@@ -26754,7 +26754,7 @@
             </w:pPr>
             <w:r/>
             <w:r>
-              <w:t>635.00</w:t>
+              <w:t>640.00</w:t>
             </w:r>
           </w:p>
         </w:tc>
@@ -26785,7 +26785,7 @@
               <w:rPr>
                 <w:b/>
               </w:rPr>
-              <w:t>651.75</w:t>
+              <w:t>656.75</w:t>
             </w:r>
           </w:p>
         </w:tc>
@@ -26933,7 +26933,7 @@
             </w:pPr>
             <w:r/>
             <w:r>
-              <w:t>651.75</w:t>
+              <w:t>656.75</w:t>
             </w:r>
           </w:p>
         </w:tc>
@@ -26961,7 +26961,7 @@
             </w:pPr>
             <w:r/>
             <w:r>
-              <w:t>658.25</w:t>
+              <w:t>663.25</w:t>
             </w:r>
           </w:p>
         </w:tc>
@@ -26989,7 +26989,7 @@
             </w:pPr>
             <w:r/>
             <w:r>
-              <w:t>645.00</w:t>
+              <w:t>650.00</w:t>
             </w:r>
           </w:p>
         </w:tc>
@@ -27020,7 +27020,7 @@
               <w:rPr>
                 <w:b/>
               </w:rPr>
-              <w:t>652.00</w:t>
+              <w:t>657.00</w:t>
             </w:r>
           </w:p>
         </w:tc>
@@ -27168,7 +27168,7 @@
             </w:pPr>
             <w:r/>
             <w:r>
-              <w:t>652.00</w:t>
+              <w:t>657.00</w:t>
             </w:r>
           </w:p>
         </w:tc>
@@ -27196,7 +27196,7 @@
             </w:pPr>
             <w:r/>
             <w:r>
-              <w:t>662.25</w:t>
+              <w:t>667.25</w:t>
             </w:r>
           </w:p>
         </w:tc>
@@ -27224,7 +27224,7 @@
             </w:pPr>
             <w:r/>
             <w:r>
-              <w:t>644.00</w:t>
+              <w:t>649.00</w:t>
             </w:r>
           </w:p>
         </w:tc>
@@ -27255,7 +27255,7 @@
               <w:rPr>
                 <w:b/>
               </w:rPr>
-              <w:t>652.50</w:t>
+              <w:t>657.50</w:t>
             </w:r>
           </w:p>
         </w:tc>
@@ -27403,7 +27403,7 @@
             </w:pPr>
             <w:r/>
             <w:r>
-              <w:t>652.50</w:t>
+              <w:t>657.50</w:t>
             </w:r>
           </w:p>
         </w:tc>
@@ -27431,7 +27431,7 @@
             </w:pPr>
             <w:r/>
             <w:r>
-              <w:t>659.50</w:t>
+              <w:t>664.50</w:t>
             </w:r>
           </w:p>
         </w:tc>
@@ -27459,7 +27459,7 @@
             </w:pPr>
             <w:r/>
             <w:r>
-              <w:t>646.50</w:t>
+              <w:t>651.50</w:t>
             </w:r>
           </w:p>
         </w:tc>
@@ -27490,7 +27490,7 @@
               <w:rPr>
                 <w:b/>
               </w:rPr>
-              <w:t>651.75</w:t>
+              <w:t>656.75</w:t>
             </w:r>
           </w:p>
         </w:tc>
@@ -27638,7 +27638,7 @@
             </w:pPr>
             <w:r/>
             <w:r>
-              <w:t>651.75</w:t>
+              <w:t>656.75</w:t>
             </w:r>
           </w:p>
         </w:tc>
@@ -27666,7 +27666,7 @@
             </w:pPr>
             <w:r/>
             <w:r>
-              <w:t>665.25</w:t>
+              <w:t>670.25</w:t>
             </w:r>
           </w:p>
         </w:tc>
@@ -27694,7 +27694,7 @@
             </w:pPr>
             <w:r/>
             <w:r>
-              <w:t>638.75</w:t>
+              <w:t>643.75</w:t>
             </w:r>
           </w:p>
         </w:tc>
@@ -27725,7 +27725,7 @@
               <w:rPr>
                 <w:b/>
               </w:rPr>
-              <w:t>653.50</w:t>
+              <w:t>658.50</w:t>
             </w:r>
           </w:p>
         </w:tc>
@@ -27873,7 +27873,7 @@
             </w:pPr>
             <w:r/>
             <w:r>
-              <w:t>653.50</w:t>
+              <w:t>658.50</w:t>
             </w:r>
           </w:p>
         </w:tc>
@@ -27901,7 +27901,7 @@
             </w:pPr>
             <w:r/>
             <w:r>
-              <w:t>662.75</w:t>
+              <w:t>667.75</w:t>
             </w:r>
           </w:p>
         </w:tc>
@@ -27929,7 +27929,7 @@
             </w:pPr>
             <w:r/>
             <w:r>
-              <w:t>642.75</w:t>
+              <w:t>647.75</w:t>
             </w:r>
           </w:p>
         </w:tc>
@@ -27960,7 +27960,7 @@
               <w:rPr>
                 <w:b/>
               </w:rPr>
-              <w:t>654.00</w:t>
+              <w:t>659.00</w:t>
             </w:r>
           </w:p>
         </w:tc>
@@ -28108,7 +28108,7 @@
             </w:pPr>
             <w:r/>
             <w:r>
-              <w:t>654.00</w:t>
+              <w:t>659.00</w:t>
             </w:r>
           </w:p>
         </w:tc>
@@ -28136,7 +28136,7 @@
             </w:pPr>
             <w:r/>
             <w:r>
-              <w:t>666.25</w:t>
+              <w:t>671.25</w:t>
             </w:r>
           </w:p>
         </w:tc>
@@ -28164,7 +28164,7 @@
             </w:pPr>
             <w:r/>
             <w:r>
-              <w:t>639.75</w:t>
+              <w:t>644.75</w:t>
             </w:r>
           </w:p>
         </w:tc>
@@ -28195,7 +28195,7 @@
               <w:rPr>
                 <w:b/>
               </w:rPr>
-              <w:t>652.50</w:t>
+              <w:t>657.50</w:t>
             </w:r>
           </w:p>
         </w:tc>
@@ -28343,7 +28343,7 @@
             </w:pPr>
             <w:r/>
             <w:r>
-              <w:t>652.50</w:t>
+              <w:t>657.50</w:t>
             </w:r>
           </w:p>
         </w:tc>
@@ -28371,7 +28371,7 @@
             </w:pPr>
             <w:r/>
             <w:r>
-              <w:t>659.50</w:t>
+              <w:t>664.50</w:t>
             </w:r>
           </w:p>
         </w:tc>
@@ -28399,7 +28399,7 @@
             </w:pPr>
             <w:r/>
             <w:r>
-              <w:t>643.00</w:t>
+              <w:t>648.00</w:t>
             </w:r>
           </w:p>
         </w:tc>
@@ -28430,7 +28430,7 @@
               <w:rPr>
                 <w:b/>
               </w:rPr>
-              <w:t>653.00</w:t>
+              <w:t>658.00</w:t>
             </w:r>
           </w:p>
         </w:tc>
@@ -28578,7 +28578,7 @@
             </w:pPr>
             <w:r/>
             <w:r>
-              <w:t>653.00</w:t>
+              <w:t>658.00</w:t>
             </w:r>
           </w:p>
         </w:tc>
@@ -28606,7 +28606,7 @@
             </w:pPr>
             <w:r/>
             <w:r>
-              <w:t>663.50</w:t>
+              <w:t>668.50</w:t>
             </w:r>
           </w:p>
         </w:tc>
@@ -28634,7 +28634,7 @@
             </w:pPr>
             <w:r/>
             <w:r>
-              <w:t>645.75</w:t>
+              <w:t>650.75</w:t>
             </w:r>
           </w:p>
         </w:tc>
@@ -28665,7 +28665,7 @@
               <w:rPr>
                 <w:b/>
               </w:rPr>
-              <w:t>652.75</w:t>
+              <w:t>657.75</w:t>
             </w:r>
           </w:p>
         </w:tc>
@@ -28813,7 +28813,7 @@
             </w:pPr>
             <w:r/>
             <w:r>
-              <w:t>652.75</w:t>
+              <w:t>657.75</w:t>
             </w:r>
           </w:p>
         </w:tc>
@@ -28841,7 +28841,7 @@
             </w:pPr>
             <w:r/>
             <w:r>
-              <w:t>662.50</w:t>
+              <w:t>667.50</w:t>
             </w:r>
           </w:p>
         </w:tc>
@@ -28869,7 +28869,7 @@
             </w:pPr>
             <w:r/>
             <w:r>
-              <w:t>643.00</w:t>
+              <w:t>648.00</w:t>
             </w:r>
           </w:p>
         </w:tc>
@@ -28900,7 +28900,7 @@
               <w:rPr>
                 <w:b/>
               </w:rPr>
-              <w:t>653.25</w:t>
+              <w:t>658.25</w:t>
             </w:r>
           </w:p>
         </w:tc>
@@ -29048,7 +29048,7 @@
             </w:pPr>
             <w:r/>
             <w:r>
-              <w:t>653.25</w:t>
+              <w:t>658.25</w:t>
             </w:r>
           </w:p>
         </w:tc>
@@ -29076,7 +29076,7 @@
             </w:pPr>
             <w:r/>
             <w:r>
-              <w:t>664.00</w:t>
+              <w:t>669.00</w:t>
             </w:r>
           </w:p>
         </w:tc>
@@ -29104,7 +29104,7 @@
             </w:pPr>
             <w:r/>
             <w:r>
-              <w:t>646.00</w:t>
+              <w:t>651.00</w:t>
             </w:r>
           </w:p>
         </w:tc>
@@ -29135,7 +29135,7 @@
               <w:rPr>
                 <w:b/>
               </w:rPr>
-              <w:t>654.00</w:t>
+              <w:t>659.00</w:t>
             </w:r>
           </w:p>
         </w:tc>
@@ -29283,7 +29283,7 @@
             </w:pPr>
             <w:r/>
             <w:r>
-              <w:t>654.00</w:t>
+              <w:t>659.00</w:t>
             </w:r>
           </w:p>
         </w:tc>
@@ -29311,7 +29311,7 @@
             </w:pPr>
             <w:r/>
             <w:r>
-              <w:t>660.50</w:t>
+              <w:t>665.50</w:t>
             </w:r>
           </w:p>
         </w:tc>
@@ -29339,7 +29339,7 @@
             </w:pPr>
             <w:r/>
             <w:r>
-              <w:t>645.50</w:t>
+              <w:t>650.50</w:t>
             </w:r>
           </w:p>
         </w:tc>
@@ -29370,7 +29370,7 @@
               <w:rPr>
                 <w:b/>
               </w:rPr>
-              <w:t>654.50</w:t>
+              <w:t>659.50</w:t>
             </w:r>
           </w:p>
         </w:tc>
@@ -29518,7 +29518,7 @@
             </w:pPr>
             <w:r/>
             <w:r>
-              <w:t>654.50</w:t>
+              <w:t>659.50</w:t>
             </w:r>
           </w:p>
         </w:tc>
@@ -29546,7 +29546,7 @@
             </w:pPr>
             <w:r/>
             <w:r>
-              <w:t>665.50</w:t>
+              <w:t>670.50</w:t>
             </w:r>
           </w:p>
         </w:tc>
@@ -29574,7 +29574,7 @@
             </w:pPr>
             <w:r/>
             <w:r>
-              <w:t>642.75</w:t>
+              <w:t>647.75</w:t>
             </w:r>
           </w:p>
         </w:tc>
@@ -29605,7 +29605,7 @@
               <w:rPr>
                 <w:b/>
               </w:rPr>
-              <w:t>658.00</w:t>
+              <w:t>663.00</w:t>
             </w:r>
           </w:p>
         </w:tc>
@@ -29753,7 +29753,7 @@
             </w:pPr>
             <w:r/>
             <w:r>
-              <w:t>658.00</w:t>
+              <w:t>663.00</w:t>
             </w:r>
           </w:p>
         </w:tc>
@@ -29781,7 +29781,7 @@
             </w:pPr>
             <w:r/>
             <w:r>
-              <w:t>663.50</w:t>
+              <w:t>668.50</w:t>
             </w:r>
           </w:p>
         </w:tc>
@@ -29809,7 +29809,7 @@
             </w:pPr>
             <w:r/>
             <w:r>
-              <w:t>650.25</w:t>
+              <w:t>655.25</w:t>
             </w:r>
           </w:p>
         </w:tc>
@@ -29840,7 +29840,7 @@
               <w:rPr>
                 <w:b/>
               </w:rPr>
-              <w:t>658.75</w:t>
+              <w:t>663.75</w:t>
             </w:r>
           </w:p>
         </w:tc>
@@ -29988,7 +29988,7 @@
             </w:pPr>
             <w:r/>
             <w:r>
-              <w:t>658.75</w:t>
+              <w:t>663.75</w:t>
             </w:r>
           </w:p>
         </w:tc>
@@ -30016,7 +30016,7 @@
             </w:pPr>
             <w:r/>
             <w:r>
-              <w:t>668.00</w:t>
+              <w:t>673.00</w:t>
             </w:r>
           </w:p>
         </w:tc>
@@ -30044,7 +30044,7 @@
             </w:pPr>
             <w:r/>
             <w:r>
-              <w:t>652.25</w:t>
+              <w:t>657.25</w:t>
             </w:r>
           </w:p>
         </w:tc>
@@ -30075,7 +30075,7 @@
               <w:rPr>
                 <w:b/>
               </w:rPr>
-              <w:t>658.00</w:t>
+              <w:t>663.00</w:t>
             </w:r>
           </w:p>
         </w:tc>
@@ -30223,7 +30223,7 @@
             </w:pPr>
             <w:r/>
             <w:r>
-              <w:t>658.00</w:t>
+              <w:t>663.00</w:t>
             </w:r>
           </w:p>
         </w:tc>
@@ -30251,7 +30251,7 @@
             </w:pPr>
             <w:r/>
             <w:r>
-              <w:t>665.50</w:t>
+              <w:t>670.50</w:t>
             </w:r>
           </w:p>
         </w:tc>
@@ -30279,7 +30279,7 @@
             </w:pPr>
             <w:r/>
             <w:r>
-              <w:t>652.00</w:t>
+              <w:t>657.00</w:t>
             </w:r>
           </w:p>
         </w:tc>
@@ -30310,7 +30310,7 @@
               <w:rPr>
                 <w:b/>
               </w:rPr>
-              <w:t>657.00</w:t>
+              <w:t>662.00</w:t>
             </w:r>
           </w:p>
         </w:tc>
@@ -30458,7 +30458,7 @@
             </w:pPr>
             <w:r/>
             <w:r>
-              <w:t>657.00</w:t>
+              <w:t>662.00</w:t>
             </w:r>
           </w:p>
         </w:tc>
@@ -30486,7 +30486,7 @@
             </w:pPr>
             <w:r/>
             <w:r>
-              <w:t>664.00</w:t>
+              <w:t>669.00</w:t>
             </w:r>
           </w:p>
         </w:tc>
@@ -30514,7 +30514,7 @@
             </w:pPr>
             <w:r/>
             <w:r>
-              <w:t>643.50</w:t>
+              <w:t>648.50</w:t>
             </w:r>
           </w:p>
         </w:tc>
@@ -30545,7 +30545,7 @@
               <w:rPr>
                 <w:b/>
               </w:rPr>
-              <w:t>657.75</w:t>
+              <w:t>662.75</w:t>
             </w:r>
           </w:p>
         </w:tc>
@@ -30693,7 +30693,7 @@
             </w:pPr>
             <w:r/>
             <w:r>
-              <w:t>657.75</w:t>
+              <w:t>662.75</w:t>
             </w:r>
           </w:p>
         </w:tc>
@@ -30721,7 +30721,7 @@
             </w:pPr>
             <w:r/>
             <w:r>
-              <w:t>667.00</w:t>
+              <w:t>672.00</w:t>
             </w:r>
           </w:p>
         </w:tc>
@@ -30749,7 +30749,7 @@
             </w:pPr>
             <w:r/>
             <w:r>
-              <w:t>650.50</w:t>
+              <w:t>655.50</w:t>
             </w:r>
           </w:p>
         </w:tc>
@@ -30780,7 +30780,7 @@
               <w:rPr>
                 <w:b/>
               </w:rPr>
-              <w:t>657.50</w:t>
+              <w:t>662.50</w:t>
             </w:r>
           </w:p>
         </w:tc>
@@ -30928,7 +30928,7 @@
             </w:pPr>
             <w:r/>
             <w:r>
-              <w:t>657.50</w:t>
+              <w:t>662.50</w:t>
             </w:r>
           </w:p>
         </w:tc>
@@ -30956,7 +30956,7 @@
             </w:pPr>
             <w:r/>
             <w:r>
-              <w:t>666.00</w:t>
+              <w:t>671.00</w:t>
             </w:r>
           </w:p>
         </w:tc>
@@ -30984,7 +30984,7 @@
             </w:pPr>
             <w:r/>
             <w:r>
-              <w:t>643.50</w:t>
+              <w:t>648.50</w:t>
             </w:r>
           </w:p>
         </w:tc>
@@ -31015,7 +31015,7 @@
               <w:rPr>
                 <w:b/>
               </w:rPr>
-              <w:t>659.25</w:t>
+              <w:t>664.25</w:t>
             </w:r>
           </w:p>
         </w:tc>
@@ -31163,7 +31163,7 @@
             </w:pPr>
             <w:r/>
             <w:r>
-              <w:t>659.25</w:t>
+              <w:t>664.25</w:t>
             </w:r>
           </w:p>
         </w:tc>
@@ -31191,7 +31191,7 @@
             </w:pPr>
             <w:r/>
             <w:r>
-              <w:t>665.50</w:t>
+              <w:t>670.50</w:t>
             </w:r>
           </w:p>
         </w:tc>
@@ -31219,7 +31219,7 @@
             </w:pPr>
             <w:r/>
             <w:r>
-              <w:t>652.75</w:t>
+              <w:t>657.75</w:t>
             </w:r>
           </w:p>
         </w:tc>
@@ -31250,7 +31250,7 @@
               <w:rPr>
                 <w:b/>
               </w:rPr>
-              <w:t>658.50</w:t>
+              <w:t>663.50</w:t>
             </w:r>
           </w:p>
         </w:tc>

--- a/Daily Reports/05_08_2026-CBOT Reports.docx
+++ b/Daily Reports/05_08_2026-CBOT Reports.docx
@@ -21830,7 +21830,7 @@
         <w:rPr>
           <w:b/>
         </w:rPr>
-        <w:t>`33,675`</w:t>
+        <w:t>`33,676`</w:t>
       </w:r>
       <w:r>
         <w:t xml:space="preserve"> (Chênh lệch: </w:t>
@@ -21839,7 +21839,7 @@
         <w:rPr>
           <w:b/>
         </w:rPr>
-        <w:t>`-36,833`</w:t>
+        <w:t>`-36,832`</w:t>
       </w:r>
       <w:r>
         <w:t xml:space="preserve">) | OI: </w:t>
